--- a/Lab_1/Тараканов лаб_1.docx
+++ b/Lab_1/Тараканов лаб_1.docx
@@ -29,6 +29,22 @@
           <w:sz w:val="28"/>
         </w:rPr>
       </w:pPr>
+      <w:r>
+        <w:rPr>
+          <w:rFonts w:ascii="Times New Roman" w:hAnsi="Times New Roman" w:cs="Times New Roman"/>
+          <w:b/>
+          <w:sz w:val="28"/>
+        </w:rPr>
+        <w:t xml:space="preserve">Выполнил Тараканов Борис, </w:t>
+      </w:r>
+      <w:r>
+        <w:rPr>
+          <w:rFonts w:ascii="Times New Roman" w:hAnsi="Times New Roman" w:cs="Times New Roman"/>
+          <w:b/>
+          <w:sz w:val="28"/>
+        </w:rPr>
+        <w:t>1032259220</w:t>
+      </w:r>
     </w:p>
     <w:p>
       <w:pPr>
@@ -81,6 +97,7 @@
         <w:rPr>
           <w:rFonts w:ascii="Times New Roman" w:hAnsi="Times New Roman" w:cs="Times New Roman"/>
           <w:sz w:val="28"/>
+          <w:lang w:val="en-US"/>
         </w:rPr>
       </w:pPr>
     </w:p>
@@ -226,7 +243,6 @@
         </w:rPr>
         <w:t xml:space="preserve">свободное ПР для создания различных диаграмм; консольное приложение с утилитой </w:t>
       </w:r>
-      <w:proofErr w:type="spellStart"/>
       <w:r>
         <w:rPr>
           <w:rFonts w:ascii="Times New Roman" w:hAnsi="Times New Roman" w:cs="Times New Roman"/>
@@ -235,7 +251,6 @@
         </w:rPr>
         <w:t>ssh</w:t>
       </w:r>
-      <w:proofErr w:type="spellEnd"/>
       <w:r>
         <w:rPr>
           <w:rFonts w:ascii="Times New Roman" w:hAnsi="Times New Roman" w:cs="Times New Roman"/>
@@ -263,33 +278,23 @@
           <w:rFonts w:ascii="Times New Roman" w:hAnsi="Times New Roman" w:cs="Times New Roman"/>
           <w:sz w:val="28"/>
         </w:rPr>
+        <w:t>, moba</w:t>
+      </w:r>
+      <w:r>
+        <w:rPr>
+          <w:rFonts w:ascii="Times New Roman" w:hAnsi="Times New Roman" w:cs="Times New Roman"/>
+          <w:sz w:val="28"/>
+          <w:lang w:val="en-US"/>
+        </w:rPr>
+        <w:t>Xterm</w:t>
+      </w:r>
+      <w:r>
+        <w:rPr>
+          <w:rFonts w:ascii="Times New Roman" w:hAnsi="Times New Roman" w:cs="Times New Roman"/>
+          <w:sz w:val="28"/>
+        </w:rPr>
         <w:t xml:space="preserve">, </w:t>
       </w:r>
-      <w:proofErr w:type="spellStart"/>
-      <w:r>
-        <w:rPr>
-          <w:rFonts w:ascii="Times New Roman" w:hAnsi="Times New Roman" w:cs="Times New Roman"/>
-          <w:sz w:val="28"/>
-        </w:rPr>
-        <w:t>moba</w:t>
-      </w:r>
-      <w:r>
-        <w:rPr>
-          <w:rFonts w:ascii="Times New Roman" w:hAnsi="Times New Roman" w:cs="Times New Roman"/>
-          <w:sz w:val="28"/>
-          <w:lang w:val="en-US"/>
-        </w:rPr>
-        <w:t>Xterm</w:t>
-      </w:r>
-      <w:proofErr w:type="spellEnd"/>
-      <w:r>
-        <w:rPr>
-          <w:rFonts w:ascii="Times New Roman" w:hAnsi="Times New Roman" w:cs="Times New Roman"/>
-          <w:sz w:val="28"/>
-        </w:rPr>
-        <w:t xml:space="preserve">, </w:t>
-      </w:r>
-      <w:proofErr w:type="spellStart"/>
       <w:r>
         <w:rPr>
           <w:rFonts w:ascii="Times New Roman" w:hAnsi="Times New Roman" w:cs="Times New Roman"/>
@@ -298,7 +303,6 @@
         </w:rPr>
         <w:t>gitbash</w:t>
       </w:r>
-      <w:proofErr w:type="spellEnd"/>
       <w:r>
         <w:rPr>
           <w:rFonts w:ascii="Times New Roman" w:hAnsi="Times New Roman" w:cs="Times New Roman"/>
@@ -1528,103 +1532,7 @@
           <w:rFonts w:ascii="Times New Roman" w:hAnsi="Times New Roman" w:cs="Times New Roman"/>
           <w:sz w:val="28"/>
         </w:rPr>
-        <w:t xml:space="preserve">ER-диаграммы — «родственники» схем структуры данных (DSD – </w:t>
-      </w:r>
-      <w:proofErr w:type="spellStart"/>
-      <w:r>
-        <w:rPr>
-          <w:rFonts w:ascii="Times New Roman" w:hAnsi="Times New Roman" w:cs="Times New Roman"/>
-          <w:sz w:val="28"/>
-        </w:rPr>
-        <w:t>data</w:t>
-      </w:r>
-      <w:proofErr w:type="spellEnd"/>
-      <w:r>
-        <w:rPr>
-          <w:rFonts w:ascii="Times New Roman" w:hAnsi="Times New Roman" w:cs="Times New Roman"/>
-          <w:sz w:val="28"/>
-        </w:rPr>
-        <w:t xml:space="preserve"> </w:t>
-      </w:r>
-      <w:proofErr w:type="spellStart"/>
-      <w:r>
-        <w:rPr>
-          <w:rFonts w:ascii="Times New Roman" w:hAnsi="Times New Roman" w:cs="Times New Roman"/>
-          <w:sz w:val="28"/>
-        </w:rPr>
-        <w:t>structure</w:t>
-      </w:r>
-      <w:proofErr w:type="spellEnd"/>
-      <w:r>
-        <w:rPr>
-          <w:rFonts w:ascii="Times New Roman" w:hAnsi="Times New Roman" w:cs="Times New Roman"/>
-          <w:sz w:val="28"/>
-        </w:rPr>
-        <w:t xml:space="preserve"> </w:t>
-      </w:r>
-      <w:proofErr w:type="spellStart"/>
-      <w:r>
-        <w:rPr>
-          <w:rFonts w:ascii="Times New Roman" w:hAnsi="Times New Roman" w:cs="Times New Roman"/>
-          <w:sz w:val="28"/>
-        </w:rPr>
-        <w:t>diagramm</w:t>
-      </w:r>
-      <w:proofErr w:type="spellEnd"/>
-      <w:r>
-        <w:rPr>
-          <w:rFonts w:ascii="Times New Roman" w:hAnsi="Times New Roman" w:cs="Times New Roman"/>
-          <w:sz w:val="28"/>
-        </w:rPr>
-        <w:t>), где вместо связей между самими сущностями отображаются отношения между элементами внутри них. ER-диаграммы часто используются в сочетании с диаграммами DFD (</w:t>
-      </w:r>
-      <w:proofErr w:type="spellStart"/>
-      <w:r>
-        <w:rPr>
-          <w:rFonts w:ascii="Times New Roman" w:hAnsi="Times New Roman" w:cs="Times New Roman"/>
-          <w:sz w:val="28"/>
-        </w:rPr>
-        <w:t>data</w:t>
-      </w:r>
-      <w:proofErr w:type="spellEnd"/>
-      <w:r>
-        <w:rPr>
-          <w:rFonts w:ascii="Times New Roman" w:hAnsi="Times New Roman" w:cs="Times New Roman"/>
-          <w:sz w:val="28"/>
-        </w:rPr>
-        <w:t xml:space="preserve"> </w:t>
-      </w:r>
-      <w:proofErr w:type="spellStart"/>
-      <w:r>
-        <w:rPr>
-          <w:rFonts w:ascii="Times New Roman" w:hAnsi="Times New Roman" w:cs="Times New Roman"/>
-          <w:sz w:val="28"/>
-        </w:rPr>
-        <w:t>flow</w:t>
-      </w:r>
-      <w:proofErr w:type="spellEnd"/>
-      <w:r>
-        <w:rPr>
-          <w:rFonts w:ascii="Times New Roman" w:hAnsi="Times New Roman" w:cs="Times New Roman"/>
-          <w:sz w:val="28"/>
-        </w:rPr>
-        <w:t xml:space="preserve"> </w:t>
-      </w:r>
-      <w:proofErr w:type="spellStart"/>
-      <w:r>
-        <w:rPr>
-          <w:rFonts w:ascii="Times New Roman" w:hAnsi="Times New Roman" w:cs="Times New Roman"/>
-          <w:sz w:val="28"/>
-        </w:rPr>
-        <w:t>diagramm</w:t>
-      </w:r>
-      <w:proofErr w:type="spellEnd"/>
-      <w:r>
-        <w:rPr>
-          <w:rFonts w:ascii="Times New Roman" w:hAnsi="Times New Roman" w:cs="Times New Roman"/>
-          <w:sz w:val="28"/>
-        </w:rPr>
-        <w:t>), которые схематично показывают движение потоков информации в рамках процесса или системы.</w:t>
+        <w:t>ER-диаграммы — «родственники» схем структуры данных (DSD – data structure diagramm), где вместо связей между самими сущностями отображаются отношения между элементами внутри них. ER-диаграммы часто используются в сочетании с диаграммами DFD (data flow diagramm), которые схематично показывают движение потоков информации в рамках процесса или системы.</w:t>
       </w:r>
     </w:p>
     <w:p>
@@ -1884,32 +1792,47 @@
           <w:szCs w:val="28"/>
         </w:rPr>
         <w:br/>
-        <w:t xml:space="preserve">Для </w:t>
-      </w:r>
-      <w:proofErr w:type="gramStart"/>
+        <w:t>Для того чтобы построить ER-диаграмму, можно использовать разные нотации. Три самые известные из них:</w:t>
+      </w:r>
       <w:r>
         <w:rPr>
           <w:rFonts w:ascii="Times New Roman" w:hAnsi="Times New Roman" w:cs="Times New Roman"/>
           <w:sz w:val="28"/>
           <w:szCs w:val="28"/>
         </w:rPr>
-        <w:t>того</w:t>
-      </w:r>
-      <w:proofErr w:type="gramEnd"/>
+        <w:br/>
+      </w:r>
       <w:r>
         <w:rPr>
           <w:rFonts w:ascii="Times New Roman" w:hAnsi="Times New Roman" w:cs="Times New Roman"/>
           <w:sz w:val="28"/>
           <w:szCs w:val="28"/>
         </w:rPr>
-        <w:t xml:space="preserve"> чтобы построить ER-диаграмму, можно использовать разные нотации. Три самые известные из них:</w:t>
-      </w:r>
-      <w:r>
-        <w:rPr>
-          <w:rFonts w:ascii="Times New Roman" w:hAnsi="Times New Roman" w:cs="Times New Roman"/>
+        <w:br/>
+      </w:r>
+      <w:r>
+        <w:rPr>
+          <w:rFonts w:ascii="Times New Roman" w:hAnsi="Times New Roman" w:cs="Times New Roman"/>
+          <w:b/>
           <w:sz w:val="28"/>
           <w:szCs w:val="28"/>
         </w:rPr>
+        <w:t>1. Нотация IDEF1X</w:t>
+      </w:r>
+      <w:r>
+        <w:rPr>
+          <w:rFonts w:ascii="Times New Roman" w:hAnsi="Times New Roman" w:cs="Times New Roman"/>
+          <w:sz w:val="28"/>
+          <w:szCs w:val="28"/>
+        </w:rPr>
+        <w:t>. Её относят к фундаментальным, но на практике давно не используют, потому что есть более удобные варианты.</w:t>
+      </w:r>
+      <w:r>
+        <w:rPr>
+          <w:rFonts w:ascii="Times New Roman" w:hAnsi="Times New Roman" w:cs="Times New Roman"/>
+          <w:sz w:val="28"/>
+          <w:szCs w:val="28"/>
+        </w:rPr>
         <w:br/>
       </w:r>
       <w:r>
@@ -1927,7 +1850,7 @@
           <w:sz w:val="28"/>
           <w:szCs w:val="28"/>
         </w:rPr>
-        <w:t>1. Нотация IDEF1X</w:t>
+        <w:t>2. Нотация Чена</w:t>
       </w:r>
       <w:r>
         <w:rPr>
@@ -1935,7 +1858,7 @@
           <w:sz w:val="28"/>
           <w:szCs w:val="28"/>
         </w:rPr>
-        <w:t>. Её относят к фундаментальным, но на практике давно не используют, потому что есть более удобные варианты.</w:t>
+        <w:t>. Классическая нотация, которая состоит из простых символов — прямоугольников, овалов и линий. Из-за этого нотацию часто используют для концептуальных моделей, которые презентуют заказчику. Человеку, который далёк от аналитики данных, проще разобраться в понятных диаграммах со знакомыми символами.</w:t>
       </w:r>
       <w:r>
         <w:rPr>
@@ -1960,7 +1883,7 @@
           <w:sz w:val="28"/>
           <w:szCs w:val="28"/>
         </w:rPr>
-        <w:t>2. Нотация Чена</w:t>
+        <w:t>3. Нотация Мартина</w:t>
       </w:r>
       <w:r>
         <w:rPr>
@@ -1968,76 +1891,7 @@
           <w:sz w:val="28"/>
           <w:szCs w:val="28"/>
         </w:rPr>
-        <w:t>. Классическая нотация, которая состоит из простых символов — прямоугольников, овалов и линий. Из-за этого нотацию часто используют для концептуальных моделей, которые презентуют заказчику. Человеку, который далёк от аналитики данных, проще разобраться в понятных диаграммах со знакомыми символами.</w:t>
-      </w:r>
-      <w:r>
-        <w:rPr>
-          <w:rFonts w:ascii="Times New Roman" w:hAnsi="Times New Roman" w:cs="Times New Roman"/>
-          <w:sz w:val="28"/>
-          <w:szCs w:val="28"/>
-        </w:rPr>
-        <w:br/>
-      </w:r>
-      <w:r>
-        <w:rPr>
-          <w:rFonts w:ascii="Times New Roman" w:hAnsi="Times New Roman" w:cs="Times New Roman"/>
-          <w:sz w:val="28"/>
-          <w:szCs w:val="28"/>
-        </w:rPr>
-        <w:br/>
-      </w:r>
-      <w:r>
-        <w:rPr>
-          <w:rFonts w:ascii="Times New Roman" w:hAnsi="Times New Roman" w:cs="Times New Roman"/>
-          <w:b/>
-          <w:sz w:val="28"/>
-          <w:szCs w:val="28"/>
-        </w:rPr>
-        <w:t>3. Нотация Мартина</w:t>
-      </w:r>
-      <w:r>
-        <w:rPr>
-          <w:rFonts w:ascii="Times New Roman" w:hAnsi="Times New Roman" w:cs="Times New Roman"/>
-          <w:sz w:val="28"/>
-          <w:szCs w:val="28"/>
-        </w:rPr>
-        <w:t xml:space="preserve">. Её ещё называют «воронья лапка» (от англ. </w:t>
-      </w:r>
-      <w:proofErr w:type="spellStart"/>
-      <w:r>
-        <w:rPr>
-          <w:rFonts w:ascii="Times New Roman" w:hAnsi="Times New Roman" w:cs="Times New Roman"/>
-          <w:sz w:val="28"/>
-          <w:szCs w:val="28"/>
-        </w:rPr>
-        <w:t>Crow's</w:t>
-      </w:r>
-      <w:proofErr w:type="spellEnd"/>
-      <w:r>
-        <w:rPr>
-          <w:rFonts w:ascii="Times New Roman" w:hAnsi="Times New Roman" w:cs="Times New Roman"/>
-          <w:sz w:val="28"/>
-          <w:szCs w:val="28"/>
-        </w:rPr>
-        <w:t xml:space="preserve"> </w:t>
-      </w:r>
-      <w:proofErr w:type="spellStart"/>
-      <w:r>
-        <w:rPr>
-          <w:rFonts w:ascii="Times New Roman" w:hAnsi="Times New Roman" w:cs="Times New Roman"/>
-          <w:sz w:val="28"/>
-          <w:szCs w:val="28"/>
-        </w:rPr>
-        <w:t>Foot</w:t>
-      </w:r>
-      <w:proofErr w:type="spellEnd"/>
-      <w:r>
-        <w:rPr>
-          <w:rFonts w:ascii="Times New Roman" w:hAnsi="Times New Roman" w:cs="Times New Roman"/>
-          <w:sz w:val="28"/>
-          <w:szCs w:val="28"/>
-        </w:rPr>
-        <w:t>). Она компактнее нотации Чена, поэтому её используют для построения ER-моделей логического уровня, когда нужно описать в модели все атрибуты сущностей.</w:t>
+        <w:t>. Её ещё называют «воронья лапка» (от англ. Crow's Foot). Она компактнее нотации Чена, поэтому её используют для построения ER-моделей логического уровня, когда нужно описать в модели все атрибуты сущностей.</w:t>
       </w:r>
       <w:r>
         <w:rPr>
@@ -2767,55 +2621,7 @@
           <w:rFonts w:ascii="Times New Roman" w:hAnsi="Times New Roman" w:cs="Times New Roman"/>
           <w:sz w:val="28"/>
         </w:rPr>
-        <w:t> (</w:t>
-      </w:r>
-      <w:proofErr w:type="spellStart"/>
-      <w:r>
-        <w:rPr>
-          <w:rFonts w:ascii="Times New Roman" w:hAnsi="Times New Roman" w:cs="Times New Roman"/>
-          <w:sz w:val="28"/>
-        </w:rPr>
-        <w:t>аббр</w:t>
-      </w:r>
-      <w:proofErr w:type="spellEnd"/>
-      <w:r>
-        <w:rPr>
-          <w:rFonts w:ascii="Times New Roman" w:hAnsi="Times New Roman" w:cs="Times New Roman"/>
-          <w:sz w:val="28"/>
-        </w:rPr>
-        <w:t>. от англ. </w:t>
-      </w:r>
-      <w:proofErr w:type="spellStart"/>
-      <w:r>
-        <w:rPr>
-          <w:rFonts w:ascii="Times New Roman" w:hAnsi="Times New Roman" w:cs="Times New Roman"/>
-          <w:sz w:val="28"/>
-        </w:rPr>
-        <w:t>Structured</w:t>
-      </w:r>
-      <w:proofErr w:type="spellEnd"/>
-      <w:r>
-        <w:rPr>
-          <w:rFonts w:ascii="Times New Roman" w:hAnsi="Times New Roman" w:cs="Times New Roman"/>
-          <w:sz w:val="28"/>
-        </w:rPr>
-        <w:t> </w:t>
-      </w:r>
-      <w:proofErr w:type="spellStart"/>
-      <w:r>
-        <w:rPr>
-          <w:rFonts w:ascii="Times New Roman" w:hAnsi="Times New Roman" w:cs="Times New Roman"/>
-          <w:sz w:val="28"/>
-        </w:rPr>
-        <w:t>Query</w:t>
-      </w:r>
-      <w:proofErr w:type="spellEnd"/>
-      <w:r>
-        <w:rPr>
-          <w:rFonts w:ascii="Times New Roman" w:hAnsi="Times New Roman" w:cs="Times New Roman"/>
-          <w:sz w:val="28"/>
-        </w:rPr>
-        <w:t> Language — «язык структурированных запросов») — декларативный язык программирования, применяемый для создания, модификации и управления данными в реляционной базе данных, управляемой соответствующей системой управления базами данных.</w:t>
+        <w:t> (аббр. от англ. Structured Query Language — «язык структурированных запросов») — декларативный язык программирования, применяемый для создания, модификации и управления данными в реляционной базе данных, управляемой соответствующей системой управления базами данных.</w:t>
       </w:r>
     </w:p>
     <w:p>
@@ -3172,23 +2978,7 @@
           <w:rFonts w:ascii="Times New Roman" w:hAnsi="Times New Roman" w:cs="Times New Roman"/>
           <w:sz w:val="28"/>
         </w:rPr>
-        <w:t xml:space="preserve">операторы манипуляции данными (Data </w:t>
-      </w:r>
-      <w:proofErr w:type="spellStart"/>
-      <w:r>
-        <w:rPr>
-          <w:rFonts w:ascii="Times New Roman" w:hAnsi="Times New Roman" w:cs="Times New Roman"/>
-          <w:sz w:val="28"/>
-        </w:rPr>
-        <w:t>Manipulation</w:t>
-      </w:r>
-      <w:proofErr w:type="spellEnd"/>
-      <w:r>
-        <w:rPr>
-          <w:rFonts w:ascii="Times New Roman" w:hAnsi="Times New Roman" w:cs="Times New Roman"/>
-          <w:sz w:val="28"/>
-        </w:rPr>
-        <w:t xml:space="preserve"> Language, DML):</w:t>
+        <w:t>операторы манипуляции данными (Data Manipulation Language, DML):</w:t>
       </w:r>
     </w:p>
     <w:p>
@@ -3367,23 +3157,7 @@
           <w:rFonts w:ascii="Times New Roman" w:hAnsi="Times New Roman" w:cs="Times New Roman"/>
           <w:sz w:val="28"/>
         </w:rPr>
-        <w:t>операторы управления транзакциями (</w:t>
-      </w:r>
-      <w:proofErr w:type="spellStart"/>
-      <w:r>
-        <w:rPr>
-          <w:rFonts w:ascii="Times New Roman" w:hAnsi="Times New Roman" w:cs="Times New Roman"/>
-          <w:sz w:val="28"/>
-        </w:rPr>
-        <w:t>Transaction</w:t>
-      </w:r>
-      <w:proofErr w:type="spellEnd"/>
-      <w:r>
-        <w:rPr>
-          <w:rFonts w:ascii="Times New Roman" w:hAnsi="Times New Roman" w:cs="Times New Roman"/>
-          <w:sz w:val="28"/>
-        </w:rPr>
-        <w:t xml:space="preserve"> Control Language, TCL):</w:t>
+        <w:t>операторы управления транзакциями (Transaction Control Language, TCL):</w:t>
       </w:r>
     </w:p>
     <w:p>
@@ -3694,7 +3468,6 @@
         </w:rPr>
         <w:t xml:space="preserve">Получите исходный файл </w:t>
       </w:r>
-      <w:proofErr w:type="spellStart"/>
       <w:r>
         <w:rPr>
           <w:rFonts w:ascii="Times New Roman" w:hAnsi="Times New Roman" w:cs="Times New Roman"/>
@@ -3703,7 +3476,6 @@
         </w:rPr>
         <w:t>drawio</w:t>
       </w:r>
-      <w:proofErr w:type="spellEnd"/>
       <w:r>
         <w:rPr>
           <w:rFonts w:ascii="Times New Roman" w:hAnsi="Times New Roman" w:cs="Times New Roman"/>
@@ -3861,7 +3633,6 @@
         </w:rPr>
         <w:t xml:space="preserve">Для подключения к серверу используйте приложение </w:t>
       </w:r>
-      <w:proofErr w:type="spellStart"/>
       <w:r>
         <w:rPr>
           <w:rFonts w:ascii="Times New Roman" w:hAnsi="Times New Roman" w:cs="Times New Roman"/>
@@ -3870,7 +3641,6 @@
         </w:rPr>
         <w:t>MobaXTerm</w:t>
       </w:r>
-      <w:proofErr w:type="spellEnd"/>
     </w:p>
     <w:p>
       <w:pPr>
@@ -3897,7 +3667,6 @@
           <w:sz w:val="28"/>
         </w:rPr>
       </w:pPr>
-      <w:proofErr w:type="spellStart"/>
       <w:r>
         <w:rPr>
           <w:rFonts w:ascii="Times New Roman" w:hAnsi="Times New Roman" w:cs="Times New Roman"/>
@@ -3907,7 +3676,6 @@
         </w:rPr>
         <w:t>ssh</w:t>
       </w:r>
-      <w:proofErr w:type="spellEnd"/>
       <w:r>
         <w:rPr>
           <w:rFonts w:ascii="Times New Roman" w:hAnsi="Times New Roman" w:cs="Times New Roman"/>
@@ -3983,7 +3751,6 @@
         </w:rPr>
         <w:t xml:space="preserve">После входа на сервер необходимо подключиться к серверу </w:t>
       </w:r>
-      <w:proofErr w:type="spellStart"/>
       <w:r>
         <w:rPr>
           <w:rFonts w:ascii="Times New Roman" w:hAnsi="Times New Roman" w:cs="Times New Roman"/>
@@ -3992,7 +3759,6 @@
         </w:rPr>
         <w:t>MySql</w:t>
       </w:r>
-      <w:proofErr w:type="spellEnd"/>
       <w:r>
         <w:rPr>
           <w:rFonts w:ascii="Times New Roman" w:hAnsi="Times New Roman" w:cs="Times New Roman"/>
@@ -4010,7 +3776,6 @@
           <w:sz w:val="28"/>
         </w:rPr>
       </w:pPr>
-      <w:proofErr w:type="spellStart"/>
       <w:r>
         <w:rPr>
           <w:rFonts w:ascii="Times New Roman" w:hAnsi="Times New Roman" w:cs="Times New Roman"/>
@@ -4020,7 +3785,6 @@
         </w:rPr>
         <w:t>mysql</w:t>
       </w:r>
-      <w:proofErr w:type="spellEnd"/>
       <w:r>
         <w:rPr>
           <w:rFonts w:ascii="Times New Roman" w:hAnsi="Times New Roman" w:cs="Times New Roman"/>
@@ -4046,7 +3810,6 @@
         </w:rPr>
         <w:t xml:space="preserve"> </w:t>
       </w:r>
-      <w:proofErr w:type="spellStart"/>
       <w:r>
         <w:rPr>
           <w:rFonts w:ascii="Times New Roman" w:hAnsi="Times New Roman" w:cs="Times New Roman"/>
@@ -4056,7 +3819,6 @@
         </w:rPr>
         <w:t>rudn</w:t>
       </w:r>
-      <w:proofErr w:type="spellEnd"/>
       <w:r>
         <w:rPr>
           <w:rFonts w:ascii="Times New Roman" w:hAnsi="Times New Roman" w:cs="Times New Roman"/>
@@ -4140,7 +3902,6 @@
         </w:rPr>
         <w:t xml:space="preserve">После подключения к </w:t>
       </w:r>
-      <w:proofErr w:type="spellStart"/>
       <w:r>
         <w:rPr>
           <w:rFonts w:ascii="Times New Roman" w:hAnsi="Times New Roman" w:cs="Times New Roman"/>
@@ -4149,7 +3910,6 @@
         </w:rPr>
         <w:t>mysql</w:t>
       </w:r>
-      <w:proofErr w:type="spellEnd"/>
       <w:r>
         <w:rPr>
           <w:rFonts w:ascii="Times New Roman" w:hAnsi="Times New Roman" w:cs="Times New Roman"/>
@@ -4258,7 +4018,6 @@
         </w:rPr>
         <w:t xml:space="preserve"> </w:t>
       </w:r>
-      <w:proofErr w:type="spellStart"/>
       <w:r>
         <w:rPr>
           <w:rFonts w:ascii="Times New Roman" w:hAnsi="Times New Roman" w:cs="Times New Roman"/>
@@ -4267,7 +4026,6 @@
         </w:rPr>
         <w:t>database</w:t>
       </w:r>
-      <w:proofErr w:type="spellEnd"/>
       <w:r>
         <w:rPr>
           <w:rFonts w:ascii="Times New Roman" w:hAnsi="Times New Roman" w:cs="Times New Roman"/>
@@ -4320,7 +4078,6 @@
         </w:rPr>
         <w:t>=</w:t>
       </w:r>
-      <w:proofErr w:type="spellStart"/>
       <w:r>
         <w:rPr>
           <w:rFonts w:ascii="Times New Roman" w:hAnsi="Times New Roman" w:cs="Times New Roman"/>
@@ -4329,7 +4086,6 @@
         </w:rPr>
         <w:t>utf</w:t>
       </w:r>
-      <w:proofErr w:type="spellEnd"/>
       <w:r>
         <w:rPr>
           <w:rFonts w:ascii="Times New Roman" w:hAnsi="Times New Roman" w:cs="Times New Roman"/>
@@ -4367,7 +4123,6 @@
         </w:rPr>
         <w:t>=</w:t>
       </w:r>
-      <w:proofErr w:type="spellStart"/>
       <w:r>
         <w:rPr>
           <w:rFonts w:ascii="Times New Roman" w:hAnsi="Times New Roman" w:cs="Times New Roman"/>
@@ -4376,7 +4131,6 @@
         </w:rPr>
         <w:t>utf</w:t>
       </w:r>
-      <w:proofErr w:type="spellEnd"/>
       <w:r>
         <w:rPr>
           <w:rFonts w:ascii="Times New Roman" w:hAnsi="Times New Roman" w:cs="Times New Roman"/>
@@ -4548,7 +4302,6 @@
         </w:rPr>
         <w:t>_</w:t>
       </w:r>
-      <w:proofErr w:type="spellStart"/>
       <w:r>
         <w:rPr>
           <w:rFonts w:ascii="Times New Roman" w:hAnsi="Times New Roman" w:cs="Times New Roman"/>
@@ -4557,7 +4310,6 @@
         </w:rPr>
         <w:t>номерстудбилета</w:t>
       </w:r>
-      <w:proofErr w:type="spellEnd"/>
     </w:p>
     <w:p>
       <w:pPr>
@@ -4676,7 +4428,6 @@
         </w:rPr>
         <w:t>_</w:t>
       </w:r>
-      <w:proofErr w:type="spellStart"/>
       <w:r>
         <w:rPr>
           <w:rFonts w:ascii="Times New Roman" w:hAnsi="Times New Roman" w:cs="Times New Roman"/>
@@ -4685,7 +4436,6 @@
         </w:rPr>
         <w:t>номерстудбилета</w:t>
       </w:r>
-      <w:proofErr w:type="spellEnd"/>
       <w:r>
         <w:rPr>
           <w:rFonts w:ascii="Times New Roman" w:hAnsi="Times New Roman" w:cs="Times New Roman"/>
@@ -4961,97 +4711,25 @@
           <w:lang w:val="en-US"/>
         </w:rPr>
         <w:br/>
-        <w:t xml:space="preserve">  `</w:t>
-      </w:r>
-      <w:proofErr w:type="spellStart"/>
+        <w:t xml:space="preserve">  `first_name` varchar(255) NOT NULL,</w:t>
+      </w:r>
       <w:r>
         <w:rPr>
           <w:rFonts w:ascii="Times New Roman" w:hAnsi="Times New Roman" w:cs="Times New Roman"/>
           <w:i/>
           <w:lang w:val="en-US"/>
         </w:rPr>
-        <w:t>first_name</w:t>
-      </w:r>
-      <w:proofErr w:type="spellEnd"/>
+        <w:br/>
+        <w:t xml:space="preserve">  `second_name` varchar(255) NOT NULL,</w:t>
+      </w:r>
       <w:r>
         <w:rPr>
           <w:rFonts w:ascii="Times New Roman" w:hAnsi="Times New Roman" w:cs="Times New Roman"/>
           <w:i/>
           <w:lang w:val="en-US"/>
         </w:rPr>
-        <w:t xml:space="preserve">` </w:t>
-      </w:r>
-      <w:proofErr w:type="gramStart"/>
-      <w:r>
-        <w:rPr>
-          <w:rFonts w:ascii="Times New Roman" w:hAnsi="Times New Roman" w:cs="Times New Roman"/>
-          <w:i/>
-          <w:lang w:val="en-US"/>
-        </w:rPr>
-        <w:t>varchar(</w:t>
-      </w:r>
-      <w:proofErr w:type="gramEnd"/>
-      <w:r>
-        <w:rPr>
-          <w:rFonts w:ascii="Times New Roman" w:hAnsi="Times New Roman" w:cs="Times New Roman"/>
-          <w:i/>
-          <w:lang w:val="en-US"/>
-        </w:rPr>
-        <w:t>255) NOT NULL,</w:t>
-      </w:r>
-      <w:r>
-        <w:rPr>
-          <w:rFonts w:ascii="Times New Roman" w:hAnsi="Times New Roman" w:cs="Times New Roman"/>
-          <w:i/>
-          <w:lang w:val="en-US"/>
-        </w:rPr>
         <w:br/>
-        <w:t xml:space="preserve">  `</w:t>
-      </w:r>
-      <w:proofErr w:type="spellStart"/>
-      <w:r>
-        <w:rPr>
-          <w:rFonts w:ascii="Times New Roman" w:hAnsi="Times New Roman" w:cs="Times New Roman"/>
-          <w:i/>
-          <w:lang w:val="en-US"/>
-        </w:rPr>
-        <w:t>second_name</w:t>
-      </w:r>
-      <w:proofErr w:type="spellEnd"/>
-      <w:r>
-        <w:rPr>
-          <w:rFonts w:ascii="Times New Roman" w:hAnsi="Times New Roman" w:cs="Times New Roman"/>
-          <w:i/>
-          <w:lang w:val="en-US"/>
-        </w:rPr>
-        <w:t>` varchar(255) NOT NULL,</w:t>
-      </w:r>
-      <w:r>
-        <w:rPr>
-          <w:rFonts w:ascii="Times New Roman" w:hAnsi="Times New Roman" w:cs="Times New Roman"/>
-          <w:i/>
-          <w:lang w:val="en-US"/>
-        </w:rPr>
-        <w:br/>
-        <w:t xml:space="preserve">  `</w:t>
-      </w:r>
-      <w:proofErr w:type="spellStart"/>
-      <w:r>
-        <w:rPr>
-          <w:rFonts w:ascii="Times New Roman" w:hAnsi="Times New Roman" w:cs="Times New Roman"/>
-          <w:i/>
-          <w:lang w:val="en-US"/>
-        </w:rPr>
-        <w:t>division_id</w:t>
-      </w:r>
-      <w:proofErr w:type="spellEnd"/>
-      <w:r>
-        <w:rPr>
-          <w:rFonts w:ascii="Times New Roman" w:hAnsi="Times New Roman" w:cs="Times New Roman"/>
-          <w:i/>
-          <w:lang w:val="en-US"/>
-        </w:rPr>
-        <w:t>` int DEFAULT NULL,</w:t>
+        <w:t xml:space="preserve">  `division_id` int DEFAULT NULL,</w:t>
       </w:r>
       <w:r>
         <w:rPr>
@@ -5078,75 +4756,5144 @@
           <w:lang w:val="en-US"/>
         </w:rPr>
         <w:br/>
-        <w:t>) ENGINE=</w:t>
-      </w:r>
-      <w:proofErr w:type="spellStart"/>
-      <w:r>
+        <w:t>) ENGINE=InnoDB DEFAULT CHARSET=utf8mb4 COLLATE=utf8mb4_0900_ai_ci;</w:t>
+      </w:r>
+    </w:p>
+    <w:p>
+      <w:pPr>
+        <w:jc w:val="both"/>
+        <w:rPr>
+          <w:rFonts w:ascii="Times New Roman" w:hAnsi="Times New Roman" w:cs="Times New Roman"/>
+          <w:b/>
+          <w:sz w:val="28"/>
+        </w:rPr>
+      </w:pPr>
+      <w:r>
+        <w:rPr>
+          <w:rFonts w:ascii="Times New Roman" w:hAnsi="Times New Roman" w:cs="Times New Roman"/>
+          <w:b/>
+          <w:sz w:val="28"/>
+        </w:rPr>
+        <w:t>Решение/команды:</w:t>
+      </w:r>
+    </w:p>
+    <w:p>
+      <w:pPr>
+        <w:tabs>
+          <w:tab w:val="left" w:pos="916"/>
+          <w:tab w:val="left" w:pos="1832"/>
+          <w:tab w:val="left" w:pos="2748"/>
+          <w:tab w:val="left" w:pos="3664"/>
+          <w:tab w:val="left" w:pos="4580"/>
+          <w:tab w:val="left" w:pos="5496"/>
+          <w:tab w:val="left" w:pos="6412"/>
+          <w:tab w:val="left" w:pos="7328"/>
+          <w:tab w:val="left" w:pos="8244"/>
+          <w:tab w:val="left" w:pos="9160"/>
+          <w:tab w:val="left" w:pos="10076"/>
+          <w:tab w:val="left" w:pos="10992"/>
+          <w:tab w:val="left" w:pos="11908"/>
+          <w:tab w:val="left" w:pos="12824"/>
+          <w:tab w:val="left" w:pos="13740"/>
+          <w:tab w:val="left" w:pos="14656"/>
+        </w:tabs>
+        <w:spacing w:after="0" w:line="240" w:lineRule="auto"/>
+        <w:rPr>
+          <w:rFonts w:ascii="Courier New" w:eastAsia="Times New Roman" w:hAnsi="Courier New" w:cs="Courier New"/>
+          <w:sz w:val="20"/>
+          <w:szCs w:val="20"/>
+          <w:lang w:val="en-US"/>
+        </w:rPr>
+      </w:pPr>
+      <w:r>
+        <w:rPr>
+          <w:rFonts w:ascii="Courier New" w:eastAsia="Times New Roman" w:hAnsi="Courier New" w:cs="Courier New"/>
+          <w:b/>
+          <w:bCs/>
+          <w:color w:val="444444"/>
+          <w:sz w:val="20"/>
+          <w:szCs w:val="20"/>
+          <w:lang w:val="en-US"/>
+        </w:rPr>
+        <w:t>CREATE</w:t>
+      </w:r>
+      <w:r>
+        <w:rPr>
+          <w:rFonts w:ascii="Courier New" w:eastAsia="Times New Roman" w:hAnsi="Courier New" w:cs="Courier New"/>
+          <w:sz w:val="20"/>
+          <w:szCs w:val="20"/>
+          <w:lang w:val="en-US"/>
+        </w:rPr>
+        <w:t xml:space="preserve"> </w:t>
+      </w:r>
+      <w:r>
+        <w:rPr>
+          <w:rFonts w:ascii="Courier New" w:eastAsia="Times New Roman" w:hAnsi="Courier New" w:cs="Courier New"/>
+          <w:b/>
+          <w:bCs/>
+          <w:color w:val="444444"/>
+          <w:sz w:val="20"/>
+          <w:szCs w:val="20"/>
+          <w:lang w:val="en-US"/>
+        </w:rPr>
+        <w:t>TABLE</w:t>
+      </w:r>
+      <w:r>
+        <w:rPr>
+          <w:rFonts w:ascii="Courier New" w:eastAsia="Times New Roman" w:hAnsi="Courier New" w:cs="Courier New"/>
+          <w:sz w:val="20"/>
+          <w:szCs w:val="20"/>
+          <w:lang w:val="en-US"/>
+        </w:rPr>
+        <w:t xml:space="preserve"> IF </w:t>
+      </w:r>
+      <w:r>
+        <w:rPr>
+          <w:rFonts w:ascii="Courier New" w:eastAsia="Times New Roman" w:hAnsi="Courier New" w:cs="Courier New"/>
+          <w:b/>
+          <w:bCs/>
+          <w:color w:val="444444"/>
+          <w:sz w:val="20"/>
+          <w:szCs w:val="20"/>
+          <w:lang w:val="en-US"/>
+        </w:rPr>
+        <w:t>NOT</w:t>
+      </w:r>
+      <w:r>
+        <w:rPr>
+          <w:rFonts w:ascii="Courier New" w:eastAsia="Times New Roman" w:hAnsi="Courier New" w:cs="Courier New"/>
+          <w:sz w:val="20"/>
+          <w:szCs w:val="20"/>
+          <w:lang w:val="en-US"/>
+        </w:rPr>
+        <w:t xml:space="preserve"> </w:t>
+      </w:r>
+      <w:r>
+        <w:rPr>
+          <w:rFonts w:ascii="Courier New" w:eastAsia="Times New Roman" w:hAnsi="Courier New" w:cs="Courier New"/>
+          <w:b/>
+          <w:bCs/>
+          <w:color w:val="444444"/>
+          <w:sz w:val="20"/>
+          <w:szCs w:val="20"/>
+          <w:lang w:val="en-US"/>
+        </w:rPr>
+        <w:t>EXISTS</w:t>
+      </w:r>
+      <w:r>
+        <w:rPr>
+          <w:rFonts w:ascii="Courier New" w:eastAsia="Times New Roman" w:hAnsi="Courier New" w:cs="Courier New"/>
+          <w:sz w:val="20"/>
+          <w:szCs w:val="20"/>
+          <w:lang w:val="en-US"/>
+        </w:rPr>
+        <w:t xml:space="preserve"> `goods` (</w:t>
+      </w:r>
+    </w:p>
+    <w:p>
+      <w:pPr>
+        <w:tabs>
+          <w:tab w:val="left" w:pos="916"/>
+          <w:tab w:val="left" w:pos="1832"/>
+          <w:tab w:val="left" w:pos="2748"/>
+          <w:tab w:val="left" w:pos="3664"/>
+          <w:tab w:val="left" w:pos="4580"/>
+          <w:tab w:val="left" w:pos="5496"/>
+          <w:tab w:val="left" w:pos="6412"/>
+          <w:tab w:val="left" w:pos="7328"/>
+          <w:tab w:val="left" w:pos="8244"/>
+          <w:tab w:val="left" w:pos="9160"/>
+          <w:tab w:val="left" w:pos="10076"/>
+          <w:tab w:val="left" w:pos="10992"/>
+          <w:tab w:val="left" w:pos="11908"/>
+          <w:tab w:val="left" w:pos="12824"/>
+          <w:tab w:val="left" w:pos="13740"/>
+          <w:tab w:val="left" w:pos="14656"/>
+        </w:tabs>
+        <w:spacing w:after="0" w:line="240" w:lineRule="auto"/>
+        <w:rPr>
+          <w:rFonts w:ascii="Courier New" w:eastAsia="Times New Roman" w:hAnsi="Courier New" w:cs="Courier New"/>
+          <w:sz w:val="20"/>
+          <w:szCs w:val="20"/>
+          <w:lang w:val="en-US"/>
+        </w:rPr>
+      </w:pPr>
+      <w:r>
+        <w:rPr>
+          <w:rFonts w:ascii="Courier New" w:eastAsia="Times New Roman" w:hAnsi="Courier New" w:cs="Courier New"/>
+          <w:sz w:val="20"/>
+          <w:szCs w:val="20"/>
+          <w:lang w:val="en-US"/>
+        </w:rPr>
+        <w:t xml:space="preserve">    `id` </w:t>
+      </w:r>
+      <w:r>
+        <w:rPr>
+          <w:rFonts w:ascii="Courier New" w:eastAsia="Times New Roman" w:hAnsi="Courier New" w:cs="Courier New"/>
+          <w:color w:val="880000"/>
+          <w:sz w:val="20"/>
+          <w:szCs w:val="20"/>
+          <w:lang w:val="en-US"/>
+        </w:rPr>
+        <w:t>int</w:t>
+      </w:r>
+      <w:r>
+        <w:rPr>
+          <w:rFonts w:ascii="Courier New" w:eastAsia="Times New Roman" w:hAnsi="Courier New" w:cs="Courier New"/>
+          <w:sz w:val="20"/>
+          <w:szCs w:val="20"/>
+          <w:lang w:val="en-US"/>
+        </w:rPr>
+        <w:t xml:space="preserve"> </w:t>
+      </w:r>
+      <w:r>
+        <w:rPr>
+          <w:rFonts w:ascii="Courier New" w:eastAsia="Times New Roman" w:hAnsi="Courier New" w:cs="Courier New"/>
+          <w:b/>
+          <w:bCs/>
+          <w:color w:val="444444"/>
+          <w:sz w:val="20"/>
+          <w:szCs w:val="20"/>
+          <w:lang w:val="en-US"/>
+        </w:rPr>
+        <w:t>NOT</w:t>
+      </w:r>
+      <w:r>
+        <w:rPr>
+          <w:rFonts w:ascii="Courier New" w:eastAsia="Times New Roman" w:hAnsi="Courier New" w:cs="Courier New"/>
+          <w:sz w:val="20"/>
+          <w:szCs w:val="20"/>
+          <w:lang w:val="en-US"/>
+        </w:rPr>
+        <w:t xml:space="preserve"> </w:t>
+      </w:r>
+      <w:r>
+        <w:rPr>
+          <w:rFonts w:ascii="Courier New" w:eastAsia="Times New Roman" w:hAnsi="Courier New" w:cs="Courier New"/>
+          <w:b/>
+          <w:bCs/>
+          <w:color w:val="444444"/>
+          <w:sz w:val="20"/>
+          <w:szCs w:val="20"/>
+          <w:lang w:val="en-US"/>
+        </w:rPr>
+        <w:t>NULL</w:t>
+      </w:r>
+      <w:r>
+        <w:rPr>
+          <w:rFonts w:ascii="Courier New" w:eastAsia="Times New Roman" w:hAnsi="Courier New" w:cs="Courier New"/>
+          <w:sz w:val="20"/>
+          <w:szCs w:val="20"/>
+          <w:lang w:val="en-US"/>
+        </w:rPr>
+        <w:t xml:space="preserve"> AUTO_INCREMENT,</w:t>
+      </w:r>
+    </w:p>
+    <w:p>
+      <w:pPr>
+        <w:tabs>
+          <w:tab w:val="left" w:pos="916"/>
+          <w:tab w:val="left" w:pos="1832"/>
+          <w:tab w:val="left" w:pos="2748"/>
+          <w:tab w:val="left" w:pos="3664"/>
+          <w:tab w:val="left" w:pos="4580"/>
+          <w:tab w:val="left" w:pos="5496"/>
+          <w:tab w:val="left" w:pos="6412"/>
+          <w:tab w:val="left" w:pos="7328"/>
+          <w:tab w:val="left" w:pos="8244"/>
+          <w:tab w:val="left" w:pos="9160"/>
+          <w:tab w:val="left" w:pos="10076"/>
+          <w:tab w:val="left" w:pos="10992"/>
+          <w:tab w:val="left" w:pos="11908"/>
+          <w:tab w:val="left" w:pos="12824"/>
+          <w:tab w:val="left" w:pos="13740"/>
+          <w:tab w:val="left" w:pos="14656"/>
+        </w:tabs>
+        <w:spacing w:after="0" w:line="240" w:lineRule="auto"/>
+        <w:rPr>
+          <w:rFonts w:ascii="Courier New" w:eastAsia="Times New Roman" w:hAnsi="Courier New" w:cs="Courier New"/>
+          <w:sz w:val="20"/>
+          <w:szCs w:val="20"/>
+          <w:lang w:val="en-US"/>
+        </w:rPr>
+      </w:pPr>
+      <w:r>
+        <w:rPr>
+          <w:rFonts w:ascii="Courier New" w:eastAsia="Times New Roman" w:hAnsi="Courier New" w:cs="Courier New"/>
+          <w:sz w:val="20"/>
+          <w:szCs w:val="20"/>
+          <w:lang w:val="en-US"/>
+        </w:rPr>
+        <w:t xml:space="preserve">    `name` </w:t>
+      </w:r>
+      <w:r>
+        <w:rPr>
+          <w:rFonts w:ascii="Courier New" w:eastAsia="Times New Roman" w:hAnsi="Courier New" w:cs="Courier New"/>
+          <w:color w:val="880000"/>
+          <w:sz w:val="20"/>
+          <w:szCs w:val="20"/>
+          <w:lang w:val="en-US"/>
+        </w:rPr>
+        <w:t>varchar</w:t>
+      </w:r>
+      <w:r>
+        <w:rPr>
+          <w:rFonts w:ascii="Courier New" w:eastAsia="Times New Roman" w:hAnsi="Courier New" w:cs="Courier New"/>
+          <w:sz w:val="20"/>
+          <w:szCs w:val="20"/>
+          <w:lang w:val="en-US"/>
+        </w:rPr>
+        <w:t>(</w:t>
+      </w:r>
+      <w:r>
+        <w:rPr>
+          <w:rFonts w:ascii="Courier New" w:eastAsia="Times New Roman" w:hAnsi="Courier New" w:cs="Courier New"/>
+          <w:color w:val="880000"/>
+          <w:sz w:val="20"/>
+          <w:szCs w:val="20"/>
+          <w:lang w:val="en-US"/>
+        </w:rPr>
+        <w:t>100</w:t>
+      </w:r>
+      <w:r>
+        <w:rPr>
+          <w:rFonts w:ascii="Courier New" w:eastAsia="Times New Roman" w:hAnsi="Courier New" w:cs="Courier New"/>
+          <w:sz w:val="20"/>
+          <w:szCs w:val="20"/>
+          <w:lang w:val="en-US"/>
+        </w:rPr>
+        <w:t xml:space="preserve">) </w:t>
+      </w:r>
+      <w:r>
+        <w:rPr>
+          <w:rFonts w:ascii="Courier New" w:eastAsia="Times New Roman" w:hAnsi="Courier New" w:cs="Courier New"/>
+          <w:b/>
+          <w:bCs/>
+          <w:color w:val="444444"/>
+          <w:sz w:val="20"/>
+          <w:szCs w:val="20"/>
+          <w:lang w:val="en-US"/>
+        </w:rPr>
+        <w:t>NOT</w:t>
+      </w:r>
+      <w:r>
+        <w:rPr>
+          <w:rFonts w:ascii="Courier New" w:eastAsia="Times New Roman" w:hAnsi="Courier New" w:cs="Courier New"/>
+          <w:sz w:val="20"/>
+          <w:szCs w:val="20"/>
+          <w:lang w:val="en-US"/>
+        </w:rPr>
+        <w:t xml:space="preserve"> </w:t>
+      </w:r>
+      <w:r>
+        <w:rPr>
+          <w:rFonts w:ascii="Courier New" w:eastAsia="Times New Roman" w:hAnsi="Courier New" w:cs="Courier New"/>
+          <w:b/>
+          <w:bCs/>
+          <w:color w:val="444444"/>
+          <w:sz w:val="20"/>
+          <w:szCs w:val="20"/>
+          <w:lang w:val="en-US"/>
+        </w:rPr>
+        <w:t>NULL</w:t>
+      </w:r>
+      <w:r>
+        <w:rPr>
+          <w:rFonts w:ascii="Courier New" w:eastAsia="Times New Roman" w:hAnsi="Courier New" w:cs="Courier New"/>
+          <w:sz w:val="20"/>
+          <w:szCs w:val="20"/>
+          <w:lang w:val="en-US"/>
+        </w:rPr>
+        <w:t>,</w:t>
+      </w:r>
+    </w:p>
+    <w:p>
+      <w:pPr>
+        <w:tabs>
+          <w:tab w:val="left" w:pos="916"/>
+          <w:tab w:val="left" w:pos="1832"/>
+          <w:tab w:val="left" w:pos="2748"/>
+          <w:tab w:val="left" w:pos="3664"/>
+          <w:tab w:val="left" w:pos="4580"/>
+          <w:tab w:val="left" w:pos="5496"/>
+          <w:tab w:val="left" w:pos="6412"/>
+          <w:tab w:val="left" w:pos="7328"/>
+          <w:tab w:val="left" w:pos="8244"/>
+          <w:tab w:val="left" w:pos="9160"/>
+          <w:tab w:val="left" w:pos="10076"/>
+          <w:tab w:val="left" w:pos="10992"/>
+          <w:tab w:val="left" w:pos="11908"/>
+          <w:tab w:val="left" w:pos="12824"/>
+          <w:tab w:val="left" w:pos="13740"/>
+          <w:tab w:val="left" w:pos="14656"/>
+        </w:tabs>
+        <w:spacing w:after="0" w:line="240" w:lineRule="auto"/>
+        <w:rPr>
+          <w:rFonts w:ascii="Courier New" w:eastAsia="Times New Roman" w:hAnsi="Courier New" w:cs="Courier New"/>
+          <w:sz w:val="20"/>
+          <w:szCs w:val="20"/>
+          <w:lang w:val="en-US"/>
+        </w:rPr>
+      </w:pPr>
+      <w:r>
+        <w:rPr>
+          <w:rFonts w:ascii="Courier New" w:eastAsia="Times New Roman" w:hAnsi="Courier New" w:cs="Courier New"/>
+          <w:sz w:val="20"/>
+          <w:szCs w:val="20"/>
+          <w:lang w:val="en-US"/>
+        </w:rPr>
+        <w:t xml:space="preserve">    `price` </w:t>
+      </w:r>
+      <w:r>
+        <w:rPr>
+          <w:rFonts w:ascii="Courier New" w:eastAsia="Times New Roman" w:hAnsi="Courier New" w:cs="Courier New"/>
+          <w:color w:val="880000"/>
+          <w:sz w:val="20"/>
+          <w:szCs w:val="20"/>
+          <w:lang w:val="en-US"/>
+        </w:rPr>
+        <w:t>int</w:t>
+      </w:r>
+      <w:r>
+        <w:rPr>
+          <w:rFonts w:ascii="Courier New" w:eastAsia="Times New Roman" w:hAnsi="Courier New" w:cs="Courier New"/>
+          <w:sz w:val="20"/>
+          <w:szCs w:val="20"/>
+          <w:lang w:val="en-US"/>
+        </w:rPr>
+        <w:t xml:space="preserve"> </w:t>
+      </w:r>
+      <w:r>
+        <w:rPr>
+          <w:rFonts w:ascii="Courier New" w:eastAsia="Times New Roman" w:hAnsi="Courier New" w:cs="Courier New"/>
+          <w:b/>
+          <w:bCs/>
+          <w:color w:val="444444"/>
+          <w:sz w:val="20"/>
+          <w:szCs w:val="20"/>
+          <w:lang w:val="en-US"/>
+        </w:rPr>
+        <w:t>NOT</w:t>
+      </w:r>
+      <w:r>
+        <w:rPr>
+          <w:rFonts w:ascii="Courier New" w:eastAsia="Times New Roman" w:hAnsi="Courier New" w:cs="Courier New"/>
+          <w:sz w:val="20"/>
+          <w:szCs w:val="20"/>
+          <w:lang w:val="en-US"/>
+        </w:rPr>
+        <w:t xml:space="preserve"> </w:t>
+      </w:r>
+      <w:r>
+        <w:rPr>
+          <w:rFonts w:ascii="Courier New" w:eastAsia="Times New Roman" w:hAnsi="Courier New" w:cs="Courier New"/>
+          <w:b/>
+          <w:bCs/>
+          <w:color w:val="444444"/>
+          <w:sz w:val="20"/>
+          <w:szCs w:val="20"/>
+          <w:lang w:val="en-US"/>
+        </w:rPr>
+        <w:t>NULL</w:t>
+      </w:r>
+      <w:r>
+        <w:rPr>
+          <w:rFonts w:ascii="Courier New" w:eastAsia="Times New Roman" w:hAnsi="Courier New" w:cs="Courier New"/>
+          <w:sz w:val="20"/>
+          <w:szCs w:val="20"/>
+          <w:lang w:val="en-US"/>
+        </w:rPr>
+        <w:t>,</w:t>
+      </w:r>
+    </w:p>
+    <w:p>
+      <w:pPr>
+        <w:tabs>
+          <w:tab w:val="left" w:pos="916"/>
+          <w:tab w:val="left" w:pos="1832"/>
+          <w:tab w:val="left" w:pos="2748"/>
+          <w:tab w:val="left" w:pos="3664"/>
+          <w:tab w:val="left" w:pos="4580"/>
+          <w:tab w:val="left" w:pos="5496"/>
+          <w:tab w:val="left" w:pos="6412"/>
+          <w:tab w:val="left" w:pos="7328"/>
+          <w:tab w:val="left" w:pos="8244"/>
+          <w:tab w:val="left" w:pos="9160"/>
+          <w:tab w:val="left" w:pos="10076"/>
+          <w:tab w:val="left" w:pos="10992"/>
+          <w:tab w:val="left" w:pos="11908"/>
+          <w:tab w:val="left" w:pos="12824"/>
+          <w:tab w:val="left" w:pos="13740"/>
+          <w:tab w:val="left" w:pos="14656"/>
+        </w:tabs>
+        <w:spacing w:after="0" w:line="240" w:lineRule="auto"/>
+        <w:rPr>
+          <w:rFonts w:ascii="Courier New" w:eastAsia="Times New Roman" w:hAnsi="Courier New" w:cs="Courier New"/>
+          <w:sz w:val="20"/>
+          <w:szCs w:val="20"/>
+          <w:lang w:val="en-US"/>
+        </w:rPr>
+      </w:pPr>
+      <w:r>
+        <w:rPr>
+          <w:rFonts w:ascii="Courier New" w:eastAsia="Times New Roman" w:hAnsi="Courier New" w:cs="Courier New"/>
+          <w:sz w:val="20"/>
+          <w:szCs w:val="20"/>
+          <w:lang w:val="en-US"/>
+        </w:rPr>
+        <w:t xml:space="preserve">    </w:t>
+      </w:r>
+      <w:r>
+        <w:rPr>
+          <w:rFonts w:ascii="Courier New" w:eastAsia="Times New Roman" w:hAnsi="Courier New" w:cs="Courier New"/>
+          <w:b/>
+          <w:bCs/>
+          <w:color w:val="444444"/>
+          <w:sz w:val="20"/>
+          <w:szCs w:val="20"/>
+          <w:lang w:val="en-US"/>
+        </w:rPr>
+        <w:t>PRIMARY</w:t>
+      </w:r>
+      <w:r>
+        <w:rPr>
+          <w:rFonts w:ascii="Courier New" w:eastAsia="Times New Roman" w:hAnsi="Courier New" w:cs="Courier New"/>
+          <w:sz w:val="20"/>
+          <w:szCs w:val="20"/>
+          <w:lang w:val="en-US"/>
+        </w:rPr>
+        <w:t xml:space="preserve"> KEY (`id`)</w:t>
+      </w:r>
+    </w:p>
+    <w:p>
+      <w:pPr>
+        <w:tabs>
+          <w:tab w:val="left" w:pos="916"/>
+          <w:tab w:val="left" w:pos="1832"/>
+          <w:tab w:val="left" w:pos="2748"/>
+          <w:tab w:val="left" w:pos="3664"/>
+          <w:tab w:val="left" w:pos="4580"/>
+          <w:tab w:val="left" w:pos="5496"/>
+          <w:tab w:val="left" w:pos="6412"/>
+          <w:tab w:val="left" w:pos="7328"/>
+          <w:tab w:val="left" w:pos="8244"/>
+          <w:tab w:val="left" w:pos="9160"/>
+          <w:tab w:val="left" w:pos="10076"/>
+          <w:tab w:val="left" w:pos="10992"/>
+          <w:tab w:val="left" w:pos="11908"/>
+          <w:tab w:val="left" w:pos="12824"/>
+          <w:tab w:val="left" w:pos="13740"/>
+          <w:tab w:val="left" w:pos="14656"/>
+        </w:tabs>
+        <w:spacing w:after="0" w:line="240" w:lineRule="auto"/>
+        <w:rPr>
+          <w:rFonts w:ascii="Courier New" w:eastAsia="Times New Roman" w:hAnsi="Courier New" w:cs="Courier New"/>
+          <w:sz w:val="20"/>
+          <w:szCs w:val="20"/>
+          <w:lang w:val="en-US"/>
+        </w:rPr>
+      </w:pPr>
+      <w:r>
+        <w:rPr>
+          <w:rFonts w:ascii="Courier New" w:eastAsia="Times New Roman" w:hAnsi="Courier New" w:cs="Courier New"/>
+          <w:sz w:val="20"/>
+          <w:szCs w:val="20"/>
+          <w:lang w:val="en-US"/>
+        </w:rPr>
+        <w:t>) ENGINE</w:t>
+      </w:r>
+      <w:r>
+        <w:rPr>
+          <w:rFonts w:ascii="Courier New" w:eastAsia="Times New Roman" w:hAnsi="Courier New" w:cs="Courier New"/>
+          <w:color w:val="AB5656"/>
+          <w:sz w:val="20"/>
+          <w:szCs w:val="20"/>
+          <w:lang w:val="en-US"/>
+        </w:rPr>
+        <w:t>=</w:t>
+      </w:r>
+      <w:r>
+        <w:rPr>
+          <w:rFonts w:ascii="Courier New" w:eastAsia="Times New Roman" w:hAnsi="Courier New" w:cs="Courier New"/>
+          <w:sz w:val="20"/>
+          <w:szCs w:val="20"/>
+          <w:lang w:val="en-US"/>
+        </w:rPr>
+        <w:t xml:space="preserve">InnoDB </w:t>
+      </w:r>
+      <w:r>
+        <w:rPr>
+          <w:rFonts w:ascii="Courier New" w:eastAsia="Times New Roman" w:hAnsi="Courier New" w:cs="Courier New"/>
+          <w:b/>
+          <w:bCs/>
+          <w:color w:val="444444"/>
+          <w:sz w:val="20"/>
+          <w:szCs w:val="20"/>
+          <w:lang w:val="en-US"/>
+        </w:rPr>
+        <w:t>DEFAULT</w:t>
+      </w:r>
+      <w:r>
+        <w:rPr>
+          <w:rFonts w:ascii="Courier New" w:eastAsia="Times New Roman" w:hAnsi="Courier New" w:cs="Courier New"/>
+          <w:sz w:val="20"/>
+          <w:szCs w:val="20"/>
+          <w:lang w:val="en-US"/>
+        </w:rPr>
+        <w:t xml:space="preserve"> CHARSET</w:t>
+      </w:r>
+      <w:r>
+        <w:rPr>
+          <w:rFonts w:ascii="Courier New" w:eastAsia="Times New Roman" w:hAnsi="Courier New" w:cs="Courier New"/>
+          <w:color w:val="AB5656"/>
+          <w:sz w:val="20"/>
+          <w:szCs w:val="20"/>
+          <w:lang w:val="en-US"/>
+        </w:rPr>
+        <w:t>=</w:t>
+      </w:r>
+      <w:r>
+        <w:rPr>
+          <w:rFonts w:ascii="Courier New" w:eastAsia="Times New Roman" w:hAnsi="Courier New" w:cs="Courier New"/>
+          <w:sz w:val="20"/>
+          <w:szCs w:val="20"/>
+          <w:lang w:val="en-US"/>
+        </w:rPr>
+        <w:t xml:space="preserve">utf8mb4 </w:t>
+      </w:r>
+      <w:r>
+        <w:rPr>
+          <w:rFonts w:ascii="Courier New" w:eastAsia="Times New Roman" w:hAnsi="Courier New" w:cs="Courier New"/>
+          <w:b/>
+          <w:bCs/>
+          <w:color w:val="444444"/>
+          <w:sz w:val="20"/>
+          <w:szCs w:val="20"/>
+          <w:lang w:val="en-US"/>
+        </w:rPr>
+        <w:t>COLLATE</w:t>
+      </w:r>
+      <w:r>
+        <w:rPr>
+          <w:rFonts w:ascii="Courier New" w:eastAsia="Times New Roman" w:hAnsi="Courier New" w:cs="Courier New"/>
+          <w:color w:val="AB5656"/>
+          <w:sz w:val="20"/>
+          <w:szCs w:val="20"/>
+          <w:lang w:val="en-US"/>
+        </w:rPr>
+        <w:t>=</w:t>
+      </w:r>
+      <w:r>
+        <w:rPr>
+          <w:rFonts w:ascii="Courier New" w:eastAsia="Times New Roman" w:hAnsi="Courier New" w:cs="Courier New"/>
+          <w:sz w:val="20"/>
+          <w:szCs w:val="20"/>
+          <w:lang w:val="en-US"/>
+        </w:rPr>
+        <w:t>utf8mb4_0900_ai_ci;</w:t>
+      </w:r>
+    </w:p>
+    <w:p>
+      <w:pPr>
+        <w:tabs>
+          <w:tab w:val="left" w:pos="916"/>
+          <w:tab w:val="left" w:pos="1832"/>
+          <w:tab w:val="left" w:pos="2748"/>
+          <w:tab w:val="left" w:pos="3664"/>
+          <w:tab w:val="left" w:pos="4580"/>
+          <w:tab w:val="left" w:pos="5496"/>
+          <w:tab w:val="left" w:pos="6412"/>
+          <w:tab w:val="left" w:pos="7328"/>
+          <w:tab w:val="left" w:pos="8244"/>
+          <w:tab w:val="left" w:pos="9160"/>
+          <w:tab w:val="left" w:pos="10076"/>
+          <w:tab w:val="left" w:pos="10992"/>
+          <w:tab w:val="left" w:pos="11908"/>
+          <w:tab w:val="left" w:pos="12824"/>
+          <w:tab w:val="left" w:pos="13740"/>
+          <w:tab w:val="left" w:pos="14656"/>
+        </w:tabs>
+        <w:spacing w:after="0" w:line="240" w:lineRule="auto"/>
+        <w:rPr>
+          <w:rFonts w:ascii="Courier New" w:eastAsia="Times New Roman" w:hAnsi="Courier New" w:cs="Courier New"/>
+          <w:sz w:val="20"/>
+          <w:szCs w:val="20"/>
+          <w:lang w:val="en-US"/>
+        </w:rPr>
+      </w:pPr>
+    </w:p>
+    <w:p>
+      <w:pPr>
+        <w:tabs>
+          <w:tab w:val="left" w:pos="916"/>
+          <w:tab w:val="left" w:pos="1832"/>
+          <w:tab w:val="left" w:pos="2748"/>
+          <w:tab w:val="left" w:pos="3664"/>
+          <w:tab w:val="left" w:pos="4580"/>
+          <w:tab w:val="left" w:pos="5496"/>
+          <w:tab w:val="left" w:pos="6412"/>
+          <w:tab w:val="left" w:pos="7328"/>
+          <w:tab w:val="left" w:pos="8244"/>
+          <w:tab w:val="left" w:pos="9160"/>
+          <w:tab w:val="left" w:pos="10076"/>
+          <w:tab w:val="left" w:pos="10992"/>
+          <w:tab w:val="left" w:pos="11908"/>
+          <w:tab w:val="left" w:pos="12824"/>
+          <w:tab w:val="left" w:pos="13740"/>
+          <w:tab w:val="left" w:pos="14656"/>
+        </w:tabs>
+        <w:spacing w:after="0" w:line="240" w:lineRule="auto"/>
+        <w:rPr>
+          <w:rFonts w:ascii="Courier New" w:eastAsia="Times New Roman" w:hAnsi="Courier New" w:cs="Courier New"/>
+          <w:sz w:val="20"/>
+          <w:szCs w:val="20"/>
+          <w:lang w:val="en-US"/>
+        </w:rPr>
+      </w:pPr>
+      <w:r>
+        <w:rPr>
+          <w:rFonts w:ascii="Courier New" w:eastAsia="Times New Roman" w:hAnsi="Courier New" w:cs="Courier New"/>
+          <w:b/>
+          <w:bCs/>
+          <w:color w:val="444444"/>
+          <w:sz w:val="20"/>
+          <w:szCs w:val="20"/>
+          <w:lang w:val="en-US"/>
+        </w:rPr>
+        <w:t>CREATE</w:t>
+      </w:r>
+      <w:r>
+        <w:rPr>
+          <w:rFonts w:ascii="Courier New" w:eastAsia="Times New Roman" w:hAnsi="Courier New" w:cs="Courier New"/>
+          <w:sz w:val="20"/>
+          <w:szCs w:val="20"/>
+          <w:lang w:val="en-US"/>
+        </w:rPr>
+        <w:t xml:space="preserve"> </w:t>
+      </w:r>
+      <w:r>
+        <w:rPr>
+          <w:rFonts w:ascii="Courier New" w:eastAsia="Times New Roman" w:hAnsi="Courier New" w:cs="Courier New"/>
+          <w:b/>
+          <w:bCs/>
+          <w:color w:val="444444"/>
+          <w:sz w:val="20"/>
+          <w:szCs w:val="20"/>
+          <w:lang w:val="en-US"/>
+        </w:rPr>
+        <w:t>TABLE</w:t>
+      </w:r>
+      <w:r>
+        <w:rPr>
+          <w:rFonts w:ascii="Courier New" w:eastAsia="Times New Roman" w:hAnsi="Courier New" w:cs="Courier New"/>
+          <w:sz w:val="20"/>
+          <w:szCs w:val="20"/>
+          <w:lang w:val="en-US"/>
+        </w:rPr>
+        <w:t xml:space="preserve"> IF </w:t>
+      </w:r>
+      <w:r>
+        <w:rPr>
+          <w:rFonts w:ascii="Courier New" w:eastAsia="Times New Roman" w:hAnsi="Courier New" w:cs="Courier New"/>
+          <w:b/>
+          <w:bCs/>
+          <w:color w:val="444444"/>
+          <w:sz w:val="20"/>
+          <w:szCs w:val="20"/>
+          <w:lang w:val="en-US"/>
+        </w:rPr>
+        <w:t>NOT</w:t>
+      </w:r>
+      <w:r>
+        <w:rPr>
+          <w:rFonts w:ascii="Courier New" w:eastAsia="Times New Roman" w:hAnsi="Courier New" w:cs="Courier New"/>
+          <w:sz w:val="20"/>
+          <w:szCs w:val="20"/>
+          <w:lang w:val="en-US"/>
+        </w:rPr>
+        <w:t xml:space="preserve"> </w:t>
+      </w:r>
+      <w:r>
+        <w:rPr>
+          <w:rFonts w:ascii="Courier New" w:eastAsia="Times New Roman" w:hAnsi="Courier New" w:cs="Courier New"/>
+          <w:b/>
+          <w:bCs/>
+          <w:color w:val="444444"/>
+          <w:sz w:val="20"/>
+          <w:szCs w:val="20"/>
+          <w:lang w:val="en-US"/>
+        </w:rPr>
+        <w:t>EXISTS</w:t>
+      </w:r>
+      <w:r>
+        <w:rPr>
+          <w:rFonts w:ascii="Courier New" w:eastAsia="Times New Roman" w:hAnsi="Courier New" w:cs="Courier New"/>
+          <w:sz w:val="20"/>
+          <w:szCs w:val="20"/>
+          <w:lang w:val="en-US"/>
+        </w:rPr>
+        <w:t xml:space="preserve"> `positions` (</w:t>
+      </w:r>
+    </w:p>
+    <w:p>
+      <w:pPr>
+        <w:tabs>
+          <w:tab w:val="left" w:pos="916"/>
+          <w:tab w:val="left" w:pos="1832"/>
+          <w:tab w:val="left" w:pos="2748"/>
+          <w:tab w:val="left" w:pos="3664"/>
+          <w:tab w:val="left" w:pos="4580"/>
+          <w:tab w:val="left" w:pos="5496"/>
+          <w:tab w:val="left" w:pos="6412"/>
+          <w:tab w:val="left" w:pos="7328"/>
+          <w:tab w:val="left" w:pos="8244"/>
+          <w:tab w:val="left" w:pos="9160"/>
+          <w:tab w:val="left" w:pos="10076"/>
+          <w:tab w:val="left" w:pos="10992"/>
+          <w:tab w:val="left" w:pos="11908"/>
+          <w:tab w:val="left" w:pos="12824"/>
+          <w:tab w:val="left" w:pos="13740"/>
+          <w:tab w:val="left" w:pos="14656"/>
+        </w:tabs>
+        <w:spacing w:after="0" w:line="240" w:lineRule="auto"/>
+        <w:rPr>
+          <w:rFonts w:ascii="Courier New" w:eastAsia="Times New Roman" w:hAnsi="Courier New" w:cs="Courier New"/>
+          <w:sz w:val="20"/>
+          <w:szCs w:val="20"/>
+          <w:lang w:val="en-US"/>
+        </w:rPr>
+      </w:pPr>
+      <w:r>
+        <w:rPr>
+          <w:rFonts w:ascii="Courier New" w:eastAsia="Times New Roman" w:hAnsi="Courier New" w:cs="Courier New"/>
+          <w:sz w:val="20"/>
+          <w:szCs w:val="20"/>
+          <w:lang w:val="en-US"/>
+        </w:rPr>
+        <w:t xml:space="preserve">    `id` </w:t>
+      </w:r>
+      <w:r>
+        <w:rPr>
+          <w:rFonts w:ascii="Courier New" w:eastAsia="Times New Roman" w:hAnsi="Courier New" w:cs="Courier New"/>
+          <w:color w:val="880000"/>
+          <w:sz w:val="20"/>
+          <w:szCs w:val="20"/>
+          <w:lang w:val="en-US"/>
+        </w:rPr>
+        <w:t>int</w:t>
+      </w:r>
+      <w:r>
+        <w:rPr>
+          <w:rFonts w:ascii="Courier New" w:eastAsia="Times New Roman" w:hAnsi="Courier New" w:cs="Courier New"/>
+          <w:sz w:val="20"/>
+          <w:szCs w:val="20"/>
+          <w:lang w:val="en-US"/>
+        </w:rPr>
+        <w:t xml:space="preserve"> </w:t>
+      </w:r>
+      <w:r>
+        <w:rPr>
+          <w:rFonts w:ascii="Courier New" w:eastAsia="Times New Roman" w:hAnsi="Courier New" w:cs="Courier New"/>
+          <w:b/>
+          <w:bCs/>
+          <w:color w:val="444444"/>
+          <w:sz w:val="20"/>
+          <w:szCs w:val="20"/>
+          <w:lang w:val="en-US"/>
+        </w:rPr>
+        <w:t>NOT</w:t>
+      </w:r>
+      <w:r>
+        <w:rPr>
+          <w:rFonts w:ascii="Courier New" w:eastAsia="Times New Roman" w:hAnsi="Courier New" w:cs="Courier New"/>
+          <w:sz w:val="20"/>
+          <w:szCs w:val="20"/>
+          <w:lang w:val="en-US"/>
+        </w:rPr>
+        <w:t xml:space="preserve"> </w:t>
+      </w:r>
+      <w:r>
+        <w:rPr>
+          <w:rFonts w:ascii="Courier New" w:eastAsia="Times New Roman" w:hAnsi="Courier New" w:cs="Courier New"/>
+          <w:b/>
+          <w:bCs/>
+          <w:color w:val="444444"/>
+          <w:sz w:val="20"/>
+          <w:szCs w:val="20"/>
+          <w:lang w:val="en-US"/>
+        </w:rPr>
+        <w:t>NULL</w:t>
+      </w:r>
+      <w:r>
+        <w:rPr>
+          <w:rFonts w:ascii="Courier New" w:eastAsia="Times New Roman" w:hAnsi="Courier New" w:cs="Courier New"/>
+          <w:sz w:val="20"/>
+          <w:szCs w:val="20"/>
+          <w:lang w:val="en-US"/>
+        </w:rPr>
+        <w:t xml:space="preserve"> AUTO_INCREMENT,</w:t>
+      </w:r>
+    </w:p>
+    <w:p>
+      <w:pPr>
+        <w:tabs>
+          <w:tab w:val="left" w:pos="916"/>
+          <w:tab w:val="left" w:pos="1832"/>
+          <w:tab w:val="left" w:pos="2748"/>
+          <w:tab w:val="left" w:pos="3664"/>
+          <w:tab w:val="left" w:pos="4580"/>
+          <w:tab w:val="left" w:pos="5496"/>
+          <w:tab w:val="left" w:pos="6412"/>
+          <w:tab w:val="left" w:pos="7328"/>
+          <w:tab w:val="left" w:pos="8244"/>
+          <w:tab w:val="left" w:pos="9160"/>
+          <w:tab w:val="left" w:pos="10076"/>
+          <w:tab w:val="left" w:pos="10992"/>
+          <w:tab w:val="left" w:pos="11908"/>
+          <w:tab w:val="left" w:pos="12824"/>
+          <w:tab w:val="left" w:pos="13740"/>
+          <w:tab w:val="left" w:pos="14656"/>
+        </w:tabs>
+        <w:spacing w:after="0" w:line="240" w:lineRule="auto"/>
+        <w:rPr>
+          <w:rFonts w:ascii="Courier New" w:eastAsia="Times New Roman" w:hAnsi="Courier New" w:cs="Courier New"/>
+          <w:sz w:val="20"/>
+          <w:szCs w:val="20"/>
+          <w:lang w:val="en-US"/>
+        </w:rPr>
+      </w:pPr>
+      <w:r>
+        <w:rPr>
+          <w:rFonts w:ascii="Courier New" w:eastAsia="Times New Roman" w:hAnsi="Courier New" w:cs="Courier New"/>
+          <w:sz w:val="20"/>
+          <w:szCs w:val="20"/>
+          <w:lang w:val="en-US"/>
+        </w:rPr>
+        <w:t xml:space="preserve">    `name` </w:t>
+      </w:r>
+      <w:r>
+        <w:rPr>
+          <w:rFonts w:ascii="Courier New" w:eastAsia="Times New Roman" w:hAnsi="Courier New" w:cs="Courier New"/>
+          <w:color w:val="880000"/>
+          <w:sz w:val="20"/>
+          <w:szCs w:val="20"/>
+          <w:lang w:val="en-US"/>
+        </w:rPr>
+        <w:t>varchar</w:t>
+      </w:r>
+      <w:r>
+        <w:rPr>
+          <w:rFonts w:ascii="Courier New" w:eastAsia="Times New Roman" w:hAnsi="Courier New" w:cs="Courier New"/>
+          <w:sz w:val="20"/>
+          <w:szCs w:val="20"/>
+          <w:lang w:val="en-US"/>
+        </w:rPr>
+        <w:t>(</w:t>
+      </w:r>
+      <w:r>
+        <w:rPr>
+          <w:rFonts w:ascii="Courier New" w:eastAsia="Times New Roman" w:hAnsi="Courier New" w:cs="Courier New"/>
+          <w:color w:val="880000"/>
+          <w:sz w:val="20"/>
+          <w:szCs w:val="20"/>
+          <w:lang w:val="en-US"/>
+        </w:rPr>
+        <w:t>100</w:t>
+      </w:r>
+      <w:r>
+        <w:rPr>
+          <w:rFonts w:ascii="Courier New" w:eastAsia="Times New Roman" w:hAnsi="Courier New" w:cs="Courier New"/>
+          <w:sz w:val="20"/>
+          <w:szCs w:val="20"/>
+          <w:lang w:val="en-US"/>
+        </w:rPr>
+        <w:t xml:space="preserve">) </w:t>
+      </w:r>
+      <w:r>
+        <w:rPr>
+          <w:rFonts w:ascii="Courier New" w:eastAsia="Times New Roman" w:hAnsi="Courier New" w:cs="Courier New"/>
+          <w:b/>
+          <w:bCs/>
+          <w:color w:val="444444"/>
+          <w:sz w:val="20"/>
+          <w:szCs w:val="20"/>
+          <w:lang w:val="en-US"/>
+        </w:rPr>
+        <w:t>NOT</w:t>
+      </w:r>
+      <w:r>
+        <w:rPr>
+          <w:rFonts w:ascii="Courier New" w:eastAsia="Times New Roman" w:hAnsi="Courier New" w:cs="Courier New"/>
+          <w:sz w:val="20"/>
+          <w:szCs w:val="20"/>
+          <w:lang w:val="en-US"/>
+        </w:rPr>
+        <w:t xml:space="preserve"> </w:t>
+      </w:r>
+      <w:r>
+        <w:rPr>
+          <w:rFonts w:ascii="Courier New" w:eastAsia="Times New Roman" w:hAnsi="Courier New" w:cs="Courier New"/>
+          <w:b/>
+          <w:bCs/>
+          <w:color w:val="444444"/>
+          <w:sz w:val="20"/>
+          <w:szCs w:val="20"/>
+          <w:lang w:val="en-US"/>
+        </w:rPr>
+        <w:t>NULL</w:t>
+      </w:r>
+      <w:r>
+        <w:rPr>
+          <w:rFonts w:ascii="Courier New" w:eastAsia="Times New Roman" w:hAnsi="Courier New" w:cs="Courier New"/>
+          <w:sz w:val="20"/>
+          <w:szCs w:val="20"/>
+          <w:lang w:val="en-US"/>
+        </w:rPr>
+        <w:t>,</w:t>
+      </w:r>
+    </w:p>
+    <w:p>
+      <w:pPr>
+        <w:tabs>
+          <w:tab w:val="left" w:pos="916"/>
+          <w:tab w:val="left" w:pos="1832"/>
+          <w:tab w:val="left" w:pos="2748"/>
+          <w:tab w:val="left" w:pos="3664"/>
+          <w:tab w:val="left" w:pos="4580"/>
+          <w:tab w:val="left" w:pos="5496"/>
+          <w:tab w:val="left" w:pos="6412"/>
+          <w:tab w:val="left" w:pos="7328"/>
+          <w:tab w:val="left" w:pos="8244"/>
+          <w:tab w:val="left" w:pos="9160"/>
+          <w:tab w:val="left" w:pos="10076"/>
+          <w:tab w:val="left" w:pos="10992"/>
+          <w:tab w:val="left" w:pos="11908"/>
+          <w:tab w:val="left" w:pos="12824"/>
+          <w:tab w:val="left" w:pos="13740"/>
+          <w:tab w:val="left" w:pos="14656"/>
+        </w:tabs>
+        <w:spacing w:after="0" w:line="240" w:lineRule="auto"/>
+        <w:rPr>
+          <w:rFonts w:ascii="Courier New" w:eastAsia="Times New Roman" w:hAnsi="Courier New" w:cs="Courier New"/>
+          <w:sz w:val="20"/>
+          <w:szCs w:val="20"/>
+          <w:lang w:val="en-US"/>
+        </w:rPr>
+      </w:pPr>
+      <w:r>
+        <w:rPr>
+          <w:rFonts w:ascii="Courier New" w:eastAsia="Times New Roman" w:hAnsi="Courier New" w:cs="Courier New"/>
+          <w:sz w:val="20"/>
+          <w:szCs w:val="20"/>
+          <w:lang w:val="en-US"/>
+        </w:rPr>
+        <w:t xml:space="preserve">    `salary_rate` </w:t>
+      </w:r>
+      <w:r>
+        <w:rPr>
+          <w:rFonts w:ascii="Courier New" w:eastAsia="Times New Roman" w:hAnsi="Courier New" w:cs="Courier New"/>
+          <w:color w:val="880000"/>
+          <w:sz w:val="20"/>
+          <w:szCs w:val="20"/>
+          <w:lang w:val="en-US"/>
+        </w:rPr>
+        <w:t>int</w:t>
+      </w:r>
+      <w:r>
+        <w:rPr>
+          <w:rFonts w:ascii="Courier New" w:eastAsia="Times New Roman" w:hAnsi="Courier New" w:cs="Courier New"/>
+          <w:sz w:val="20"/>
+          <w:szCs w:val="20"/>
+          <w:lang w:val="en-US"/>
+        </w:rPr>
+        <w:t xml:space="preserve"> </w:t>
+      </w:r>
+      <w:r>
+        <w:rPr>
+          <w:rFonts w:ascii="Courier New" w:eastAsia="Times New Roman" w:hAnsi="Courier New" w:cs="Courier New"/>
+          <w:b/>
+          <w:bCs/>
+          <w:color w:val="444444"/>
+          <w:sz w:val="20"/>
+          <w:szCs w:val="20"/>
+          <w:lang w:val="en-US"/>
+        </w:rPr>
+        <w:t>NOT</w:t>
+      </w:r>
+      <w:r>
+        <w:rPr>
+          <w:rFonts w:ascii="Courier New" w:eastAsia="Times New Roman" w:hAnsi="Courier New" w:cs="Courier New"/>
+          <w:sz w:val="20"/>
+          <w:szCs w:val="20"/>
+          <w:lang w:val="en-US"/>
+        </w:rPr>
+        <w:t xml:space="preserve"> </w:t>
+      </w:r>
+      <w:r>
+        <w:rPr>
+          <w:rFonts w:ascii="Courier New" w:eastAsia="Times New Roman" w:hAnsi="Courier New" w:cs="Courier New"/>
+          <w:b/>
+          <w:bCs/>
+          <w:color w:val="444444"/>
+          <w:sz w:val="20"/>
+          <w:szCs w:val="20"/>
+          <w:lang w:val="en-US"/>
+        </w:rPr>
+        <w:t>NULL</w:t>
+      </w:r>
+      <w:r>
+        <w:rPr>
+          <w:rFonts w:ascii="Courier New" w:eastAsia="Times New Roman" w:hAnsi="Courier New" w:cs="Courier New"/>
+          <w:sz w:val="20"/>
+          <w:szCs w:val="20"/>
+          <w:lang w:val="en-US"/>
+        </w:rPr>
+        <w:t>,</w:t>
+      </w:r>
+    </w:p>
+    <w:p>
+      <w:pPr>
+        <w:tabs>
+          <w:tab w:val="left" w:pos="916"/>
+          <w:tab w:val="left" w:pos="1832"/>
+          <w:tab w:val="left" w:pos="2748"/>
+          <w:tab w:val="left" w:pos="3664"/>
+          <w:tab w:val="left" w:pos="4580"/>
+          <w:tab w:val="left" w:pos="5496"/>
+          <w:tab w:val="left" w:pos="6412"/>
+          <w:tab w:val="left" w:pos="7328"/>
+          <w:tab w:val="left" w:pos="8244"/>
+          <w:tab w:val="left" w:pos="9160"/>
+          <w:tab w:val="left" w:pos="10076"/>
+          <w:tab w:val="left" w:pos="10992"/>
+          <w:tab w:val="left" w:pos="11908"/>
+          <w:tab w:val="left" w:pos="12824"/>
+          <w:tab w:val="left" w:pos="13740"/>
+          <w:tab w:val="left" w:pos="14656"/>
+        </w:tabs>
+        <w:spacing w:after="0" w:line="240" w:lineRule="auto"/>
+        <w:rPr>
+          <w:rFonts w:ascii="Courier New" w:eastAsia="Times New Roman" w:hAnsi="Courier New" w:cs="Courier New"/>
+          <w:sz w:val="20"/>
+          <w:szCs w:val="20"/>
+          <w:lang w:val="en-US"/>
+        </w:rPr>
+      </w:pPr>
+      <w:r>
+        <w:rPr>
+          <w:rFonts w:ascii="Courier New" w:eastAsia="Times New Roman" w:hAnsi="Courier New" w:cs="Courier New"/>
+          <w:sz w:val="20"/>
+          <w:szCs w:val="20"/>
+          <w:lang w:val="en-US"/>
+        </w:rPr>
+        <w:t xml:space="preserve">    </w:t>
+      </w:r>
+      <w:r>
+        <w:rPr>
+          <w:rFonts w:ascii="Courier New" w:eastAsia="Times New Roman" w:hAnsi="Courier New" w:cs="Courier New"/>
+          <w:b/>
+          <w:bCs/>
+          <w:color w:val="444444"/>
+          <w:sz w:val="20"/>
+          <w:szCs w:val="20"/>
+          <w:lang w:val="en-US"/>
+        </w:rPr>
+        <w:t>PRIMARY</w:t>
+      </w:r>
+      <w:r>
+        <w:rPr>
+          <w:rFonts w:ascii="Courier New" w:eastAsia="Times New Roman" w:hAnsi="Courier New" w:cs="Courier New"/>
+          <w:sz w:val="20"/>
+          <w:szCs w:val="20"/>
+          <w:lang w:val="en-US"/>
+        </w:rPr>
+        <w:t xml:space="preserve"> KEY (`id`),</w:t>
+      </w:r>
+    </w:p>
+    <w:p>
+      <w:pPr>
+        <w:tabs>
+          <w:tab w:val="left" w:pos="916"/>
+          <w:tab w:val="left" w:pos="1832"/>
+          <w:tab w:val="left" w:pos="2748"/>
+          <w:tab w:val="left" w:pos="3664"/>
+          <w:tab w:val="left" w:pos="4580"/>
+          <w:tab w:val="left" w:pos="5496"/>
+          <w:tab w:val="left" w:pos="6412"/>
+          <w:tab w:val="left" w:pos="7328"/>
+          <w:tab w:val="left" w:pos="8244"/>
+          <w:tab w:val="left" w:pos="9160"/>
+          <w:tab w:val="left" w:pos="10076"/>
+          <w:tab w:val="left" w:pos="10992"/>
+          <w:tab w:val="left" w:pos="11908"/>
+          <w:tab w:val="left" w:pos="12824"/>
+          <w:tab w:val="left" w:pos="13740"/>
+          <w:tab w:val="left" w:pos="14656"/>
+        </w:tabs>
+        <w:spacing w:after="0" w:line="240" w:lineRule="auto"/>
+        <w:rPr>
+          <w:rFonts w:ascii="Courier New" w:eastAsia="Times New Roman" w:hAnsi="Courier New" w:cs="Courier New"/>
+          <w:sz w:val="20"/>
+          <w:szCs w:val="20"/>
+          <w:lang w:val="en-US"/>
+        </w:rPr>
+      </w:pPr>
+      <w:r>
+        <w:rPr>
+          <w:rFonts w:ascii="Courier New" w:eastAsia="Times New Roman" w:hAnsi="Courier New" w:cs="Courier New"/>
+          <w:sz w:val="20"/>
+          <w:szCs w:val="20"/>
+          <w:lang w:val="en-US"/>
+        </w:rPr>
+        <w:t xml:space="preserve">    </w:t>
+      </w:r>
+      <w:r>
+        <w:rPr>
+          <w:rFonts w:ascii="Courier New" w:eastAsia="Times New Roman" w:hAnsi="Courier New" w:cs="Courier New"/>
+          <w:b/>
+          <w:bCs/>
+          <w:color w:val="444444"/>
+          <w:sz w:val="20"/>
+          <w:szCs w:val="20"/>
+          <w:lang w:val="en-US"/>
+        </w:rPr>
+        <w:t>CONSTRAINT</w:t>
+      </w:r>
+      <w:r>
+        <w:rPr>
+          <w:rFonts w:ascii="Courier New" w:eastAsia="Times New Roman" w:hAnsi="Courier New" w:cs="Courier New"/>
+          <w:sz w:val="20"/>
+          <w:szCs w:val="20"/>
+          <w:lang w:val="en-US"/>
+        </w:rPr>
+        <w:t xml:space="preserve"> `chk_name_not_empty` </w:t>
+      </w:r>
+      <w:r>
+        <w:rPr>
+          <w:rFonts w:ascii="Courier New" w:eastAsia="Times New Roman" w:hAnsi="Courier New" w:cs="Courier New"/>
+          <w:b/>
+          <w:bCs/>
+          <w:color w:val="444444"/>
+          <w:sz w:val="20"/>
+          <w:szCs w:val="20"/>
+          <w:lang w:val="en-US"/>
+        </w:rPr>
+        <w:t>CHECK</w:t>
+      </w:r>
+      <w:r>
+        <w:rPr>
+          <w:rFonts w:ascii="Courier New" w:eastAsia="Times New Roman" w:hAnsi="Courier New" w:cs="Courier New"/>
+          <w:sz w:val="20"/>
+          <w:szCs w:val="20"/>
+          <w:lang w:val="en-US"/>
+        </w:rPr>
+        <w:t xml:space="preserve"> (`name` </w:t>
+      </w:r>
+      <w:r>
+        <w:rPr>
+          <w:rFonts w:ascii="Courier New" w:eastAsia="Times New Roman" w:hAnsi="Courier New" w:cs="Courier New"/>
+          <w:color w:val="AB5656"/>
+          <w:sz w:val="20"/>
+          <w:szCs w:val="20"/>
+          <w:lang w:val="en-US"/>
+        </w:rPr>
+        <w:t>&lt;&gt;</w:t>
+      </w:r>
+      <w:r>
+        <w:rPr>
+          <w:rFonts w:ascii="Courier New" w:eastAsia="Times New Roman" w:hAnsi="Courier New" w:cs="Courier New"/>
+          <w:sz w:val="20"/>
+          <w:szCs w:val="20"/>
+          <w:lang w:val="en-US"/>
+        </w:rPr>
+        <w:t xml:space="preserve"> </w:t>
+      </w:r>
+      <w:r>
+        <w:rPr>
+          <w:rFonts w:ascii="Courier New" w:eastAsia="Times New Roman" w:hAnsi="Courier New" w:cs="Courier New"/>
+          <w:color w:val="880000"/>
+          <w:sz w:val="20"/>
+          <w:szCs w:val="20"/>
+          <w:lang w:val="en-US"/>
+        </w:rPr>
+        <w:t>''</w:t>
+      </w:r>
+      <w:r>
+        <w:rPr>
+          <w:rFonts w:ascii="Courier New" w:eastAsia="Times New Roman" w:hAnsi="Courier New" w:cs="Courier New"/>
+          <w:sz w:val="20"/>
+          <w:szCs w:val="20"/>
+          <w:lang w:val="en-US"/>
+        </w:rPr>
+        <w:t>),</w:t>
+      </w:r>
+    </w:p>
+    <w:p>
+      <w:pPr>
+        <w:tabs>
+          <w:tab w:val="left" w:pos="916"/>
+          <w:tab w:val="left" w:pos="1832"/>
+          <w:tab w:val="left" w:pos="2748"/>
+          <w:tab w:val="left" w:pos="3664"/>
+          <w:tab w:val="left" w:pos="4580"/>
+          <w:tab w:val="left" w:pos="5496"/>
+          <w:tab w:val="left" w:pos="6412"/>
+          <w:tab w:val="left" w:pos="7328"/>
+          <w:tab w:val="left" w:pos="8244"/>
+          <w:tab w:val="left" w:pos="9160"/>
+          <w:tab w:val="left" w:pos="10076"/>
+          <w:tab w:val="left" w:pos="10992"/>
+          <w:tab w:val="left" w:pos="11908"/>
+          <w:tab w:val="left" w:pos="12824"/>
+          <w:tab w:val="left" w:pos="13740"/>
+          <w:tab w:val="left" w:pos="14656"/>
+        </w:tabs>
+        <w:spacing w:after="0" w:line="240" w:lineRule="auto"/>
+        <w:rPr>
+          <w:rFonts w:ascii="Courier New" w:eastAsia="Times New Roman" w:hAnsi="Courier New" w:cs="Courier New"/>
+          <w:sz w:val="20"/>
+          <w:szCs w:val="20"/>
+          <w:lang w:val="en-US"/>
+        </w:rPr>
+      </w:pPr>
+      <w:r>
+        <w:rPr>
+          <w:rFonts w:ascii="Courier New" w:eastAsia="Times New Roman" w:hAnsi="Courier New" w:cs="Courier New"/>
+          <w:sz w:val="20"/>
+          <w:szCs w:val="20"/>
+          <w:lang w:val="en-US"/>
+        </w:rPr>
+        <w:t xml:space="preserve">    </w:t>
+      </w:r>
+      <w:r>
+        <w:rPr>
+          <w:rFonts w:ascii="Courier New" w:eastAsia="Times New Roman" w:hAnsi="Courier New" w:cs="Courier New"/>
+          <w:b/>
+          <w:bCs/>
+          <w:color w:val="444444"/>
+          <w:sz w:val="20"/>
+          <w:szCs w:val="20"/>
+          <w:lang w:val="en-US"/>
+        </w:rPr>
+        <w:t>CONSTRAINT</w:t>
+      </w:r>
+      <w:r>
+        <w:rPr>
+          <w:rFonts w:ascii="Courier New" w:eastAsia="Times New Roman" w:hAnsi="Courier New" w:cs="Courier New"/>
+          <w:sz w:val="20"/>
+          <w:szCs w:val="20"/>
+          <w:lang w:val="en-US"/>
+        </w:rPr>
+        <w:t xml:space="preserve"> `chk_positive_salary` </w:t>
+      </w:r>
+      <w:r>
+        <w:rPr>
+          <w:rFonts w:ascii="Courier New" w:eastAsia="Times New Roman" w:hAnsi="Courier New" w:cs="Courier New"/>
+          <w:b/>
+          <w:bCs/>
+          <w:color w:val="444444"/>
+          <w:sz w:val="20"/>
+          <w:szCs w:val="20"/>
+          <w:lang w:val="en-US"/>
+        </w:rPr>
+        <w:t>CHECK</w:t>
+      </w:r>
+      <w:r>
+        <w:rPr>
+          <w:rFonts w:ascii="Courier New" w:eastAsia="Times New Roman" w:hAnsi="Courier New" w:cs="Courier New"/>
+          <w:sz w:val="20"/>
+          <w:szCs w:val="20"/>
+          <w:lang w:val="en-US"/>
+        </w:rPr>
+        <w:t xml:space="preserve"> (`salary_rate` </w:t>
+      </w:r>
+      <w:r>
+        <w:rPr>
+          <w:rFonts w:ascii="Courier New" w:eastAsia="Times New Roman" w:hAnsi="Courier New" w:cs="Courier New"/>
+          <w:color w:val="AB5656"/>
+          <w:sz w:val="20"/>
+          <w:szCs w:val="20"/>
+          <w:lang w:val="en-US"/>
+        </w:rPr>
+        <w:t>&gt;</w:t>
+      </w:r>
+      <w:r>
+        <w:rPr>
+          <w:rFonts w:ascii="Courier New" w:eastAsia="Times New Roman" w:hAnsi="Courier New" w:cs="Courier New"/>
+          <w:sz w:val="20"/>
+          <w:szCs w:val="20"/>
+          <w:lang w:val="en-US"/>
+        </w:rPr>
+        <w:t xml:space="preserve"> </w:t>
+      </w:r>
+      <w:r>
+        <w:rPr>
+          <w:rFonts w:ascii="Courier New" w:eastAsia="Times New Roman" w:hAnsi="Courier New" w:cs="Courier New"/>
+          <w:color w:val="880000"/>
+          <w:sz w:val="20"/>
+          <w:szCs w:val="20"/>
+          <w:lang w:val="en-US"/>
+        </w:rPr>
+        <w:t>0</w:t>
+      </w:r>
+      <w:r>
+        <w:rPr>
+          <w:rFonts w:ascii="Courier New" w:eastAsia="Times New Roman" w:hAnsi="Courier New" w:cs="Courier New"/>
+          <w:sz w:val="20"/>
+          <w:szCs w:val="20"/>
+          <w:lang w:val="en-US"/>
+        </w:rPr>
+        <w:t>)</w:t>
+      </w:r>
+    </w:p>
+    <w:p>
+      <w:pPr>
+        <w:tabs>
+          <w:tab w:val="left" w:pos="916"/>
+          <w:tab w:val="left" w:pos="1832"/>
+          <w:tab w:val="left" w:pos="2748"/>
+          <w:tab w:val="left" w:pos="3664"/>
+          <w:tab w:val="left" w:pos="4580"/>
+          <w:tab w:val="left" w:pos="5496"/>
+          <w:tab w:val="left" w:pos="6412"/>
+          <w:tab w:val="left" w:pos="7328"/>
+          <w:tab w:val="left" w:pos="8244"/>
+          <w:tab w:val="left" w:pos="9160"/>
+          <w:tab w:val="left" w:pos="10076"/>
+          <w:tab w:val="left" w:pos="10992"/>
+          <w:tab w:val="left" w:pos="11908"/>
+          <w:tab w:val="left" w:pos="12824"/>
+          <w:tab w:val="left" w:pos="13740"/>
+          <w:tab w:val="left" w:pos="14656"/>
+        </w:tabs>
+        <w:spacing w:after="0" w:line="240" w:lineRule="auto"/>
+        <w:rPr>
+          <w:rFonts w:ascii="Courier New" w:eastAsia="Times New Roman" w:hAnsi="Courier New" w:cs="Courier New"/>
+          <w:sz w:val="20"/>
+          <w:szCs w:val="20"/>
+          <w:lang w:val="en-US"/>
+        </w:rPr>
+      </w:pPr>
+      <w:r>
+        <w:rPr>
+          <w:rFonts w:ascii="Courier New" w:eastAsia="Times New Roman" w:hAnsi="Courier New" w:cs="Courier New"/>
+          <w:sz w:val="20"/>
+          <w:szCs w:val="20"/>
+          <w:lang w:val="en-US"/>
+        </w:rPr>
+        <w:t>) ENGINE</w:t>
+      </w:r>
+      <w:r>
+        <w:rPr>
+          <w:rFonts w:ascii="Courier New" w:eastAsia="Times New Roman" w:hAnsi="Courier New" w:cs="Courier New"/>
+          <w:color w:val="AB5656"/>
+          <w:sz w:val="20"/>
+          <w:szCs w:val="20"/>
+          <w:lang w:val="en-US"/>
+        </w:rPr>
+        <w:t>=</w:t>
+      </w:r>
+      <w:r>
+        <w:rPr>
+          <w:rFonts w:ascii="Courier New" w:eastAsia="Times New Roman" w:hAnsi="Courier New" w:cs="Courier New"/>
+          <w:sz w:val="20"/>
+          <w:szCs w:val="20"/>
+          <w:lang w:val="en-US"/>
+        </w:rPr>
+        <w:t xml:space="preserve">InnoDB </w:t>
+      </w:r>
+      <w:r>
+        <w:rPr>
+          <w:rFonts w:ascii="Courier New" w:eastAsia="Times New Roman" w:hAnsi="Courier New" w:cs="Courier New"/>
+          <w:b/>
+          <w:bCs/>
+          <w:color w:val="444444"/>
+          <w:sz w:val="20"/>
+          <w:szCs w:val="20"/>
+          <w:lang w:val="en-US"/>
+        </w:rPr>
+        <w:t>DEFAULT</w:t>
+      </w:r>
+      <w:r>
+        <w:rPr>
+          <w:rFonts w:ascii="Courier New" w:eastAsia="Times New Roman" w:hAnsi="Courier New" w:cs="Courier New"/>
+          <w:sz w:val="20"/>
+          <w:szCs w:val="20"/>
+          <w:lang w:val="en-US"/>
+        </w:rPr>
+        <w:t xml:space="preserve"> CHARSET</w:t>
+      </w:r>
+      <w:r>
+        <w:rPr>
+          <w:rFonts w:ascii="Courier New" w:eastAsia="Times New Roman" w:hAnsi="Courier New" w:cs="Courier New"/>
+          <w:color w:val="AB5656"/>
+          <w:sz w:val="20"/>
+          <w:szCs w:val="20"/>
+          <w:lang w:val="en-US"/>
+        </w:rPr>
+        <w:t>=</w:t>
+      </w:r>
+      <w:r>
+        <w:rPr>
+          <w:rFonts w:ascii="Courier New" w:eastAsia="Times New Roman" w:hAnsi="Courier New" w:cs="Courier New"/>
+          <w:sz w:val="20"/>
+          <w:szCs w:val="20"/>
+          <w:lang w:val="en-US"/>
+        </w:rPr>
+        <w:t xml:space="preserve">utf8mb4 </w:t>
+      </w:r>
+      <w:r>
+        <w:rPr>
+          <w:rFonts w:ascii="Courier New" w:eastAsia="Times New Roman" w:hAnsi="Courier New" w:cs="Courier New"/>
+          <w:b/>
+          <w:bCs/>
+          <w:color w:val="444444"/>
+          <w:sz w:val="20"/>
+          <w:szCs w:val="20"/>
+          <w:lang w:val="en-US"/>
+        </w:rPr>
+        <w:t>COLLATE</w:t>
+      </w:r>
+      <w:r>
+        <w:rPr>
+          <w:rFonts w:ascii="Courier New" w:eastAsia="Times New Roman" w:hAnsi="Courier New" w:cs="Courier New"/>
+          <w:color w:val="AB5656"/>
+          <w:sz w:val="20"/>
+          <w:szCs w:val="20"/>
+          <w:lang w:val="en-US"/>
+        </w:rPr>
+        <w:t>=</w:t>
+      </w:r>
+      <w:r>
+        <w:rPr>
+          <w:rFonts w:ascii="Courier New" w:eastAsia="Times New Roman" w:hAnsi="Courier New" w:cs="Courier New"/>
+          <w:sz w:val="20"/>
+          <w:szCs w:val="20"/>
+          <w:lang w:val="en-US"/>
+        </w:rPr>
+        <w:t>utf8mb4_0900_ai_ci;</w:t>
+      </w:r>
+    </w:p>
+    <w:p>
+      <w:pPr>
+        <w:tabs>
+          <w:tab w:val="left" w:pos="916"/>
+          <w:tab w:val="left" w:pos="1832"/>
+          <w:tab w:val="left" w:pos="2748"/>
+          <w:tab w:val="left" w:pos="3664"/>
+          <w:tab w:val="left" w:pos="4580"/>
+          <w:tab w:val="left" w:pos="5496"/>
+          <w:tab w:val="left" w:pos="6412"/>
+          <w:tab w:val="left" w:pos="7328"/>
+          <w:tab w:val="left" w:pos="8244"/>
+          <w:tab w:val="left" w:pos="9160"/>
+          <w:tab w:val="left" w:pos="10076"/>
+          <w:tab w:val="left" w:pos="10992"/>
+          <w:tab w:val="left" w:pos="11908"/>
+          <w:tab w:val="left" w:pos="12824"/>
+          <w:tab w:val="left" w:pos="13740"/>
+          <w:tab w:val="left" w:pos="14656"/>
+        </w:tabs>
+        <w:spacing w:after="0" w:line="240" w:lineRule="auto"/>
+        <w:rPr>
+          <w:rFonts w:ascii="Courier New" w:eastAsia="Times New Roman" w:hAnsi="Courier New" w:cs="Courier New"/>
+          <w:sz w:val="20"/>
+          <w:szCs w:val="20"/>
+          <w:lang w:val="en-US"/>
+        </w:rPr>
+      </w:pPr>
+    </w:p>
+    <w:p>
+      <w:pPr>
+        <w:tabs>
+          <w:tab w:val="left" w:pos="916"/>
+          <w:tab w:val="left" w:pos="1832"/>
+          <w:tab w:val="left" w:pos="2748"/>
+          <w:tab w:val="left" w:pos="3664"/>
+          <w:tab w:val="left" w:pos="4580"/>
+          <w:tab w:val="left" w:pos="5496"/>
+          <w:tab w:val="left" w:pos="6412"/>
+          <w:tab w:val="left" w:pos="7328"/>
+          <w:tab w:val="left" w:pos="8244"/>
+          <w:tab w:val="left" w:pos="9160"/>
+          <w:tab w:val="left" w:pos="10076"/>
+          <w:tab w:val="left" w:pos="10992"/>
+          <w:tab w:val="left" w:pos="11908"/>
+          <w:tab w:val="left" w:pos="12824"/>
+          <w:tab w:val="left" w:pos="13740"/>
+          <w:tab w:val="left" w:pos="14656"/>
+        </w:tabs>
+        <w:spacing w:after="0" w:line="240" w:lineRule="auto"/>
+        <w:rPr>
+          <w:rFonts w:ascii="Courier New" w:eastAsia="Times New Roman" w:hAnsi="Courier New" w:cs="Courier New"/>
+          <w:sz w:val="20"/>
+          <w:szCs w:val="20"/>
+          <w:lang w:val="en-US"/>
+        </w:rPr>
+      </w:pPr>
+      <w:r>
+        <w:rPr>
+          <w:rFonts w:ascii="Courier New" w:eastAsia="Times New Roman" w:hAnsi="Courier New" w:cs="Courier New"/>
+          <w:b/>
+          <w:bCs/>
+          <w:color w:val="444444"/>
+          <w:sz w:val="20"/>
+          <w:szCs w:val="20"/>
+          <w:lang w:val="en-US"/>
+        </w:rPr>
+        <w:t>CREATE</w:t>
+      </w:r>
+      <w:r>
+        <w:rPr>
+          <w:rFonts w:ascii="Courier New" w:eastAsia="Times New Roman" w:hAnsi="Courier New" w:cs="Courier New"/>
+          <w:sz w:val="20"/>
+          <w:szCs w:val="20"/>
+          <w:lang w:val="en-US"/>
+        </w:rPr>
+        <w:t xml:space="preserve"> </w:t>
+      </w:r>
+      <w:r>
+        <w:rPr>
+          <w:rFonts w:ascii="Courier New" w:eastAsia="Times New Roman" w:hAnsi="Courier New" w:cs="Courier New"/>
+          <w:b/>
+          <w:bCs/>
+          <w:color w:val="444444"/>
+          <w:sz w:val="20"/>
+          <w:szCs w:val="20"/>
+          <w:lang w:val="en-US"/>
+        </w:rPr>
+        <w:t>TABLE</w:t>
+      </w:r>
+      <w:r>
+        <w:rPr>
+          <w:rFonts w:ascii="Courier New" w:eastAsia="Times New Roman" w:hAnsi="Courier New" w:cs="Courier New"/>
+          <w:sz w:val="20"/>
+          <w:szCs w:val="20"/>
+          <w:lang w:val="en-US"/>
+        </w:rPr>
+        <w:t xml:space="preserve"> IF </w:t>
+      </w:r>
+      <w:r>
+        <w:rPr>
+          <w:rFonts w:ascii="Courier New" w:eastAsia="Times New Roman" w:hAnsi="Courier New" w:cs="Courier New"/>
+          <w:b/>
+          <w:bCs/>
+          <w:color w:val="444444"/>
+          <w:sz w:val="20"/>
+          <w:szCs w:val="20"/>
+          <w:lang w:val="en-US"/>
+        </w:rPr>
+        <w:t>NOT</w:t>
+      </w:r>
+      <w:r>
+        <w:rPr>
+          <w:rFonts w:ascii="Courier New" w:eastAsia="Times New Roman" w:hAnsi="Courier New" w:cs="Courier New"/>
+          <w:sz w:val="20"/>
+          <w:szCs w:val="20"/>
+          <w:lang w:val="en-US"/>
+        </w:rPr>
+        <w:t xml:space="preserve"> </w:t>
+      </w:r>
+      <w:r>
+        <w:rPr>
+          <w:rFonts w:ascii="Courier New" w:eastAsia="Times New Roman" w:hAnsi="Courier New" w:cs="Courier New"/>
+          <w:b/>
+          <w:bCs/>
+          <w:color w:val="444444"/>
+          <w:sz w:val="20"/>
+          <w:szCs w:val="20"/>
+          <w:lang w:val="en-US"/>
+        </w:rPr>
+        <w:t>EXISTS</w:t>
+      </w:r>
+      <w:r>
+        <w:rPr>
+          <w:rFonts w:ascii="Courier New" w:eastAsia="Times New Roman" w:hAnsi="Courier New" w:cs="Courier New"/>
+          <w:sz w:val="20"/>
+          <w:szCs w:val="20"/>
+          <w:lang w:val="en-US"/>
+        </w:rPr>
+        <w:t xml:space="preserve"> `employees` (</w:t>
+      </w:r>
+    </w:p>
+    <w:p>
+      <w:pPr>
+        <w:tabs>
+          <w:tab w:val="left" w:pos="916"/>
+          <w:tab w:val="left" w:pos="1832"/>
+          <w:tab w:val="left" w:pos="2748"/>
+          <w:tab w:val="left" w:pos="3664"/>
+          <w:tab w:val="left" w:pos="4580"/>
+          <w:tab w:val="left" w:pos="5496"/>
+          <w:tab w:val="left" w:pos="6412"/>
+          <w:tab w:val="left" w:pos="7328"/>
+          <w:tab w:val="left" w:pos="8244"/>
+          <w:tab w:val="left" w:pos="9160"/>
+          <w:tab w:val="left" w:pos="10076"/>
+          <w:tab w:val="left" w:pos="10992"/>
+          <w:tab w:val="left" w:pos="11908"/>
+          <w:tab w:val="left" w:pos="12824"/>
+          <w:tab w:val="left" w:pos="13740"/>
+          <w:tab w:val="left" w:pos="14656"/>
+        </w:tabs>
+        <w:spacing w:after="0" w:line="240" w:lineRule="auto"/>
+        <w:rPr>
+          <w:rFonts w:ascii="Courier New" w:eastAsia="Times New Roman" w:hAnsi="Courier New" w:cs="Courier New"/>
+          <w:sz w:val="20"/>
+          <w:szCs w:val="20"/>
+          <w:lang w:val="en-US"/>
+        </w:rPr>
+      </w:pPr>
+      <w:r>
+        <w:rPr>
+          <w:rFonts w:ascii="Courier New" w:eastAsia="Times New Roman" w:hAnsi="Courier New" w:cs="Courier New"/>
+          <w:sz w:val="20"/>
+          <w:szCs w:val="20"/>
+          <w:lang w:val="en-US"/>
+        </w:rPr>
+        <w:t xml:space="preserve">    `id` </w:t>
+      </w:r>
+      <w:r>
+        <w:rPr>
+          <w:rFonts w:ascii="Courier New" w:eastAsia="Times New Roman" w:hAnsi="Courier New" w:cs="Courier New"/>
+          <w:color w:val="880000"/>
+          <w:sz w:val="20"/>
+          <w:szCs w:val="20"/>
+          <w:lang w:val="en-US"/>
+        </w:rPr>
+        <w:t>int</w:t>
+      </w:r>
+      <w:r>
+        <w:rPr>
+          <w:rFonts w:ascii="Courier New" w:eastAsia="Times New Roman" w:hAnsi="Courier New" w:cs="Courier New"/>
+          <w:sz w:val="20"/>
+          <w:szCs w:val="20"/>
+          <w:lang w:val="en-US"/>
+        </w:rPr>
+        <w:t xml:space="preserve"> </w:t>
+      </w:r>
+      <w:r>
+        <w:rPr>
+          <w:rFonts w:ascii="Courier New" w:eastAsia="Times New Roman" w:hAnsi="Courier New" w:cs="Courier New"/>
+          <w:b/>
+          <w:bCs/>
+          <w:color w:val="444444"/>
+          <w:sz w:val="20"/>
+          <w:szCs w:val="20"/>
+          <w:lang w:val="en-US"/>
+        </w:rPr>
+        <w:t>NOT</w:t>
+      </w:r>
+      <w:r>
+        <w:rPr>
+          <w:rFonts w:ascii="Courier New" w:eastAsia="Times New Roman" w:hAnsi="Courier New" w:cs="Courier New"/>
+          <w:sz w:val="20"/>
+          <w:szCs w:val="20"/>
+          <w:lang w:val="en-US"/>
+        </w:rPr>
+        <w:t xml:space="preserve"> </w:t>
+      </w:r>
+      <w:r>
+        <w:rPr>
+          <w:rFonts w:ascii="Courier New" w:eastAsia="Times New Roman" w:hAnsi="Courier New" w:cs="Courier New"/>
+          <w:b/>
+          <w:bCs/>
+          <w:color w:val="444444"/>
+          <w:sz w:val="20"/>
+          <w:szCs w:val="20"/>
+          <w:lang w:val="en-US"/>
+        </w:rPr>
+        <w:t>NULL</w:t>
+      </w:r>
+      <w:r>
+        <w:rPr>
+          <w:rFonts w:ascii="Courier New" w:eastAsia="Times New Roman" w:hAnsi="Courier New" w:cs="Courier New"/>
+          <w:sz w:val="20"/>
+          <w:szCs w:val="20"/>
+          <w:lang w:val="en-US"/>
+        </w:rPr>
+        <w:t xml:space="preserve"> AUTO_INCREMENT,</w:t>
+      </w:r>
+    </w:p>
+    <w:p>
+      <w:pPr>
+        <w:tabs>
+          <w:tab w:val="left" w:pos="916"/>
+          <w:tab w:val="left" w:pos="1832"/>
+          <w:tab w:val="left" w:pos="2748"/>
+          <w:tab w:val="left" w:pos="3664"/>
+          <w:tab w:val="left" w:pos="4580"/>
+          <w:tab w:val="left" w:pos="5496"/>
+          <w:tab w:val="left" w:pos="6412"/>
+          <w:tab w:val="left" w:pos="7328"/>
+          <w:tab w:val="left" w:pos="8244"/>
+          <w:tab w:val="left" w:pos="9160"/>
+          <w:tab w:val="left" w:pos="10076"/>
+          <w:tab w:val="left" w:pos="10992"/>
+          <w:tab w:val="left" w:pos="11908"/>
+          <w:tab w:val="left" w:pos="12824"/>
+          <w:tab w:val="left" w:pos="13740"/>
+          <w:tab w:val="left" w:pos="14656"/>
+        </w:tabs>
+        <w:spacing w:after="0" w:line="240" w:lineRule="auto"/>
+        <w:rPr>
+          <w:rFonts w:ascii="Courier New" w:eastAsia="Times New Roman" w:hAnsi="Courier New" w:cs="Courier New"/>
+          <w:sz w:val="20"/>
+          <w:szCs w:val="20"/>
+          <w:lang w:val="en-US"/>
+        </w:rPr>
+      </w:pPr>
+      <w:r>
+        <w:rPr>
+          <w:rFonts w:ascii="Courier New" w:eastAsia="Times New Roman" w:hAnsi="Courier New" w:cs="Courier New"/>
+          <w:sz w:val="20"/>
+          <w:szCs w:val="20"/>
+          <w:lang w:val="en-US"/>
+        </w:rPr>
+        <w:t xml:space="preserve">    `first_name` </w:t>
+      </w:r>
+      <w:r>
+        <w:rPr>
+          <w:rFonts w:ascii="Courier New" w:eastAsia="Times New Roman" w:hAnsi="Courier New" w:cs="Courier New"/>
+          <w:color w:val="880000"/>
+          <w:sz w:val="20"/>
+          <w:szCs w:val="20"/>
+          <w:lang w:val="en-US"/>
+        </w:rPr>
+        <w:t>varchar</w:t>
+      </w:r>
+      <w:r>
+        <w:rPr>
+          <w:rFonts w:ascii="Courier New" w:eastAsia="Times New Roman" w:hAnsi="Courier New" w:cs="Courier New"/>
+          <w:sz w:val="20"/>
+          <w:szCs w:val="20"/>
+          <w:lang w:val="en-US"/>
+        </w:rPr>
+        <w:t>(</w:t>
+      </w:r>
+      <w:r>
+        <w:rPr>
+          <w:rFonts w:ascii="Courier New" w:eastAsia="Times New Roman" w:hAnsi="Courier New" w:cs="Courier New"/>
+          <w:color w:val="880000"/>
+          <w:sz w:val="20"/>
+          <w:szCs w:val="20"/>
+          <w:lang w:val="en-US"/>
+        </w:rPr>
+        <w:t>100</w:t>
+      </w:r>
+      <w:r>
+        <w:rPr>
+          <w:rFonts w:ascii="Courier New" w:eastAsia="Times New Roman" w:hAnsi="Courier New" w:cs="Courier New"/>
+          <w:sz w:val="20"/>
+          <w:szCs w:val="20"/>
+          <w:lang w:val="en-US"/>
+        </w:rPr>
+        <w:t xml:space="preserve">) </w:t>
+      </w:r>
+      <w:r>
+        <w:rPr>
+          <w:rFonts w:ascii="Courier New" w:eastAsia="Times New Roman" w:hAnsi="Courier New" w:cs="Courier New"/>
+          <w:b/>
+          <w:bCs/>
+          <w:color w:val="444444"/>
+          <w:sz w:val="20"/>
+          <w:szCs w:val="20"/>
+          <w:lang w:val="en-US"/>
+        </w:rPr>
+        <w:t>NOT</w:t>
+      </w:r>
+      <w:r>
+        <w:rPr>
+          <w:rFonts w:ascii="Courier New" w:eastAsia="Times New Roman" w:hAnsi="Courier New" w:cs="Courier New"/>
+          <w:sz w:val="20"/>
+          <w:szCs w:val="20"/>
+          <w:lang w:val="en-US"/>
+        </w:rPr>
+        <w:t xml:space="preserve"> </w:t>
+      </w:r>
+      <w:r>
+        <w:rPr>
+          <w:rFonts w:ascii="Courier New" w:eastAsia="Times New Roman" w:hAnsi="Courier New" w:cs="Courier New"/>
+          <w:b/>
+          <w:bCs/>
+          <w:color w:val="444444"/>
+          <w:sz w:val="20"/>
+          <w:szCs w:val="20"/>
+          <w:lang w:val="en-US"/>
+        </w:rPr>
+        <w:t>NULL</w:t>
+      </w:r>
+      <w:r>
+        <w:rPr>
+          <w:rFonts w:ascii="Courier New" w:eastAsia="Times New Roman" w:hAnsi="Courier New" w:cs="Courier New"/>
+          <w:sz w:val="20"/>
+          <w:szCs w:val="20"/>
+          <w:lang w:val="en-US"/>
+        </w:rPr>
+        <w:t>,</w:t>
+      </w:r>
+    </w:p>
+    <w:p>
+      <w:pPr>
+        <w:tabs>
+          <w:tab w:val="left" w:pos="916"/>
+          <w:tab w:val="left" w:pos="1832"/>
+          <w:tab w:val="left" w:pos="2748"/>
+          <w:tab w:val="left" w:pos="3664"/>
+          <w:tab w:val="left" w:pos="4580"/>
+          <w:tab w:val="left" w:pos="5496"/>
+          <w:tab w:val="left" w:pos="6412"/>
+          <w:tab w:val="left" w:pos="7328"/>
+          <w:tab w:val="left" w:pos="8244"/>
+          <w:tab w:val="left" w:pos="9160"/>
+          <w:tab w:val="left" w:pos="10076"/>
+          <w:tab w:val="left" w:pos="10992"/>
+          <w:tab w:val="left" w:pos="11908"/>
+          <w:tab w:val="left" w:pos="12824"/>
+          <w:tab w:val="left" w:pos="13740"/>
+          <w:tab w:val="left" w:pos="14656"/>
+        </w:tabs>
+        <w:spacing w:after="0" w:line="240" w:lineRule="auto"/>
+        <w:rPr>
+          <w:rFonts w:ascii="Courier New" w:eastAsia="Times New Roman" w:hAnsi="Courier New" w:cs="Courier New"/>
+          <w:sz w:val="20"/>
+          <w:szCs w:val="20"/>
+          <w:lang w:val="en-US"/>
+        </w:rPr>
+      </w:pPr>
+      <w:r>
+        <w:rPr>
+          <w:rFonts w:ascii="Courier New" w:eastAsia="Times New Roman" w:hAnsi="Courier New" w:cs="Courier New"/>
+          <w:sz w:val="20"/>
+          <w:szCs w:val="20"/>
+          <w:lang w:val="en-US"/>
+        </w:rPr>
+        <w:t xml:space="preserve">    `</w:t>
+      </w:r>
+      <w:r>
+        <w:rPr>
+          <w:rFonts w:ascii="Courier New" w:eastAsia="Times New Roman" w:hAnsi="Courier New" w:cs="Courier New"/>
+          <w:sz w:val="20"/>
+          <w:szCs w:val="20"/>
+          <w:lang w:val="en-US"/>
+        </w:rPr>
+        <w:t>last</w:t>
+      </w:r>
+      <w:r>
+        <w:rPr>
+          <w:rFonts w:ascii="Courier New" w:eastAsia="Times New Roman" w:hAnsi="Courier New" w:cs="Courier New"/>
+          <w:sz w:val="20"/>
+          <w:szCs w:val="20"/>
+          <w:lang w:val="en-US"/>
+        </w:rPr>
+        <w:t xml:space="preserve">_name` </w:t>
+      </w:r>
+      <w:r>
+        <w:rPr>
+          <w:rFonts w:ascii="Courier New" w:eastAsia="Times New Roman" w:hAnsi="Courier New" w:cs="Courier New"/>
+          <w:color w:val="880000"/>
+          <w:sz w:val="20"/>
+          <w:szCs w:val="20"/>
+          <w:lang w:val="en-US"/>
+        </w:rPr>
+        <w:t>varchar</w:t>
+      </w:r>
+      <w:r>
+        <w:rPr>
+          <w:rFonts w:ascii="Courier New" w:eastAsia="Times New Roman" w:hAnsi="Courier New" w:cs="Courier New"/>
+          <w:sz w:val="20"/>
+          <w:szCs w:val="20"/>
+          <w:lang w:val="en-US"/>
+        </w:rPr>
+        <w:t>(</w:t>
+      </w:r>
+      <w:r>
+        <w:rPr>
+          <w:rFonts w:ascii="Courier New" w:eastAsia="Times New Roman" w:hAnsi="Courier New" w:cs="Courier New"/>
+          <w:color w:val="880000"/>
+          <w:sz w:val="20"/>
+          <w:szCs w:val="20"/>
+          <w:lang w:val="en-US"/>
+        </w:rPr>
+        <w:t>100</w:t>
+      </w:r>
+      <w:r>
+        <w:rPr>
+          <w:rFonts w:ascii="Courier New" w:eastAsia="Times New Roman" w:hAnsi="Courier New" w:cs="Courier New"/>
+          <w:sz w:val="20"/>
+          <w:szCs w:val="20"/>
+          <w:lang w:val="en-US"/>
+        </w:rPr>
+        <w:t xml:space="preserve">) </w:t>
+      </w:r>
+      <w:r>
+        <w:rPr>
+          <w:rFonts w:ascii="Courier New" w:eastAsia="Times New Roman" w:hAnsi="Courier New" w:cs="Courier New"/>
+          <w:b/>
+          <w:bCs/>
+          <w:color w:val="444444"/>
+          <w:sz w:val="20"/>
+          <w:szCs w:val="20"/>
+          <w:lang w:val="en-US"/>
+        </w:rPr>
+        <w:t>NOT</w:t>
+      </w:r>
+      <w:r>
+        <w:rPr>
+          <w:rFonts w:ascii="Courier New" w:eastAsia="Times New Roman" w:hAnsi="Courier New" w:cs="Courier New"/>
+          <w:sz w:val="20"/>
+          <w:szCs w:val="20"/>
+          <w:lang w:val="en-US"/>
+        </w:rPr>
+        <w:t xml:space="preserve"> </w:t>
+      </w:r>
+      <w:r>
+        <w:rPr>
+          <w:rFonts w:ascii="Courier New" w:eastAsia="Times New Roman" w:hAnsi="Courier New" w:cs="Courier New"/>
+          <w:b/>
+          <w:bCs/>
+          <w:color w:val="444444"/>
+          <w:sz w:val="20"/>
+          <w:szCs w:val="20"/>
+          <w:lang w:val="en-US"/>
+        </w:rPr>
+        <w:t>NULL</w:t>
+      </w:r>
+      <w:r>
+        <w:rPr>
+          <w:rFonts w:ascii="Courier New" w:eastAsia="Times New Roman" w:hAnsi="Courier New" w:cs="Courier New"/>
+          <w:sz w:val="20"/>
+          <w:szCs w:val="20"/>
+          <w:lang w:val="en-US"/>
+        </w:rPr>
+        <w:t>,</w:t>
+      </w:r>
+    </w:p>
+    <w:p>
+      <w:pPr>
+        <w:tabs>
+          <w:tab w:val="left" w:pos="916"/>
+          <w:tab w:val="left" w:pos="1832"/>
+          <w:tab w:val="left" w:pos="2748"/>
+          <w:tab w:val="left" w:pos="3664"/>
+          <w:tab w:val="left" w:pos="4580"/>
+          <w:tab w:val="left" w:pos="5496"/>
+          <w:tab w:val="left" w:pos="6412"/>
+          <w:tab w:val="left" w:pos="7328"/>
+          <w:tab w:val="left" w:pos="8244"/>
+          <w:tab w:val="left" w:pos="9160"/>
+          <w:tab w:val="left" w:pos="10076"/>
+          <w:tab w:val="left" w:pos="10992"/>
+          <w:tab w:val="left" w:pos="11908"/>
+          <w:tab w:val="left" w:pos="12824"/>
+          <w:tab w:val="left" w:pos="13740"/>
+          <w:tab w:val="left" w:pos="14656"/>
+        </w:tabs>
+        <w:spacing w:after="0" w:line="240" w:lineRule="auto"/>
+        <w:rPr>
+          <w:rFonts w:ascii="Courier New" w:eastAsia="Times New Roman" w:hAnsi="Courier New" w:cs="Courier New"/>
+          <w:sz w:val="20"/>
+          <w:szCs w:val="20"/>
+          <w:lang w:val="en-US"/>
+        </w:rPr>
+      </w:pPr>
+      <w:r>
+        <w:rPr>
+          <w:rFonts w:ascii="Courier New" w:eastAsia="Times New Roman" w:hAnsi="Courier New" w:cs="Courier New"/>
+          <w:sz w:val="20"/>
+          <w:szCs w:val="20"/>
+          <w:lang w:val="en-US"/>
+        </w:rPr>
+        <w:t xml:space="preserve">    `position_id` </w:t>
+      </w:r>
+      <w:r>
+        <w:rPr>
+          <w:rFonts w:ascii="Courier New" w:eastAsia="Times New Roman" w:hAnsi="Courier New" w:cs="Courier New"/>
+          <w:color w:val="880000"/>
+          <w:sz w:val="20"/>
+          <w:szCs w:val="20"/>
+          <w:lang w:val="en-US"/>
+        </w:rPr>
+        <w:t>int</w:t>
+      </w:r>
+      <w:r>
+        <w:rPr>
+          <w:rFonts w:ascii="Courier New" w:eastAsia="Times New Roman" w:hAnsi="Courier New" w:cs="Courier New"/>
+          <w:sz w:val="20"/>
+          <w:szCs w:val="20"/>
+          <w:lang w:val="en-US"/>
+        </w:rPr>
+        <w:t xml:space="preserve"> </w:t>
+      </w:r>
+      <w:r>
+        <w:rPr>
+          <w:rFonts w:ascii="Courier New" w:eastAsia="Times New Roman" w:hAnsi="Courier New" w:cs="Courier New"/>
+          <w:b/>
+          <w:bCs/>
+          <w:color w:val="444444"/>
+          <w:sz w:val="20"/>
+          <w:szCs w:val="20"/>
+          <w:lang w:val="en-US"/>
+        </w:rPr>
+        <w:t>NOT</w:t>
+      </w:r>
+      <w:r>
+        <w:rPr>
+          <w:rFonts w:ascii="Courier New" w:eastAsia="Times New Roman" w:hAnsi="Courier New" w:cs="Courier New"/>
+          <w:sz w:val="20"/>
+          <w:szCs w:val="20"/>
+          <w:lang w:val="en-US"/>
+        </w:rPr>
+        <w:t xml:space="preserve"> </w:t>
+      </w:r>
+      <w:r>
+        <w:rPr>
+          <w:rFonts w:ascii="Courier New" w:eastAsia="Times New Roman" w:hAnsi="Courier New" w:cs="Courier New"/>
+          <w:b/>
+          <w:bCs/>
+          <w:color w:val="444444"/>
+          <w:sz w:val="20"/>
+          <w:szCs w:val="20"/>
+          <w:lang w:val="en-US"/>
+        </w:rPr>
+        <w:t>NULL</w:t>
+      </w:r>
+      <w:r>
+        <w:rPr>
+          <w:rFonts w:ascii="Courier New" w:eastAsia="Times New Roman" w:hAnsi="Courier New" w:cs="Courier New"/>
+          <w:sz w:val="20"/>
+          <w:szCs w:val="20"/>
+          <w:lang w:val="en-US"/>
+        </w:rPr>
+        <w:t>,</w:t>
+      </w:r>
+    </w:p>
+    <w:p>
+      <w:pPr>
+        <w:tabs>
+          <w:tab w:val="left" w:pos="916"/>
+          <w:tab w:val="left" w:pos="1832"/>
+          <w:tab w:val="left" w:pos="2748"/>
+          <w:tab w:val="left" w:pos="3664"/>
+          <w:tab w:val="left" w:pos="4580"/>
+          <w:tab w:val="left" w:pos="5496"/>
+          <w:tab w:val="left" w:pos="6412"/>
+          <w:tab w:val="left" w:pos="7328"/>
+          <w:tab w:val="left" w:pos="8244"/>
+          <w:tab w:val="left" w:pos="9160"/>
+          <w:tab w:val="left" w:pos="10076"/>
+          <w:tab w:val="left" w:pos="10992"/>
+          <w:tab w:val="left" w:pos="11908"/>
+          <w:tab w:val="left" w:pos="12824"/>
+          <w:tab w:val="left" w:pos="13740"/>
+          <w:tab w:val="left" w:pos="14656"/>
+        </w:tabs>
+        <w:spacing w:after="0" w:line="240" w:lineRule="auto"/>
+        <w:rPr>
+          <w:rFonts w:ascii="Courier New" w:eastAsia="Times New Roman" w:hAnsi="Courier New" w:cs="Courier New"/>
+          <w:sz w:val="20"/>
+          <w:szCs w:val="20"/>
+          <w:lang w:val="en-US"/>
+        </w:rPr>
+      </w:pPr>
+      <w:r>
+        <w:rPr>
+          <w:rFonts w:ascii="Courier New" w:eastAsia="Times New Roman" w:hAnsi="Courier New" w:cs="Courier New"/>
+          <w:sz w:val="20"/>
+          <w:szCs w:val="20"/>
+          <w:lang w:val="en-US"/>
+        </w:rPr>
+        <w:t xml:space="preserve">    </w:t>
+      </w:r>
+      <w:r>
+        <w:rPr>
+          <w:rFonts w:ascii="Courier New" w:eastAsia="Times New Roman" w:hAnsi="Courier New" w:cs="Courier New"/>
+          <w:b/>
+          <w:bCs/>
+          <w:color w:val="444444"/>
+          <w:sz w:val="20"/>
+          <w:szCs w:val="20"/>
+          <w:lang w:val="en-US"/>
+        </w:rPr>
+        <w:t>PRIMARY</w:t>
+      </w:r>
+      <w:r>
+        <w:rPr>
+          <w:rFonts w:ascii="Courier New" w:eastAsia="Times New Roman" w:hAnsi="Courier New" w:cs="Courier New"/>
+          <w:sz w:val="20"/>
+          <w:szCs w:val="20"/>
+          <w:lang w:val="en-US"/>
+        </w:rPr>
+        <w:t xml:space="preserve"> KEY (`id`),</w:t>
+      </w:r>
+    </w:p>
+    <w:p>
+      <w:pPr>
+        <w:tabs>
+          <w:tab w:val="left" w:pos="916"/>
+          <w:tab w:val="left" w:pos="1832"/>
+          <w:tab w:val="left" w:pos="2748"/>
+          <w:tab w:val="left" w:pos="3664"/>
+          <w:tab w:val="left" w:pos="4580"/>
+          <w:tab w:val="left" w:pos="5496"/>
+          <w:tab w:val="left" w:pos="6412"/>
+          <w:tab w:val="left" w:pos="7328"/>
+          <w:tab w:val="left" w:pos="8244"/>
+          <w:tab w:val="left" w:pos="9160"/>
+          <w:tab w:val="left" w:pos="10076"/>
+          <w:tab w:val="left" w:pos="10992"/>
+          <w:tab w:val="left" w:pos="11908"/>
+          <w:tab w:val="left" w:pos="12824"/>
+          <w:tab w:val="left" w:pos="13740"/>
+          <w:tab w:val="left" w:pos="14656"/>
+        </w:tabs>
+        <w:spacing w:after="0" w:line="240" w:lineRule="auto"/>
+        <w:rPr>
+          <w:rFonts w:ascii="Courier New" w:eastAsia="Times New Roman" w:hAnsi="Courier New" w:cs="Courier New"/>
+          <w:sz w:val="20"/>
+          <w:szCs w:val="20"/>
+          <w:lang w:val="en-US"/>
+        </w:rPr>
+      </w:pPr>
+      <w:r>
+        <w:rPr>
+          <w:rFonts w:ascii="Courier New" w:eastAsia="Times New Roman" w:hAnsi="Courier New" w:cs="Courier New"/>
+          <w:sz w:val="20"/>
+          <w:szCs w:val="20"/>
+          <w:lang w:val="en-US"/>
+        </w:rPr>
+        <w:t xml:space="preserve">    </w:t>
+      </w:r>
+      <w:r>
+        <w:rPr>
+          <w:rFonts w:ascii="Courier New" w:eastAsia="Times New Roman" w:hAnsi="Courier New" w:cs="Courier New"/>
+          <w:b/>
+          <w:bCs/>
+          <w:color w:val="444444"/>
+          <w:sz w:val="20"/>
+          <w:szCs w:val="20"/>
+          <w:lang w:val="en-US"/>
+        </w:rPr>
+        <w:t>FOREIGN</w:t>
+      </w:r>
+      <w:r>
+        <w:rPr>
+          <w:rFonts w:ascii="Courier New" w:eastAsia="Times New Roman" w:hAnsi="Courier New" w:cs="Courier New"/>
+          <w:sz w:val="20"/>
+          <w:szCs w:val="20"/>
+          <w:lang w:val="en-US"/>
+        </w:rPr>
+        <w:t xml:space="preserve"> KEY (`position_id`) </w:t>
+      </w:r>
+      <w:r>
+        <w:rPr>
+          <w:rFonts w:ascii="Courier New" w:eastAsia="Times New Roman" w:hAnsi="Courier New" w:cs="Courier New"/>
+          <w:b/>
+          <w:bCs/>
+          <w:color w:val="444444"/>
+          <w:sz w:val="20"/>
+          <w:szCs w:val="20"/>
+          <w:lang w:val="en-US"/>
+        </w:rPr>
+        <w:t>REFERENCES</w:t>
+      </w:r>
+      <w:r>
+        <w:rPr>
+          <w:rFonts w:ascii="Courier New" w:eastAsia="Times New Roman" w:hAnsi="Courier New" w:cs="Courier New"/>
+          <w:sz w:val="20"/>
+          <w:szCs w:val="20"/>
+          <w:lang w:val="en-US"/>
+        </w:rPr>
+        <w:t xml:space="preserve"> `positions`(`id`)</w:t>
+      </w:r>
+    </w:p>
+    <w:p>
+      <w:pPr>
+        <w:tabs>
+          <w:tab w:val="left" w:pos="916"/>
+          <w:tab w:val="left" w:pos="1832"/>
+          <w:tab w:val="left" w:pos="2748"/>
+          <w:tab w:val="left" w:pos="3664"/>
+          <w:tab w:val="left" w:pos="4580"/>
+          <w:tab w:val="left" w:pos="5496"/>
+          <w:tab w:val="left" w:pos="6412"/>
+          <w:tab w:val="left" w:pos="7328"/>
+          <w:tab w:val="left" w:pos="8244"/>
+          <w:tab w:val="left" w:pos="9160"/>
+          <w:tab w:val="left" w:pos="10076"/>
+          <w:tab w:val="left" w:pos="10992"/>
+          <w:tab w:val="left" w:pos="11908"/>
+          <w:tab w:val="left" w:pos="12824"/>
+          <w:tab w:val="left" w:pos="13740"/>
+          <w:tab w:val="left" w:pos="14656"/>
+        </w:tabs>
+        <w:spacing w:after="0" w:line="240" w:lineRule="auto"/>
+        <w:rPr>
+          <w:rFonts w:ascii="Courier New" w:eastAsia="Times New Roman" w:hAnsi="Courier New" w:cs="Courier New"/>
+          <w:sz w:val="20"/>
+          <w:szCs w:val="20"/>
+          <w:lang w:val="en-US"/>
+        </w:rPr>
+      </w:pPr>
+      <w:r>
+        <w:rPr>
+          <w:rFonts w:ascii="Courier New" w:eastAsia="Times New Roman" w:hAnsi="Courier New" w:cs="Courier New"/>
+          <w:sz w:val="20"/>
+          <w:szCs w:val="20"/>
+          <w:lang w:val="en-US"/>
+        </w:rPr>
+        <w:t>) ENGINE</w:t>
+      </w:r>
+      <w:r>
+        <w:rPr>
+          <w:rFonts w:ascii="Courier New" w:eastAsia="Times New Roman" w:hAnsi="Courier New" w:cs="Courier New"/>
+          <w:color w:val="AB5656"/>
+          <w:sz w:val="20"/>
+          <w:szCs w:val="20"/>
+          <w:lang w:val="en-US"/>
+        </w:rPr>
+        <w:t>=</w:t>
+      </w:r>
+      <w:r>
+        <w:rPr>
+          <w:rFonts w:ascii="Courier New" w:eastAsia="Times New Roman" w:hAnsi="Courier New" w:cs="Courier New"/>
+          <w:sz w:val="20"/>
+          <w:szCs w:val="20"/>
+          <w:lang w:val="en-US"/>
+        </w:rPr>
+        <w:t xml:space="preserve">InnoDB </w:t>
+      </w:r>
+      <w:r>
+        <w:rPr>
+          <w:rFonts w:ascii="Courier New" w:eastAsia="Times New Roman" w:hAnsi="Courier New" w:cs="Courier New"/>
+          <w:b/>
+          <w:bCs/>
+          <w:color w:val="444444"/>
+          <w:sz w:val="20"/>
+          <w:szCs w:val="20"/>
+          <w:lang w:val="en-US"/>
+        </w:rPr>
+        <w:t>DEFAULT</w:t>
+      </w:r>
+      <w:r>
+        <w:rPr>
+          <w:rFonts w:ascii="Courier New" w:eastAsia="Times New Roman" w:hAnsi="Courier New" w:cs="Courier New"/>
+          <w:sz w:val="20"/>
+          <w:szCs w:val="20"/>
+          <w:lang w:val="en-US"/>
+        </w:rPr>
+        <w:t xml:space="preserve"> CHARSET</w:t>
+      </w:r>
+      <w:r>
+        <w:rPr>
+          <w:rFonts w:ascii="Courier New" w:eastAsia="Times New Roman" w:hAnsi="Courier New" w:cs="Courier New"/>
+          <w:color w:val="AB5656"/>
+          <w:sz w:val="20"/>
+          <w:szCs w:val="20"/>
+          <w:lang w:val="en-US"/>
+        </w:rPr>
+        <w:t>=</w:t>
+      </w:r>
+      <w:r>
+        <w:rPr>
+          <w:rFonts w:ascii="Courier New" w:eastAsia="Times New Roman" w:hAnsi="Courier New" w:cs="Courier New"/>
+          <w:sz w:val="20"/>
+          <w:szCs w:val="20"/>
+          <w:lang w:val="en-US"/>
+        </w:rPr>
+        <w:t xml:space="preserve">utf8mb4 </w:t>
+      </w:r>
+      <w:r>
+        <w:rPr>
+          <w:rFonts w:ascii="Courier New" w:eastAsia="Times New Roman" w:hAnsi="Courier New" w:cs="Courier New"/>
+          <w:b/>
+          <w:bCs/>
+          <w:color w:val="444444"/>
+          <w:sz w:val="20"/>
+          <w:szCs w:val="20"/>
+          <w:lang w:val="en-US"/>
+        </w:rPr>
+        <w:t>COLLATE</w:t>
+      </w:r>
+      <w:r>
+        <w:rPr>
+          <w:rFonts w:ascii="Courier New" w:eastAsia="Times New Roman" w:hAnsi="Courier New" w:cs="Courier New"/>
+          <w:color w:val="AB5656"/>
+          <w:sz w:val="20"/>
+          <w:szCs w:val="20"/>
+          <w:lang w:val="en-US"/>
+        </w:rPr>
+        <w:t>=</w:t>
+      </w:r>
+      <w:r>
+        <w:rPr>
+          <w:rFonts w:ascii="Courier New" w:eastAsia="Times New Roman" w:hAnsi="Courier New" w:cs="Courier New"/>
+          <w:sz w:val="20"/>
+          <w:szCs w:val="20"/>
+          <w:lang w:val="en-US"/>
+        </w:rPr>
+        <w:t>utf8mb4_0900_ai_ci;</w:t>
+      </w:r>
+    </w:p>
+    <w:p>
+      <w:pPr>
+        <w:tabs>
+          <w:tab w:val="left" w:pos="916"/>
+          <w:tab w:val="left" w:pos="1832"/>
+          <w:tab w:val="left" w:pos="2748"/>
+          <w:tab w:val="left" w:pos="3664"/>
+          <w:tab w:val="left" w:pos="4580"/>
+          <w:tab w:val="left" w:pos="5496"/>
+          <w:tab w:val="left" w:pos="6412"/>
+          <w:tab w:val="left" w:pos="7328"/>
+          <w:tab w:val="left" w:pos="8244"/>
+          <w:tab w:val="left" w:pos="9160"/>
+          <w:tab w:val="left" w:pos="10076"/>
+          <w:tab w:val="left" w:pos="10992"/>
+          <w:tab w:val="left" w:pos="11908"/>
+          <w:tab w:val="left" w:pos="12824"/>
+          <w:tab w:val="left" w:pos="13740"/>
+          <w:tab w:val="left" w:pos="14656"/>
+        </w:tabs>
+        <w:spacing w:after="0" w:line="240" w:lineRule="auto"/>
+        <w:rPr>
+          <w:rFonts w:ascii="Courier New" w:eastAsia="Times New Roman" w:hAnsi="Courier New" w:cs="Courier New"/>
+          <w:sz w:val="20"/>
+          <w:szCs w:val="20"/>
+          <w:lang w:val="en-US"/>
+        </w:rPr>
+      </w:pPr>
+    </w:p>
+    <w:p>
+      <w:pPr>
+        <w:tabs>
+          <w:tab w:val="left" w:pos="916"/>
+          <w:tab w:val="left" w:pos="1832"/>
+          <w:tab w:val="left" w:pos="2748"/>
+          <w:tab w:val="left" w:pos="3664"/>
+          <w:tab w:val="left" w:pos="4580"/>
+          <w:tab w:val="left" w:pos="5496"/>
+          <w:tab w:val="left" w:pos="6412"/>
+          <w:tab w:val="left" w:pos="7328"/>
+          <w:tab w:val="left" w:pos="8244"/>
+          <w:tab w:val="left" w:pos="9160"/>
+          <w:tab w:val="left" w:pos="10076"/>
+          <w:tab w:val="left" w:pos="10992"/>
+          <w:tab w:val="left" w:pos="11908"/>
+          <w:tab w:val="left" w:pos="12824"/>
+          <w:tab w:val="left" w:pos="13740"/>
+          <w:tab w:val="left" w:pos="14656"/>
+        </w:tabs>
+        <w:spacing w:after="0" w:line="240" w:lineRule="auto"/>
+        <w:rPr>
+          <w:rFonts w:ascii="Courier New" w:eastAsia="Times New Roman" w:hAnsi="Courier New" w:cs="Courier New"/>
+          <w:sz w:val="20"/>
+          <w:szCs w:val="20"/>
+          <w:lang w:val="en-US"/>
+        </w:rPr>
+      </w:pPr>
+      <w:r>
+        <w:rPr>
+          <w:rFonts w:ascii="Courier New" w:eastAsia="Times New Roman" w:hAnsi="Courier New" w:cs="Courier New"/>
+          <w:b/>
+          <w:bCs/>
+          <w:color w:val="444444"/>
+          <w:sz w:val="20"/>
+          <w:szCs w:val="20"/>
+          <w:lang w:val="en-US"/>
+        </w:rPr>
+        <w:t>CREATE</w:t>
+      </w:r>
+      <w:r>
+        <w:rPr>
+          <w:rFonts w:ascii="Courier New" w:eastAsia="Times New Roman" w:hAnsi="Courier New" w:cs="Courier New"/>
+          <w:sz w:val="20"/>
+          <w:szCs w:val="20"/>
+          <w:lang w:val="en-US"/>
+        </w:rPr>
+        <w:t xml:space="preserve"> </w:t>
+      </w:r>
+      <w:r>
+        <w:rPr>
+          <w:rFonts w:ascii="Courier New" w:eastAsia="Times New Roman" w:hAnsi="Courier New" w:cs="Courier New"/>
+          <w:b/>
+          <w:bCs/>
+          <w:color w:val="444444"/>
+          <w:sz w:val="20"/>
+          <w:szCs w:val="20"/>
+          <w:lang w:val="en-US"/>
+        </w:rPr>
+        <w:t>TABLE</w:t>
+      </w:r>
+      <w:r>
+        <w:rPr>
+          <w:rFonts w:ascii="Courier New" w:eastAsia="Times New Roman" w:hAnsi="Courier New" w:cs="Courier New"/>
+          <w:sz w:val="20"/>
+          <w:szCs w:val="20"/>
+          <w:lang w:val="en-US"/>
+        </w:rPr>
+        <w:t xml:space="preserve"> IF </w:t>
+      </w:r>
+      <w:r>
+        <w:rPr>
+          <w:rFonts w:ascii="Courier New" w:eastAsia="Times New Roman" w:hAnsi="Courier New" w:cs="Courier New"/>
+          <w:b/>
+          <w:bCs/>
+          <w:color w:val="444444"/>
+          <w:sz w:val="20"/>
+          <w:szCs w:val="20"/>
+          <w:lang w:val="en-US"/>
+        </w:rPr>
+        <w:t>NOT</w:t>
+      </w:r>
+      <w:r>
+        <w:rPr>
+          <w:rFonts w:ascii="Courier New" w:eastAsia="Times New Roman" w:hAnsi="Courier New" w:cs="Courier New"/>
+          <w:sz w:val="20"/>
+          <w:szCs w:val="20"/>
+          <w:lang w:val="en-US"/>
+        </w:rPr>
+        <w:t xml:space="preserve"> </w:t>
+      </w:r>
+      <w:r>
+        <w:rPr>
+          <w:rFonts w:ascii="Courier New" w:eastAsia="Times New Roman" w:hAnsi="Courier New" w:cs="Courier New"/>
+          <w:b/>
+          <w:bCs/>
+          <w:color w:val="444444"/>
+          <w:sz w:val="20"/>
+          <w:szCs w:val="20"/>
+          <w:lang w:val="en-US"/>
+        </w:rPr>
+        <w:t>EXISTS</w:t>
+      </w:r>
+      <w:r>
+        <w:rPr>
+          <w:rFonts w:ascii="Courier New" w:eastAsia="Times New Roman" w:hAnsi="Courier New" w:cs="Courier New"/>
+          <w:sz w:val="20"/>
+          <w:szCs w:val="20"/>
+          <w:lang w:val="en-US"/>
+        </w:rPr>
+        <w:t xml:space="preserve"> `schedule` (</w:t>
+      </w:r>
+    </w:p>
+    <w:p>
+      <w:pPr>
+        <w:tabs>
+          <w:tab w:val="left" w:pos="916"/>
+          <w:tab w:val="left" w:pos="1832"/>
+          <w:tab w:val="left" w:pos="2748"/>
+          <w:tab w:val="left" w:pos="3664"/>
+          <w:tab w:val="left" w:pos="4580"/>
+          <w:tab w:val="left" w:pos="5496"/>
+          <w:tab w:val="left" w:pos="6412"/>
+          <w:tab w:val="left" w:pos="7328"/>
+          <w:tab w:val="left" w:pos="8244"/>
+          <w:tab w:val="left" w:pos="9160"/>
+          <w:tab w:val="left" w:pos="10076"/>
+          <w:tab w:val="left" w:pos="10992"/>
+          <w:tab w:val="left" w:pos="11908"/>
+          <w:tab w:val="left" w:pos="12824"/>
+          <w:tab w:val="left" w:pos="13740"/>
+          <w:tab w:val="left" w:pos="14656"/>
+        </w:tabs>
+        <w:spacing w:after="0" w:line="240" w:lineRule="auto"/>
+        <w:rPr>
+          <w:rFonts w:ascii="Courier New" w:eastAsia="Times New Roman" w:hAnsi="Courier New" w:cs="Courier New"/>
+          <w:sz w:val="20"/>
+          <w:szCs w:val="20"/>
+          <w:lang w:val="en-US"/>
+        </w:rPr>
+      </w:pPr>
+      <w:r>
+        <w:rPr>
+          <w:rFonts w:ascii="Courier New" w:eastAsia="Times New Roman" w:hAnsi="Courier New" w:cs="Courier New"/>
+          <w:sz w:val="20"/>
+          <w:szCs w:val="20"/>
+          <w:lang w:val="en-US"/>
+        </w:rPr>
+        <w:t xml:space="preserve">    `employee_id` </w:t>
+      </w:r>
+      <w:r>
+        <w:rPr>
+          <w:rFonts w:ascii="Courier New" w:eastAsia="Times New Roman" w:hAnsi="Courier New" w:cs="Courier New"/>
+          <w:color w:val="880000"/>
+          <w:sz w:val="20"/>
+          <w:szCs w:val="20"/>
+          <w:lang w:val="en-US"/>
+        </w:rPr>
+        <w:t>int</w:t>
+      </w:r>
+      <w:r>
+        <w:rPr>
+          <w:rFonts w:ascii="Courier New" w:eastAsia="Times New Roman" w:hAnsi="Courier New" w:cs="Courier New"/>
+          <w:sz w:val="20"/>
+          <w:szCs w:val="20"/>
+          <w:lang w:val="en-US"/>
+        </w:rPr>
+        <w:t xml:space="preserve"> </w:t>
+      </w:r>
+      <w:r>
+        <w:rPr>
+          <w:rFonts w:ascii="Courier New" w:eastAsia="Times New Roman" w:hAnsi="Courier New" w:cs="Courier New"/>
+          <w:b/>
+          <w:bCs/>
+          <w:color w:val="444444"/>
+          <w:sz w:val="20"/>
+          <w:szCs w:val="20"/>
+          <w:lang w:val="en-US"/>
+        </w:rPr>
+        <w:t>NOT</w:t>
+      </w:r>
+      <w:r>
+        <w:rPr>
+          <w:rFonts w:ascii="Courier New" w:eastAsia="Times New Roman" w:hAnsi="Courier New" w:cs="Courier New"/>
+          <w:sz w:val="20"/>
+          <w:szCs w:val="20"/>
+          <w:lang w:val="en-US"/>
+        </w:rPr>
+        <w:t xml:space="preserve"> </w:t>
+      </w:r>
+      <w:r>
+        <w:rPr>
+          <w:rFonts w:ascii="Courier New" w:eastAsia="Times New Roman" w:hAnsi="Courier New" w:cs="Courier New"/>
+          <w:b/>
+          <w:bCs/>
+          <w:color w:val="444444"/>
+          <w:sz w:val="20"/>
+          <w:szCs w:val="20"/>
+          <w:lang w:val="en-US"/>
+        </w:rPr>
+        <w:t>NULL</w:t>
+      </w:r>
+      <w:r>
+        <w:rPr>
+          <w:rFonts w:ascii="Courier New" w:eastAsia="Times New Roman" w:hAnsi="Courier New" w:cs="Courier New"/>
+          <w:sz w:val="20"/>
+          <w:szCs w:val="20"/>
+          <w:lang w:val="en-US"/>
+        </w:rPr>
+        <w:t>,</w:t>
+      </w:r>
+    </w:p>
+    <w:p>
+      <w:pPr>
+        <w:tabs>
+          <w:tab w:val="left" w:pos="916"/>
+          <w:tab w:val="left" w:pos="1832"/>
+          <w:tab w:val="left" w:pos="2748"/>
+          <w:tab w:val="left" w:pos="3664"/>
+          <w:tab w:val="left" w:pos="4580"/>
+          <w:tab w:val="left" w:pos="5496"/>
+          <w:tab w:val="left" w:pos="6412"/>
+          <w:tab w:val="left" w:pos="7328"/>
+          <w:tab w:val="left" w:pos="8244"/>
+          <w:tab w:val="left" w:pos="9160"/>
+          <w:tab w:val="left" w:pos="10076"/>
+          <w:tab w:val="left" w:pos="10992"/>
+          <w:tab w:val="left" w:pos="11908"/>
+          <w:tab w:val="left" w:pos="12824"/>
+          <w:tab w:val="left" w:pos="13740"/>
+          <w:tab w:val="left" w:pos="14656"/>
+        </w:tabs>
+        <w:spacing w:after="0" w:line="240" w:lineRule="auto"/>
+        <w:rPr>
+          <w:rFonts w:ascii="Courier New" w:eastAsia="Times New Roman" w:hAnsi="Courier New" w:cs="Courier New"/>
+          <w:sz w:val="20"/>
+          <w:szCs w:val="20"/>
+          <w:lang w:val="en-US"/>
+        </w:rPr>
+      </w:pPr>
+      <w:r>
+        <w:rPr>
+          <w:rFonts w:ascii="Courier New" w:eastAsia="Times New Roman" w:hAnsi="Courier New" w:cs="Courier New"/>
+          <w:sz w:val="20"/>
+          <w:szCs w:val="20"/>
+          <w:lang w:val="en-US"/>
+        </w:rPr>
+        <w:t xml:space="preserve">    `work_hours` </w:t>
+      </w:r>
+      <w:r>
+        <w:rPr>
+          <w:rFonts w:ascii="Courier New" w:eastAsia="Times New Roman" w:hAnsi="Courier New" w:cs="Courier New"/>
+          <w:color w:val="880000"/>
+          <w:sz w:val="20"/>
+          <w:szCs w:val="20"/>
+          <w:lang w:val="en-US"/>
+        </w:rPr>
+        <w:t>int</w:t>
+      </w:r>
+      <w:r>
+        <w:rPr>
+          <w:rFonts w:ascii="Courier New" w:eastAsia="Times New Roman" w:hAnsi="Courier New" w:cs="Courier New"/>
+          <w:sz w:val="20"/>
+          <w:szCs w:val="20"/>
+          <w:lang w:val="en-US"/>
+        </w:rPr>
+        <w:t xml:space="preserve"> </w:t>
+      </w:r>
+      <w:r>
+        <w:rPr>
+          <w:rFonts w:ascii="Courier New" w:eastAsia="Times New Roman" w:hAnsi="Courier New" w:cs="Courier New"/>
+          <w:b/>
+          <w:bCs/>
+          <w:color w:val="444444"/>
+          <w:sz w:val="20"/>
+          <w:szCs w:val="20"/>
+          <w:lang w:val="en-US"/>
+        </w:rPr>
+        <w:t>NOT</w:t>
+      </w:r>
+      <w:r>
+        <w:rPr>
+          <w:rFonts w:ascii="Courier New" w:eastAsia="Times New Roman" w:hAnsi="Courier New" w:cs="Courier New"/>
+          <w:sz w:val="20"/>
+          <w:szCs w:val="20"/>
+          <w:lang w:val="en-US"/>
+        </w:rPr>
+        <w:t xml:space="preserve"> </w:t>
+      </w:r>
+      <w:r>
+        <w:rPr>
+          <w:rFonts w:ascii="Courier New" w:eastAsia="Times New Roman" w:hAnsi="Courier New" w:cs="Courier New"/>
+          <w:b/>
+          <w:bCs/>
+          <w:color w:val="444444"/>
+          <w:sz w:val="20"/>
+          <w:szCs w:val="20"/>
+          <w:lang w:val="en-US"/>
+        </w:rPr>
+        <w:t>NULL</w:t>
+      </w:r>
+      <w:r>
+        <w:rPr>
+          <w:rFonts w:ascii="Courier New" w:eastAsia="Times New Roman" w:hAnsi="Courier New" w:cs="Courier New"/>
+          <w:sz w:val="20"/>
+          <w:szCs w:val="20"/>
+          <w:lang w:val="en-US"/>
+        </w:rPr>
+        <w:t>,</w:t>
+      </w:r>
+    </w:p>
+    <w:p>
+      <w:pPr>
+        <w:tabs>
+          <w:tab w:val="left" w:pos="916"/>
+          <w:tab w:val="left" w:pos="1832"/>
+          <w:tab w:val="left" w:pos="2748"/>
+          <w:tab w:val="left" w:pos="3664"/>
+          <w:tab w:val="left" w:pos="4580"/>
+          <w:tab w:val="left" w:pos="5496"/>
+          <w:tab w:val="left" w:pos="6412"/>
+          <w:tab w:val="left" w:pos="7328"/>
+          <w:tab w:val="left" w:pos="8244"/>
+          <w:tab w:val="left" w:pos="9160"/>
+          <w:tab w:val="left" w:pos="10076"/>
+          <w:tab w:val="left" w:pos="10992"/>
+          <w:tab w:val="left" w:pos="11908"/>
+          <w:tab w:val="left" w:pos="12824"/>
+          <w:tab w:val="left" w:pos="13740"/>
+          <w:tab w:val="left" w:pos="14656"/>
+        </w:tabs>
+        <w:spacing w:after="0" w:line="240" w:lineRule="auto"/>
+        <w:rPr>
+          <w:rFonts w:ascii="Courier New" w:eastAsia="Times New Roman" w:hAnsi="Courier New" w:cs="Courier New"/>
+          <w:sz w:val="20"/>
+          <w:szCs w:val="20"/>
+          <w:lang w:val="en-US"/>
+        </w:rPr>
+      </w:pPr>
+      <w:r>
+        <w:rPr>
+          <w:rFonts w:ascii="Courier New" w:eastAsia="Times New Roman" w:hAnsi="Courier New" w:cs="Courier New"/>
+          <w:sz w:val="20"/>
+          <w:szCs w:val="20"/>
+          <w:lang w:val="en-US"/>
+        </w:rPr>
+        <w:t xml:space="preserve">    `</w:t>
+      </w:r>
+      <w:r>
+        <w:rPr>
+          <w:rFonts w:ascii="Courier New" w:eastAsia="Times New Roman" w:hAnsi="Courier New" w:cs="Courier New"/>
+          <w:color w:val="880000"/>
+          <w:sz w:val="20"/>
+          <w:szCs w:val="20"/>
+          <w:lang w:val="en-US"/>
+        </w:rPr>
+        <w:t>date</w:t>
+      </w:r>
+      <w:r>
+        <w:rPr>
+          <w:rFonts w:ascii="Courier New" w:eastAsia="Times New Roman" w:hAnsi="Courier New" w:cs="Courier New"/>
+          <w:sz w:val="20"/>
+          <w:szCs w:val="20"/>
+          <w:lang w:val="en-US"/>
+        </w:rPr>
+        <w:t xml:space="preserve">` </w:t>
+      </w:r>
+      <w:r>
+        <w:rPr>
+          <w:rFonts w:ascii="Courier New" w:eastAsia="Times New Roman" w:hAnsi="Courier New" w:cs="Courier New"/>
+          <w:color w:val="880000"/>
+          <w:sz w:val="20"/>
+          <w:szCs w:val="20"/>
+          <w:lang w:val="en-US"/>
+        </w:rPr>
+        <w:t>date</w:t>
+      </w:r>
+      <w:r>
+        <w:rPr>
+          <w:rFonts w:ascii="Courier New" w:eastAsia="Times New Roman" w:hAnsi="Courier New" w:cs="Courier New"/>
+          <w:sz w:val="20"/>
+          <w:szCs w:val="20"/>
+          <w:lang w:val="en-US"/>
+        </w:rPr>
+        <w:t xml:space="preserve"> </w:t>
+      </w:r>
+      <w:r>
+        <w:rPr>
+          <w:rFonts w:ascii="Courier New" w:eastAsia="Times New Roman" w:hAnsi="Courier New" w:cs="Courier New"/>
+          <w:b/>
+          <w:bCs/>
+          <w:color w:val="444444"/>
+          <w:sz w:val="20"/>
+          <w:szCs w:val="20"/>
+          <w:lang w:val="en-US"/>
+        </w:rPr>
+        <w:t>NOT</w:t>
+      </w:r>
+      <w:r>
+        <w:rPr>
+          <w:rFonts w:ascii="Courier New" w:eastAsia="Times New Roman" w:hAnsi="Courier New" w:cs="Courier New"/>
+          <w:sz w:val="20"/>
+          <w:szCs w:val="20"/>
+          <w:lang w:val="en-US"/>
+        </w:rPr>
+        <w:t xml:space="preserve"> </w:t>
+      </w:r>
+      <w:r>
+        <w:rPr>
+          <w:rFonts w:ascii="Courier New" w:eastAsia="Times New Roman" w:hAnsi="Courier New" w:cs="Courier New"/>
+          <w:b/>
+          <w:bCs/>
+          <w:color w:val="444444"/>
+          <w:sz w:val="20"/>
+          <w:szCs w:val="20"/>
+          <w:lang w:val="en-US"/>
+        </w:rPr>
+        <w:t>NULL</w:t>
+      </w:r>
+      <w:r>
+        <w:rPr>
+          <w:rFonts w:ascii="Courier New" w:eastAsia="Times New Roman" w:hAnsi="Courier New" w:cs="Courier New"/>
+          <w:sz w:val="20"/>
+          <w:szCs w:val="20"/>
+          <w:lang w:val="en-US"/>
+        </w:rPr>
+        <w:t>,</w:t>
+      </w:r>
+    </w:p>
+    <w:p>
+      <w:pPr>
+        <w:tabs>
+          <w:tab w:val="left" w:pos="916"/>
+          <w:tab w:val="left" w:pos="1832"/>
+          <w:tab w:val="left" w:pos="2748"/>
+          <w:tab w:val="left" w:pos="3664"/>
+          <w:tab w:val="left" w:pos="4580"/>
+          <w:tab w:val="left" w:pos="5496"/>
+          <w:tab w:val="left" w:pos="6412"/>
+          <w:tab w:val="left" w:pos="7328"/>
+          <w:tab w:val="left" w:pos="8244"/>
+          <w:tab w:val="left" w:pos="9160"/>
+          <w:tab w:val="left" w:pos="10076"/>
+          <w:tab w:val="left" w:pos="10992"/>
+          <w:tab w:val="left" w:pos="11908"/>
+          <w:tab w:val="left" w:pos="12824"/>
+          <w:tab w:val="left" w:pos="13740"/>
+          <w:tab w:val="left" w:pos="14656"/>
+        </w:tabs>
+        <w:spacing w:after="0" w:line="240" w:lineRule="auto"/>
+        <w:rPr>
+          <w:rFonts w:ascii="Courier New" w:eastAsia="Times New Roman" w:hAnsi="Courier New" w:cs="Courier New"/>
+          <w:sz w:val="20"/>
+          <w:szCs w:val="20"/>
+          <w:lang w:val="en-US"/>
+        </w:rPr>
+      </w:pPr>
+      <w:r>
+        <w:rPr>
+          <w:rFonts w:ascii="Courier New" w:eastAsia="Times New Roman" w:hAnsi="Courier New" w:cs="Courier New"/>
+          <w:sz w:val="20"/>
+          <w:szCs w:val="20"/>
+          <w:lang w:val="en-US"/>
+        </w:rPr>
+        <w:t xml:space="preserve">    </w:t>
+      </w:r>
+      <w:r>
+        <w:rPr>
+          <w:rFonts w:ascii="Courier New" w:eastAsia="Times New Roman" w:hAnsi="Courier New" w:cs="Courier New"/>
+          <w:b/>
+          <w:bCs/>
+          <w:color w:val="444444"/>
+          <w:sz w:val="20"/>
+          <w:szCs w:val="20"/>
+          <w:lang w:val="en-US"/>
+        </w:rPr>
+        <w:t>PRIMARY</w:t>
+      </w:r>
+      <w:r>
+        <w:rPr>
+          <w:rFonts w:ascii="Courier New" w:eastAsia="Times New Roman" w:hAnsi="Courier New" w:cs="Courier New"/>
+          <w:sz w:val="20"/>
+          <w:szCs w:val="20"/>
+          <w:lang w:val="en-US"/>
+        </w:rPr>
+        <w:t xml:space="preserve"> KEY (`employee_id`, `</w:t>
+      </w:r>
+      <w:r>
+        <w:rPr>
+          <w:rFonts w:ascii="Courier New" w:eastAsia="Times New Roman" w:hAnsi="Courier New" w:cs="Courier New"/>
+          <w:color w:val="880000"/>
+          <w:sz w:val="20"/>
+          <w:szCs w:val="20"/>
+          <w:lang w:val="en-US"/>
+        </w:rPr>
+        <w:t>date</w:t>
+      </w:r>
+      <w:r>
+        <w:rPr>
+          <w:rFonts w:ascii="Courier New" w:eastAsia="Times New Roman" w:hAnsi="Courier New" w:cs="Courier New"/>
+          <w:sz w:val="20"/>
+          <w:szCs w:val="20"/>
+          <w:lang w:val="en-US"/>
+        </w:rPr>
+        <w:t>`),</w:t>
+      </w:r>
+    </w:p>
+    <w:p>
+      <w:pPr>
+        <w:tabs>
+          <w:tab w:val="left" w:pos="916"/>
+          <w:tab w:val="left" w:pos="1832"/>
+          <w:tab w:val="left" w:pos="2748"/>
+          <w:tab w:val="left" w:pos="3664"/>
+          <w:tab w:val="left" w:pos="4580"/>
+          <w:tab w:val="left" w:pos="5496"/>
+          <w:tab w:val="left" w:pos="6412"/>
+          <w:tab w:val="left" w:pos="7328"/>
+          <w:tab w:val="left" w:pos="8244"/>
+          <w:tab w:val="left" w:pos="9160"/>
+          <w:tab w:val="left" w:pos="10076"/>
+          <w:tab w:val="left" w:pos="10992"/>
+          <w:tab w:val="left" w:pos="11908"/>
+          <w:tab w:val="left" w:pos="12824"/>
+          <w:tab w:val="left" w:pos="13740"/>
+          <w:tab w:val="left" w:pos="14656"/>
+        </w:tabs>
+        <w:spacing w:after="0" w:line="240" w:lineRule="auto"/>
+        <w:rPr>
+          <w:rFonts w:ascii="Courier New" w:eastAsia="Times New Roman" w:hAnsi="Courier New" w:cs="Courier New"/>
+          <w:sz w:val="20"/>
+          <w:szCs w:val="20"/>
+          <w:lang w:val="en-US"/>
+        </w:rPr>
+      </w:pPr>
+      <w:r>
+        <w:rPr>
+          <w:rFonts w:ascii="Courier New" w:eastAsia="Times New Roman" w:hAnsi="Courier New" w:cs="Courier New"/>
+          <w:sz w:val="20"/>
+          <w:szCs w:val="20"/>
+          <w:lang w:val="en-US"/>
+        </w:rPr>
+        <w:t xml:space="preserve">    </w:t>
+      </w:r>
+      <w:r>
+        <w:rPr>
+          <w:rFonts w:ascii="Courier New" w:eastAsia="Times New Roman" w:hAnsi="Courier New" w:cs="Courier New"/>
+          <w:b/>
+          <w:bCs/>
+          <w:color w:val="444444"/>
+          <w:sz w:val="20"/>
+          <w:szCs w:val="20"/>
+          <w:lang w:val="en-US"/>
+        </w:rPr>
+        <w:t>FOREIGN</w:t>
+      </w:r>
+      <w:r>
+        <w:rPr>
+          <w:rFonts w:ascii="Courier New" w:eastAsia="Times New Roman" w:hAnsi="Courier New" w:cs="Courier New"/>
+          <w:sz w:val="20"/>
+          <w:szCs w:val="20"/>
+          <w:lang w:val="en-US"/>
+        </w:rPr>
+        <w:t xml:space="preserve"> KEY (`employee_id`) </w:t>
+      </w:r>
+      <w:r>
+        <w:rPr>
+          <w:rFonts w:ascii="Courier New" w:eastAsia="Times New Roman" w:hAnsi="Courier New" w:cs="Courier New"/>
+          <w:b/>
+          <w:bCs/>
+          <w:color w:val="444444"/>
+          <w:sz w:val="20"/>
+          <w:szCs w:val="20"/>
+          <w:lang w:val="en-US"/>
+        </w:rPr>
+        <w:t>REFERENCES</w:t>
+      </w:r>
+      <w:r>
+        <w:rPr>
+          <w:rFonts w:ascii="Courier New" w:eastAsia="Times New Roman" w:hAnsi="Courier New" w:cs="Courier New"/>
+          <w:sz w:val="20"/>
+          <w:szCs w:val="20"/>
+          <w:lang w:val="en-US"/>
+        </w:rPr>
+        <w:t xml:space="preserve"> `employees`(`id`),</w:t>
+      </w:r>
+    </w:p>
+    <w:p>
+      <w:pPr>
+        <w:tabs>
+          <w:tab w:val="left" w:pos="916"/>
+          <w:tab w:val="left" w:pos="1832"/>
+          <w:tab w:val="left" w:pos="2748"/>
+          <w:tab w:val="left" w:pos="3664"/>
+          <w:tab w:val="left" w:pos="4580"/>
+          <w:tab w:val="left" w:pos="5496"/>
+          <w:tab w:val="left" w:pos="6412"/>
+          <w:tab w:val="left" w:pos="7328"/>
+          <w:tab w:val="left" w:pos="8244"/>
+          <w:tab w:val="left" w:pos="9160"/>
+          <w:tab w:val="left" w:pos="10076"/>
+          <w:tab w:val="left" w:pos="10992"/>
+          <w:tab w:val="left" w:pos="11908"/>
+          <w:tab w:val="left" w:pos="12824"/>
+          <w:tab w:val="left" w:pos="13740"/>
+          <w:tab w:val="left" w:pos="14656"/>
+        </w:tabs>
+        <w:spacing w:after="0" w:line="240" w:lineRule="auto"/>
+        <w:rPr>
+          <w:rFonts w:ascii="Courier New" w:eastAsia="Times New Roman" w:hAnsi="Courier New" w:cs="Courier New"/>
+          <w:sz w:val="20"/>
+          <w:szCs w:val="20"/>
+          <w:lang w:val="en-US"/>
+        </w:rPr>
+      </w:pPr>
+      <w:r>
+        <w:rPr>
+          <w:rFonts w:ascii="Courier New" w:eastAsia="Times New Roman" w:hAnsi="Courier New" w:cs="Courier New"/>
+          <w:sz w:val="20"/>
+          <w:szCs w:val="20"/>
+          <w:lang w:val="en-US"/>
+        </w:rPr>
+        <w:t xml:space="preserve">    </w:t>
+      </w:r>
+      <w:r>
+        <w:rPr>
+          <w:rFonts w:ascii="Courier New" w:eastAsia="Times New Roman" w:hAnsi="Courier New" w:cs="Courier New"/>
+          <w:b/>
+          <w:bCs/>
+          <w:color w:val="444444"/>
+          <w:sz w:val="20"/>
+          <w:szCs w:val="20"/>
+          <w:lang w:val="en-US"/>
+        </w:rPr>
+        <w:t>CONSTRAINT</w:t>
+      </w:r>
+      <w:r>
+        <w:rPr>
+          <w:rFonts w:ascii="Courier New" w:eastAsia="Times New Roman" w:hAnsi="Courier New" w:cs="Courier New"/>
+          <w:sz w:val="20"/>
+          <w:szCs w:val="20"/>
+          <w:lang w:val="en-US"/>
+        </w:rPr>
+        <w:t xml:space="preserve"> `chk_work_time_limits` </w:t>
+      </w:r>
+      <w:r>
+        <w:rPr>
+          <w:rFonts w:ascii="Courier New" w:eastAsia="Times New Roman" w:hAnsi="Courier New" w:cs="Courier New"/>
+          <w:b/>
+          <w:bCs/>
+          <w:color w:val="444444"/>
+          <w:sz w:val="20"/>
+          <w:szCs w:val="20"/>
+          <w:lang w:val="en-US"/>
+        </w:rPr>
+        <w:t>CHECK</w:t>
+      </w:r>
+      <w:r>
+        <w:rPr>
+          <w:rFonts w:ascii="Courier New" w:eastAsia="Times New Roman" w:hAnsi="Courier New" w:cs="Courier New"/>
+          <w:sz w:val="20"/>
+          <w:szCs w:val="20"/>
+          <w:lang w:val="en-US"/>
+        </w:rPr>
+        <w:t xml:space="preserve"> (`work_hours` </w:t>
+      </w:r>
+      <w:r>
+        <w:rPr>
+          <w:rFonts w:ascii="Courier New" w:eastAsia="Times New Roman" w:hAnsi="Courier New" w:cs="Courier New"/>
+          <w:b/>
+          <w:bCs/>
+          <w:color w:val="444444"/>
+          <w:sz w:val="20"/>
+          <w:szCs w:val="20"/>
+          <w:lang w:val="en-US"/>
+        </w:rPr>
+        <w:t>BETWEEN</w:t>
+      </w:r>
+      <w:r>
+        <w:rPr>
+          <w:rFonts w:ascii="Courier New" w:eastAsia="Times New Roman" w:hAnsi="Courier New" w:cs="Courier New"/>
+          <w:sz w:val="20"/>
+          <w:szCs w:val="20"/>
+          <w:lang w:val="en-US"/>
+        </w:rPr>
+        <w:t xml:space="preserve"> </w:t>
+      </w:r>
+      <w:r>
+        <w:rPr>
+          <w:rFonts w:ascii="Courier New" w:eastAsia="Times New Roman" w:hAnsi="Courier New" w:cs="Courier New"/>
+          <w:color w:val="880000"/>
+          <w:sz w:val="20"/>
+          <w:szCs w:val="20"/>
+          <w:lang w:val="en-US"/>
+        </w:rPr>
+        <w:t>0</w:t>
+      </w:r>
+      <w:r>
+        <w:rPr>
+          <w:rFonts w:ascii="Courier New" w:eastAsia="Times New Roman" w:hAnsi="Courier New" w:cs="Courier New"/>
+          <w:sz w:val="20"/>
+          <w:szCs w:val="20"/>
+          <w:lang w:val="en-US"/>
+        </w:rPr>
+        <w:t xml:space="preserve"> </w:t>
+      </w:r>
+      <w:r>
+        <w:rPr>
+          <w:rFonts w:ascii="Courier New" w:eastAsia="Times New Roman" w:hAnsi="Courier New" w:cs="Courier New"/>
+          <w:b/>
+          <w:bCs/>
+          <w:color w:val="444444"/>
+          <w:sz w:val="20"/>
+          <w:szCs w:val="20"/>
+          <w:lang w:val="en-US"/>
+        </w:rPr>
+        <w:t>AND</w:t>
+      </w:r>
+      <w:r>
+        <w:rPr>
+          <w:rFonts w:ascii="Courier New" w:eastAsia="Times New Roman" w:hAnsi="Courier New" w:cs="Courier New"/>
+          <w:sz w:val="20"/>
+          <w:szCs w:val="20"/>
+          <w:lang w:val="en-US"/>
+        </w:rPr>
+        <w:t xml:space="preserve"> </w:t>
+      </w:r>
+      <w:r>
+        <w:rPr>
+          <w:rFonts w:ascii="Courier New" w:eastAsia="Times New Roman" w:hAnsi="Courier New" w:cs="Courier New"/>
+          <w:color w:val="880000"/>
+          <w:sz w:val="20"/>
+          <w:szCs w:val="20"/>
+          <w:lang w:val="en-US"/>
+        </w:rPr>
+        <w:t>12</w:t>
+      </w:r>
+      <w:r>
+        <w:rPr>
+          <w:rFonts w:ascii="Courier New" w:eastAsia="Times New Roman" w:hAnsi="Courier New" w:cs="Courier New"/>
+          <w:sz w:val="20"/>
+          <w:szCs w:val="20"/>
+          <w:lang w:val="en-US"/>
+        </w:rPr>
+        <w:t>)</w:t>
+      </w:r>
+    </w:p>
+    <w:p>
+      <w:pPr>
+        <w:tabs>
+          <w:tab w:val="left" w:pos="916"/>
+          <w:tab w:val="left" w:pos="1832"/>
+          <w:tab w:val="left" w:pos="2748"/>
+          <w:tab w:val="left" w:pos="3664"/>
+          <w:tab w:val="left" w:pos="4580"/>
+          <w:tab w:val="left" w:pos="5496"/>
+          <w:tab w:val="left" w:pos="6412"/>
+          <w:tab w:val="left" w:pos="7328"/>
+          <w:tab w:val="left" w:pos="8244"/>
+          <w:tab w:val="left" w:pos="9160"/>
+          <w:tab w:val="left" w:pos="10076"/>
+          <w:tab w:val="left" w:pos="10992"/>
+          <w:tab w:val="left" w:pos="11908"/>
+          <w:tab w:val="left" w:pos="12824"/>
+          <w:tab w:val="left" w:pos="13740"/>
+          <w:tab w:val="left" w:pos="14656"/>
+        </w:tabs>
+        <w:spacing w:after="0" w:line="240" w:lineRule="auto"/>
+        <w:rPr>
+          <w:rFonts w:ascii="Courier New" w:eastAsia="Times New Roman" w:hAnsi="Courier New" w:cs="Courier New"/>
+          <w:sz w:val="20"/>
+          <w:szCs w:val="20"/>
+          <w:lang w:val="en-US"/>
+        </w:rPr>
+      </w:pPr>
+      <w:r>
+        <w:rPr>
+          <w:rFonts w:ascii="Courier New" w:eastAsia="Times New Roman" w:hAnsi="Courier New" w:cs="Courier New"/>
+          <w:sz w:val="20"/>
+          <w:szCs w:val="20"/>
+          <w:lang w:val="en-US"/>
+        </w:rPr>
+        <w:t>) ENGINE</w:t>
+      </w:r>
+      <w:r>
+        <w:rPr>
+          <w:rFonts w:ascii="Courier New" w:eastAsia="Times New Roman" w:hAnsi="Courier New" w:cs="Courier New"/>
+          <w:color w:val="AB5656"/>
+          <w:sz w:val="20"/>
+          <w:szCs w:val="20"/>
+          <w:lang w:val="en-US"/>
+        </w:rPr>
+        <w:t>=</w:t>
+      </w:r>
+      <w:r>
+        <w:rPr>
+          <w:rFonts w:ascii="Courier New" w:eastAsia="Times New Roman" w:hAnsi="Courier New" w:cs="Courier New"/>
+          <w:sz w:val="20"/>
+          <w:szCs w:val="20"/>
+          <w:lang w:val="en-US"/>
+        </w:rPr>
+        <w:t xml:space="preserve">InnoDB </w:t>
+      </w:r>
+      <w:r>
+        <w:rPr>
+          <w:rFonts w:ascii="Courier New" w:eastAsia="Times New Roman" w:hAnsi="Courier New" w:cs="Courier New"/>
+          <w:b/>
+          <w:bCs/>
+          <w:color w:val="444444"/>
+          <w:sz w:val="20"/>
+          <w:szCs w:val="20"/>
+          <w:lang w:val="en-US"/>
+        </w:rPr>
+        <w:t>DEFAULT</w:t>
+      </w:r>
+      <w:r>
+        <w:rPr>
+          <w:rFonts w:ascii="Courier New" w:eastAsia="Times New Roman" w:hAnsi="Courier New" w:cs="Courier New"/>
+          <w:sz w:val="20"/>
+          <w:szCs w:val="20"/>
+          <w:lang w:val="en-US"/>
+        </w:rPr>
+        <w:t xml:space="preserve"> CHARSET</w:t>
+      </w:r>
+      <w:r>
+        <w:rPr>
+          <w:rFonts w:ascii="Courier New" w:eastAsia="Times New Roman" w:hAnsi="Courier New" w:cs="Courier New"/>
+          <w:color w:val="AB5656"/>
+          <w:sz w:val="20"/>
+          <w:szCs w:val="20"/>
+          <w:lang w:val="en-US"/>
+        </w:rPr>
+        <w:t>=</w:t>
+      </w:r>
+      <w:r>
+        <w:rPr>
+          <w:rFonts w:ascii="Courier New" w:eastAsia="Times New Roman" w:hAnsi="Courier New" w:cs="Courier New"/>
+          <w:sz w:val="20"/>
+          <w:szCs w:val="20"/>
+          <w:lang w:val="en-US"/>
+        </w:rPr>
+        <w:t xml:space="preserve">utf8mb4 </w:t>
+      </w:r>
+      <w:r>
+        <w:rPr>
+          <w:rFonts w:ascii="Courier New" w:eastAsia="Times New Roman" w:hAnsi="Courier New" w:cs="Courier New"/>
+          <w:b/>
+          <w:bCs/>
+          <w:color w:val="444444"/>
+          <w:sz w:val="20"/>
+          <w:szCs w:val="20"/>
+          <w:lang w:val="en-US"/>
+        </w:rPr>
+        <w:t>COLLATE</w:t>
+      </w:r>
+      <w:r>
+        <w:rPr>
+          <w:rFonts w:ascii="Courier New" w:eastAsia="Times New Roman" w:hAnsi="Courier New" w:cs="Courier New"/>
+          <w:color w:val="AB5656"/>
+          <w:sz w:val="20"/>
+          <w:szCs w:val="20"/>
+          <w:lang w:val="en-US"/>
+        </w:rPr>
+        <w:t>=</w:t>
+      </w:r>
+      <w:r>
+        <w:rPr>
+          <w:rFonts w:ascii="Courier New" w:eastAsia="Times New Roman" w:hAnsi="Courier New" w:cs="Courier New"/>
+          <w:sz w:val="20"/>
+          <w:szCs w:val="20"/>
+          <w:lang w:val="en-US"/>
+        </w:rPr>
+        <w:t>utf8mb4_0900_ai_ci;</w:t>
+      </w:r>
+    </w:p>
+    <w:p>
+      <w:pPr>
+        <w:tabs>
+          <w:tab w:val="left" w:pos="916"/>
+          <w:tab w:val="left" w:pos="1832"/>
+          <w:tab w:val="left" w:pos="2748"/>
+          <w:tab w:val="left" w:pos="3664"/>
+          <w:tab w:val="left" w:pos="4580"/>
+          <w:tab w:val="left" w:pos="5496"/>
+          <w:tab w:val="left" w:pos="6412"/>
+          <w:tab w:val="left" w:pos="7328"/>
+          <w:tab w:val="left" w:pos="8244"/>
+          <w:tab w:val="left" w:pos="9160"/>
+          <w:tab w:val="left" w:pos="10076"/>
+          <w:tab w:val="left" w:pos="10992"/>
+          <w:tab w:val="left" w:pos="11908"/>
+          <w:tab w:val="left" w:pos="12824"/>
+          <w:tab w:val="left" w:pos="13740"/>
+          <w:tab w:val="left" w:pos="14656"/>
+        </w:tabs>
+        <w:spacing w:after="0" w:line="240" w:lineRule="auto"/>
+        <w:rPr>
+          <w:rFonts w:ascii="Courier New" w:eastAsia="Times New Roman" w:hAnsi="Courier New" w:cs="Courier New"/>
+          <w:sz w:val="20"/>
+          <w:szCs w:val="20"/>
+          <w:lang w:val="en-US"/>
+        </w:rPr>
+      </w:pPr>
+    </w:p>
+    <w:p>
+      <w:pPr>
+        <w:tabs>
+          <w:tab w:val="left" w:pos="916"/>
+          <w:tab w:val="left" w:pos="1832"/>
+          <w:tab w:val="left" w:pos="2748"/>
+          <w:tab w:val="left" w:pos="3664"/>
+          <w:tab w:val="left" w:pos="4580"/>
+          <w:tab w:val="left" w:pos="5496"/>
+          <w:tab w:val="left" w:pos="6412"/>
+          <w:tab w:val="left" w:pos="7328"/>
+          <w:tab w:val="left" w:pos="8244"/>
+          <w:tab w:val="left" w:pos="9160"/>
+          <w:tab w:val="left" w:pos="10076"/>
+          <w:tab w:val="left" w:pos="10992"/>
+          <w:tab w:val="left" w:pos="11908"/>
+          <w:tab w:val="left" w:pos="12824"/>
+          <w:tab w:val="left" w:pos="13740"/>
+          <w:tab w:val="left" w:pos="14656"/>
+        </w:tabs>
+        <w:spacing w:after="0" w:line="240" w:lineRule="auto"/>
+        <w:rPr>
+          <w:rFonts w:ascii="Courier New" w:eastAsia="Times New Roman" w:hAnsi="Courier New" w:cs="Courier New"/>
+          <w:sz w:val="20"/>
+          <w:szCs w:val="20"/>
+          <w:lang w:val="en-US"/>
+        </w:rPr>
+      </w:pPr>
+      <w:r>
+        <w:rPr>
+          <w:rFonts w:ascii="Courier New" w:eastAsia="Times New Roman" w:hAnsi="Courier New" w:cs="Courier New"/>
+          <w:b/>
+          <w:bCs/>
+          <w:color w:val="444444"/>
+          <w:sz w:val="20"/>
+          <w:szCs w:val="20"/>
+          <w:lang w:val="en-US"/>
+        </w:rPr>
+        <w:t>CREATE</w:t>
+      </w:r>
+      <w:r>
+        <w:rPr>
+          <w:rFonts w:ascii="Courier New" w:eastAsia="Times New Roman" w:hAnsi="Courier New" w:cs="Courier New"/>
+          <w:sz w:val="20"/>
+          <w:szCs w:val="20"/>
+          <w:lang w:val="en-US"/>
+        </w:rPr>
+        <w:t xml:space="preserve"> </w:t>
+      </w:r>
+      <w:r>
+        <w:rPr>
+          <w:rFonts w:ascii="Courier New" w:eastAsia="Times New Roman" w:hAnsi="Courier New" w:cs="Courier New"/>
+          <w:b/>
+          <w:bCs/>
+          <w:color w:val="444444"/>
+          <w:sz w:val="20"/>
+          <w:szCs w:val="20"/>
+          <w:lang w:val="en-US"/>
+        </w:rPr>
+        <w:t>TABLE</w:t>
+      </w:r>
+      <w:r>
+        <w:rPr>
+          <w:rFonts w:ascii="Courier New" w:eastAsia="Times New Roman" w:hAnsi="Courier New" w:cs="Courier New"/>
+          <w:sz w:val="20"/>
+          <w:szCs w:val="20"/>
+          <w:lang w:val="en-US"/>
+        </w:rPr>
+        <w:t xml:space="preserve"> IF </w:t>
+      </w:r>
+      <w:r>
+        <w:rPr>
+          <w:rFonts w:ascii="Courier New" w:eastAsia="Times New Roman" w:hAnsi="Courier New" w:cs="Courier New"/>
+          <w:b/>
+          <w:bCs/>
+          <w:color w:val="444444"/>
+          <w:sz w:val="20"/>
+          <w:szCs w:val="20"/>
+          <w:lang w:val="en-US"/>
+        </w:rPr>
+        <w:t>NOT</w:t>
+      </w:r>
+      <w:r>
+        <w:rPr>
+          <w:rFonts w:ascii="Courier New" w:eastAsia="Times New Roman" w:hAnsi="Courier New" w:cs="Courier New"/>
+          <w:sz w:val="20"/>
+          <w:szCs w:val="20"/>
+          <w:lang w:val="en-US"/>
+        </w:rPr>
+        <w:t xml:space="preserve"> </w:t>
+      </w:r>
+      <w:r>
+        <w:rPr>
+          <w:rFonts w:ascii="Courier New" w:eastAsia="Times New Roman" w:hAnsi="Courier New" w:cs="Courier New"/>
+          <w:b/>
+          <w:bCs/>
+          <w:color w:val="444444"/>
+          <w:sz w:val="20"/>
+          <w:szCs w:val="20"/>
+          <w:lang w:val="en-US"/>
+        </w:rPr>
+        <w:t>EXISTS</w:t>
+      </w:r>
+      <w:r>
+        <w:rPr>
+          <w:rFonts w:ascii="Courier New" w:eastAsia="Times New Roman" w:hAnsi="Courier New" w:cs="Courier New"/>
+          <w:sz w:val="20"/>
+          <w:szCs w:val="20"/>
+          <w:lang w:val="en-US"/>
+        </w:rPr>
+        <w:t xml:space="preserve"> `orders` (</w:t>
+      </w:r>
+    </w:p>
+    <w:p>
+      <w:pPr>
+        <w:tabs>
+          <w:tab w:val="left" w:pos="916"/>
+          <w:tab w:val="left" w:pos="1832"/>
+          <w:tab w:val="left" w:pos="2748"/>
+          <w:tab w:val="left" w:pos="3664"/>
+          <w:tab w:val="left" w:pos="4580"/>
+          <w:tab w:val="left" w:pos="5496"/>
+          <w:tab w:val="left" w:pos="6412"/>
+          <w:tab w:val="left" w:pos="7328"/>
+          <w:tab w:val="left" w:pos="8244"/>
+          <w:tab w:val="left" w:pos="9160"/>
+          <w:tab w:val="left" w:pos="10076"/>
+          <w:tab w:val="left" w:pos="10992"/>
+          <w:tab w:val="left" w:pos="11908"/>
+          <w:tab w:val="left" w:pos="12824"/>
+          <w:tab w:val="left" w:pos="13740"/>
+          <w:tab w:val="left" w:pos="14656"/>
+        </w:tabs>
+        <w:spacing w:after="0" w:line="240" w:lineRule="auto"/>
+        <w:rPr>
+          <w:rFonts w:ascii="Courier New" w:eastAsia="Times New Roman" w:hAnsi="Courier New" w:cs="Courier New"/>
+          <w:sz w:val="20"/>
+          <w:szCs w:val="20"/>
+          <w:lang w:val="en-US"/>
+        </w:rPr>
+      </w:pPr>
+      <w:r>
+        <w:rPr>
+          <w:rFonts w:ascii="Courier New" w:eastAsia="Times New Roman" w:hAnsi="Courier New" w:cs="Courier New"/>
+          <w:sz w:val="20"/>
+          <w:szCs w:val="20"/>
+          <w:lang w:val="en-US"/>
+        </w:rPr>
+        <w:t xml:space="preserve">    `id` </w:t>
+      </w:r>
+      <w:r>
+        <w:rPr>
+          <w:rFonts w:ascii="Courier New" w:eastAsia="Times New Roman" w:hAnsi="Courier New" w:cs="Courier New"/>
+          <w:color w:val="880000"/>
+          <w:sz w:val="20"/>
+          <w:szCs w:val="20"/>
+          <w:lang w:val="en-US"/>
+        </w:rPr>
+        <w:t>int</w:t>
+      </w:r>
+      <w:r>
+        <w:rPr>
+          <w:rFonts w:ascii="Courier New" w:eastAsia="Times New Roman" w:hAnsi="Courier New" w:cs="Courier New"/>
+          <w:sz w:val="20"/>
+          <w:szCs w:val="20"/>
+          <w:lang w:val="en-US"/>
+        </w:rPr>
+        <w:t xml:space="preserve"> </w:t>
+      </w:r>
+      <w:r>
+        <w:rPr>
+          <w:rFonts w:ascii="Courier New" w:eastAsia="Times New Roman" w:hAnsi="Courier New" w:cs="Courier New"/>
+          <w:b/>
+          <w:bCs/>
+          <w:color w:val="444444"/>
+          <w:sz w:val="20"/>
+          <w:szCs w:val="20"/>
+          <w:lang w:val="en-US"/>
+        </w:rPr>
+        <w:t>PRIMARY</w:t>
+      </w:r>
+      <w:r>
+        <w:rPr>
+          <w:rFonts w:ascii="Courier New" w:eastAsia="Times New Roman" w:hAnsi="Courier New" w:cs="Courier New"/>
+          <w:sz w:val="20"/>
+          <w:szCs w:val="20"/>
+          <w:lang w:val="en-US"/>
+        </w:rPr>
+        <w:t xml:space="preserve"> KEY AUTO_INCREMENT,</w:t>
+      </w:r>
+    </w:p>
+    <w:p>
+      <w:pPr>
+        <w:tabs>
+          <w:tab w:val="left" w:pos="916"/>
+          <w:tab w:val="left" w:pos="1832"/>
+          <w:tab w:val="left" w:pos="2748"/>
+          <w:tab w:val="left" w:pos="3664"/>
+          <w:tab w:val="left" w:pos="4580"/>
+          <w:tab w:val="left" w:pos="5496"/>
+          <w:tab w:val="left" w:pos="6412"/>
+          <w:tab w:val="left" w:pos="7328"/>
+          <w:tab w:val="left" w:pos="8244"/>
+          <w:tab w:val="left" w:pos="9160"/>
+          <w:tab w:val="left" w:pos="10076"/>
+          <w:tab w:val="left" w:pos="10992"/>
+          <w:tab w:val="left" w:pos="11908"/>
+          <w:tab w:val="left" w:pos="12824"/>
+          <w:tab w:val="left" w:pos="13740"/>
+          <w:tab w:val="left" w:pos="14656"/>
+        </w:tabs>
+        <w:spacing w:after="0" w:line="240" w:lineRule="auto"/>
+        <w:rPr>
+          <w:rFonts w:ascii="Courier New" w:eastAsia="Times New Roman" w:hAnsi="Courier New" w:cs="Courier New"/>
+          <w:sz w:val="20"/>
+          <w:szCs w:val="20"/>
+          <w:lang w:val="en-US"/>
+        </w:rPr>
+      </w:pPr>
+      <w:r>
+        <w:rPr>
+          <w:rFonts w:ascii="Courier New" w:eastAsia="Times New Roman" w:hAnsi="Courier New" w:cs="Courier New"/>
+          <w:sz w:val="20"/>
+          <w:szCs w:val="20"/>
+          <w:lang w:val="en-US"/>
+        </w:rPr>
+        <w:t xml:space="preserve">    `employee_id` </w:t>
+      </w:r>
+      <w:r>
+        <w:rPr>
+          <w:rFonts w:ascii="Courier New" w:eastAsia="Times New Roman" w:hAnsi="Courier New" w:cs="Courier New"/>
+          <w:color w:val="880000"/>
+          <w:sz w:val="20"/>
+          <w:szCs w:val="20"/>
+          <w:lang w:val="en-US"/>
+        </w:rPr>
+        <w:t>int</w:t>
+      </w:r>
+      <w:r>
+        <w:rPr>
+          <w:rFonts w:ascii="Courier New" w:eastAsia="Times New Roman" w:hAnsi="Courier New" w:cs="Courier New"/>
+          <w:sz w:val="20"/>
+          <w:szCs w:val="20"/>
+          <w:lang w:val="en-US"/>
+        </w:rPr>
+        <w:t xml:space="preserve"> </w:t>
+      </w:r>
+      <w:r>
+        <w:rPr>
+          <w:rFonts w:ascii="Courier New" w:eastAsia="Times New Roman" w:hAnsi="Courier New" w:cs="Courier New"/>
+          <w:b/>
+          <w:bCs/>
+          <w:color w:val="444444"/>
+          <w:sz w:val="20"/>
+          <w:szCs w:val="20"/>
+          <w:lang w:val="en-US"/>
+        </w:rPr>
+        <w:t>NOT</w:t>
+      </w:r>
+      <w:r>
+        <w:rPr>
+          <w:rFonts w:ascii="Courier New" w:eastAsia="Times New Roman" w:hAnsi="Courier New" w:cs="Courier New"/>
+          <w:sz w:val="20"/>
+          <w:szCs w:val="20"/>
+          <w:lang w:val="en-US"/>
+        </w:rPr>
+        <w:t xml:space="preserve"> </w:t>
+      </w:r>
+      <w:r>
+        <w:rPr>
+          <w:rFonts w:ascii="Courier New" w:eastAsia="Times New Roman" w:hAnsi="Courier New" w:cs="Courier New"/>
+          <w:b/>
+          <w:bCs/>
+          <w:color w:val="444444"/>
+          <w:sz w:val="20"/>
+          <w:szCs w:val="20"/>
+          <w:lang w:val="en-US"/>
+        </w:rPr>
+        <w:t>NULL</w:t>
+      </w:r>
+      <w:r>
+        <w:rPr>
+          <w:rFonts w:ascii="Courier New" w:eastAsia="Times New Roman" w:hAnsi="Courier New" w:cs="Courier New"/>
+          <w:sz w:val="20"/>
+          <w:szCs w:val="20"/>
+          <w:lang w:val="en-US"/>
+        </w:rPr>
+        <w:t>,</w:t>
+      </w:r>
+    </w:p>
+    <w:p>
+      <w:pPr>
+        <w:tabs>
+          <w:tab w:val="left" w:pos="916"/>
+          <w:tab w:val="left" w:pos="1832"/>
+          <w:tab w:val="left" w:pos="2748"/>
+          <w:tab w:val="left" w:pos="3664"/>
+          <w:tab w:val="left" w:pos="4580"/>
+          <w:tab w:val="left" w:pos="5496"/>
+          <w:tab w:val="left" w:pos="6412"/>
+          <w:tab w:val="left" w:pos="7328"/>
+          <w:tab w:val="left" w:pos="8244"/>
+          <w:tab w:val="left" w:pos="9160"/>
+          <w:tab w:val="left" w:pos="10076"/>
+          <w:tab w:val="left" w:pos="10992"/>
+          <w:tab w:val="left" w:pos="11908"/>
+          <w:tab w:val="left" w:pos="12824"/>
+          <w:tab w:val="left" w:pos="13740"/>
+          <w:tab w:val="left" w:pos="14656"/>
+        </w:tabs>
+        <w:spacing w:after="0" w:line="240" w:lineRule="auto"/>
+        <w:rPr>
+          <w:rFonts w:ascii="Courier New" w:eastAsia="Times New Roman" w:hAnsi="Courier New" w:cs="Courier New"/>
+          <w:sz w:val="20"/>
+          <w:szCs w:val="20"/>
+          <w:lang w:val="en-US"/>
+        </w:rPr>
+      </w:pPr>
+      <w:r>
+        <w:rPr>
+          <w:rFonts w:ascii="Courier New" w:eastAsia="Times New Roman" w:hAnsi="Courier New" w:cs="Courier New"/>
+          <w:sz w:val="20"/>
+          <w:szCs w:val="20"/>
+          <w:lang w:val="en-US"/>
+        </w:rPr>
+        <w:t xml:space="preserve">    `total_price` </w:t>
+      </w:r>
+      <w:r>
+        <w:rPr>
+          <w:rFonts w:ascii="Courier New" w:eastAsia="Times New Roman" w:hAnsi="Courier New" w:cs="Courier New"/>
+          <w:color w:val="880000"/>
+          <w:sz w:val="20"/>
+          <w:szCs w:val="20"/>
+          <w:lang w:val="en-US"/>
+        </w:rPr>
+        <w:t>int</w:t>
+      </w:r>
+      <w:r>
+        <w:rPr>
+          <w:rFonts w:ascii="Courier New" w:eastAsia="Times New Roman" w:hAnsi="Courier New" w:cs="Courier New"/>
+          <w:sz w:val="20"/>
+          <w:szCs w:val="20"/>
+          <w:lang w:val="en-US"/>
+        </w:rPr>
+        <w:t xml:space="preserve"> </w:t>
+      </w:r>
+      <w:r>
+        <w:rPr>
+          <w:rFonts w:ascii="Courier New" w:eastAsia="Times New Roman" w:hAnsi="Courier New" w:cs="Courier New"/>
+          <w:b/>
+          <w:bCs/>
+          <w:color w:val="444444"/>
+          <w:sz w:val="20"/>
+          <w:szCs w:val="20"/>
+          <w:lang w:val="en-US"/>
+        </w:rPr>
+        <w:t>NOT</w:t>
+      </w:r>
+      <w:r>
+        <w:rPr>
+          <w:rFonts w:ascii="Courier New" w:eastAsia="Times New Roman" w:hAnsi="Courier New" w:cs="Courier New"/>
+          <w:sz w:val="20"/>
+          <w:szCs w:val="20"/>
+          <w:lang w:val="en-US"/>
+        </w:rPr>
+        <w:t xml:space="preserve"> </w:t>
+      </w:r>
+      <w:r>
+        <w:rPr>
+          <w:rFonts w:ascii="Courier New" w:eastAsia="Times New Roman" w:hAnsi="Courier New" w:cs="Courier New"/>
+          <w:b/>
+          <w:bCs/>
+          <w:color w:val="444444"/>
+          <w:sz w:val="20"/>
+          <w:szCs w:val="20"/>
+          <w:lang w:val="en-US"/>
+        </w:rPr>
+        <w:t>NULL</w:t>
+      </w:r>
+      <w:r>
+        <w:rPr>
+          <w:rFonts w:ascii="Courier New" w:eastAsia="Times New Roman" w:hAnsi="Courier New" w:cs="Courier New"/>
+          <w:sz w:val="20"/>
+          <w:szCs w:val="20"/>
+          <w:lang w:val="en-US"/>
+        </w:rPr>
+        <w:t>,</w:t>
+      </w:r>
+    </w:p>
+    <w:p>
+      <w:pPr>
+        <w:tabs>
+          <w:tab w:val="left" w:pos="916"/>
+          <w:tab w:val="left" w:pos="1832"/>
+          <w:tab w:val="left" w:pos="2748"/>
+          <w:tab w:val="left" w:pos="3664"/>
+          <w:tab w:val="left" w:pos="4580"/>
+          <w:tab w:val="left" w:pos="5496"/>
+          <w:tab w:val="left" w:pos="6412"/>
+          <w:tab w:val="left" w:pos="7328"/>
+          <w:tab w:val="left" w:pos="8244"/>
+          <w:tab w:val="left" w:pos="9160"/>
+          <w:tab w:val="left" w:pos="10076"/>
+          <w:tab w:val="left" w:pos="10992"/>
+          <w:tab w:val="left" w:pos="11908"/>
+          <w:tab w:val="left" w:pos="12824"/>
+          <w:tab w:val="left" w:pos="13740"/>
+          <w:tab w:val="left" w:pos="14656"/>
+        </w:tabs>
+        <w:spacing w:after="0" w:line="240" w:lineRule="auto"/>
+        <w:rPr>
+          <w:rFonts w:ascii="Courier New" w:eastAsia="Times New Roman" w:hAnsi="Courier New" w:cs="Courier New"/>
+          <w:sz w:val="20"/>
+          <w:szCs w:val="20"/>
+          <w:lang w:val="en-US"/>
+        </w:rPr>
+      </w:pPr>
+      <w:r>
+        <w:rPr>
+          <w:rFonts w:ascii="Courier New" w:eastAsia="Times New Roman" w:hAnsi="Courier New" w:cs="Courier New"/>
+          <w:sz w:val="20"/>
+          <w:szCs w:val="20"/>
+          <w:lang w:val="en-US"/>
+        </w:rPr>
+        <w:t xml:space="preserve">    `date_time` datetime </w:t>
+      </w:r>
+      <w:r>
+        <w:rPr>
+          <w:rFonts w:ascii="Courier New" w:eastAsia="Times New Roman" w:hAnsi="Courier New" w:cs="Courier New"/>
+          <w:b/>
+          <w:bCs/>
+          <w:color w:val="444444"/>
+          <w:sz w:val="20"/>
+          <w:szCs w:val="20"/>
+          <w:lang w:val="en-US"/>
+        </w:rPr>
+        <w:t>NOT</w:t>
+      </w:r>
+      <w:r>
+        <w:rPr>
+          <w:rFonts w:ascii="Courier New" w:eastAsia="Times New Roman" w:hAnsi="Courier New" w:cs="Courier New"/>
+          <w:sz w:val="20"/>
+          <w:szCs w:val="20"/>
+          <w:lang w:val="en-US"/>
+        </w:rPr>
+        <w:t xml:space="preserve"> </w:t>
+      </w:r>
+      <w:r>
+        <w:rPr>
+          <w:rFonts w:ascii="Courier New" w:eastAsia="Times New Roman" w:hAnsi="Courier New" w:cs="Courier New"/>
+          <w:b/>
+          <w:bCs/>
+          <w:color w:val="444444"/>
+          <w:sz w:val="20"/>
+          <w:szCs w:val="20"/>
+          <w:lang w:val="en-US"/>
+        </w:rPr>
+        <w:t>NULL</w:t>
+      </w:r>
+      <w:r>
+        <w:rPr>
+          <w:rFonts w:ascii="Courier New" w:eastAsia="Times New Roman" w:hAnsi="Courier New" w:cs="Courier New"/>
+          <w:sz w:val="20"/>
+          <w:szCs w:val="20"/>
+          <w:lang w:val="en-US"/>
+        </w:rPr>
+        <w:t xml:space="preserve"> </w:t>
+      </w:r>
+      <w:r>
+        <w:rPr>
+          <w:rFonts w:ascii="Courier New" w:eastAsia="Times New Roman" w:hAnsi="Courier New" w:cs="Courier New"/>
+          <w:b/>
+          <w:bCs/>
+          <w:color w:val="444444"/>
+          <w:sz w:val="20"/>
+          <w:szCs w:val="20"/>
+          <w:lang w:val="en-US"/>
+        </w:rPr>
+        <w:t>DEFAULT</w:t>
+      </w:r>
+      <w:r>
+        <w:rPr>
+          <w:rFonts w:ascii="Courier New" w:eastAsia="Times New Roman" w:hAnsi="Courier New" w:cs="Courier New"/>
+          <w:sz w:val="20"/>
+          <w:szCs w:val="20"/>
+          <w:lang w:val="en-US"/>
+        </w:rPr>
+        <w:t xml:space="preserve"> NOW(),</w:t>
+      </w:r>
+    </w:p>
+    <w:p>
+      <w:pPr>
+        <w:tabs>
+          <w:tab w:val="left" w:pos="916"/>
+          <w:tab w:val="left" w:pos="1832"/>
+          <w:tab w:val="left" w:pos="2748"/>
+          <w:tab w:val="left" w:pos="3664"/>
+          <w:tab w:val="left" w:pos="4580"/>
+          <w:tab w:val="left" w:pos="5496"/>
+          <w:tab w:val="left" w:pos="6412"/>
+          <w:tab w:val="left" w:pos="7328"/>
+          <w:tab w:val="left" w:pos="8244"/>
+          <w:tab w:val="left" w:pos="9160"/>
+          <w:tab w:val="left" w:pos="10076"/>
+          <w:tab w:val="left" w:pos="10992"/>
+          <w:tab w:val="left" w:pos="11908"/>
+          <w:tab w:val="left" w:pos="12824"/>
+          <w:tab w:val="left" w:pos="13740"/>
+          <w:tab w:val="left" w:pos="14656"/>
+        </w:tabs>
+        <w:spacing w:after="0" w:line="240" w:lineRule="auto"/>
+        <w:rPr>
+          <w:rFonts w:ascii="Courier New" w:eastAsia="Times New Roman" w:hAnsi="Courier New" w:cs="Courier New"/>
+          <w:sz w:val="20"/>
+          <w:szCs w:val="20"/>
+          <w:lang w:val="en-US"/>
+        </w:rPr>
+      </w:pPr>
+      <w:r>
+        <w:rPr>
+          <w:rFonts w:ascii="Courier New" w:eastAsia="Times New Roman" w:hAnsi="Courier New" w:cs="Courier New"/>
+          <w:sz w:val="20"/>
+          <w:szCs w:val="20"/>
+          <w:lang w:val="en-US"/>
+        </w:rPr>
+        <w:t xml:space="preserve">    </w:t>
+      </w:r>
+      <w:r>
+        <w:rPr>
+          <w:rFonts w:ascii="Courier New" w:eastAsia="Times New Roman" w:hAnsi="Courier New" w:cs="Courier New"/>
+          <w:b/>
+          <w:bCs/>
+          <w:color w:val="444444"/>
+          <w:sz w:val="20"/>
+          <w:szCs w:val="20"/>
+          <w:lang w:val="en-US"/>
+        </w:rPr>
+        <w:t>CONSTRAINT</w:t>
+      </w:r>
+      <w:r>
+        <w:rPr>
+          <w:rFonts w:ascii="Courier New" w:eastAsia="Times New Roman" w:hAnsi="Courier New" w:cs="Courier New"/>
+          <w:sz w:val="20"/>
+          <w:szCs w:val="20"/>
+          <w:lang w:val="en-US"/>
+        </w:rPr>
+        <w:t xml:space="preserve"> `fk_orders_employee` </w:t>
+      </w:r>
+      <w:r>
+        <w:rPr>
+          <w:rFonts w:ascii="Courier New" w:eastAsia="Times New Roman" w:hAnsi="Courier New" w:cs="Courier New"/>
+          <w:b/>
+          <w:bCs/>
+          <w:color w:val="444444"/>
+          <w:sz w:val="20"/>
+          <w:szCs w:val="20"/>
+          <w:lang w:val="en-US"/>
+        </w:rPr>
+        <w:t>FOREIGN</w:t>
+      </w:r>
+      <w:r>
+        <w:rPr>
+          <w:rFonts w:ascii="Courier New" w:eastAsia="Times New Roman" w:hAnsi="Courier New" w:cs="Courier New"/>
+          <w:sz w:val="20"/>
+          <w:szCs w:val="20"/>
+          <w:lang w:val="en-US"/>
+        </w:rPr>
+        <w:t xml:space="preserve"> KEY (`employee_id`) </w:t>
+      </w:r>
+      <w:r>
+        <w:rPr>
+          <w:rFonts w:ascii="Courier New" w:eastAsia="Times New Roman" w:hAnsi="Courier New" w:cs="Courier New"/>
+          <w:b/>
+          <w:bCs/>
+          <w:color w:val="444444"/>
+          <w:sz w:val="20"/>
+          <w:szCs w:val="20"/>
+          <w:lang w:val="en-US"/>
+        </w:rPr>
+        <w:t>REFERENCES</w:t>
+      </w:r>
+      <w:r>
+        <w:rPr>
+          <w:rFonts w:ascii="Courier New" w:eastAsia="Times New Roman" w:hAnsi="Courier New" w:cs="Courier New"/>
+          <w:sz w:val="20"/>
+          <w:szCs w:val="20"/>
+          <w:lang w:val="en-US"/>
+        </w:rPr>
+        <w:t xml:space="preserve"> `employees`(`id`),</w:t>
+      </w:r>
+    </w:p>
+    <w:p>
+      <w:pPr>
+        <w:tabs>
+          <w:tab w:val="left" w:pos="916"/>
+          <w:tab w:val="left" w:pos="1832"/>
+          <w:tab w:val="left" w:pos="2748"/>
+          <w:tab w:val="left" w:pos="3664"/>
+          <w:tab w:val="left" w:pos="4580"/>
+          <w:tab w:val="left" w:pos="5496"/>
+          <w:tab w:val="left" w:pos="6412"/>
+          <w:tab w:val="left" w:pos="7328"/>
+          <w:tab w:val="left" w:pos="8244"/>
+          <w:tab w:val="left" w:pos="9160"/>
+          <w:tab w:val="left" w:pos="10076"/>
+          <w:tab w:val="left" w:pos="10992"/>
+          <w:tab w:val="left" w:pos="11908"/>
+          <w:tab w:val="left" w:pos="12824"/>
+          <w:tab w:val="left" w:pos="13740"/>
+          <w:tab w:val="left" w:pos="14656"/>
+        </w:tabs>
+        <w:spacing w:after="0" w:line="240" w:lineRule="auto"/>
+        <w:rPr>
+          <w:rFonts w:ascii="Courier New" w:eastAsia="Times New Roman" w:hAnsi="Courier New" w:cs="Courier New"/>
+          <w:sz w:val="20"/>
+          <w:szCs w:val="20"/>
+          <w:lang w:val="en-US"/>
+        </w:rPr>
+      </w:pPr>
+      <w:r>
+        <w:rPr>
+          <w:rFonts w:ascii="Courier New" w:eastAsia="Times New Roman" w:hAnsi="Courier New" w:cs="Courier New"/>
+          <w:sz w:val="20"/>
+          <w:szCs w:val="20"/>
+          <w:lang w:val="en-US"/>
+        </w:rPr>
+        <w:t xml:space="preserve">    </w:t>
+      </w:r>
+      <w:r>
+        <w:rPr>
+          <w:rFonts w:ascii="Courier New" w:eastAsia="Times New Roman" w:hAnsi="Courier New" w:cs="Courier New"/>
+          <w:b/>
+          <w:bCs/>
+          <w:color w:val="444444"/>
+          <w:sz w:val="20"/>
+          <w:szCs w:val="20"/>
+          <w:lang w:val="en-US"/>
+        </w:rPr>
+        <w:t>CONSTRAINT</w:t>
+      </w:r>
+      <w:r>
+        <w:rPr>
+          <w:rFonts w:ascii="Courier New" w:eastAsia="Times New Roman" w:hAnsi="Courier New" w:cs="Courier New"/>
+          <w:sz w:val="20"/>
+          <w:szCs w:val="20"/>
+          <w:lang w:val="en-US"/>
+        </w:rPr>
+        <w:t xml:space="preserve"> `chk_total_price` </w:t>
+      </w:r>
+      <w:r>
+        <w:rPr>
+          <w:rFonts w:ascii="Courier New" w:eastAsia="Times New Roman" w:hAnsi="Courier New" w:cs="Courier New"/>
+          <w:b/>
+          <w:bCs/>
+          <w:color w:val="444444"/>
+          <w:sz w:val="20"/>
+          <w:szCs w:val="20"/>
+          <w:lang w:val="en-US"/>
+        </w:rPr>
+        <w:t>CHECK</w:t>
+      </w:r>
+      <w:r>
+        <w:rPr>
+          <w:rFonts w:ascii="Courier New" w:eastAsia="Times New Roman" w:hAnsi="Courier New" w:cs="Courier New"/>
+          <w:sz w:val="20"/>
+          <w:szCs w:val="20"/>
+          <w:lang w:val="en-US"/>
+        </w:rPr>
+        <w:t xml:space="preserve"> (`total_price` </w:t>
+      </w:r>
+      <w:r>
+        <w:rPr>
+          <w:rFonts w:ascii="Courier New" w:eastAsia="Times New Roman" w:hAnsi="Courier New" w:cs="Courier New"/>
+          <w:color w:val="AB5656"/>
+          <w:sz w:val="20"/>
+          <w:szCs w:val="20"/>
+          <w:lang w:val="en-US"/>
+        </w:rPr>
+        <w:t>&gt;=</w:t>
+      </w:r>
+      <w:r>
+        <w:rPr>
+          <w:rFonts w:ascii="Courier New" w:eastAsia="Times New Roman" w:hAnsi="Courier New" w:cs="Courier New"/>
+          <w:sz w:val="20"/>
+          <w:szCs w:val="20"/>
+          <w:lang w:val="en-US"/>
+        </w:rPr>
+        <w:t xml:space="preserve"> </w:t>
+      </w:r>
+      <w:r>
+        <w:rPr>
+          <w:rFonts w:ascii="Courier New" w:eastAsia="Times New Roman" w:hAnsi="Courier New" w:cs="Courier New"/>
+          <w:color w:val="880000"/>
+          <w:sz w:val="20"/>
+          <w:szCs w:val="20"/>
+          <w:lang w:val="en-US"/>
+        </w:rPr>
+        <w:t>0</w:t>
+      </w:r>
+      <w:r>
+        <w:rPr>
+          <w:rFonts w:ascii="Courier New" w:eastAsia="Times New Roman" w:hAnsi="Courier New" w:cs="Courier New"/>
+          <w:sz w:val="20"/>
+          <w:szCs w:val="20"/>
+          <w:lang w:val="en-US"/>
+        </w:rPr>
+        <w:t>)</w:t>
+      </w:r>
+    </w:p>
+    <w:p>
+      <w:pPr>
+        <w:tabs>
+          <w:tab w:val="left" w:pos="916"/>
+          <w:tab w:val="left" w:pos="1832"/>
+          <w:tab w:val="left" w:pos="2748"/>
+          <w:tab w:val="left" w:pos="3664"/>
+          <w:tab w:val="left" w:pos="4580"/>
+          <w:tab w:val="left" w:pos="5496"/>
+          <w:tab w:val="left" w:pos="6412"/>
+          <w:tab w:val="left" w:pos="7328"/>
+          <w:tab w:val="left" w:pos="8244"/>
+          <w:tab w:val="left" w:pos="9160"/>
+          <w:tab w:val="left" w:pos="10076"/>
+          <w:tab w:val="left" w:pos="10992"/>
+          <w:tab w:val="left" w:pos="11908"/>
+          <w:tab w:val="left" w:pos="12824"/>
+          <w:tab w:val="left" w:pos="13740"/>
+          <w:tab w:val="left" w:pos="14656"/>
+        </w:tabs>
+        <w:spacing w:after="0" w:line="240" w:lineRule="auto"/>
+        <w:rPr>
+          <w:rFonts w:ascii="Courier New" w:eastAsia="Times New Roman" w:hAnsi="Courier New" w:cs="Courier New"/>
+          <w:sz w:val="20"/>
+          <w:szCs w:val="20"/>
+          <w:lang w:val="en-US"/>
+        </w:rPr>
+      </w:pPr>
+      <w:r>
+        <w:rPr>
+          <w:rFonts w:ascii="Courier New" w:eastAsia="Times New Roman" w:hAnsi="Courier New" w:cs="Courier New"/>
+          <w:sz w:val="20"/>
+          <w:szCs w:val="20"/>
+          <w:lang w:val="en-US"/>
+        </w:rPr>
+        <w:t>) ENGINE</w:t>
+      </w:r>
+      <w:r>
+        <w:rPr>
+          <w:rFonts w:ascii="Courier New" w:eastAsia="Times New Roman" w:hAnsi="Courier New" w:cs="Courier New"/>
+          <w:color w:val="AB5656"/>
+          <w:sz w:val="20"/>
+          <w:szCs w:val="20"/>
+          <w:lang w:val="en-US"/>
+        </w:rPr>
+        <w:t>=</w:t>
+      </w:r>
+      <w:r>
+        <w:rPr>
+          <w:rFonts w:ascii="Courier New" w:eastAsia="Times New Roman" w:hAnsi="Courier New" w:cs="Courier New"/>
+          <w:sz w:val="20"/>
+          <w:szCs w:val="20"/>
+          <w:lang w:val="en-US"/>
+        </w:rPr>
+        <w:t xml:space="preserve">InnoDB </w:t>
+      </w:r>
+      <w:r>
+        <w:rPr>
+          <w:rFonts w:ascii="Courier New" w:eastAsia="Times New Roman" w:hAnsi="Courier New" w:cs="Courier New"/>
+          <w:b/>
+          <w:bCs/>
+          <w:color w:val="444444"/>
+          <w:sz w:val="20"/>
+          <w:szCs w:val="20"/>
+          <w:lang w:val="en-US"/>
+        </w:rPr>
+        <w:t>DEFAULT</w:t>
+      </w:r>
+      <w:r>
+        <w:rPr>
+          <w:rFonts w:ascii="Courier New" w:eastAsia="Times New Roman" w:hAnsi="Courier New" w:cs="Courier New"/>
+          <w:sz w:val="20"/>
+          <w:szCs w:val="20"/>
+          <w:lang w:val="en-US"/>
+        </w:rPr>
+        <w:t xml:space="preserve"> CHARSET</w:t>
+      </w:r>
+      <w:r>
+        <w:rPr>
+          <w:rFonts w:ascii="Courier New" w:eastAsia="Times New Roman" w:hAnsi="Courier New" w:cs="Courier New"/>
+          <w:color w:val="AB5656"/>
+          <w:sz w:val="20"/>
+          <w:szCs w:val="20"/>
+          <w:lang w:val="en-US"/>
+        </w:rPr>
+        <w:t>=</w:t>
+      </w:r>
+      <w:r>
+        <w:rPr>
+          <w:rFonts w:ascii="Courier New" w:eastAsia="Times New Roman" w:hAnsi="Courier New" w:cs="Courier New"/>
+          <w:sz w:val="20"/>
+          <w:szCs w:val="20"/>
+          <w:lang w:val="en-US"/>
+        </w:rPr>
+        <w:t xml:space="preserve">utf8mb4 </w:t>
+      </w:r>
+      <w:r>
+        <w:rPr>
+          <w:rFonts w:ascii="Courier New" w:eastAsia="Times New Roman" w:hAnsi="Courier New" w:cs="Courier New"/>
+          <w:b/>
+          <w:bCs/>
+          <w:color w:val="444444"/>
+          <w:sz w:val="20"/>
+          <w:szCs w:val="20"/>
+          <w:lang w:val="en-US"/>
+        </w:rPr>
+        <w:t>COLLATE</w:t>
+      </w:r>
+      <w:r>
+        <w:rPr>
+          <w:rFonts w:ascii="Courier New" w:eastAsia="Times New Roman" w:hAnsi="Courier New" w:cs="Courier New"/>
+          <w:color w:val="AB5656"/>
+          <w:sz w:val="20"/>
+          <w:szCs w:val="20"/>
+          <w:lang w:val="en-US"/>
+        </w:rPr>
+        <w:t>=</w:t>
+      </w:r>
+      <w:r>
+        <w:rPr>
+          <w:rFonts w:ascii="Courier New" w:eastAsia="Times New Roman" w:hAnsi="Courier New" w:cs="Courier New"/>
+          <w:sz w:val="20"/>
+          <w:szCs w:val="20"/>
+          <w:lang w:val="en-US"/>
+        </w:rPr>
+        <w:t>utf8mb4_0900_ai_ci;</w:t>
+      </w:r>
+    </w:p>
+    <w:p>
+      <w:pPr>
+        <w:tabs>
+          <w:tab w:val="left" w:pos="916"/>
+          <w:tab w:val="left" w:pos="1832"/>
+          <w:tab w:val="left" w:pos="2748"/>
+          <w:tab w:val="left" w:pos="3664"/>
+          <w:tab w:val="left" w:pos="4580"/>
+          <w:tab w:val="left" w:pos="5496"/>
+          <w:tab w:val="left" w:pos="6412"/>
+          <w:tab w:val="left" w:pos="7328"/>
+          <w:tab w:val="left" w:pos="8244"/>
+          <w:tab w:val="left" w:pos="9160"/>
+          <w:tab w:val="left" w:pos="10076"/>
+          <w:tab w:val="left" w:pos="10992"/>
+          <w:tab w:val="left" w:pos="11908"/>
+          <w:tab w:val="left" w:pos="12824"/>
+          <w:tab w:val="left" w:pos="13740"/>
+          <w:tab w:val="left" w:pos="14656"/>
+        </w:tabs>
+        <w:spacing w:after="0" w:line="240" w:lineRule="auto"/>
+        <w:rPr>
+          <w:rFonts w:ascii="Courier New" w:eastAsia="Times New Roman" w:hAnsi="Courier New" w:cs="Courier New"/>
+          <w:sz w:val="20"/>
+          <w:szCs w:val="20"/>
+          <w:lang w:val="en-US"/>
+        </w:rPr>
+      </w:pPr>
+    </w:p>
+    <w:p>
+      <w:pPr>
+        <w:tabs>
+          <w:tab w:val="left" w:pos="916"/>
+          <w:tab w:val="left" w:pos="1832"/>
+          <w:tab w:val="left" w:pos="2748"/>
+          <w:tab w:val="left" w:pos="3664"/>
+          <w:tab w:val="left" w:pos="4580"/>
+          <w:tab w:val="left" w:pos="5496"/>
+          <w:tab w:val="left" w:pos="6412"/>
+          <w:tab w:val="left" w:pos="7328"/>
+          <w:tab w:val="left" w:pos="8244"/>
+          <w:tab w:val="left" w:pos="9160"/>
+          <w:tab w:val="left" w:pos="10076"/>
+          <w:tab w:val="left" w:pos="10992"/>
+          <w:tab w:val="left" w:pos="11908"/>
+          <w:tab w:val="left" w:pos="12824"/>
+          <w:tab w:val="left" w:pos="13740"/>
+          <w:tab w:val="left" w:pos="14656"/>
+        </w:tabs>
+        <w:spacing w:after="0" w:line="240" w:lineRule="auto"/>
+        <w:rPr>
+          <w:rFonts w:ascii="Courier New" w:eastAsia="Times New Roman" w:hAnsi="Courier New" w:cs="Courier New"/>
+          <w:sz w:val="20"/>
+          <w:szCs w:val="20"/>
+          <w:lang w:val="en-US"/>
+        </w:rPr>
+      </w:pPr>
+      <w:r>
+        <w:rPr>
+          <w:rFonts w:ascii="Courier New" w:eastAsia="Times New Roman" w:hAnsi="Courier New" w:cs="Courier New"/>
+          <w:b/>
+          <w:bCs/>
+          <w:color w:val="444444"/>
+          <w:sz w:val="20"/>
+          <w:szCs w:val="20"/>
+          <w:lang w:val="en-US"/>
+        </w:rPr>
+        <w:t>CREATE</w:t>
+      </w:r>
+      <w:r>
+        <w:rPr>
+          <w:rFonts w:ascii="Courier New" w:eastAsia="Times New Roman" w:hAnsi="Courier New" w:cs="Courier New"/>
+          <w:sz w:val="20"/>
+          <w:szCs w:val="20"/>
+          <w:lang w:val="en-US"/>
+        </w:rPr>
+        <w:t xml:space="preserve"> </w:t>
+      </w:r>
+      <w:r>
+        <w:rPr>
+          <w:rFonts w:ascii="Courier New" w:eastAsia="Times New Roman" w:hAnsi="Courier New" w:cs="Courier New"/>
+          <w:b/>
+          <w:bCs/>
+          <w:color w:val="444444"/>
+          <w:sz w:val="20"/>
+          <w:szCs w:val="20"/>
+          <w:lang w:val="en-US"/>
+        </w:rPr>
+        <w:t>TABLE</w:t>
+      </w:r>
+      <w:r>
+        <w:rPr>
+          <w:rFonts w:ascii="Courier New" w:eastAsia="Times New Roman" w:hAnsi="Courier New" w:cs="Courier New"/>
+          <w:sz w:val="20"/>
+          <w:szCs w:val="20"/>
+          <w:lang w:val="en-US"/>
+        </w:rPr>
+        <w:t xml:space="preserve"> IF </w:t>
+      </w:r>
+      <w:r>
+        <w:rPr>
+          <w:rFonts w:ascii="Courier New" w:eastAsia="Times New Roman" w:hAnsi="Courier New" w:cs="Courier New"/>
+          <w:b/>
+          <w:bCs/>
+          <w:color w:val="444444"/>
+          <w:sz w:val="20"/>
+          <w:szCs w:val="20"/>
+          <w:lang w:val="en-US"/>
+        </w:rPr>
+        <w:t>NOT</w:t>
+      </w:r>
+      <w:r>
+        <w:rPr>
+          <w:rFonts w:ascii="Courier New" w:eastAsia="Times New Roman" w:hAnsi="Courier New" w:cs="Courier New"/>
+          <w:sz w:val="20"/>
+          <w:szCs w:val="20"/>
+          <w:lang w:val="en-US"/>
+        </w:rPr>
+        <w:t xml:space="preserve"> </w:t>
+      </w:r>
+      <w:r>
+        <w:rPr>
+          <w:rFonts w:ascii="Courier New" w:eastAsia="Times New Roman" w:hAnsi="Courier New" w:cs="Courier New"/>
+          <w:b/>
+          <w:bCs/>
+          <w:color w:val="444444"/>
+          <w:sz w:val="20"/>
+          <w:szCs w:val="20"/>
+          <w:lang w:val="en-US"/>
+        </w:rPr>
+        <w:t>EXISTS</w:t>
+      </w:r>
+      <w:r>
+        <w:rPr>
+          <w:rFonts w:ascii="Courier New" w:eastAsia="Times New Roman" w:hAnsi="Courier New" w:cs="Courier New"/>
+          <w:sz w:val="20"/>
+          <w:szCs w:val="20"/>
+          <w:lang w:val="en-US"/>
+        </w:rPr>
+        <w:t xml:space="preserve"> `orders_goods` (</w:t>
+      </w:r>
+    </w:p>
+    <w:p>
+      <w:pPr>
+        <w:tabs>
+          <w:tab w:val="left" w:pos="916"/>
+          <w:tab w:val="left" w:pos="1832"/>
+          <w:tab w:val="left" w:pos="2748"/>
+          <w:tab w:val="left" w:pos="3664"/>
+          <w:tab w:val="left" w:pos="4580"/>
+          <w:tab w:val="left" w:pos="5496"/>
+          <w:tab w:val="left" w:pos="6412"/>
+          <w:tab w:val="left" w:pos="7328"/>
+          <w:tab w:val="left" w:pos="8244"/>
+          <w:tab w:val="left" w:pos="9160"/>
+          <w:tab w:val="left" w:pos="10076"/>
+          <w:tab w:val="left" w:pos="10992"/>
+          <w:tab w:val="left" w:pos="11908"/>
+          <w:tab w:val="left" w:pos="12824"/>
+          <w:tab w:val="left" w:pos="13740"/>
+          <w:tab w:val="left" w:pos="14656"/>
+        </w:tabs>
+        <w:spacing w:after="0" w:line="240" w:lineRule="auto"/>
+        <w:rPr>
+          <w:rFonts w:ascii="Courier New" w:eastAsia="Times New Roman" w:hAnsi="Courier New" w:cs="Courier New"/>
+          <w:sz w:val="20"/>
+          <w:szCs w:val="20"/>
+          <w:lang w:val="en-US"/>
+        </w:rPr>
+      </w:pPr>
+      <w:r>
+        <w:rPr>
+          <w:rFonts w:ascii="Courier New" w:eastAsia="Times New Roman" w:hAnsi="Courier New" w:cs="Courier New"/>
+          <w:sz w:val="20"/>
+          <w:szCs w:val="20"/>
+          <w:lang w:val="en-US"/>
+        </w:rPr>
+        <w:t xml:space="preserve">    `order_id` </w:t>
+      </w:r>
+      <w:r>
+        <w:rPr>
+          <w:rFonts w:ascii="Courier New" w:eastAsia="Times New Roman" w:hAnsi="Courier New" w:cs="Courier New"/>
+          <w:color w:val="880000"/>
+          <w:sz w:val="20"/>
+          <w:szCs w:val="20"/>
+          <w:lang w:val="en-US"/>
+        </w:rPr>
+        <w:t>int</w:t>
+      </w:r>
+      <w:r>
+        <w:rPr>
+          <w:rFonts w:ascii="Courier New" w:eastAsia="Times New Roman" w:hAnsi="Courier New" w:cs="Courier New"/>
+          <w:sz w:val="20"/>
+          <w:szCs w:val="20"/>
+          <w:lang w:val="en-US"/>
+        </w:rPr>
+        <w:t xml:space="preserve"> </w:t>
+      </w:r>
+      <w:r>
+        <w:rPr>
+          <w:rFonts w:ascii="Courier New" w:eastAsia="Times New Roman" w:hAnsi="Courier New" w:cs="Courier New"/>
+          <w:b/>
+          <w:bCs/>
+          <w:color w:val="444444"/>
+          <w:sz w:val="20"/>
+          <w:szCs w:val="20"/>
+          <w:lang w:val="en-US"/>
+        </w:rPr>
+        <w:t>NOT</w:t>
+      </w:r>
+      <w:r>
+        <w:rPr>
+          <w:rFonts w:ascii="Courier New" w:eastAsia="Times New Roman" w:hAnsi="Courier New" w:cs="Courier New"/>
+          <w:sz w:val="20"/>
+          <w:szCs w:val="20"/>
+          <w:lang w:val="en-US"/>
+        </w:rPr>
+        <w:t xml:space="preserve"> </w:t>
+      </w:r>
+      <w:r>
+        <w:rPr>
+          <w:rFonts w:ascii="Courier New" w:eastAsia="Times New Roman" w:hAnsi="Courier New" w:cs="Courier New"/>
+          <w:b/>
+          <w:bCs/>
+          <w:color w:val="444444"/>
+          <w:sz w:val="20"/>
+          <w:szCs w:val="20"/>
+          <w:lang w:val="en-US"/>
+        </w:rPr>
+        <w:t>NULL</w:t>
+      </w:r>
+      <w:r>
+        <w:rPr>
+          <w:rFonts w:ascii="Courier New" w:eastAsia="Times New Roman" w:hAnsi="Courier New" w:cs="Courier New"/>
+          <w:sz w:val="20"/>
+          <w:szCs w:val="20"/>
+          <w:lang w:val="en-US"/>
+        </w:rPr>
+        <w:t>,</w:t>
+      </w:r>
+    </w:p>
+    <w:p>
+      <w:pPr>
+        <w:tabs>
+          <w:tab w:val="left" w:pos="916"/>
+          <w:tab w:val="left" w:pos="1832"/>
+          <w:tab w:val="left" w:pos="2748"/>
+          <w:tab w:val="left" w:pos="3664"/>
+          <w:tab w:val="left" w:pos="4580"/>
+          <w:tab w:val="left" w:pos="5496"/>
+          <w:tab w:val="left" w:pos="6412"/>
+          <w:tab w:val="left" w:pos="7328"/>
+          <w:tab w:val="left" w:pos="8244"/>
+          <w:tab w:val="left" w:pos="9160"/>
+          <w:tab w:val="left" w:pos="10076"/>
+          <w:tab w:val="left" w:pos="10992"/>
+          <w:tab w:val="left" w:pos="11908"/>
+          <w:tab w:val="left" w:pos="12824"/>
+          <w:tab w:val="left" w:pos="13740"/>
+          <w:tab w:val="left" w:pos="14656"/>
+        </w:tabs>
+        <w:spacing w:after="0" w:line="240" w:lineRule="auto"/>
+        <w:rPr>
+          <w:rFonts w:ascii="Courier New" w:eastAsia="Times New Roman" w:hAnsi="Courier New" w:cs="Courier New"/>
+          <w:sz w:val="20"/>
+          <w:szCs w:val="20"/>
+          <w:lang w:val="en-US"/>
+        </w:rPr>
+      </w:pPr>
+      <w:r>
+        <w:rPr>
+          <w:rFonts w:ascii="Courier New" w:eastAsia="Times New Roman" w:hAnsi="Courier New" w:cs="Courier New"/>
+          <w:sz w:val="20"/>
+          <w:szCs w:val="20"/>
+          <w:lang w:val="en-US"/>
+        </w:rPr>
+        <w:t xml:space="preserve">    `good_id` </w:t>
+      </w:r>
+      <w:r>
+        <w:rPr>
+          <w:rFonts w:ascii="Courier New" w:eastAsia="Times New Roman" w:hAnsi="Courier New" w:cs="Courier New"/>
+          <w:color w:val="880000"/>
+          <w:sz w:val="20"/>
+          <w:szCs w:val="20"/>
+          <w:lang w:val="en-US"/>
+        </w:rPr>
+        <w:t>int</w:t>
+      </w:r>
+      <w:r>
+        <w:rPr>
+          <w:rFonts w:ascii="Courier New" w:eastAsia="Times New Roman" w:hAnsi="Courier New" w:cs="Courier New"/>
+          <w:sz w:val="20"/>
+          <w:szCs w:val="20"/>
+          <w:lang w:val="en-US"/>
+        </w:rPr>
+        <w:t xml:space="preserve"> </w:t>
+      </w:r>
+      <w:r>
+        <w:rPr>
+          <w:rFonts w:ascii="Courier New" w:eastAsia="Times New Roman" w:hAnsi="Courier New" w:cs="Courier New"/>
+          <w:b/>
+          <w:bCs/>
+          <w:color w:val="444444"/>
+          <w:sz w:val="20"/>
+          <w:szCs w:val="20"/>
+          <w:lang w:val="en-US"/>
+        </w:rPr>
+        <w:t>NOT</w:t>
+      </w:r>
+      <w:r>
+        <w:rPr>
+          <w:rFonts w:ascii="Courier New" w:eastAsia="Times New Roman" w:hAnsi="Courier New" w:cs="Courier New"/>
+          <w:sz w:val="20"/>
+          <w:szCs w:val="20"/>
+          <w:lang w:val="en-US"/>
+        </w:rPr>
+        <w:t xml:space="preserve"> </w:t>
+      </w:r>
+      <w:r>
+        <w:rPr>
+          <w:rFonts w:ascii="Courier New" w:eastAsia="Times New Roman" w:hAnsi="Courier New" w:cs="Courier New"/>
+          <w:b/>
+          <w:bCs/>
+          <w:color w:val="444444"/>
+          <w:sz w:val="20"/>
+          <w:szCs w:val="20"/>
+          <w:lang w:val="en-US"/>
+        </w:rPr>
+        <w:t>NULL</w:t>
+      </w:r>
+      <w:r>
+        <w:rPr>
+          <w:rFonts w:ascii="Courier New" w:eastAsia="Times New Roman" w:hAnsi="Courier New" w:cs="Courier New"/>
+          <w:sz w:val="20"/>
+          <w:szCs w:val="20"/>
+          <w:lang w:val="en-US"/>
+        </w:rPr>
+        <w:t>,</w:t>
+      </w:r>
+    </w:p>
+    <w:p>
+      <w:pPr>
+        <w:tabs>
+          <w:tab w:val="left" w:pos="916"/>
+          <w:tab w:val="left" w:pos="1832"/>
+          <w:tab w:val="left" w:pos="2748"/>
+          <w:tab w:val="left" w:pos="3664"/>
+          <w:tab w:val="left" w:pos="4580"/>
+          <w:tab w:val="left" w:pos="5496"/>
+          <w:tab w:val="left" w:pos="6412"/>
+          <w:tab w:val="left" w:pos="7328"/>
+          <w:tab w:val="left" w:pos="8244"/>
+          <w:tab w:val="left" w:pos="9160"/>
+          <w:tab w:val="left" w:pos="10076"/>
+          <w:tab w:val="left" w:pos="10992"/>
+          <w:tab w:val="left" w:pos="11908"/>
+          <w:tab w:val="left" w:pos="12824"/>
+          <w:tab w:val="left" w:pos="13740"/>
+          <w:tab w:val="left" w:pos="14656"/>
+        </w:tabs>
+        <w:spacing w:after="0" w:line="240" w:lineRule="auto"/>
+        <w:rPr>
+          <w:rFonts w:ascii="Courier New" w:eastAsia="Times New Roman" w:hAnsi="Courier New" w:cs="Courier New"/>
+          <w:sz w:val="20"/>
+          <w:szCs w:val="20"/>
+          <w:lang w:val="en-US"/>
+        </w:rPr>
+      </w:pPr>
+      <w:r>
+        <w:rPr>
+          <w:rFonts w:ascii="Courier New" w:eastAsia="Times New Roman" w:hAnsi="Courier New" w:cs="Courier New"/>
+          <w:sz w:val="20"/>
+          <w:szCs w:val="20"/>
+          <w:lang w:val="en-US"/>
+        </w:rPr>
+        <w:t xml:space="preserve">    `quantity` </w:t>
+      </w:r>
+      <w:r>
+        <w:rPr>
+          <w:rFonts w:ascii="Courier New" w:eastAsia="Times New Roman" w:hAnsi="Courier New" w:cs="Courier New"/>
+          <w:color w:val="880000"/>
+          <w:sz w:val="20"/>
+          <w:szCs w:val="20"/>
+          <w:lang w:val="en-US"/>
+        </w:rPr>
+        <w:t>int</w:t>
+      </w:r>
+      <w:r>
+        <w:rPr>
+          <w:rFonts w:ascii="Courier New" w:eastAsia="Times New Roman" w:hAnsi="Courier New" w:cs="Courier New"/>
+          <w:sz w:val="20"/>
+          <w:szCs w:val="20"/>
+          <w:lang w:val="en-US"/>
+        </w:rPr>
+        <w:t xml:space="preserve"> </w:t>
+      </w:r>
+      <w:r>
+        <w:rPr>
+          <w:rFonts w:ascii="Courier New" w:eastAsia="Times New Roman" w:hAnsi="Courier New" w:cs="Courier New"/>
+          <w:b/>
+          <w:bCs/>
+          <w:color w:val="444444"/>
+          <w:sz w:val="20"/>
+          <w:szCs w:val="20"/>
+          <w:lang w:val="en-US"/>
+        </w:rPr>
+        <w:t>NOT</w:t>
+      </w:r>
+      <w:r>
+        <w:rPr>
+          <w:rFonts w:ascii="Courier New" w:eastAsia="Times New Roman" w:hAnsi="Courier New" w:cs="Courier New"/>
+          <w:sz w:val="20"/>
+          <w:szCs w:val="20"/>
+          <w:lang w:val="en-US"/>
+        </w:rPr>
+        <w:t xml:space="preserve"> </w:t>
+      </w:r>
+      <w:r>
+        <w:rPr>
+          <w:rFonts w:ascii="Courier New" w:eastAsia="Times New Roman" w:hAnsi="Courier New" w:cs="Courier New"/>
+          <w:b/>
+          <w:bCs/>
+          <w:color w:val="444444"/>
+          <w:sz w:val="20"/>
+          <w:szCs w:val="20"/>
+          <w:lang w:val="en-US"/>
+        </w:rPr>
+        <w:t>NULL</w:t>
+      </w:r>
+      <w:r>
+        <w:rPr>
+          <w:rFonts w:ascii="Courier New" w:eastAsia="Times New Roman" w:hAnsi="Courier New" w:cs="Courier New"/>
+          <w:sz w:val="20"/>
+          <w:szCs w:val="20"/>
+          <w:lang w:val="en-US"/>
+        </w:rPr>
+        <w:t xml:space="preserve"> </w:t>
+      </w:r>
+      <w:r>
+        <w:rPr>
+          <w:rFonts w:ascii="Courier New" w:eastAsia="Times New Roman" w:hAnsi="Courier New" w:cs="Courier New"/>
+          <w:b/>
+          <w:bCs/>
+          <w:color w:val="444444"/>
+          <w:sz w:val="20"/>
+          <w:szCs w:val="20"/>
+          <w:lang w:val="en-US"/>
+        </w:rPr>
+        <w:t>DEFAULT</w:t>
+      </w:r>
+      <w:r>
+        <w:rPr>
+          <w:rFonts w:ascii="Courier New" w:eastAsia="Times New Roman" w:hAnsi="Courier New" w:cs="Courier New"/>
+          <w:sz w:val="20"/>
+          <w:szCs w:val="20"/>
+          <w:lang w:val="en-US"/>
+        </w:rPr>
+        <w:t xml:space="preserve"> </w:t>
+      </w:r>
+      <w:r>
+        <w:rPr>
+          <w:rFonts w:ascii="Courier New" w:eastAsia="Times New Roman" w:hAnsi="Courier New" w:cs="Courier New"/>
+          <w:color w:val="880000"/>
+          <w:sz w:val="20"/>
+          <w:szCs w:val="20"/>
+          <w:lang w:val="en-US"/>
+        </w:rPr>
+        <w:t>1</w:t>
+      </w:r>
+      <w:r>
+        <w:rPr>
+          <w:rFonts w:ascii="Courier New" w:eastAsia="Times New Roman" w:hAnsi="Courier New" w:cs="Courier New"/>
+          <w:sz w:val="20"/>
+          <w:szCs w:val="20"/>
+          <w:lang w:val="en-US"/>
+        </w:rPr>
+        <w:t>,</w:t>
+      </w:r>
+    </w:p>
+    <w:p>
+      <w:pPr>
+        <w:tabs>
+          <w:tab w:val="left" w:pos="916"/>
+          <w:tab w:val="left" w:pos="1832"/>
+          <w:tab w:val="left" w:pos="2748"/>
+          <w:tab w:val="left" w:pos="3664"/>
+          <w:tab w:val="left" w:pos="4580"/>
+          <w:tab w:val="left" w:pos="5496"/>
+          <w:tab w:val="left" w:pos="6412"/>
+          <w:tab w:val="left" w:pos="7328"/>
+          <w:tab w:val="left" w:pos="8244"/>
+          <w:tab w:val="left" w:pos="9160"/>
+          <w:tab w:val="left" w:pos="10076"/>
+          <w:tab w:val="left" w:pos="10992"/>
+          <w:tab w:val="left" w:pos="11908"/>
+          <w:tab w:val="left" w:pos="12824"/>
+          <w:tab w:val="left" w:pos="13740"/>
+          <w:tab w:val="left" w:pos="14656"/>
+        </w:tabs>
+        <w:spacing w:after="0" w:line="240" w:lineRule="auto"/>
+        <w:rPr>
+          <w:rFonts w:ascii="Courier New" w:eastAsia="Times New Roman" w:hAnsi="Courier New" w:cs="Courier New"/>
+          <w:sz w:val="20"/>
+          <w:szCs w:val="20"/>
+          <w:lang w:val="en-US"/>
+        </w:rPr>
+      </w:pPr>
+      <w:r>
+        <w:rPr>
+          <w:rFonts w:ascii="Courier New" w:eastAsia="Times New Roman" w:hAnsi="Courier New" w:cs="Courier New"/>
+          <w:sz w:val="20"/>
+          <w:szCs w:val="20"/>
+          <w:lang w:val="en-US"/>
+        </w:rPr>
+        <w:t xml:space="preserve">    </w:t>
+      </w:r>
+      <w:r>
+        <w:rPr>
+          <w:rFonts w:ascii="Courier New" w:eastAsia="Times New Roman" w:hAnsi="Courier New" w:cs="Courier New"/>
+          <w:b/>
+          <w:bCs/>
+          <w:color w:val="444444"/>
+          <w:sz w:val="20"/>
+          <w:szCs w:val="20"/>
+          <w:lang w:val="en-US"/>
+        </w:rPr>
+        <w:t>PRIMARY</w:t>
+      </w:r>
+      <w:r>
+        <w:rPr>
+          <w:rFonts w:ascii="Courier New" w:eastAsia="Times New Roman" w:hAnsi="Courier New" w:cs="Courier New"/>
+          <w:sz w:val="20"/>
+          <w:szCs w:val="20"/>
+          <w:lang w:val="en-US"/>
+        </w:rPr>
+        <w:t xml:space="preserve"> KEY (`order_id`, `good_id`),</w:t>
+      </w:r>
+    </w:p>
+    <w:p>
+      <w:pPr>
+        <w:tabs>
+          <w:tab w:val="left" w:pos="916"/>
+          <w:tab w:val="left" w:pos="1832"/>
+          <w:tab w:val="left" w:pos="2748"/>
+          <w:tab w:val="left" w:pos="3664"/>
+          <w:tab w:val="left" w:pos="4580"/>
+          <w:tab w:val="left" w:pos="5496"/>
+          <w:tab w:val="left" w:pos="6412"/>
+          <w:tab w:val="left" w:pos="7328"/>
+          <w:tab w:val="left" w:pos="8244"/>
+          <w:tab w:val="left" w:pos="9160"/>
+          <w:tab w:val="left" w:pos="10076"/>
+          <w:tab w:val="left" w:pos="10992"/>
+          <w:tab w:val="left" w:pos="11908"/>
+          <w:tab w:val="left" w:pos="12824"/>
+          <w:tab w:val="left" w:pos="13740"/>
+          <w:tab w:val="left" w:pos="14656"/>
+        </w:tabs>
+        <w:spacing w:after="0" w:line="240" w:lineRule="auto"/>
+        <w:rPr>
+          <w:rFonts w:ascii="Courier New" w:eastAsia="Times New Roman" w:hAnsi="Courier New" w:cs="Courier New"/>
+          <w:sz w:val="20"/>
+          <w:szCs w:val="20"/>
+          <w:lang w:val="en-US"/>
+        </w:rPr>
+      </w:pPr>
+      <w:r>
+        <w:rPr>
+          <w:rFonts w:ascii="Courier New" w:eastAsia="Times New Roman" w:hAnsi="Courier New" w:cs="Courier New"/>
+          <w:sz w:val="20"/>
+          <w:szCs w:val="20"/>
+          <w:lang w:val="en-US"/>
+        </w:rPr>
+        <w:t xml:space="preserve">    </w:t>
+      </w:r>
+      <w:r>
+        <w:rPr>
+          <w:rFonts w:ascii="Courier New" w:eastAsia="Times New Roman" w:hAnsi="Courier New" w:cs="Courier New"/>
+          <w:b/>
+          <w:bCs/>
+          <w:color w:val="444444"/>
+          <w:sz w:val="20"/>
+          <w:szCs w:val="20"/>
+          <w:lang w:val="en-US"/>
+        </w:rPr>
+        <w:t>FOREIGN</w:t>
+      </w:r>
+      <w:r>
+        <w:rPr>
+          <w:rFonts w:ascii="Courier New" w:eastAsia="Times New Roman" w:hAnsi="Courier New" w:cs="Courier New"/>
+          <w:sz w:val="20"/>
+          <w:szCs w:val="20"/>
+          <w:lang w:val="en-US"/>
+        </w:rPr>
+        <w:t xml:space="preserve"> KEY (`order_id`) </w:t>
+      </w:r>
+      <w:r>
+        <w:rPr>
+          <w:rFonts w:ascii="Courier New" w:eastAsia="Times New Roman" w:hAnsi="Courier New" w:cs="Courier New"/>
+          <w:b/>
+          <w:bCs/>
+          <w:color w:val="444444"/>
+          <w:sz w:val="20"/>
+          <w:szCs w:val="20"/>
+          <w:lang w:val="en-US"/>
+        </w:rPr>
+        <w:t>REFERENCES</w:t>
+      </w:r>
+      <w:r>
+        <w:rPr>
+          <w:rFonts w:ascii="Courier New" w:eastAsia="Times New Roman" w:hAnsi="Courier New" w:cs="Courier New"/>
+          <w:sz w:val="20"/>
+          <w:szCs w:val="20"/>
+          <w:lang w:val="en-US"/>
+        </w:rPr>
+        <w:t xml:space="preserve"> `orders`(`id`),</w:t>
+      </w:r>
+    </w:p>
+    <w:p>
+      <w:pPr>
+        <w:tabs>
+          <w:tab w:val="left" w:pos="916"/>
+          <w:tab w:val="left" w:pos="1832"/>
+          <w:tab w:val="left" w:pos="2748"/>
+          <w:tab w:val="left" w:pos="3664"/>
+          <w:tab w:val="left" w:pos="4580"/>
+          <w:tab w:val="left" w:pos="5496"/>
+          <w:tab w:val="left" w:pos="6412"/>
+          <w:tab w:val="left" w:pos="7328"/>
+          <w:tab w:val="left" w:pos="8244"/>
+          <w:tab w:val="left" w:pos="9160"/>
+          <w:tab w:val="left" w:pos="10076"/>
+          <w:tab w:val="left" w:pos="10992"/>
+          <w:tab w:val="left" w:pos="11908"/>
+          <w:tab w:val="left" w:pos="12824"/>
+          <w:tab w:val="left" w:pos="13740"/>
+          <w:tab w:val="left" w:pos="14656"/>
+        </w:tabs>
+        <w:spacing w:after="0" w:line="240" w:lineRule="auto"/>
+        <w:rPr>
+          <w:rFonts w:ascii="Courier New" w:eastAsia="Times New Roman" w:hAnsi="Courier New" w:cs="Courier New"/>
+          <w:sz w:val="20"/>
+          <w:szCs w:val="20"/>
+          <w:lang w:val="en-US"/>
+        </w:rPr>
+      </w:pPr>
+      <w:r>
+        <w:rPr>
+          <w:rFonts w:ascii="Courier New" w:eastAsia="Times New Roman" w:hAnsi="Courier New" w:cs="Courier New"/>
+          <w:sz w:val="20"/>
+          <w:szCs w:val="20"/>
+          <w:lang w:val="en-US"/>
+        </w:rPr>
+        <w:t xml:space="preserve">    </w:t>
+      </w:r>
+      <w:r>
+        <w:rPr>
+          <w:rFonts w:ascii="Courier New" w:eastAsia="Times New Roman" w:hAnsi="Courier New" w:cs="Courier New"/>
+          <w:b/>
+          <w:bCs/>
+          <w:color w:val="444444"/>
+          <w:sz w:val="20"/>
+          <w:szCs w:val="20"/>
+          <w:lang w:val="en-US"/>
+        </w:rPr>
+        <w:t>FOREIGN</w:t>
+      </w:r>
+      <w:r>
+        <w:rPr>
+          <w:rFonts w:ascii="Courier New" w:eastAsia="Times New Roman" w:hAnsi="Courier New" w:cs="Courier New"/>
+          <w:sz w:val="20"/>
+          <w:szCs w:val="20"/>
+          <w:lang w:val="en-US"/>
+        </w:rPr>
+        <w:t xml:space="preserve"> KEY (`good_id`) </w:t>
+      </w:r>
+      <w:r>
+        <w:rPr>
+          <w:rFonts w:ascii="Courier New" w:eastAsia="Times New Roman" w:hAnsi="Courier New" w:cs="Courier New"/>
+          <w:b/>
+          <w:bCs/>
+          <w:color w:val="444444"/>
+          <w:sz w:val="20"/>
+          <w:szCs w:val="20"/>
+          <w:lang w:val="en-US"/>
+        </w:rPr>
+        <w:t>REFERENCES</w:t>
+      </w:r>
+      <w:r>
+        <w:rPr>
+          <w:rFonts w:ascii="Courier New" w:eastAsia="Times New Roman" w:hAnsi="Courier New" w:cs="Courier New"/>
+          <w:sz w:val="20"/>
+          <w:szCs w:val="20"/>
+          <w:lang w:val="en-US"/>
+        </w:rPr>
+        <w:t xml:space="preserve"> `goods`(`id`),</w:t>
+      </w:r>
+    </w:p>
+    <w:p>
+      <w:pPr>
+        <w:tabs>
+          <w:tab w:val="left" w:pos="916"/>
+          <w:tab w:val="left" w:pos="1832"/>
+          <w:tab w:val="left" w:pos="2748"/>
+          <w:tab w:val="left" w:pos="3664"/>
+          <w:tab w:val="left" w:pos="4580"/>
+          <w:tab w:val="left" w:pos="5496"/>
+          <w:tab w:val="left" w:pos="6412"/>
+          <w:tab w:val="left" w:pos="7328"/>
+          <w:tab w:val="left" w:pos="8244"/>
+          <w:tab w:val="left" w:pos="9160"/>
+          <w:tab w:val="left" w:pos="10076"/>
+          <w:tab w:val="left" w:pos="10992"/>
+          <w:tab w:val="left" w:pos="11908"/>
+          <w:tab w:val="left" w:pos="12824"/>
+          <w:tab w:val="left" w:pos="13740"/>
+          <w:tab w:val="left" w:pos="14656"/>
+        </w:tabs>
+        <w:spacing w:after="0" w:line="240" w:lineRule="auto"/>
+        <w:rPr>
+          <w:rFonts w:ascii="Courier New" w:eastAsia="Times New Roman" w:hAnsi="Courier New" w:cs="Courier New"/>
+          <w:sz w:val="20"/>
+          <w:szCs w:val="20"/>
+          <w:lang w:val="en-US"/>
+        </w:rPr>
+      </w:pPr>
+      <w:r>
+        <w:rPr>
+          <w:rFonts w:ascii="Courier New" w:eastAsia="Times New Roman" w:hAnsi="Courier New" w:cs="Courier New"/>
+          <w:sz w:val="20"/>
+          <w:szCs w:val="20"/>
+          <w:lang w:val="en-US"/>
+        </w:rPr>
+        <w:t xml:space="preserve">    </w:t>
+      </w:r>
+      <w:r>
+        <w:rPr>
+          <w:rFonts w:ascii="Courier New" w:eastAsia="Times New Roman" w:hAnsi="Courier New" w:cs="Courier New"/>
+          <w:b/>
+          <w:bCs/>
+          <w:color w:val="444444"/>
+          <w:sz w:val="20"/>
+          <w:szCs w:val="20"/>
+          <w:lang w:val="en-US"/>
+        </w:rPr>
+        <w:t>CONSTRAINT</w:t>
+      </w:r>
+      <w:r>
+        <w:rPr>
+          <w:rFonts w:ascii="Courier New" w:eastAsia="Times New Roman" w:hAnsi="Courier New" w:cs="Courier New"/>
+          <w:sz w:val="20"/>
+          <w:szCs w:val="20"/>
+          <w:lang w:val="en-US"/>
+        </w:rPr>
+        <w:t xml:space="preserve"> `chk_quantity_positive` </w:t>
+      </w:r>
+      <w:r>
+        <w:rPr>
+          <w:rFonts w:ascii="Courier New" w:eastAsia="Times New Roman" w:hAnsi="Courier New" w:cs="Courier New"/>
+          <w:b/>
+          <w:bCs/>
+          <w:color w:val="444444"/>
+          <w:sz w:val="20"/>
+          <w:szCs w:val="20"/>
+          <w:lang w:val="en-US"/>
+        </w:rPr>
+        <w:t>CHECK</w:t>
+      </w:r>
+      <w:r>
+        <w:rPr>
+          <w:rFonts w:ascii="Courier New" w:eastAsia="Times New Roman" w:hAnsi="Courier New" w:cs="Courier New"/>
+          <w:sz w:val="20"/>
+          <w:szCs w:val="20"/>
+          <w:lang w:val="en-US"/>
+        </w:rPr>
+        <w:t xml:space="preserve"> (`quantity` </w:t>
+      </w:r>
+      <w:r>
+        <w:rPr>
+          <w:rFonts w:ascii="Courier New" w:eastAsia="Times New Roman" w:hAnsi="Courier New" w:cs="Courier New"/>
+          <w:color w:val="AB5656"/>
+          <w:sz w:val="20"/>
+          <w:szCs w:val="20"/>
+          <w:lang w:val="en-US"/>
+        </w:rPr>
+        <w:t>&gt;</w:t>
+      </w:r>
+      <w:r>
+        <w:rPr>
+          <w:rFonts w:ascii="Courier New" w:eastAsia="Times New Roman" w:hAnsi="Courier New" w:cs="Courier New"/>
+          <w:sz w:val="20"/>
+          <w:szCs w:val="20"/>
+          <w:lang w:val="en-US"/>
+        </w:rPr>
+        <w:t xml:space="preserve"> </w:t>
+      </w:r>
+      <w:r>
+        <w:rPr>
+          <w:rFonts w:ascii="Courier New" w:eastAsia="Times New Roman" w:hAnsi="Courier New" w:cs="Courier New"/>
+          <w:color w:val="880000"/>
+          <w:sz w:val="20"/>
+          <w:szCs w:val="20"/>
+          <w:lang w:val="en-US"/>
+        </w:rPr>
+        <w:t>0</w:t>
+      </w:r>
+      <w:r>
+        <w:rPr>
+          <w:rFonts w:ascii="Courier New" w:eastAsia="Times New Roman" w:hAnsi="Courier New" w:cs="Courier New"/>
+          <w:sz w:val="20"/>
+          <w:szCs w:val="20"/>
+          <w:lang w:val="en-US"/>
+        </w:rPr>
+        <w:t>)</w:t>
+      </w:r>
+    </w:p>
+    <w:p>
+      <w:pPr>
+        <w:tabs>
+          <w:tab w:val="left" w:pos="916"/>
+          <w:tab w:val="left" w:pos="1832"/>
+          <w:tab w:val="left" w:pos="2748"/>
+          <w:tab w:val="left" w:pos="3664"/>
+          <w:tab w:val="left" w:pos="4580"/>
+          <w:tab w:val="left" w:pos="5496"/>
+          <w:tab w:val="left" w:pos="6412"/>
+          <w:tab w:val="left" w:pos="7328"/>
+          <w:tab w:val="left" w:pos="8244"/>
+          <w:tab w:val="left" w:pos="9160"/>
+          <w:tab w:val="left" w:pos="10076"/>
+          <w:tab w:val="left" w:pos="10992"/>
+          <w:tab w:val="left" w:pos="11908"/>
+          <w:tab w:val="left" w:pos="12824"/>
+          <w:tab w:val="left" w:pos="13740"/>
+          <w:tab w:val="left" w:pos="14656"/>
+        </w:tabs>
+        <w:spacing w:after="0" w:line="240" w:lineRule="auto"/>
+        <w:rPr>
+          <w:rFonts w:ascii="Courier New" w:eastAsia="Times New Roman" w:hAnsi="Courier New" w:cs="Courier New"/>
+          <w:sz w:val="20"/>
+          <w:szCs w:val="20"/>
+          <w:lang w:val="en-US"/>
+        </w:rPr>
+      </w:pPr>
+      <w:r>
+        <w:rPr>
+          <w:rFonts w:ascii="Courier New" w:eastAsia="Times New Roman" w:hAnsi="Courier New" w:cs="Courier New"/>
+          <w:sz w:val="20"/>
+          <w:szCs w:val="20"/>
+          <w:lang w:val="en-US"/>
+        </w:rPr>
+        <w:t>) ENGINE</w:t>
+      </w:r>
+      <w:r>
+        <w:rPr>
+          <w:rFonts w:ascii="Courier New" w:eastAsia="Times New Roman" w:hAnsi="Courier New" w:cs="Courier New"/>
+          <w:color w:val="AB5656"/>
+          <w:sz w:val="20"/>
+          <w:szCs w:val="20"/>
+          <w:lang w:val="en-US"/>
+        </w:rPr>
+        <w:t>=</w:t>
+      </w:r>
+      <w:r>
+        <w:rPr>
+          <w:rFonts w:ascii="Courier New" w:eastAsia="Times New Roman" w:hAnsi="Courier New" w:cs="Courier New"/>
+          <w:sz w:val="20"/>
+          <w:szCs w:val="20"/>
+          <w:lang w:val="en-US"/>
+        </w:rPr>
+        <w:t xml:space="preserve">InnoDB </w:t>
+      </w:r>
+      <w:r>
+        <w:rPr>
+          <w:rFonts w:ascii="Courier New" w:eastAsia="Times New Roman" w:hAnsi="Courier New" w:cs="Courier New"/>
+          <w:b/>
+          <w:bCs/>
+          <w:color w:val="444444"/>
+          <w:sz w:val="20"/>
+          <w:szCs w:val="20"/>
+          <w:lang w:val="en-US"/>
+        </w:rPr>
+        <w:t>DEFAULT</w:t>
+      </w:r>
+      <w:r>
+        <w:rPr>
+          <w:rFonts w:ascii="Courier New" w:eastAsia="Times New Roman" w:hAnsi="Courier New" w:cs="Courier New"/>
+          <w:sz w:val="20"/>
+          <w:szCs w:val="20"/>
+          <w:lang w:val="en-US"/>
+        </w:rPr>
+        <w:t xml:space="preserve"> CHARSET</w:t>
+      </w:r>
+      <w:r>
+        <w:rPr>
+          <w:rFonts w:ascii="Courier New" w:eastAsia="Times New Roman" w:hAnsi="Courier New" w:cs="Courier New"/>
+          <w:color w:val="AB5656"/>
+          <w:sz w:val="20"/>
+          <w:szCs w:val="20"/>
+          <w:lang w:val="en-US"/>
+        </w:rPr>
+        <w:t>=</w:t>
+      </w:r>
+      <w:r>
+        <w:rPr>
+          <w:rFonts w:ascii="Courier New" w:eastAsia="Times New Roman" w:hAnsi="Courier New" w:cs="Courier New"/>
+          <w:sz w:val="20"/>
+          <w:szCs w:val="20"/>
+          <w:lang w:val="en-US"/>
+        </w:rPr>
+        <w:t xml:space="preserve">utf8mb4 </w:t>
+      </w:r>
+      <w:r>
+        <w:rPr>
+          <w:rFonts w:ascii="Courier New" w:eastAsia="Times New Roman" w:hAnsi="Courier New" w:cs="Courier New"/>
+          <w:b/>
+          <w:bCs/>
+          <w:color w:val="444444"/>
+          <w:sz w:val="20"/>
+          <w:szCs w:val="20"/>
+          <w:lang w:val="en-US"/>
+        </w:rPr>
+        <w:t>COLLATE</w:t>
+      </w:r>
+      <w:r>
+        <w:rPr>
+          <w:rFonts w:ascii="Courier New" w:eastAsia="Times New Roman" w:hAnsi="Courier New" w:cs="Courier New"/>
+          <w:color w:val="AB5656"/>
+          <w:sz w:val="20"/>
+          <w:szCs w:val="20"/>
+          <w:lang w:val="en-US"/>
+        </w:rPr>
+        <w:t>=</w:t>
+      </w:r>
+      <w:r>
+        <w:rPr>
+          <w:rFonts w:ascii="Courier New" w:eastAsia="Times New Roman" w:hAnsi="Courier New" w:cs="Courier New"/>
+          <w:sz w:val="20"/>
+          <w:szCs w:val="20"/>
+          <w:lang w:val="en-US"/>
+        </w:rPr>
+        <w:t>utf8mb4_0900_ai_ci;</w:t>
+      </w:r>
+    </w:p>
+    <w:p>
+      <w:pPr>
+        <w:jc w:val="both"/>
+        <w:rPr>
+          <w:rFonts w:ascii="Times New Roman" w:hAnsi="Times New Roman" w:cs="Times New Roman"/>
+          <w:b/>
+          <w:sz w:val="28"/>
+          <w:lang w:val="en-US"/>
+        </w:rPr>
+      </w:pPr>
+    </w:p>
+    <w:p>
+      <w:pPr>
         <w:rPr>
           <w:rFonts w:ascii="Times New Roman" w:hAnsi="Times New Roman" w:cs="Times New Roman"/>
           <w:i/>
           <w:lang w:val="en-US"/>
         </w:rPr>
-        <w:t>InnoDB</w:t>
-      </w:r>
-      <w:proofErr w:type="spellEnd"/>
-      <w:r>
-        <w:rPr>
-          <w:rFonts w:ascii="Times New Roman" w:hAnsi="Times New Roman" w:cs="Times New Roman"/>
-          <w:i/>
-          <w:lang w:val="en-US"/>
-        </w:rPr>
-        <w:t xml:space="preserve"> DEFAULT CHARSET=utf8mb4 COLLATE=utf8mb4_0900_ai_ci;</w:t>
-      </w:r>
-    </w:p>
-    <w:p>
-      <w:pPr>
-        <w:jc w:val="both"/>
-        <w:rPr>
-          <w:rFonts w:ascii="Times New Roman" w:hAnsi="Times New Roman" w:cs="Times New Roman"/>
-          <w:b/>
-          <w:sz w:val="28"/>
-        </w:rPr>
-      </w:pPr>
-      <w:r>
-        <w:rPr>
-          <w:rFonts w:ascii="Times New Roman" w:hAnsi="Times New Roman" w:cs="Times New Roman"/>
-          <w:b/>
-          <w:sz w:val="28"/>
-        </w:rPr>
-        <w:t>Решение/команды:</w:t>
-      </w:r>
-    </w:p>
-    <w:p>
-      <w:pPr>
-        <w:rPr>
-          <w:rFonts w:ascii="Times New Roman" w:hAnsi="Times New Roman" w:cs="Times New Roman"/>
-          <w:i/>
-        </w:rPr>
-      </w:pPr>
-    </w:p>
-    <w:p>
-      <w:pPr>
-        <w:jc w:val="both"/>
-        <w:rPr>
-          <w:rFonts w:ascii="Times New Roman" w:hAnsi="Times New Roman" w:cs="Times New Roman"/>
-          <w:sz w:val="28"/>
-        </w:rPr>
-      </w:pPr>
-    </w:p>
-    <w:p>
-      <w:pPr>
-        <w:rPr>
-          <w:rFonts w:ascii="Times New Roman" w:hAnsi="Times New Roman" w:cs="Times New Roman"/>
-          <w:b/>
-          <w:sz w:val="28"/>
-        </w:rPr>
-      </w:pPr>
-      <w:r>
-        <w:rPr>
-          <w:rFonts w:ascii="Times New Roman" w:hAnsi="Times New Roman" w:cs="Times New Roman"/>
-          <w:b/>
-          <w:sz w:val="28"/>
+      </w:pPr>
+    </w:p>
+    <w:p>
+      <w:pPr>
+        <w:jc w:val="both"/>
+        <w:rPr>
+          <w:rFonts w:ascii="Times New Roman" w:hAnsi="Times New Roman" w:cs="Times New Roman"/>
+          <w:sz w:val="28"/>
+          <w:lang w:val="en-US"/>
+        </w:rPr>
+      </w:pPr>
+    </w:p>
+    <w:p>
+      <w:pPr>
+        <w:rPr>
+          <w:rFonts w:ascii="Times New Roman" w:hAnsi="Times New Roman" w:cs="Times New Roman"/>
+          <w:b/>
+          <w:sz w:val="28"/>
+          <w:lang w:val="en-US"/>
+        </w:rPr>
+      </w:pPr>
+      <w:r>
+        <w:rPr>
+          <w:rFonts w:ascii="Times New Roman" w:hAnsi="Times New Roman" w:cs="Times New Roman"/>
+          <w:b/>
+          <w:sz w:val="28"/>
+          <w:lang w:val="en-US"/>
         </w:rPr>
         <w:br w:type="page"/>
       </w:r>
@@ -5342,18 +10089,16 @@
           <w:i/>
           <w:lang w:val="en-US"/>
         </w:rPr>
-        <w:t>` ADD CONSTRAINT `</w:t>
-      </w:r>
-      <w:proofErr w:type="spellStart"/>
+        <w:t>` ADD CONSTRAINT `fk-</w:t>
+      </w:r>
       <w:r>
         <w:rPr>
           <w:rFonts w:ascii="Times New Roman" w:hAnsi="Times New Roman" w:cs="Times New Roman"/>
           <w:i/>
           <w:lang w:val="en-US"/>
         </w:rPr>
-        <w:t>fk</w:t>
-      </w:r>
-      <w:proofErr w:type="spellEnd"/>
+        <w:t>employee</w:t>
+      </w:r>
       <w:r>
         <w:rPr>
           <w:rFonts w:ascii="Times New Roman" w:hAnsi="Times New Roman" w:cs="Times New Roman"/>
@@ -5368,7 +10113,7 @@
           <w:i/>
           <w:lang w:val="en-US"/>
         </w:rPr>
-        <w:t>employee</w:t>
+        <w:t>position</w:t>
       </w:r>
       <w:r>
         <w:rPr>
@@ -5376,7 +10121,7 @@
           <w:i/>
           <w:lang w:val="en-US"/>
         </w:rPr>
-        <w:t>-</w:t>
+        <w:t>` FOREIGN KEY (`</w:t>
       </w:r>
       <w:r>
         <w:rPr>
@@ -5392,16 +10137,15 @@
           <w:i/>
           <w:lang w:val="en-US"/>
         </w:rPr>
-        <w:t>` FOREIGN KEY (`</w:t>
-      </w:r>
-      <w:proofErr w:type="spellStart"/>
+        <w:t>_id`) REFERENCES `</w:t>
+      </w:r>
       <w:r>
         <w:rPr>
           <w:rFonts w:ascii="Times New Roman" w:hAnsi="Times New Roman" w:cs="Times New Roman"/>
           <w:i/>
           <w:lang w:val="en-US"/>
         </w:rPr>
-        <w:t>position</w:t>
+        <w:t>positions</w:t>
       </w:r>
       <w:r>
         <w:rPr>
@@ -5409,16 +10153,15 @@
           <w:i/>
           <w:lang w:val="en-US"/>
         </w:rPr>
-        <w:t>_id</w:t>
-      </w:r>
-      <w:proofErr w:type="spellEnd"/>
+        <w:t xml:space="preserve">` (`id`) ON DELETE </w:t>
+      </w:r>
       <w:r>
         <w:rPr>
           <w:rFonts w:ascii="Times New Roman" w:hAnsi="Times New Roman" w:cs="Times New Roman"/>
           <w:i/>
           <w:lang w:val="en-US"/>
         </w:rPr>
-        <w:t>`) REFERENCES `</w:t>
+        <w:t>SET</w:t>
       </w:r>
       <w:r>
         <w:rPr>
@@ -5426,7 +10169,7 @@
           <w:i/>
           <w:lang w:val="en-US"/>
         </w:rPr>
-        <w:t>positions</w:t>
+        <w:t xml:space="preserve"> NULL</w:t>
       </w:r>
       <w:r>
         <w:rPr>
@@ -5434,40 +10177,16 @@
           <w:i/>
           <w:lang w:val="en-US"/>
         </w:rPr>
-        <w:t xml:space="preserve">` (`id`) ON DELETE </w:t>
-      </w:r>
-      <w:r>
+        <w:t xml:space="preserve"> ON UPDATE CASCADE;</w:t>
+      </w:r>
+    </w:p>
+    <w:p>
+      <w:pPr>
         <w:rPr>
           <w:rFonts w:ascii="Times New Roman" w:hAnsi="Times New Roman" w:cs="Times New Roman"/>
           <w:i/>
           <w:lang w:val="en-US"/>
         </w:rPr>
-        <w:t>SET</w:t>
-      </w:r>
-      <w:r>
-        <w:rPr>
-          <w:rFonts w:ascii="Times New Roman" w:hAnsi="Times New Roman" w:cs="Times New Roman"/>
-          <w:i/>
-          <w:lang w:val="en-US"/>
-        </w:rPr>
-        <w:t xml:space="preserve"> NULL</w:t>
-      </w:r>
-      <w:r>
-        <w:rPr>
-          <w:rFonts w:ascii="Times New Roman" w:hAnsi="Times New Roman" w:cs="Times New Roman"/>
-          <w:i/>
-          <w:lang w:val="en-US"/>
-        </w:rPr>
-        <w:t xml:space="preserve"> ON UPDATE CASCADE;</w:t>
-      </w:r>
-    </w:p>
-    <w:p>
-      <w:pPr>
-        <w:rPr>
-          <w:rFonts w:ascii="Times New Roman" w:hAnsi="Times New Roman" w:cs="Times New Roman"/>
-          <w:i/>
-          <w:lang w:val="en-US"/>
-        </w:rPr>
       </w:pPr>
     </w:p>
     <w:p>
@@ -5564,25 +10283,24 @@
           <w:sz w:val="28"/>
           <w:lang w:val="en-GB"/>
         </w:rPr>
-        <w:t xml:space="preserve">orders – </w:t>
-      </w:r>
-      <w:proofErr w:type="spellStart"/>
-      <w:r>
+        <w:t>orders – orders_goods (on delete cascade on update cascade)</w:t>
+      </w:r>
+    </w:p>
+    <w:p>
+      <w:pPr>
         <w:rPr>
           <w:rFonts w:ascii="Times New Roman" w:hAnsi="Times New Roman" w:cs="Times New Roman"/>
           <w:sz w:val="28"/>
           <w:lang w:val="en-GB"/>
         </w:rPr>
-        <w:t>orders_goods</w:t>
-      </w:r>
-      <w:proofErr w:type="spellEnd"/>
+      </w:pPr>
       <w:r>
         <w:rPr>
           <w:rFonts w:ascii="Times New Roman" w:hAnsi="Times New Roman" w:cs="Times New Roman"/>
           <w:sz w:val="28"/>
           <w:lang w:val="en-GB"/>
         </w:rPr>
-        <w:t xml:space="preserve"> (on delete cascade on update cascade)</w:t>
+        <w:t>orders_goods – goods (on delete restrict on update cascade)</w:t>
       </w:r>
     </w:p>
     <w:p>
@@ -5593,33 +10311,6 @@
           <w:lang w:val="en-GB"/>
         </w:rPr>
       </w:pPr>
-      <w:proofErr w:type="spellStart"/>
-      <w:r>
-        <w:rPr>
-          <w:rFonts w:ascii="Times New Roman" w:hAnsi="Times New Roman" w:cs="Times New Roman"/>
-          <w:sz w:val="28"/>
-          <w:lang w:val="en-GB"/>
-        </w:rPr>
-        <w:t>orders_goods</w:t>
-      </w:r>
-      <w:proofErr w:type="spellEnd"/>
-      <w:r>
-        <w:rPr>
-          <w:rFonts w:ascii="Times New Roman" w:hAnsi="Times New Roman" w:cs="Times New Roman"/>
-          <w:sz w:val="28"/>
-          <w:lang w:val="en-GB"/>
-        </w:rPr>
-        <w:t xml:space="preserve"> – goods (on delete restrict on update cascade)</w:t>
-      </w:r>
-    </w:p>
-    <w:p>
-      <w:pPr>
-        <w:rPr>
-          <w:rFonts w:ascii="Times New Roman" w:hAnsi="Times New Roman" w:cs="Times New Roman"/>
-          <w:sz w:val="28"/>
-          <w:lang w:val="en-GB"/>
-        </w:rPr>
-      </w:pPr>
     </w:p>
     <w:p>
       <w:pPr>
@@ -5675,6 +10366,7 @@
         <w:rPr>
           <w:rFonts w:ascii="Times New Roman" w:hAnsi="Times New Roman" w:cs="Times New Roman"/>
           <w:b/>
+          <w:noProof/>
           <w:sz w:val="28"/>
         </w:rPr>
         <w:drawing>
@@ -5726,6 +10418,7 @@
         <w:rPr>
           <w:rFonts w:ascii="Times New Roman" w:hAnsi="Times New Roman" w:cs="Times New Roman"/>
           <w:b/>
+          <w:noProof/>
           <w:sz w:val="28"/>
         </w:rPr>
         <w:drawing>
@@ -5876,6 +10569,7 @@
         <w:rPr>
           <w:rFonts w:ascii="Times New Roman" w:hAnsi="Times New Roman" w:cs="Times New Roman"/>
           <w:b/>
+          <w:noProof/>
           <w:sz w:val="28"/>
         </w:rPr>
         <w:drawing>
@@ -6057,32 +10751,14 @@
           <w:i/>
           <w:sz w:val="28"/>
         </w:rPr>
-        <w:t xml:space="preserve"> `</w:t>
-      </w:r>
-      <w:proofErr w:type="spellStart"/>
+        <w:t xml:space="preserve"> `имя_таблицы`</w:t>
+      </w:r>
       <w:r>
         <w:rPr>
           <w:rFonts w:ascii="Times New Roman" w:hAnsi="Times New Roman" w:cs="Times New Roman"/>
           <w:i/>
           <w:sz w:val="28"/>
         </w:rPr>
-        <w:t>имя_таблицы</w:t>
-      </w:r>
-      <w:proofErr w:type="spellEnd"/>
-      <w:r>
-        <w:rPr>
-          <w:rFonts w:ascii="Times New Roman" w:hAnsi="Times New Roman" w:cs="Times New Roman"/>
-          <w:i/>
-          <w:sz w:val="28"/>
-        </w:rPr>
-        <w:t>`</w:t>
-      </w:r>
-      <w:r>
-        <w:rPr>
-          <w:rFonts w:ascii="Times New Roman" w:hAnsi="Times New Roman" w:cs="Times New Roman"/>
-          <w:i/>
-          <w:sz w:val="28"/>
-        </w:rPr>
         <w:t xml:space="preserve"> </w:t>
       </w:r>
       <w:r>
@@ -6121,6 +10797,7 @@
       <w:r>
         <w:rPr>
           <w:rFonts w:ascii="Times New Roman" w:hAnsi="Times New Roman" w:cs="Times New Roman"/>
+          <w:noProof/>
           <w:sz w:val="28"/>
         </w:rPr>
         <w:drawing>
@@ -6213,6 +10890,7 @@
         <w:rPr>
           <w:rFonts w:ascii="Times New Roman" w:hAnsi="Times New Roman" w:cs="Times New Roman"/>
           <w:sz w:val="28"/>
+          <w:lang w:val="en-US"/>
         </w:rPr>
       </w:pPr>
       <w:r>
@@ -6221,10 +10899,10 @@
           <w:sz w:val="28"/>
         </w:rPr>
         <w:drawing>
-          <wp:inline distT="0" distB="0" distL="0" distR="0" wp14:anchorId="6C4F567A" wp14:editId="0CE43D12">
-            <wp:extent cx="5940425" cy="2634615"/>
-            <wp:effectExtent l="0" t="0" r="3175" b="0"/>
-            <wp:docPr id="15" name="Picture 15"/>
+          <wp:inline distT="0" distB="0" distL="0" distR="0" wp14:anchorId="03677EA1" wp14:editId="57F909AA">
+            <wp:extent cx="5940425" cy="2853690"/>
+            <wp:effectExtent l="0" t="0" r="3175" b="3810"/>
+            <wp:docPr id="23" name="Picture 23"/>
             <wp:cNvGraphicFramePr>
               <a:graphicFrameLocks xmlns:a="http://schemas.openxmlformats.org/drawingml/2006/main" noChangeAspect="1"/>
             </wp:cNvGraphicFramePr>
@@ -6244,7 +10922,7 @@
                   <pic:spPr>
                     <a:xfrm>
                       <a:off x="0" y="0"/>
-                      <a:ext cx="5940425" cy="2634615"/>
+                      <a:ext cx="5940425" cy="2853690"/>
                     </a:xfrm>
                     <a:prstGeom prst="rect">
                       <a:avLst/>
@@ -6267,14 +10945,15 @@
       <w:r>
         <w:rPr>
           <w:rFonts w:ascii="Times New Roman" w:hAnsi="Times New Roman" w:cs="Times New Roman"/>
+          <w:noProof/>
           <w:sz w:val="28"/>
         </w:rPr>
         <w:lastRenderedPageBreak/>
         <w:drawing>
-          <wp:inline distT="0" distB="0" distL="0" distR="0" wp14:anchorId="37CDA8F6" wp14:editId="402A33E0">
-            <wp:extent cx="5940425" cy="2576195"/>
-            <wp:effectExtent l="0" t="0" r="3175" b="0"/>
-            <wp:docPr id="16" name="Picture 16"/>
+          <wp:inline distT="0" distB="0" distL="0" distR="0" wp14:anchorId="52B28644" wp14:editId="365205E4">
+            <wp:extent cx="5940425" cy="3115310"/>
+            <wp:effectExtent l="0" t="0" r="3175" b="8890"/>
+            <wp:docPr id="17" name="Picture 17"/>
             <wp:cNvGraphicFramePr>
               <a:graphicFrameLocks xmlns:a="http://schemas.openxmlformats.org/drawingml/2006/main" noChangeAspect="1"/>
             </wp:cNvGraphicFramePr>
@@ -6294,7 +10973,7 @@
                   <pic:spPr>
                     <a:xfrm>
                       <a:off x="0" y="0"/>
-                      <a:ext cx="5940425" cy="2576195"/>
+                      <a:ext cx="5940425" cy="3115310"/>
                     </a:xfrm>
                     <a:prstGeom prst="rect">
                       <a:avLst/>
@@ -6317,13 +10996,14 @@
       <w:r>
         <w:rPr>
           <w:rFonts w:ascii="Times New Roman" w:hAnsi="Times New Roman" w:cs="Times New Roman"/>
+          <w:noProof/>
           <w:sz w:val="28"/>
         </w:rPr>
         <w:drawing>
-          <wp:inline distT="0" distB="0" distL="0" distR="0" wp14:anchorId="52B28644" wp14:editId="365205E4">
-            <wp:extent cx="5940425" cy="3115310"/>
-            <wp:effectExtent l="0" t="0" r="3175" b="8890"/>
-            <wp:docPr id="17" name="Picture 17"/>
+          <wp:inline distT="0" distB="0" distL="0" distR="0" wp14:anchorId="173AD341" wp14:editId="26FC1235">
+            <wp:extent cx="5940425" cy="3208020"/>
+            <wp:effectExtent l="0" t="0" r="3175" b="0"/>
+            <wp:docPr id="18" name="Picture 18"/>
             <wp:cNvGraphicFramePr>
               <a:graphicFrameLocks xmlns:a="http://schemas.openxmlformats.org/drawingml/2006/main" noChangeAspect="1"/>
             </wp:cNvGraphicFramePr>
@@ -6343,7 +11023,7 @@
                   <pic:spPr>
                     <a:xfrm>
                       <a:off x="0" y="0"/>
-                      <a:ext cx="5940425" cy="3115310"/>
+                      <a:ext cx="5940425" cy="3208020"/>
                     </a:xfrm>
                     <a:prstGeom prst="rect">
                       <a:avLst/>
@@ -6358,21 +11038,155 @@
     </w:p>
     <w:p>
       <w:pPr>
-        <w:rPr>
-          <w:rFonts w:ascii="Times New Roman" w:hAnsi="Times New Roman" w:cs="Times New Roman"/>
-          <w:sz w:val="28"/>
-        </w:rPr>
-      </w:pPr>
-      <w:r>
-        <w:rPr>
-          <w:rFonts w:ascii="Times New Roman" w:hAnsi="Times New Roman" w:cs="Times New Roman"/>
-          <w:sz w:val="28"/>
+        <w:jc w:val="both"/>
+        <w:rPr>
+          <w:rFonts w:ascii="Times New Roman" w:hAnsi="Times New Roman" w:cs="Times New Roman"/>
+          <w:b/>
+          <w:sz w:val="28"/>
+        </w:rPr>
+      </w:pPr>
+      <w:r>
+        <w:rPr>
+          <w:rFonts w:ascii="Times New Roman" w:hAnsi="Times New Roman" w:cs="Times New Roman"/>
+          <w:b/>
+          <w:sz w:val="28"/>
+        </w:rPr>
+        <w:t>2.6 Вставка записей в таблицу, нарушающих ограничения</w:t>
+      </w:r>
+    </w:p>
+    <w:p>
+      <w:pPr>
+        <w:jc w:val="both"/>
+        <w:rPr>
+          <w:rFonts w:ascii="Times New Roman" w:hAnsi="Times New Roman" w:cs="Times New Roman"/>
+          <w:sz w:val="28"/>
+        </w:rPr>
+      </w:pPr>
+      <w:r>
+        <w:rPr>
+          <w:rFonts w:ascii="Times New Roman" w:hAnsi="Times New Roman" w:cs="Times New Roman"/>
+          <w:sz w:val="28"/>
+        </w:rPr>
+        <w:t xml:space="preserve">На таблице </w:t>
+      </w:r>
+      <w:r>
+        <w:rPr>
+          <w:rFonts w:ascii="Times New Roman" w:hAnsi="Times New Roman" w:cs="Times New Roman"/>
+          <w:sz w:val="28"/>
+        </w:rPr>
+        <w:t>`</w:t>
+      </w:r>
+      <w:r>
+        <w:rPr>
+          <w:rFonts w:ascii="Times New Roman" w:hAnsi="Times New Roman" w:cs="Times New Roman"/>
+          <w:sz w:val="28"/>
+          <w:lang w:val="en-GB"/>
+        </w:rPr>
+        <w:t>goods</w:t>
+      </w:r>
+      <w:r>
+        <w:rPr>
+          <w:rFonts w:ascii="Times New Roman" w:hAnsi="Times New Roman" w:cs="Times New Roman"/>
+          <w:sz w:val="28"/>
+        </w:rPr>
+        <w:t xml:space="preserve">` </w:t>
+      </w:r>
+      <w:r>
+        <w:rPr>
+          <w:rFonts w:ascii="Times New Roman" w:hAnsi="Times New Roman" w:cs="Times New Roman"/>
+          <w:sz w:val="28"/>
+        </w:rPr>
+        <w:t>выполнить команды вставки значений (</w:t>
+      </w:r>
+      <w:r>
+        <w:rPr>
+          <w:rFonts w:ascii="Times New Roman" w:hAnsi="Times New Roman" w:cs="Times New Roman"/>
+          <w:sz w:val="28"/>
+          <w:lang w:val="en-GB"/>
+        </w:rPr>
+        <w:t>INSERT</w:t>
+      </w:r>
+      <w:r>
+        <w:rPr>
+          <w:rFonts w:ascii="Times New Roman" w:hAnsi="Times New Roman" w:cs="Times New Roman"/>
+          <w:sz w:val="28"/>
+        </w:rPr>
+        <w:t xml:space="preserve"> </w:t>
+      </w:r>
+      <w:r>
+        <w:rPr>
+          <w:rFonts w:ascii="Times New Roman" w:hAnsi="Times New Roman" w:cs="Times New Roman"/>
+          <w:sz w:val="28"/>
+          <w:lang w:val="en-GB"/>
+        </w:rPr>
+        <w:t>INTO</w:t>
+      </w:r>
+      <w:r>
+        <w:rPr>
+          <w:rFonts w:ascii="Times New Roman" w:hAnsi="Times New Roman" w:cs="Times New Roman"/>
+          <w:sz w:val="28"/>
+        </w:rPr>
+        <w:t xml:space="preserve"> …</w:t>
+      </w:r>
+      <w:r>
+        <w:rPr>
+          <w:rFonts w:ascii="Times New Roman" w:hAnsi="Times New Roman" w:cs="Times New Roman"/>
+          <w:sz w:val="28"/>
+        </w:rPr>
+        <w:t>), которые нарушают установленные ограничения на таблицу.</w:t>
+      </w:r>
+      <w:r>
+        <w:rPr>
+          <w:rFonts w:ascii="Times New Roman" w:hAnsi="Times New Roman" w:cs="Times New Roman"/>
+          <w:sz w:val="28"/>
+        </w:rPr>
+        <w:t xml:space="preserve"> Т.о. все операции должны быть завершены неудачно</w:t>
+      </w:r>
+    </w:p>
+    <w:p>
+      <w:pPr>
+        <w:pStyle w:val="ListParagraph"/>
+        <w:numPr>
+          <w:ilvl w:val="0"/>
+          <w:numId w:val="21"/>
+        </w:numPr>
+        <w:jc w:val="both"/>
+        <w:rPr>
+          <w:rFonts w:ascii="Times New Roman" w:hAnsi="Times New Roman" w:cs="Times New Roman"/>
+          <w:sz w:val="28"/>
+          <w:lang w:val="en-GB"/>
+        </w:rPr>
+      </w:pPr>
+      <w:r>
+        <w:rPr>
+          <w:rFonts w:ascii="Times New Roman" w:hAnsi="Times New Roman" w:cs="Times New Roman"/>
+          <w:sz w:val="28"/>
+          <w:lang w:val="en-GB"/>
+        </w:rPr>
+        <w:t>price &lt; 0</w:t>
+      </w:r>
+    </w:p>
+    <w:p>
+      <w:pPr>
+        <w:jc w:val="both"/>
+        <w:rPr>
+          <w:rFonts w:ascii="Times New Roman" w:hAnsi="Times New Roman" w:cs="Times New Roman"/>
+          <w:sz w:val="28"/>
+          <w:lang w:val="en-GB"/>
+        </w:rPr>
+      </w:pPr>
+      <w:r>
+        <w:rPr>
+          <w:rFonts w:ascii="Times New Roman" w:hAnsi="Times New Roman" w:cs="Times New Roman"/>
+          <w:noProof/>
+          <w:sz w:val="28"/>
+          <w:lang w:val="en-GB"/>
         </w:rPr>
         <w:drawing>
-          <wp:inline distT="0" distB="0" distL="0" distR="0" wp14:anchorId="173AD341" wp14:editId="26FC1235">
-            <wp:extent cx="5940425" cy="3208020"/>
+          <wp:inline distT="0" distB="0" distL="0" distR="0" wp14:anchorId="52BB5A53" wp14:editId="68B5E2A8">
+            <wp:extent cx="5940425" cy="577215"/>
             <wp:effectExtent l="0" t="0" r="3175" b="0"/>
-            <wp:docPr id="18" name="Picture 18"/>
+            <wp:docPr id="19" name="Picture 19"/>
             <wp:cNvGraphicFramePr>
               <a:graphicFrameLocks xmlns:a="http://schemas.openxmlformats.org/drawingml/2006/main" noChangeAspect="1"/>
             </wp:cNvGraphicFramePr>
@@ -6392,7 +11206,7 @@
                   <pic:spPr>
                     <a:xfrm>
                       <a:off x="0" y="0"/>
-                      <a:ext cx="5940425" cy="3208020"/>
+                      <a:ext cx="5940425" cy="577215"/>
                     </a:xfrm>
                     <a:prstGeom prst="rect">
                       <a:avLst/>
@@ -6407,130 +11221,6 @@
     </w:p>
     <w:p>
       <w:pPr>
-        <w:jc w:val="both"/>
-        <w:rPr>
-          <w:rFonts w:ascii="Times New Roman" w:hAnsi="Times New Roman" w:cs="Times New Roman"/>
-          <w:b/>
-          <w:sz w:val="28"/>
-        </w:rPr>
-      </w:pPr>
-      <w:r>
-        <w:rPr>
-          <w:rFonts w:ascii="Times New Roman" w:hAnsi="Times New Roman" w:cs="Times New Roman"/>
-          <w:b/>
-          <w:sz w:val="28"/>
-        </w:rPr>
-        <w:lastRenderedPageBreak/>
-        <w:t>2.6 Вставка записей в таблицу, нарушающих ограничения</w:t>
-      </w:r>
-    </w:p>
-    <w:p>
-      <w:pPr>
-        <w:jc w:val="both"/>
-        <w:rPr>
-          <w:rFonts w:ascii="Times New Roman" w:hAnsi="Times New Roman" w:cs="Times New Roman"/>
-          <w:sz w:val="28"/>
-        </w:rPr>
-      </w:pPr>
-      <w:r>
-        <w:rPr>
-          <w:rFonts w:ascii="Times New Roman" w:hAnsi="Times New Roman" w:cs="Times New Roman"/>
-          <w:sz w:val="28"/>
-        </w:rPr>
-        <w:t xml:space="preserve">На таблице </w:t>
-      </w:r>
-      <w:r>
-        <w:rPr>
-          <w:rFonts w:ascii="Times New Roman" w:hAnsi="Times New Roman" w:cs="Times New Roman"/>
-          <w:sz w:val="28"/>
-        </w:rPr>
-        <w:t>`</w:t>
-      </w:r>
-      <w:r>
-        <w:rPr>
-          <w:rFonts w:ascii="Times New Roman" w:hAnsi="Times New Roman" w:cs="Times New Roman"/>
-          <w:sz w:val="28"/>
-          <w:lang w:val="en-GB"/>
-        </w:rPr>
-        <w:t>goods</w:t>
-      </w:r>
-      <w:r>
-        <w:rPr>
-          <w:rFonts w:ascii="Times New Roman" w:hAnsi="Times New Roman" w:cs="Times New Roman"/>
-          <w:sz w:val="28"/>
-        </w:rPr>
-        <w:t xml:space="preserve">` </w:t>
-      </w:r>
-      <w:r>
-        <w:rPr>
-          <w:rFonts w:ascii="Times New Roman" w:hAnsi="Times New Roman" w:cs="Times New Roman"/>
-          <w:sz w:val="28"/>
-        </w:rPr>
-        <w:t>выполнить команды вставки значений (</w:t>
-      </w:r>
-      <w:r>
-        <w:rPr>
-          <w:rFonts w:ascii="Times New Roman" w:hAnsi="Times New Roman" w:cs="Times New Roman"/>
-          <w:sz w:val="28"/>
-          <w:lang w:val="en-GB"/>
-        </w:rPr>
-        <w:t>INSERT</w:t>
-      </w:r>
-      <w:r>
-        <w:rPr>
-          <w:rFonts w:ascii="Times New Roman" w:hAnsi="Times New Roman" w:cs="Times New Roman"/>
-          <w:sz w:val="28"/>
-        </w:rPr>
-        <w:t xml:space="preserve"> </w:t>
-      </w:r>
-      <w:r>
-        <w:rPr>
-          <w:rFonts w:ascii="Times New Roman" w:hAnsi="Times New Roman" w:cs="Times New Roman"/>
-          <w:sz w:val="28"/>
-          <w:lang w:val="en-GB"/>
-        </w:rPr>
-        <w:t>INTO</w:t>
-      </w:r>
-      <w:r>
-        <w:rPr>
-          <w:rFonts w:ascii="Times New Roman" w:hAnsi="Times New Roman" w:cs="Times New Roman"/>
-          <w:sz w:val="28"/>
-        </w:rPr>
-        <w:t xml:space="preserve"> …</w:t>
-      </w:r>
-      <w:r>
-        <w:rPr>
-          <w:rFonts w:ascii="Times New Roman" w:hAnsi="Times New Roman" w:cs="Times New Roman"/>
-          <w:sz w:val="28"/>
-        </w:rPr>
-        <w:t>), которые нарушают установленные ограничения на таблицу.</w:t>
-      </w:r>
-      <w:r>
-        <w:rPr>
-          <w:rFonts w:ascii="Times New Roman" w:hAnsi="Times New Roman" w:cs="Times New Roman"/>
-          <w:sz w:val="28"/>
-        </w:rPr>
-        <w:t xml:space="preserve"> </w:t>
-      </w:r>
-      <w:proofErr w:type="spellStart"/>
-      <w:r>
-        <w:rPr>
-          <w:rFonts w:ascii="Times New Roman" w:hAnsi="Times New Roman" w:cs="Times New Roman"/>
-          <w:sz w:val="28"/>
-        </w:rPr>
-        <w:t>Т.о</w:t>
-      </w:r>
-      <w:proofErr w:type="spellEnd"/>
-      <w:r>
-        <w:rPr>
-          <w:rFonts w:ascii="Times New Roman" w:hAnsi="Times New Roman" w:cs="Times New Roman"/>
-          <w:sz w:val="28"/>
-        </w:rPr>
-        <w:t>. все операции должны быть завершены неудачно</w:t>
-      </w:r>
-    </w:p>
-    <w:p>
-      <w:pPr>
         <w:pStyle w:val="ListParagraph"/>
         <w:numPr>
           <w:ilvl w:val="0"/>
@@ -6547,9 +11237,16 @@
         <w:rPr>
           <w:rFonts w:ascii="Times New Roman" w:hAnsi="Times New Roman" w:cs="Times New Roman"/>
           <w:sz w:val="28"/>
+        </w:rPr>
+        <w:t xml:space="preserve">Не передан </w:t>
+      </w:r>
+      <w:r>
+        <w:rPr>
+          <w:rFonts w:ascii="Times New Roman" w:hAnsi="Times New Roman" w:cs="Times New Roman"/>
+          <w:sz w:val="28"/>
           <w:lang w:val="en-GB"/>
         </w:rPr>
-        <w:t>price &lt; 0</w:t>
+        <w:t>price</w:t>
       </w:r>
     </w:p>
     <w:p>
@@ -6564,14 +11261,16 @@
       <w:r>
         <w:rPr>
           <w:rFonts w:ascii="Times New Roman" w:hAnsi="Times New Roman" w:cs="Times New Roman"/>
+          <w:noProof/>
           <w:sz w:val="28"/>
           <w:lang w:val="en-GB"/>
         </w:rPr>
+        <w:lastRenderedPageBreak/>
         <w:drawing>
-          <wp:inline distT="0" distB="0" distL="0" distR="0" wp14:anchorId="52BB5A53" wp14:editId="68B5E2A8">
-            <wp:extent cx="5940425" cy="577215"/>
-            <wp:effectExtent l="0" t="0" r="3175" b="0"/>
-            <wp:docPr id="19" name="Picture 19"/>
+          <wp:inline distT="0" distB="0" distL="0" distR="0" wp14:anchorId="4C3D53DC" wp14:editId="30BB39FE">
+            <wp:extent cx="5940425" cy="337820"/>
+            <wp:effectExtent l="0" t="0" r="3175" b="5080"/>
+            <wp:docPr id="20" name="Picture 20"/>
             <wp:cNvGraphicFramePr>
               <a:graphicFrameLocks xmlns:a="http://schemas.openxmlformats.org/drawingml/2006/main" noChangeAspect="1"/>
             </wp:cNvGraphicFramePr>
@@ -6591,7 +11290,7 @@
                   <pic:spPr>
                     <a:xfrm>
                       <a:off x="0" y="0"/>
-                      <a:ext cx="5940425" cy="577215"/>
+                      <a:ext cx="5940425" cy="337820"/>
                     </a:xfrm>
                     <a:prstGeom prst="rect">
                       <a:avLst/>
@@ -6622,38 +11321,39 @@
         <w:rPr>
           <w:rFonts w:ascii="Times New Roman" w:hAnsi="Times New Roman" w:cs="Times New Roman"/>
           <w:sz w:val="28"/>
-        </w:rPr>
-        <w:t xml:space="preserve">Не передан </w:t>
-      </w:r>
-      <w:r>
-        <w:rPr>
-          <w:rFonts w:ascii="Times New Roman" w:hAnsi="Times New Roman" w:cs="Times New Roman"/>
-          <w:sz w:val="28"/>
           <w:lang w:val="en-GB"/>
         </w:rPr>
-        <w:t>price</w:t>
-      </w:r>
-    </w:p>
-    <w:p>
-      <w:pPr>
-        <w:jc w:val="both"/>
-        <w:rPr>
-          <w:rFonts w:ascii="Times New Roman" w:hAnsi="Times New Roman" w:cs="Times New Roman"/>
+        <w:t xml:space="preserve">name </w:t>
+      </w:r>
+      <w:r>
+        <w:rPr>
+          <w:rFonts w:ascii="Times New Roman" w:hAnsi="Times New Roman" w:cs="Times New Roman"/>
+          <w:sz w:val="28"/>
+        </w:rPr>
+        <w:t>не уникален</w:t>
+      </w:r>
+    </w:p>
+    <w:p>
+      <w:pPr>
+        <w:jc w:val="both"/>
+        <w:rPr>
+          <w:rFonts w:ascii="Times New Roman" w:hAnsi="Times New Roman" w:cs="Times New Roman"/>
+          <w:sz w:val="28"/>
+          <w:lang w:val="en-US"/>
+        </w:rPr>
+      </w:pPr>
+      <w:r>
+        <w:rPr>
+          <w:rFonts w:ascii="Times New Roman" w:hAnsi="Times New Roman" w:cs="Times New Roman"/>
+          <w:noProof/>
           <w:sz w:val="28"/>
           <w:lang w:val="en-GB"/>
         </w:rPr>
-      </w:pPr>
-      <w:r>
-        <w:rPr>
-          <w:rFonts w:ascii="Times New Roman" w:hAnsi="Times New Roman" w:cs="Times New Roman"/>
-          <w:sz w:val="28"/>
-          <w:lang w:val="en-GB"/>
-        </w:rPr>
         <w:drawing>
-          <wp:inline distT="0" distB="0" distL="0" distR="0" wp14:anchorId="4C3D53DC" wp14:editId="30BB39FE">
-            <wp:extent cx="5940425" cy="337820"/>
-            <wp:effectExtent l="0" t="0" r="3175" b="5080"/>
-            <wp:docPr id="20" name="Picture 20"/>
+          <wp:inline distT="0" distB="0" distL="0" distR="0" wp14:anchorId="30EC9700" wp14:editId="1FBE95F0">
+            <wp:extent cx="5940425" cy="975995"/>
+            <wp:effectExtent l="0" t="0" r="3175" b="0"/>
+            <wp:docPr id="21" name="Picture 21"/>
             <wp:cNvGraphicFramePr>
               <a:graphicFrameLocks xmlns:a="http://schemas.openxmlformats.org/drawingml/2006/main" noChangeAspect="1"/>
             </wp:cNvGraphicFramePr>
@@ -6673,7 +11373,7 @@
                   <pic:spPr>
                     <a:xfrm>
                       <a:off x="0" y="0"/>
-                      <a:ext cx="5940425" cy="337820"/>
+                      <a:ext cx="5940425" cy="975995"/>
                     </a:xfrm>
                     <a:prstGeom prst="rect">
                       <a:avLst/>
@@ -6706,36 +11406,42 @@
           <w:sz w:val="28"/>
           <w:lang w:val="en-GB"/>
         </w:rPr>
-        <w:t xml:space="preserve">name </w:t>
-      </w:r>
-      <w:r>
-        <w:rPr>
-          <w:rFonts w:ascii="Times New Roman" w:hAnsi="Times New Roman" w:cs="Times New Roman"/>
-          <w:sz w:val="28"/>
-        </w:rPr>
-        <w:t>не уникален</w:t>
-      </w:r>
-    </w:p>
-    <w:p>
-      <w:pPr>
-        <w:jc w:val="both"/>
-        <w:rPr>
-          <w:rFonts w:ascii="Times New Roman" w:hAnsi="Times New Roman" w:cs="Times New Roman"/>
-          <w:sz w:val="28"/>
-          <w:lang w:val="en-US"/>
-        </w:rPr>
-      </w:pPr>
+        <w:t xml:space="preserve">name – </w:t>
+      </w:r>
+      <w:r>
+        <w:rPr>
+          <w:rFonts w:ascii="Times New Roman" w:hAnsi="Times New Roman" w:cs="Times New Roman"/>
+          <w:sz w:val="28"/>
+        </w:rPr>
+        <w:t xml:space="preserve">пустая строка </w:t>
+      </w:r>
       <w:r>
         <w:rPr>
           <w:rFonts w:ascii="Times New Roman" w:hAnsi="Times New Roman" w:cs="Times New Roman"/>
           <w:sz w:val="28"/>
           <w:lang w:val="en-GB"/>
         </w:rPr>
+        <w:t>“”</w:t>
+      </w:r>
+    </w:p>
+    <w:p>
+      <w:pPr>
+        <w:rPr>
+          <w:rFonts w:ascii="Times New Roman" w:hAnsi="Times New Roman" w:cs="Times New Roman"/>
+          <w:sz w:val="28"/>
+        </w:rPr>
+      </w:pPr>
+      <w:r>
+        <w:rPr>
+          <w:rFonts w:ascii="Times New Roman" w:hAnsi="Times New Roman" w:cs="Times New Roman"/>
+          <w:noProof/>
+          <w:sz w:val="28"/>
+        </w:rPr>
         <w:drawing>
-          <wp:inline distT="0" distB="0" distL="0" distR="0" wp14:anchorId="30EC9700" wp14:editId="1FBE95F0">
-            <wp:extent cx="5940425" cy="975995"/>
+          <wp:inline distT="0" distB="0" distL="0" distR="0" wp14:anchorId="710093D5" wp14:editId="4E6E93A6">
+            <wp:extent cx="5940425" cy="709295"/>
             <wp:effectExtent l="0" t="0" r="3175" b="0"/>
-            <wp:docPr id="21" name="Picture 21"/>
+            <wp:docPr id="22" name="Picture 22"/>
             <wp:cNvGraphicFramePr>
               <a:graphicFrameLocks xmlns:a="http://schemas.openxmlformats.org/drawingml/2006/main" noChangeAspect="1"/>
             </wp:cNvGraphicFramePr>
@@ -6755,7 +11461,7 @@
                   <pic:spPr>
                     <a:xfrm>
                       <a:off x="0" y="0"/>
-                      <a:ext cx="5940425" cy="975995"/>
+                      <a:ext cx="5940425" cy="709295"/>
                     </a:xfrm>
                     <a:prstGeom prst="rect">
                       <a:avLst/>
@@ -6770,44 +11476,184 @@
     </w:p>
     <w:p>
       <w:pPr>
+        <w:rPr>
+          <w:rFonts w:ascii="Times New Roman" w:hAnsi="Times New Roman" w:cs="Times New Roman"/>
+          <w:sz w:val="28"/>
+        </w:rPr>
+      </w:pPr>
+    </w:p>
+    <w:p>
+      <w:pPr>
+        <w:jc w:val="both"/>
+        <w:rPr>
+          <w:rFonts w:ascii="Times New Roman" w:hAnsi="Times New Roman" w:cs="Times New Roman"/>
+          <w:b/>
+          <w:sz w:val="28"/>
+        </w:rPr>
+      </w:pPr>
+      <w:r>
+        <w:rPr>
+          <w:rFonts w:ascii="Times New Roman" w:hAnsi="Times New Roman" w:cs="Times New Roman"/>
+          <w:b/>
+          <w:sz w:val="28"/>
+        </w:rPr>
+        <w:t>2.</w:t>
+      </w:r>
+      <w:r>
+        <w:rPr>
+          <w:rFonts w:ascii="Times New Roman" w:hAnsi="Times New Roman" w:cs="Times New Roman"/>
+          <w:b/>
+          <w:sz w:val="28"/>
+        </w:rPr>
+        <w:t>7</w:t>
+      </w:r>
+      <w:r>
+        <w:rPr>
+          <w:rFonts w:ascii="Times New Roman" w:hAnsi="Times New Roman" w:cs="Times New Roman"/>
+          <w:b/>
+          <w:sz w:val="28"/>
+        </w:rPr>
+        <w:t xml:space="preserve"> Проверка работы ограничений на внешние ключи</w:t>
+      </w:r>
+    </w:p>
+    <w:p>
+      <w:pPr>
+        <w:jc w:val="both"/>
+        <w:rPr>
+          <w:rFonts w:ascii="Times New Roman" w:hAnsi="Times New Roman" w:cs="Times New Roman"/>
+          <w:sz w:val="28"/>
+        </w:rPr>
+      </w:pPr>
+      <w:r>
+        <w:rPr>
+          <w:rFonts w:ascii="Times New Roman" w:hAnsi="Times New Roman" w:cs="Times New Roman"/>
+          <w:b/>
+          <w:sz w:val="28"/>
+        </w:rPr>
+        <w:t>Внимание!</w:t>
+      </w:r>
+      <w:r>
+        <w:rPr>
+          <w:rFonts w:ascii="Times New Roman" w:hAnsi="Times New Roman" w:cs="Times New Roman"/>
+          <w:sz w:val="28"/>
+        </w:rPr>
+        <w:t xml:space="preserve"> Перед выполнением данного задания необходимо заполнить базу данных. Попросите преподавателя выполнить данную процедуру.</w:t>
+      </w:r>
+    </w:p>
+    <w:p>
+      <w:pPr>
+        <w:jc w:val="both"/>
+        <w:rPr>
+          <w:rFonts w:ascii="Times New Roman" w:hAnsi="Times New Roman" w:cs="Times New Roman"/>
+          <w:sz w:val="28"/>
+        </w:rPr>
+      </w:pPr>
+    </w:p>
+    <w:p>
+      <w:pPr>
+        <w:jc w:val="both"/>
+        <w:rPr>
+          <w:rFonts w:ascii="Times New Roman" w:hAnsi="Times New Roman" w:cs="Times New Roman"/>
+          <w:sz w:val="28"/>
+        </w:rPr>
+      </w:pPr>
+      <w:r>
+        <w:rPr>
+          <w:rFonts w:ascii="Times New Roman" w:hAnsi="Times New Roman" w:cs="Times New Roman"/>
+          <w:sz w:val="28"/>
+        </w:rPr>
+        <w:t>При</w:t>
+      </w:r>
+      <w:r>
+        <w:rPr>
+          <w:rFonts w:ascii="Times New Roman" w:hAnsi="Times New Roman" w:cs="Times New Roman"/>
+          <w:sz w:val="28"/>
+        </w:rPr>
+        <w:t xml:space="preserve"> наличии ограничений на внешние ключи операции удаления и обновления в связанных таблицах могут быть произведены каскадно или же запрещены. </w:t>
+      </w:r>
+    </w:p>
+    <w:p>
+      <w:pPr>
         <w:pStyle w:val="ListParagraph"/>
         <w:numPr>
           <w:ilvl w:val="0"/>
-          <w:numId w:val="21"/>
+          <w:numId w:val="22"/>
         </w:numPr>
         <w:jc w:val="both"/>
         <w:rPr>
           <w:rFonts w:ascii="Times New Roman" w:hAnsi="Times New Roman" w:cs="Times New Roman"/>
           <w:sz w:val="28"/>
+        </w:rPr>
+      </w:pPr>
+      <w:r>
+        <w:rPr>
+          <w:rFonts w:ascii="Times New Roman" w:hAnsi="Times New Roman" w:cs="Times New Roman"/>
+          <w:sz w:val="28"/>
+        </w:rPr>
+        <w:t xml:space="preserve">На примере таблицы </w:t>
+      </w:r>
+      <w:r>
+        <w:rPr>
+          <w:rFonts w:ascii="Times New Roman" w:hAnsi="Times New Roman" w:cs="Times New Roman"/>
+          <w:sz w:val="28"/>
           <w:lang w:val="en-GB"/>
         </w:rPr>
-      </w:pPr>
+        <w:t>employees</w:t>
+      </w:r>
+      <w:r>
+        <w:rPr>
+          <w:rFonts w:ascii="Times New Roman" w:hAnsi="Times New Roman" w:cs="Times New Roman"/>
+          <w:sz w:val="28"/>
+        </w:rPr>
+        <w:t xml:space="preserve"> </w:t>
+      </w:r>
+      <w:r>
+        <w:rPr>
+          <w:rFonts w:ascii="Times New Roman" w:hAnsi="Times New Roman" w:cs="Times New Roman"/>
+          <w:sz w:val="28"/>
+        </w:rPr>
+        <w:t xml:space="preserve">и </w:t>
+      </w:r>
       <w:r>
         <w:rPr>
           <w:rFonts w:ascii="Times New Roman" w:hAnsi="Times New Roman" w:cs="Times New Roman"/>
           <w:sz w:val="28"/>
           <w:lang w:val="en-GB"/>
         </w:rPr>
-        <w:t xml:space="preserve">name – </w:t>
-      </w:r>
-      <w:r>
-        <w:rPr>
-          <w:rFonts w:ascii="Times New Roman" w:hAnsi="Times New Roman" w:cs="Times New Roman"/>
-          <w:sz w:val="28"/>
-        </w:rPr>
-        <w:t xml:space="preserve">пустая строка </w:t>
-      </w:r>
-      <w:r>
-        <w:rPr>
-          <w:rFonts w:ascii="Times New Roman" w:hAnsi="Times New Roman" w:cs="Times New Roman"/>
-          <w:sz w:val="28"/>
-          <w:lang w:val="en-GB"/>
-        </w:rPr>
-        <w:t>“”</w:t>
-      </w:r>
-    </w:p>
-    <w:p>
-      <w:pPr>
+        <w:t>schedule</w:t>
+      </w:r>
+      <w:r>
+        <w:rPr>
+          <w:rFonts w:ascii="Times New Roman" w:hAnsi="Times New Roman" w:cs="Times New Roman"/>
+          <w:sz w:val="28"/>
+        </w:rPr>
+        <w:t xml:space="preserve"> </w:t>
+      </w:r>
+      <w:r>
+        <w:rPr>
+          <w:rFonts w:ascii="Times New Roman" w:hAnsi="Times New Roman" w:cs="Times New Roman"/>
+          <w:sz w:val="28"/>
+        </w:rPr>
+        <w:t>–</w:t>
+      </w:r>
+      <w:r>
+        <w:rPr>
+          <w:rFonts w:ascii="Times New Roman" w:hAnsi="Times New Roman" w:cs="Times New Roman"/>
+          <w:sz w:val="28"/>
+        </w:rPr>
+        <w:t xml:space="preserve"> </w:t>
+      </w:r>
+      <w:r>
+        <w:rPr>
+          <w:rFonts w:ascii="Times New Roman" w:hAnsi="Times New Roman" w:cs="Times New Roman"/>
+          <w:sz w:val="28"/>
+        </w:rPr>
+        <w:t>попробовать удалить сотрудника, у которого есть расписание. Операция должна завершиться неудачей</w:t>
+      </w:r>
+    </w:p>
+    <w:p>
+      <w:pPr>
+        <w:jc w:val="both"/>
         <w:rPr>
           <w:rFonts w:ascii="Times New Roman" w:hAnsi="Times New Roman" w:cs="Times New Roman"/>
           <w:sz w:val="28"/>
@@ -6819,10 +11665,10 @@
           <w:sz w:val="28"/>
         </w:rPr>
         <w:drawing>
-          <wp:inline distT="0" distB="0" distL="0" distR="0" wp14:anchorId="710093D5" wp14:editId="4E6E93A6">
-            <wp:extent cx="5940425" cy="709295"/>
-            <wp:effectExtent l="0" t="0" r="3175" b="0"/>
-            <wp:docPr id="22" name="Picture 22"/>
+          <wp:inline distT="0" distB="0" distL="0" distR="0" wp14:anchorId="646EE1CC" wp14:editId="65A7BF38">
+            <wp:extent cx="5940425" cy="1461770"/>
+            <wp:effectExtent l="0" t="0" r="3175" b="5080"/>
+            <wp:docPr id="24" name="Picture 24"/>
             <wp:cNvGraphicFramePr>
               <a:graphicFrameLocks xmlns:a="http://schemas.openxmlformats.org/drawingml/2006/main" noChangeAspect="1"/>
             </wp:cNvGraphicFramePr>
@@ -6842,7 +11688,7 @@
                   <pic:spPr>
                     <a:xfrm>
                       <a:off x="0" y="0"/>
-                      <a:ext cx="5940425" cy="709295"/>
+                      <a:ext cx="5940425" cy="1461770"/>
                     </a:xfrm>
                     <a:prstGeom prst="rect">
                       <a:avLst/>
@@ -6857,120 +11703,6 @@
     </w:p>
     <w:p>
       <w:pPr>
-        <w:rPr>
-          <w:rFonts w:ascii="Times New Roman" w:hAnsi="Times New Roman" w:cs="Times New Roman"/>
-          <w:sz w:val="28"/>
-        </w:rPr>
-      </w:pPr>
-    </w:p>
-    <w:p>
-      <w:pPr>
-        <w:jc w:val="both"/>
-        <w:rPr>
-          <w:rFonts w:ascii="Times New Roman" w:hAnsi="Times New Roman" w:cs="Times New Roman"/>
-          <w:b/>
-          <w:sz w:val="28"/>
-        </w:rPr>
-      </w:pPr>
-      <w:r>
-        <w:rPr>
-          <w:rFonts w:ascii="Times New Roman" w:hAnsi="Times New Roman" w:cs="Times New Roman"/>
-          <w:b/>
-          <w:sz w:val="28"/>
-        </w:rPr>
-        <w:t>2.</w:t>
-      </w:r>
-      <w:r>
-        <w:rPr>
-          <w:rFonts w:ascii="Times New Roman" w:hAnsi="Times New Roman" w:cs="Times New Roman"/>
-          <w:b/>
-          <w:sz w:val="28"/>
-        </w:rPr>
-        <w:t>7</w:t>
-      </w:r>
-      <w:r>
-        <w:rPr>
-          <w:rFonts w:ascii="Times New Roman" w:hAnsi="Times New Roman" w:cs="Times New Roman"/>
-          <w:b/>
-          <w:sz w:val="28"/>
-        </w:rPr>
-        <w:t xml:space="preserve"> Проверка работы ограничений на внешние ключи</w:t>
-      </w:r>
-    </w:p>
-    <w:p>
-      <w:pPr>
-        <w:jc w:val="both"/>
-        <w:rPr>
-          <w:rFonts w:ascii="Times New Roman" w:hAnsi="Times New Roman" w:cs="Times New Roman"/>
-          <w:sz w:val="28"/>
-        </w:rPr>
-      </w:pPr>
-      <w:r>
-        <w:rPr>
-          <w:rFonts w:ascii="Times New Roman" w:hAnsi="Times New Roman" w:cs="Times New Roman"/>
-          <w:b/>
-          <w:sz w:val="28"/>
-        </w:rPr>
-        <w:t>Внимание!</w:t>
-      </w:r>
-      <w:r>
-        <w:rPr>
-          <w:rFonts w:ascii="Times New Roman" w:hAnsi="Times New Roman" w:cs="Times New Roman"/>
-          <w:sz w:val="28"/>
-        </w:rPr>
-        <w:t xml:space="preserve"> Перед выполнением данного задания необходимо заполнить базу данных. Попросите преподавателя выполнить данную процедуру.</w:t>
-      </w:r>
-    </w:p>
-    <w:p>
-      <w:pPr>
-        <w:jc w:val="both"/>
-        <w:rPr>
-          <w:rFonts w:ascii="Times New Roman" w:hAnsi="Times New Roman" w:cs="Times New Roman"/>
-          <w:sz w:val="28"/>
-        </w:rPr>
-      </w:pPr>
-    </w:p>
-    <w:p>
-      <w:pPr>
-        <w:jc w:val="both"/>
-        <w:rPr>
-          <w:rFonts w:ascii="Times New Roman" w:hAnsi="Times New Roman" w:cs="Times New Roman"/>
-          <w:sz w:val="28"/>
-        </w:rPr>
-      </w:pPr>
-      <w:r>
-        <w:rPr>
-          <w:rFonts w:ascii="Times New Roman" w:hAnsi="Times New Roman" w:cs="Times New Roman"/>
-          <w:sz w:val="28"/>
-        </w:rPr>
-        <w:t>При</w:t>
-      </w:r>
-      <w:r>
-        <w:rPr>
-          <w:rFonts w:ascii="Times New Roman" w:hAnsi="Times New Roman" w:cs="Times New Roman"/>
-          <w:sz w:val="28"/>
-        </w:rPr>
-        <w:t xml:space="preserve"> наличии ограничений на внешние ключи операции удаления и обновления в связанных таблицах могут быть произведены </w:t>
-      </w:r>
-      <w:proofErr w:type="spellStart"/>
-      <w:r>
-        <w:rPr>
-          <w:rFonts w:ascii="Times New Roman" w:hAnsi="Times New Roman" w:cs="Times New Roman"/>
-          <w:sz w:val="28"/>
-        </w:rPr>
-        <w:t>каскадно</w:t>
-      </w:r>
-      <w:proofErr w:type="spellEnd"/>
-      <w:r>
-        <w:rPr>
-          <w:rFonts w:ascii="Times New Roman" w:hAnsi="Times New Roman" w:cs="Times New Roman"/>
-          <w:sz w:val="28"/>
-        </w:rPr>
-        <w:t xml:space="preserve"> или же запрещены. </w:t>
-      </w:r>
-    </w:p>
-    <w:p>
-      <w:pPr>
         <w:pStyle w:val="ListParagraph"/>
         <w:numPr>
           <w:ilvl w:val="0"/>
@@ -6987,7 +11719,7 @@
           <w:rFonts w:ascii="Times New Roman" w:hAnsi="Times New Roman" w:cs="Times New Roman"/>
           <w:sz w:val="28"/>
         </w:rPr>
-        <w:t xml:space="preserve">На примере таблицы </w:t>
+        <w:t xml:space="preserve">На примере таблиц </w:t>
       </w:r>
       <w:r>
         <w:rPr>
@@ -6995,7 +11727,7 @@
           <w:sz w:val="28"/>
           <w:lang w:val="en-GB"/>
         </w:rPr>
-        <w:t>employees</w:t>
+        <w:t>orders</w:t>
       </w:r>
       <w:r>
         <w:rPr>
@@ -7017,7 +11749,44 @@
           <w:sz w:val="28"/>
           <w:lang w:val="en-GB"/>
         </w:rPr>
-        <w:t>schedule</w:t>
+        <w:t>orders</w:t>
+      </w:r>
+      <w:r>
+        <w:rPr>
+          <w:rFonts w:ascii="Times New Roman" w:hAnsi="Times New Roman" w:cs="Times New Roman"/>
+          <w:sz w:val="28"/>
+        </w:rPr>
+        <w:t>_</w:t>
+      </w:r>
+      <w:r>
+        <w:rPr>
+          <w:rFonts w:ascii="Times New Roman" w:hAnsi="Times New Roman" w:cs="Times New Roman"/>
+          <w:sz w:val="28"/>
+          <w:lang w:val="en-GB"/>
+        </w:rPr>
+        <w:t>goods</w:t>
+      </w:r>
+      <w:r>
+        <w:rPr>
+          <w:rFonts w:ascii="Times New Roman" w:hAnsi="Times New Roman" w:cs="Times New Roman"/>
+          <w:sz w:val="28"/>
+        </w:rPr>
+        <w:t xml:space="preserve">: </w:t>
+      </w:r>
+      <w:r>
+        <w:rPr>
+          <w:rFonts w:ascii="Times New Roman" w:hAnsi="Times New Roman" w:cs="Times New Roman"/>
+          <w:sz w:val="28"/>
+        </w:rPr>
+        <w:t xml:space="preserve">попробовать удалить запись из таблицы </w:t>
+      </w:r>
+      <w:r>
+        <w:rPr>
+          <w:rFonts w:ascii="Times New Roman" w:hAnsi="Times New Roman" w:cs="Times New Roman"/>
+          <w:sz w:val="28"/>
+          <w:lang w:val="en-GB"/>
+        </w:rPr>
+        <w:t>orders</w:t>
       </w:r>
       <w:r>
         <w:rPr>
@@ -7030,8 +11799,9 @@
         <w:rPr>
           <w:rFonts w:ascii="Times New Roman" w:hAnsi="Times New Roman" w:cs="Times New Roman"/>
           <w:sz w:val="28"/>
-        </w:rPr>
-        <w:t>–</w:t>
+          <w:lang w:val="en-US"/>
+        </w:rPr>
+        <w:t>c</w:t>
       </w:r>
       <w:r>
         <w:rPr>
@@ -7045,274 +11815,168 @@
           <w:rFonts w:ascii="Times New Roman" w:hAnsi="Times New Roman" w:cs="Times New Roman"/>
           <w:sz w:val="28"/>
         </w:rPr>
-        <w:t>попробовать удалить сотрудника, у которого есть расписание. Операция должна завершиться неудачей</w:t>
-      </w:r>
-    </w:p>
-    <w:p>
-      <w:pPr>
-        <w:pStyle w:val="ListParagraph"/>
-        <w:jc w:val="both"/>
-        <w:rPr>
-          <w:rFonts w:ascii="Times New Roman" w:hAnsi="Times New Roman" w:cs="Times New Roman"/>
-          <w:sz w:val="28"/>
-        </w:rPr>
-      </w:pPr>
-    </w:p>
-    <w:p>
-      <w:pPr>
-        <w:pStyle w:val="ListParagraph"/>
-        <w:jc w:val="both"/>
-        <w:rPr>
-          <w:rFonts w:ascii="Times New Roman" w:hAnsi="Times New Roman" w:cs="Times New Roman"/>
-          <w:sz w:val="28"/>
-        </w:rPr>
-      </w:pPr>
-    </w:p>
-    <w:p>
-      <w:pPr>
-        <w:pStyle w:val="ListParagraph"/>
-        <w:numPr>
-          <w:ilvl w:val="0"/>
-          <w:numId w:val="22"/>
-        </w:numPr>
-        <w:jc w:val="both"/>
-        <w:rPr>
-          <w:rFonts w:ascii="Times New Roman" w:hAnsi="Times New Roman" w:cs="Times New Roman"/>
-          <w:sz w:val="28"/>
-        </w:rPr>
-      </w:pPr>
-      <w:r>
-        <w:rPr>
-          <w:rFonts w:ascii="Times New Roman" w:hAnsi="Times New Roman" w:cs="Times New Roman"/>
-          <w:sz w:val="28"/>
+        <w:t xml:space="preserve">любым </w:t>
+      </w:r>
+      <w:r>
+        <w:rPr>
+          <w:rFonts w:ascii="Times New Roman" w:hAnsi="Times New Roman" w:cs="Times New Roman"/>
+          <w:sz w:val="28"/>
+          <w:lang w:val="en-GB"/>
+        </w:rPr>
+        <w:t>id</w:t>
+      </w:r>
+      <w:r>
+        <w:rPr>
+          <w:rFonts w:ascii="Times New Roman" w:hAnsi="Times New Roman" w:cs="Times New Roman"/>
+          <w:sz w:val="28"/>
+        </w:rPr>
+        <w:t xml:space="preserve">. </w:t>
+      </w:r>
+      <w:r>
+        <w:rPr>
+          <w:rFonts w:ascii="Times New Roman" w:hAnsi="Times New Roman" w:cs="Times New Roman"/>
+          <w:sz w:val="28"/>
+        </w:rPr>
+        <w:t xml:space="preserve">Проверить, что в таблице </w:t>
+      </w:r>
+      <w:r>
+        <w:rPr>
+          <w:rFonts w:ascii="Times New Roman" w:hAnsi="Times New Roman" w:cs="Times New Roman"/>
+          <w:sz w:val="28"/>
+          <w:lang w:val="en-GB"/>
+        </w:rPr>
+        <w:t>orders</w:t>
+      </w:r>
+      <w:r>
+        <w:rPr>
+          <w:rFonts w:ascii="Times New Roman" w:hAnsi="Times New Roman" w:cs="Times New Roman"/>
+          <w:sz w:val="28"/>
+        </w:rPr>
+        <w:t>_</w:t>
+      </w:r>
+      <w:r>
+        <w:rPr>
+          <w:rFonts w:ascii="Times New Roman" w:hAnsi="Times New Roman" w:cs="Times New Roman"/>
+          <w:sz w:val="28"/>
+          <w:lang w:val="en-GB"/>
+        </w:rPr>
+        <w:t>goods</w:t>
+      </w:r>
+      <w:r>
+        <w:rPr>
+          <w:rFonts w:ascii="Times New Roman" w:hAnsi="Times New Roman" w:cs="Times New Roman"/>
+          <w:sz w:val="28"/>
+        </w:rPr>
+        <w:t xml:space="preserve"> </w:t>
+      </w:r>
+      <w:r>
+        <w:rPr>
+          <w:rFonts w:ascii="Times New Roman" w:hAnsi="Times New Roman" w:cs="Times New Roman"/>
+          <w:sz w:val="28"/>
+        </w:rPr>
+        <w:t>каскадно удалились записи</w:t>
+      </w:r>
+      <w:r>
+        <w:rPr>
+          <w:rFonts w:ascii="Times New Roman" w:hAnsi="Times New Roman" w:cs="Times New Roman"/>
+          <w:sz w:val="28"/>
+        </w:rPr>
+        <w:t>,</w:t>
+      </w:r>
+      <w:r>
+        <w:rPr>
+          <w:rFonts w:ascii="Times New Roman" w:hAnsi="Times New Roman" w:cs="Times New Roman"/>
+          <w:sz w:val="28"/>
+        </w:rPr>
+        <w:t xml:space="preserve"> у которых был </w:t>
+      </w:r>
+      <w:r>
+        <w:rPr>
+          <w:rFonts w:ascii="Times New Roman" w:hAnsi="Times New Roman" w:cs="Times New Roman"/>
+          <w:sz w:val="28"/>
+          <w:lang w:val="en-GB"/>
+        </w:rPr>
+        <w:t>order</w:t>
+      </w:r>
+      <w:r>
+        <w:rPr>
+          <w:rFonts w:ascii="Times New Roman" w:hAnsi="Times New Roman" w:cs="Times New Roman"/>
+          <w:sz w:val="28"/>
+        </w:rPr>
+        <w:t>_</w:t>
+      </w:r>
+      <w:r>
+        <w:rPr>
+          <w:rFonts w:ascii="Times New Roman" w:hAnsi="Times New Roman" w:cs="Times New Roman"/>
+          <w:sz w:val="28"/>
+          <w:lang w:val="en-GB"/>
+        </w:rPr>
+        <w:t>id</w:t>
+      </w:r>
+      <w:r>
+        <w:rPr>
+          <w:rFonts w:ascii="Times New Roman" w:hAnsi="Times New Roman" w:cs="Times New Roman"/>
+          <w:sz w:val="28"/>
+        </w:rPr>
+        <w:t xml:space="preserve"> = </w:t>
+      </w:r>
+      <w:r>
+        <w:rPr>
+          <w:rFonts w:ascii="Times New Roman" w:hAnsi="Times New Roman" w:cs="Times New Roman"/>
+          <w:sz w:val="28"/>
+          <w:lang w:val="en-GB"/>
+        </w:rPr>
+        <w:t>id</w:t>
+      </w:r>
+    </w:p>
+    <w:p>
+      <w:pPr>
+        <w:rPr>
+          <w:rFonts w:ascii="Times New Roman" w:hAnsi="Times New Roman" w:cs="Times New Roman"/>
+          <w:sz w:val="28"/>
+        </w:rPr>
+      </w:pPr>
+      <w:r>
+        <w:rPr>
+          <w:noProof/>
         </w:rPr>
         <w:lastRenderedPageBreak/>
-        <w:t xml:space="preserve">На примере таблиц </w:t>
-      </w:r>
-      <w:r>
-        <w:rPr>
-          <w:rFonts w:ascii="Times New Roman" w:hAnsi="Times New Roman" w:cs="Times New Roman"/>
-          <w:sz w:val="28"/>
-          <w:lang w:val="en-GB"/>
-        </w:rPr>
-        <w:t>orders</w:t>
-      </w:r>
-      <w:r>
-        <w:rPr>
-          <w:rFonts w:ascii="Times New Roman" w:hAnsi="Times New Roman" w:cs="Times New Roman"/>
-          <w:sz w:val="28"/>
-        </w:rPr>
-        <w:t xml:space="preserve"> </w:t>
-      </w:r>
-      <w:r>
-        <w:rPr>
-          <w:rFonts w:ascii="Times New Roman" w:hAnsi="Times New Roman" w:cs="Times New Roman"/>
-          <w:sz w:val="28"/>
-        </w:rPr>
-        <w:t xml:space="preserve">и </w:t>
-      </w:r>
-      <w:r>
-        <w:rPr>
-          <w:rFonts w:ascii="Times New Roman" w:hAnsi="Times New Roman" w:cs="Times New Roman"/>
-          <w:sz w:val="28"/>
-          <w:lang w:val="en-GB"/>
-        </w:rPr>
-        <w:t>orders</w:t>
-      </w:r>
-      <w:r>
-        <w:rPr>
-          <w:rFonts w:ascii="Times New Roman" w:hAnsi="Times New Roman" w:cs="Times New Roman"/>
-          <w:sz w:val="28"/>
-        </w:rPr>
-        <w:t>_</w:t>
-      </w:r>
-      <w:r>
-        <w:rPr>
-          <w:rFonts w:ascii="Times New Roman" w:hAnsi="Times New Roman" w:cs="Times New Roman"/>
-          <w:sz w:val="28"/>
-          <w:lang w:val="en-GB"/>
-        </w:rPr>
-        <w:t>goods</w:t>
-      </w:r>
-      <w:r>
-        <w:rPr>
-          <w:rFonts w:ascii="Times New Roman" w:hAnsi="Times New Roman" w:cs="Times New Roman"/>
-          <w:sz w:val="28"/>
-        </w:rPr>
-        <w:t xml:space="preserve">: </w:t>
-      </w:r>
-      <w:r>
-        <w:rPr>
-          <w:rFonts w:ascii="Times New Roman" w:hAnsi="Times New Roman" w:cs="Times New Roman"/>
-          <w:sz w:val="28"/>
-        </w:rPr>
-        <w:t xml:space="preserve">попробовать удалить запись из таблицы </w:t>
-      </w:r>
-      <w:r>
-        <w:rPr>
-          <w:rFonts w:ascii="Times New Roman" w:hAnsi="Times New Roman" w:cs="Times New Roman"/>
-          <w:sz w:val="28"/>
-          <w:lang w:val="en-GB"/>
-        </w:rPr>
-        <w:t>orders</w:t>
-      </w:r>
-      <w:r>
-        <w:rPr>
-          <w:rFonts w:ascii="Times New Roman" w:hAnsi="Times New Roman" w:cs="Times New Roman"/>
-          <w:sz w:val="28"/>
-        </w:rPr>
-        <w:t xml:space="preserve"> </w:t>
-      </w:r>
-      <w:r>
-        <w:rPr>
-          <w:rFonts w:ascii="Times New Roman" w:hAnsi="Times New Roman" w:cs="Times New Roman"/>
-          <w:sz w:val="28"/>
-          <w:lang w:val="en-US"/>
-        </w:rPr>
-        <w:t>c</w:t>
-      </w:r>
-      <w:r>
-        <w:rPr>
-          <w:rFonts w:ascii="Times New Roman" w:hAnsi="Times New Roman" w:cs="Times New Roman"/>
-          <w:sz w:val="28"/>
-        </w:rPr>
-        <w:t xml:space="preserve"> </w:t>
-      </w:r>
-      <w:r>
-        <w:rPr>
-          <w:rFonts w:ascii="Times New Roman" w:hAnsi="Times New Roman" w:cs="Times New Roman"/>
-          <w:sz w:val="28"/>
-        </w:rPr>
-        <w:t xml:space="preserve">любым </w:t>
-      </w:r>
-      <w:r>
-        <w:rPr>
-          <w:rFonts w:ascii="Times New Roman" w:hAnsi="Times New Roman" w:cs="Times New Roman"/>
-          <w:sz w:val="28"/>
-          <w:lang w:val="en-GB"/>
-        </w:rPr>
-        <w:t>id</w:t>
-      </w:r>
-      <w:r>
-        <w:rPr>
-          <w:rFonts w:ascii="Times New Roman" w:hAnsi="Times New Roman" w:cs="Times New Roman"/>
-          <w:sz w:val="28"/>
-        </w:rPr>
-        <w:t xml:space="preserve">. </w:t>
-      </w:r>
-      <w:r>
-        <w:rPr>
-          <w:rFonts w:ascii="Times New Roman" w:hAnsi="Times New Roman" w:cs="Times New Roman"/>
-          <w:sz w:val="28"/>
-        </w:rPr>
-        <w:t xml:space="preserve">Проверить, что в таблице </w:t>
-      </w:r>
-      <w:r>
-        <w:rPr>
-          <w:rFonts w:ascii="Times New Roman" w:hAnsi="Times New Roman" w:cs="Times New Roman"/>
-          <w:sz w:val="28"/>
-          <w:lang w:val="en-GB"/>
-        </w:rPr>
-        <w:t>orders</w:t>
-      </w:r>
-      <w:r>
-        <w:rPr>
-          <w:rFonts w:ascii="Times New Roman" w:hAnsi="Times New Roman" w:cs="Times New Roman"/>
-          <w:sz w:val="28"/>
-        </w:rPr>
-        <w:t>_</w:t>
-      </w:r>
-      <w:r>
-        <w:rPr>
-          <w:rFonts w:ascii="Times New Roman" w:hAnsi="Times New Roman" w:cs="Times New Roman"/>
-          <w:sz w:val="28"/>
-          <w:lang w:val="en-GB"/>
-        </w:rPr>
-        <w:t>goods</w:t>
-      </w:r>
-      <w:r>
-        <w:rPr>
-          <w:rFonts w:ascii="Times New Roman" w:hAnsi="Times New Roman" w:cs="Times New Roman"/>
-          <w:sz w:val="28"/>
-        </w:rPr>
-        <w:t xml:space="preserve"> </w:t>
-      </w:r>
-      <w:proofErr w:type="spellStart"/>
-      <w:r>
-        <w:rPr>
-          <w:rFonts w:ascii="Times New Roman" w:hAnsi="Times New Roman" w:cs="Times New Roman"/>
-          <w:sz w:val="28"/>
-        </w:rPr>
-        <w:t>каскадно</w:t>
-      </w:r>
-      <w:proofErr w:type="spellEnd"/>
-      <w:r>
-        <w:rPr>
-          <w:rFonts w:ascii="Times New Roman" w:hAnsi="Times New Roman" w:cs="Times New Roman"/>
-          <w:sz w:val="28"/>
-        </w:rPr>
-        <w:t xml:space="preserve"> удалились записи</w:t>
-      </w:r>
-      <w:r>
-        <w:rPr>
-          <w:rFonts w:ascii="Times New Roman" w:hAnsi="Times New Roman" w:cs="Times New Roman"/>
-          <w:sz w:val="28"/>
-        </w:rPr>
-        <w:t>,</w:t>
-      </w:r>
-      <w:r>
-        <w:rPr>
-          <w:rFonts w:ascii="Times New Roman" w:hAnsi="Times New Roman" w:cs="Times New Roman"/>
-          <w:sz w:val="28"/>
-        </w:rPr>
-        <w:t xml:space="preserve"> у которых был </w:t>
-      </w:r>
-      <w:r>
-        <w:rPr>
-          <w:rFonts w:ascii="Times New Roman" w:hAnsi="Times New Roman" w:cs="Times New Roman"/>
-          <w:sz w:val="28"/>
-          <w:lang w:val="en-GB"/>
-        </w:rPr>
-        <w:t>order</w:t>
-      </w:r>
-      <w:r>
-        <w:rPr>
-          <w:rFonts w:ascii="Times New Roman" w:hAnsi="Times New Roman" w:cs="Times New Roman"/>
-          <w:sz w:val="28"/>
-        </w:rPr>
-        <w:t>_</w:t>
-      </w:r>
-      <w:r>
-        <w:rPr>
-          <w:rFonts w:ascii="Times New Roman" w:hAnsi="Times New Roman" w:cs="Times New Roman"/>
-          <w:sz w:val="28"/>
-          <w:lang w:val="en-GB"/>
-        </w:rPr>
-        <w:t>id</w:t>
-      </w:r>
-      <w:r>
-        <w:rPr>
-          <w:rFonts w:ascii="Times New Roman" w:hAnsi="Times New Roman" w:cs="Times New Roman"/>
-          <w:sz w:val="28"/>
-        </w:rPr>
-        <w:t xml:space="preserve"> = </w:t>
-      </w:r>
-      <w:r>
-        <w:rPr>
-          <w:rFonts w:ascii="Times New Roman" w:hAnsi="Times New Roman" w:cs="Times New Roman"/>
-          <w:sz w:val="28"/>
-          <w:lang w:val="en-GB"/>
-        </w:rPr>
-        <w:t>id</w:t>
-      </w:r>
-    </w:p>
-    <w:p>
-      <w:pPr>
-        <w:rPr>
-          <w:rFonts w:ascii="Times New Roman" w:hAnsi="Times New Roman" w:cs="Times New Roman"/>
-          <w:sz w:val="28"/>
-        </w:rPr>
-      </w:pPr>
+        <w:drawing>
+          <wp:inline distT="0" distB="0" distL="0" distR="0" wp14:anchorId="38FFB3E7" wp14:editId="085626B3">
+            <wp:extent cx="5940425" cy="2646680"/>
+            <wp:effectExtent l="0" t="0" r="3175" b="1270"/>
+            <wp:docPr id="25" name="Picture 25"/>
+            <wp:cNvGraphicFramePr>
+              <a:graphicFrameLocks xmlns:a="http://schemas.openxmlformats.org/drawingml/2006/main" noChangeAspect="1"/>
+            </wp:cNvGraphicFramePr>
+            <a:graphic xmlns:a="http://schemas.openxmlformats.org/drawingml/2006/main">
+              <a:graphicData uri="http://schemas.openxmlformats.org/drawingml/2006/picture">
+                <pic:pic xmlns:pic="http://schemas.openxmlformats.org/drawingml/2006/picture">
+                  <pic:nvPicPr>
+                    <pic:cNvPr id="1" name=""/>
+                    <pic:cNvPicPr/>
+                  </pic:nvPicPr>
+                  <pic:blipFill>
+                    <a:blip r:embed="rId31"/>
+                    <a:stretch>
+                      <a:fillRect/>
+                    </a:stretch>
+                  </pic:blipFill>
+                  <pic:spPr>
+                    <a:xfrm>
+                      <a:off x="0" y="0"/>
+                      <a:ext cx="5940425" cy="2646680"/>
+                    </a:xfrm>
+                    <a:prstGeom prst="rect">
+                      <a:avLst/>
+                    </a:prstGeom>
+                  </pic:spPr>
+                </pic:pic>
+              </a:graphicData>
+            </a:graphic>
+          </wp:inline>
+        </w:drawing>
+      </w:r>
       <w:r>
         <w:rPr>
           <w:rFonts w:ascii="Times New Roman" w:hAnsi="Times New Roman" w:cs="Times New Roman"/>
@@ -7476,12 +12140,202 @@
     </w:p>
     <w:p>
       <w:pPr>
-        <w:jc w:val="both"/>
-        <w:rPr>
-          <w:rFonts w:ascii="Times New Roman" w:hAnsi="Times New Roman" w:cs="Times New Roman"/>
-          <w:sz w:val="28"/>
-        </w:rPr>
-      </w:pPr>
+        <w:rPr>
+          <w:rFonts w:ascii="Times New Roman" w:hAnsi="Times New Roman" w:cs="Times New Roman"/>
+          <w:sz w:val="28"/>
+        </w:rPr>
+      </w:pPr>
+      <w:r>
+        <w:rPr>
+          <w:rFonts w:ascii="Times New Roman" w:hAnsi="Times New Roman" w:cs="Times New Roman"/>
+          <w:sz w:val="28"/>
+        </w:rPr>
+        <w:drawing>
+          <wp:inline distT="0" distB="0" distL="0" distR="0" wp14:anchorId="69413854" wp14:editId="1B4F4A5B">
+            <wp:extent cx="5940425" cy="2762250"/>
+            <wp:effectExtent l="0" t="0" r="3175" b="0"/>
+            <wp:docPr id="26" name="Picture 26"/>
+            <wp:cNvGraphicFramePr>
+              <a:graphicFrameLocks xmlns:a="http://schemas.openxmlformats.org/drawingml/2006/main" noChangeAspect="1"/>
+            </wp:cNvGraphicFramePr>
+            <a:graphic xmlns:a="http://schemas.openxmlformats.org/drawingml/2006/main">
+              <a:graphicData uri="http://schemas.openxmlformats.org/drawingml/2006/picture">
+                <pic:pic xmlns:pic="http://schemas.openxmlformats.org/drawingml/2006/picture">
+                  <pic:nvPicPr>
+                    <pic:cNvPr id="1" name=""/>
+                    <pic:cNvPicPr/>
+                  </pic:nvPicPr>
+                  <pic:blipFill>
+                    <a:blip r:embed="rId32"/>
+                    <a:stretch>
+                      <a:fillRect/>
+                    </a:stretch>
+                  </pic:blipFill>
+                  <pic:spPr>
+                    <a:xfrm>
+                      <a:off x="0" y="0"/>
+                      <a:ext cx="5940425" cy="2762250"/>
+                    </a:xfrm>
+                    <a:prstGeom prst="rect">
+                      <a:avLst/>
+                    </a:prstGeom>
+                  </pic:spPr>
+                </pic:pic>
+              </a:graphicData>
+            </a:graphic>
+          </wp:inline>
+        </w:drawing>
+      </w:r>
+    </w:p>
+    <w:p>
+      <w:pPr>
+        <w:rPr>
+          <w:rFonts w:ascii="Times New Roman" w:hAnsi="Times New Roman" w:cs="Times New Roman"/>
+          <w:sz w:val="28"/>
+        </w:rPr>
+      </w:pPr>
+      <w:r>
+        <w:rPr>
+          <w:rFonts w:ascii="Times New Roman" w:hAnsi="Times New Roman" w:cs="Times New Roman"/>
+          <w:sz w:val="28"/>
+        </w:rPr>
+        <w:drawing>
+          <wp:inline distT="0" distB="0" distL="0" distR="0" wp14:anchorId="69D57C80" wp14:editId="0ED3D705">
+            <wp:extent cx="5940425" cy="2720340"/>
+            <wp:effectExtent l="0" t="0" r="3175" b="3810"/>
+            <wp:docPr id="27" name="Picture 27"/>
+            <wp:cNvGraphicFramePr>
+              <a:graphicFrameLocks xmlns:a="http://schemas.openxmlformats.org/drawingml/2006/main" noChangeAspect="1"/>
+            </wp:cNvGraphicFramePr>
+            <a:graphic xmlns:a="http://schemas.openxmlformats.org/drawingml/2006/main">
+              <a:graphicData uri="http://schemas.openxmlformats.org/drawingml/2006/picture">
+                <pic:pic xmlns:pic="http://schemas.openxmlformats.org/drawingml/2006/picture">
+                  <pic:nvPicPr>
+                    <pic:cNvPr id="1" name=""/>
+                    <pic:cNvPicPr/>
+                  </pic:nvPicPr>
+                  <pic:blipFill>
+                    <a:blip r:embed="rId33"/>
+                    <a:stretch>
+                      <a:fillRect/>
+                    </a:stretch>
+                  </pic:blipFill>
+                  <pic:spPr>
+                    <a:xfrm>
+                      <a:off x="0" y="0"/>
+                      <a:ext cx="5940425" cy="2720340"/>
+                    </a:xfrm>
+                    <a:prstGeom prst="rect">
+                      <a:avLst/>
+                    </a:prstGeom>
+                  </pic:spPr>
+                </pic:pic>
+              </a:graphicData>
+            </a:graphic>
+          </wp:inline>
+        </w:drawing>
+      </w:r>
+    </w:p>
+    <w:p>
+      <w:pPr>
+        <w:jc w:val="both"/>
+        <w:rPr>
+          <w:rFonts w:ascii="Times New Roman" w:hAnsi="Times New Roman" w:cs="Times New Roman"/>
+          <w:sz w:val="28"/>
+        </w:rPr>
+      </w:pPr>
+      <w:r>
+        <w:rPr>
+          <w:rFonts w:ascii="Times New Roman" w:hAnsi="Times New Roman" w:cs="Times New Roman"/>
+          <w:sz w:val="28"/>
+        </w:rPr>
+        <w:lastRenderedPageBreak/>
+        <w:drawing>
+          <wp:inline distT="0" distB="0" distL="0" distR="0" wp14:anchorId="0750399F" wp14:editId="657B0D8C">
+            <wp:extent cx="5940425" cy="2308860"/>
+            <wp:effectExtent l="0" t="0" r="3175" b="0"/>
+            <wp:docPr id="28" name="Picture 28"/>
+            <wp:cNvGraphicFramePr>
+              <a:graphicFrameLocks xmlns:a="http://schemas.openxmlformats.org/drawingml/2006/main" noChangeAspect="1"/>
+            </wp:cNvGraphicFramePr>
+            <a:graphic xmlns:a="http://schemas.openxmlformats.org/drawingml/2006/main">
+              <a:graphicData uri="http://schemas.openxmlformats.org/drawingml/2006/picture">
+                <pic:pic xmlns:pic="http://schemas.openxmlformats.org/drawingml/2006/picture">
+                  <pic:nvPicPr>
+                    <pic:cNvPr id="1" name=""/>
+                    <pic:cNvPicPr/>
+                  </pic:nvPicPr>
+                  <pic:blipFill>
+                    <a:blip r:embed="rId34"/>
+                    <a:stretch>
+                      <a:fillRect/>
+                    </a:stretch>
+                  </pic:blipFill>
+                  <pic:spPr>
+                    <a:xfrm>
+                      <a:off x="0" y="0"/>
+                      <a:ext cx="5940425" cy="2308860"/>
+                    </a:xfrm>
+                    <a:prstGeom prst="rect">
+                      <a:avLst/>
+                    </a:prstGeom>
+                  </pic:spPr>
+                </pic:pic>
+              </a:graphicData>
+            </a:graphic>
+          </wp:inline>
+        </w:drawing>
+      </w:r>
+    </w:p>
+    <w:p>
+      <w:pPr>
+        <w:jc w:val="both"/>
+        <w:rPr>
+          <w:rFonts w:ascii="Times New Roman" w:hAnsi="Times New Roman" w:cs="Times New Roman"/>
+          <w:sz w:val="28"/>
+        </w:rPr>
+      </w:pPr>
+      <w:r>
+        <w:rPr>
+          <w:rFonts w:ascii="Times New Roman" w:hAnsi="Times New Roman" w:cs="Times New Roman"/>
+          <w:sz w:val="28"/>
+        </w:rPr>
+        <w:drawing>
+          <wp:inline distT="0" distB="0" distL="0" distR="0" wp14:anchorId="362555C3" wp14:editId="2A72C712">
+            <wp:extent cx="5940425" cy="1598930"/>
+            <wp:effectExtent l="0" t="0" r="3175" b="1270"/>
+            <wp:docPr id="29" name="Picture 29"/>
+            <wp:cNvGraphicFramePr>
+              <a:graphicFrameLocks xmlns:a="http://schemas.openxmlformats.org/drawingml/2006/main" noChangeAspect="1"/>
+            </wp:cNvGraphicFramePr>
+            <a:graphic xmlns:a="http://schemas.openxmlformats.org/drawingml/2006/main">
+              <a:graphicData uri="http://schemas.openxmlformats.org/drawingml/2006/picture">
+                <pic:pic xmlns:pic="http://schemas.openxmlformats.org/drawingml/2006/picture">
+                  <pic:nvPicPr>
+                    <pic:cNvPr id="1" name=""/>
+                    <pic:cNvPicPr/>
+                  </pic:nvPicPr>
+                  <pic:blipFill>
+                    <a:blip r:embed="rId35"/>
+                    <a:stretch>
+                      <a:fillRect/>
+                    </a:stretch>
+                  </pic:blipFill>
+                  <pic:spPr>
+                    <a:xfrm>
+                      <a:off x="0" y="0"/>
+                      <a:ext cx="5940425" cy="1598930"/>
+                    </a:xfrm>
+                    <a:prstGeom prst="rect">
+                      <a:avLst/>
+                    </a:prstGeom>
+                  </pic:spPr>
+                </pic:pic>
+              </a:graphicData>
+            </a:graphic>
+          </wp:inline>
+        </w:drawing>
+      </w:r>
     </w:p>
     <w:p>
       <w:pPr>
@@ -7630,6 +12484,98 @@
           <w:sz w:val="28"/>
         </w:rPr>
       </w:pPr>
+      <w:r>
+        <w:rPr>
+          <w:rFonts w:ascii="Times New Roman" w:hAnsi="Times New Roman" w:cs="Times New Roman"/>
+          <w:sz w:val="28"/>
+        </w:rPr>
+        <w:drawing>
+          <wp:inline distT="0" distB="0" distL="0" distR="0" wp14:anchorId="26C98BB8" wp14:editId="177D3293">
+            <wp:extent cx="5940425" cy="2835910"/>
+            <wp:effectExtent l="0" t="0" r="3175" b="2540"/>
+            <wp:docPr id="30" name="Picture 30"/>
+            <wp:cNvGraphicFramePr>
+              <a:graphicFrameLocks xmlns:a="http://schemas.openxmlformats.org/drawingml/2006/main" noChangeAspect="1"/>
+            </wp:cNvGraphicFramePr>
+            <a:graphic xmlns:a="http://schemas.openxmlformats.org/drawingml/2006/main">
+              <a:graphicData uri="http://schemas.openxmlformats.org/drawingml/2006/picture">
+                <pic:pic xmlns:pic="http://schemas.openxmlformats.org/drawingml/2006/picture">
+                  <pic:nvPicPr>
+                    <pic:cNvPr id="1" name=""/>
+                    <pic:cNvPicPr/>
+                  </pic:nvPicPr>
+                  <pic:blipFill>
+                    <a:blip r:embed="rId36"/>
+                    <a:stretch>
+                      <a:fillRect/>
+                    </a:stretch>
+                  </pic:blipFill>
+                  <pic:spPr>
+                    <a:xfrm>
+                      <a:off x="0" y="0"/>
+                      <a:ext cx="5940425" cy="2835910"/>
+                    </a:xfrm>
+                    <a:prstGeom prst="rect">
+                      <a:avLst/>
+                    </a:prstGeom>
+                  </pic:spPr>
+                </pic:pic>
+              </a:graphicData>
+            </a:graphic>
+          </wp:inline>
+        </w:drawing>
+      </w:r>
+    </w:p>
+    <w:p>
+      <w:pPr>
+        <w:jc w:val="both"/>
+        <w:rPr>
+          <w:rFonts w:ascii="Times New Roman" w:hAnsi="Times New Roman" w:cs="Times New Roman"/>
+          <w:sz w:val="28"/>
+        </w:rPr>
+      </w:pPr>
+      <w:r>
+        <w:rPr>
+          <w:rFonts w:ascii="Times New Roman" w:hAnsi="Times New Roman" w:cs="Times New Roman"/>
+          <w:sz w:val="28"/>
+        </w:rPr>
+        <w:lastRenderedPageBreak/>
+        <w:drawing>
+          <wp:inline distT="0" distB="0" distL="0" distR="0" wp14:anchorId="320BE125" wp14:editId="70DC592E">
+            <wp:extent cx="5940425" cy="2715260"/>
+            <wp:effectExtent l="0" t="0" r="3175" b="8890"/>
+            <wp:docPr id="31" name="Picture 31"/>
+            <wp:cNvGraphicFramePr>
+              <a:graphicFrameLocks xmlns:a="http://schemas.openxmlformats.org/drawingml/2006/main" noChangeAspect="1"/>
+            </wp:cNvGraphicFramePr>
+            <a:graphic xmlns:a="http://schemas.openxmlformats.org/drawingml/2006/main">
+              <a:graphicData uri="http://schemas.openxmlformats.org/drawingml/2006/picture">
+                <pic:pic xmlns:pic="http://schemas.openxmlformats.org/drawingml/2006/picture">
+                  <pic:nvPicPr>
+                    <pic:cNvPr id="1" name=""/>
+                    <pic:cNvPicPr/>
+                  </pic:nvPicPr>
+                  <pic:blipFill>
+                    <a:blip r:embed="rId37"/>
+                    <a:stretch>
+                      <a:fillRect/>
+                    </a:stretch>
+                  </pic:blipFill>
+                  <pic:spPr>
+                    <a:xfrm>
+                      <a:off x="0" y="0"/>
+                      <a:ext cx="5940425" cy="2715260"/>
+                    </a:xfrm>
+                    <a:prstGeom prst="rect">
+                      <a:avLst/>
+                    </a:prstGeom>
+                  </pic:spPr>
+                </pic:pic>
+              </a:graphicData>
+            </a:graphic>
+          </wp:inline>
+        </w:drawing>
+      </w:r>
     </w:p>
     <w:p>
       <w:pPr>
@@ -7887,18 +12833,311 @@
     </w:p>
     <w:p>
       <w:pPr>
-        <w:rPr>
-          <w:rFonts w:ascii="Times New Roman" w:hAnsi="Times New Roman" w:cs="Times New Roman"/>
-          <w:sz w:val="28"/>
-        </w:rPr>
-      </w:pPr>
-      <w:r>
-        <w:rPr>
-          <w:rFonts w:ascii="Times New Roman" w:hAnsi="Times New Roman" w:cs="Times New Roman"/>
-          <w:sz w:val="28"/>
-        </w:rPr>
-        <w:br w:type="page"/>
-      </w:r>
+        <w:jc w:val="both"/>
+        <w:rPr>
+          <w:rFonts w:ascii="Times New Roman" w:hAnsi="Times New Roman" w:cs="Times New Roman"/>
+          <w:sz w:val="28"/>
+        </w:rPr>
+      </w:pPr>
+      <w:r>
+        <w:rPr>
+          <w:rFonts w:ascii="Times New Roman" w:hAnsi="Times New Roman" w:cs="Times New Roman"/>
+          <w:sz w:val="28"/>
+        </w:rPr>
+        <w:drawing>
+          <wp:inline distT="0" distB="0" distL="0" distR="0" wp14:anchorId="653C518D" wp14:editId="49C915C6">
+            <wp:extent cx="5940425" cy="1280795"/>
+            <wp:effectExtent l="0" t="0" r="3175" b="0"/>
+            <wp:docPr id="32" name="Picture 32"/>
+            <wp:cNvGraphicFramePr>
+              <a:graphicFrameLocks xmlns:a="http://schemas.openxmlformats.org/drawingml/2006/main" noChangeAspect="1"/>
+            </wp:cNvGraphicFramePr>
+            <a:graphic xmlns:a="http://schemas.openxmlformats.org/drawingml/2006/main">
+              <a:graphicData uri="http://schemas.openxmlformats.org/drawingml/2006/picture">
+                <pic:pic xmlns:pic="http://schemas.openxmlformats.org/drawingml/2006/picture">
+                  <pic:nvPicPr>
+                    <pic:cNvPr id="1" name=""/>
+                    <pic:cNvPicPr/>
+                  </pic:nvPicPr>
+                  <pic:blipFill>
+                    <a:blip r:embed="rId38"/>
+                    <a:stretch>
+                      <a:fillRect/>
+                    </a:stretch>
+                  </pic:blipFill>
+                  <pic:spPr>
+                    <a:xfrm>
+                      <a:off x="0" y="0"/>
+                      <a:ext cx="5940425" cy="1280795"/>
+                    </a:xfrm>
+                    <a:prstGeom prst="rect">
+                      <a:avLst/>
+                    </a:prstGeom>
+                  </pic:spPr>
+                </pic:pic>
+              </a:graphicData>
+            </a:graphic>
+          </wp:inline>
+        </w:drawing>
+      </w:r>
+    </w:p>
+    <w:p>
+      <w:pPr>
+        <w:jc w:val="both"/>
+        <w:rPr>
+          <w:rFonts w:ascii="Times New Roman" w:hAnsi="Times New Roman" w:cs="Times New Roman"/>
+          <w:sz w:val="28"/>
+        </w:rPr>
+      </w:pPr>
+      <w:r>
+        <w:rPr>
+          <w:rFonts w:ascii="Times New Roman" w:hAnsi="Times New Roman" w:cs="Times New Roman"/>
+          <w:sz w:val="28"/>
+        </w:rPr>
+        <w:drawing>
+          <wp:inline distT="0" distB="0" distL="0" distR="0" wp14:anchorId="7B23D921" wp14:editId="6A5C5311">
+            <wp:extent cx="5940425" cy="1352550"/>
+            <wp:effectExtent l="0" t="0" r="3175" b="0"/>
+            <wp:docPr id="33" name="Picture 33"/>
+            <wp:cNvGraphicFramePr>
+              <a:graphicFrameLocks xmlns:a="http://schemas.openxmlformats.org/drawingml/2006/main" noChangeAspect="1"/>
+            </wp:cNvGraphicFramePr>
+            <a:graphic xmlns:a="http://schemas.openxmlformats.org/drawingml/2006/main">
+              <a:graphicData uri="http://schemas.openxmlformats.org/drawingml/2006/picture">
+                <pic:pic xmlns:pic="http://schemas.openxmlformats.org/drawingml/2006/picture">
+                  <pic:nvPicPr>
+                    <pic:cNvPr id="1" name=""/>
+                    <pic:cNvPicPr/>
+                  </pic:nvPicPr>
+                  <pic:blipFill>
+                    <a:blip r:embed="rId39"/>
+                    <a:stretch>
+                      <a:fillRect/>
+                    </a:stretch>
+                  </pic:blipFill>
+                  <pic:spPr>
+                    <a:xfrm>
+                      <a:off x="0" y="0"/>
+                      <a:ext cx="5940425" cy="1352550"/>
+                    </a:xfrm>
+                    <a:prstGeom prst="rect">
+                      <a:avLst/>
+                    </a:prstGeom>
+                  </pic:spPr>
+                </pic:pic>
+              </a:graphicData>
+            </a:graphic>
+          </wp:inline>
+        </w:drawing>
+      </w:r>
+    </w:p>
+    <w:p>
+      <w:pPr>
+        <w:jc w:val="both"/>
+        <w:rPr>
+          <w:rFonts w:ascii="Times New Roman" w:hAnsi="Times New Roman" w:cs="Times New Roman"/>
+          <w:sz w:val="28"/>
+        </w:rPr>
+      </w:pPr>
+      <w:r>
+        <w:rPr>
+          <w:rFonts w:ascii="Times New Roman" w:hAnsi="Times New Roman" w:cs="Times New Roman"/>
+          <w:sz w:val="28"/>
+        </w:rPr>
+        <w:lastRenderedPageBreak/>
+        <w:drawing>
+          <wp:inline distT="0" distB="0" distL="0" distR="0" wp14:anchorId="4F75A888" wp14:editId="060EDE6A">
+            <wp:extent cx="5940425" cy="2669540"/>
+            <wp:effectExtent l="0" t="0" r="3175" b="0"/>
+            <wp:docPr id="34" name="Picture 34"/>
+            <wp:cNvGraphicFramePr>
+              <a:graphicFrameLocks xmlns:a="http://schemas.openxmlformats.org/drawingml/2006/main" noChangeAspect="1"/>
+            </wp:cNvGraphicFramePr>
+            <a:graphic xmlns:a="http://schemas.openxmlformats.org/drawingml/2006/main">
+              <a:graphicData uri="http://schemas.openxmlformats.org/drawingml/2006/picture">
+                <pic:pic xmlns:pic="http://schemas.openxmlformats.org/drawingml/2006/picture">
+                  <pic:nvPicPr>
+                    <pic:cNvPr id="1" name=""/>
+                    <pic:cNvPicPr/>
+                  </pic:nvPicPr>
+                  <pic:blipFill>
+                    <a:blip r:embed="rId40"/>
+                    <a:stretch>
+                      <a:fillRect/>
+                    </a:stretch>
+                  </pic:blipFill>
+                  <pic:spPr>
+                    <a:xfrm>
+                      <a:off x="0" y="0"/>
+                      <a:ext cx="5940425" cy="2669540"/>
+                    </a:xfrm>
+                    <a:prstGeom prst="rect">
+                      <a:avLst/>
+                    </a:prstGeom>
+                  </pic:spPr>
+                </pic:pic>
+              </a:graphicData>
+            </a:graphic>
+          </wp:inline>
+        </w:drawing>
+      </w:r>
+    </w:p>
+    <w:p>
+      <w:pPr>
+        <w:jc w:val="both"/>
+        <w:rPr>
+          <w:rFonts w:ascii="Times New Roman" w:hAnsi="Times New Roman" w:cs="Times New Roman"/>
+          <w:sz w:val="28"/>
+        </w:rPr>
+      </w:pPr>
+      <w:r>
+        <w:rPr>
+          <w:rFonts w:ascii="Times New Roman" w:hAnsi="Times New Roman" w:cs="Times New Roman"/>
+          <w:sz w:val="28"/>
+        </w:rPr>
+        <w:drawing>
+          <wp:inline distT="0" distB="0" distL="0" distR="0" wp14:anchorId="6A38A5FD" wp14:editId="568FAFF5">
+            <wp:extent cx="5940425" cy="1732280"/>
+            <wp:effectExtent l="0" t="0" r="3175" b="1270"/>
+            <wp:docPr id="35" name="Picture 35"/>
+            <wp:cNvGraphicFramePr>
+              <a:graphicFrameLocks xmlns:a="http://schemas.openxmlformats.org/drawingml/2006/main" noChangeAspect="1"/>
+            </wp:cNvGraphicFramePr>
+            <a:graphic xmlns:a="http://schemas.openxmlformats.org/drawingml/2006/main">
+              <a:graphicData uri="http://schemas.openxmlformats.org/drawingml/2006/picture">
+                <pic:pic xmlns:pic="http://schemas.openxmlformats.org/drawingml/2006/picture">
+                  <pic:nvPicPr>
+                    <pic:cNvPr id="1" name=""/>
+                    <pic:cNvPicPr/>
+                  </pic:nvPicPr>
+                  <pic:blipFill>
+                    <a:blip r:embed="rId41"/>
+                    <a:stretch>
+                      <a:fillRect/>
+                    </a:stretch>
+                  </pic:blipFill>
+                  <pic:spPr>
+                    <a:xfrm>
+                      <a:off x="0" y="0"/>
+                      <a:ext cx="5940425" cy="1732280"/>
+                    </a:xfrm>
+                    <a:prstGeom prst="rect">
+                      <a:avLst/>
+                    </a:prstGeom>
+                  </pic:spPr>
+                </pic:pic>
+              </a:graphicData>
+            </a:graphic>
+          </wp:inline>
+        </w:drawing>
+      </w:r>
+    </w:p>
+    <w:p>
+      <w:pPr>
+        <w:rPr>
+          <w:rFonts w:ascii="Times New Roman" w:hAnsi="Times New Roman" w:cs="Times New Roman"/>
+          <w:sz w:val="28"/>
+        </w:rPr>
+      </w:pPr>
+      <w:r>
+        <w:rPr>
+          <w:rFonts w:ascii="Times New Roman" w:hAnsi="Times New Roman" w:cs="Times New Roman"/>
+          <w:sz w:val="28"/>
+        </w:rPr>
+        <w:drawing>
+          <wp:inline distT="0" distB="0" distL="0" distR="0" wp14:anchorId="77246C18" wp14:editId="749EF37B">
+            <wp:extent cx="5940425" cy="2748915"/>
+            <wp:effectExtent l="0" t="0" r="3175" b="0"/>
+            <wp:docPr id="36" name="Picture 36"/>
+            <wp:cNvGraphicFramePr>
+              <a:graphicFrameLocks xmlns:a="http://schemas.openxmlformats.org/drawingml/2006/main" noChangeAspect="1"/>
+            </wp:cNvGraphicFramePr>
+            <a:graphic xmlns:a="http://schemas.openxmlformats.org/drawingml/2006/main">
+              <a:graphicData uri="http://schemas.openxmlformats.org/drawingml/2006/picture">
+                <pic:pic xmlns:pic="http://schemas.openxmlformats.org/drawingml/2006/picture">
+                  <pic:nvPicPr>
+                    <pic:cNvPr id="1" name=""/>
+                    <pic:cNvPicPr/>
+                  </pic:nvPicPr>
+                  <pic:blipFill>
+                    <a:blip r:embed="rId42"/>
+                    <a:stretch>
+                      <a:fillRect/>
+                    </a:stretch>
+                  </pic:blipFill>
+                  <pic:spPr>
+                    <a:xfrm>
+                      <a:off x="0" y="0"/>
+                      <a:ext cx="5940425" cy="2748915"/>
+                    </a:xfrm>
+                    <a:prstGeom prst="rect">
+                      <a:avLst/>
+                    </a:prstGeom>
+                  </pic:spPr>
+                </pic:pic>
+              </a:graphicData>
+            </a:graphic>
+          </wp:inline>
+        </w:drawing>
+      </w:r>
+    </w:p>
+    <w:p>
+      <w:pPr>
+        <w:rPr>
+          <w:rFonts w:ascii="Times New Roman" w:hAnsi="Times New Roman" w:cs="Times New Roman"/>
+          <w:sz w:val="28"/>
+        </w:rPr>
+      </w:pPr>
+      <w:r>
+        <w:rPr>
+          <w:rFonts w:ascii="Times New Roman" w:hAnsi="Times New Roman" w:cs="Times New Roman"/>
+          <w:sz w:val="28"/>
+        </w:rPr>
+        <w:lastRenderedPageBreak/>
+        <w:drawing>
+          <wp:inline distT="0" distB="0" distL="0" distR="0" wp14:anchorId="676D725E" wp14:editId="16DAF0B7">
+            <wp:extent cx="5940425" cy="3409315"/>
+            <wp:effectExtent l="0" t="0" r="3175" b="635"/>
+            <wp:docPr id="37" name="Picture 37"/>
+            <wp:cNvGraphicFramePr>
+              <a:graphicFrameLocks xmlns:a="http://schemas.openxmlformats.org/drawingml/2006/main" noChangeAspect="1"/>
+            </wp:cNvGraphicFramePr>
+            <a:graphic xmlns:a="http://schemas.openxmlformats.org/drawingml/2006/main">
+              <a:graphicData uri="http://schemas.openxmlformats.org/drawingml/2006/picture">
+                <pic:pic xmlns:pic="http://schemas.openxmlformats.org/drawingml/2006/picture">
+                  <pic:nvPicPr>
+                    <pic:cNvPr id="1" name=""/>
+                    <pic:cNvPicPr/>
+                  </pic:nvPicPr>
+                  <pic:blipFill>
+                    <a:blip r:embed="rId43"/>
+                    <a:stretch>
+                      <a:fillRect/>
+                    </a:stretch>
+                  </pic:blipFill>
+                  <pic:spPr>
+                    <a:xfrm>
+                      <a:off x="0" y="0"/>
+                      <a:ext cx="5940425" cy="3409315"/>
+                    </a:xfrm>
+                    <a:prstGeom prst="rect">
+                      <a:avLst/>
+                    </a:prstGeom>
+                  </pic:spPr>
+                </pic:pic>
+              </a:graphicData>
+            </a:graphic>
+          </wp:inline>
+        </w:drawing>
+      </w:r>
+    </w:p>
+    <w:p>
+      <w:pPr>
+        <w:rPr>
+          <w:rFonts w:ascii="Times New Roman" w:hAnsi="Times New Roman" w:cs="Times New Roman"/>
+          <w:sz w:val="28"/>
+        </w:rPr>
+      </w:pPr>
     </w:p>
     <w:p>
       <w:pPr>
@@ -7916,7 +13155,6 @@
           <w:b/>
           <w:sz w:val="28"/>
         </w:rPr>
-        <w:lastRenderedPageBreak/>
         <w:t>Часть 4</w:t>
       </w:r>
       <w:r>
@@ -8142,6 +13380,57 @@
     </w:p>
     <w:p>
       <w:pPr>
+        <w:ind w:left="360"/>
+        <w:jc w:val="both"/>
+        <w:rPr>
+          <w:rFonts w:ascii="Times New Roman" w:hAnsi="Times New Roman" w:cs="Times New Roman"/>
+          <w:sz w:val="28"/>
+        </w:rPr>
+      </w:pPr>
+      <w:r>
+        <w:rPr>
+          <w:rFonts w:ascii="Times New Roman" w:hAnsi="Times New Roman" w:cs="Times New Roman"/>
+          <w:sz w:val="28"/>
+        </w:rPr>
+        <w:drawing>
+          <wp:inline distT="0" distB="0" distL="0" distR="0" wp14:anchorId="3116AF05" wp14:editId="37687DAA">
+            <wp:extent cx="5940425" cy="2238375"/>
+            <wp:effectExtent l="0" t="0" r="3175" b="9525"/>
+            <wp:docPr id="38" name="Picture 38"/>
+            <wp:cNvGraphicFramePr>
+              <a:graphicFrameLocks xmlns:a="http://schemas.openxmlformats.org/drawingml/2006/main" noChangeAspect="1"/>
+            </wp:cNvGraphicFramePr>
+            <a:graphic xmlns:a="http://schemas.openxmlformats.org/drawingml/2006/main">
+              <a:graphicData uri="http://schemas.openxmlformats.org/drawingml/2006/picture">
+                <pic:pic xmlns:pic="http://schemas.openxmlformats.org/drawingml/2006/picture">
+                  <pic:nvPicPr>
+                    <pic:cNvPr id="1" name=""/>
+                    <pic:cNvPicPr/>
+                  </pic:nvPicPr>
+                  <pic:blipFill>
+                    <a:blip r:embed="rId44"/>
+                    <a:stretch>
+                      <a:fillRect/>
+                    </a:stretch>
+                  </pic:blipFill>
+                  <pic:spPr>
+                    <a:xfrm>
+                      <a:off x="0" y="0"/>
+                      <a:ext cx="5940425" cy="2238375"/>
+                    </a:xfrm>
+                    <a:prstGeom prst="rect">
+                      <a:avLst/>
+                    </a:prstGeom>
+                  </pic:spPr>
+                </pic:pic>
+              </a:graphicData>
+            </a:graphic>
+          </wp:inline>
+        </w:drawing>
+      </w:r>
+    </w:p>
+    <w:p>
+      <w:pPr>
         <w:pStyle w:val="ListParagraph"/>
         <w:numPr>
           <w:ilvl w:val="0"/>
@@ -8163,6 +13452,58 @@
     </w:p>
     <w:p>
       <w:pPr>
+        <w:ind w:left="360"/>
+        <w:jc w:val="both"/>
+        <w:rPr>
+          <w:rFonts w:ascii="Times New Roman" w:hAnsi="Times New Roman" w:cs="Times New Roman"/>
+          <w:sz w:val="28"/>
+        </w:rPr>
+      </w:pPr>
+      <w:r>
+        <w:rPr>
+          <w:rFonts w:ascii="Times New Roman" w:hAnsi="Times New Roman" w:cs="Times New Roman"/>
+          <w:sz w:val="28"/>
+        </w:rPr>
+        <w:lastRenderedPageBreak/>
+        <w:drawing>
+          <wp:inline distT="0" distB="0" distL="0" distR="0" wp14:anchorId="13417F98" wp14:editId="192CC8A7">
+            <wp:extent cx="5940425" cy="2378710"/>
+            <wp:effectExtent l="0" t="0" r="3175" b="2540"/>
+            <wp:docPr id="40" name="Picture 40"/>
+            <wp:cNvGraphicFramePr>
+              <a:graphicFrameLocks xmlns:a="http://schemas.openxmlformats.org/drawingml/2006/main" noChangeAspect="1"/>
+            </wp:cNvGraphicFramePr>
+            <a:graphic xmlns:a="http://schemas.openxmlformats.org/drawingml/2006/main">
+              <a:graphicData uri="http://schemas.openxmlformats.org/drawingml/2006/picture">
+                <pic:pic xmlns:pic="http://schemas.openxmlformats.org/drawingml/2006/picture">
+                  <pic:nvPicPr>
+                    <pic:cNvPr id="1" name=""/>
+                    <pic:cNvPicPr/>
+                  </pic:nvPicPr>
+                  <pic:blipFill>
+                    <a:blip r:embed="rId45"/>
+                    <a:stretch>
+                      <a:fillRect/>
+                    </a:stretch>
+                  </pic:blipFill>
+                  <pic:spPr>
+                    <a:xfrm>
+                      <a:off x="0" y="0"/>
+                      <a:ext cx="5940425" cy="2378710"/>
+                    </a:xfrm>
+                    <a:prstGeom prst="rect">
+                      <a:avLst/>
+                    </a:prstGeom>
+                  </pic:spPr>
+                </pic:pic>
+              </a:graphicData>
+            </a:graphic>
+          </wp:inline>
+        </w:drawing>
+      </w:r>
+    </w:p>
+    <w:p>
+      <w:pPr>
         <w:pStyle w:val="ListParagraph"/>
         <w:numPr>
           <w:ilvl w:val="0"/>
@@ -8184,6 +13525,57 @@
     </w:p>
     <w:p>
       <w:pPr>
+        <w:ind w:left="360"/>
+        <w:jc w:val="both"/>
+        <w:rPr>
+          <w:rFonts w:ascii="Times New Roman" w:hAnsi="Times New Roman" w:cs="Times New Roman"/>
+          <w:sz w:val="28"/>
+        </w:rPr>
+      </w:pPr>
+      <w:r>
+        <w:rPr>
+          <w:rFonts w:ascii="Times New Roman" w:hAnsi="Times New Roman" w:cs="Times New Roman"/>
+          <w:sz w:val="28"/>
+        </w:rPr>
+        <w:drawing>
+          <wp:inline distT="0" distB="0" distL="0" distR="0" wp14:anchorId="0524ABAC" wp14:editId="6B9D8966">
+            <wp:extent cx="5940425" cy="1557020"/>
+            <wp:effectExtent l="0" t="0" r="3175" b="5080"/>
+            <wp:docPr id="41" name="Picture 41"/>
+            <wp:cNvGraphicFramePr>
+              <a:graphicFrameLocks xmlns:a="http://schemas.openxmlformats.org/drawingml/2006/main" noChangeAspect="1"/>
+            </wp:cNvGraphicFramePr>
+            <a:graphic xmlns:a="http://schemas.openxmlformats.org/drawingml/2006/main">
+              <a:graphicData uri="http://schemas.openxmlformats.org/drawingml/2006/picture">
+                <pic:pic xmlns:pic="http://schemas.openxmlformats.org/drawingml/2006/picture">
+                  <pic:nvPicPr>
+                    <pic:cNvPr id="1" name=""/>
+                    <pic:cNvPicPr/>
+                  </pic:nvPicPr>
+                  <pic:blipFill>
+                    <a:blip r:embed="rId46"/>
+                    <a:stretch>
+                      <a:fillRect/>
+                    </a:stretch>
+                  </pic:blipFill>
+                  <pic:spPr>
+                    <a:xfrm>
+                      <a:off x="0" y="0"/>
+                      <a:ext cx="5940425" cy="1557020"/>
+                    </a:xfrm>
+                    <a:prstGeom prst="rect">
+                      <a:avLst/>
+                    </a:prstGeom>
+                  </pic:spPr>
+                </pic:pic>
+              </a:graphicData>
+            </a:graphic>
+          </wp:inline>
+        </w:drawing>
+      </w:r>
+    </w:p>
+    <w:p>
+      <w:pPr>
         <w:pStyle w:val="ListParagraph"/>
         <w:numPr>
           <w:ilvl w:val="0"/>
@@ -8205,6 +13597,57 @@
     </w:p>
     <w:p>
       <w:pPr>
+        <w:ind w:left="360"/>
+        <w:jc w:val="both"/>
+        <w:rPr>
+          <w:rFonts w:ascii="Times New Roman" w:hAnsi="Times New Roman" w:cs="Times New Roman"/>
+          <w:sz w:val="28"/>
+        </w:rPr>
+      </w:pPr>
+      <w:r>
+        <w:rPr>
+          <w:rFonts w:ascii="Times New Roman" w:hAnsi="Times New Roman" w:cs="Times New Roman"/>
+          <w:sz w:val="28"/>
+        </w:rPr>
+        <w:drawing>
+          <wp:inline distT="0" distB="0" distL="0" distR="0" wp14:anchorId="1A294F02" wp14:editId="4F751112">
+            <wp:extent cx="5940425" cy="1231900"/>
+            <wp:effectExtent l="0" t="0" r="3175" b="6350"/>
+            <wp:docPr id="42" name="Picture 42"/>
+            <wp:cNvGraphicFramePr>
+              <a:graphicFrameLocks xmlns:a="http://schemas.openxmlformats.org/drawingml/2006/main" noChangeAspect="1"/>
+            </wp:cNvGraphicFramePr>
+            <a:graphic xmlns:a="http://schemas.openxmlformats.org/drawingml/2006/main">
+              <a:graphicData uri="http://schemas.openxmlformats.org/drawingml/2006/picture">
+                <pic:pic xmlns:pic="http://schemas.openxmlformats.org/drawingml/2006/picture">
+                  <pic:nvPicPr>
+                    <pic:cNvPr id="1" name=""/>
+                    <pic:cNvPicPr/>
+                  </pic:nvPicPr>
+                  <pic:blipFill>
+                    <a:blip r:embed="rId47"/>
+                    <a:stretch>
+                      <a:fillRect/>
+                    </a:stretch>
+                  </pic:blipFill>
+                  <pic:spPr>
+                    <a:xfrm>
+                      <a:off x="0" y="0"/>
+                      <a:ext cx="5940425" cy="1231900"/>
+                    </a:xfrm>
+                    <a:prstGeom prst="rect">
+                      <a:avLst/>
+                    </a:prstGeom>
+                  </pic:spPr>
+                </pic:pic>
+              </a:graphicData>
+            </a:graphic>
+          </wp:inline>
+        </w:drawing>
+      </w:r>
+    </w:p>
+    <w:p>
+      <w:pPr>
         <w:pStyle w:val="ListParagraph"/>
         <w:numPr>
           <w:ilvl w:val="0"/>
@@ -8226,6 +13669,58 @@
     </w:p>
     <w:p>
       <w:pPr>
+        <w:ind w:left="360"/>
+        <w:jc w:val="both"/>
+        <w:rPr>
+          <w:rFonts w:ascii="Times New Roman" w:hAnsi="Times New Roman" w:cs="Times New Roman"/>
+          <w:sz w:val="28"/>
+        </w:rPr>
+      </w:pPr>
+      <w:r>
+        <w:rPr>
+          <w:rFonts w:ascii="Times New Roman" w:hAnsi="Times New Roman" w:cs="Times New Roman"/>
+          <w:sz w:val="28"/>
+        </w:rPr>
+        <w:lastRenderedPageBreak/>
+        <w:drawing>
+          <wp:inline distT="0" distB="0" distL="0" distR="0" wp14:anchorId="0BEAA2F5" wp14:editId="3C1E5763">
+            <wp:extent cx="5940425" cy="3669665"/>
+            <wp:effectExtent l="0" t="0" r="3175" b="6985"/>
+            <wp:docPr id="43" name="Picture 43"/>
+            <wp:cNvGraphicFramePr>
+              <a:graphicFrameLocks xmlns:a="http://schemas.openxmlformats.org/drawingml/2006/main" noChangeAspect="1"/>
+            </wp:cNvGraphicFramePr>
+            <a:graphic xmlns:a="http://schemas.openxmlformats.org/drawingml/2006/main">
+              <a:graphicData uri="http://schemas.openxmlformats.org/drawingml/2006/picture">
+                <pic:pic xmlns:pic="http://schemas.openxmlformats.org/drawingml/2006/picture">
+                  <pic:nvPicPr>
+                    <pic:cNvPr id="1" name=""/>
+                    <pic:cNvPicPr/>
+                  </pic:nvPicPr>
+                  <pic:blipFill>
+                    <a:blip r:embed="rId48"/>
+                    <a:stretch>
+                      <a:fillRect/>
+                    </a:stretch>
+                  </pic:blipFill>
+                  <pic:spPr>
+                    <a:xfrm>
+                      <a:off x="0" y="0"/>
+                      <a:ext cx="5940425" cy="3669665"/>
+                    </a:xfrm>
+                    <a:prstGeom prst="rect">
+                      <a:avLst/>
+                    </a:prstGeom>
+                  </pic:spPr>
+                </pic:pic>
+              </a:graphicData>
+            </a:graphic>
+          </wp:inline>
+        </w:drawing>
+      </w:r>
+    </w:p>
+    <w:p>
+      <w:pPr>
         <w:pStyle w:val="ListParagraph"/>
         <w:numPr>
           <w:ilvl w:val="0"/>
@@ -8350,6 +13845,57 @@
     </w:p>
     <w:p>
       <w:pPr>
+        <w:ind w:left="360"/>
+        <w:jc w:val="both"/>
+        <w:rPr>
+          <w:rFonts w:ascii="Times New Roman" w:hAnsi="Times New Roman" w:cs="Times New Roman"/>
+          <w:sz w:val="28"/>
+        </w:rPr>
+      </w:pPr>
+      <w:r>
+        <w:rPr>
+          <w:rFonts w:ascii="Times New Roman" w:hAnsi="Times New Roman" w:cs="Times New Roman"/>
+          <w:sz w:val="28"/>
+        </w:rPr>
+        <w:drawing>
+          <wp:inline distT="0" distB="0" distL="0" distR="0" wp14:anchorId="74644590" wp14:editId="14EA9CB9">
+            <wp:extent cx="5940425" cy="3173095"/>
+            <wp:effectExtent l="0" t="0" r="3175" b="8255"/>
+            <wp:docPr id="44" name="Picture 44"/>
+            <wp:cNvGraphicFramePr>
+              <a:graphicFrameLocks xmlns:a="http://schemas.openxmlformats.org/drawingml/2006/main" noChangeAspect="1"/>
+            </wp:cNvGraphicFramePr>
+            <a:graphic xmlns:a="http://schemas.openxmlformats.org/drawingml/2006/main">
+              <a:graphicData uri="http://schemas.openxmlformats.org/drawingml/2006/picture">
+                <pic:pic xmlns:pic="http://schemas.openxmlformats.org/drawingml/2006/picture">
+                  <pic:nvPicPr>
+                    <pic:cNvPr id="1" name=""/>
+                    <pic:cNvPicPr/>
+                  </pic:nvPicPr>
+                  <pic:blipFill>
+                    <a:blip r:embed="rId49"/>
+                    <a:stretch>
+                      <a:fillRect/>
+                    </a:stretch>
+                  </pic:blipFill>
+                  <pic:spPr>
+                    <a:xfrm>
+                      <a:off x="0" y="0"/>
+                      <a:ext cx="5940425" cy="3173095"/>
+                    </a:xfrm>
+                    <a:prstGeom prst="rect">
+                      <a:avLst/>
+                    </a:prstGeom>
+                  </pic:spPr>
+                </pic:pic>
+              </a:graphicData>
+            </a:graphic>
+          </wp:inline>
+        </w:drawing>
+      </w:r>
+    </w:p>
+    <w:p>
+      <w:pPr>
         <w:rPr>
           <w:rFonts w:ascii="Times New Roman" w:hAnsi="Times New Roman" w:cs="Times New Roman"/>
           <w:sz w:val="28"/>
@@ -8457,6 +14003,58 @@
     </w:p>
     <w:p>
       <w:pPr>
+        <w:jc w:val="both"/>
+        <w:rPr>
+          <w:rFonts w:ascii="Times New Roman" w:hAnsi="Times New Roman" w:cs="Times New Roman"/>
+          <w:sz w:val="28"/>
+          <w:lang w:val="en-GB"/>
+        </w:rPr>
+      </w:pPr>
+      <w:r>
+        <w:rPr>
+          <w:rFonts w:ascii="Times New Roman" w:hAnsi="Times New Roman" w:cs="Times New Roman"/>
+          <w:sz w:val="28"/>
+          <w:lang w:val="en-GB"/>
+        </w:rPr>
+        <w:drawing>
+          <wp:inline distT="0" distB="0" distL="0" distR="0" wp14:anchorId="5B65CB2C" wp14:editId="4CA7C0F9">
+            <wp:extent cx="5940425" cy="2490470"/>
+            <wp:effectExtent l="0" t="0" r="3175" b="5080"/>
+            <wp:docPr id="45" name="Picture 45"/>
+            <wp:cNvGraphicFramePr>
+              <a:graphicFrameLocks xmlns:a="http://schemas.openxmlformats.org/drawingml/2006/main" noChangeAspect="1"/>
+            </wp:cNvGraphicFramePr>
+            <a:graphic xmlns:a="http://schemas.openxmlformats.org/drawingml/2006/main">
+              <a:graphicData uri="http://schemas.openxmlformats.org/drawingml/2006/picture">
+                <pic:pic xmlns:pic="http://schemas.openxmlformats.org/drawingml/2006/picture">
+                  <pic:nvPicPr>
+                    <pic:cNvPr id="1" name=""/>
+                    <pic:cNvPicPr/>
+                  </pic:nvPicPr>
+                  <pic:blipFill>
+                    <a:blip r:embed="rId50"/>
+                    <a:stretch>
+                      <a:fillRect/>
+                    </a:stretch>
+                  </pic:blipFill>
+                  <pic:spPr>
+                    <a:xfrm>
+                      <a:off x="0" y="0"/>
+                      <a:ext cx="5940425" cy="2490470"/>
+                    </a:xfrm>
+                    <a:prstGeom prst="rect">
+                      <a:avLst/>
+                    </a:prstGeom>
+                  </pic:spPr>
+                </pic:pic>
+              </a:graphicData>
+            </a:graphic>
+          </wp:inline>
+        </w:drawing>
+      </w:r>
+    </w:p>
+    <w:p>
+      <w:pPr>
         <w:pStyle w:val="ListParagraph"/>
         <w:numPr>
           <w:ilvl w:val="0"/>
@@ -8632,6 +14230,58 @@
     </w:p>
     <w:p>
       <w:pPr>
+        <w:jc w:val="both"/>
+        <w:rPr>
+          <w:rFonts w:ascii="Times New Roman" w:hAnsi="Times New Roman" w:cs="Times New Roman"/>
+          <w:sz w:val="28"/>
+          <w:lang w:val="en-US"/>
+        </w:rPr>
+      </w:pPr>
+      <w:r>
+        <w:rPr>
+          <w:rFonts w:ascii="Times New Roman" w:hAnsi="Times New Roman" w:cs="Times New Roman"/>
+          <w:sz w:val="28"/>
+          <w:lang w:val="en-US"/>
+        </w:rPr>
+        <w:drawing>
+          <wp:inline distT="0" distB="0" distL="0" distR="0" wp14:anchorId="4CC47205" wp14:editId="60DCECA5">
+            <wp:extent cx="5940425" cy="3432175"/>
+            <wp:effectExtent l="0" t="0" r="3175" b="0"/>
+            <wp:docPr id="46" name="Picture 46"/>
+            <wp:cNvGraphicFramePr>
+              <a:graphicFrameLocks xmlns:a="http://schemas.openxmlformats.org/drawingml/2006/main" noChangeAspect="1"/>
+            </wp:cNvGraphicFramePr>
+            <a:graphic xmlns:a="http://schemas.openxmlformats.org/drawingml/2006/main">
+              <a:graphicData uri="http://schemas.openxmlformats.org/drawingml/2006/picture">
+                <pic:pic xmlns:pic="http://schemas.openxmlformats.org/drawingml/2006/picture">
+                  <pic:nvPicPr>
+                    <pic:cNvPr id="1" name=""/>
+                    <pic:cNvPicPr/>
+                  </pic:nvPicPr>
+                  <pic:blipFill>
+                    <a:blip r:embed="rId51"/>
+                    <a:stretch>
+                      <a:fillRect/>
+                    </a:stretch>
+                  </pic:blipFill>
+                  <pic:spPr>
+                    <a:xfrm>
+                      <a:off x="0" y="0"/>
+                      <a:ext cx="5940425" cy="3432175"/>
+                    </a:xfrm>
+                    <a:prstGeom prst="rect">
+                      <a:avLst/>
+                    </a:prstGeom>
+                  </pic:spPr>
+                </pic:pic>
+              </a:graphicData>
+            </a:graphic>
+          </wp:inline>
+        </w:drawing>
+      </w:r>
+    </w:p>
+    <w:p>
+      <w:pPr>
         <w:pStyle w:val="ListParagraph"/>
         <w:numPr>
           <w:ilvl w:val="0"/>
@@ -8700,7 +14350,15 @@
           <w:rFonts w:ascii="Times New Roman" w:hAnsi="Times New Roman" w:cs="Times New Roman"/>
           <w:sz w:val="28"/>
         </w:rPr>
-        <w:t xml:space="preserve">. В рамках транзакции создать новый заказ и привязать к нему несколько товаров. После завершения транзакции с помощью </w:t>
+        <w:t xml:space="preserve">. В рамках транзакции создать новый заказ и привязать к </w:t>
+      </w:r>
+      <w:r>
+        <w:rPr>
+          <w:rFonts w:ascii="Times New Roman" w:hAnsi="Times New Roman" w:cs="Times New Roman"/>
+          <w:sz w:val="28"/>
+        </w:rPr>
+        <w:lastRenderedPageBreak/>
+        <w:t xml:space="preserve">нему несколько товаров. После завершения транзакции с помощью </w:t>
       </w:r>
       <w:r>
         <w:rPr>
@@ -8723,6 +14381,108 @@
           <w:sz w:val="28"/>
         </w:rPr>
         <w:t>убедиться, что данные записались в БД.</w:t>
+      </w:r>
+    </w:p>
+    <w:p>
+      <w:pPr>
+        <w:ind w:left="360"/>
+        <w:jc w:val="both"/>
+        <w:rPr>
+          <w:rFonts w:ascii="Times New Roman" w:hAnsi="Times New Roman" w:cs="Times New Roman"/>
+          <w:sz w:val="28"/>
+        </w:rPr>
+      </w:pPr>
+      <w:r>
+        <w:rPr>
+          <w:rFonts w:ascii="Times New Roman" w:hAnsi="Times New Roman" w:cs="Times New Roman"/>
+          <w:sz w:val="28"/>
+        </w:rPr>
+        <w:drawing>
+          <wp:inline distT="0" distB="0" distL="0" distR="0" wp14:anchorId="4A1A823B" wp14:editId="423885B4">
+            <wp:extent cx="5940425" cy="2526030"/>
+            <wp:effectExtent l="0" t="0" r="3175" b="7620"/>
+            <wp:docPr id="47" name="Picture 47"/>
+            <wp:cNvGraphicFramePr>
+              <a:graphicFrameLocks xmlns:a="http://schemas.openxmlformats.org/drawingml/2006/main" noChangeAspect="1"/>
+            </wp:cNvGraphicFramePr>
+            <a:graphic xmlns:a="http://schemas.openxmlformats.org/drawingml/2006/main">
+              <a:graphicData uri="http://schemas.openxmlformats.org/drawingml/2006/picture">
+                <pic:pic xmlns:pic="http://schemas.openxmlformats.org/drawingml/2006/picture">
+                  <pic:nvPicPr>
+                    <pic:cNvPr id="1" name=""/>
+                    <pic:cNvPicPr/>
+                  </pic:nvPicPr>
+                  <pic:blipFill>
+                    <a:blip r:embed="rId52"/>
+                    <a:stretch>
+                      <a:fillRect/>
+                    </a:stretch>
+                  </pic:blipFill>
+                  <pic:spPr>
+                    <a:xfrm>
+                      <a:off x="0" y="0"/>
+                      <a:ext cx="5940425" cy="2526030"/>
+                    </a:xfrm>
+                    <a:prstGeom prst="rect">
+                      <a:avLst/>
+                    </a:prstGeom>
+                  </pic:spPr>
+                </pic:pic>
+              </a:graphicData>
+            </a:graphic>
+          </wp:inline>
+        </w:drawing>
+      </w:r>
+    </w:p>
+    <w:p>
+      <w:pPr>
+        <w:ind w:left="360"/>
+        <w:jc w:val="both"/>
+        <w:rPr>
+          <w:rFonts w:ascii="Times New Roman" w:hAnsi="Times New Roman" w:cs="Times New Roman"/>
+          <w:sz w:val="28"/>
+        </w:rPr>
+      </w:pPr>
+      <w:r>
+        <w:rPr>
+          <w:rFonts w:ascii="Times New Roman" w:hAnsi="Times New Roman" w:cs="Times New Roman"/>
+          <w:sz w:val="28"/>
+        </w:rPr>
+        <w:drawing>
+          <wp:inline distT="0" distB="0" distL="0" distR="0" wp14:anchorId="7A3E0134" wp14:editId="289C9A75">
+            <wp:extent cx="5940425" cy="2008505"/>
+            <wp:effectExtent l="0" t="0" r="3175" b="0"/>
+            <wp:docPr id="48" name="Picture 48"/>
+            <wp:cNvGraphicFramePr>
+              <a:graphicFrameLocks xmlns:a="http://schemas.openxmlformats.org/drawingml/2006/main" noChangeAspect="1"/>
+            </wp:cNvGraphicFramePr>
+            <a:graphic xmlns:a="http://schemas.openxmlformats.org/drawingml/2006/main">
+              <a:graphicData uri="http://schemas.openxmlformats.org/drawingml/2006/picture">
+                <pic:pic xmlns:pic="http://schemas.openxmlformats.org/drawingml/2006/picture">
+                  <pic:nvPicPr>
+                    <pic:cNvPr id="1" name=""/>
+                    <pic:cNvPicPr/>
+                  </pic:nvPicPr>
+                  <pic:blipFill>
+                    <a:blip r:embed="rId53"/>
+                    <a:stretch>
+                      <a:fillRect/>
+                    </a:stretch>
+                  </pic:blipFill>
+                  <pic:spPr>
+                    <a:xfrm>
+                      <a:off x="0" y="0"/>
+                      <a:ext cx="5940425" cy="2008505"/>
+                    </a:xfrm>
+                    <a:prstGeom prst="rect">
+                      <a:avLst/>
+                    </a:prstGeom>
+                  </pic:spPr>
+                </pic:pic>
+              </a:graphicData>
+            </a:graphic>
+          </wp:inline>
+        </w:drawing>
       </w:r>
     </w:p>
     <w:p>
@@ -8743,23 +14503,7 @@
           <w:rFonts w:ascii="Times New Roman" w:hAnsi="Times New Roman" w:cs="Times New Roman"/>
           <w:sz w:val="28"/>
         </w:rPr>
-        <w:t xml:space="preserve">Написать </w:t>
-      </w:r>
-      <w:proofErr w:type="gramStart"/>
-      <w:r>
-        <w:rPr>
-          <w:rFonts w:ascii="Times New Roman" w:hAnsi="Times New Roman" w:cs="Times New Roman"/>
-          <w:sz w:val="28"/>
-        </w:rPr>
-        <w:t>транзакцию</w:t>
-      </w:r>
-      <w:proofErr w:type="gramEnd"/>
-      <w:r>
-        <w:rPr>
-          <w:rFonts w:ascii="Times New Roman" w:hAnsi="Times New Roman" w:cs="Times New Roman"/>
-          <w:sz w:val="28"/>
-        </w:rPr>
-        <w:t xml:space="preserve"> в ходе которой происходит ошибка. По аналогии с предыдущим заданием использовать таблицы </w:t>
+        <w:t xml:space="preserve">Написать транзакцию в ходе которой происходит ошибка. По аналогии с предыдущим заданием использовать таблицы </w:t>
       </w:r>
       <w:r>
         <w:rPr>
@@ -8804,14 +14548,7 @@
           <w:rFonts w:ascii="Times New Roman" w:hAnsi="Times New Roman" w:cs="Times New Roman"/>
           <w:sz w:val="28"/>
         </w:rPr>
-        <w:t xml:space="preserve">. </w:t>
-      </w:r>
-      <w:r>
-        <w:rPr>
-          <w:rFonts w:ascii="Times New Roman" w:hAnsi="Times New Roman" w:cs="Times New Roman"/>
-          <w:sz w:val="28"/>
-        </w:rPr>
-        <w:t xml:space="preserve">Последняя команда вставки должна завершаться ошибкой (например, попытаться создать запись в </w:t>
+        <w:t xml:space="preserve">. Последняя команда вставки должна завершаться ошибкой (например, попытаться создать запись в </w:t>
       </w:r>
       <w:r>
         <w:rPr>
@@ -8856,14 +14593,128 @@
           <w:rFonts w:ascii="Times New Roman" w:hAnsi="Times New Roman" w:cs="Times New Roman"/>
           <w:sz w:val="28"/>
         </w:rPr>
+        <w:t xml:space="preserve"> после транзакции и убедиться, что ни одна запить, входящая в транзакцию не появилась в БД.</w:t>
+      </w:r>
+      <w:r>
+        <w:rPr>
+          <w:rFonts w:ascii="Times New Roman" w:hAnsi="Times New Roman" w:cs="Times New Roman"/>
+          <w:sz w:val="28"/>
+        </w:rPr>
         <w:t xml:space="preserve"> </w:t>
       </w:r>
-      <w:r>
-        <w:rPr>
-          <w:rFonts w:ascii="Times New Roman" w:hAnsi="Times New Roman" w:cs="Times New Roman"/>
-          <w:sz w:val="28"/>
-        </w:rPr>
-        <w:t>после транзакции и убедиться, что ни одна запить, входящая в транзакцию не появилась в БД.</w:t>
+    </w:p>
+    <w:p>
+      <w:pPr>
+        <w:pStyle w:val="ListParagraph"/>
+        <w:jc w:val="both"/>
+        <w:rPr>
+          <w:rFonts w:ascii="Times New Roman" w:hAnsi="Times New Roman" w:cs="Times New Roman"/>
+          <w:b/>
+          <w:bCs/>
+          <w:color w:val="FF0000"/>
+          <w:sz w:val="28"/>
+        </w:rPr>
+      </w:pPr>
+      <w:r>
+        <w:rPr>
+          <w:rFonts w:ascii="Times New Roman" w:hAnsi="Times New Roman" w:cs="Times New Roman"/>
+          <w:b/>
+          <w:bCs/>
+          <w:color w:val="FF0000"/>
+          <w:sz w:val="28"/>
+        </w:rPr>
+        <w:t>Тут важно заметить, что вся транзакция не отвалилась, как я понял, в MySQL</w:t>
+      </w:r>
+      <w:r>
+        <w:rPr>
+          <w:rFonts w:ascii="Times New Roman" w:hAnsi="Times New Roman" w:cs="Times New Roman"/>
+          <w:b/>
+          <w:bCs/>
+          <w:color w:val="FF0000"/>
+          <w:sz w:val="28"/>
+        </w:rPr>
+        <w:t xml:space="preserve"> ошибка внутри транзакции не вызывает автоматический ROLLBACK всей транзакции</w:t>
+      </w:r>
+      <w:r>
+        <w:rPr>
+          <w:rFonts w:ascii="Times New Roman" w:hAnsi="Times New Roman" w:cs="Times New Roman"/>
+          <w:b/>
+          <w:bCs/>
+          <w:color w:val="FF0000"/>
+          <w:sz w:val="28"/>
+        </w:rPr>
+        <w:t>, о</w:t>
+      </w:r>
+      <w:r>
+        <w:rPr>
+          <w:rFonts w:ascii="Times New Roman" w:hAnsi="Times New Roman" w:cs="Times New Roman"/>
+          <w:b/>
+          <w:bCs/>
+          <w:color w:val="FF0000"/>
+          <w:sz w:val="28"/>
+        </w:rPr>
+        <w:t>ткатывается только неудавшаяся операция, а не весь блок.</w:t>
+      </w:r>
+      <w:r>
+        <w:rPr>
+          <w:rFonts w:ascii="Times New Roman" w:hAnsi="Times New Roman" w:cs="Times New Roman"/>
+          <w:b/>
+          <w:bCs/>
+          <w:color w:val="FF0000"/>
+          <w:sz w:val="28"/>
+        </w:rPr>
+        <w:t xml:space="preserve"> Ну и собственно валидные товары в транзакции прошли, не валидные не прошли.</w:t>
+      </w:r>
+    </w:p>
+    <w:p>
+      <w:pPr>
+        <w:jc w:val="both"/>
+        <w:rPr>
+          <w:rFonts w:ascii="Times New Roman" w:hAnsi="Times New Roman" w:cs="Times New Roman"/>
+          <w:sz w:val="28"/>
+        </w:rPr>
+      </w:pPr>
+      <w:r>
+        <w:rPr>
+          <w:rFonts w:ascii="Times New Roman" w:hAnsi="Times New Roman" w:cs="Times New Roman"/>
+          <w:sz w:val="28"/>
+        </w:rPr>
+        <w:lastRenderedPageBreak/>
+        <w:drawing>
+          <wp:inline distT="0" distB="0" distL="0" distR="0" wp14:anchorId="1182B0FC" wp14:editId="1A9FF6DE">
+            <wp:extent cx="5940425" cy="3032125"/>
+            <wp:effectExtent l="0" t="0" r="3175" b="0"/>
+            <wp:docPr id="49" name="Picture 49"/>
+            <wp:cNvGraphicFramePr>
+              <a:graphicFrameLocks xmlns:a="http://schemas.openxmlformats.org/drawingml/2006/main" noChangeAspect="1"/>
+            </wp:cNvGraphicFramePr>
+            <a:graphic xmlns:a="http://schemas.openxmlformats.org/drawingml/2006/main">
+              <a:graphicData uri="http://schemas.openxmlformats.org/drawingml/2006/picture">
+                <pic:pic xmlns:pic="http://schemas.openxmlformats.org/drawingml/2006/picture">
+                  <pic:nvPicPr>
+                    <pic:cNvPr id="1" name=""/>
+                    <pic:cNvPicPr/>
+                  </pic:nvPicPr>
+                  <pic:blipFill>
+                    <a:blip r:embed="rId54"/>
+                    <a:stretch>
+                      <a:fillRect/>
+                    </a:stretch>
+                  </pic:blipFill>
+                  <pic:spPr>
+                    <a:xfrm>
+                      <a:off x="0" y="0"/>
+                      <a:ext cx="5940425" cy="3032125"/>
+                    </a:xfrm>
+                    <a:prstGeom prst="rect">
+                      <a:avLst/>
+                    </a:prstGeom>
+                  </pic:spPr>
+                </pic:pic>
+              </a:graphicData>
+            </a:graphic>
+          </wp:inline>
+        </w:drawing>
       </w:r>
     </w:p>
     <w:p>
@@ -8886,7 +14737,6 @@
         </w:rPr>
         <w:t xml:space="preserve">Задание на проверку влияния установленного уровня изоляции транзакций. Для выполнения задания потребуется открыть еще один терминал для работы с </w:t>
       </w:r>
-      <w:proofErr w:type="spellStart"/>
       <w:r>
         <w:rPr>
           <w:rFonts w:ascii="Times New Roman" w:hAnsi="Times New Roman" w:cs="Times New Roman"/>
@@ -8895,7 +14745,6 @@
         </w:rPr>
         <w:t>sql</w:t>
       </w:r>
-      <w:proofErr w:type="spellEnd"/>
       <w:r>
         <w:rPr>
           <w:rFonts w:ascii="Times New Roman" w:hAnsi="Times New Roman" w:cs="Times New Roman"/>
@@ -9312,30 +15161,75 @@
           <w:rFonts w:ascii="Times New Roman" w:hAnsi="Times New Roman" w:cs="Times New Roman"/>
           <w:sz w:val="28"/>
         </w:rPr>
-        <w:t xml:space="preserve">ращаются, т.к. были еще не </w:t>
-      </w:r>
-      <w:proofErr w:type="spellStart"/>
-      <w:r>
-        <w:rPr>
-          <w:rFonts w:ascii="Times New Roman" w:hAnsi="Times New Roman" w:cs="Times New Roman"/>
-          <w:sz w:val="28"/>
-        </w:rPr>
-        <w:t>заком</w:t>
-      </w:r>
-      <w:r>
-        <w:rPr>
-          <w:rFonts w:ascii="Times New Roman" w:hAnsi="Times New Roman" w:cs="Times New Roman"/>
-          <w:sz w:val="28"/>
-        </w:rPr>
-        <w:t>мичены</w:t>
-      </w:r>
-      <w:proofErr w:type="spellEnd"/>
-      <w:r>
-        <w:rPr>
-          <w:rFonts w:ascii="Times New Roman" w:hAnsi="Times New Roman" w:cs="Times New Roman"/>
-          <w:sz w:val="28"/>
-        </w:rPr>
-        <w:t xml:space="preserve"> в транзакции.</w:t>
+        <w:t>ращаются, т.к. были еще не заком</w:t>
+      </w:r>
+      <w:r>
+        <w:rPr>
+          <w:rFonts w:ascii="Times New Roman" w:hAnsi="Times New Roman" w:cs="Times New Roman"/>
+          <w:sz w:val="28"/>
+        </w:rPr>
+        <w:t>мичены в транзакции.</w:t>
+      </w:r>
+    </w:p>
+    <w:p>
+      <w:pPr>
+        <w:jc w:val="both"/>
+        <w:rPr>
+          <w:rFonts w:ascii="Times New Roman" w:hAnsi="Times New Roman" w:cs="Times New Roman"/>
+          <w:sz w:val="28"/>
+        </w:rPr>
+      </w:pPr>
+      <w:r>
+        <w:lastRenderedPageBreak/>
+        <w:drawing>
+          <wp:anchor distT="0" distB="0" distL="114300" distR="114300" simplePos="0" relativeHeight="251658240" behindDoc="0" locked="0" layoutInCell="1" allowOverlap="1" wp14:anchorId="7D2AE124" wp14:editId="782A800C">
+            <wp:simplePos x="0" y="0"/>
+            <wp:positionH relativeFrom="column">
+              <wp:posOffset>-1080135</wp:posOffset>
+            </wp:positionH>
+            <wp:positionV relativeFrom="paragraph">
+              <wp:posOffset>0</wp:posOffset>
+            </wp:positionV>
+            <wp:extent cx="7887317" cy="4167505"/>
+            <wp:effectExtent l="0" t="0" r="0" b="4445"/>
+            <wp:wrapTopAndBottom/>
+            <wp:docPr id="50" name="Picture 50"/>
+            <wp:cNvGraphicFramePr>
+              <a:graphicFrameLocks xmlns:a="http://schemas.openxmlformats.org/drawingml/2006/main" noChangeAspect="1"/>
+            </wp:cNvGraphicFramePr>
+            <a:graphic xmlns:a="http://schemas.openxmlformats.org/drawingml/2006/main">
+              <a:graphicData uri="http://schemas.openxmlformats.org/drawingml/2006/picture">
+                <pic:pic xmlns:pic="http://schemas.openxmlformats.org/drawingml/2006/picture">
+                  <pic:nvPicPr>
+                    <pic:cNvPr id="1" name=""/>
+                    <pic:cNvPicPr/>
+                  </pic:nvPicPr>
+                  <pic:blipFill>
+                    <a:blip r:embed="rId55" cstate="print">
+                      <a:extLst>
+                        <a:ext uri="{28A0092B-C50C-407E-A947-70E740481C1C}">
+                          <a14:useLocalDpi xmlns:a14="http://schemas.microsoft.com/office/drawing/2010/main" val="0"/>
+                        </a:ext>
+                      </a:extLst>
+                    </a:blip>
+                    <a:stretch>
+                      <a:fillRect/>
+                    </a:stretch>
+                  </pic:blipFill>
+                  <pic:spPr>
+                    <a:xfrm>
+                      <a:off x="0" y="0"/>
+                      <a:ext cx="7887317" cy="4167505"/>
+                    </a:xfrm>
+                    <a:prstGeom prst="rect">
+                      <a:avLst/>
+                    </a:prstGeom>
+                  </pic:spPr>
+                </pic:pic>
+              </a:graphicData>
+            </a:graphic>
+          </wp:anchor>
+        </w:drawing>
       </w:r>
     </w:p>
     <w:p>
@@ -13153,6 +19047,19 @@
       <w:vertAlign w:val="superscript"/>
     </w:rPr>
   </w:style>
+  <w:style w:type="character" w:styleId="HTMLCode">
+    <w:name w:val="HTML Code"/>
+    <w:basedOn w:val="DefaultParagraphFont"/>
+    <w:uiPriority w:val="99"/>
+    <w:semiHidden/>
+    <w:unhideWhenUsed/>
+    <w:rsid w:val="00D31919"/>
+    <w:rPr>
+      <w:rFonts w:ascii="Courier New" w:eastAsia="Times New Roman" w:hAnsi="Courier New" w:cs="Courier New"/>
+      <w:sz w:val="20"/>
+      <w:szCs w:val="20"/>
+    </w:rPr>
+  </w:style>
 </w:styles>
 </file>
 

--- a/Lab_1/Тараканов лаб_1.docx
+++ b/Lab_1/Тараканов лаб_1.docx
@@ -97,7 +97,6 @@
         <w:rPr>
           <w:rFonts w:ascii="Times New Roman" w:hAnsi="Times New Roman" w:cs="Times New Roman"/>
           <w:sz w:val="28"/>
-          <w:lang w:val="en-US"/>
         </w:rPr>
       </w:pPr>
     </w:p>
@@ -243,6 +242,7 @@
         </w:rPr>
         <w:t xml:space="preserve">свободное ПР для создания различных диаграмм; консольное приложение с утилитой </w:t>
       </w:r>
+      <w:proofErr w:type="spellStart"/>
       <w:r>
         <w:rPr>
           <w:rFonts w:ascii="Times New Roman" w:hAnsi="Times New Roman" w:cs="Times New Roman"/>
@@ -251,6 +251,7 @@
         </w:rPr>
         <w:t>ssh</w:t>
       </w:r>
+      <w:proofErr w:type="spellEnd"/>
       <w:r>
         <w:rPr>
           <w:rFonts w:ascii="Times New Roman" w:hAnsi="Times New Roman" w:cs="Times New Roman"/>
@@ -278,7 +279,15 @@
           <w:rFonts w:ascii="Times New Roman" w:hAnsi="Times New Roman" w:cs="Times New Roman"/>
           <w:sz w:val="28"/>
         </w:rPr>
-        <w:t>, moba</w:t>
+        <w:t xml:space="preserve">, </w:t>
+      </w:r>
+      <w:proofErr w:type="spellStart"/>
+      <w:r>
+        <w:rPr>
+          <w:rFonts w:ascii="Times New Roman" w:hAnsi="Times New Roman" w:cs="Times New Roman"/>
+          <w:sz w:val="28"/>
+        </w:rPr>
+        <w:t>moba</w:t>
       </w:r>
       <w:r>
         <w:rPr>
@@ -288,6 +297,7 @@
         </w:rPr>
         <w:t>Xterm</w:t>
       </w:r>
+      <w:proofErr w:type="spellEnd"/>
       <w:r>
         <w:rPr>
           <w:rFonts w:ascii="Times New Roman" w:hAnsi="Times New Roman" w:cs="Times New Roman"/>
@@ -295,6 +305,7 @@
         </w:rPr>
         <w:t xml:space="preserve">, </w:t>
       </w:r>
+      <w:proofErr w:type="spellStart"/>
       <w:r>
         <w:rPr>
           <w:rFonts w:ascii="Times New Roman" w:hAnsi="Times New Roman" w:cs="Times New Roman"/>
@@ -303,6 +314,7 @@
         </w:rPr>
         <w:t>gitbash</w:t>
       </w:r>
+      <w:proofErr w:type="spellEnd"/>
       <w:r>
         <w:rPr>
           <w:rFonts w:ascii="Times New Roman" w:hAnsi="Times New Roman" w:cs="Times New Roman"/>
@@ -1532,7 +1544,103 @@
           <w:rFonts w:ascii="Times New Roman" w:hAnsi="Times New Roman" w:cs="Times New Roman"/>
           <w:sz w:val="28"/>
         </w:rPr>
-        <w:t>ER-диаграммы — «родственники» схем структуры данных (DSD – data structure diagramm), где вместо связей между самими сущностями отображаются отношения между элементами внутри них. ER-диаграммы часто используются в сочетании с диаграммами DFD (data flow diagramm), которые схематично показывают движение потоков информации в рамках процесса или системы.</w:t>
+        <w:t xml:space="preserve">ER-диаграммы — «родственники» схем структуры данных (DSD – </w:t>
+      </w:r>
+      <w:proofErr w:type="spellStart"/>
+      <w:r>
+        <w:rPr>
+          <w:rFonts w:ascii="Times New Roman" w:hAnsi="Times New Roman" w:cs="Times New Roman"/>
+          <w:sz w:val="28"/>
+        </w:rPr>
+        <w:t>data</w:t>
+      </w:r>
+      <w:proofErr w:type="spellEnd"/>
+      <w:r>
+        <w:rPr>
+          <w:rFonts w:ascii="Times New Roman" w:hAnsi="Times New Roman" w:cs="Times New Roman"/>
+          <w:sz w:val="28"/>
+        </w:rPr>
+        <w:t xml:space="preserve"> </w:t>
+      </w:r>
+      <w:proofErr w:type="spellStart"/>
+      <w:r>
+        <w:rPr>
+          <w:rFonts w:ascii="Times New Roman" w:hAnsi="Times New Roman" w:cs="Times New Roman"/>
+          <w:sz w:val="28"/>
+        </w:rPr>
+        <w:t>structure</w:t>
+      </w:r>
+      <w:proofErr w:type="spellEnd"/>
+      <w:r>
+        <w:rPr>
+          <w:rFonts w:ascii="Times New Roman" w:hAnsi="Times New Roman" w:cs="Times New Roman"/>
+          <w:sz w:val="28"/>
+        </w:rPr>
+        <w:t xml:space="preserve"> </w:t>
+      </w:r>
+      <w:proofErr w:type="spellStart"/>
+      <w:r>
+        <w:rPr>
+          <w:rFonts w:ascii="Times New Roman" w:hAnsi="Times New Roman" w:cs="Times New Roman"/>
+          <w:sz w:val="28"/>
+        </w:rPr>
+        <w:t>diagramm</w:t>
+      </w:r>
+      <w:proofErr w:type="spellEnd"/>
+      <w:r>
+        <w:rPr>
+          <w:rFonts w:ascii="Times New Roman" w:hAnsi="Times New Roman" w:cs="Times New Roman"/>
+          <w:sz w:val="28"/>
+        </w:rPr>
+        <w:t>), где вместо связей между самими сущностями отображаются отношения между элементами внутри них. ER-диаграммы часто используются в сочетании с диаграммами DFD (</w:t>
+      </w:r>
+      <w:proofErr w:type="spellStart"/>
+      <w:r>
+        <w:rPr>
+          <w:rFonts w:ascii="Times New Roman" w:hAnsi="Times New Roman" w:cs="Times New Roman"/>
+          <w:sz w:val="28"/>
+        </w:rPr>
+        <w:t>data</w:t>
+      </w:r>
+      <w:proofErr w:type="spellEnd"/>
+      <w:r>
+        <w:rPr>
+          <w:rFonts w:ascii="Times New Roman" w:hAnsi="Times New Roman" w:cs="Times New Roman"/>
+          <w:sz w:val="28"/>
+        </w:rPr>
+        <w:t xml:space="preserve"> </w:t>
+      </w:r>
+      <w:proofErr w:type="spellStart"/>
+      <w:r>
+        <w:rPr>
+          <w:rFonts w:ascii="Times New Roman" w:hAnsi="Times New Roman" w:cs="Times New Roman"/>
+          <w:sz w:val="28"/>
+        </w:rPr>
+        <w:t>flow</w:t>
+      </w:r>
+      <w:proofErr w:type="spellEnd"/>
+      <w:r>
+        <w:rPr>
+          <w:rFonts w:ascii="Times New Roman" w:hAnsi="Times New Roman" w:cs="Times New Roman"/>
+          <w:sz w:val="28"/>
+        </w:rPr>
+        <w:t xml:space="preserve"> </w:t>
+      </w:r>
+      <w:proofErr w:type="spellStart"/>
+      <w:r>
+        <w:rPr>
+          <w:rFonts w:ascii="Times New Roman" w:hAnsi="Times New Roman" w:cs="Times New Roman"/>
+          <w:sz w:val="28"/>
+        </w:rPr>
+        <w:t>diagramm</w:t>
+      </w:r>
+      <w:proofErr w:type="spellEnd"/>
+      <w:r>
+        <w:rPr>
+          <w:rFonts w:ascii="Times New Roman" w:hAnsi="Times New Roman" w:cs="Times New Roman"/>
+          <w:sz w:val="28"/>
+        </w:rPr>
+        <w:t>), которые схематично показывают движение потоков информации в рамках процесса или системы.</w:t>
       </w:r>
     </w:p>
     <w:p>
@@ -1792,14 +1900,32 @@
           <w:szCs w:val="28"/>
         </w:rPr>
         <w:br/>
-        <w:t>Для того чтобы построить ER-диаграмму, можно использовать разные нотации. Три самые известные из них:</w:t>
-      </w:r>
+        <w:t xml:space="preserve">Для </w:t>
+      </w:r>
+      <w:proofErr w:type="gramStart"/>
       <w:r>
         <w:rPr>
           <w:rFonts w:ascii="Times New Roman" w:hAnsi="Times New Roman" w:cs="Times New Roman"/>
           <w:sz w:val="28"/>
           <w:szCs w:val="28"/>
         </w:rPr>
+        <w:t>того</w:t>
+      </w:r>
+      <w:proofErr w:type="gramEnd"/>
+      <w:r>
+        <w:rPr>
+          <w:rFonts w:ascii="Times New Roman" w:hAnsi="Times New Roman" w:cs="Times New Roman"/>
+          <w:sz w:val="28"/>
+          <w:szCs w:val="28"/>
+        </w:rPr>
+        <w:t xml:space="preserve"> чтобы построить ER-диаграмму, можно использовать разные нотации. Три самые известные из них:</w:t>
+      </w:r>
+      <w:r>
+        <w:rPr>
+          <w:rFonts w:ascii="Times New Roman" w:hAnsi="Times New Roman" w:cs="Times New Roman"/>
+          <w:sz w:val="28"/>
+          <w:szCs w:val="28"/>
+        </w:rPr>
         <w:br/>
       </w:r>
       <w:r>
@@ -1891,7 +2017,43 @@
           <w:sz w:val="28"/>
           <w:szCs w:val="28"/>
         </w:rPr>
-        <w:t>. Её ещё называют «воронья лапка» (от англ. Crow's Foot). Она компактнее нотации Чена, поэтому её используют для построения ER-моделей логического уровня, когда нужно описать в модели все атрибуты сущностей.</w:t>
+        <w:t xml:space="preserve">. Её ещё называют «воронья лапка» (от англ. </w:t>
+      </w:r>
+      <w:proofErr w:type="spellStart"/>
+      <w:r>
+        <w:rPr>
+          <w:rFonts w:ascii="Times New Roman" w:hAnsi="Times New Roman" w:cs="Times New Roman"/>
+          <w:sz w:val="28"/>
+          <w:szCs w:val="28"/>
+        </w:rPr>
+        <w:t>Crow's</w:t>
+      </w:r>
+      <w:proofErr w:type="spellEnd"/>
+      <w:r>
+        <w:rPr>
+          <w:rFonts w:ascii="Times New Roman" w:hAnsi="Times New Roman" w:cs="Times New Roman"/>
+          <w:sz w:val="28"/>
+          <w:szCs w:val="28"/>
+        </w:rPr>
+        <w:t xml:space="preserve"> </w:t>
+      </w:r>
+      <w:proofErr w:type="spellStart"/>
+      <w:r>
+        <w:rPr>
+          <w:rFonts w:ascii="Times New Roman" w:hAnsi="Times New Roman" w:cs="Times New Roman"/>
+          <w:sz w:val="28"/>
+          <w:szCs w:val="28"/>
+        </w:rPr>
+        <w:t>Foot</w:t>
+      </w:r>
+      <w:proofErr w:type="spellEnd"/>
+      <w:r>
+        <w:rPr>
+          <w:rFonts w:ascii="Times New Roman" w:hAnsi="Times New Roman" w:cs="Times New Roman"/>
+          <w:sz w:val="28"/>
+          <w:szCs w:val="28"/>
+        </w:rPr>
+        <w:t>). Она компактнее нотации Чена, поэтому её используют для построения ER-моделей логического уровня, когда нужно описать в модели все атрибуты сущностей.</w:t>
       </w:r>
       <w:r>
         <w:rPr>
@@ -2621,7 +2783,55 @@
           <w:rFonts w:ascii="Times New Roman" w:hAnsi="Times New Roman" w:cs="Times New Roman"/>
           <w:sz w:val="28"/>
         </w:rPr>
-        <w:t> (аббр. от англ. Structured Query Language — «язык структурированных запросов») — декларативный язык программирования, применяемый для создания, модификации и управления данными в реляционной базе данных, управляемой соответствующей системой управления базами данных.</w:t>
+        <w:t> (</w:t>
+      </w:r>
+      <w:proofErr w:type="spellStart"/>
+      <w:r>
+        <w:rPr>
+          <w:rFonts w:ascii="Times New Roman" w:hAnsi="Times New Roman" w:cs="Times New Roman"/>
+          <w:sz w:val="28"/>
+        </w:rPr>
+        <w:t>аббр</w:t>
+      </w:r>
+      <w:proofErr w:type="spellEnd"/>
+      <w:r>
+        <w:rPr>
+          <w:rFonts w:ascii="Times New Roman" w:hAnsi="Times New Roman" w:cs="Times New Roman"/>
+          <w:sz w:val="28"/>
+        </w:rPr>
+        <w:t>. от англ. </w:t>
+      </w:r>
+      <w:proofErr w:type="spellStart"/>
+      <w:r>
+        <w:rPr>
+          <w:rFonts w:ascii="Times New Roman" w:hAnsi="Times New Roman" w:cs="Times New Roman"/>
+          <w:sz w:val="28"/>
+        </w:rPr>
+        <w:t>Structured</w:t>
+      </w:r>
+      <w:proofErr w:type="spellEnd"/>
+      <w:r>
+        <w:rPr>
+          <w:rFonts w:ascii="Times New Roman" w:hAnsi="Times New Roman" w:cs="Times New Roman"/>
+          <w:sz w:val="28"/>
+        </w:rPr>
+        <w:t> </w:t>
+      </w:r>
+      <w:proofErr w:type="spellStart"/>
+      <w:r>
+        <w:rPr>
+          <w:rFonts w:ascii="Times New Roman" w:hAnsi="Times New Roman" w:cs="Times New Roman"/>
+          <w:sz w:val="28"/>
+        </w:rPr>
+        <w:t>Query</w:t>
+      </w:r>
+      <w:proofErr w:type="spellEnd"/>
+      <w:r>
+        <w:rPr>
+          <w:rFonts w:ascii="Times New Roman" w:hAnsi="Times New Roman" w:cs="Times New Roman"/>
+          <w:sz w:val="28"/>
+        </w:rPr>
+        <w:t> Language — «язык структурированных запросов») — декларативный язык программирования, применяемый для создания, модификации и управления данными в реляционной базе данных, управляемой соответствующей системой управления базами данных.</w:t>
       </w:r>
     </w:p>
     <w:p>
@@ -2978,7 +3188,23 @@
           <w:rFonts w:ascii="Times New Roman" w:hAnsi="Times New Roman" w:cs="Times New Roman"/>
           <w:sz w:val="28"/>
         </w:rPr>
-        <w:t>операторы манипуляции данными (Data Manipulation Language, DML):</w:t>
+        <w:t xml:space="preserve">операторы манипуляции данными (Data </w:t>
+      </w:r>
+      <w:proofErr w:type="spellStart"/>
+      <w:r>
+        <w:rPr>
+          <w:rFonts w:ascii="Times New Roman" w:hAnsi="Times New Roman" w:cs="Times New Roman"/>
+          <w:sz w:val="28"/>
+        </w:rPr>
+        <w:t>Manipulation</w:t>
+      </w:r>
+      <w:proofErr w:type="spellEnd"/>
+      <w:r>
+        <w:rPr>
+          <w:rFonts w:ascii="Times New Roman" w:hAnsi="Times New Roman" w:cs="Times New Roman"/>
+          <w:sz w:val="28"/>
+        </w:rPr>
+        <w:t xml:space="preserve"> Language, DML):</w:t>
       </w:r>
     </w:p>
     <w:p>
@@ -3157,7 +3383,23 @@
           <w:rFonts w:ascii="Times New Roman" w:hAnsi="Times New Roman" w:cs="Times New Roman"/>
           <w:sz w:val="28"/>
         </w:rPr>
-        <w:t>операторы управления транзакциями (Transaction Control Language, TCL):</w:t>
+        <w:t>операторы управления транзакциями (</w:t>
+      </w:r>
+      <w:proofErr w:type="spellStart"/>
+      <w:r>
+        <w:rPr>
+          <w:rFonts w:ascii="Times New Roman" w:hAnsi="Times New Roman" w:cs="Times New Roman"/>
+          <w:sz w:val="28"/>
+        </w:rPr>
+        <w:t>Transaction</w:t>
+      </w:r>
+      <w:proofErr w:type="spellEnd"/>
+      <w:r>
+        <w:rPr>
+          <w:rFonts w:ascii="Times New Roman" w:hAnsi="Times New Roman" w:cs="Times New Roman"/>
+          <w:sz w:val="28"/>
+        </w:rPr>
+        <w:t xml:space="preserve"> Control Language, TCL):</w:t>
       </w:r>
     </w:p>
     <w:p>
@@ -3468,6 +3710,7 @@
         </w:rPr>
         <w:t xml:space="preserve">Получите исходный файл </w:t>
       </w:r>
+      <w:proofErr w:type="spellStart"/>
       <w:r>
         <w:rPr>
           <w:rFonts w:ascii="Times New Roman" w:hAnsi="Times New Roman" w:cs="Times New Roman"/>
@@ -3476,6 +3719,7 @@
         </w:rPr>
         <w:t>drawio</w:t>
       </w:r>
+      <w:proofErr w:type="spellEnd"/>
       <w:r>
         <w:rPr>
           <w:rFonts w:ascii="Times New Roman" w:hAnsi="Times New Roman" w:cs="Times New Roman"/>
@@ -3532,960 +3776,25 @@
           <w:sz w:val="28"/>
         </w:rPr>
       </w:pPr>
-    </w:p>
-    <w:p>
-      <w:pPr>
-        <w:rPr>
-          <w:rFonts w:ascii="Times New Roman" w:hAnsi="Times New Roman" w:cs="Times New Roman"/>
-          <w:sz w:val="28"/>
-        </w:rPr>
-      </w:pPr>
-      <w:r>
-        <w:rPr>
-          <w:rFonts w:ascii="Times New Roman" w:hAnsi="Times New Roman" w:cs="Times New Roman"/>
-          <w:sz w:val="28"/>
-        </w:rPr>
-        <w:br w:type="page"/>
-      </w:r>
-    </w:p>
-    <w:p>
-      <w:pPr>
-        <w:jc w:val="both"/>
-        <w:rPr>
-          <w:rFonts w:ascii="Times New Roman" w:hAnsi="Times New Roman" w:cs="Times New Roman"/>
-          <w:b/>
-          <w:sz w:val="28"/>
-        </w:rPr>
-      </w:pPr>
-      <w:r>
-        <w:rPr>
-          <w:rFonts w:ascii="Times New Roman" w:hAnsi="Times New Roman" w:cs="Times New Roman"/>
-          <w:b/>
-          <w:sz w:val="28"/>
-        </w:rPr>
-        <w:lastRenderedPageBreak/>
-        <w:t>2.2 Создание базы данных</w:t>
-      </w:r>
-    </w:p>
-    <w:p>
-      <w:pPr>
-        <w:jc w:val="both"/>
-        <w:rPr>
-          <w:rFonts w:ascii="Times New Roman" w:hAnsi="Times New Roman" w:cs="Times New Roman"/>
-          <w:sz w:val="28"/>
-        </w:rPr>
-      </w:pPr>
-      <w:r>
-        <w:rPr>
-          <w:rFonts w:ascii="Times New Roman" w:hAnsi="Times New Roman" w:cs="Times New Roman"/>
-          <w:sz w:val="28"/>
-        </w:rPr>
-        <w:t>Для работы подключитесь к удаленному серверу</w:t>
-      </w:r>
-      <w:r>
-        <w:rPr>
-          <w:rFonts w:ascii="Times New Roman" w:hAnsi="Times New Roman" w:cs="Times New Roman"/>
-          <w:sz w:val="28"/>
-        </w:rPr>
-        <w:t xml:space="preserve">. </w:t>
-      </w:r>
-      <w:r>
-        <w:rPr>
-          <w:rFonts w:ascii="Times New Roman" w:hAnsi="Times New Roman" w:cs="Times New Roman"/>
-          <w:sz w:val="28"/>
-        </w:rPr>
-        <w:t>Адрес сервера, данные учетной записи</w:t>
-      </w:r>
-      <w:r>
-        <w:rPr>
-          <w:rFonts w:ascii="Times New Roman" w:hAnsi="Times New Roman" w:cs="Times New Roman"/>
-          <w:sz w:val="28"/>
-        </w:rPr>
-        <w:t xml:space="preserve"> </w:t>
-      </w:r>
-      <w:r>
-        <w:rPr>
-          <w:rFonts w:ascii="Times New Roman" w:hAnsi="Times New Roman" w:cs="Times New Roman"/>
-          <w:sz w:val="28"/>
-        </w:rPr>
-        <w:t>узнать у преподавателя.</w:t>
-      </w:r>
-      <w:r>
-        <w:rPr>
-          <w:rFonts w:ascii="Times New Roman" w:hAnsi="Times New Roman" w:cs="Times New Roman"/>
-          <w:sz w:val="28"/>
-        </w:rPr>
-        <w:t xml:space="preserve"> </w:t>
-      </w:r>
-    </w:p>
-    <w:p>
-      <w:pPr>
-        <w:jc w:val="both"/>
-        <w:rPr>
-          <w:rFonts w:ascii="Times New Roman" w:hAnsi="Times New Roman" w:cs="Times New Roman"/>
-          <w:sz w:val="28"/>
-        </w:rPr>
-      </w:pPr>
-      <w:r>
-        <w:rPr>
-          <w:rFonts w:ascii="Times New Roman" w:hAnsi="Times New Roman" w:cs="Times New Roman"/>
-          <w:sz w:val="28"/>
-        </w:rPr>
-        <w:t xml:space="preserve">Для подключения к серверу используйте приложение </w:t>
-      </w:r>
-      <w:r>
-        <w:rPr>
-          <w:rFonts w:ascii="Times New Roman" w:hAnsi="Times New Roman" w:cs="Times New Roman"/>
-          <w:sz w:val="28"/>
-          <w:lang w:val="en-GB"/>
-        </w:rPr>
-        <w:t>MobaXTerm</w:t>
-      </w:r>
-    </w:p>
-    <w:p>
-      <w:pPr>
-        <w:jc w:val="both"/>
-        <w:rPr>
-          <w:rFonts w:ascii="Times New Roman" w:hAnsi="Times New Roman" w:cs="Times New Roman"/>
-          <w:sz w:val="28"/>
-        </w:rPr>
-      </w:pPr>
-      <w:r>
-        <w:rPr>
-          <w:rFonts w:ascii="Times New Roman" w:hAnsi="Times New Roman" w:cs="Times New Roman"/>
-          <w:sz w:val="28"/>
-        </w:rPr>
-        <w:t>Команда для подключения к серверу:</w:t>
-      </w:r>
-    </w:p>
-    <w:p>
-      <w:pPr>
-        <w:jc w:val="both"/>
-        <w:rPr>
-          <w:rFonts w:ascii="Times New Roman" w:hAnsi="Times New Roman" w:cs="Times New Roman"/>
-          <w:i/>
-          <w:sz w:val="28"/>
-        </w:rPr>
-      </w:pPr>
-      <w:r>
-        <w:rPr>
-          <w:rFonts w:ascii="Times New Roman" w:hAnsi="Times New Roman" w:cs="Times New Roman"/>
-          <w:i/>
-          <w:sz w:val="28"/>
-          <w:lang w:val="en-GB"/>
-        </w:rPr>
-        <w:t>ssh</w:t>
-      </w:r>
-      <w:r>
-        <w:rPr>
-          <w:rFonts w:ascii="Times New Roman" w:hAnsi="Times New Roman" w:cs="Times New Roman"/>
-          <w:i/>
-          <w:sz w:val="28"/>
-        </w:rPr>
-        <w:t xml:space="preserve"> </w:t>
-      </w:r>
-      <w:r>
-        <w:rPr>
-          <w:rFonts w:ascii="Times New Roman" w:hAnsi="Times New Roman" w:cs="Times New Roman"/>
-          <w:i/>
-          <w:sz w:val="28"/>
-          <w:lang w:val="en-GB"/>
-        </w:rPr>
-        <w:t>user</w:t>
-      </w:r>
-      <w:r>
-        <w:rPr>
-          <w:rFonts w:ascii="Times New Roman" w:hAnsi="Times New Roman" w:cs="Times New Roman"/>
-          <w:i/>
-          <w:sz w:val="28"/>
-        </w:rPr>
-        <w:t>@</w:t>
-      </w:r>
-      <w:r>
-        <w:rPr>
-          <w:rFonts w:ascii="Times New Roman" w:hAnsi="Times New Roman" w:cs="Times New Roman"/>
-          <w:i/>
-          <w:sz w:val="28"/>
-          <w:lang w:val="en-GB"/>
-        </w:rPr>
-        <w:t>host</w:t>
-      </w:r>
-    </w:p>
-    <w:p>
-      <w:pPr>
-        <w:jc w:val="both"/>
-        <w:rPr>
-          <w:rFonts w:ascii="Times New Roman" w:hAnsi="Times New Roman" w:cs="Times New Roman"/>
-          <w:sz w:val="28"/>
-        </w:rPr>
-      </w:pPr>
-      <w:r>
-        <w:rPr>
-          <w:rFonts w:ascii="Times New Roman" w:hAnsi="Times New Roman" w:cs="Times New Roman"/>
-          <w:sz w:val="28"/>
-        </w:rPr>
-        <w:t>При выполнении команды будет запрошен пароль. Введите его.</w:t>
-      </w:r>
-    </w:p>
-    <w:p>
-      <w:pPr>
-        <w:jc w:val="both"/>
-        <w:rPr>
-          <w:rFonts w:ascii="Times New Roman" w:hAnsi="Times New Roman" w:cs="Times New Roman"/>
-          <w:sz w:val="28"/>
-        </w:rPr>
-      </w:pPr>
-    </w:p>
-    <w:p>
-      <w:pPr>
-        <w:jc w:val="both"/>
-        <w:rPr>
-          <w:rFonts w:ascii="Times New Roman" w:hAnsi="Times New Roman" w:cs="Times New Roman"/>
-          <w:sz w:val="28"/>
-        </w:rPr>
-      </w:pPr>
-      <w:r>
-        <w:rPr>
-          <w:rFonts w:ascii="Times New Roman" w:hAnsi="Times New Roman" w:cs="Times New Roman"/>
-          <w:sz w:val="28"/>
-        </w:rPr>
-        <w:t xml:space="preserve">После входа на сервер необходимо подключиться к серверу </w:t>
-      </w:r>
-      <w:r>
-        <w:rPr>
-          <w:rFonts w:ascii="Times New Roman" w:hAnsi="Times New Roman" w:cs="Times New Roman"/>
-          <w:sz w:val="28"/>
-          <w:lang w:val="en-GB"/>
-        </w:rPr>
-        <w:t>MySql</w:t>
-      </w:r>
-      <w:r>
-        <w:rPr>
-          <w:rFonts w:ascii="Times New Roman" w:hAnsi="Times New Roman" w:cs="Times New Roman"/>
-          <w:sz w:val="28"/>
-        </w:rPr>
-        <w:t>:</w:t>
-      </w:r>
-    </w:p>
-    <w:p>
-      <w:pPr>
-        <w:jc w:val="both"/>
-        <w:rPr>
-          <w:rFonts w:ascii="Times New Roman" w:hAnsi="Times New Roman" w:cs="Times New Roman"/>
-          <w:i/>
-          <w:sz w:val="28"/>
-        </w:rPr>
-      </w:pPr>
-      <w:r>
-        <w:rPr>
-          <w:rFonts w:ascii="Times New Roman" w:hAnsi="Times New Roman" w:cs="Times New Roman"/>
-          <w:i/>
-          <w:sz w:val="28"/>
-          <w:lang w:val="en-GB"/>
-        </w:rPr>
-        <w:t>mysql</w:t>
-      </w:r>
-      <w:r>
-        <w:rPr>
-          <w:rFonts w:ascii="Times New Roman" w:hAnsi="Times New Roman" w:cs="Times New Roman"/>
-          <w:i/>
-          <w:sz w:val="28"/>
-        </w:rPr>
-        <w:t xml:space="preserve"> –</w:t>
-      </w:r>
-      <w:r>
-        <w:rPr>
-          <w:rFonts w:ascii="Times New Roman" w:hAnsi="Times New Roman" w:cs="Times New Roman"/>
-          <w:i/>
-          <w:sz w:val="28"/>
-          <w:lang w:val="en-GB"/>
-        </w:rPr>
-        <w:t>u</w:t>
-      </w:r>
-      <w:r>
-        <w:rPr>
-          <w:rFonts w:ascii="Times New Roman" w:hAnsi="Times New Roman" w:cs="Times New Roman"/>
-          <w:i/>
-          <w:sz w:val="28"/>
-        </w:rPr>
-        <w:t xml:space="preserve"> </w:t>
-      </w:r>
-      <w:r>
-        <w:rPr>
-          <w:rFonts w:ascii="Times New Roman" w:hAnsi="Times New Roman" w:cs="Times New Roman"/>
-          <w:i/>
-          <w:sz w:val="28"/>
-          <w:lang w:val="en-GB"/>
-        </w:rPr>
-        <w:t>rudn</w:t>
-      </w:r>
-      <w:r>
-        <w:rPr>
-          <w:rFonts w:ascii="Times New Roman" w:hAnsi="Times New Roman" w:cs="Times New Roman"/>
-          <w:i/>
-          <w:sz w:val="28"/>
-        </w:rPr>
-        <w:t>_</w:t>
-      </w:r>
-      <w:r>
-        <w:rPr>
-          <w:rFonts w:ascii="Times New Roman" w:hAnsi="Times New Roman" w:cs="Times New Roman"/>
-          <w:i/>
-          <w:sz w:val="28"/>
-          <w:lang w:val="en-GB"/>
-        </w:rPr>
-        <w:t>student</w:t>
-      </w:r>
-      <w:r>
-        <w:rPr>
-          <w:rFonts w:ascii="Times New Roman" w:hAnsi="Times New Roman" w:cs="Times New Roman"/>
-          <w:i/>
-          <w:sz w:val="28"/>
-        </w:rPr>
-        <w:t>_2</w:t>
-      </w:r>
-      <w:r>
-        <w:rPr>
-          <w:rFonts w:ascii="Times New Roman" w:hAnsi="Times New Roman" w:cs="Times New Roman"/>
-          <w:i/>
-          <w:sz w:val="28"/>
-        </w:rPr>
-        <w:t xml:space="preserve"> –</w:t>
-      </w:r>
-      <w:r>
-        <w:rPr>
-          <w:rFonts w:ascii="Times New Roman" w:hAnsi="Times New Roman" w:cs="Times New Roman"/>
-          <w:i/>
-          <w:sz w:val="28"/>
-          <w:lang w:val="en-GB"/>
-        </w:rPr>
-        <w:t>p</w:t>
-      </w:r>
-    </w:p>
-    <w:p>
-      <w:pPr>
-        <w:jc w:val="both"/>
-        <w:rPr>
-          <w:rFonts w:ascii="Times New Roman" w:hAnsi="Times New Roman" w:cs="Times New Roman"/>
-          <w:sz w:val="28"/>
-        </w:rPr>
-      </w:pPr>
-      <w:r>
-        <w:rPr>
-          <w:rFonts w:ascii="Times New Roman" w:hAnsi="Times New Roman" w:cs="Times New Roman"/>
-          <w:sz w:val="28"/>
-        </w:rPr>
-        <w:t>данная команда после выполнения запросит пароль для входа, введите его.</w:t>
-      </w:r>
-    </w:p>
-    <w:p>
-      <w:pPr>
-        <w:jc w:val="both"/>
-        <w:rPr>
-          <w:rFonts w:ascii="Times New Roman" w:hAnsi="Times New Roman" w:cs="Times New Roman"/>
-          <w:sz w:val="28"/>
-        </w:rPr>
-      </w:pPr>
-    </w:p>
-    <w:p>
-      <w:pPr>
-        <w:jc w:val="both"/>
-        <w:rPr>
-          <w:rFonts w:ascii="Times New Roman" w:hAnsi="Times New Roman" w:cs="Times New Roman"/>
-          <w:sz w:val="28"/>
-        </w:rPr>
-      </w:pPr>
-      <w:r>
-        <w:rPr>
-          <w:rFonts w:ascii="Times New Roman" w:hAnsi="Times New Roman" w:cs="Times New Roman"/>
-          <w:sz w:val="28"/>
-        </w:rPr>
-        <w:t xml:space="preserve">После подключения к </w:t>
-      </w:r>
-      <w:r>
-        <w:rPr>
-          <w:rFonts w:ascii="Times New Roman" w:hAnsi="Times New Roman" w:cs="Times New Roman"/>
-          <w:sz w:val="28"/>
-          <w:lang w:val="en-GB"/>
-        </w:rPr>
-        <w:t>mysql</w:t>
-      </w:r>
-      <w:r>
-        <w:rPr>
-          <w:rFonts w:ascii="Times New Roman" w:hAnsi="Times New Roman" w:cs="Times New Roman"/>
-          <w:sz w:val="28"/>
-        </w:rPr>
-        <w:t xml:space="preserve"> </w:t>
-      </w:r>
-      <w:r>
-        <w:rPr>
-          <w:rFonts w:ascii="Times New Roman" w:hAnsi="Times New Roman" w:cs="Times New Roman"/>
-          <w:sz w:val="28"/>
-        </w:rPr>
-        <w:t>п</w:t>
-      </w:r>
-      <w:r>
-        <w:rPr>
-          <w:rFonts w:ascii="Times New Roman" w:hAnsi="Times New Roman" w:cs="Times New Roman"/>
-          <w:sz w:val="28"/>
-        </w:rPr>
-        <w:t>ервым шагом</w:t>
-      </w:r>
-      <w:r>
-        <w:rPr>
-          <w:rFonts w:ascii="Times New Roman" w:hAnsi="Times New Roman" w:cs="Times New Roman"/>
-          <w:sz w:val="28"/>
-        </w:rPr>
-        <w:t xml:space="preserve"> необходимо </w:t>
-      </w:r>
-      <w:r>
-        <w:rPr>
-          <w:rFonts w:ascii="Times New Roman" w:hAnsi="Times New Roman" w:cs="Times New Roman"/>
-          <w:sz w:val="28"/>
-        </w:rPr>
-        <w:t>создать</w:t>
-      </w:r>
-      <w:r>
-        <w:rPr>
-          <w:rFonts w:ascii="Times New Roman" w:hAnsi="Times New Roman" w:cs="Times New Roman"/>
-          <w:sz w:val="28"/>
-        </w:rPr>
-        <w:t xml:space="preserve"> базу данных. Для </w:t>
-      </w:r>
-      <w:r>
-        <w:rPr>
-          <w:rFonts w:ascii="Times New Roman" w:hAnsi="Times New Roman" w:cs="Times New Roman"/>
-          <w:sz w:val="28"/>
-        </w:rPr>
-        <w:t>создания</w:t>
-      </w:r>
-      <w:r>
-        <w:rPr>
-          <w:rFonts w:ascii="Times New Roman" w:hAnsi="Times New Roman" w:cs="Times New Roman"/>
-          <w:sz w:val="28"/>
-        </w:rPr>
-        <w:t xml:space="preserve"> </w:t>
-      </w:r>
-      <w:r>
-        <w:rPr>
-          <w:rFonts w:ascii="Times New Roman" w:hAnsi="Times New Roman" w:cs="Times New Roman"/>
-          <w:sz w:val="28"/>
-        </w:rPr>
-        <w:t>базы данных выполните команду</w:t>
-      </w:r>
-      <w:r>
-        <w:rPr>
-          <w:rFonts w:ascii="Times New Roman" w:hAnsi="Times New Roman" w:cs="Times New Roman"/>
-          <w:sz w:val="28"/>
-        </w:rPr>
-        <w:t>:</w:t>
-      </w:r>
-    </w:p>
-    <w:p>
-      <w:pPr>
-        <w:rPr>
-          <w:rFonts w:ascii="Times New Roman" w:hAnsi="Times New Roman" w:cs="Times New Roman"/>
-          <w:i/>
-        </w:rPr>
-      </w:pPr>
-      <w:r>
-        <w:rPr>
-          <w:rFonts w:ascii="Times New Roman" w:hAnsi="Times New Roman" w:cs="Times New Roman"/>
-          <w:i/>
-          <w:lang w:val="en-US"/>
-        </w:rPr>
-        <w:t>CREATE</w:t>
-      </w:r>
-      <w:r>
-        <w:rPr>
-          <w:rFonts w:ascii="Times New Roman" w:hAnsi="Times New Roman" w:cs="Times New Roman"/>
-          <w:i/>
-        </w:rPr>
-        <w:t xml:space="preserve"> </w:t>
-      </w:r>
-      <w:r>
-        <w:rPr>
-          <w:rFonts w:ascii="Times New Roman" w:hAnsi="Times New Roman" w:cs="Times New Roman"/>
-          <w:i/>
-          <w:lang w:val="en-US"/>
-        </w:rPr>
-        <w:t>DATABASE</w:t>
-      </w:r>
-      <w:r>
-        <w:rPr>
-          <w:rFonts w:ascii="Times New Roman" w:hAnsi="Times New Roman" w:cs="Times New Roman"/>
-          <w:i/>
-        </w:rPr>
-        <w:t xml:space="preserve"> </w:t>
-      </w:r>
-      <w:r>
-        <w:rPr>
-          <w:rFonts w:ascii="Times New Roman" w:hAnsi="Times New Roman" w:cs="Times New Roman"/>
-          <w:i/>
-          <w:lang w:val="en-US"/>
-        </w:rPr>
-        <w:t>database</w:t>
-      </w:r>
-      <w:r>
-        <w:rPr>
-          <w:rFonts w:ascii="Times New Roman" w:hAnsi="Times New Roman" w:cs="Times New Roman"/>
-          <w:i/>
-        </w:rPr>
-        <w:t>_</w:t>
-      </w:r>
-      <w:r>
-        <w:rPr>
-          <w:rFonts w:ascii="Times New Roman" w:hAnsi="Times New Roman" w:cs="Times New Roman"/>
-          <w:i/>
-          <w:lang w:val="en-US"/>
-        </w:rPr>
-        <w:t>name</w:t>
-      </w:r>
-      <w:r>
-        <w:rPr>
-          <w:rFonts w:ascii="Times New Roman" w:hAnsi="Times New Roman" w:cs="Times New Roman"/>
-          <w:i/>
-        </w:rPr>
-        <w:t xml:space="preserve"> </w:t>
-      </w:r>
-      <w:r>
-        <w:rPr>
-          <w:rFonts w:ascii="Times New Roman" w:hAnsi="Times New Roman" w:cs="Times New Roman"/>
-          <w:i/>
-          <w:lang w:val="en-US"/>
-        </w:rPr>
-        <w:t>DEFAULT</w:t>
-      </w:r>
-      <w:r>
-        <w:rPr>
-          <w:rFonts w:ascii="Times New Roman" w:hAnsi="Times New Roman" w:cs="Times New Roman"/>
-          <w:i/>
-        </w:rPr>
-        <w:t xml:space="preserve"> </w:t>
-      </w:r>
-      <w:r>
-        <w:rPr>
-          <w:rFonts w:ascii="Times New Roman" w:hAnsi="Times New Roman" w:cs="Times New Roman"/>
-          <w:i/>
-          <w:lang w:val="en-US"/>
-        </w:rPr>
-        <w:t>CHARSET</w:t>
-      </w:r>
-      <w:r>
-        <w:rPr>
-          <w:rFonts w:ascii="Times New Roman" w:hAnsi="Times New Roman" w:cs="Times New Roman"/>
-          <w:i/>
-        </w:rPr>
-        <w:t>=</w:t>
-      </w:r>
-      <w:r>
-        <w:rPr>
-          <w:rFonts w:ascii="Times New Roman" w:hAnsi="Times New Roman" w:cs="Times New Roman"/>
-          <w:i/>
-          <w:lang w:val="en-US"/>
-        </w:rPr>
-        <w:t>utf</w:t>
-      </w:r>
-      <w:r>
-        <w:rPr>
-          <w:rFonts w:ascii="Times New Roman" w:hAnsi="Times New Roman" w:cs="Times New Roman"/>
-          <w:i/>
-        </w:rPr>
-        <w:t>8</w:t>
-      </w:r>
-      <w:r>
-        <w:rPr>
-          <w:rFonts w:ascii="Times New Roman" w:hAnsi="Times New Roman" w:cs="Times New Roman"/>
-          <w:i/>
-          <w:lang w:val="en-US"/>
-        </w:rPr>
-        <w:t>mb</w:t>
-      </w:r>
-      <w:r>
-        <w:rPr>
-          <w:rFonts w:ascii="Times New Roman" w:hAnsi="Times New Roman" w:cs="Times New Roman"/>
-          <w:i/>
-        </w:rPr>
-        <w:t xml:space="preserve">4 </w:t>
-      </w:r>
-      <w:r>
-        <w:rPr>
-          <w:rFonts w:ascii="Times New Roman" w:hAnsi="Times New Roman" w:cs="Times New Roman"/>
-          <w:i/>
-          <w:lang w:val="en-US"/>
-        </w:rPr>
-        <w:t>COLLATE</w:t>
-      </w:r>
-      <w:r>
-        <w:rPr>
-          <w:rFonts w:ascii="Times New Roman" w:hAnsi="Times New Roman" w:cs="Times New Roman"/>
-          <w:i/>
-        </w:rPr>
-        <w:t>=</w:t>
-      </w:r>
-      <w:r>
-        <w:rPr>
-          <w:rFonts w:ascii="Times New Roman" w:hAnsi="Times New Roman" w:cs="Times New Roman"/>
-          <w:i/>
-          <w:lang w:val="en-US"/>
-        </w:rPr>
-        <w:t>utf</w:t>
-      </w:r>
-      <w:r>
-        <w:rPr>
-          <w:rFonts w:ascii="Times New Roman" w:hAnsi="Times New Roman" w:cs="Times New Roman"/>
-          <w:i/>
-        </w:rPr>
-        <w:t>8</w:t>
-      </w:r>
-      <w:r>
-        <w:rPr>
-          <w:rFonts w:ascii="Times New Roman" w:hAnsi="Times New Roman" w:cs="Times New Roman"/>
-          <w:i/>
-          <w:lang w:val="en-US"/>
-        </w:rPr>
-        <w:t>mb</w:t>
-      </w:r>
-      <w:r>
-        <w:rPr>
-          <w:rFonts w:ascii="Times New Roman" w:hAnsi="Times New Roman" w:cs="Times New Roman"/>
-          <w:i/>
-        </w:rPr>
-        <w:t>4_0900_</w:t>
-      </w:r>
-      <w:r>
-        <w:rPr>
-          <w:rFonts w:ascii="Times New Roman" w:hAnsi="Times New Roman" w:cs="Times New Roman"/>
-          <w:i/>
-          <w:lang w:val="en-US"/>
-        </w:rPr>
-        <w:t>ai</w:t>
-      </w:r>
-      <w:r>
-        <w:rPr>
-          <w:rFonts w:ascii="Times New Roman" w:hAnsi="Times New Roman" w:cs="Times New Roman"/>
-          <w:i/>
-        </w:rPr>
-        <w:t>_</w:t>
-      </w:r>
-      <w:r>
-        <w:rPr>
-          <w:rFonts w:ascii="Times New Roman" w:hAnsi="Times New Roman" w:cs="Times New Roman"/>
-          <w:i/>
-          <w:lang w:val="en-US"/>
-        </w:rPr>
-        <w:t>ci</w:t>
-      </w:r>
-      <w:r>
-        <w:rPr>
-          <w:rFonts w:ascii="Times New Roman" w:hAnsi="Times New Roman" w:cs="Times New Roman"/>
-          <w:i/>
-          <w:sz w:val="28"/>
-        </w:rPr>
-        <w:t>;</w:t>
-      </w:r>
-    </w:p>
-    <w:p>
-      <w:pPr>
-        <w:jc w:val="both"/>
-        <w:rPr>
-          <w:rFonts w:ascii="Times New Roman" w:hAnsi="Times New Roman" w:cs="Times New Roman"/>
-          <w:i/>
-          <w:sz w:val="28"/>
-        </w:rPr>
-      </w:pPr>
-      <w:r>
-        <w:rPr>
-          <w:rFonts w:ascii="Times New Roman" w:hAnsi="Times New Roman" w:cs="Times New Roman"/>
-          <w:i/>
-          <w:sz w:val="28"/>
-        </w:rPr>
-        <w:t xml:space="preserve">где </w:t>
-      </w:r>
-      <w:r>
-        <w:rPr>
-          <w:rFonts w:ascii="Times New Roman" w:hAnsi="Times New Roman" w:cs="Times New Roman"/>
-          <w:i/>
-          <w:sz w:val="28"/>
-          <w:lang w:val="en-GB"/>
-        </w:rPr>
-        <w:t>database</w:t>
-      </w:r>
-      <w:r>
-        <w:rPr>
-          <w:rFonts w:ascii="Times New Roman" w:hAnsi="Times New Roman" w:cs="Times New Roman"/>
-          <w:i/>
-          <w:sz w:val="28"/>
-        </w:rPr>
-        <w:t>_</w:t>
-      </w:r>
-      <w:r>
-        <w:rPr>
-          <w:rFonts w:ascii="Times New Roman" w:hAnsi="Times New Roman" w:cs="Times New Roman"/>
-          <w:i/>
-          <w:sz w:val="28"/>
-          <w:lang w:val="en-GB"/>
-        </w:rPr>
-        <w:t>name</w:t>
-      </w:r>
-      <w:r>
-        <w:rPr>
-          <w:rFonts w:ascii="Times New Roman" w:hAnsi="Times New Roman" w:cs="Times New Roman"/>
-          <w:i/>
-          <w:sz w:val="28"/>
-        </w:rPr>
-        <w:t xml:space="preserve"> – </w:t>
-      </w:r>
-      <w:r>
-        <w:rPr>
-          <w:rFonts w:ascii="Times New Roman" w:hAnsi="Times New Roman" w:cs="Times New Roman"/>
-          <w:sz w:val="28"/>
-        </w:rPr>
-        <w:t>название базы данных, которое составляется по шаблону</w:t>
-      </w:r>
-      <w:r>
-        <w:rPr>
-          <w:rFonts w:ascii="Times New Roman" w:hAnsi="Times New Roman" w:cs="Times New Roman"/>
-          <w:i/>
-          <w:sz w:val="28"/>
-        </w:rPr>
-        <w:t xml:space="preserve"> </w:t>
-      </w:r>
-      <w:r>
-        <w:rPr>
-          <w:rFonts w:ascii="Times New Roman" w:hAnsi="Times New Roman" w:cs="Times New Roman"/>
-          <w:i/>
-          <w:sz w:val="28"/>
-          <w:lang w:val="en-GB"/>
-        </w:rPr>
-        <w:t>fast</w:t>
-      </w:r>
-      <w:r>
-        <w:rPr>
-          <w:rFonts w:ascii="Times New Roman" w:hAnsi="Times New Roman" w:cs="Times New Roman"/>
-          <w:i/>
-          <w:sz w:val="28"/>
-        </w:rPr>
-        <w:t>_</w:t>
-      </w:r>
-      <w:r>
-        <w:rPr>
-          <w:rFonts w:ascii="Times New Roman" w:hAnsi="Times New Roman" w:cs="Times New Roman"/>
-          <w:i/>
-          <w:sz w:val="28"/>
-          <w:lang w:val="en-GB"/>
-        </w:rPr>
-        <w:t>food</w:t>
-      </w:r>
-      <w:r>
-        <w:rPr>
-          <w:rFonts w:ascii="Times New Roman" w:hAnsi="Times New Roman" w:cs="Times New Roman"/>
-          <w:i/>
-          <w:sz w:val="28"/>
-        </w:rPr>
-        <w:t>_</w:t>
-      </w:r>
-      <w:r>
-        <w:rPr>
-          <w:rFonts w:ascii="Times New Roman" w:hAnsi="Times New Roman" w:cs="Times New Roman"/>
-          <w:i/>
-          <w:sz w:val="28"/>
-          <w:lang w:val="en-GB"/>
-        </w:rPr>
-        <w:t>resto</w:t>
-      </w:r>
-      <w:r>
-        <w:rPr>
-          <w:rFonts w:ascii="Times New Roman" w:hAnsi="Times New Roman" w:cs="Times New Roman"/>
-          <w:i/>
-          <w:sz w:val="28"/>
-        </w:rPr>
-        <w:t>_</w:t>
-      </w:r>
-      <w:r>
-        <w:rPr>
-          <w:rFonts w:ascii="Times New Roman" w:hAnsi="Times New Roman" w:cs="Times New Roman"/>
-          <w:i/>
-          <w:sz w:val="28"/>
-        </w:rPr>
-        <w:t>номерстудбилета</w:t>
-      </w:r>
-    </w:p>
-    <w:p>
-      <w:pPr>
-        <w:jc w:val="both"/>
-        <w:rPr>
-          <w:rFonts w:ascii="Times New Roman" w:hAnsi="Times New Roman" w:cs="Times New Roman"/>
-          <w:i/>
-          <w:sz w:val="28"/>
-        </w:rPr>
-      </w:pPr>
-      <w:r>
-        <w:rPr>
-          <w:rFonts w:ascii="Times New Roman" w:hAnsi="Times New Roman" w:cs="Times New Roman"/>
-          <w:sz w:val="28"/>
-        </w:rPr>
-        <w:t>Результатом выполнения команды должна быть созданная база данных</w:t>
-      </w:r>
-      <w:r>
-        <w:rPr>
-          <w:rFonts w:ascii="Times New Roman" w:hAnsi="Times New Roman" w:cs="Times New Roman"/>
-          <w:i/>
-          <w:sz w:val="28"/>
-        </w:rPr>
-        <w:t xml:space="preserve">. </w:t>
-      </w:r>
-      <w:r>
-        <w:rPr>
-          <w:rFonts w:ascii="Times New Roman" w:hAnsi="Times New Roman" w:cs="Times New Roman"/>
-          <w:sz w:val="28"/>
-        </w:rPr>
-        <w:t>Выберите ее для дальнейшей работы</w:t>
-      </w:r>
-      <w:r>
-        <w:rPr>
-          <w:rFonts w:ascii="Times New Roman" w:hAnsi="Times New Roman" w:cs="Times New Roman"/>
-          <w:i/>
-          <w:sz w:val="28"/>
-        </w:rPr>
-        <w:t>:</w:t>
-      </w:r>
-    </w:p>
-    <w:p>
-      <w:pPr>
-        <w:jc w:val="both"/>
-        <w:rPr>
-          <w:rFonts w:ascii="Times New Roman" w:hAnsi="Times New Roman" w:cs="Times New Roman"/>
-          <w:i/>
-          <w:sz w:val="28"/>
-        </w:rPr>
-      </w:pPr>
-      <w:r>
-        <w:rPr>
-          <w:rFonts w:ascii="Times New Roman" w:hAnsi="Times New Roman" w:cs="Times New Roman"/>
-          <w:i/>
-          <w:sz w:val="28"/>
-          <w:lang w:val="en-GB"/>
-        </w:rPr>
-        <w:t>USE</w:t>
-      </w:r>
-      <w:r>
-        <w:rPr>
-          <w:rFonts w:ascii="Times New Roman" w:hAnsi="Times New Roman" w:cs="Times New Roman"/>
-          <w:i/>
-          <w:sz w:val="28"/>
-        </w:rPr>
-        <w:t xml:space="preserve"> </w:t>
-      </w:r>
-      <w:r>
-        <w:rPr>
-          <w:rFonts w:ascii="Times New Roman" w:hAnsi="Times New Roman" w:cs="Times New Roman"/>
-          <w:i/>
-          <w:sz w:val="28"/>
-          <w:lang w:val="en-GB"/>
-        </w:rPr>
-        <w:t>fast</w:t>
-      </w:r>
-      <w:r>
-        <w:rPr>
-          <w:rFonts w:ascii="Times New Roman" w:hAnsi="Times New Roman" w:cs="Times New Roman"/>
-          <w:i/>
-          <w:sz w:val="28"/>
-        </w:rPr>
-        <w:t>_</w:t>
-      </w:r>
-      <w:r>
-        <w:rPr>
-          <w:rFonts w:ascii="Times New Roman" w:hAnsi="Times New Roman" w:cs="Times New Roman"/>
-          <w:i/>
-          <w:sz w:val="28"/>
-          <w:lang w:val="en-GB"/>
-        </w:rPr>
-        <w:t>food</w:t>
-      </w:r>
-      <w:r>
-        <w:rPr>
-          <w:rFonts w:ascii="Times New Roman" w:hAnsi="Times New Roman" w:cs="Times New Roman"/>
-          <w:i/>
-          <w:sz w:val="28"/>
-        </w:rPr>
-        <w:t>_</w:t>
-      </w:r>
-      <w:r>
-        <w:rPr>
-          <w:rFonts w:ascii="Times New Roman" w:hAnsi="Times New Roman" w:cs="Times New Roman"/>
-          <w:i/>
-          <w:sz w:val="28"/>
-          <w:lang w:val="en-GB"/>
-        </w:rPr>
-        <w:t>resto</w:t>
-      </w:r>
-      <w:r>
-        <w:rPr>
-          <w:rFonts w:ascii="Times New Roman" w:hAnsi="Times New Roman" w:cs="Times New Roman"/>
-          <w:i/>
-          <w:sz w:val="28"/>
-        </w:rPr>
-        <w:t>_</w:t>
-      </w:r>
-      <w:r>
-        <w:rPr>
-          <w:rFonts w:ascii="Times New Roman" w:hAnsi="Times New Roman" w:cs="Times New Roman"/>
-          <w:i/>
-          <w:sz w:val="28"/>
-        </w:rPr>
-        <w:t>номерстудбилета</w:t>
-      </w:r>
-      <w:r>
-        <w:rPr>
-          <w:rFonts w:ascii="Times New Roman" w:hAnsi="Times New Roman" w:cs="Times New Roman"/>
-          <w:i/>
-          <w:sz w:val="28"/>
-        </w:rPr>
-        <w:t>;</w:t>
-      </w:r>
-    </w:p>
-    <w:p>
-      <w:pPr>
-        <w:jc w:val="both"/>
-        <w:rPr>
+      <w:r>
+        <w:rPr>
+          <w:rFonts w:ascii="Times New Roman" w:hAnsi="Times New Roman" w:cs="Times New Roman"/>
           <w:noProof/>
-        </w:rPr>
-      </w:pPr>
-      <w:r>
-        <w:rPr>
-          <w:rFonts w:ascii="Times New Roman" w:hAnsi="Times New Roman" w:cs="Times New Roman"/>
-          <w:b/>
-          <w:sz w:val="28"/>
-        </w:rPr>
-        <w:t>Решение/команды:</w:t>
-      </w:r>
-      <w:r>
-        <w:rPr>
-          <w:noProof/>
-        </w:rPr>
-        <w:t xml:space="preserve"> </w:t>
-      </w:r>
-    </w:p>
-    <w:p>
-      <w:pPr>
-        <w:jc w:val="both"/>
-        <w:rPr>
-          <w:rFonts w:ascii="Times New Roman" w:hAnsi="Times New Roman" w:cs="Times New Roman"/>
-          <w:b/>
-          <w:sz w:val="28"/>
-        </w:rPr>
-      </w:pPr>
-      <w:r>
-        <w:rPr>
-          <w:noProof/>
-        </w:rPr>
-        <w:lastRenderedPageBreak/>
+          <w:sz w:val="28"/>
+        </w:rPr>
         <w:drawing>
-          <wp:inline distT="0" distB="0" distL="0" distR="0" wp14:anchorId="662F19EB" wp14:editId="0370B5D9">
-            <wp:extent cx="5940425" cy="2318385"/>
-            <wp:effectExtent l="0" t="0" r="3175" b="5715"/>
-            <wp:docPr id="6" name="Picture 6"/>
+          <wp:anchor distT="0" distB="0" distL="114300" distR="114300" simplePos="0" relativeHeight="251659264" behindDoc="0" locked="0" layoutInCell="1" allowOverlap="1" wp14:anchorId="1E02BB70" wp14:editId="0C64144C">
+            <wp:simplePos x="0" y="0"/>
+            <wp:positionH relativeFrom="column">
+              <wp:posOffset>-903605</wp:posOffset>
+            </wp:positionH>
+            <wp:positionV relativeFrom="paragraph">
+              <wp:posOffset>323274</wp:posOffset>
+            </wp:positionV>
+            <wp:extent cx="7239439" cy="967740"/>
+            <wp:effectExtent l="0" t="0" r="0" b="3810"/>
+            <wp:wrapTopAndBottom/>
+            <wp:docPr id="15" name="Picture 15"/>
             <wp:cNvGraphicFramePr>
               <a:graphicFrameLocks xmlns:a="http://schemas.openxmlformats.org/drawingml/2006/main" noChangeAspect="1"/>
             </wp:cNvGraphicFramePr>
@@ -4493,39 +3802,1041 @@
               <a:graphicData uri="http://schemas.openxmlformats.org/drawingml/2006/picture">
                 <pic:pic xmlns:pic="http://schemas.openxmlformats.org/drawingml/2006/picture">
                   <pic:nvPicPr>
-                    <pic:cNvPr id="1" name=""/>
-                    <pic:cNvPicPr/>
+                    <pic:cNvPr id="0" name="Picture 1"/>
+                    <pic:cNvPicPr>
+                      <a:picLocks noChangeAspect="1" noChangeArrowheads="1"/>
+                    </pic:cNvPicPr>
                   </pic:nvPicPr>
                   <pic:blipFill>
-                    <a:blip r:embed="rId13"/>
+                    <a:blip r:embed="rId13" cstate="print">
+                      <a:extLst>
+                        <a:ext uri="{28A0092B-C50C-407E-A947-70E740481C1C}">
+                          <a14:useLocalDpi xmlns:a14="http://schemas.microsoft.com/office/drawing/2010/main" val="0"/>
+                        </a:ext>
+                      </a:extLst>
+                    </a:blip>
+                    <a:srcRect/>
                     <a:stretch>
                       <a:fillRect/>
                     </a:stretch>
                   </pic:blipFill>
-                  <pic:spPr>
+                  <pic:spPr bwMode="auto">
                     <a:xfrm>
                       <a:off x="0" y="0"/>
-                      <a:ext cx="5940425" cy="2318385"/>
+                      <a:ext cx="7239439" cy="967740"/>
                     </a:xfrm>
                     <a:prstGeom prst="rect">
                       <a:avLst/>
                     </a:prstGeom>
+                    <a:noFill/>
+                    <a:ln>
+                      <a:noFill/>
+                    </a:ln>
                   </pic:spPr>
                 </pic:pic>
               </a:graphicData>
             </a:graphic>
-          </wp:inline>
+            <wp14:sizeRelH relativeFrom="margin">
+              <wp14:pctWidth>0</wp14:pctWidth>
+            </wp14:sizeRelH>
+            <wp14:sizeRelV relativeFrom="margin">
+              <wp14:pctHeight>0</wp14:pctHeight>
+            </wp14:sizeRelV>
+          </wp:anchor>
         </w:drawing>
       </w:r>
       <w:r>
         <w:rPr>
+          <w:rFonts w:ascii="Times New Roman" w:hAnsi="Times New Roman" w:cs="Times New Roman"/>
+          <w:sz w:val="28"/>
+        </w:rPr>
+        <w:t>В хорошем качестве</w:t>
+      </w:r>
+    </w:p>
+    <w:p>
+      <w:pPr>
+        <w:jc w:val="both"/>
+        <w:rPr>
+          <w:rFonts w:ascii="Times New Roman" w:hAnsi="Times New Roman" w:cs="Times New Roman"/>
+          <w:sz w:val="28"/>
+        </w:rPr>
+      </w:pPr>
+    </w:p>
+    <w:p>
+      <w:pPr>
+        <w:rPr>
+          <w:rFonts w:ascii="Times New Roman" w:hAnsi="Times New Roman" w:cs="Times New Roman"/>
+          <w:sz w:val="28"/>
+        </w:rPr>
+      </w:pPr>
+      <w:r>
+        <w:rPr>
+          <w:rFonts w:ascii="Times New Roman" w:hAnsi="Times New Roman" w:cs="Times New Roman"/>
+          <w:sz w:val="28"/>
+        </w:rPr>
+        <w:br w:type="page"/>
+      </w:r>
+    </w:p>
+    <w:p>
+      <w:pPr>
+        <w:jc w:val="both"/>
+        <w:rPr>
+          <w:rFonts w:ascii="Times New Roman" w:hAnsi="Times New Roman" w:cs="Times New Roman"/>
+          <w:b/>
+          <w:sz w:val="28"/>
+        </w:rPr>
+      </w:pPr>
+      <w:r>
+        <w:rPr>
+          <w:rFonts w:ascii="Times New Roman" w:hAnsi="Times New Roman" w:cs="Times New Roman"/>
+          <w:b/>
+          <w:sz w:val="28"/>
+        </w:rPr>
+        <w:lastRenderedPageBreak/>
+        <w:t>2.2 Создание базы данных</w:t>
+      </w:r>
+    </w:p>
+    <w:p>
+      <w:pPr>
+        <w:jc w:val="both"/>
+        <w:rPr>
+          <w:rFonts w:ascii="Times New Roman" w:hAnsi="Times New Roman" w:cs="Times New Roman"/>
+          <w:sz w:val="28"/>
+        </w:rPr>
+      </w:pPr>
+      <w:r>
+        <w:rPr>
+          <w:rFonts w:ascii="Times New Roman" w:hAnsi="Times New Roman" w:cs="Times New Roman"/>
+          <w:sz w:val="28"/>
+        </w:rPr>
+        <w:t>Для работы подключитесь к удаленному серверу</w:t>
+      </w:r>
+      <w:r>
+        <w:rPr>
+          <w:rFonts w:ascii="Times New Roman" w:hAnsi="Times New Roman" w:cs="Times New Roman"/>
+          <w:sz w:val="28"/>
+        </w:rPr>
+        <w:t xml:space="preserve">. </w:t>
+      </w:r>
+      <w:r>
+        <w:rPr>
+          <w:rFonts w:ascii="Times New Roman" w:hAnsi="Times New Roman" w:cs="Times New Roman"/>
+          <w:sz w:val="28"/>
+        </w:rPr>
+        <w:t>Адрес сервера, данные учетной записи</w:t>
+      </w:r>
+      <w:r>
+        <w:rPr>
+          <w:rFonts w:ascii="Times New Roman" w:hAnsi="Times New Roman" w:cs="Times New Roman"/>
+          <w:sz w:val="28"/>
+        </w:rPr>
+        <w:t xml:space="preserve"> </w:t>
+      </w:r>
+      <w:r>
+        <w:rPr>
+          <w:rFonts w:ascii="Times New Roman" w:hAnsi="Times New Roman" w:cs="Times New Roman"/>
+          <w:sz w:val="28"/>
+        </w:rPr>
+        <w:t>узнать у преподавателя.</w:t>
+      </w:r>
+      <w:r>
+        <w:rPr>
+          <w:rFonts w:ascii="Times New Roman" w:hAnsi="Times New Roman" w:cs="Times New Roman"/>
+          <w:sz w:val="28"/>
+        </w:rPr>
+        <w:t xml:space="preserve"> </w:t>
+      </w:r>
+    </w:p>
+    <w:p>
+      <w:pPr>
+        <w:jc w:val="both"/>
+        <w:rPr>
+          <w:rFonts w:ascii="Times New Roman" w:hAnsi="Times New Roman" w:cs="Times New Roman"/>
+          <w:sz w:val="28"/>
+        </w:rPr>
+      </w:pPr>
+      <w:r>
+        <w:rPr>
+          <w:rFonts w:ascii="Times New Roman" w:hAnsi="Times New Roman" w:cs="Times New Roman"/>
+          <w:sz w:val="28"/>
+        </w:rPr>
+        <w:t xml:space="preserve">Для подключения к серверу используйте приложение </w:t>
+      </w:r>
+      <w:proofErr w:type="spellStart"/>
+      <w:r>
+        <w:rPr>
+          <w:rFonts w:ascii="Times New Roman" w:hAnsi="Times New Roman" w:cs="Times New Roman"/>
+          <w:sz w:val="28"/>
+          <w:lang w:val="en-GB"/>
+        </w:rPr>
+        <w:t>MobaXTerm</w:t>
+      </w:r>
+      <w:proofErr w:type="spellEnd"/>
+    </w:p>
+    <w:p>
+      <w:pPr>
+        <w:jc w:val="both"/>
+        <w:rPr>
+          <w:rFonts w:ascii="Times New Roman" w:hAnsi="Times New Roman" w:cs="Times New Roman"/>
+          <w:sz w:val="28"/>
+        </w:rPr>
+      </w:pPr>
+      <w:r>
+        <w:rPr>
+          <w:rFonts w:ascii="Times New Roman" w:hAnsi="Times New Roman" w:cs="Times New Roman"/>
+          <w:sz w:val="28"/>
+        </w:rPr>
+        <w:t>Команда для подключения к серверу:</w:t>
+      </w:r>
+    </w:p>
+    <w:p>
+      <w:pPr>
+        <w:jc w:val="both"/>
+        <w:rPr>
+          <w:rFonts w:ascii="Times New Roman" w:hAnsi="Times New Roman" w:cs="Times New Roman"/>
+          <w:i/>
+          <w:sz w:val="28"/>
+        </w:rPr>
+      </w:pPr>
+      <w:proofErr w:type="spellStart"/>
+      <w:r>
+        <w:rPr>
+          <w:rFonts w:ascii="Times New Roman" w:hAnsi="Times New Roman" w:cs="Times New Roman"/>
+          <w:i/>
+          <w:sz w:val="28"/>
+          <w:lang w:val="en-GB"/>
+        </w:rPr>
+        <w:t>ssh</w:t>
+      </w:r>
+      <w:proofErr w:type="spellEnd"/>
+      <w:r>
+        <w:rPr>
+          <w:rFonts w:ascii="Times New Roman" w:hAnsi="Times New Roman" w:cs="Times New Roman"/>
+          <w:i/>
+          <w:sz w:val="28"/>
+        </w:rPr>
+        <w:t xml:space="preserve"> </w:t>
+      </w:r>
+      <w:r>
+        <w:rPr>
+          <w:rFonts w:ascii="Times New Roman" w:hAnsi="Times New Roman" w:cs="Times New Roman"/>
+          <w:i/>
+          <w:sz w:val="28"/>
+          <w:lang w:val="en-GB"/>
+        </w:rPr>
+        <w:t>user</w:t>
+      </w:r>
+      <w:r>
+        <w:rPr>
+          <w:rFonts w:ascii="Times New Roman" w:hAnsi="Times New Roman" w:cs="Times New Roman"/>
+          <w:i/>
+          <w:sz w:val="28"/>
+        </w:rPr>
+        <w:t>@</w:t>
+      </w:r>
+      <w:r>
+        <w:rPr>
+          <w:rFonts w:ascii="Times New Roman" w:hAnsi="Times New Roman" w:cs="Times New Roman"/>
+          <w:i/>
+          <w:sz w:val="28"/>
+          <w:lang w:val="en-GB"/>
+        </w:rPr>
+        <w:t>host</w:t>
+      </w:r>
+    </w:p>
+    <w:p>
+      <w:pPr>
+        <w:jc w:val="both"/>
+        <w:rPr>
+          <w:rFonts w:ascii="Times New Roman" w:hAnsi="Times New Roman" w:cs="Times New Roman"/>
+          <w:sz w:val="28"/>
+        </w:rPr>
+      </w:pPr>
+      <w:r>
+        <w:rPr>
+          <w:rFonts w:ascii="Times New Roman" w:hAnsi="Times New Roman" w:cs="Times New Roman"/>
+          <w:sz w:val="28"/>
+        </w:rPr>
+        <w:t>При выполнении команды будет запрошен пароль. Введите его.</w:t>
+      </w:r>
+    </w:p>
+    <w:p>
+      <w:pPr>
+        <w:jc w:val="both"/>
+        <w:rPr>
+          <w:rFonts w:ascii="Times New Roman" w:hAnsi="Times New Roman" w:cs="Times New Roman"/>
+          <w:sz w:val="28"/>
+        </w:rPr>
+      </w:pPr>
+    </w:p>
+    <w:p>
+      <w:pPr>
+        <w:jc w:val="both"/>
+        <w:rPr>
+          <w:rFonts w:ascii="Times New Roman" w:hAnsi="Times New Roman" w:cs="Times New Roman"/>
+          <w:sz w:val="28"/>
+        </w:rPr>
+      </w:pPr>
+      <w:r>
+        <w:rPr>
+          <w:rFonts w:ascii="Times New Roman" w:hAnsi="Times New Roman" w:cs="Times New Roman"/>
+          <w:sz w:val="28"/>
+        </w:rPr>
+        <w:t xml:space="preserve">После входа на сервер необходимо подключиться к серверу </w:t>
+      </w:r>
+      <w:proofErr w:type="spellStart"/>
+      <w:r>
+        <w:rPr>
+          <w:rFonts w:ascii="Times New Roman" w:hAnsi="Times New Roman" w:cs="Times New Roman"/>
+          <w:sz w:val="28"/>
+          <w:lang w:val="en-GB"/>
+        </w:rPr>
+        <w:t>MySql</w:t>
+      </w:r>
+      <w:proofErr w:type="spellEnd"/>
+      <w:r>
+        <w:rPr>
+          <w:rFonts w:ascii="Times New Roman" w:hAnsi="Times New Roman" w:cs="Times New Roman"/>
+          <w:sz w:val="28"/>
+        </w:rPr>
+        <w:t>:</w:t>
+      </w:r>
+    </w:p>
+    <w:p>
+      <w:pPr>
+        <w:jc w:val="both"/>
+        <w:rPr>
+          <w:rFonts w:ascii="Times New Roman" w:hAnsi="Times New Roman" w:cs="Times New Roman"/>
+          <w:i/>
+          <w:sz w:val="28"/>
+        </w:rPr>
+      </w:pPr>
+      <w:proofErr w:type="spellStart"/>
+      <w:r>
+        <w:rPr>
+          <w:rFonts w:ascii="Times New Roman" w:hAnsi="Times New Roman" w:cs="Times New Roman"/>
+          <w:i/>
+          <w:sz w:val="28"/>
+          <w:lang w:val="en-GB"/>
+        </w:rPr>
+        <w:t>mysql</w:t>
+      </w:r>
+      <w:proofErr w:type="spellEnd"/>
+      <w:r>
+        <w:rPr>
+          <w:rFonts w:ascii="Times New Roman" w:hAnsi="Times New Roman" w:cs="Times New Roman"/>
+          <w:i/>
+          <w:sz w:val="28"/>
+        </w:rPr>
+        <w:t xml:space="preserve"> –</w:t>
+      </w:r>
+      <w:r>
+        <w:rPr>
+          <w:rFonts w:ascii="Times New Roman" w:hAnsi="Times New Roman" w:cs="Times New Roman"/>
+          <w:i/>
+          <w:sz w:val="28"/>
+          <w:lang w:val="en-GB"/>
+        </w:rPr>
+        <w:t>u</w:t>
+      </w:r>
+      <w:r>
+        <w:rPr>
+          <w:rFonts w:ascii="Times New Roman" w:hAnsi="Times New Roman" w:cs="Times New Roman"/>
+          <w:i/>
+          <w:sz w:val="28"/>
+        </w:rPr>
+        <w:t xml:space="preserve"> </w:t>
+      </w:r>
+      <w:proofErr w:type="spellStart"/>
+      <w:r>
+        <w:rPr>
+          <w:rFonts w:ascii="Times New Roman" w:hAnsi="Times New Roman" w:cs="Times New Roman"/>
+          <w:i/>
+          <w:sz w:val="28"/>
+          <w:lang w:val="en-GB"/>
+        </w:rPr>
+        <w:t>rudn</w:t>
+      </w:r>
+      <w:proofErr w:type="spellEnd"/>
+      <w:r>
+        <w:rPr>
+          <w:rFonts w:ascii="Times New Roman" w:hAnsi="Times New Roman" w:cs="Times New Roman"/>
+          <w:i/>
+          <w:sz w:val="28"/>
+        </w:rPr>
+        <w:t>_</w:t>
+      </w:r>
+      <w:r>
+        <w:rPr>
+          <w:rFonts w:ascii="Times New Roman" w:hAnsi="Times New Roman" w:cs="Times New Roman"/>
+          <w:i/>
+          <w:sz w:val="28"/>
+          <w:lang w:val="en-GB"/>
+        </w:rPr>
+        <w:t>student</w:t>
+      </w:r>
+      <w:r>
+        <w:rPr>
+          <w:rFonts w:ascii="Times New Roman" w:hAnsi="Times New Roman" w:cs="Times New Roman"/>
+          <w:i/>
+          <w:sz w:val="28"/>
+        </w:rPr>
+        <w:t>_2</w:t>
+      </w:r>
+      <w:r>
+        <w:rPr>
+          <w:rFonts w:ascii="Times New Roman" w:hAnsi="Times New Roman" w:cs="Times New Roman"/>
+          <w:i/>
+          <w:sz w:val="28"/>
+        </w:rPr>
+        <w:t xml:space="preserve"> –</w:t>
+      </w:r>
+      <w:r>
+        <w:rPr>
+          <w:rFonts w:ascii="Times New Roman" w:hAnsi="Times New Roman" w:cs="Times New Roman"/>
+          <w:i/>
+          <w:sz w:val="28"/>
+          <w:lang w:val="en-GB"/>
+        </w:rPr>
+        <w:t>p</w:t>
+      </w:r>
+    </w:p>
+    <w:p>
+      <w:pPr>
+        <w:jc w:val="both"/>
+        <w:rPr>
+          <w:rFonts w:ascii="Times New Roman" w:hAnsi="Times New Roman" w:cs="Times New Roman"/>
+          <w:sz w:val="28"/>
+        </w:rPr>
+      </w:pPr>
+      <w:r>
+        <w:rPr>
+          <w:rFonts w:ascii="Times New Roman" w:hAnsi="Times New Roman" w:cs="Times New Roman"/>
+          <w:sz w:val="28"/>
+        </w:rPr>
+        <w:t>данная команда после выполнения запросит пароль для входа, введите его.</w:t>
+      </w:r>
+    </w:p>
+    <w:p>
+      <w:pPr>
+        <w:jc w:val="both"/>
+        <w:rPr>
+          <w:rFonts w:ascii="Times New Roman" w:hAnsi="Times New Roman" w:cs="Times New Roman"/>
+          <w:sz w:val="28"/>
+        </w:rPr>
+      </w:pPr>
+    </w:p>
+    <w:p>
+      <w:pPr>
+        <w:jc w:val="both"/>
+        <w:rPr>
+          <w:rFonts w:ascii="Times New Roman" w:hAnsi="Times New Roman" w:cs="Times New Roman"/>
+          <w:sz w:val="28"/>
+        </w:rPr>
+      </w:pPr>
+      <w:r>
+        <w:rPr>
+          <w:rFonts w:ascii="Times New Roman" w:hAnsi="Times New Roman" w:cs="Times New Roman"/>
+          <w:sz w:val="28"/>
+        </w:rPr>
+        <w:t xml:space="preserve">После подключения к </w:t>
+      </w:r>
+      <w:proofErr w:type="spellStart"/>
+      <w:r>
+        <w:rPr>
+          <w:rFonts w:ascii="Times New Roman" w:hAnsi="Times New Roman" w:cs="Times New Roman"/>
+          <w:sz w:val="28"/>
+          <w:lang w:val="en-GB"/>
+        </w:rPr>
+        <w:t>mysql</w:t>
+      </w:r>
+      <w:proofErr w:type="spellEnd"/>
+      <w:r>
+        <w:rPr>
+          <w:rFonts w:ascii="Times New Roman" w:hAnsi="Times New Roman" w:cs="Times New Roman"/>
+          <w:sz w:val="28"/>
+        </w:rPr>
+        <w:t xml:space="preserve"> </w:t>
+      </w:r>
+      <w:r>
+        <w:rPr>
+          <w:rFonts w:ascii="Times New Roman" w:hAnsi="Times New Roman" w:cs="Times New Roman"/>
+          <w:sz w:val="28"/>
+        </w:rPr>
+        <w:t>п</w:t>
+      </w:r>
+      <w:r>
+        <w:rPr>
+          <w:rFonts w:ascii="Times New Roman" w:hAnsi="Times New Roman" w:cs="Times New Roman"/>
+          <w:sz w:val="28"/>
+        </w:rPr>
+        <w:t>ервым шагом</w:t>
+      </w:r>
+      <w:r>
+        <w:rPr>
+          <w:rFonts w:ascii="Times New Roman" w:hAnsi="Times New Roman" w:cs="Times New Roman"/>
+          <w:sz w:val="28"/>
+        </w:rPr>
+        <w:t xml:space="preserve"> необходимо </w:t>
+      </w:r>
+      <w:r>
+        <w:rPr>
+          <w:rFonts w:ascii="Times New Roman" w:hAnsi="Times New Roman" w:cs="Times New Roman"/>
+          <w:sz w:val="28"/>
+        </w:rPr>
+        <w:t>создать</w:t>
+      </w:r>
+      <w:r>
+        <w:rPr>
+          <w:rFonts w:ascii="Times New Roman" w:hAnsi="Times New Roman" w:cs="Times New Roman"/>
+          <w:sz w:val="28"/>
+        </w:rPr>
+        <w:t xml:space="preserve"> базу данных. Для </w:t>
+      </w:r>
+      <w:r>
+        <w:rPr>
+          <w:rFonts w:ascii="Times New Roman" w:hAnsi="Times New Roman" w:cs="Times New Roman"/>
+          <w:sz w:val="28"/>
+        </w:rPr>
+        <w:t>создания</w:t>
+      </w:r>
+      <w:r>
+        <w:rPr>
+          <w:rFonts w:ascii="Times New Roman" w:hAnsi="Times New Roman" w:cs="Times New Roman"/>
+          <w:sz w:val="28"/>
+        </w:rPr>
+        <w:t xml:space="preserve"> </w:t>
+      </w:r>
+      <w:r>
+        <w:rPr>
+          <w:rFonts w:ascii="Times New Roman" w:hAnsi="Times New Roman" w:cs="Times New Roman"/>
+          <w:sz w:val="28"/>
+        </w:rPr>
+        <w:t>базы данных выполните команду</w:t>
+      </w:r>
+      <w:r>
+        <w:rPr>
+          <w:rFonts w:ascii="Times New Roman" w:hAnsi="Times New Roman" w:cs="Times New Roman"/>
+          <w:sz w:val="28"/>
+        </w:rPr>
+        <w:t>:</w:t>
+      </w:r>
+    </w:p>
+    <w:p>
+      <w:pPr>
+        <w:rPr>
+          <w:rFonts w:ascii="Times New Roman" w:hAnsi="Times New Roman" w:cs="Times New Roman"/>
+          <w:i/>
+        </w:rPr>
+      </w:pPr>
+      <w:r>
+        <w:rPr>
+          <w:rFonts w:ascii="Times New Roman" w:hAnsi="Times New Roman" w:cs="Times New Roman"/>
+          <w:i/>
+          <w:lang w:val="en-US"/>
+        </w:rPr>
+        <w:t>CREATE</w:t>
+      </w:r>
+      <w:r>
+        <w:rPr>
+          <w:rFonts w:ascii="Times New Roman" w:hAnsi="Times New Roman" w:cs="Times New Roman"/>
+          <w:i/>
+        </w:rPr>
+        <w:t xml:space="preserve"> </w:t>
+      </w:r>
+      <w:r>
+        <w:rPr>
+          <w:rFonts w:ascii="Times New Roman" w:hAnsi="Times New Roman" w:cs="Times New Roman"/>
+          <w:i/>
+          <w:lang w:val="en-US"/>
+        </w:rPr>
+        <w:t>DATABASE</w:t>
+      </w:r>
+      <w:r>
+        <w:rPr>
+          <w:rFonts w:ascii="Times New Roman" w:hAnsi="Times New Roman" w:cs="Times New Roman"/>
+          <w:i/>
+        </w:rPr>
+        <w:t xml:space="preserve"> </w:t>
+      </w:r>
+      <w:proofErr w:type="spellStart"/>
+      <w:r>
+        <w:rPr>
+          <w:rFonts w:ascii="Times New Roman" w:hAnsi="Times New Roman" w:cs="Times New Roman"/>
+          <w:i/>
+          <w:lang w:val="en-US"/>
+        </w:rPr>
+        <w:t>database</w:t>
+      </w:r>
+      <w:proofErr w:type="spellEnd"/>
+      <w:r>
+        <w:rPr>
+          <w:rFonts w:ascii="Times New Roman" w:hAnsi="Times New Roman" w:cs="Times New Roman"/>
+          <w:i/>
+        </w:rPr>
+        <w:t>_</w:t>
+      </w:r>
+      <w:r>
+        <w:rPr>
+          <w:rFonts w:ascii="Times New Roman" w:hAnsi="Times New Roman" w:cs="Times New Roman"/>
+          <w:i/>
+          <w:lang w:val="en-US"/>
+        </w:rPr>
+        <w:t>name</w:t>
+      </w:r>
+      <w:r>
+        <w:rPr>
+          <w:rFonts w:ascii="Times New Roman" w:hAnsi="Times New Roman" w:cs="Times New Roman"/>
+          <w:i/>
+        </w:rPr>
+        <w:t xml:space="preserve"> </w:t>
+      </w:r>
+      <w:r>
+        <w:rPr>
+          <w:rFonts w:ascii="Times New Roman" w:hAnsi="Times New Roman" w:cs="Times New Roman"/>
+          <w:i/>
+          <w:lang w:val="en-US"/>
+        </w:rPr>
+        <w:t>DEFAULT</w:t>
+      </w:r>
+      <w:r>
+        <w:rPr>
+          <w:rFonts w:ascii="Times New Roman" w:hAnsi="Times New Roman" w:cs="Times New Roman"/>
+          <w:i/>
+        </w:rPr>
+        <w:t xml:space="preserve"> </w:t>
+      </w:r>
+      <w:r>
+        <w:rPr>
+          <w:rFonts w:ascii="Times New Roman" w:hAnsi="Times New Roman" w:cs="Times New Roman"/>
+          <w:i/>
+          <w:lang w:val="en-US"/>
+        </w:rPr>
+        <w:t>CHARSET</w:t>
+      </w:r>
+      <w:r>
+        <w:rPr>
+          <w:rFonts w:ascii="Times New Roman" w:hAnsi="Times New Roman" w:cs="Times New Roman"/>
+          <w:i/>
+        </w:rPr>
+        <w:t>=</w:t>
+      </w:r>
+      <w:proofErr w:type="spellStart"/>
+      <w:r>
+        <w:rPr>
+          <w:rFonts w:ascii="Times New Roman" w:hAnsi="Times New Roman" w:cs="Times New Roman"/>
+          <w:i/>
+          <w:lang w:val="en-US"/>
+        </w:rPr>
+        <w:t>utf</w:t>
+      </w:r>
+      <w:proofErr w:type="spellEnd"/>
+      <w:r>
+        <w:rPr>
+          <w:rFonts w:ascii="Times New Roman" w:hAnsi="Times New Roman" w:cs="Times New Roman"/>
+          <w:i/>
+        </w:rPr>
+        <w:t>8</w:t>
+      </w:r>
+      <w:r>
+        <w:rPr>
+          <w:rFonts w:ascii="Times New Roman" w:hAnsi="Times New Roman" w:cs="Times New Roman"/>
+          <w:i/>
+          <w:lang w:val="en-US"/>
+        </w:rPr>
+        <w:t>mb</w:t>
+      </w:r>
+      <w:r>
+        <w:rPr>
+          <w:rFonts w:ascii="Times New Roman" w:hAnsi="Times New Roman" w:cs="Times New Roman"/>
+          <w:i/>
+        </w:rPr>
+        <w:t xml:space="preserve">4 </w:t>
+      </w:r>
+      <w:r>
+        <w:rPr>
+          <w:rFonts w:ascii="Times New Roman" w:hAnsi="Times New Roman" w:cs="Times New Roman"/>
+          <w:i/>
+          <w:lang w:val="en-US"/>
+        </w:rPr>
+        <w:t>COLLATE</w:t>
+      </w:r>
+      <w:r>
+        <w:rPr>
+          <w:rFonts w:ascii="Times New Roman" w:hAnsi="Times New Roman" w:cs="Times New Roman"/>
+          <w:i/>
+        </w:rPr>
+        <w:t>=</w:t>
+      </w:r>
+      <w:proofErr w:type="spellStart"/>
+      <w:r>
+        <w:rPr>
+          <w:rFonts w:ascii="Times New Roman" w:hAnsi="Times New Roman" w:cs="Times New Roman"/>
+          <w:i/>
+          <w:lang w:val="en-US"/>
+        </w:rPr>
+        <w:t>utf</w:t>
+      </w:r>
+      <w:proofErr w:type="spellEnd"/>
+      <w:r>
+        <w:rPr>
+          <w:rFonts w:ascii="Times New Roman" w:hAnsi="Times New Roman" w:cs="Times New Roman"/>
+          <w:i/>
+        </w:rPr>
+        <w:t>8</w:t>
+      </w:r>
+      <w:r>
+        <w:rPr>
+          <w:rFonts w:ascii="Times New Roman" w:hAnsi="Times New Roman" w:cs="Times New Roman"/>
+          <w:i/>
+          <w:lang w:val="en-US"/>
+        </w:rPr>
+        <w:t>mb</w:t>
+      </w:r>
+      <w:r>
+        <w:rPr>
+          <w:rFonts w:ascii="Times New Roman" w:hAnsi="Times New Roman" w:cs="Times New Roman"/>
+          <w:i/>
+        </w:rPr>
+        <w:t>4_0900_</w:t>
+      </w:r>
+      <w:r>
+        <w:rPr>
+          <w:rFonts w:ascii="Times New Roman" w:hAnsi="Times New Roman" w:cs="Times New Roman"/>
+          <w:i/>
+          <w:lang w:val="en-US"/>
+        </w:rPr>
+        <w:t>ai</w:t>
+      </w:r>
+      <w:r>
+        <w:rPr>
+          <w:rFonts w:ascii="Times New Roman" w:hAnsi="Times New Roman" w:cs="Times New Roman"/>
+          <w:i/>
+        </w:rPr>
+        <w:t>_</w:t>
+      </w:r>
+      <w:r>
+        <w:rPr>
+          <w:rFonts w:ascii="Times New Roman" w:hAnsi="Times New Roman" w:cs="Times New Roman"/>
+          <w:i/>
+          <w:lang w:val="en-US"/>
+        </w:rPr>
+        <w:t>ci</w:t>
+      </w:r>
+      <w:r>
+        <w:rPr>
+          <w:rFonts w:ascii="Times New Roman" w:hAnsi="Times New Roman" w:cs="Times New Roman"/>
+          <w:i/>
+          <w:sz w:val="28"/>
+        </w:rPr>
+        <w:t>;</w:t>
+      </w:r>
+    </w:p>
+    <w:p>
+      <w:pPr>
+        <w:jc w:val="both"/>
+        <w:rPr>
+          <w:rFonts w:ascii="Times New Roman" w:hAnsi="Times New Roman" w:cs="Times New Roman"/>
+          <w:i/>
+          <w:sz w:val="28"/>
+        </w:rPr>
+      </w:pPr>
+      <w:r>
+        <w:rPr>
+          <w:rFonts w:ascii="Times New Roman" w:hAnsi="Times New Roman" w:cs="Times New Roman"/>
+          <w:i/>
+          <w:sz w:val="28"/>
+        </w:rPr>
+        <w:t xml:space="preserve">где </w:t>
+      </w:r>
+      <w:r>
+        <w:rPr>
+          <w:rFonts w:ascii="Times New Roman" w:hAnsi="Times New Roman" w:cs="Times New Roman"/>
+          <w:i/>
+          <w:sz w:val="28"/>
+          <w:lang w:val="en-GB"/>
+        </w:rPr>
+        <w:t>database</w:t>
+      </w:r>
+      <w:r>
+        <w:rPr>
+          <w:rFonts w:ascii="Times New Roman" w:hAnsi="Times New Roman" w:cs="Times New Roman"/>
+          <w:i/>
+          <w:sz w:val="28"/>
+        </w:rPr>
+        <w:t>_</w:t>
+      </w:r>
+      <w:r>
+        <w:rPr>
+          <w:rFonts w:ascii="Times New Roman" w:hAnsi="Times New Roman" w:cs="Times New Roman"/>
+          <w:i/>
+          <w:sz w:val="28"/>
+          <w:lang w:val="en-GB"/>
+        </w:rPr>
+        <w:t>name</w:t>
+      </w:r>
+      <w:r>
+        <w:rPr>
+          <w:rFonts w:ascii="Times New Roman" w:hAnsi="Times New Roman" w:cs="Times New Roman"/>
+          <w:i/>
+          <w:sz w:val="28"/>
+        </w:rPr>
+        <w:t xml:space="preserve"> – </w:t>
+      </w:r>
+      <w:r>
+        <w:rPr>
+          <w:rFonts w:ascii="Times New Roman" w:hAnsi="Times New Roman" w:cs="Times New Roman"/>
+          <w:sz w:val="28"/>
+        </w:rPr>
+        <w:t>название базы данных, которое составляется по шаблону</w:t>
+      </w:r>
+      <w:r>
+        <w:rPr>
+          <w:rFonts w:ascii="Times New Roman" w:hAnsi="Times New Roman" w:cs="Times New Roman"/>
+          <w:i/>
+          <w:sz w:val="28"/>
+        </w:rPr>
+        <w:t xml:space="preserve"> </w:t>
+      </w:r>
+      <w:r>
+        <w:rPr>
+          <w:rFonts w:ascii="Times New Roman" w:hAnsi="Times New Roman" w:cs="Times New Roman"/>
+          <w:i/>
+          <w:sz w:val="28"/>
+          <w:lang w:val="en-GB"/>
+        </w:rPr>
+        <w:t>fast</w:t>
+      </w:r>
+      <w:r>
+        <w:rPr>
+          <w:rFonts w:ascii="Times New Roman" w:hAnsi="Times New Roman" w:cs="Times New Roman"/>
+          <w:i/>
+          <w:sz w:val="28"/>
+        </w:rPr>
+        <w:t>_</w:t>
+      </w:r>
+      <w:r>
+        <w:rPr>
+          <w:rFonts w:ascii="Times New Roman" w:hAnsi="Times New Roman" w:cs="Times New Roman"/>
+          <w:i/>
+          <w:sz w:val="28"/>
+          <w:lang w:val="en-GB"/>
+        </w:rPr>
+        <w:t>food</w:t>
+      </w:r>
+      <w:r>
+        <w:rPr>
+          <w:rFonts w:ascii="Times New Roman" w:hAnsi="Times New Roman" w:cs="Times New Roman"/>
+          <w:i/>
+          <w:sz w:val="28"/>
+        </w:rPr>
+        <w:t>_</w:t>
+      </w:r>
+      <w:r>
+        <w:rPr>
+          <w:rFonts w:ascii="Times New Roman" w:hAnsi="Times New Roman" w:cs="Times New Roman"/>
+          <w:i/>
+          <w:sz w:val="28"/>
+          <w:lang w:val="en-GB"/>
+        </w:rPr>
+        <w:t>resto</w:t>
+      </w:r>
+      <w:r>
+        <w:rPr>
+          <w:rFonts w:ascii="Times New Roman" w:hAnsi="Times New Roman" w:cs="Times New Roman"/>
+          <w:i/>
+          <w:sz w:val="28"/>
+        </w:rPr>
+        <w:t>_</w:t>
+      </w:r>
+      <w:proofErr w:type="spellStart"/>
+      <w:r>
+        <w:rPr>
+          <w:rFonts w:ascii="Times New Roman" w:hAnsi="Times New Roman" w:cs="Times New Roman"/>
+          <w:i/>
+          <w:sz w:val="28"/>
+        </w:rPr>
+        <w:t>номерстудбилета</w:t>
+      </w:r>
+      <w:proofErr w:type="spellEnd"/>
+    </w:p>
+    <w:p>
+      <w:pPr>
+        <w:jc w:val="both"/>
+        <w:rPr>
+          <w:rFonts w:ascii="Times New Roman" w:hAnsi="Times New Roman" w:cs="Times New Roman"/>
+          <w:i/>
+          <w:sz w:val="28"/>
+        </w:rPr>
+      </w:pPr>
+      <w:r>
+        <w:rPr>
+          <w:rFonts w:ascii="Times New Roman" w:hAnsi="Times New Roman" w:cs="Times New Roman"/>
+          <w:sz w:val="28"/>
+        </w:rPr>
+        <w:t>Результатом выполнения команды должна быть созданная база данных</w:t>
+      </w:r>
+      <w:r>
+        <w:rPr>
+          <w:rFonts w:ascii="Times New Roman" w:hAnsi="Times New Roman" w:cs="Times New Roman"/>
+          <w:i/>
+          <w:sz w:val="28"/>
+        </w:rPr>
+        <w:t xml:space="preserve">. </w:t>
+      </w:r>
+      <w:r>
+        <w:rPr>
+          <w:rFonts w:ascii="Times New Roman" w:hAnsi="Times New Roman" w:cs="Times New Roman"/>
+          <w:sz w:val="28"/>
+        </w:rPr>
+        <w:t>Выберите ее для дальнейшей работы</w:t>
+      </w:r>
+      <w:r>
+        <w:rPr>
+          <w:rFonts w:ascii="Times New Roman" w:hAnsi="Times New Roman" w:cs="Times New Roman"/>
+          <w:i/>
+          <w:sz w:val="28"/>
+        </w:rPr>
+        <w:t>:</w:t>
+      </w:r>
+    </w:p>
+    <w:p>
+      <w:pPr>
+        <w:jc w:val="both"/>
+        <w:rPr>
+          <w:rFonts w:ascii="Times New Roman" w:hAnsi="Times New Roman" w:cs="Times New Roman"/>
+          <w:i/>
+          <w:sz w:val="28"/>
+        </w:rPr>
+      </w:pPr>
+      <w:r>
+        <w:rPr>
+          <w:rFonts w:ascii="Times New Roman" w:hAnsi="Times New Roman" w:cs="Times New Roman"/>
+          <w:i/>
+          <w:sz w:val="28"/>
+          <w:lang w:val="en-GB"/>
+        </w:rPr>
+        <w:t>USE</w:t>
+      </w:r>
+      <w:r>
+        <w:rPr>
+          <w:rFonts w:ascii="Times New Roman" w:hAnsi="Times New Roman" w:cs="Times New Roman"/>
+          <w:i/>
+          <w:sz w:val="28"/>
+        </w:rPr>
+        <w:t xml:space="preserve"> </w:t>
+      </w:r>
+      <w:r>
+        <w:rPr>
+          <w:rFonts w:ascii="Times New Roman" w:hAnsi="Times New Roman" w:cs="Times New Roman"/>
+          <w:i/>
+          <w:sz w:val="28"/>
+          <w:lang w:val="en-GB"/>
+        </w:rPr>
+        <w:t>fast</w:t>
+      </w:r>
+      <w:r>
+        <w:rPr>
+          <w:rFonts w:ascii="Times New Roman" w:hAnsi="Times New Roman" w:cs="Times New Roman"/>
+          <w:i/>
+          <w:sz w:val="28"/>
+        </w:rPr>
+        <w:t>_</w:t>
+      </w:r>
+      <w:r>
+        <w:rPr>
+          <w:rFonts w:ascii="Times New Roman" w:hAnsi="Times New Roman" w:cs="Times New Roman"/>
+          <w:i/>
+          <w:sz w:val="28"/>
+          <w:lang w:val="en-GB"/>
+        </w:rPr>
+        <w:t>food</w:t>
+      </w:r>
+      <w:r>
+        <w:rPr>
+          <w:rFonts w:ascii="Times New Roman" w:hAnsi="Times New Roman" w:cs="Times New Roman"/>
+          <w:i/>
+          <w:sz w:val="28"/>
+        </w:rPr>
+        <w:t>_</w:t>
+      </w:r>
+      <w:r>
+        <w:rPr>
+          <w:rFonts w:ascii="Times New Roman" w:hAnsi="Times New Roman" w:cs="Times New Roman"/>
+          <w:i/>
+          <w:sz w:val="28"/>
+          <w:lang w:val="en-GB"/>
+        </w:rPr>
+        <w:t>resto</w:t>
+      </w:r>
+      <w:r>
+        <w:rPr>
+          <w:rFonts w:ascii="Times New Roman" w:hAnsi="Times New Roman" w:cs="Times New Roman"/>
+          <w:i/>
+          <w:sz w:val="28"/>
+        </w:rPr>
+        <w:t>_</w:t>
+      </w:r>
+      <w:proofErr w:type="spellStart"/>
+      <w:r>
+        <w:rPr>
+          <w:rFonts w:ascii="Times New Roman" w:hAnsi="Times New Roman" w:cs="Times New Roman"/>
+          <w:i/>
+          <w:sz w:val="28"/>
+        </w:rPr>
+        <w:t>номерстудбилета</w:t>
+      </w:r>
+      <w:proofErr w:type="spellEnd"/>
+      <w:r>
+        <w:rPr>
+          <w:rFonts w:ascii="Times New Roman" w:hAnsi="Times New Roman" w:cs="Times New Roman"/>
+          <w:i/>
+          <w:sz w:val="28"/>
+        </w:rPr>
+        <w:t>;</w:t>
+      </w:r>
+    </w:p>
+    <w:p>
+      <w:pPr>
+        <w:jc w:val="both"/>
+        <w:rPr>
           <w:noProof/>
         </w:rPr>
+      </w:pPr>
+      <w:r>
+        <w:rPr>
+          <w:rFonts w:ascii="Times New Roman" w:hAnsi="Times New Roman" w:cs="Times New Roman"/>
+          <w:b/>
+          <w:sz w:val="28"/>
+        </w:rPr>
+        <w:t>Решение/команды:</w:t>
+      </w:r>
+      <w:r>
+        <w:rPr>
+          <w:noProof/>
+        </w:rPr>
+        <w:t xml:space="preserve"> </w:t>
+      </w:r>
+    </w:p>
+    <w:p>
+      <w:pPr>
+        <w:jc w:val="both"/>
+        <w:rPr>
+          <w:rFonts w:ascii="Times New Roman" w:hAnsi="Times New Roman" w:cs="Times New Roman"/>
+          <w:b/>
+          <w:sz w:val="28"/>
+        </w:rPr>
+      </w:pPr>
+      <w:r>
+        <w:rPr>
+          <w:noProof/>
+        </w:rPr>
+        <w:lastRenderedPageBreak/>
         <w:drawing>
-          <wp:inline distT="0" distB="0" distL="0" distR="0" wp14:anchorId="338CC2BA" wp14:editId="13D76D91">
-            <wp:extent cx="5940425" cy="767080"/>
-            <wp:effectExtent l="0" t="0" r="3175" b="0"/>
-            <wp:docPr id="5" name="Picture 5"/>
+          <wp:inline distT="0" distB="0" distL="0" distR="0" wp14:anchorId="662F19EB" wp14:editId="0370B5D9">
+            <wp:extent cx="5940425" cy="2318385"/>
+            <wp:effectExtent l="0" t="0" r="3175" b="5715"/>
+            <wp:docPr id="6" name="Picture 6"/>
             <wp:cNvGraphicFramePr>
               <a:graphicFrameLocks xmlns:a="http://schemas.openxmlformats.org/drawingml/2006/main" noChangeAspect="1"/>
             </wp:cNvGraphicFramePr>
@@ -4545,7 +4856,7 @@
                   <pic:spPr>
                     <a:xfrm>
                       <a:off x="0" y="0"/>
-                      <a:ext cx="5940425" cy="767080"/>
+                      <a:ext cx="5940425" cy="2318385"/>
                     </a:xfrm>
                     <a:prstGeom prst="rect">
                       <a:avLst/>
@@ -4557,28 +4868,15 @@
           </wp:inline>
         </w:drawing>
       </w:r>
-    </w:p>
-    <w:p>
-      <w:pPr>
-        <w:jc w:val="both"/>
-        <w:rPr>
-          <w:rFonts w:ascii="Times New Roman" w:hAnsi="Times New Roman" w:cs="Times New Roman"/>
-          <w:b/>
-          <w:sz w:val="28"/>
-        </w:rPr>
-      </w:pPr>
-      <w:r>
-        <w:rPr>
-          <w:rFonts w:ascii="Times New Roman" w:hAnsi="Times New Roman" w:cs="Times New Roman"/>
-          <w:b/>
+      <w:r>
+        <w:rPr>
           <w:noProof/>
-          <w:sz w:val="28"/>
         </w:rPr>
         <w:drawing>
-          <wp:inline distT="0" distB="0" distL="0" distR="0" wp14:anchorId="17A5158B" wp14:editId="09094E12">
-            <wp:extent cx="5940425" cy="919480"/>
+          <wp:inline distT="0" distB="0" distL="0" distR="0" wp14:anchorId="338CC2BA" wp14:editId="13D76D91">
+            <wp:extent cx="5940425" cy="767080"/>
             <wp:effectExtent l="0" t="0" r="3175" b="0"/>
-            <wp:docPr id="4" name="Picture 4"/>
+            <wp:docPr id="5" name="Picture 5"/>
             <wp:cNvGraphicFramePr>
               <a:graphicFrameLocks xmlns:a="http://schemas.openxmlformats.org/drawingml/2006/main" noChangeAspect="1"/>
             </wp:cNvGraphicFramePr>
@@ -4598,6 +4896,59 @@
                   <pic:spPr>
                     <a:xfrm>
                       <a:off x="0" y="0"/>
+                      <a:ext cx="5940425" cy="767080"/>
+                    </a:xfrm>
+                    <a:prstGeom prst="rect">
+                      <a:avLst/>
+                    </a:prstGeom>
+                  </pic:spPr>
+                </pic:pic>
+              </a:graphicData>
+            </a:graphic>
+          </wp:inline>
+        </w:drawing>
+      </w:r>
+    </w:p>
+    <w:p>
+      <w:pPr>
+        <w:jc w:val="both"/>
+        <w:rPr>
+          <w:rFonts w:ascii="Times New Roman" w:hAnsi="Times New Roman" w:cs="Times New Roman"/>
+          <w:b/>
+          <w:sz w:val="28"/>
+        </w:rPr>
+      </w:pPr>
+      <w:r>
+        <w:rPr>
+          <w:rFonts w:ascii="Times New Roman" w:hAnsi="Times New Roman" w:cs="Times New Roman"/>
+          <w:b/>
+          <w:noProof/>
+          <w:sz w:val="28"/>
+        </w:rPr>
+        <w:drawing>
+          <wp:inline distT="0" distB="0" distL="0" distR="0" wp14:anchorId="17A5158B" wp14:editId="09094E12">
+            <wp:extent cx="5940425" cy="919480"/>
+            <wp:effectExtent l="0" t="0" r="3175" b="0"/>
+            <wp:docPr id="4" name="Picture 4"/>
+            <wp:cNvGraphicFramePr>
+              <a:graphicFrameLocks xmlns:a="http://schemas.openxmlformats.org/drawingml/2006/main" noChangeAspect="1"/>
+            </wp:cNvGraphicFramePr>
+            <a:graphic xmlns:a="http://schemas.openxmlformats.org/drawingml/2006/main">
+              <a:graphicData uri="http://schemas.openxmlformats.org/drawingml/2006/picture">
+                <pic:pic xmlns:pic="http://schemas.openxmlformats.org/drawingml/2006/picture">
+                  <pic:nvPicPr>
+                    <pic:cNvPr id="1" name=""/>
+                    <pic:cNvPicPr/>
+                  </pic:nvPicPr>
+                  <pic:blipFill>
+                    <a:blip r:embed="rId16"/>
+                    <a:stretch>
+                      <a:fillRect/>
+                    </a:stretch>
+                  </pic:blipFill>
+                  <pic:spPr>
+                    <a:xfrm>
+                      <a:off x="0" y="0"/>
                       <a:ext cx="5940425" cy="919480"/>
                     </a:xfrm>
                     <a:prstGeom prst="rect">
@@ -4711,25 +5062,97 @@
           <w:lang w:val="en-US"/>
         </w:rPr>
         <w:br/>
-        <w:t xml:space="preserve">  `first_name` varchar(255) NOT NULL,</w:t>
-      </w:r>
+        <w:t xml:space="preserve">  `</w:t>
+      </w:r>
+      <w:proofErr w:type="spellStart"/>
       <w:r>
         <w:rPr>
           <w:rFonts w:ascii="Times New Roman" w:hAnsi="Times New Roman" w:cs="Times New Roman"/>
           <w:i/>
           <w:lang w:val="en-US"/>
         </w:rPr>
+        <w:t>first_name</w:t>
+      </w:r>
+      <w:proofErr w:type="spellEnd"/>
+      <w:r>
+        <w:rPr>
+          <w:rFonts w:ascii="Times New Roman" w:hAnsi="Times New Roman" w:cs="Times New Roman"/>
+          <w:i/>
+          <w:lang w:val="en-US"/>
+        </w:rPr>
+        <w:t xml:space="preserve">` </w:t>
+      </w:r>
+      <w:proofErr w:type="gramStart"/>
+      <w:r>
+        <w:rPr>
+          <w:rFonts w:ascii="Times New Roman" w:hAnsi="Times New Roman" w:cs="Times New Roman"/>
+          <w:i/>
+          <w:lang w:val="en-US"/>
+        </w:rPr>
+        <w:t>varchar(</w:t>
+      </w:r>
+      <w:proofErr w:type="gramEnd"/>
+      <w:r>
+        <w:rPr>
+          <w:rFonts w:ascii="Times New Roman" w:hAnsi="Times New Roman" w:cs="Times New Roman"/>
+          <w:i/>
+          <w:lang w:val="en-US"/>
+        </w:rPr>
+        <w:t>255) NOT NULL,</w:t>
+      </w:r>
+      <w:r>
+        <w:rPr>
+          <w:rFonts w:ascii="Times New Roman" w:hAnsi="Times New Roman" w:cs="Times New Roman"/>
+          <w:i/>
+          <w:lang w:val="en-US"/>
+        </w:rPr>
         <w:br/>
-        <w:t xml:space="preserve">  `second_name` varchar(255) NOT NULL,</w:t>
-      </w:r>
+        <w:t xml:space="preserve">  `</w:t>
+      </w:r>
+      <w:proofErr w:type="spellStart"/>
       <w:r>
         <w:rPr>
           <w:rFonts w:ascii="Times New Roman" w:hAnsi="Times New Roman" w:cs="Times New Roman"/>
           <w:i/>
           <w:lang w:val="en-US"/>
         </w:rPr>
+        <w:t>second_name</w:t>
+      </w:r>
+      <w:proofErr w:type="spellEnd"/>
+      <w:r>
+        <w:rPr>
+          <w:rFonts w:ascii="Times New Roman" w:hAnsi="Times New Roman" w:cs="Times New Roman"/>
+          <w:i/>
+          <w:lang w:val="en-US"/>
+        </w:rPr>
+        <w:t>` varchar(255) NOT NULL,</w:t>
+      </w:r>
+      <w:r>
+        <w:rPr>
+          <w:rFonts w:ascii="Times New Roman" w:hAnsi="Times New Roman" w:cs="Times New Roman"/>
+          <w:i/>
+          <w:lang w:val="en-US"/>
+        </w:rPr>
         <w:br/>
-        <w:t xml:space="preserve">  `division_id` int DEFAULT NULL,</w:t>
+        <w:t xml:space="preserve">  `</w:t>
+      </w:r>
+      <w:proofErr w:type="spellStart"/>
+      <w:r>
+        <w:rPr>
+          <w:rFonts w:ascii="Times New Roman" w:hAnsi="Times New Roman" w:cs="Times New Roman"/>
+          <w:i/>
+          <w:lang w:val="en-US"/>
+        </w:rPr>
+        <w:t>division_id</w:t>
+      </w:r>
+      <w:proofErr w:type="spellEnd"/>
+      <w:r>
+        <w:rPr>
+          <w:rFonts w:ascii="Times New Roman" w:hAnsi="Times New Roman" w:cs="Times New Roman"/>
+          <w:i/>
+          <w:lang w:val="en-US"/>
+        </w:rPr>
+        <w:t>` int DEFAULT NULL,</w:t>
       </w:r>
       <w:r>
         <w:rPr>
@@ -4756,25 +5179,70 @@
           <w:lang w:val="en-US"/>
         </w:rPr>
         <w:br/>
-        <w:t>) ENGINE=InnoDB DEFAULT CHARSET=utf8mb4 COLLATE=utf8mb4_0900_ai_ci;</w:t>
-      </w:r>
-    </w:p>
-    <w:p>
-      <w:pPr>
-        <w:jc w:val="both"/>
-        <w:rPr>
-          <w:rFonts w:ascii="Times New Roman" w:hAnsi="Times New Roman" w:cs="Times New Roman"/>
-          <w:b/>
-          <w:sz w:val="28"/>
-        </w:rPr>
-      </w:pPr>
-      <w:r>
-        <w:rPr>
-          <w:rFonts w:ascii="Times New Roman" w:hAnsi="Times New Roman" w:cs="Times New Roman"/>
-          <w:b/>
-          <w:sz w:val="28"/>
-        </w:rPr>
-        <w:t>Решение/команды:</w:t>
+        <w:t>) ENGINE=</w:t>
+      </w:r>
+      <w:proofErr w:type="spellStart"/>
+      <w:r>
+        <w:rPr>
+          <w:rFonts w:ascii="Times New Roman" w:hAnsi="Times New Roman" w:cs="Times New Roman"/>
+          <w:i/>
+          <w:lang w:val="en-US"/>
+        </w:rPr>
+        <w:t>InnoDB</w:t>
+      </w:r>
+      <w:proofErr w:type="spellEnd"/>
+      <w:r>
+        <w:rPr>
+          <w:rFonts w:ascii="Times New Roman" w:hAnsi="Times New Roman" w:cs="Times New Roman"/>
+          <w:i/>
+          <w:lang w:val="en-US"/>
+        </w:rPr>
+        <w:t xml:space="preserve"> DEFAULT CHARSET=utf8mb4 COLLATE=utf8mb4_0900_ai_ci;</w:t>
+      </w:r>
+    </w:p>
+    <w:p>
+      <w:pPr>
+        <w:jc w:val="both"/>
+        <w:rPr>
+          <w:rFonts w:ascii="Times New Roman" w:hAnsi="Times New Roman" w:cs="Times New Roman"/>
+          <w:b/>
+          <w:sz w:val="28"/>
+          <w:lang w:val="en-US"/>
+        </w:rPr>
+      </w:pPr>
+      <w:r>
+        <w:rPr>
+          <w:rFonts w:ascii="Times New Roman" w:hAnsi="Times New Roman" w:cs="Times New Roman"/>
+          <w:b/>
+          <w:sz w:val="28"/>
+        </w:rPr>
+        <w:t>Решение</w:t>
+      </w:r>
+      <w:r>
+        <w:rPr>
+          <w:rFonts w:ascii="Times New Roman" w:hAnsi="Times New Roman" w:cs="Times New Roman"/>
+          <w:b/>
+          <w:sz w:val="28"/>
+          <w:lang w:val="en-US"/>
+        </w:rPr>
+        <w:t>/</w:t>
+      </w:r>
+      <w:r>
+        <w:rPr>
+          <w:rFonts w:ascii="Times New Roman" w:hAnsi="Times New Roman" w:cs="Times New Roman"/>
+          <w:b/>
+          <w:sz w:val="28"/>
+        </w:rPr>
+        <w:t>команды</w:t>
+      </w:r>
+      <w:r>
+        <w:rPr>
+          <w:rFonts w:ascii="Times New Roman" w:hAnsi="Times New Roman" w:cs="Times New Roman"/>
+          <w:b/>
+          <w:sz w:val="28"/>
+          <w:lang w:val="en-US"/>
+        </w:rPr>
+        <w:t>:</w:t>
       </w:r>
     </w:p>
     <w:p>
@@ -5026,6 +5494,7 @@
         </w:rPr>
         <w:t xml:space="preserve">    `name` </w:t>
       </w:r>
+      <w:proofErr w:type="gramStart"/>
       <w:r>
         <w:rPr>
           <w:rFonts w:ascii="Courier New" w:eastAsia="Times New Roman" w:hAnsi="Courier New" w:cs="Courier New"/>
@@ -5045,6 +5514,7 @@
         </w:rPr>
         <w:t>(</w:t>
       </w:r>
+      <w:proofErr w:type="gramEnd"/>
       <w:r>
         <w:rPr>
           <w:rFonts w:ascii="Courier New" w:eastAsia="Times New Roman" w:hAnsi="Courier New" w:cs="Courier New"/>
@@ -5312,14 +5782,25 @@
         </w:rPr>
         <w:t>=</w:t>
       </w:r>
-      <w:r>
-        <w:rPr>
-          <w:rFonts w:ascii="Courier New" w:eastAsia="Times New Roman" w:hAnsi="Courier New" w:cs="Courier New"/>
-          <w:sz w:val="20"/>
-          <w:szCs w:val="20"/>
-          <w:lang w:val="en-US"/>
-        </w:rPr>
-        <w:t xml:space="preserve">InnoDB </w:t>
+      <w:proofErr w:type="spellStart"/>
+      <w:r>
+        <w:rPr>
+          <w:rFonts w:ascii="Courier New" w:eastAsia="Times New Roman" w:hAnsi="Courier New" w:cs="Courier New"/>
+          <w:sz w:val="20"/>
+          <w:szCs w:val="20"/>
+          <w:lang w:val="en-US"/>
+        </w:rPr>
+        <w:t>InnoDB</w:t>
+      </w:r>
+      <w:proofErr w:type="spellEnd"/>
+      <w:r>
+        <w:rPr>
+          <w:rFonts w:ascii="Courier New" w:eastAsia="Times New Roman" w:hAnsi="Courier New" w:cs="Courier New"/>
+          <w:sz w:val="20"/>
+          <w:szCs w:val="20"/>
+          <w:lang w:val="en-US"/>
+        </w:rPr>
+        <w:t xml:space="preserve"> </w:t>
       </w:r>
       <w:r>
         <w:rPr>
@@ -5671,6 +6152,7 @@
         </w:rPr>
         <w:t xml:space="preserve">    `name` </w:t>
       </w:r>
+      <w:proofErr w:type="gramStart"/>
       <w:r>
         <w:rPr>
           <w:rFonts w:ascii="Courier New" w:eastAsia="Times New Roman" w:hAnsi="Courier New" w:cs="Courier New"/>
@@ -5690,6 +6172,7 @@
         </w:rPr>
         <w:t>(</w:t>
       </w:r>
+      <w:proofErr w:type="gramEnd"/>
       <w:r>
         <w:rPr>
           <w:rFonts w:ascii="Courier New" w:eastAsia="Times New Roman" w:hAnsi="Courier New" w:cs="Courier New"/>
@@ -5787,7 +6270,27 @@
           <w:szCs w:val="20"/>
           <w:lang w:val="en-US"/>
         </w:rPr>
-        <w:t xml:space="preserve">    `salary_rate` </w:t>
+        <w:t xml:space="preserve">    `</w:t>
+      </w:r>
+      <w:proofErr w:type="spellStart"/>
+      <w:r>
+        <w:rPr>
+          <w:rFonts w:ascii="Courier New" w:eastAsia="Times New Roman" w:hAnsi="Courier New" w:cs="Courier New"/>
+          <w:sz w:val="20"/>
+          <w:szCs w:val="20"/>
+          <w:lang w:val="en-US"/>
+        </w:rPr>
+        <w:t>salary_rate</w:t>
+      </w:r>
+      <w:proofErr w:type="spellEnd"/>
+      <w:r>
+        <w:rPr>
+          <w:rFonts w:ascii="Courier New" w:eastAsia="Times New Roman" w:hAnsi="Courier New" w:cs="Courier New"/>
+          <w:sz w:val="20"/>
+          <w:szCs w:val="20"/>
+          <w:lang w:val="en-US"/>
+        </w:rPr>
+        <w:t xml:space="preserve">` </w:t>
       </w:r>
       <w:r>
         <w:rPr>
@@ -5966,7 +6469,27 @@
           <w:szCs w:val="20"/>
           <w:lang w:val="en-US"/>
         </w:rPr>
-        <w:t xml:space="preserve"> `chk_name_not_empty` </w:t>
+        <w:t xml:space="preserve"> `</w:t>
+      </w:r>
+      <w:proofErr w:type="spellStart"/>
+      <w:r>
+        <w:rPr>
+          <w:rFonts w:ascii="Courier New" w:eastAsia="Times New Roman" w:hAnsi="Courier New" w:cs="Courier New"/>
+          <w:sz w:val="20"/>
+          <w:szCs w:val="20"/>
+          <w:lang w:val="en-US"/>
+        </w:rPr>
+        <w:t>chk_name_not_empty</w:t>
+      </w:r>
+      <w:proofErr w:type="spellEnd"/>
+      <w:r>
+        <w:rPr>
+          <w:rFonts w:ascii="Courier New" w:eastAsia="Times New Roman" w:hAnsi="Courier New" w:cs="Courier New"/>
+          <w:sz w:val="20"/>
+          <w:szCs w:val="20"/>
+          <w:lang w:val="en-US"/>
+        </w:rPr>
+        <w:t xml:space="preserve">` </w:t>
       </w:r>
       <w:r>
         <w:rPr>
@@ -6084,7 +6607,27 @@
           <w:szCs w:val="20"/>
           <w:lang w:val="en-US"/>
         </w:rPr>
-        <w:t xml:space="preserve"> `chk_positive_salary` </w:t>
+        <w:t xml:space="preserve"> `</w:t>
+      </w:r>
+      <w:proofErr w:type="spellStart"/>
+      <w:r>
+        <w:rPr>
+          <w:rFonts w:ascii="Courier New" w:eastAsia="Times New Roman" w:hAnsi="Courier New" w:cs="Courier New"/>
+          <w:sz w:val="20"/>
+          <w:szCs w:val="20"/>
+          <w:lang w:val="en-US"/>
+        </w:rPr>
+        <w:t>chk_positive_salary</w:t>
+      </w:r>
+      <w:proofErr w:type="spellEnd"/>
+      <w:r>
+        <w:rPr>
+          <w:rFonts w:ascii="Courier New" w:eastAsia="Times New Roman" w:hAnsi="Courier New" w:cs="Courier New"/>
+          <w:sz w:val="20"/>
+          <w:szCs w:val="20"/>
+          <w:lang w:val="en-US"/>
+        </w:rPr>
+        <w:t xml:space="preserve">` </w:t>
       </w:r>
       <w:r>
         <w:rPr>
@@ -6105,7 +6648,27 @@
           <w:szCs w:val="20"/>
           <w:lang w:val="en-US"/>
         </w:rPr>
-        <w:t xml:space="preserve"> (`salary_rate` </w:t>
+        <w:t xml:space="preserve"> (`</w:t>
+      </w:r>
+      <w:proofErr w:type="spellStart"/>
+      <w:r>
+        <w:rPr>
+          <w:rFonts w:ascii="Courier New" w:eastAsia="Times New Roman" w:hAnsi="Courier New" w:cs="Courier New"/>
+          <w:sz w:val="20"/>
+          <w:szCs w:val="20"/>
+          <w:lang w:val="en-US"/>
+        </w:rPr>
+        <w:t>salary_rate</w:t>
+      </w:r>
+      <w:proofErr w:type="spellEnd"/>
+      <w:r>
+        <w:rPr>
+          <w:rFonts w:ascii="Courier New" w:eastAsia="Times New Roman" w:hAnsi="Courier New" w:cs="Courier New"/>
+          <w:sz w:val="20"/>
+          <w:szCs w:val="20"/>
+          <w:lang w:val="en-US"/>
+        </w:rPr>
+        <w:t xml:space="preserve">` </w:t>
       </w:r>
       <w:r>
         <w:rPr>
@@ -6193,14 +6756,25 @@
         </w:rPr>
         <w:t>=</w:t>
       </w:r>
-      <w:r>
-        <w:rPr>
-          <w:rFonts w:ascii="Courier New" w:eastAsia="Times New Roman" w:hAnsi="Courier New" w:cs="Courier New"/>
-          <w:sz w:val="20"/>
-          <w:szCs w:val="20"/>
-          <w:lang w:val="en-US"/>
-        </w:rPr>
-        <w:t xml:space="preserve">InnoDB </w:t>
+      <w:proofErr w:type="spellStart"/>
+      <w:r>
+        <w:rPr>
+          <w:rFonts w:ascii="Courier New" w:eastAsia="Times New Roman" w:hAnsi="Courier New" w:cs="Courier New"/>
+          <w:sz w:val="20"/>
+          <w:szCs w:val="20"/>
+          <w:lang w:val="en-US"/>
+        </w:rPr>
+        <w:t>InnoDB</w:t>
+      </w:r>
+      <w:proofErr w:type="spellEnd"/>
+      <w:r>
+        <w:rPr>
+          <w:rFonts w:ascii="Courier New" w:eastAsia="Times New Roman" w:hAnsi="Courier New" w:cs="Courier New"/>
+          <w:sz w:val="20"/>
+          <w:szCs w:val="20"/>
+          <w:lang w:val="en-US"/>
+        </w:rPr>
+        <w:t xml:space="preserve"> </w:t>
       </w:r>
       <w:r>
         <w:rPr>
@@ -6550,8 +7124,29 @@
           <w:szCs w:val="20"/>
           <w:lang w:val="en-US"/>
         </w:rPr>
-        <w:t xml:space="preserve">    `first_name` </w:t>
-      </w:r>
+        <w:t xml:space="preserve">    `</w:t>
+      </w:r>
+      <w:proofErr w:type="spellStart"/>
+      <w:r>
+        <w:rPr>
+          <w:rFonts w:ascii="Courier New" w:eastAsia="Times New Roman" w:hAnsi="Courier New" w:cs="Courier New"/>
+          <w:sz w:val="20"/>
+          <w:szCs w:val="20"/>
+          <w:lang w:val="en-US"/>
+        </w:rPr>
+        <w:t>first_name</w:t>
+      </w:r>
+      <w:proofErr w:type="spellEnd"/>
+      <w:r>
+        <w:rPr>
+          <w:rFonts w:ascii="Courier New" w:eastAsia="Times New Roman" w:hAnsi="Courier New" w:cs="Courier New"/>
+          <w:sz w:val="20"/>
+          <w:szCs w:val="20"/>
+          <w:lang w:val="en-US"/>
+        </w:rPr>
+        <w:t xml:space="preserve">` </w:t>
+      </w:r>
+      <w:proofErr w:type="gramStart"/>
       <w:r>
         <w:rPr>
           <w:rFonts w:ascii="Courier New" w:eastAsia="Times New Roman" w:hAnsi="Courier New" w:cs="Courier New"/>
@@ -6571,6 +7166,7 @@
         </w:rPr>
         <w:t>(</w:t>
       </w:r>
+      <w:proofErr w:type="gramEnd"/>
       <w:r>
         <w:rPr>
           <w:rFonts w:ascii="Courier New" w:eastAsia="Times New Roman" w:hAnsi="Courier New" w:cs="Courier New"/>
@@ -6670,6 +7266,7 @@
         </w:rPr>
         <w:t xml:space="preserve">    `</w:t>
       </w:r>
+      <w:proofErr w:type="spellStart"/>
       <w:r>
         <w:rPr>
           <w:rFonts w:ascii="Courier New" w:eastAsia="Times New Roman" w:hAnsi="Courier New" w:cs="Courier New"/>
@@ -6686,8 +7283,19 @@
           <w:szCs w:val="20"/>
           <w:lang w:val="en-US"/>
         </w:rPr>
-        <w:t xml:space="preserve">_name` </w:t>
-      </w:r>
+        <w:t>_name</w:t>
+      </w:r>
+      <w:proofErr w:type="spellEnd"/>
+      <w:r>
+        <w:rPr>
+          <w:rFonts w:ascii="Courier New" w:eastAsia="Times New Roman" w:hAnsi="Courier New" w:cs="Courier New"/>
+          <w:sz w:val="20"/>
+          <w:szCs w:val="20"/>
+          <w:lang w:val="en-US"/>
+        </w:rPr>
+        <w:t xml:space="preserve">` </w:t>
+      </w:r>
+      <w:proofErr w:type="gramStart"/>
       <w:r>
         <w:rPr>
           <w:rFonts w:ascii="Courier New" w:eastAsia="Times New Roman" w:hAnsi="Courier New" w:cs="Courier New"/>
@@ -6707,6 +7315,7 @@
         </w:rPr>
         <w:t>(</w:t>
       </w:r>
+      <w:proofErr w:type="gramEnd"/>
       <w:r>
         <w:rPr>
           <w:rFonts w:ascii="Courier New" w:eastAsia="Times New Roman" w:hAnsi="Courier New" w:cs="Courier New"/>
@@ -6804,7 +7413,27 @@
           <w:szCs w:val="20"/>
           <w:lang w:val="en-US"/>
         </w:rPr>
-        <w:t xml:space="preserve">    `position_id` </w:t>
+        <w:t xml:space="preserve">    `</w:t>
+      </w:r>
+      <w:proofErr w:type="spellStart"/>
+      <w:r>
+        <w:rPr>
+          <w:rFonts w:ascii="Courier New" w:eastAsia="Times New Roman" w:hAnsi="Courier New" w:cs="Courier New"/>
+          <w:sz w:val="20"/>
+          <w:szCs w:val="20"/>
+          <w:lang w:val="en-US"/>
+        </w:rPr>
+        <w:t>position_id</w:t>
+      </w:r>
+      <w:proofErr w:type="spellEnd"/>
+      <w:r>
+        <w:rPr>
+          <w:rFonts w:ascii="Courier New" w:eastAsia="Times New Roman" w:hAnsi="Courier New" w:cs="Courier New"/>
+          <w:sz w:val="20"/>
+          <w:szCs w:val="20"/>
+          <w:lang w:val="en-US"/>
+        </w:rPr>
+        <w:t xml:space="preserve">` </w:t>
       </w:r>
       <w:r>
         <w:rPr>
@@ -6983,7 +7612,27 @@
           <w:szCs w:val="20"/>
           <w:lang w:val="en-US"/>
         </w:rPr>
-        <w:t xml:space="preserve"> KEY (`position_id`) </w:t>
+        <w:t xml:space="preserve"> KEY (`</w:t>
+      </w:r>
+      <w:proofErr w:type="spellStart"/>
+      <w:r>
+        <w:rPr>
+          <w:rFonts w:ascii="Courier New" w:eastAsia="Times New Roman" w:hAnsi="Courier New" w:cs="Courier New"/>
+          <w:sz w:val="20"/>
+          <w:szCs w:val="20"/>
+          <w:lang w:val="en-US"/>
+        </w:rPr>
+        <w:t>position_id</w:t>
+      </w:r>
+      <w:proofErr w:type="spellEnd"/>
+      <w:r>
+        <w:rPr>
+          <w:rFonts w:ascii="Courier New" w:eastAsia="Times New Roman" w:hAnsi="Courier New" w:cs="Courier New"/>
+          <w:sz w:val="20"/>
+          <w:szCs w:val="20"/>
+          <w:lang w:val="en-US"/>
+        </w:rPr>
+        <w:t xml:space="preserve">`) </w:t>
       </w:r>
       <w:r>
         <w:rPr>
@@ -7054,14 +7703,25 @@
         </w:rPr>
         <w:t>=</w:t>
       </w:r>
-      <w:r>
-        <w:rPr>
-          <w:rFonts w:ascii="Courier New" w:eastAsia="Times New Roman" w:hAnsi="Courier New" w:cs="Courier New"/>
-          <w:sz w:val="20"/>
-          <w:szCs w:val="20"/>
-          <w:lang w:val="en-US"/>
-        </w:rPr>
-        <w:t xml:space="preserve">InnoDB </w:t>
+      <w:proofErr w:type="spellStart"/>
+      <w:r>
+        <w:rPr>
+          <w:rFonts w:ascii="Courier New" w:eastAsia="Times New Roman" w:hAnsi="Courier New" w:cs="Courier New"/>
+          <w:sz w:val="20"/>
+          <w:szCs w:val="20"/>
+          <w:lang w:val="en-US"/>
+        </w:rPr>
+        <w:t>InnoDB</w:t>
+      </w:r>
+      <w:proofErr w:type="spellEnd"/>
+      <w:r>
+        <w:rPr>
+          <w:rFonts w:ascii="Courier New" w:eastAsia="Times New Roman" w:hAnsi="Courier New" w:cs="Courier New"/>
+          <w:sz w:val="20"/>
+          <w:szCs w:val="20"/>
+          <w:lang w:val="en-US"/>
+        </w:rPr>
+        <w:t xml:space="preserve"> </w:t>
       </w:r>
       <w:r>
         <w:rPr>
@@ -7312,7 +7972,27 @@
           <w:szCs w:val="20"/>
           <w:lang w:val="en-US"/>
         </w:rPr>
-        <w:t xml:space="preserve">    `employee_id` </w:t>
+        <w:t xml:space="preserve">    `</w:t>
+      </w:r>
+      <w:proofErr w:type="spellStart"/>
+      <w:r>
+        <w:rPr>
+          <w:rFonts w:ascii="Courier New" w:eastAsia="Times New Roman" w:hAnsi="Courier New" w:cs="Courier New"/>
+          <w:sz w:val="20"/>
+          <w:szCs w:val="20"/>
+          <w:lang w:val="en-US"/>
+        </w:rPr>
+        <w:t>employee_id</w:t>
+      </w:r>
+      <w:proofErr w:type="spellEnd"/>
+      <w:r>
+        <w:rPr>
+          <w:rFonts w:ascii="Courier New" w:eastAsia="Times New Roman" w:hAnsi="Courier New" w:cs="Courier New"/>
+          <w:sz w:val="20"/>
+          <w:szCs w:val="20"/>
+          <w:lang w:val="en-US"/>
+        </w:rPr>
+        <w:t xml:space="preserve">` </w:t>
       </w:r>
       <w:r>
         <w:rPr>
@@ -7411,7 +8091,27 @@
           <w:szCs w:val="20"/>
           <w:lang w:val="en-US"/>
         </w:rPr>
-        <w:t xml:space="preserve">    `work_hours` </w:t>
+        <w:t xml:space="preserve">    `</w:t>
+      </w:r>
+      <w:proofErr w:type="spellStart"/>
+      <w:r>
+        <w:rPr>
+          <w:rFonts w:ascii="Courier New" w:eastAsia="Times New Roman" w:hAnsi="Courier New" w:cs="Courier New"/>
+          <w:sz w:val="20"/>
+          <w:szCs w:val="20"/>
+          <w:lang w:val="en-US"/>
+        </w:rPr>
+        <w:t>work_hours</w:t>
+      </w:r>
+      <w:proofErr w:type="spellEnd"/>
+      <w:r>
+        <w:rPr>
+          <w:rFonts w:ascii="Courier New" w:eastAsia="Times New Roman" w:hAnsi="Courier New" w:cs="Courier New"/>
+          <w:sz w:val="20"/>
+          <w:szCs w:val="20"/>
+          <w:lang w:val="en-US"/>
+        </w:rPr>
+        <w:t xml:space="preserve">` </w:t>
       </w:r>
       <w:r>
         <w:rPr>
@@ -7649,7 +8349,27 @@
           <w:szCs w:val="20"/>
           <w:lang w:val="en-US"/>
         </w:rPr>
-        <w:t xml:space="preserve"> KEY (`employee_id`, `</w:t>
+        <w:t xml:space="preserve"> KEY (`</w:t>
+      </w:r>
+      <w:proofErr w:type="spellStart"/>
+      <w:r>
+        <w:rPr>
+          <w:rFonts w:ascii="Courier New" w:eastAsia="Times New Roman" w:hAnsi="Courier New" w:cs="Courier New"/>
+          <w:sz w:val="20"/>
+          <w:szCs w:val="20"/>
+          <w:lang w:val="en-US"/>
+        </w:rPr>
+        <w:t>employee_id</w:t>
+      </w:r>
+      <w:proofErr w:type="spellEnd"/>
+      <w:r>
+        <w:rPr>
+          <w:rFonts w:ascii="Courier New" w:eastAsia="Times New Roman" w:hAnsi="Courier New" w:cs="Courier New"/>
+          <w:sz w:val="20"/>
+          <w:szCs w:val="20"/>
+          <w:lang w:val="en-US"/>
+        </w:rPr>
+        <w:t>`, `</w:t>
       </w:r>
       <w:r>
         <w:rPr>
@@ -7727,7 +8447,27 @@
           <w:szCs w:val="20"/>
           <w:lang w:val="en-US"/>
         </w:rPr>
-        <w:t xml:space="preserve"> KEY (`employee_id`) </w:t>
+        <w:t xml:space="preserve"> KEY (`</w:t>
+      </w:r>
+      <w:proofErr w:type="spellStart"/>
+      <w:r>
+        <w:rPr>
+          <w:rFonts w:ascii="Courier New" w:eastAsia="Times New Roman" w:hAnsi="Courier New" w:cs="Courier New"/>
+          <w:sz w:val="20"/>
+          <w:szCs w:val="20"/>
+          <w:lang w:val="en-US"/>
+        </w:rPr>
+        <w:t>employee_id</w:t>
+      </w:r>
+      <w:proofErr w:type="spellEnd"/>
+      <w:r>
+        <w:rPr>
+          <w:rFonts w:ascii="Courier New" w:eastAsia="Times New Roman" w:hAnsi="Courier New" w:cs="Courier New"/>
+          <w:sz w:val="20"/>
+          <w:szCs w:val="20"/>
+          <w:lang w:val="en-US"/>
+        </w:rPr>
+        <w:t xml:space="preserve">`) </w:t>
       </w:r>
       <w:r>
         <w:rPr>
@@ -7807,7 +8547,27 @@
           <w:szCs w:val="20"/>
           <w:lang w:val="en-US"/>
         </w:rPr>
-        <w:t xml:space="preserve"> `chk_work_time_limits` </w:t>
+        <w:t xml:space="preserve"> `</w:t>
+      </w:r>
+      <w:proofErr w:type="spellStart"/>
+      <w:r>
+        <w:rPr>
+          <w:rFonts w:ascii="Courier New" w:eastAsia="Times New Roman" w:hAnsi="Courier New" w:cs="Courier New"/>
+          <w:sz w:val="20"/>
+          <w:szCs w:val="20"/>
+          <w:lang w:val="en-US"/>
+        </w:rPr>
+        <w:t>chk_work_time_limits</w:t>
+      </w:r>
+      <w:proofErr w:type="spellEnd"/>
+      <w:r>
+        <w:rPr>
+          <w:rFonts w:ascii="Courier New" w:eastAsia="Times New Roman" w:hAnsi="Courier New" w:cs="Courier New"/>
+          <w:sz w:val="20"/>
+          <w:szCs w:val="20"/>
+          <w:lang w:val="en-US"/>
+        </w:rPr>
+        <w:t xml:space="preserve">` </w:t>
       </w:r>
       <w:r>
         <w:rPr>
@@ -7828,7 +8588,27 @@
           <w:szCs w:val="20"/>
           <w:lang w:val="en-US"/>
         </w:rPr>
-        <w:t xml:space="preserve"> (`work_hours` </w:t>
+        <w:t xml:space="preserve"> (`</w:t>
+      </w:r>
+      <w:proofErr w:type="spellStart"/>
+      <w:r>
+        <w:rPr>
+          <w:rFonts w:ascii="Courier New" w:eastAsia="Times New Roman" w:hAnsi="Courier New" w:cs="Courier New"/>
+          <w:sz w:val="20"/>
+          <w:szCs w:val="20"/>
+          <w:lang w:val="en-US"/>
+        </w:rPr>
+        <w:t>work_hours</w:t>
+      </w:r>
+      <w:proofErr w:type="spellEnd"/>
+      <w:r>
+        <w:rPr>
+          <w:rFonts w:ascii="Courier New" w:eastAsia="Times New Roman" w:hAnsi="Courier New" w:cs="Courier New"/>
+          <w:sz w:val="20"/>
+          <w:szCs w:val="20"/>
+          <w:lang w:val="en-US"/>
+        </w:rPr>
+        <w:t xml:space="preserve">` </w:t>
       </w:r>
       <w:r>
         <w:rPr>
@@ -7958,14 +8738,25 @@
         </w:rPr>
         <w:t>=</w:t>
       </w:r>
-      <w:r>
-        <w:rPr>
-          <w:rFonts w:ascii="Courier New" w:eastAsia="Times New Roman" w:hAnsi="Courier New" w:cs="Courier New"/>
-          <w:sz w:val="20"/>
-          <w:szCs w:val="20"/>
-          <w:lang w:val="en-US"/>
-        </w:rPr>
-        <w:t xml:space="preserve">InnoDB </w:t>
+      <w:proofErr w:type="spellStart"/>
+      <w:r>
+        <w:rPr>
+          <w:rFonts w:ascii="Courier New" w:eastAsia="Times New Roman" w:hAnsi="Courier New" w:cs="Courier New"/>
+          <w:sz w:val="20"/>
+          <w:szCs w:val="20"/>
+          <w:lang w:val="en-US"/>
+        </w:rPr>
+        <w:t>InnoDB</w:t>
+      </w:r>
+      <w:proofErr w:type="spellEnd"/>
+      <w:r>
+        <w:rPr>
+          <w:rFonts w:ascii="Courier New" w:eastAsia="Times New Roman" w:hAnsi="Courier New" w:cs="Courier New"/>
+          <w:sz w:val="20"/>
+          <w:szCs w:val="20"/>
+          <w:lang w:val="en-US"/>
+        </w:rPr>
+        <w:t xml:space="preserve"> </w:t>
       </w:r>
       <w:r>
         <w:rPr>
@@ -8294,7 +9085,27 @@
           <w:szCs w:val="20"/>
           <w:lang w:val="en-US"/>
         </w:rPr>
-        <w:t xml:space="preserve">    `employee_id` </w:t>
+        <w:t xml:space="preserve">    `</w:t>
+      </w:r>
+      <w:proofErr w:type="spellStart"/>
+      <w:r>
+        <w:rPr>
+          <w:rFonts w:ascii="Courier New" w:eastAsia="Times New Roman" w:hAnsi="Courier New" w:cs="Courier New"/>
+          <w:sz w:val="20"/>
+          <w:szCs w:val="20"/>
+          <w:lang w:val="en-US"/>
+        </w:rPr>
+        <w:t>employee_id</w:t>
+      </w:r>
+      <w:proofErr w:type="spellEnd"/>
+      <w:r>
+        <w:rPr>
+          <w:rFonts w:ascii="Courier New" w:eastAsia="Times New Roman" w:hAnsi="Courier New" w:cs="Courier New"/>
+          <w:sz w:val="20"/>
+          <w:szCs w:val="20"/>
+          <w:lang w:val="en-US"/>
+        </w:rPr>
+        <w:t xml:space="preserve">` </w:t>
       </w:r>
       <w:r>
         <w:rPr>
@@ -8393,7 +9204,27 @@
           <w:szCs w:val="20"/>
           <w:lang w:val="en-US"/>
         </w:rPr>
-        <w:t xml:space="preserve">    `total_price` </w:t>
+        <w:t xml:space="preserve">    `</w:t>
+      </w:r>
+      <w:proofErr w:type="spellStart"/>
+      <w:r>
+        <w:rPr>
+          <w:rFonts w:ascii="Courier New" w:eastAsia="Times New Roman" w:hAnsi="Courier New" w:cs="Courier New"/>
+          <w:sz w:val="20"/>
+          <w:szCs w:val="20"/>
+          <w:lang w:val="en-US"/>
+        </w:rPr>
+        <w:t>total_price</w:t>
+      </w:r>
+      <w:proofErr w:type="spellEnd"/>
+      <w:r>
+        <w:rPr>
+          <w:rFonts w:ascii="Courier New" w:eastAsia="Times New Roman" w:hAnsi="Courier New" w:cs="Courier New"/>
+          <w:sz w:val="20"/>
+          <w:szCs w:val="20"/>
+          <w:lang w:val="en-US"/>
+        </w:rPr>
+        <w:t xml:space="preserve">` </w:t>
       </w:r>
       <w:r>
         <w:rPr>
@@ -8492,7 +9323,27 @@
           <w:szCs w:val="20"/>
           <w:lang w:val="en-US"/>
         </w:rPr>
-        <w:t xml:space="preserve">    `date_time` datetime </w:t>
+        <w:t xml:space="preserve">    `</w:t>
+      </w:r>
+      <w:proofErr w:type="spellStart"/>
+      <w:r>
+        <w:rPr>
+          <w:rFonts w:ascii="Courier New" w:eastAsia="Times New Roman" w:hAnsi="Courier New" w:cs="Courier New"/>
+          <w:sz w:val="20"/>
+          <w:szCs w:val="20"/>
+          <w:lang w:val="en-US"/>
+        </w:rPr>
+        <w:t>date_time</w:t>
+      </w:r>
+      <w:proofErr w:type="spellEnd"/>
+      <w:r>
+        <w:rPr>
+          <w:rFonts w:ascii="Courier New" w:eastAsia="Times New Roman" w:hAnsi="Courier New" w:cs="Courier New"/>
+          <w:sz w:val="20"/>
+          <w:szCs w:val="20"/>
+          <w:lang w:val="en-US"/>
+        </w:rPr>
+        <w:t xml:space="preserve">` datetime </w:t>
       </w:r>
       <w:r>
         <w:rPr>
@@ -8555,7 +9406,27 @@
           <w:szCs w:val="20"/>
           <w:lang w:val="en-US"/>
         </w:rPr>
-        <w:t xml:space="preserve"> NOW(),</w:t>
+        <w:t xml:space="preserve"> </w:t>
+      </w:r>
+      <w:proofErr w:type="gramStart"/>
+      <w:r>
+        <w:rPr>
+          <w:rFonts w:ascii="Courier New" w:eastAsia="Times New Roman" w:hAnsi="Courier New" w:cs="Courier New"/>
+          <w:sz w:val="20"/>
+          <w:szCs w:val="20"/>
+          <w:lang w:val="en-US"/>
+        </w:rPr>
+        <w:t>NOW(</w:t>
+      </w:r>
+      <w:proofErr w:type="gramEnd"/>
+      <w:r>
+        <w:rPr>
+          <w:rFonts w:ascii="Courier New" w:eastAsia="Times New Roman" w:hAnsi="Courier New" w:cs="Courier New"/>
+          <w:sz w:val="20"/>
+          <w:szCs w:val="20"/>
+          <w:lang w:val="en-US"/>
+        </w:rPr>
+        <w:t>),</w:t>
       </w:r>
     </w:p>
     <w:p>
@@ -8614,7 +9485,27 @@
           <w:szCs w:val="20"/>
           <w:lang w:val="en-US"/>
         </w:rPr>
-        <w:t xml:space="preserve"> `fk_orders_employee` </w:t>
+        <w:t xml:space="preserve"> `</w:t>
+      </w:r>
+      <w:proofErr w:type="spellStart"/>
+      <w:r>
+        <w:rPr>
+          <w:rFonts w:ascii="Courier New" w:eastAsia="Times New Roman" w:hAnsi="Courier New" w:cs="Courier New"/>
+          <w:sz w:val="20"/>
+          <w:szCs w:val="20"/>
+          <w:lang w:val="en-US"/>
+        </w:rPr>
+        <w:t>fk_orders_employee</w:t>
+      </w:r>
+      <w:proofErr w:type="spellEnd"/>
+      <w:r>
+        <w:rPr>
+          <w:rFonts w:ascii="Courier New" w:eastAsia="Times New Roman" w:hAnsi="Courier New" w:cs="Courier New"/>
+          <w:sz w:val="20"/>
+          <w:szCs w:val="20"/>
+          <w:lang w:val="en-US"/>
+        </w:rPr>
+        <w:t xml:space="preserve">` </w:t>
       </w:r>
       <w:r>
         <w:rPr>
@@ -8635,7 +9526,27 @@
           <w:szCs w:val="20"/>
           <w:lang w:val="en-US"/>
         </w:rPr>
-        <w:t xml:space="preserve"> KEY (`employee_id`) </w:t>
+        <w:t xml:space="preserve"> KEY (`</w:t>
+      </w:r>
+      <w:proofErr w:type="spellStart"/>
+      <w:r>
+        <w:rPr>
+          <w:rFonts w:ascii="Courier New" w:eastAsia="Times New Roman" w:hAnsi="Courier New" w:cs="Courier New"/>
+          <w:sz w:val="20"/>
+          <w:szCs w:val="20"/>
+          <w:lang w:val="en-US"/>
+        </w:rPr>
+        <w:t>employee_id</w:t>
+      </w:r>
+      <w:proofErr w:type="spellEnd"/>
+      <w:r>
+        <w:rPr>
+          <w:rFonts w:ascii="Courier New" w:eastAsia="Times New Roman" w:hAnsi="Courier New" w:cs="Courier New"/>
+          <w:sz w:val="20"/>
+          <w:szCs w:val="20"/>
+          <w:lang w:val="en-US"/>
+        </w:rPr>
+        <w:t xml:space="preserve">`) </w:t>
       </w:r>
       <w:r>
         <w:rPr>
@@ -8715,7 +9626,27 @@
           <w:szCs w:val="20"/>
           <w:lang w:val="en-US"/>
         </w:rPr>
-        <w:t xml:space="preserve"> `chk_total_price` </w:t>
+        <w:t xml:space="preserve"> `</w:t>
+      </w:r>
+      <w:proofErr w:type="spellStart"/>
+      <w:r>
+        <w:rPr>
+          <w:rFonts w:ascii="Courier New" w:eastAsia="Times New Roman" w:hAnsi="Courier New" w:cs="Courier New"/>
+          <w:sz w:val="20"/>
+          <w:szCs w:val="20"/>
+          <w:lang w:val="en-US"/>
+        </w:rPr>
+        <w:t>chk_total_price</w:t>
+      </w:r>
+      <w:proofErr w:type="spellEnd"/>
+      <w:r>
+        <w:rPr>
+          <w:rFonts w:ascii="Courier New" w:eastAsia="Times New Roman" w:hAnsi="Courier New" w:cs="Courier New"/>
+          <w:sz w:val="20"/>
+          <w:szCs w:val="20"/>
+          <w:lang w:val="en-US"/>
+        </w:rPr>
+        <w:t xml:space="preserve">` </w:t>
       </w:r>
       <w:r>
         <w:rPr>
@@ -8736,7 +9667,27 @@
           <w:szCs w:val="20"/>
           <w:lang w:val="en-US"/>
         </w:rPr>
-        <w:t xml:space="preserve"> (`total_price` </w:t>
+        <w:t xml:space="preserve"> (`</w:t>
+      </w:r>
+      <w:proofErr w:type="spellStart"/>
+      <w:r>
+        <w:rPr>
+          <w:rFonts w:ascii="Courier New" w:eastAsia="Times New Roman" w:hAnsi="Courier New" w:cs="Courier New"/>
+          <w:sz w:val="20"/>
+          <w:szCs w:val="20"/>
+          <w:lang w:val="en-US"/>
+        </w:rPr>
+        <w:t>total_price</w:t>
+      </w:r>
+      <w:proofErr w:type="spellEnd"/>
+      <w:r>
+        <w:rPr>
+          <w:rFonts w:ascii="Courier New" w:eastAsia="Times New Roman" w:hAnsi="Courier New" w:cs="Courier New"/>
+          <w:sz w:val="20"/>
+          <w:szCs w:val="20"/>
+          <w:lang w:val="en-US"/>
+        </w:rPr>
+        <w:t xml:space="preserve">` </w:t>
       </w:r>
       <w:r>
         <w:rPr>
@@ -8824,14 +9775,25 @@
         </w:rPr>
         <w:t>=</w:t>
       </w:r>
-      <w:r>
-        <w:rPr>
-          <w:rFonts w:ascii="Courier New" w:eastAsia="Times New Roman" w:hAnsi="Courier New" w:cs="Courier New"/>
-          <w:sz w:val="20"/>
-          <w:szCs w:val="20"/>
-          <w:lang w:val="en-US"/>
-        </w:rPr>
-        <w:t xml:space="preserve">InnoDB </w:t>
+      <w:proofErr w:type="spellStart"/>
+      <w:r>
+        <w:rPr>
+          <w:rFonts w:ascii="Courier New" w:eastAsia="Times New Roman" w:hAnsi="Courier New" w:cs="Courier New"/>
+          <w:sz w:val="20"/>
+          <w:szCs w:val="20"/>
+          <w:lang w:val="en-US"/>
+        </w:rPr>
+        <w:t>InnoDB</w:t>
+      </w:r>
+      <w:proofErr w:type="spellEnd"/>
+      <w:r>
+        <w:rPr>
+          <w:rFonts w:ascii="Courier New" w:eastAsia="Times New Roman" w:hAnsi="Courier New" w:cs="Courier New"/>
+          <w:sz w:val="20"/>
+          <w:szCs w:val="20"/>
+          <w:lang w:val="en-US"/>
+        </w:rPr>
+        <w:t xml:space="preserve"> </w:t>
       </w:r>
       <w:r>
         <w:rPr>
@@ -9044,7 +10006,27 @@
           <w:szCs w:val="20"/>
           <w:lang w:val="en-US"/>
         </w:rPr>
-        <w:t xml:space="preserve"> `orders_goods` (</w:t>
+        <w:t xml:space="preserve"> `</w:t>
+      </w:r>
+      <w:proofErr w:type="spellStart"/>
+      <w:r>
+        <w:rPr>
+          <w:rFonts w:ascii="Courier New" w:eastAsia="Times New Roman" w:hAnsi="Courier New" w:cs="Courier New"/>
+          <w:sz w:val="20"/>
+          <w:szCs w:val="20"/>
+          <w:lang w:val="en-US"/>
+        </w:rPr>
+        <w:t>orders_goods</w:t>
+      </w:r>
+      <w:proofErr w:type="spellEnd"/>
+      <w:r>
+        <w:rPr>
+          <w:rFonts w:ascii="Courier New" w:eastAsia="Times New Roman" w:hAnsi="Courier New" w:cs="Courier New"/>
+          <w:sz w:val="20"/>
+          <w:szCs w:val="20"/>
+          <w:lang w:val="en-US"/>
+        </w:rPr>
+        <w:t>` (</w:t>
       </w:r>
     </w:p>
     <w:p>
@@ -9082,7 +10064,27 @@
           <w:szCs w:val="20"/>
           <w:lang w:val="en-US"/>
         </w:rPr>
-        <w:t xml:space="preserve">    `order_id` </w:t>
+        <w:t xml:space="preserve">    `</w:t>
+      </w:r>
+      <w:proofErr w:type="spellStart"/>
+      <w:r>
+        <w:rPr>
+          <w:rFonts w:ascii="Courier New" w:eastAsia="Times New Roman" w:hAnsi="Courier New" w:cs="Courier New"/>
+          <w:sz w:val="20"/>
+          <w:szCs w:val="20"/>
+          <w:lang w:val="en-US"/>
+        </w:rPr>
+        <w:t>order_id</w:t>
+      </w:r>
+      <w:proofErr w:type="spellEnd"/>
+      <w:r>
+        <w:rPr>
+          <w:rFonts w:ascii="Courier New" w:eastAsia="Times New Roman" w:hAnsi="Courier New" w:cs="Courier New"/>
+          <w:sz w:val="20"/>
+          <w:szCs w:val="20"/>
+          <w:lang w:val="en-US"/>
+        </w:rPr>
+        <w:t xml:space="preserve">` </w:t>
       </w:r>
       <w:r>
         <w:rPr>
@@ -9181,7 +10183,27 @@
           <w:szCs w:val="20"/>
           <w:lang w:val="en-US"/>
         </w:rPr>
-        <w:t xml:space="preserve">    `good_id` </w:t>
+        <w:t xml:space="preserve">    `</w:t>
+      </w:r>
+      <w:proofErr w:type="spellStart"/>
+      <w:r>
+        <w:rPr>
+          <w:rFonts w:ascii="Courier New" w:eastAsia="Times New Roman" w:hAnsi="Courier New" w:cs="Courier New"/>
+          <w:sz w:val="20"/>
+          <w:szCs w:val="20"/>
+          <w:lang w:val="en-US"/>
+        </w:rPr>
+        <w:t>good_id</w:t>
+      </w:r>
+      <w:proofErr w:type="spellEnd"/>
+      <w:r>
+        <w:rPr>
+          <w:rFonts w:ascii="Courier New" w:eastAsia="Times New Roman" w:hAnsi="Courier New" w:cs="Courier New"/>
+          <w:sz w:val="20"/>
+          <w:szCs w:val="20"/>
+          <w:lang w:val="en-US"/>
+        </w:rPr>
+        <w:t xml:space="preserve">` </w:t>
       </w:r>
       <w:r>
         <w:rPr>
@@ -9440,7 +10462,47 @@
           <w:szCs w:val="20"/>
           <w:lang w:val="en-US"/>
         </w:rPr>
-        <w:t xml:space="preserve"> KEY (`order_id`, `good_id`),</w:t>
+        <w:t xml:space="preserve"> KEY (`</w:t>
+      </w:r>
+      <w:proofErr w:type="spellStart"/>
+      <w:r>
+        <w:rPr>
+          <w:rFonts w:ascii="Courier New" w:eastAsia="Times New Roman" w:hAnsi="Courier New" w:cs="Courier New"/>
+          <w:sz w:val="20"/>
+          <w:szCs w:val="20"/>
+          <w:lang w:val="en-US"/>
+        </w:rPr>
+        <w:t>order_id</w:t>
+      </w:r>
+      <w:proofErr w:type="spellEnd"/>
+      <w:r>
+        <w:rPr>
+          <w:rFonts w:ascii="Courier New" w:eastAsia="Times New Roman" w:hAnsi="Courier New" w:cs="Courier New"/>
+          <w:sz w:val="20"/>
+          <w:szCs w:val="20"/>
+          <w:lang w:val="en-US"/>
+        </w:rPr>
+        <w:t>`, `</w:t>
+      </w:r>
+      <w:proofErr w:type="spellStart"/>
+      <w:r>
+        <w:rPr>
+          <w:rFonts w:ascii="Courier New" w:eastAsia="Times New Roman" w:hAnsi="Courier New" w:cs="Courier New"/>
+          <w:sz w:val="20"/>
+          <w:szCs w:val="20"/>
+          <w:lang w:val="en-US"/>
+        </w:rPr>
+        <w:t>good_id</w:t>
+      </w:r>
+      <w:proofErr w:type="spellEnd"/>
+      <w:r>
+        <w:rPr>
+          <w:rFonts w:ascii="Courier New" w:eastAsia="Times New Roman" w:hAnsi="Courier New" w:cs="Courier New"/>
+          <w:sz w:val="20"/>
+          <w:szCs w:val="20"/>
+          <w:lang w:val="en-US"/>
+        </w:rPr>
+        <w:t>`),</w:t>
       </w:r>
     </w:p>
     <w:p>
@@ -9499,7 +10561,27 @@
           <w:szCs w:val="20"/>
           <w:lang w:val="en-US"/>
         </w:rPr>
-        <w:t xml:space="preserve"> KEY (`order_id`) </w:t>
+        <w:t xml:space="preserve"> KEY (`</w:t>
+      </w:r>
+      <w:proofErr w:type="spellStart"/>
+      <w:r>
+        <w:rPr>
+          <w:rFonts w:ascii="Courier New" w:eastAsia="Times New Roman" w:hAnsi="Courier New" w:cs="Courier New"/>
+          <w:sz w:val="20"/>
+          <w:szCs w:val="20"/>
+          <w:lang w:val="en-US"/>
+        </w:rPr>
+        <w:t>order_id</w:t>
+      </w:r>
+      <w:proofErr w:type="spellEnd"/>
+      <w:r>
+        <w:rPr>
+          <w:rFonts w:ascii="Courier New" w:eastAsia="Times New Roman" w:hAnsi="Courier New" w:cs="Courier New"/>
+          <w:sz w:val="20"/>
+          <w:szCs w:val="20"/>
+          <w:lang w:val="en-US"/>
+        </w:rPr>
+        <w:t xml:space="preserve">`) </w:t>
       </w:r>
       <w:r>
         <w:rPr>
@@ -9579,7 +10661,27 @@
           <w:szCs w:val="20"/>
           <w:lang w:val="en-US"/>
         </w:rPr>
-        <w:t xml:space="preserve"> KEY (`good_id`) </w:t>
+        <w:t xml:space="preserve"> KEY (`</w:t>
+      </w:r>
+      <w:proofErr w:type="spellStart"/>
+      <w:r>
+        <w:rPr>
+          <w:rFonts w:ascii="Courier New" w:eastAsia="Times New Roman" w:hAnsi="Courier New" w:cs="Courier New"/>
+          <w:sz w:val="20"/>
+          <w:szCs w:val="20"/>
+          <w:lang w:val="en-US"/>
+        </w:rPr>
+        <w:t>good_id</w:t>
+      </w:r>
+      <w:proofErr w:type="spellEnd"/>
+      <w:r>
+        <w:rPr>
+          <w:rFonts w:ascii="Courier New" w:eastAsia="Times New Roman" w:hAnsi="Courier New" w:cs="Courier New"/>
+          <w:sz w:val="20"/>
+          <w:szCs w:val="20"/>
+          <w:lang w:val="en-US"/>
+        </w:rPr>
+        <w:t xml:space="preserve">`) </w:t>
       </w:r>
       <w:r>
         <w:rPr>
@@ -9659,7 +10761,27 @@
           <w:szCs w:val="20"/>
           <w:lang w:val="en-US"/>
         </w:rPr>
-        <w:t xml:space="preserve"> `chk_quantity_positive` </w:t>
+        <w:t xml:space="preserve"> `</w:t>
+      </w:r>
+      <w:proofErr w:type="spellStart"/>
+      <w:r>
+        <w:rPr>
+          <w:rFonts w:ascii="Courier New" w:eastAsia="Times New Roman" w:hAnsi="Courier New" w:cs="Courier New"/>
+          <w:sz w:val="20"/>
+          <w:szCs w:val="20"/>
+          <w:lang w:val="en-US"/>
+        </w:rPr>
+        <w:t>chk_quantity_positive</w:t>
+      </w:r>
+      <w:proofErr w:type="spellEnd"/>
+      <w:r>
+        <w:rPr>
+          <w:rFonts w:ascii="Courier New" w:eastAsia="Times New Roman" w:hAnsi="Courier New" w:cs="Courier New"/>
+          <w:sz w:val="20"/>
+          <w:szCs w:val="20"/>
+          <w:lang w:val="en-US"/>
+        </w:rPr>
+        <w:t xml:space="preserve">` </w:t>
       </w:r>
       <w:r>
         <w:rPr>
@@ -9768,14 +10890,25 @@
         </w:rPr>
         <w:t>=</w:t>
       </w:r>
-      <w:r>
-        <w:rPr>
-          <w:rFonts w:ascii="Courier New" w:eastAsia="Times New Roman" w:hAnsi="Courier New" w:cs="Courier New"/>
-          <w:sz w:val="20"/>
-          <w:szCs w:val="20"/>
-          <w:lang w:val="en-US"/>
-        </w:rPr>
-        <w:t xml:space="preserve">InnoDB </w:t>
+      <w:proofErr w:type="spellStart"/>
+      <w:r>
+        <w:rPr>
+          <w:rFonts w:ascii="Courier New" w:eastAsia="Times New Roman" w:hAnsi="Courier New" w:cs="Courier New"/>
+          <w:sz w:val="20"/>
+          <w:szCs w:val="20"/>
+          <w:lang w:val="en-US"/>
+        </w:rPr>
+        <w:t>InnoDB</w:t>
+      </w:r>
+      <w:proofErr w:type="spellEnd"/>
+      <w:r>
+        <w:rPr>
+          <w:rFonts w:ascii="Courier New" w:eastAsia="Times New Roman" w:hAnsi="Courier New" w:cs="Courier New"/>
+          <w:sz w:val="20"/>
+          <w:szCs w:val="20"/>
+          <w:lang w:val="en-US"/>
+        </w:rPr>
+        <w:t xml:space="preserve"> </w:t>
       </w:r>
       <w:r>
         <w:rPr>
@@ -10089,14 +11222,32 @@
           <w:i/>
           <w:lang w:val="en-US"/>
         </w:rPr>
-        <w:t>` ADD CONSTRAINT `fk-</w:t>
-      </w:r>
+        <w:t>` ADD CONSTRAINT `</w:t>
+      </w:r>
+      <w:proofErr w:type="spellStart"/>
       <w:r>
         <w:rPr>
           <w:rFonts w:ascii="Times New Roman" w:hAnsi="Times New Roman" w:cs="Times New Roman"/>
           <w:i/>
           <w:lang w:val="en-US"/>
         </w:rPr>
+        <w:t>fk</w:t>
+      </w:r>
+      <w:proofErr w:type="spellEnd"/>
+      <w:r>
+        <w:rPr>
+          <w:rFonts w:ascii="Times New Roman" w:hAnsi="Times New Roman" w:cs="Times New Roman"/>
+          <w:i/>
+          <w:lang w:val="en-US"/>
+        </w:rPr>
+        <w:t>-</w:t>
+      </w:r>
+      <w:r>
+        <w:rPr>
+          <w:rFonts w:ascii="Times New Roman" w:hAnsi="Times New Roman" w:cs="Times New Roman"/>
+          <w:i/>
+          <w:lang w:val="en-US"/>
+        </w:rPr>
         <w:t>employee</w:t>
       </w:r>
       <w:r>
@@ -10123,6 +11274,7 @@
         </w:rPr>
         <w:t>` FOREIGN KEY (`</w:t>
       </w:r>
+      <w:proofErr w:type="spellStart"/>
       <w:r>
         <w:rPr>
           <w:rFonts w:ascii="Times New Roman" w:hAnsi="Times New Roman" w:cs="Times New Roman"/>
@@ -10137,14 +11289,23 @@
           <w:i/>
           <w:lang w:val="en-US"/>
         </w:rPr>
-        <w:t>_id`) REFERENCES `</w:t>
-      </w:r>
+        <w:t>_id</w:t>
+      </w:r>
+      <w:proofErr w:type="spellEnd"/>
       <w:r>
         <w:rPr>
           <w:rFonts w:ascii="Times New Roman" w:hAnsi="Times New Roman" w:cs="Times New Roman"/>
           <w:i/>
           <w:lang w:val="en-US"/>
         </w:rPr>
+        <w:t>`) REFERENCES `</w:t>
+      </w:r>
+      <w:r>
+        <w:rPr>
+          <w:rFonts w:ascii="Times New Roman" w:hAnsi="Times New Roman" w:cs="Times New Roman"/>
+          <w:i/>
+          <w:lang w:val="en-US"/>
+        </w:rPr>
         <w:t>positions</w:t>
       </w:r>
       <w:r>
@@ -10283,24 +11444,52 @@
           <w:sz w:val="28"/>
           <w:lang w:val="en-GB"/>
         </w:rPr>
-        <w:t>orders – orders_goods (on delete cascade on update cascade)</w:t>
-      </w:r>
-    </w:p>
-    <w:p>
-      <w:pPr>
+        <w:t xml:space="preserve">orders – </w:t>
+      </w:r>
+      <w:proofErr w:type="spellStart"/>
+      <w:r>
         <w:rPr>
           <w:rFonts w:ascii="Times New Roman" w:hAnsi="Times New Roman" w:cs="Times New Roman"/>
           <w:sz w:val="28"/>
           <w:lang w:val="en-GB"/>
         </w:rPr>
-      </w:pPr>
+        <w:t>orders_goods</w:t>
+      </w:r>
+      <w:proofErr w:type="spellEnd"/>
       <w:r>
         <w:rPr>
           <w:rFonts w:ascii="Times New Roman" w:hAnsi="Times New Roman" w:cs="Times New Roman"/>
           <w:sz w:val="28"/>
           <w:lang w:val="en-GB"/>
         </w:rPr>
-        <w:t>orders_goods – goods (on delete restrict on update cascade)</w:t>
+        <w:t xml:space="preserve"> (on delete cascade on update cascade)</w:t>
+      </w:r>
+    </w:p>
+    <w:p>
+      <w:pPr>
+        <w:rPr>
+          <w:rFonts w:ascii="Times New Roman" w:hAnsi="Times New Roman" w:cs="Times New Roman"/>
+          <w:sz w:val="28"/>
+          <w:lang w:val="en-GB"/>
+        </w:rPr>
+      </w:pPr>
+      <w:proofErr w:type="spellStart"/>
+      <w:r>
+        <w:rPr>
+          <w:rFonts w:ascii="Times New Roman" w:hAnsi="Times New Roman" w:cs="Times New Roman"/>
+          <w:sz w:val="28"/>
+          <w:lang w:val="en-GB"/>
+        </w:rPr>
+        <w:t>orders_goods</w:t>
+      </w:r>
+      <w:proofErr w:type="spellEnd"/>
+      <w:r>
+        <w:rPr>
+          <w:rFonts w:ascii="Times New Roman" w:hAnsi="Times New Roman" w:cs="Times New Roman"/>
+          <w:sz w:val="28"/>
+          <w:lang w:val="en-GB"/>
+        </w:rPr>
+        <w:t xml:space="preserve"> – goods (on delete restrict on update cascade)</w:t>
       </w:r>
     </w:p>
     <w:p>
@@ -10374,58 +11563,6 @@
             <wp:extent cx="5940425" cy="1032510"/>
             <wp:effectExtent l="0" t="0" r="3175" b="0"/>
             <wp:docPr id="8" name="Picture 8"/>
-            <wp:cNvGraphicFramePr>
-              <a:graphicFrameLocks xmlns:a="http://schemas.openxmlformats.org/drawingml/2006/main" noChangeAspect="1"/>
-            </wp:cNvGraphicFramePr>
-            <a:graphic xmlns:a="http://schemas.openxmlformats.org/drawingml/2006/main">
-              <a:graphicData uri="http://schemas.openxmlformats.org/drawingml/2006/picture">
-                <pic:pic xmlns:pic="http://schemas.openxmlformats.org/drawingml/2006/picture">
-                  <pic:nvPicPr>
-                    <pic:cNvPr id="1" name=""/>
-                    <pic:cNvPicPr/>
-                  </pic:nvPicPr>
-                  <pic:blipFill>
-                    <a:blip r:embed="rId16"/>
-                    <a:stretch>
-                      <a:fillRect/>
-                    </a:stretch>
-                  </pic:blipFill>
-                  <pic:spPr>
-                    <a:xfrm>
-                      <a:off x="0" y="0"/>
-                      <a:ext cx="5940425" cy="1032510"/>
-                    </a:xfrm>
-                    <a:prstGeom prst="rect">
-                      <a:avLst/>
-                    </a:prstGeom>
-                  </pic:spPr>
-                </pic:pic>
-              </a:graphicData>
-            </a:graphic>
-          </wp:inline>
-        </w:drawing>
-      </w:r>
-    </w:p>
-    <w:p>
-      <w:pPr>
-        <w:rPr>
-          <w:rFonts w:ascii="Times New Roman" w:hAnsi="Times New Roman" w:cs="Times New Roman"/>
-          <w:b/>
-          <w:sz w:val="28"/>
-        </w:rPr>
-      </w:pPr>
-      <w:r>
-        <w:rPr>
-          <w:rFonts w:ascii="Times New Roman" w:hAnsi="Times New Roman" w:cs="Times New Roman"/>
-          <w:b/>
-          <w:noProof/>
-          <w:sz w:val="28"/>
-        </w:rPr>
-        <w:drawing>
-          <wp:inline distT="0" distB="0" distL="0" distR="0" wp14:anchorId="0399EE09" wp14:editId="76532A99">
-            <wp:extent cx="5940425" cy="767080"/>
-            <wp:effectExtent l="0" t="0" r="3175" b="0"/>
-            <wp:docPr id="9" name="Picture 9"/>
             <wp:cNvGraphicFramePr>
               <a:graphicFrameLocks xmlns:a="http://schemas.openxmlformats.org/drawingml/2006/main" noChangeAspect="1"/>
             </wp:cNvGraphicFramePr>
@@ -10445,7 +11582,7 @@
                   <pic:spPr>
                     <a:xfrm>
                       <a:off x="0" y="0"/>
-                      <a:ext cx="5940425" cy="767080"/>
+                      <a:ext cx="5940425" cy="1032510"/>
                     </a:xfrm>
                     <a:prstGeom prst="rect">
                       <a:avLst/>
@@ -10468,13 +11605,16 @@
       </w:pPr>
       <w:r>
         <w:rPr>
+          <w:rFonts w:ascii="Times New Roman" w:hAnsi="Times New Roman" w:cs="Times New Roman"/>
+          <w:b/>
           <w:noProof/>
+          <w:sz w:val="28"/>
         </w:rPr>
         <w:drawing>
-          <wp:inline distT="0" distB="0" distL="0" distR="0" wp14:anchorId="169E7320" wp14:editId="5181E1D4">
-            <wp:extent cx="5940425" cy="885825"/>
-            <wp:effectExtent l="0" t="0" r="3175" b="9525"/>
-            <wp:docPr id="10" name="Picture 10"/>
+          <wp:inline distT="0" distB="0" distL="0" distR="0" wp14:anchorId="0399EE09" wp14:editId="76532A99">
+            <wp:extent cx="5940425" cy="767080"/>
+            <wp:effectExtent l="0" t="0" r="3175" b="0"/>
+            <wp:docPr id="9" name="Picture 9"/>
             <wp:cNvGraphicFramePr>
               <a:graphicFrameLocks xmlns:a="http://schemas.openxmlformats.org/drawingml/2006/main" noChangeAspect="1"/>
             </wp:cNvGraphicFramePr>
@@ -10494,7 +11634,7 @@
                   <pic:spPr>
                     <a:xfrm>
                       <a:off x="0" y="0"/>
-                      <a:ext cx="5940425" cy="885825"/>
+                      <a:ext cx="5940425" cy="767080"/>
                     </a:xfrm>
                     <a:prstGeom prst="rect">
                       <a:avLst/>
@@ -10519,12 +11659,11 @@
         <w:rPr>
           <w:noProof/>
         </w:rPr>
-        <w:lastRenderedPageBreak/>
         <w:drawing>
-          <wp:inline distT="0" distB="0" distL="0" distR="0" wp14:anchorId="33E1541B" wp14:editId="30642B9A">
-            <wp:extent cx="5940425" cy="824230"/>
-            <wp:effectExtent l="0" t="0" r="3175" b="0"/>
-            <wp:docPr id="11" name="Picture 11"/>
+          <wp:inline distT="0" distB="0" distL="0" distR="0" wp14:anchorId="169E7320" wp14:editId="5181E1D4">
+            <wp:extent cx="5940425" cy="885825"/>
+            <wp:effectExtent l="0" t="0" r="3175" b="9525"/>
+            <wp:docPr id="10" name="Picture 10"/>
             <wp:cNvGraphicFramePr>
               <a:graphicFrameLocks xmlns:a="http://schemas.openxmlformats.org/drawingml/2006/main" noChangeAspect="1"/>
             </wp:cNvGraphicFramePr>
@@ -10544,7 +11683,7 @@
                   <pic:spPr>
                     <a:xfrm>
                       <a:off x="0" y="0"/>
-                      <a:ext cx="5940425" cy="824230"/>
+                      <a:ext cx="5940425" cy="885825"/>
                     </a:xfrm>
                     <a:prstGeom prst="rect">
                       <a:avLst/>
@@ -10567,16 +11706,14 @@
       </w:pPr>
       <w:r>
         <w:rPr>
-          <w:rFonts w:ascii="Times New Roman" w:hAnsi="Times New Roman" w:cs="Times New Roman"/>
-          <w:b/>
           <w:noProof/>
-          <w:sz w:val="28"/>
-        </w:rPr>
+        </w:rPr>
+        <w:lastRenderedPageBreak/>
         <w:drawing>
-          <wp:inline distT="0" distB="0" distL="0" distR="0" wp14:anchorId="18ADCDA8" wp14:editId="603FA443">
-            <wp:extent cx="5940425" cy="950595"/>
-            <wp:effectExtent l="0" t="0" r="3175" b="1905"/>
-            <wp:docPr id="12" name="Picture 12"/>
+          <wp:inline distT="0" distB="0" distL="0" distR="0" wp14:anchorId="33E1541B" wp14:editId="30642B9A">
+            <wp:extent cx="5940425" cy="824230"/>
+            <wp:effectExtent l="0" t="0" r="3175" b="0"/>
+            <wp:docPr id="11" name="Picture 11"/>
             <wp:cNvGraphicFramePr>
               <a:graphicFrameLocks xmlns:a="http://schemas.openxmlformats.org/drawingml/2006/main" noChangeAspect="1"/>
             </wp:cNvGraphicFramePr>
@@ -10596,7 +11733,7 @@
                   <pic:spPr>
                     <a:xfrm>
                       <a:off x="0" y="0"/>
-                      <a:ext cx="5940425" cy="950595"/>
+                      <a:ext cx="5940425" cy="824230"/>
                     </a:xfrm>
                     <a:prstGeom prst="rect">
                       <a:avLst/>
@@ -10608,203 +11745,27 @@
           </wp:inline>
         </w:drawing>
       </w:r>
-      <w:r>
-        <w:rPr>
-          <w:rFonts w:ascii="Times New Roman" w:hAnsi="Times New Roman" w:cs="Times New Roman"/>
-          <w:b/>
-          <w:sz w:val="28"/>
-        </w:rPr>
-        <w:br w:type="page"/>
-      </w:r>
-    </w:p>
-    <w:p>
-      <w:pPr>
-        <w:jc w:val="both"/>
-        <w:rPr>
-          <w:rFonts w:ascii="Times New Roman" w:hAnsi="Times New Roman" w:cs="Times New Roman"/>
-          <w:b/>
-          <w:sz w:val="28"/>
-        </w:rPr>
-      </w:pPr>
-      <w:r>
-        <w:rPr>
-          <w:rFonts w:ascii="Times New Roman" w:hAnsi="Times New Roman" w:cs="Times New Roman"/>
-          <w:b/>
-          <w:sz w:val="28"/>
-        </w:rPr>
-        <w:lastRenderedPageBreak/>
-        <w:t>Часть 2.</w:t>
-      </w:r>
-    </w:p>
-    <w:p>
-      <w:pPr>
-        <w:jc w:val="both"/>
-        <w:rPr>
-          <w:rFonts w:ascii="Times New Roman" w:hAnsi="Times New Roman" w:cs="Times New Roman"/>
-          <w:b/>
-          <w:sz w:val="28"/>
-        </w:rPr>
-      </w:pPr>
-      <w:r>
-        <w:rPr>
-          <w:rFonts w:ascii="Times New Roman" w:hAnsi="Times New Roman" w:cs="Times New Roman"/>
-          <w:b/>
-          <w:sz w:val="28"/>
-        </w:rPr>
-        <w:t>2.5 Проверка на наличие ограничений (</w:t>
-      </w:r>
-      <w:r>
-        <w:rPr>
-          <w:rFonts w:ascii="Times New Roman" w:hAnsi="Times New Roman" w:cs="Times New Roman"/>
-          <w:b/>
-          <w:sz w:val="28"/>
-          <w:lang w:val="en-GB"/>
-        </w:rPr>
-        <w:t>constraints</w:t>
-      </w:r>
-      <w:r>
-        <w:rPr>
-          <w:rFonts w:ascii="Times New Roman" w:hAnsi="Times New Roman" w:cs="Times New Roman"/>
-          <w:b/>
-          <w:sz w:val="28"/>
-        </w:rPr>
-        <w:t>)</w:t>
-      </w:r>
-      <w:r>
-        <w:rPr>
-          <w:rFonts w:ascii="Times New Roman" w:hAnsi="Times New Roman" w:cs="Times New Roman"/>
-          <w:b/>
-          <w:sz w:val="28"/>
-        </w:rPr>
-        <w:t xml:space="preserve"> </w:t>
-      </w:r>
-      <w:r>
-        <w:rPr>
-          <w:rFonts w:ascii="Times New Roman" w:hAnsi="Times New Roman" w:cs="Times New Roman"/>
-          <w:b/>
-          <w:sz w:val="28"/>
-        </w:rPr>
-        <w:t>в таблице</w:t>
-      </w:r>
-    </w:p>
-    <w:p>
-      <w:pPr>
-        <w:jc w:val="both"/>
-        <w:rPr>
-          <w:rFonts w:ascii="Times New Roman" w:hAnsi="Times New Roman" w:cs="Times New Roman"/>
-          <w:sz w:val="28"/>
-        </w:rPr>
-      </w:pPr>
-      <w:r>
-        <w:rPr>
-          <w:rFonts w:ascii="Times New Roman" w:hAnsi="Times New Roman" w:cs="Times New Roman"/>
-          <w:sz w:val="28"/>
-        </w:rPr>
-        <w:t xml:space="preserve">С помощью команды </w:t>
-      </w:r>
-      <w:r>
-        <w:rPr>
-          <w:rFonts w:ascii="Times New Roman" w:hAnsi="Times New Roman" w:cs="Times New Roman"/>
-          <w:i/>
-          <w:sz w:val="28"/>
-          <w:lang w:val="en-GB"/>
-        </w:rPr>
-        <w:t>SHOW</w:t>
-      </w:r>
-      <w:r>
-        <w:rPr>
-          <w:rFonts w:ascii="Times New Roman" w:hAnsi="Times New Roman" w:cs="Times New Roman"/>
-          <w:i/>
-          <w:sz w:val="28"/>
-        </w:rPr>
-        <w:t xml:space="preserve"> </w:t>
-      </w:r>
-      <w:r>
-        <w:rPr>
-          <w:rFonts w:ascii="Times New Roman" w:hAnsi="Times New Roman" w:cs="Times New Roman"/>
-          <w:i/>
-          <w:sz w:val="28"/>
-          <w:lang w:val="en-GB"/>
-        </w:rPr>
-        <w:t>CREATE</w:t>
-      </w:r>
-      <w:r>
-        <w:rPr>
-          <w:rFonts w:ascii="Times New Roman" w:hAnsi="Times New Roman" w:cs="Times New Roman"/>
-          <w:i/>
-          <w:sz w:val="28"/>
-        </w:rPr>
-        <w:t xml:space="preserve"> </w:t>
-      </w:r>
-      <w:r>
-        <w:rPr>
-          <w:rFonts w:ascii="Times New Roman" w:hAnsi="Times New Roman" w:cs="Times New Roman"/>
-          <w:i/>
-          <w:sz w:val="28"/>
-          <w:lang w:val="en-GB"/>
-        </w:rPr>
-        <w:t>TABLE</w:t>
-      </w:r>
-      <w:r>
-        <w:rPr>
-          <w:rFonts w:ascii="Times New Roman" w:hAnsi="Times New Roman" w:cs="Times New Roman"/>
-          <w:i/>
-          <w:sz w:val="28"/>
-        </w:rPr>
-        <w:t xml:space="preserve"> `имя_таблицы`</w:t>
-      </w:r>
-      <w:r>
-        <w:rPr>
-          <w:rFonts w:ascii="Times New Roman" w:hAnsi="Times New Roman" w:cs="Times New Roman"/>
-          <w:i/>
-          <w:sz w:val="28"/>
-        </w:rPr>
-        <w:t xml:space="preserve"> </w:t>
-      </w:r>
-      <w:r>
-        <w:rPr>
-          <w:rFonts w:ascii="Times New Roman" w:hAnsi="Times New Roman" w:cs="Times New Roman"/>
-          <w:sz w:val="28"/>
-        </w:rPr>
-        <w:t>можно посмотреть структуру таблицы и ее ограничения. Выполнить эту команду для всех таблиц в базе данных.</w:t>
-      </w:r>
-    </w:p>
-    <w:p>
-      <w:pPr>
-        <w:jc w:val="both"/>
-        <w:rPr>
-          <w:rFonts w:ascii="Times New Roman" w:hAnsi="Times New Roman" w:cs="Times New Roman"/>
-          <w:b/>
-          <w:sz w:val="28"/>
-        </w:rPr>
-      </w:pPr>
-      <w:r>
-        <w:rPr>
-          <w:rFonts w:ascii="Times New Roman" w:hAnsi="Times New Roman" w:cs="Times New Roman"/>
-          <w:b/>
-          <w:sz w:val="28"/>
-        </w:rPr>
-        <w:t>Решение/команды:</w:t>
-      </w:r>
-    </w:p>
-    <w:p>
-      <w:pPr>
-        <w:rPr>
-          <w:rFonts w:ascii="Times New Roman" w:hAnsi="Times New Roman" w:cs="Times New Roman"/>
-          <w:sz w:val="28"/>
-        </w:rPr>
-      </w:pPr>
-      <w:r>
-        <w:rPr>
-          <w:rFonts w:ascii="Times New Roman" w:hAnsi="Times New Roman" w:cs="Times New Roman"/>
+    </w:p>
+    <w:p>
+      <w:pPr>
+        <w:rPr>
+          <w:rFonts w:ascii="Times New Roman" w:hAnsi="Times New Roman" w:cs="Times New Roman"/>
+          <w:b/>
+          <w:sz w:val="28"/>
+        </w:rPr>
+      </w:pPr>
+      <w:r>
+        <w:rPr>
+          <w:rFonts w:ascii="Times New Roman" w:hAnsi="Times New Roman" w:cs="Times New Roman"/>
+          <w:b/>
           <w:noProof/>
           <w:sz w:val="28"/>
         </w:rPr>
         <w:drawing>
-          <wp:inline distT="0" distB="0" distL="0" distR="0" wp14:anchorId="5CD82453" wp14:editId="0DC344A0">
-            <wp:extent cx="5940425" cy="1729105"/>
-            <wp:effectExtent l="0" t="0" r="3175" b="4445"/>
-            <wp:docPr id="13" name="Picture 13"/>
+          <wp:inline distT="0" distB="0" distL="0" distR="0" wp14:anchorId="18ADCDA8" wp14:editId="603FA443">
+            <wp:extent cx="5940425" cy="950595"/>
+            <wp:effectExtent l="0" t="0" r="3175" b="1905"/>
+            <wp:docPr id="12" name="Picture 12"/>
             <wp:cNvGraphicFramePr>
               <a:graphicFrameLocks xmlns:a="http://schemas.openxmlformats.org/drawingml/2006/main" noChangeAspect="1"/>
             </wp:cNvGraphicFramePr>
@@ -10824,7 +11785,7 @@
                   <pic:spPr>
                     <a:xfrm>
                       <a:off x="0" y="0"/>
-                      <a:ext cx="5940425" cy="1729105"/>
+                      <a:ext cx="5940425" cy="950595"/>
                     </a:xfrm>
                     <a:prstGeom prst="rect">
                       <a:avLst/>
@@ -10836,23 +11797,221 @@
           </wp:inline>
         </w:drawing>
       </w:r>
-    </w:p>
-    <w:p>
-      <w:pPr>
-        <w:rPr>
-          <w:rFonts w:ascii="Times New Roman" w:hAnsi="Times New Roman" w:cs="Times New Roman"/>
-          <w:sz w:val="28"/>
-        </w:rPr>
-      </w:pPr>
-      <w:r>
-        <w:rPr>
+      <w:r>
+        <w:rPr>
+          <w:rFonts w:ascii="Times New Roman" w:hAnsi="Times New Roman" w:cs="Times New Roman"/>
+          <w:b/>
+          <w:sz w:val="28"/>
+        </w:rPr>
+        <w:br w:type="page"/>
+      </w:r>
+    </w:p>
+    <w:p>
+      <w:pPr>
+        <w:jc w:val="both"/>
+        <w:rPr>
+          <w:rFonts w:ascii="Times New Roman" w:hAnsi="Times New Roman" w:cs="Times New Roman"/>
+          <w:b/>
+          <w:sz w:val="28"/>
+        </w:rPr>
+      </w:pPr>
+      <w:r>
+        <w:rPr>
+          <w:rFonts w:ascii="Times New Roman" w:hAnsi="Times New Roman" w:cs="Times New Roman"/>
+          <w:b/>
+          <w:sz w:val="28"/>
+        </w:rPr>
+        <w:lastRenderedPageBreak/>
+        <w:t>Часть 2.</w:t>
+      </w:r>
+    </w:p>
+    <w:p>
+      <w:pPr>
+        <w:jc w:val="both"/>
+        <w:rPr>
+          <w:rFonts w:ascii="Times New Roman" w:hAnsi="Times New Roman" w:cs="Times New Roman"/>
+          <w:b/>
+          <w:sz w:val="28"/>
+        </w:rPr>
+      </w:pPr>
+      <w:r>
+        <w:rPr>
+          <w:rFonts w:ascii="Times New Roman" w:hAnsi="Times New Roman" w:cs="Times New Roman"/>
+          <w:b/>
+          <w:sz w:val="28"/>
+        </w:rPr>
+        <w:t>2.5 Проверка на наличие ограничений (</w:t>
+      </w:r>
+      <w:r>
+        <w:rPr>
+          <w:rFonts w:ascii="Times New Roman" w:hAnsi="Times New Roman" w:cs="Times New Roman"/>
+          <w:b/>
+          <w:sz w:val="28"/>
+          <w:lang w:val="en-GB"/>
+        </w:rPr>
+        <w:t>constraints</w:t>
+      </w:r>
+      <w:r>
+        <w:rPr>
+          <w:rFonts w:ascii="Times New Roman" w:hAnsi="Times New Roman" w:cs="Times New Roman"/>
+          <w:b/>
+          <w:sz w:val="28"/>
+        </w:rPr>
+        <w:t>)</w:t>
+      </w:r>
+      <w:r>
+        <w:rPr>
+          <w:rFonts w:ascii="Times New Roman" w:hAnsi="Times New Roman" w:cs="Times New Roman"/>
+          <w:b/>
+          <w:sz w:val="28"/>
+        </w:rPr>
+        <w:t xml:space="preserve"> </w:t>
+      </w:r>
+      <w:r>
+        <w:rPr>
+          <w:rFonts w:ascii="Times New Roman" w:hAnsi="Times New Roman" w:cs="Times New Roman"/>
+          <w:b/>
+          <w:sz w:val="28"/>
+        </w:rPr>
+        <w:t>в таблице</w:t>
+      </w:r>
+    </w:p>
+    <w:p>
+      <w:pPr>
+        <w:jc w:val="both"/>
+        <w:rPr>
+          <w:rFonts w:ascii="Times New Roman" w:hAnsi="Times New Roman" w:cs="Times New Roman"/>
+          <w:sz w:val="28"/>
+        </w:rPr>
+      </w:pPr>
+      <w:r>
+        <w:rPr>
+          <w:rFonts w:ascii="Times New Roman" w:hAnsi="Times New Roman" w:cs="Times New Roman"/>
+          <w:sz w:val="28"/>
+        </w:rPr>
+        <w:t xml:space="preserve">С помощью команды </w:t>
+      </w:r>
+      <w:r>
+        <w:rPr>
+          <w:rFonts w:ascii="Times New Roman" w:hAnsi="Times New Roman" w:cs="Times New Roman"/>
+          <w:i/>
+          <w:sz w:val="28"/>
+          <w:lang w:val="en-GB"/>
+        </w:rPr>
+        <w:t>SHOW</w:t>
+      </w:r>
+      <w:r>
+        <w:rPr>
+          <w:rFonts w:ascii="Times New Roman" w:hAnsi="Times New Roman" w:cs="Times New Roman"/>
+          <w:i/>
+          <w:sz w:val="28"/>
+        </w:rPr>
+        <w:t xml:space="preserve"> </w:t>
+      </w:r>
+      <w:r>
+        <w:rPr>
+          <w:rFonts w:ascii="Times New Roman" w:hAnsi="Times New Roman" w:cs="Times New Roman"/>
+          <w:i/>
+          <w:sz w:val="28"/>
+          <w:lang w:val="en-GB"/>
+        </w:rPr>
+        <w:t>CREATE</w:t>
+      </w:r>
+      <w:r>
+        <w:rPr>
+          <w:rFonts w:ascii="Times New Roman" w:hAnsi="Times New Roman" w:cs="Times New Roman"/>
+          <w:i/>
+          <w:sz w:val="28"/>
+        </w:rPr>
+        <w:t xml:space="preserve"> </w:t>
+      </w:r>
+      <w:r>
+        <w:rPr>
+          <w:rFonts w:ascii="Times New Roman" w:hAnsi="Times New Roman" w:cs="Times New Roman"/>
+          <w:i/>
+          <w:sz w:val="28"/>
+          <w:lang w:val="en-GB"/>
+        </w:rPr>
+        <w:t>TABLE</w:t>
+      </w:r>
+      <w:r>
+        <w:rPr>
+          <w:rFonts w:ascii="Times New Roman" w:hAnsi="Times New Roman" w:cs="Times New Roman"/>
+          <w:i/>
+          <w:sz w:val="28"/>
+        </w:rPr>
+        <w:t xml:space="preserve"> `</w:t>
+      </w:r>
+      <w:proofErr w:type="spellStart"/>
+      <w:r>
+        <w:rPr>
+          <w:rFonts w:ascii="Times New Roman" w:hAnsi="Times New Roman" w:cs="Times New Roman"/>
+          <w:i/>
+          <w:sz w:val="28"/>
+        </w:rPr>
+        <w:t>имя_таблицы</w:t>
+      </w:r>
+      <w:proofErr w:type="spellEnd"/>
+      <w:r>
+        <w:rPr>
+          <w:rFonts w:ascii="Times New Roman" w:hAnsi="Times New Roman" w:cs="Times New Roman"/>
+          <w:i/>
+          <w:sz w:val="28"/>
+        </w:rPr>
+        <w:t>`</w:t>
+      </w:r>
+      <w:r>
+        <w:rPr>
+          <w:rFonts w:ascii="Times New Roman" w:hAnsi="Times New Roman" w:cs="Times New Roman"/>
+          <w:i/>
+          <w:sz w:val="28"/>
+        </w:rPr>
+        <w:t xml:space="preserve"> </w:t>
+      </w:r>
+      <w:r>
+        <w:rPr>
+          <w:rFonts w:ascii="Times New Roman" w:hAnsi="Times New Roman" w:cs="Times New Roman"/>
+          <w:sz w:val="28"/>
+        </w:rPr>
+        <w:t>можно посмотреть структуру таблицы и ее ограничения. Выполнить эту команду для всех таблиц в базе данных.</w:t>
+      </w:r>
+    </w:p>
+    <w:p>
+      <w:pPr>
+        <w:jc w:val="both"/>
+        <w:rPr>
+          <w:rFonts w:ascii="Times New Roman" w:hAnsi="Times New Roman" w:cs="Times New Roman"/>
+          <w:b/>
+          <w:sz w:val="28"/>
+        </w:rPr>
+      </w:pPr>
+      <w:r>
+        <w:rPr>
+          <w:rFonts w:ascii="Times New Roman" w:hAnsi="Times New Roman" w:cs="Times New Roman"/>
+          <w:b/>
+          <w:sz w:val="28"/>
+        </w:rPr>
+        <w:t>Решение/команды:</w:t>
+      </w:r>
+    </w:p>
+    <w:p>
+      <w:pPr>
+        <w:rPr>
+          <w:rFonts w:ascii="Times New Roman" w:hAnsi="Times New Roman" w:cs="Times New Roman"/>
+          <w:sz w:val="28"/>
+        </w:rPr>
+      </w:pPr>
+      <w:r>
+        <w:rPr>
+          <w:rFonts w:ascii="Times New Roman" w:hAnsi="Times New Roman" w:cs="Times New Roman"/>
           <w:noProof/>
+          <w:sz w:val="28"/>
         </w:rPr>
         <w:drawing>
-          <wp:inline distT="0" distB="0" distL="0" distR="0" wp14:anchorId="3BBF557F" wp14:editId="631AE005">
-            <wp:extent cx="5940425" cy="2009775"/>
-            <wp:effectExtent l="0" t="0" r="3175" b="9525"/>
-            <wp:docPr id="14" name="Picture 14"/>
+          <wp:inline distT="0" distB="0" distL="0" distR="0" wp14:anchorId="5CD82453" wp14:editId="0DC344A0">
+            <wp:extent cx="5940425" cy="1729105"/>
+            <wp:effectExtent l="0" t="0" r="3175" b="4445"/>
+            <wp:docPr id="13" name="Picture 13"/>
             <wp:cNvGraphicFramePr>
               <a:graphicFrameLocks xmlns:a="http://schemas.openxmlformats.org/drawingml/2006/main" noChangeAspect="1"/>
             </wp:cNvGraphicFramePr>
@@ -10872,7 +12031,7 @@
                   <pic:spPr>
                     <a:xfrm>
                       <a:off x="0" y="0"/>
-                      <a:ext cx="5940425" cy="2009775"/>
+                      <a:ext cx="5940425" cy="1729105"/>
                     </a:xfrm>
                     <a:prstGeom prst="rect">
                       <a:avLst/>
@@ -10890,19 +12049,17 @@
         <w:rPr>
           <w:rFonts w:ascii="Times New Roman" w:hAnsi="Times New Roman" w:cs="Times New Roman"/>
           <w:sz w:val="28"/>
-          <w:lang w:val="en-US"/>
-        </w:rPr>
-      </w:pPr>
-      <w:r>
-        <w:rPr>
-          <w:rFonts w:ascii="Times New Roman" w:hAnsi="Times New Roman" w:cs="Times New Roman"/>
-          <w:sz w:val="28"/>
+        </w:rPr>
+      </w:pPr>
+      <w:r>
+        <w:rPr>
+          <w:noProof/>
         </w:rPr>
         <w:drawing>
-          <wp:inline distT="0" distB="0" distL="0" distR="0" wp14:anchorId="03677EA1" wp14:editId="57F909AA">
-            <wp:extent cx="5940425" cy="2853690"/>
-            <wp:effectExtent l="0" t="0" r="3175" b="3810"/>
-            <wp:docPr id="23" name="Picture 23"/>
+          <wp:inline distT="0" distB="0" distL="0" distR="0" wp14:anchorId="3BBF557F" wp14:editId="631AE005">
+            <wp:extent cx="5940425" cy="2009775"/>
+            <wp:effectExtent l="0" t="0" r="3175" b="9525"/>
+            <wp:docPr id="14" name="Picture 14"/>
             <wp:cNvGraphicFramePr>
               <a:graphicFrameLocks xmlns:a="http://schemas.openxmlformats.org/drawingml/2006/main" noChangeAspect="1"/>
             </wp:cNvGraphicFramePr>
@@ -10922,7 +12079,7 @@
                   <pic:spPr>
                     <a:xfrm>
                       <a:off x="0" y="0"/>
-                      <a:ext cx="5940425" cy="2853690"/>
+                      <a:ext cx="5940425" cy="2009775"/>
                     </a:xfrm>
                     <a:prstGeom prst="rect">
                       <a:avLst/>
@@ -10940,6 +12097,7 @@
         <w:rPr>
           <w:rFonts w:ascii="Times New Roman" w:hAnsi="Times New Roman" w:cs="Times New Roman"/>
           <w:sz w:val="28"/>
+          <w:lang w:val="en-US"/>
         </w:rPr>
       </w:pPr>
       <w:r>
@@ -10948,12 +12106,11 @@
           <w:noProof/>
           <w:sz w:val="28"/>
         </w:rPr>
-        <w:lastRenderedPageBreak/>
         <w:drawing>
-          <wp:inline distT="0" distB="0" distL="0" distR="0" wp14:anchorId="52B28644" wp14:editId="365205E4">
-            <wp:extent cx="5940425" cy="3115310"/>
-            <wp:effectExtent l="0" t="0" r="3175" b="8890"/>
-            <wp:docPr id="17" name="Picture 17"/>
+          <wp:inline distT="0" distB="0" distL="0" distR="0" wp14:anchorId="03677EA1" wp14:editId="57F909AA">
+            <wp:extent cx="5940425" cy="2853690"/>
+            <wp:effectExtent l="0" t="0" r="3175" b="3810"/>
+            <wp:docPr id="23" name="Picture 23"/>
             <wp:cNvGraphicFramePr>
               <a:graphicFrameLocks xmlns:a="http://schemas.openxmlformats.org/drawingml/2006/main" noChangeAspect="1"/>
             </wp:cNvGraphicFramePr>
@@ -10973,7 +12130,7 @@
                   <pic:spPr>
                     <a:xfrm>
                       <a:off x="0" y="0"/>
-                      <a:ext cx="5940425" cy="3115310"/>
+                      <a:ext cx="5940425" cy="2853690"/>
                     </a:xfrm>
                     <a:prstGeom prst="rect">
                       <a:avLst/>
@@ -10999,11 +12156,12 @@
           <w:noProof/>
           <w:sz w:val="28"/>
         </w:rPr>
+        <w:lastRenderedPageBreak/>
         <w:drawing>
-          <wp:inline distT="0" distB="0" distL="0" distR="0" wp14:anchorId="173AD341" wp14:editId="26FC1235">
-            <wp:extent cx="5940425" cy="3208020"/>
-            <wp:effectExtent l="0" t="0" r="3175" b="0"/>
-            <wp:docPr id="18" name="Picture 18"/>
+          <wp:inline distT="0" distB="0" distL="0" distR="0" wp14:anchorId="52B28644" wp14:editId="365205E4">
+            <wp:extent cx="5940425" cy="3115310"/>
+            <wp:effectExtent l="0" t="0" r="3175" b="8890"/>
+            <wp:docPr id="17" name="Picture 17"/>
             <wp:cNvGraphicFramePr>
               <a:graphicFrameLocks xmlns:a="http://schemas.openxmlformats.org/drawingml/2006/main" noChangeAspect="1"/>
             </wp:cNvGraphicFramePr>
@@ -11023,7 +12181,7 @@
                   <pic:spPr>
                     <a:xfrm>
                       <a:off x="0" y="0"/>
-                      <a:ext cx="5940425" cy="3208020"/>
+                      <a:ext cx="5940425" cy="3115310"/>
                     </a:xfrm>
                     <a:prstGeom prst="rect">
                       <a:avLst/>
@@ -11038,141 +12196,9 @@
     </w:p>
     <w:p>
       <w:pPr>
-        <w:jc w:val="both"/>
-        <w:rPr>
-          <w:rFonts w:ascii="Times New Roman" w:hAnsi="Times New Roman" w:cs="Times New Roman"/>
-          <w:b/>
-          <w:sz w:val="28"/>
-        </w:rPr>
-      </w:pPr>
-      <w:r>
-        <w:rPr>
-          <w:rFonts w:ascii="Times New Roman" w:hAnsi="Times New Roman" w:cs="Times New Roman"/>
-          <w:b/>
-          <w:sz w:val="28"/>
-        </w:rPr>
-        <w:t>2.6 Вставка записей в таблицу, нарушающих ограничения</w:t>
-      </w:r>
-    </w:p>
-    <w:p>
-      <w:pPr>
-        <w:jc w:val="both"/>
-        <w:rPr>
-          <w:rFonts w:ascii="Times New Roman" w:hAnsi="Times New Roman" w:cs="Times New Roman"/>
-          <w:sz w:val="28"/>
-        </w:rPr>
-      </w:pPr>
-      <w:r>
-        <w:rPr>
-          <w:rFonts w:ascii="Times New Roman" w:hAnsi="Times New Roman" w:cs="Times New Roman"/>
-          <w:sz w:val="28"/>
-        </w:rPr>
-        <w:t xml:space="preserve">На таблице </w:t>
-      </w:r>
-      <w:r>
-        <w:rPr>
-          <w:rFonts w:ascii="Times New Roman" w:hAnsi="Times New Roman" w:cs="Times New Roman"/>
-          <w:sz w:val="28"/>
-        </w:rPr>
-        <w:t>`</w:t>
-      </w:r>
-      <w:r>
-        <w:rPr>
-          <w:rFonts w:ascii="Times New Roman" w:hAnsi="Times New Roman" w:cs="Times New Roman"/>
-          <w:sz w:val="28"/>
-          <w:lang w:val="en-GB"/>
-        </w:rPr>
-        <w:t>goods</w:t>
-      </w:r>
-      <w:r>
-        <w:rPr>
-          <w:rFonts w:ascii="Times New Roman" w:hAnsi="Times New Roman" w:cs="Times New Roman"/>
-          <w:sz w:val="28"/>
-        </w:rPr>
-        <w:t xml:space="preserve">` </w:t>
-      </w:r>
-      <w:r>
-        <w:rPr>
-          <w:rFonts w:ascii="Times New Roman" w:hAnsi="Times New Roman" w:cs="Times New Roman"/>
-          <w:sz w:val="28"/>
-        </w:rPr>
-        <w:t>выполнить команды вставки значений (</w:t>
-      </w:r>
-      <w:r>
-        <w:rPr>
-          <w:rFonts w:ascii="Times New Roman" w:hAnsi="Times New Roman" w:cs="Times New Roman"/>
-          <w:sz w:val="28"/>
-          <w:lang w:val="en-GB"/>
-        </w:rPr>
-        <w:t>INSERT</w:t>
-      </w:r>
-      <w:r>
-        <w:rPr>
-          <w:rFonts w:ascii="Times New Roman" w:hAnsi="Times New Roman" w:cs="Times New Roman"/>
-          <w:sz w:val="28"/>
-        </w:rPr>
-        <w:t xml:space="preserve"> </w:t>
-      </w:r>
-      <w:r>
-        <w:rPr>
-          <w:rFonts w:ascii="Times New Roman" w:hAnsi="Times New Roman" w:cs="Times New Roman"/>
-          <w:sz w:val="28"/>
-          <w:lang w:val="en-GB"/>
-        </w:rPr>
-        <w:t>INTO</w:t>
-      </w:r>
-      <w:r>
-        <w:rPr>
-          <w:rFonts w:ascii="Times New Roman" w:hAnsi="Times New Roman" w:cs="Times New Roman"/>
-          <w:sz w:val="28"/>
-        </w:rPr>
-        <w:t xml:space="preserve"> …</w:t>
-      </w:r>
-      <w:r>
-        <w:rPr>
-          <w:rFonts w:ascii="Times New Roman" w:hAnsi="Times New Roman" w:cs="Times New Roman"/>
-          <w:sz w:val="28"/>
-        </w:rPr>
-        <w:t>), которые нарушают установленные ограничения на таблицу.</w:t>
-      </w:r>
-      <w:r>
-        <w:rPr>
-          <w:rFonts w:ascii="Times New Roman" w:hAnsi="Times New Roman" w:cs="Times New Roman"/>
-          <w:sz w:val="28"/>
-        </w:rPr>
-        <w:t xml:space="preserve"> Т.о. все операции должны быть завершены неудачно</w:t>
-      </w:r>
-    </w:p>
-    <w:p>
-      <w:pPr>
-        <w:pStyle w:val="ListParagraph"/>
-        <w:numPr>
-          <w:ilvl w:val="0"/>
-          <w:numId w:val="21"/>
-        </w:numPr>
-        <w:jc w:val="both"/>
-        <w:rPr>
-          <w:rFonts w:ascii="Times New Roman" w:hAnsi="Times New Roman" w:cs="Times New Roman"/>
-          <w:sz w:val="28"/>
-          <w:lang w:val="en-GB"/>
-        </w:rPr>
-      </w:pPr>
-      <w:r>
-        <w:rPr>
-          <w:rFonts w:ascii="Times New Roman" w:hAnsi="Times New Roman" w:cs="Times New Roman"/>
-          <w:sz w:val="28"/>
-          <w:lang w:val="en-GB"/>
-        </w:rPr>
-        <w:t>price &lt; 0</w:t>
-      </w:r>
-    </w:p>
-    <w:p>
-      <w:pPr>
-        <w:jc w:val="both"/>
-        <w:rPr>
-          <w:rFonts w:ascii="Times New Roman" w:hAnsi="Times New Roman" w:cs="Times New Roman"/>
-          <w:sz w:val="28"/>
-          <w:lang w:val="en-GB"/>
+        <w:rPr>
+          <w:rFonts w:ascii="Times New Roman" w:hAnsi="Times New Roman" w:cs="Times New Roman"/>
+          <w:sz w:val="28"/>
         </w:rPr>
       </w:pPr>
       <w:r>
@@ -11180,13 +12206,12 @@
           <w:rFonts w:ascii="Times New Roman" w:hAnsi="Times New Roman" w:cs="Times New Roman"/>
           <w:noProof/>
           <w:sz w:val="28"/>
-          <w:lang w:val="en-GB"/>
         </w:rPr>
         <w:drawing>
-          <wp:inline distT="0" distB="0" distL="0" distR="0" wp14:anchorId="52BB5A53" wp14:editId="68B5E2A8">
-            <wp:extent cx="5940425" cy="577215"/>
+          <wp:inline distT="0" distB="0" distL="0" distR="0" wp14:anchorId="173AD341" wp14:editId="26FC1235">
+            <wp:extent cx="5940425" cy="3208020"/>
             <wp:effectExtent l="0" t="0" r="3175" b="0"/>
-            <wp:docPr id="19" name="Picture 19"/>
+            <wp:docPr id="18" name="Picture 18"/>
             <wp:cNvGraphicFramePr>
               <a:graphicFrameLocks xmlns:a="http://schemas.openxmlformats.org/drawingml/2006/main" noChangeAspect="1"/>
             </wp:cNvGraphicFramePr>
@@ -11206,7 +12231,7 @@
                   <pic:spPr>
                     <a:xfrm>
                       <a:off x="0" y="0"/>
-                      <a:ext cx="5940425" cy="577215"/>
+                      <a:ext cx="5940425" cy="3208020"/>
                     </a:xfrm>
                     <a:prstGeom prst="rect">
                       <a:avLst/>
@@ -11221,6 +12246,129 @@
     </w:p>
     <w:p>
       <w:pPr>
+        <w:jc w:val="both"/>
+        <w:rPr>
+          <w:rFonts w:ascii="Times New Roman" w:hAnsi="Times New Roman" w:cs="Times New Roman"/>
+          <w:b/>
+          <w:sz w:val="28"/>
+        </w:rPr>
+      </w:pPr>
+      <w:r>
+        <w:rPr>
+          <w:rFonts w:ascii="Times New Roman" w:hAnsi="Times New Roman" w:cs="Times New Roman"/>
+          <w:b/>
+          <w:sz w:val="28"/>
+        </w:rPr>
+        <w:t>2.6 Вставка записей в таблицу, нарушающих ограничения</w:t>
+      </w:r>
+    </w:p>
+    <w:p>
+      <w:pPr>
+        <w:jc w:val="both"/>
+        <w:rPr>
+          <w:rFonts w:ascii="Times New Roman" w:hAnsi="Times New Roman" w:cs="Times New Roman"/>
+          <w:sz w:val="28"/>
+        </w:rPr>
+      </w:pPr>
+      <w:r>
+        <w:rPr>
+          <w:rFonts w:ascii="Times New Roman" w:hAnsi="Times New Roman" w:cs="Times New Roman"/>
+          <w:sz w:val="28"/>
+        </w:rPr>
+        <w:t xml:space="preserve">На таблице </w:t>
+      </w:r>
+      <w:r>
+        <w:rPr>
+          <w:rFonts w:ascii="Times New Roman" w:hAnsi="Times New Roman" w:cs="Times New Roman"/>
+          <w:sz w:val="28"/>
+        </w:rPr>
+        <w:t>`</w:t>
+      </w:r>
+      <w:r>
+        <w:rPr>
+          <w:rFonts w:ascii="Times New Roman" w:hAnsi="Times New Roman" w:cs="Times New Roman"/>
+          <w:sz w:val="28"/>
+          <w:lang w:val="en-GB"/>
+        </w:rPr>
+        <w:t>goods</w:t>
+      </w:r>
+      <w:r>
+        <w:rPr>
+          <w:rFonts w:ascii="Times New Roman" w:hAnsi="Times New Roman" w:cs="Times New Roman"/>
+          <w:sz w:val="28"/>
+        </w:rPr>
+        <w:t xml:space="preserve">` </w:t>
+      </w:r>
+      <w:r>
+        <w:rPr>
+          <w:rFonts w:ascii="Times New Roman" w:hAnsi="Times New Roman" w:cs="Times New Roman"/>
+          <w:sz w:val="28"/>
+        </w:rPr>
+        <w:t>выполнить команды вставки значений (</w:t>
+      </w:r>
+      <w:r>
+        <w:rPr>
+          <w:rFonts w:ascii="Times New Roman" w:hAnsi="Times New Roman" w:cs="Times New Roman"/>
+          <w:sz w:val="28"/>
+          <w:lang w:val="en-GB"/>
+        </w:rPr>
+        <w:t>INSERT</w:t>
+      </w:r>
+      <w:r>
+        <w:rPr>
+          <w:rFonts w:ascii="Times New Roman" w:hAnsi="Times New Roman" w:cs="Times New Roman"/>
+          <w:sz w:val="28"/>
+        </w:rPr>
+        <w:t xml:space="preserve"> </w:t>
+      </w:r>
+      <w:r>
+        <w:rPr>
+          <w:rFonts w:ascii="Times New Roman" w:hAnsi="Times New Roman" w:cs="Times New Roman"/>
+          <w:sz w:val="28"/>
+          <w:lang w:val="en-GB"/>
+        </w:rPr>
+        <w:t>INTO</w:t>
+      </w:r>
+      <w:r>
+        <w:rPr>
+          <w:rFonts w:ascii="Times New Roman" w:hAnsi="Times New Roman" w:cs="Times New Roman"/>
+          <w:sz w:val="28"/>
+        </w:rPr>
+        <w:t xml:space="preserve"> …</w:t>
+      </w:r>
+      <w:r>
+        <w:rPr>
+          <w:rFonts w:ascii="Times New Roman" w:hAnsi="Times New Roman" w:cs="Times New Roman"/>
+          <w:sz w:val="28"/>
+        </w:rPr>
+        <w:t>), которые нарушают установленные ограничения на таблицу.</w:t>
+      </w:r>
+      <w:r>
+        <w:rPr>
+          <w:rFonts w:ascii="Times New Roman" w:hAnsi="Times New Roman" w:cs="Times New Roman"/>
+          <w:sz w:val="28"/>
+        </w:rPr>
+        <w:t xml:space="preserve"> </w:t>
+      </w:r>
+      <w:proofErr w:type="spellStart"/>
+      <w:r>
+        <w:rPr>
+          <w:rFonts w:ascii="Times New Roman" w:hAnsi="Times New Roman" w:cs="Times New Roman"/>
+          <w:sz w:val="28"/>
+        </w:rPr>
+        <w:t>Т.о</w:t>
+      </w:r>
+      <w:proofErr w:type="spellEnd"/>
+      <w:r>
+        <w:rPr>
+          <w:rFonts w:ascii="Times New Roman" w:hAnsi="Times New Roman" w:cs="Times New Roman"/>
+          <w:sz w:val="28"/>
+        </w:rPr>
+        <w:t>. все операции должны быть завершены неудачно</w:t>
+      </w:r>
+    </w:p>
+    <w:p>
+      <w:pPr>
         <w:pStyle w:val="ListParagraph"/>
         <w:numPr>
           <w:ilvl w:val="0"/>
@@ -11237,16 +12385,9 @@
         <w:rPr>
           <w:rFonts w:ascii="Times New Roman" w:hAnsi="Times New Roman" w:cs="Times New Roman"/>
           <w:sz w:val="28"/>
-        </w:rPr>
-        <w:t xml:space="preserve">Не передан </w:t>
-      </w:r>
-      <w:r>
-        <w:rPr>
-          <w:rFonts w:ascii="Times New Roman" w:hAnsi="Times New Roman" w:cs="Times New Roman"/>
-          <w:sz w:val="28"/>
           <w:lang w:val="en-GB"/>
         </w:rPr>
-        <w:t>price</w:t>
+        <w:t>price &lt; 0</w:t>
       </w:r>
     </w:p>
     <w:p>
@@ -11265,12 +12406,11 @@
           <w:sz w:val="28"/>
           <w:lang w:val="en-GB"/>
         </w:rPr>
-        <w:lastRenderedPageBreak/>
         <w:drawing>
-          <wp:inline distT="0" distB="0" distL="0" distR="0" wp14:anchorId="4C3D53DC" wp14:editId="30BB39FE">
-            <wp:extent cx="5940425" cy="337820"/>
-            <wp:effectExtent l="0" t="0" r="3175" b="5080"/>
-            <wp:docPr id="20" name="Picture 20"/>
+          <wp:inline distT="0" distB="0" distL="0" distR="0" wp14:anchorId="52BB5A53" wp14:editId="68B5E2A8">
+            <wp:extent cx="5940425" cy="577215"/>
+            <wp:effectExtent l="0" t="0" r="3175" b="0"/>
+            <wp:docPr id="19" name="Picture 19"/>
             <wp:cNvGraphicFramePr>
               <a:graphicFrameLocks xmlns:a="http://schemas.openxmlformats.org/drawingml/2006/main" noChangeAspect="1"/>
             </wp:cNvGraphicFramePr>
@@ -11290,7 +12430,7 @@
                   <pic:spPr>
                     <a:xfrm>
                       <a:off x="0" y="0"/>
-                      <a:ext cx="5940425" cy="337820"/>
+                      <a:ext cx="5940425" cy="577215"/>
                     </a:xfrm>
                     <a:prstGeom prst="rect">
                       <a:avLst/>
@@ -11321,25 +12461,25 @@
         <w:rPr>
           <w:rFonts w:ascii="Times New Roman" w:hAnsi="Times New Roman" w:cs="Times New Roman"/>
           <w:sz w:val="28"/>
+        </w:rPr>
+        <w:t xml:space="preserve">Не передан </w:t>
+      </w:r>
+      <w:r>
+        <w:rPr>
+          <w:rFonts w:ascii="Times New Roman" w:hAnsi="Times New Roman" w:cs="Times New Roman"/>
+          <w:sz w:val="28"/>
           <w:lang w:val="en-GB"/>
         </w:rPr>
-        <w:t xml:space="preserve">name </w:t>
-      </w:r>
-      <w:r>
-        <w:rPr>
-          <w:rFonts w:ascii="Times New Roman" w:hAnsi="Times New Roman" w:cs="Times New Roman"/>
-          <w:sz w:val="28"/>
-        </w:rPr>
-        <w:t>не уникален</w:t>
-      </w:r>
-    </w:p>
-    <w:p>
-      <w:pPr>
-        <w:jc w:val="both"/>
-        <w:rPr>
-          <w:rFonts w:ascii="Times New Roman" w:hAnsi="Times New Roman" w:cs="Times New Roman"/>
-          <w:sz w:val="28"/>
-          <w:lang w:val="en-US"/>
+        <w:t>price</w:t>
+      </w:r>
+    </w:p>
+    <w:p>
+      <w:pPr>
+        <w:jc w:val="both"/>
+        <w:rPr>
+          <w:rFonts w:ascii="Times New Roman" w:hAnsi="Times New Roman" w:cs="Times New Roman"/>
+          <w:sz w:val="28"/>
+          <w:lang w:val="en-GB"/>
         </w:rPr>
       </w:pPr>
       <w:r>
@@ -11349,11 +12489,12 @@
           <w:sz w:val="28"/>
           <w:lang w:val="en-GB"/>
         </w:rPr>
+        <w:lastRenderedPageBreak/>
         <w:drawing>
-          <wp:inline distT="0" distB="0" distL="0" distR="0" wp14:anchorId="30EC9700" wp14:editId="1FBE95F0">
-            <wp:extent cx="5940425" cy="975995"/>
-            <wp:effectExtent l="0" t="0" r="3175" b="0"/>
-            <wp:docPr id="21" name="Picture 21"/>
+          <wp:inline distT="0" distB="0" distL="0" distR="0" wp14:anchorId="4C3D53DC" wp14:editId="30BB39FE">
+            <wp:extent cx="5940425" cy="337820"/>
+            <wp:effectExtent l="0" t="0" r="3175" b="5080"/>
+            <wp:docPr id="20" name="Picture 20"/>
             <wp:cNvGraphicFramePr>
               <a:graphicFrameLocks xmlns:a="http://schemas.openxmlformats.org/drawingml/2006/main" noChangeAspect="1"/>
             </wp:cNvGraphicFramePr>
@@ -11373,7 +12514,7 @@
                   <pic:spPr>
                     <a:xfrm>
                       <a:off x="0" y="0"/>
-                      <a:ext cx="5940425" cy="975995"/>
+                      <a:ext cx="5940425" cy="337820"/>
                     </a:xfrm>
                     <a:prstGeom prst="rect">
                       <a:avLst/>
@@ -11406,42 +12547,37 @@
           <w:sz w:val="28"/>
           <w:lang w:val="en-GB"/>
         </w:rPr>
-        <w:t xml:space="preserve">name – </w:t>
-      </w:r>
-      <w:r>
-        <w:rPr>
-          <w:rFonts w:ascii="Times New Roman" w:hAnsi="Times New Roman" w:cs="Times New Roman"/>
-          <w:sz w:val="28"/>
-        </w:rPr>
-        <w:t xml:space="preserve">пустая строка </w:t>
-      </w:r>
-      <w:r>
-        <w:rPr>
-          <w:rFonts w:ascii="Times New Roman" w:hAnsi="Times New Roman" w:cs="Times New Roman"/>
+        <w:t xml:space="preserve">name </w:t>
+      </w:r>
+      <w:r>
+        <w:rPr>
+          <w:rFonts w:ascii="Times New Roman" w:hAnsi="Times New Roman" w:cs="Times New Roman"/>
+          <w:sz w:val="28"/>
+        </w:rPr>
+        <w:t>не уникален</w:t>
+      </w:r>
+    </w:p>
+    <w:p>
+      <w:pPr>
+        <w:jc w:val="both"/>
+        <w:rPr>
+          <w:rFonts w:ascii="Times New Roman" w:hAnsi="Times New Roman" w:cs="Times New Roman"/>
+          <w:sz w:val="28"/>
+          <w:lang w:val="en-US"/>
+        </w:rPr>
+      </w:pPr>
+      <w:r>
+        <w:rPr>
+          <w:rFonts w:ascii="Times New Roman" w:hAnsi="Times New Roman" w:cs="Times New Roman"/>
+          <w:noProof/>
           <w:sz w:val="28"/>
           <w:lang w:val="en-GB"/>
         </w:rPr>
-        <w:t>“”</w:t>
-      </w:r>
-    </w:p>
-    <w:p>
-      <w:pPr>
-        <w:rPr>
-          <w:rFonts w:ascii="Times New Roman" w:hAnsi="Times New Roman" w:cs="Times New Roman"/>
-          <w:sz w:val="28"/>
-        </w:rPr>
-      </w:pPr>
-      <w:r>
-        <w:rPr>
-          <w:rFonts w:ascii="Times New Roman" w:hAnsi="Times New Roman" w:cs="Times New Roman"/>
-          <w:noProof/>
-          <w:sz w:val="28"/>
-        </w:rPr>
         <w:drawing>
-          <wp:inline distT="0" distB="0" distL="0" distR="0" wp14:anchorId="710093D5" wp14:editId="4E6E93A6">
-            <wp:extent cx="5940425" cy="709295"/>
+          <wp:inline distT="0" distB="0" distL="0" distR="0" wp14:anchorId="30EC9700" wp14:editId="1FBE95F0">
+            <wp:extent cx="5940425" cy="975995"/>
             <wp:effectExtent l="0" t="0" r="3175" b="0"/>
-            <wp:docPr id="22" name="Picture 22"/>
+            <wp:docPr id="21" name="Picture 21"/>
             <wp:cNvGraphicFramePr>
               <a:graphicFrameLocks xmlns:a="http://schemas.openxmlformats.org/drawingml/2006/main" noChangeAspect="1"/>
             </wp:cNvGraphicFramePr>
@@ -11461,7 +12597,7 @@
                   <pic:spPr>
                     <a:xfrm>
                       <a:off x="0" y="0"/>
-                      <a:ext cx="5940425" cy="709295"/>
+                      <a:ext cx="5940425" cy="975995"/>
                     </a:xfrm>
                     <a:prstGeom prst="rect">
                       <a:avLst/>
@@ -11476,199 +12612,60 @@
     </w:p>
     <w:p>
       <w:pPr>
-        <w:rPr>
-          <w:rFonts w:ascii="Times New Roman" w:hAnsi="Times New Roman" w:cs="Times New Roman"/>
-          <w:sz w:val="28"/>
-        </w:rPr>
-      </w:pPr>
-    </w:p>
-    <w:p>
-      <w:pPr>
-        <w:jc w:val="both"/>
-        <w:rPr>
-          <w:rFonts w:ascii="Times New Roman" w:hAnsi="Times New Roman" w:cs="Times New Roman"/>
-          <w:b/>
-          <w:sz w:val="28"/>
-        </w:rPr>
-      </w:pPr>
-      <w:r>
-        <w:rPr>
-          <w:rFonts w:ascii="Times New Roman" w:hAnsi="Times New Roman" w:cs="Times New Roman"/>
-          <w:b/>
-          <w:sz w:val="28"/>
-        </w:rPr>
-        <w:t>2.</w:t>
-      </w:r>
-      <w:r>
-        <w:rPr>
-          <w:rFonts w:ascii="Times New Roman" w:hAnsi="Times New Roman" w:cs="Times New Roman"/>
-          <w:b/>
-          <w:sz w:val="28"/>
-        </w:rPr>
-        <w:t>7</w:t>
-      </w:r>
-      <w:r>
-        <w:rPr>
-          <w:rFonts w:ascii="Times New Roman" w:hAnsi="Times New Roman" w:cs="Times New Roman"/>
-          <w:b/>
-          <w:sz w:val="28"/>
-        </w:rPr>
-        <w:t xml:space="preserve"> Проверка работы ограничений на внешние ключи</w:t>
-      </w:r>
-    </w:p>
-    <w:p>
-      <w:pPr>
-        <w:jc w:val="both"/>
-        <w:rPr>
-          <w:rFonts w:ascii="Times New Roman" w:hAnsi="Times New Roman" w:cs="Times New Roman"/>
-          <w:sz w:val="28"/>
-        </w:rPr>
-      </w:pPr>
-      <w:r>
-        <w:rPr>
-          <w:rFonts w:ascii="Times New Roman" w:hAnsi="Times New Roman" w:cs="Times New Roman"/>
-          <w:b/>
-          <w:sz w:val="28"/>
-        </w:rPr>
-        <w:t>Внимание!</w:t>
-      </w:r>
-      <w:r>
-        <w:rPr>
-          <w:rFonts w:ascii="Times New Roman" w:hAnsi="Times New Roman" w:cs="Times New Roman"/>
-          <w:sz w:val="28"/>
-        </w:rPr>
-        <w:t xml:space="preserve"> Перед выполнением данного задания необходимо заполнить базу данных. Попросите преподавателя выполнить данную процедуру.</w:t>
-      </w:r>
-    </w:p>
-    <w:p>
-      <w:pPr>
-        <w:jc w:val="both"/>
-        <w:rPr>
-          <w:rFonts w:ascii="Times New Roman" w:hAnsi="Times New Roman" w:cs="Times New Roman"/>
-          <w:sz w:val="28"/>
-        </w:rPr>
-      </w:pPr>
-    </w:p>
-    <w:p>
-      <w:pPr>
-        <w:jc w:val="both"/>
-        <w:rPr>
-          <w:rFonts w:ascii="Times New Roman" w:hAnsi="Times New Roman" w:cs="Times New Roman"/>
-          <w:sz w:val="28"/>
-        </w:rPr>
-      </w:pPr>
-      <w:r>
-        <w:rPr>
-          <w:rFonts w:ascii="Times New Roman" w:hAnsi="Times New Roman" w:cs="Times New Roman"/>
-          <w:sz w:val="28"/>
-        </w:rPr>
-        <w:t>При</w:t>
-      </w:r>
-      <w:r>
-        <w:rPr>
-          <w:rFonts w:ascii="Times New Roman" w:hAnsi="Times New Roman" w:cs="Times New Roman"/>
-          <w:sz w:val="28"/>
-        </w:rPr>
-        <w:t xml:space="preserve"> наличии ограничений на внешние ключи операции удаления и обновления в связанных таблицах могут быть произведены каскадно или же запрещены. </w:t>
-      </w:r>
-    </w:p>
-    <w:p>
-      <w:pPr>
         <w:pStyle w:val="ListParagraph"/>
         <w:numPr>
           <w:ilvl w:val="0"/>
-          <w:numId w:val="22"/>
+          <w:numId w:val="21"/>
         </w:numPr>
         <w:jc w:val="both"/>
         <w:rPr>
           <w:rFonts w:ascii="Times New Roman" w:hAnsi="Times New Roman" w:cs="Times New Roman"/>
           <w:sz w:val="28"/>
-        </w:rPr>
-      </w:pPr>
-      <w:r>
-        <w:rPr>
-          <w:rFonts w:ascii="Times New Roman" w:hAnsi="Times New Roman" w:cs="Times New Roman"/>
-          <w:sz w:val="28"/>
-        </w:rPr>
-        <w:t xml:space="preserve">На примере таблицы </w:t>
-      </w:r>
-      <w:r>
-        <w:rPr>
-          <w:rFonts w:ascii="Times New Roman" w:hAnsi="Times New Roman" w:cs="Times New Roman"/>
-          <w:sz w:val="28"/>
           <w:lang w:val="en-GB"/>
         </w:rPr>
-        <w:t>employees</w:t>
-      </w:r>
-      <w:r>
-        <w:rPr>
-          <w:rFonts w:ascii="Times New Roman" w:hAnsi="Times New Roman" w:cs="Times New Roman"/>
-          <w:sz w:val="28"/>
-        </w:rPr>
-        <w:t xml:space="preserve"> </w:t>
-      </w:r>
-      <w:r>
-        <w:rPr>
-          <w:rFonts w:ascii="Times New Roman" w:hAnsi="Times New Roman" w:cs="Times New Roman"/>
-          <w:sz w:val="28"/>
-        </w:rPr>
-        <w:t xml:space="preserve">и </w:t>
-      </w:r>
+      </w:pPr>
       <w:r>
         <w:rPr>
           <w:rFonts w:ascii="Times New Roman" w:hAnsi="Times New Roman" w:cs="Times New Roman"/>
           <w:sz w:val="28"/>
           <w:lang w:val="en-GB"/>
         </w:rPr>
-        <w:t>schedule</w:t>
-      </w:r>
-      <w:r>
-        <w:rPr>
-          <w:rFonts w:ascii="Times New Roman" w:hAnsi="Times New Roman" w:cs="Times New Roman"/>
-          <w:sz w:val="28"/>
-        </w:rPr>
-        <w:t xml:space="preserve"> </w:t>
-      </w:r>
-      <w:r>
-        <w:rPr>
-          <w:rFonts w:ascii="Times New Roman" w:hAnsi="Times New Roman" w:cs="Times New Roman"/>
-          <w:sz w:val="28"/>
-        </w:rPr>
-        <w:t>–</w:t>
-      </w:r>
-      <w:r>
-        <w:rPr>
-          <w:rFonts w:ascii="Times New Roman" w:hAnsi="Times New Roman" w:cs="Times New Roman"/>
-          <w:sz w:val="28"/>
-        </w:rPr>
-        <w:t xml:space="preserve"> </w:t>
-      </w:r>
-      <w:r>
-        <w:rPr>
-          <w:rFonts w:ascii="Times New Roman" w:hAnsi="Times New Roman" w:cs="Times New Roman"/>
-          <w:sz w:val="28"/>
-        </w:rPr>
-        <w:t>попробовать удалить сотрудника, у которого есть расписание. Операция должна завершиться неудачей</w:t>
-      </w:r>
-    </w:p>
-    <w:p>
-      <w:pPr>
-        <w:jc w:val="both"/>
-        <w:rPr>
-          <w:rFonts w:ascii="Times New Roman" w:hAnsi="Times New Roman" w:cs="Times New Roman"/>
-          <w:sz w:val="28"/>
-        </w:rPr>
-      </w:pPr>
-      <w:r>
-        <w:rPr>
-          <w:rFonts w:ascii="Times New Roman" w:hAnsi="Times New Roman" w:cs="Times New Roman"/>
+        <w:t xml:space="preserve">name – </w:t>
+      </w:r>
+      <w:r>
+        <w:rPr>
+          <w:rFonts w:ascii="Times New Roman" w:hAnsi="Times New Roman" w:cs="Times New Roman"/>
+          <w:sz w:val="28"/>
+        </w:rPr>
+        <w:t xml:space="preserve">пустая строка </w:t>
+      </w:r>
+      <w:r>
+        <w:rPr>
+          <w:rFonts w:ascii="Times New Roman" w:hAnsi="Times New Roman" w:cs="Times New Roman"/>
+          <w:sz w:val="28"/>
+          <w:lang w:val="en-GB"/>
+        </w:rPr>
+        <w:t>“”</w:t>
+      </w:r>
+    </w:p>
+    <w:p>
+      <w:pPr>
+        <w:rPr>
+          <w:rFonts w:ascii="Times New Roman" w:hAnsi="Times New Roman" w:cs="Times New Roman"/>
+          <w:sz w:val="28"/>
+        </w:rPr>
+      </w:pPr>
+      <w:r>
+        <w:rPr>
+          <w:rFonts w:ascii="Times New Roman" w:hAnsi="Times New Roman" w:cs="Times New Roman"/>
+          <w:noProof/>
           <w:sz w:val="28"/>
         </w:rPr>
         <w:drawing>
-          <wp:inline distT="0" distB="0" distL="0" distR="0" wp14:anchorId="646EE1CC" wp14:editId="65A7BF38">
-            <wp:extent cx="5940425" cy="1461770"/>
-            <wp:effectExtent l="0" t="0" r="3175" b="5080"/>
-            <wp:docPr id="24" name="Picture 24"/>
+          <wp:inline distT="0" distB="0" distL="0" distR="0" wp14:anchorId="710093D5" wp14:editId="4E6E93A6">
+            <wp:extent cx="5940425" cy="709295"/>
+            <wp:effectExtent l="0" t="0" r="3175" b="0"/>
+            <wp:docPr id="22" name="Picture 22"/>
             <wp:cNvGraphicFramePr>
               <a:graphicFrameLocks xmlns:a="http://schemas.openxmlformats.org/drawingml/2006/main" noChangeAspect="1"/>
             </wp:cNvGraphicFramePr>
@@ -11688,7 +12685,7 @@
                   <pic:spPr>
                     <a:xfrm>
                       <a:off x="0" y="0"/>
-                      <a:ext cx="5940425" cy="1461770"/>
+                      <a:ext cx="5940425" cy="709295"/>
                     </a:xfrm>
                     <a:prstGeom prst="rect">
                       <a:avLst/>
@@ -11703,6 +12700,120 @@
     </w:p>
     <w:p>
       <w:pPr>
+        <w:rPr>
+          <w:rFonts w:ascii="Times New Roman" w:hAnsi="Times New Roman" w:cs="Times New Roman"/>
+          <w:sz w:val="28"/>
+        </w:rPr>
+      </w:pPr>
+    </w:p>
+    <w:p>
+      <w:pPr>
+        <w:jc w:val="both"/>
+        <w:rPr>
+          <w:rFonts w:ascii="Times New Roman" w:hAnsi="Times New Roman" w:cs="Times New Roman"/>
+          <w:b/>
+          <w:sz w:val="28"/>
+        </w:rPr>
+      </w:pPr>
+      <w:r>
+        <w:rPr>
+          <w:rFonts w:ascii="Times New Roman" w:hAnsi="Times New Roman" w:cs="Times New Roman"/>
+          <w:b/>
+          <w:sz w:val="28"/>
+        </w:rPr>
+        <w:t>2.</w:t>
+      </w:r>
+      <w:r>
+        <w:rPr>
+          <w:rFonts w:ascii="Times New Roman" w:hAnsi="Times New Roman" w:cs="Times New Roman"/>
+          <w:b/>
+          <w:sz w:val="28"/>
+        </w:rPr>
+        <w:t>7</w:t>
+      </w:r>
+      <w:r>
+        <w:rPr>
+          <w:rFonts w:ascii="Times New Roman" w:hAnsi="Times New Roman" w:cs="Times New Roman"/>
+          <w:b/>
+          <w:sz w:val="28"/>
+        </w:rPr>
+        <w:t xml:space="preserve"> Проверка работы ограничений на внешние ключи</w:t>
+      </w:r>
+    </w:p>
+    <w:p>
+      <w:pPr>
+        <w:jc w:val="both"/>
+        <w:rPr>
+          <w:rFonts w:ascii="Times New Roman" w:hAnsi="Times New Roman" w:cs="Times New Roman"/>
+          <w:sz w:val="28"/>
+        </w:rPr>
+      </w:pPr>
+      <w:r>
+        <w:rPr>
+          <w:rFonts w:ascii="Times New Roman" w:hAnsi="Times New Roman" w:cs="Times New Roman"/>
+          <w:b/>
+          <w:sz w:val="28"/>
+        </w:rPr>
+        <w:t>Внимание!</w:t>
+      </w:r>
+      <w:r>
+        <w:rPr>
+          <w:rFonts w:ascii="Times New Roman" w:hAnsi="Times New Roman" w:cs="Times New Roman"/>
+          <w:sz w:val="28"/>
+        </w:rPr>
+        <w:t xml:space="preserve"> Перед выполнением данного задания необходимо заполнить базу данных. Попросите преподавателя выполнить данную процедуру.</w:t>
+      </w:r>
+    </w:p>
+    <w:p>
+      <w:pPr>
+        <w:jc w:val="both"/>
+        <w:rPr>
+          <w:rFonts w:ascii="Times New Roman" w:hAnsi="Times New Roman" w:cs="Times New Roman"/>
+          <w:sz w:val="28"/>
+        </w:rPr>
+      </w:pPr>
+    </w:p>
+    <w:p>
+      <w:pPr>
+        <w:jc w:val="both"/>
+        <w:rPr>
+          <w:rFonts w:ascii="Times New Roman" w:hAnsi="Times New Roman" w:cs="Times New Roman"/>
+          <w:sz w:val="28"/>
+        </w:rPr>
+      </w:pPr>
+      <w:r>
+        <w:rPr>
+          <w:rFonts w:ascii="Times New Roman" w:hAnsi="Times New Roman" w:cs="Times New Roman"/>
+          <w:sz w:val="28"/>
+        </w:rPr>
+        <w:t>При</w:t>
+      </w:r>
+      <w:r>
+        <w:rPr>
+          <w:rFonts w:ascii="Times New Roman" w:hAnsi="Times New Roman" w:cs="Times New Roman"/>
+          <w:sz w:val="28"/>
+        </w:rPr>
+        <w:t xml:space="preserve"> наличии ограничений на внешние ключи операции удаления и обновления в связанных таблицах могут быть произведены </w:t>
+      </w:r>
+      <w:proofErr w:type="spellStart"/>
+      <w:r>
+        <w:rPr>
+          <w:rFonts w:ascii="Times New Roman" w:hAnsi="Times New Roman" w:cs="Times New Roman"/>
+          <w:sz w:val="28"/>
+        </w:rPr>
+        <w:t>каскадно</w:t>
+      </w:r>
+      <w:proofErr w:type="spellEnd"/>
+      <w:r>
+        <w:rPr>
+          <w:rFonts w:ascii="Times New Roman" w:hAnsi="Times New Roman" w:cs="Times New Roman"/>
+          <w:sz w:val="28"/>
+        </w:rPr>
+        <w:t xml:space="preserve"> или же запрещены. </w:t>
+      </w:r>
+    </w:p>
+    <w:p>
+      <w:pPr>
         <w:pStyle w:val="ListParagraph"/>
         <w:numPr>
           <w:ilvl w:val="0"/>
@@ -11719,7 +12830,7 @@
           <w:rFonts w:ascii="Times New Roman" w:hAnsi="Times New Roman" w:cs="Times New Roman"/>
           <w:sz w:val="28"/>
         </w:rPr>
-        <w:t xml:space="preserve">На примере таблиц </w:t>
+        <w:t xml:space="preserve">На примере таблицы </w:t>
       </w:r>
       <w:r>
         <w:rPr>
@@ -11727,7 +12838,7 @@
           <w:sz w:val="28"/>
           <w:lang w:val="en-GB"/>
         </w:rPr>
-        <w:t>orders</w:t>
+        <w:t>employees</w:t>
       </w:r>
       <w:r>
         <w:rPr>
@@ -11749,44 +12860,7 @@
           <w:sz w:val="28"/>
           <w:lang w:val="en-GB"/>
         </w:rPr>
-        <w:t>orders</w:t>
-      </w:r>
-      <w:r>
-        <w:rPr>
-          <w:rFonts w:ascii="Times New Roman" w:hAnsi="Times New Roman" w:cs="Times New Roman"/>
-          <w:sz w:val="28"/>
-        </w:rPr>
-        <w:t>_</w:t>
-      </w:r>
-      <w:r>
-        <w:rPr>
-          <w:rFonts w:ascii="Times New Roman" w:hAnsi="Times New Roman" w:cs="Times New Roman"/>
-          <w:sz w:val="28"/>
-          <w:lang w:val="en-GB"/>
-        </w:rPr>
-        <w:t>goods</w:t>
-      </w:r>
-      <w:r>
-        <w:rPr>
-          <w:rFonts w:ascii="Times New Roman" w:hAnsi="Times New Roman" w:cs="Times New Roman"/>
-          <w:sz w:val="28"/>
-        </w:rPr>
-        <w:t xml:space="preserve">: </w:t>
-      </w:r>
-      <w:r>
-        <w:rPr>
-          <w:rFonts w:ascii="Times New Roman" w:hAnsi="Times New Roman" w:cs="Times New Roman"/>
-          <w:sz w:val="28"/>
-        </w:rPr>
-        <w:t xml:space="preserve">попробовать удалить запись из таблицы </w:t>
-      </w:r>
-      <w:r>
-        <w:rPr>
-          <w:rFonts w:ascii="Times New Roman" w:hAnsi="Times New Roman" w:cs="Times New Roman"/>
-          <w:sz w:val="28"/>
-          <w:lang w:val="en-GB"/>
-        </w:rPr>
-        <w:t>orders</w:t>
+        <w:t>schedule</w:t>
       </w:r>
       <w:r>
         <w:rPr>
@@ -11799,9 +12873,8 @@
         <w:rPr>
           <w:rFonts w:ascii="Times New Roman" w:hAnsi="Times New Roman" w:cs="Times New Roman"/>
           <w:sz w:val="28"/>
-          <w:lang w:val="en-US"/>
-        </w:rPr>
-        <w:t>c</w:t>
+        </w:rPr>
+        <w:t>–</w:t>
       </w:r>
       <w:r>
         <w:rPr>
@@ -11815,137 +12888,28 @@
           <w:rFonts w:ascii="Times New Roman" w:hAnsi="Times New Roman" w:cs="Times New Roman"/>
           <w:sz w:val="28"/>
         </w:rPr>
-        <w:t xml:space="preserve">любым </w:t>
-      </w:r>
-      <w:r>
-        <w:rPr>
-          <w:rFonts w:ascii="Times New Roman" w:hAnsi="Times New Roman" w:cs="Times New Roman"/>
-          <w:sz w:val="28"/>
-          <w:lang w:val="en-GB"/>
-        </w:rPr>
-        <w:t>id</w:t>
-      </w:r>
-      <w:r>
-        <w:rPr>
-          <w:rFonts w:ascii="Times New Roman" w:hAnsi="Times New Roman" w:cs="Times New Roman"/>
-          <w:sz w:val="28"/>
-        </w:rPr>
-        <w:t xml:space="preserve">. </w:t>
-      </w:r>
-      <w:r>
-        <w:rPr>
-          <w:rFonts w:ascii="Times New Roman" w:hAnsi="Times New Roman" w:cs="Times New Roman"/>
-          <w:sz w:val="28"/>
-        </w:rPr>
-        <w:t xml:space="preserve">Проверить, что в таблице </w:t>
-      </w:r>
-      <w:r>
-        <w:rPr>
-          <w:rFonts w:ascii="Times New Roman" w:hAnsi="Times New Roman" w:cs="Times New Roman"/>
-          <w:sz w:val="28"/>
-          <w:lang w:val="en-GB"/>
-        </w:rPr>
-        <w:t>orders</w:t>
-      </w:r>
-      <w:r>
-        <w:rPr>
-          <w:rFonts w:ascii="Times New Roman" w:hAnsi="Times New Roman" w:cs="Times New Roman"/>
-          <w:sz w:val="28"/>
-        </w:rPr>
-        <w:t>_</w:t>
-      </w:r>
-      <w:r>
-        <w:rPr>
-          <w:rFonts w:ascii="Times New Roman" w:hAnsi="Times New Roman" w:cs="Times New Roman"/>
-          <w:sz w:val="28"/>
-          <w:lang w:val="en-GB"/>
-        </w:rPr>
-        <w:t>goods</w:t>
-      </w:r>
-      <w:r>
-        <w:rPr>
-          <w:rFonts w:ascii="Times New Roman" w:hAnsi="Times New Roman" w:cs="Times New Roman"/>
-          <w:sz w:val="28"/>
-        </w:rPr>
-        <w:t xml:space="preserve"> </w:t>
-      </w:r>
-      <w:r>
-        <w:rPr>
-          <w:rFonts w:ascii="Times New Roman" w:hAnsi="Times New Roman" w:cs="Times New Roman"/>
-          <w:sz w:val="28"/>
-        </w:rPr>
-        <w:t>каскадно удалились записи</w:t>
-      </w:r>
-      <w:r>
-        <w:rPr>
-          <w:rFonts w:ascii="Times New Roman" w:hAnsi="Times New Roman" w:cs="Times New Roman"/>
-          <w:sz w:val="28"/>
-        </w:rPr>
-        <w:t>,</w:t>
-      </w:r>
-      <w:r>
-        <w:rPr>
-          <w:rFonts w:ascii="Times New Roman" w:hAnsi="Times New Roman" w:cs="Times New Roman"/>
-          <w:sz w:val="28"/>
-        </w:rPr>
-        <w:t xml:space="preserve"> у которых был </w:t>
-      </w:r>
-      <w:r>
-        <w:rPr>
-          <w:rFonts w:ascii="Times New Roman" w:hAnsi="Times New Roman" w:cs="Times New Roman"/>
-          <w:sz w:val="28"/>
-          <w:lang w:val="en-GB"/>
-        </w:rPr>
-        <w:t>order</w:t>
-      </w:r>
-      <w:r>
-        <w:rPr>
-          <w:rFonts w:ascii="Times New Roman" w:hAnsi="Times New Roman" w:cs="Times New Roman"/>
-          <w:sz w:val="28"/>
-        </w:rPr>
-        <w:t>_</w:t>
-      </w:r>
-      <w:r>
-        <w:rPr>
-          <w:rFonts w:ascii="Times New Roman" w:hAnsi="Times New Roman" w:cs="Times New Roman"/>
-          <w:sz w:val="28"/>
-          <w:lang w:val="en-GB"/>
-        </w:rPr>
-        <w:t>id</w:t>
-      </w:r>
-      <w:r>
-        <w:rPr>
-          <w:rFonts w:ascii="Times New Roman" w:hAnsi="Times New Roman" w:cs="Times New Roman"/>
-          <w:sz w:val="28"/>
-        </w:rPr>
-        <w:t xml:space="preserve"> = </w:t>
-      </w:r>
-      <w:r>
-        <w:rPr>
-          <w:rFonts w:ascii="Times New Roman" w:hAnsi="Times New Roman" w:cs="Times New Roman"/>
-          <w:sz w:val="28"/>
-          <w:lang w:val="en-GB"/>
-        </w:rPr>
-        <w:t>id</w:t>
-      </w:r>
-    </w:p>
-    <w:p>
-      <w:pPr>
-        <w:rPr>
-          <w:rFonts w:ascii="Times New Roman" w:hAnsi="Times New Roman" w:cs="Times New Roman"/>
-          <w:sz w:val="28"/>
-        </w:rPr>
-      </w:pPr>
-      <w:r>
-        <w:rPr>
+        <w:t>попробовать удалить сотрудника, у которого есть расписание. Операция должна завершиться неудачей</w:t>
+      </w:r>
+    </w:p>
+    <w:p>
+      <w:pPr>
+        <w:jc w:val="both"/>
+        <w:rPr>
+          <w:rFonts w:ascii="Times New Roman" w:hAnsi="Times New Roman" w:cs="Times New Roman"/>
+          <w:sz w:val="28"/>
+        </w:rPr>
+      </w:pPr>
+      <w:r>
+        <w:rPr>
+          <w:rFonts w:ascii="Times New Roman" w:hAnsi="Times New Roman" w:cs="Times New Roman"/>
           <w:noProof/>
-        </w:rPr>
-        <w:lastRenderedPageBreak/>
+          <w:sz w:val="28"/>
+        </w:rPr>
         <w:drawing>
-          <wp:inline distT="0" distB="0" distL="0" distR="0" wp14:anchorId="38FFB3E7" wp14:editId="085626B3">
-            <wp:extent cx="5940425" cy="2646680"/>
-            <wp:effectExtent l="0" t="0" r="3175" b="1270"/>
-            <wp:docPr id="25" name="Picture 25"/>
+          <wp:inline distT="0" distB="0" distL="0" distR="0" wp14:anchorId="646EE1CC" wp14:editId="65A7BF38">
+            <wp:extent cx="5940425" cy="1461770"/>
+            <wp:effectExtent l="0" t="0" r="3175" b="5080"/>
+            <wp:docPr id="24" name="Picture 24"/>
             <wp:cNvGraphicFramePr>
               <a:graphicFrameLocks xmlns:a="http://schemas.openxmlformats.org/drawingml/2006/main" noChangeAspect="1"/>
             </wp:cNvGraphicFramePr>
@@ -11965,7 +12929,7 @@
                   <pic:spPr>
                     <a:xfrm>
                       <a:off x="0" y="0"/>
-                      <a:ext cx="5940425" cy="2646680"/>
+                      <a:ext cx="5940425" cy="1461770"/>
                     </a:xfrm>
                     <a:prstGeom prst="rect">
                       <a:avLst/>
@@ -11977,184 +12941,261 @@
           </wp:inline>
         </w:drawing>
       </w:r>
-      <w:r>
-        <w:rPr>
-          <w:rFonts w:ascii="Times New Roman" w:hAnsi="Times New Roman" w:cs="Times New Roman"/>
-          <w:sz w:val="28"/>
-        </w:rPr>
-        <w:br w:type="page"/>
-      </w:r>
-    </w:p>
-    <w:p>
-      <w:pPr>
-        <w:pStyle w:val="ListParagraph"/>
-        <w:jc w:val="both"/>
-        <w:rPr>
-          <w:rFonts w:ascii="Times New Roman" w:hAnsi="Times New Roman" w:cs="Times New Roman"/>
-          <w:b/>
-          <w:sz w:val="28"/>
-        </w:rPr>
-      </w:pPr>
-      <w:r>
-        <w:rPr>
-          <w:rFonts w:ascii="Times New Roman" w:hAnsi="Times New Roman" w:cs="Times New Roman"/>
-          <w:b/>
-          <w:sz w:val="28"/>
-        </w:rPr>
-        <w:lastRenderedPageBreak/>
-        <w:t>Часть 3.</w:t>
-      </w:r>
-      <w:r>
-        <w:rPr>
-          <w:rFonts w:ascii="Times New Roman" w:hAnsi="Times New Roman" w:cs="Times New Roman"/>
-          <w:b/>
-          <w:sz w:val="28"/>
-        </w:rPr>
-        <w:t xml:space="preserve"> Работа с данными в базе</w:t>
-      </w:r>
-    </w:p>
-    <w:p>
-      <w:pPr>
-        <w:rPr>
-          <w:rFonts w:ascii="Times New Roman" w:hAnsi="Times New Roman" w:cs="Times New Roman"/>
-          <w:sz w:val="28"/>
-        </w:rPr>
-      </w:pPr>
-      <w:r>
-        <w:rPr>
-          <w:rFonts w:ascii="Times New Roman" w:hAnsi="Times New Roman" w:cs="Times New Roman"/>
-          <w:sz w:val="28"/>
-        </w:rPr>
-        <w:t>Выполнить команды, которые выполняют указанные ниже условия</w:t>
-      </w:r>
-    </w:p>
-    <w:p>
-      <w:pPr>
-        <w:rPr>
-          <w:rFonts w:ascii="Times New Roman" w:hAnsi="Times New Roman" w:cs="Times New Roman"/>
-          <w:sz w:val="28"/>
-        </w:rPr>
-      </w:pPr>
-    </w:p>
-    <w:p>
-      <w:pPr>
-        <w:rPr>
-          <w:rFonts w:ascii="Times New Roman" w:hAnsi="Times New Roman" w:cs="Times New Roman"/>
-          <w:sz w:val="28"/>
-        </w:rPr>
-      </w:pPr>
-      <w:r>
-        <w:rPr>
-          <w:rFonts w:ascii="Times New Roman" w:hAnsi="Times New Roman" w:cs="Times New Roman"/>
-          <w:sz w:val="28"/>
-        </w:rPr>
-        <w:t>Извлечение данных</w:t>
-      </w:r>
-      <w:r>
-        <w:rPr>
-          <w:rFonts w:ascii="Times New Roman" w:hAnsi="Times New Roman" w:cs="Times New Roman"/>
-          <w:sz w:val="28"/>
-        </w:rPr>
-        <w:t>:</w:t>
-      </w:r>
     </w:p>
     <w:p>
       <w:pPr>
         <w:pStyle w:val="ListParagraph"/>
         <w:numPr>
           <w:ilvl w:val="0"/>
-          <w:numId w:val="23"/>
+          <w:numId w:val="22"/>
         </w:numPr>
-        <w:rPr>
-          <w:rFonts w:ascii="Times New Roman" w:hAnsi="Times New Roman" w:cs="Times New Roman"/>
-          <w:sz w:val="28"/>
-        </w:rPr>
-      </w:pPr>
-      <w:r>
-        <w:rPr>
-          <w:rFonts w:ascii="Times New Roman" w:hAnsi="Times New Roman" w:cs="Times New Roman"/>
-          <w:sz w:val="28"/>
-        </w:rPr>
-        <w:t>Без указания столбцов (все столбцы)</w:t>
-      </w:r>
-    </w:p>
-    <w:p>
-      <w:pPr>
-        <w:pStyle w:val="ListParagraph"/>
-        <w:numPr>
-          <w:ilvl w:val="0"/>
-          <w:numId w:val="23"/>
-        </w:numPr>
-        <w:rPr>
-          <w:rFonts w:ascii="Times New Roman" w:hAnsi="Times New Roman" w:cs="Times New Roman"/>
-          <w:sz w:val="28"/>
-        </w:rPr>
-      </w:pPr>
-      <w:r>
-        <w:rPr>
-          <w:rFonts w:ascii="Times New Roman" w:hAnsi="Times New Roman" w:cs="Times New Roman"/>
-          <w:sz w:val="28"/>
-        </w:rPr>
-        <w:t>С указанием конкретных столбцов</w:t>
-      </w:r>
-    </w:p>
-    <w:p>
-      <w:pPr>
-        <w:pStyle w:val="ListParagraph"/>
-        <w:numPr>
-          <w:ilvl w:val="0"/>
-          <w:numId w:val="23"/>
-        </w:numPr>
-        <w:rPr>
-          <w:rFonts w:ascii="Times New Roman" w:hAnsi="Times New Roman" w:cs="Times New Roman"/>
-          <w:sz w:val="28"/>
-        </w:rPr>
-      </w:pPr>
-      <w:r>
-        <w:rPr>
-          <w:rFonts w:ascii="Times New Roman" w:hAnsi="Times New Roman" w:cs="Times New Roman"/>
-          <w:sz w:val="28"/>
-        </w:rPr>
-        <w:t>С выводом уникальных значений (DISTINCT)</w:t>
-      </w:r>
-    </w:p>
-    <w:p>
-      <w:pPr>
-        <w:pStyle w:val="ListParagraph"/>
-        <w:numPr>
-          <w:ilvl w:val="0"/>
-          <w:numId w:val="23"/>
-        </w:numPr>
-        <w:rPr>
-          <w:rFonts w:ascii="Times New Roman" w:hAnsi="Times New Roman" w:cs="Times New Roman"/>
-          <w:sz w:val="28"/>
-        </w:rPr>
-      </w:pPr>
-      <w:r>
-        <w:rPr>
-          <w:rFonts w:ascii="Times New Roman" w:hAnsi="Times New Roman" w:cs="Times New Roman"/>
-          <w:sz w:val="28"/>
-        </w:rPr>
-        <w:t>С ограничением количества выводимых записей (LIMIT)</w:t>
-      </w:r>
-    </w:p>
-    <w:p>
-      <w:pPr>
-        <w:rPr>
-          <w:rFonts w:ascii="Times New Roman" w:hAnsi="Times New Roman" w:cs="Times New Roman"/>
-          <w:sz w:val="28"/>
-        </w:rPr>
-      </w:pPr>
-      <w:r>
-        <w:rPr>
-          <w:rFonts w:ascii="Times New Roman" w:hAnsi="Times New Roman" w:cs="Times New Roman"/>
-          <w:sz w:val="28"/>
-        </w:rPr>
+        <w:jc w:val="both"/>
+        <w:rPr>
+          <w:rFonts w:ascii="Times New Roman" w:hAnsi="Times New Roman" w:cs="Times New Roman"/>
+          <w:sz w:val="28"/>
+        </w:rPr>
+      </w:pPr>
+      <w:r>
+        <w:rPr>
+          <w:rFonts w:ascii="Times New Roman" w:hAnsi="Times New Roman" w:cs="Times New Roman"/>
+          <w:sz w:val="28"/>
+        </w:rPr>
+        <w:t xml:space="preserve">На примере таблиц </w:t>
+      </w:r>
+      <w:r>
+        <w:rPr>
+          <w:rFonts w:ascii="Times New Roman" w:hAnsi="Times New Roman" w:cs="Times New Roman"/>
+          <w:sz w:val="28"/>
+          <w:lang w:val="en-GB"/>
+        </w:rPr>
+        <w:t>orders</w:t>
+      </w:r>
+      <w:r>
+        <w:rPr>
+          <w:rFonts w:ascii="Times New Roman" w:hAnsi="Times New Roman" w:cs="Times New Roman"/>
+          <w:sz w:val="28"/>
+        </w:rPr>
+        <w:t xml:space="preserve"> </w:t>
+      </w:r>
+      <w:r>
+        <w:rPr>
+          <w:rFonts w:ascii="Times New Roman" w:hAnsi="Times New Roman" w:cs="Times New Roman"/>
+          <w:sz w:val="28"/>
+        </w:rPr>
+        <w:t xml:space="preserve">и </w:t>
+      </w:r>
+      <w:r>
+        <w:rPr>
+          <w:rFonts w:ascii="Times New Roman" w:hAnsi="Times New Roman" w:cs="Times New Roman"/>
+          <w:sz w:val="28"/>
+          <w:lang w:val="en-GB"/>
+        </w:rPr>
+        <w:t>orders</w:t>
+      </w:r>
+      <w:r>
+        <w:rPr>
+          <w:rFonts w:ascii="Times New Roman" w:hAnsi="Times New Roman" w:cs="Times New Roman"/>
+          <w:sz w:val="28"/>
+        </w:rPr>
+        <w:t>_</w:t>
+      </w:r>
+      <w:r>
+        <w:rPr>
+          <w:rFonts w:ascii="Times New Roman" w:hAnsi="Times New Roman" w:cs="Times New Roman"/>
+          <w:sz w:val="28"/>
+          <w:lang w:val="en-GB"/>
+        </w:rPr>
+        <w:t>goods</w:t>
+      </w:r>
+      <w:r>
+        <w:rPr>
+          <w:rFonts w:ascii="Times New Roman" w:hAnsi="Times New Roman" w:cs="Times New Roman"/>
+          <w:sz w:val="28"/>
+        </w:rPr>
+        <w:t xml:space="preserve">: </w:t>
+      </w:r>
+      <w:r>
+        <w:rPr>
+          <w:rFonts w:ascii="Times New Roman" w:hAnsi="Times New Roman" w:cs="Times New Roman"/>
+          <w:sz w:val="28"/>
+        </w:rPr>
+        <w:t xml:space="preserve">попробовать удалить запись из таблицы </w:t>
+      </w:r>
+      <w:r>
+        <w:rPr>
+          <w:rFonts w:ascii="Times New Roman" w:hAnsi="Times New Roman" w:cs="Times New Roman"/>
+          <w:sz w:val="28"/>
+          <w:lang w:val="en-GB"/>
+        </w:rPr>
+        <w:t>orders</w:t>
+      </w:r>
+      <w:r>
+        <w:rPr>
+          <w:rFonts w:ascii="Times New Roman" w:hAnsi="Times New Roman" w:cs="Times New Roman"/>
+          <w:sz w:val="28"/>
+        </w:rPr>
+        <w:t xml:space="preserve"> </w:t>
+      </w:r>
+      <w:r>
+        <w:rPr>
+          <w:rFonts w:ascii="Times New Roman" w:hAnsi="Times New Roman" w:cs="Times New Roman"/>
+          <w:sz w:val="28"/>
+          <w:lang w:val="en-US"/>
+        </w:rPr>
+        <w:t>c</w:t>
+      </w:r>
+      <w:r>
+        <w:rPr>
+          <w:rFonts w:ascii="Times New Roman" w:hAnsi="Times New Roman" w:cs="Times New Roman"/>
+          <w:sz w:val="28"/>
+        </w:rPr>
+        <w:t xml:space="preserve"> </w:t>
+      </w:r>
+      <w:r>
+        <w:rPr>
+          <w:rFonts w:ascii="Times New Roman" w:hAnsi="Times New Roman" w:cs="Times New Roman"/>
+          <w:sz w:val="28"/>
+        </w:rPr>
+        <w:t xml:space="preserve">любым </w:t>
+      </w:r>
+      <w:r>
+        <w:rPr>
+          <w:rFonts w:ascii="Times New Roman" w:hAnsi="Times New Roman" w:cs="Times New Roman"/>
+          <w:sz w:val="28"/>
+          <w:lang w:val="en-GB"/>
+        </w:rPr>
+        <w:t>id</w:t>
+      </w:r>
+      <w:r>
+        <w:rPr>
+          <w:rFonts w:ascii="Times New Roman" w:hAnsi="Times New Roman" w:cs="Times New Roman"/>
+          <w:sz w:val="28"/>
+        </w:rPr>
+        <w:t xml:space="preserve">. </w:t>
+      </w:r>
+      <w:r>
+        <w:rPr>
+          <w:rFonts w:ascii="Times New Roman" w:hAnsi="Times New Roman" w:cs="Times New Roman"/>
+          <w:sz w:val="28"/>
+        </w:rPr>
+        <w:t xml:space="preserve">Проверить, что в таблице </w:t>
+      </w:r>
+      <w:r>
+        <w:rPr>
+          <w:rFonts w:ascii="Times New Roman" w:hAnsi="Times New Roman" w:cs="Times New Roman"/>
+          <w:sz w:val="28"/>
+          <w:lang w:val="en-GB"/>
+        </w:rPr>
+        <w:t>orders</w:t>
+      </w:r>
+      <w:r>
+        <w:rPr>
+          <w:rFonts w:ascii="Times New Roman" w:hAnsi="Times New Roman" w:cs="Times New Roman"/>
+          <w:sz w:val="28"/>
+        </w:rPr>
+        <w:t>_</w:t>
+      </w:r>
+      <w:r>
+        <w:rPr>
+          <w:rFonts w:ascii="Times New Roman" w:hAnsi="Times New Roman" w:cs="Times New Roman"/>
+          <w:sz w:val="28"/>
+          <w:lang w:val="en-GB"/>
+        </w:rPr>
+        <w:t>goods</w:t>
+      </w:r>
+      <w:r>
+        <w:rPr>
+          <w:rFonts w:ascii="Times New Roman" w:hAnsi="Times New Roman" w:cs="Times New Roman"/>
+          <w:sz w:val="28"/>
+        </w:rPr>
+        <w:t xml:space="preserve"> </w:t>
+      </w:r>
+      <w:proofErr w:type="spellStart"/>
+      <w:r>
+        <w:rPr>
+          <w:rFonts w:ascii="Times New Roman" w:hAnsi="Times New Roman" w:cs="Times New Roman"/>
+          <w:sz w:val="28"/>
+        </w:rPr>
+        <w:t>каскадно</w:t>
+      </w:r>
+      <w:proofErr w:type="spellEnd"/>
+      <w:r>
+        <w:rPr>
+          <w:rFonts w:ascii="Times New Roman" w:hAnsi="Times New Roman" w:cs="Times New Roman"/>
+          <w:sz w:val="28"/>
+        </w:rPr>
+        <w:t xml:space="preserve"> удалились записи</w:t>
+      </w:r>
+      <w:r>
+        <w:rPr>
+          <w:rFonts w:ascii="Times New Roman" w:hAnsi="Times New Roman" w:cs="Times New Roman"/>
+          <w:sz w:val="28"/>
+        </w:rPr>
+        <w:t>,</w:t>
+      </w:r>
+      <w:r>
+        <w:rPr>
+          <w:rFonts w:ascii="Times New Roman" w:hAnsi="Times New Roman" w:cs="Times New Roman"/>
+          <w:sz w:val="28"/>
+        </w:rPr>
+        <w:t xml:space="preserve"> у которых был </w:t>
+      </w:r>
+      <w:r>
+        <w:rPr>
+          <w:rFonts w:ascii="Times New Roman" w:hAnsi="Times New Roman" w:cs="Times New Roman"/>
+          <w:sz w:val="28"/>
+          <w:lang w:val="en-GB"/>
+        </w:rPr>
+        <w:t>order</w:t>
+      </w:r>
+      <w:r>
+        <w:rPr>
+          <w:rFonts w:ascii="Times New Roman" w:hAnsi="Times New Roman" w:cs="Times New Roman"/>
+          <w:sz w:val="28"/>
+        </w:rPr>
+        <w:t>_</w:t>
+      </w:r>
+      <w:r>
+        <w:rPr>
+          <w:rFonts w:ascii="Times New Roman" w:hAnsi="Times New Roman" w:cs="Times New Roman"/>
+          <w:sz w:val="28"/>
+          <w:lang w:val="en-GB"/>
+        </w:rPr>
+        <w:t>id</w:t>
+      </w:r>
+      <w:r>
+        <w:rPr>
+          <w:rFonts w:ascii="Times New Roman" w:hAnsi="Times New Roman" w:cs="Times New Roman"/>
+          <w:sz w:val="28"/>
+        </w:rPr>
+        <w:t xml:space="preserve"> = </w:t>
+      </w:r>
+      <w:r>
+        <w:rPr>
+          <w:rFonts w:ascii="Times New Roman" w:hAnsi="Times New Roman" w:cs="Times New Roman"/>
+          <w:sz w:val="28"/>
+          <w:lang w:val="en-GB"/>
+        </w:rPr>
+        <w:t>id</w:t>
+      </w:r>
+    </w:p>
+    <w:p>
+      <w:pPr>
+        <w:rPr>
+          <w:rFonts w:ascii="Times New Roman" w:hAnsi="Times New Roman" w:cs="Times New Roman"/>
+          <w:sz w:val="28"/>
+        </w:rPr>
+      </w:pPr>
+      <w:r>
+        <w:rPr>
+          <w:noProof/>
+        </w:rPr>
+        <w:lastRenderedPageBreak/>
         <w:drawing>
-          <wp:inline distT="0" distB="0" distL="0" distR="0" wp14:anchorId="69413854" wp14:editId="1B4F4A5B">
-            <wp:extent cx="5940425" cy="2762250"/>
-            <wp:effectExtent l="0" t="0" r="3175" b="0"/>
-            <wp:docPr id="26" name="Picture 26"/>
+          <wp:inline distT="0" distB="0" distL="0" distR="0" wp14:anchorId="38FFB3E7" wp14:editId="085626B3">
+            <wp:extent cx="5940425" cy="2646680"/>
+            <wp:effectExtent l="0" t="0" r="3175" b="1270"/>
+            <wp:docPr id="25" name="Picture 25"/>
             <wp:cNvGraphicFramePr>
               <a:graphicFrameLocks xmlns:a="http://schemas.openxmlformats.org/drawingml/2006/main" noChangeAspect="1"/>
             </wp:cNvGraphicFramePr>
@@ -12174,7 +13215,7 @@
                   <pic:spPr>
                     <a:xfrm>
                       <a:off x="0" y="0"/>
-                      <a:ext cx="5940425" cy="2762250"/>
+                      <a:ext cx="5940425" cy="2646680"/>
                     </a:xfrm>
                     <a:prstGeom prst="rect">
                       <a:avLst/>
@@ -12186,24 +13227,185 @@
           </wp:inline>
         </w:drawing>
       </w:r>
-    </w:p>
-    <w:p>
-      <w:pPr>
-        <w:rPr>
-          <w:rFonts w:ascii="Times New Roman" w:hAnsi="Times New Roman" w:cs="Times New Roman"/>
-          <w:sz w:val="28"/>
-        </w:rPr>
-      </w:pPr>
-      <w:r>
-        <w:rPr>
-          <w:rFonts w:ascii="Times New Roman" w:hAnsi="Times New Roman" w:cs="Times New Roman"/>
+      <w:r>
+        <w:rPr>
+          <w:rFonts w:ascii="Times New Roman" w:hAnsi="Times New Roman" w:cs="Times New Roman"/>
+          <w:sz w:val="28"/>
+        </w:rPr>
+        <w:br w:type="page"/>
+      </w:r>
+    </w:p>
+    <w:p>
+      <w:pPr>
+        <w:pStyle w:val="ListParagraph"/>
+        <w:jc w:val="both"/>
+        <w:rPr>
+          <w:rFonts w:ascii="Times New Roman" w:hAnsi="Times New Roman" w:cs="Times New Roman"/>
+          <w:b/>
+          <w:sz w:val="28"/>
+        </w:rPr>
+      </w:pPr>
+      <w:r>
+        <w:rPr>
+          <w:rFonts w:ascii="Times New Roman" w:hAnsi="Times New Roman" w:cs="Times New Roman"/>
+          <w:b/>
+          <w:sz w:val="28"/>
+        </w:rPr>
+        <w:lastRenderedPageBreak/>
+        <w:t>Часть 3.</w:t>
+      </w:r>
+      <w:r>
+        <w:rPr>
+          <w:rFonts w:ascii="Times New Roman" w:hAnsi="Times New Roman" w:cs="Times New Roman"/>
+          <w:b/>
+          <w:sz w:val="28"/>
+        </w:rPr>
+        <w:t xml:space="preserve"> Работа с данными в базе</w:t>
+      </w:r>
+    </w:p>
+    <w:p>
+      <w:pPr>
+        <w:rPr>
+          <w:rFonts w:ascii="Times New Roman" w:hAnsi="Times New Roman" w:cs="Times New Roman"/>
+          <w:sz w:val="28"/>
+        </w:rPr>
+      </w:pPr>
+      <w:r>
+        <w:rPr>
+          <w:rFonts w:ascii="Times New Roman" w:hAnsi="Times New Roman" w:cs="Times New Roman"/>
+          <w:sz w:val="28"/>
+        </w:rPr>
+        <w:t>Выполнить команды, которые выполняют указанные ниже условия</w:t>
+      </w:r>
+    </w:p>
+    <w:p>
+      <w:pPr>
+        <w:rPr>
+          <w:rFonts w:ascii="Times New Roman" w:hAnsi="Times New Roman" w:cs="Times New Roman"/>
+          <w:sz w:val="28"/>
+        </w:rPr>
+      </w:pPr>
+    </w:p>
+    <w:p>
+      <w:pPr>
+        <w:rPr>
+          <w:rFonts w:ascii="Times New Roman" w:hAnsi="Times New Roman" w:cs="Times New Roman"/>
+          <w:sz w:val="28"/>
+        </w:rPr>
+      </w:pPr>
+      <w:r>
+        <w:rPr>
+          <w:rFonts w:ascii="Times New Roman" w:hAnsi="Times New Roman" w:cs="Times New Roman"/>
+          <w:sz w:val="28"/>
+        </w:rPr>
+        <w:t>Извлечение данных</w:t>
+      </w:r>
+      <w:r>
+        <w:rPr>
+          <w:rFonts w:ascii="Times New Roman" w:hAnsi="Times New Roman" w:cs="Times New Roman"/>
+          <w:sz w:val="28"/>
+        </w:rPr>
+        <w:t>:</w:t>
+      </w:r>
+    </w:p>
+    <w:p>
+      <w:pPr>
+        <w:pStyle w:val="ListParagraph"/>
+        <w:numPr>
+          <w:ilvl w:val="0"/>
+          <w:numId w:val="23"/>
+        </w:numPr>
+        <w:rPr>
+          <w:rFonts w:ascii="Times New Roman" w:hAnsi="Times New Roman" w:cs="Times New Roman"/>
+          <w:sz w:val="28"/>
+        </w:rPr>
+      </w:pPr>
+      <w:r>
+        <w:rPr>
+          <w:rFonts w:ascii="Times New Roman" w:hAnsi="Times New Roman" w:cs="Times New Roman"/>
+          <w:sz w:val="28"/>
+        </w:rPr>
+        <w:t>Без указания столбцов (все столбцы)</w:t>
+      </w:r>
+    </w:p>
+    <w:p>
+      <w:pPr>
+        <w:pStyle w:val="ListParagraph"/>
+        <w:numPr>
+          <w:ilvl w:val="0"/>
+          <w:numId w:val="23"/>
+        </w:numPr>
+        <w:rPr>
+          <w:rFonts w:ascii="Times New Roman" w:hAnsi="Times New Roman" w:cs="Times New Roman"/>
+          <w:sz w:val="28"/>
+        </w:rPr>
+      </w:pPr>
+      <w:r>
+        <w:rPr>
+          <w:rFonts w:ascii="Times New Roman" w:hAnsi="Times New Roman" w:cs="Times New Roman"/>
+          <w:sz w:val="28"/>
+        </w:rPr>
+        <w:t>С указанием конкретных столбцов</w:t>
+      </w:r>
+    </w:p>
+    <w:p>
+      <w:pPr>
+        <w:pStyle w:val="ListParagraph"/>
+        <w:numPr>
+          <w:ilvl w:val="0"/>
+          <w:numId w:val="23"/>
+        </w:numPr>
+        <w:rPr>
+          <w:rFonts w:ascii="Times New Roman" w:hAnsi="Times New Roman" w:cs="Times New Roman"/>
+          <w:sz w:val="28"/>
+        </w:rPr>
+      </w:pPr>
+      <w:r>
+        <w:rPr>
+          <w:rFonts w:ascii="Times New Roman" w:hAnsi="Times New Roman" w:cs="Times New Roman"/>
+          <w:sz w:val="28"/>
+        </w:rPr>
+        <w:t>С выводом уникальных значений (DISTINCT)</w:t>
+      </w:r>
+    </w:p>
+    <w:p>
+      <w:pPr>
+        <w:pStyle w:val="ListParagraph"/>
+        <w:numPr>
+          <w:ilvl w:val="0"/>
+          <w:numId w:val="23"/>
+        </w:numPr>
+        <w:rPr>
+          <w:rFonts w:ascii="Times New Roman" w:hAnsi="Times New Roman" w:cs="Times New Roman"/>
+          <w:sz w:val="28"/>
+        </w:rPr>
+      </w:pPr>
+      <w:r>
+        <w:rPr>
+          <w:rFonts w:ascii="Times New Roman" w:hAnsi="Times New Roman" w:cs="Times New Roman"/>
+          <w:sz w:val="28"/>
+        </w:rPr>
+        <w:t>С ограничением количества выводимых записей (LIMIT)</w:t>
+      </w:r>
+    </w:p>
+    <w:p>
+      <w:pPr>
+        <w:rPr>
+          <w:rFonts w:ascii="Times New Roman" w:hAnsi="Times New Roman" w:cs="Times New Roman"/>
+          <w:sz w:val="28"/>
+        </w:rPr>
+      </w:pPr>
+      <w:r>
+        <w:rPr>
+          <w:rFonts w:ascii="Times New Roman" w:hAnsi="Times New Roman" w:cs="Times New Roman"/>
+          <w:noProof/>
           <w:sz w:val="28"/>
         </w:rPr>
         <w:drawing>
-          <wp:inline distT="0" distB="0" distL="0" distR="0" wp14:anchorId="69D57C80" wp14:editId="0ED3D705">
-            <wp:extent cx="5940425" cy="2720340"/>
-            <wp:effectExtent l="0" t="0" r="3175" b="3810"/>
-            <wp:docPr id="27" name="Picture 27"/>
+          <wp:inline distT="0" distB="0" distL="0" distR="0" wp14:anchorId="69413854" wp14:editId="1B4F4A5B">
+            <wp:extent cx="5940425" cy="2762250"/>
+            <wp:effectExtent l="0" t="0" r="3175" b="0"/>
+            <wp:docPr id="26" name="Picture 26"/>
             <wp:cNvGraphicFramePr>
               <a:graphicFrameLocks xmlns:a="http://schemas.openxmlformats.org/drawingml/2006/main" noChangeAspect="1"/>
             </wp:cNvGraphicFramePr>
@@ -12223,7 +13425,7 @@
                   <pic:spPr>
                     <a:xfrm>
                       <a:off x="0" y="0"/>
-                      <a:ext cx="5940425" cy="2720340"/>
+                      <a:ext cx="5940425" cy="2762250"/>
                     </a:xfrm>
                     <a:prstGeom prst="rect">
                       <a:avLst/>
@@ -12238,23 +13440,22 @@
     </w:p>
     <w:p>
       <w:pPr>
-        <w:jc w:val="both"/>
-        <w:rPr>
-          <w:rFonts w:ascii="Times New Roman" w:hAnsi="Times New Roman" w:cs="Times New Roman"/>
-          <w:sz w:val="28"/>
-        </w:rPr>
-      </w:pPr>
-      <w:r>
-        <w:rPr>
-          <w:rFonts w:ascii="Times New Roman" w:hAnsi="Times New Roman" w:cs="Times New Roman"/>
-          <w:sz w:val="28"/>
-        </w:rPr>
-        <w:lastRenderedPageBreak/>
+        <w:rPr>
+          <w:rFonts w:ascii="Times New Roman" w:hAnsi="Times New Roman" w:cs="Times New Roman"/>
+          <w:sz w:val="28"/>
+        </w:rPr>
+      </w:pPr>
+      <w:r>
+        <w:rPr>
+          <w:rFonts w:ascii="Times New Roman" w:hAnsi="Times New Roman" w:cs="Times New Roman"/>
+          <w:noProof/>
+          <w:sz w:val="28"/>
+        </w:rPr>
         <w:drawing>
-          <wp:inline distT="0" distB="0" distL="0" distR="0" wp14:anchorId="0750399F" wp14:editId="657B0D8C">
-            <wp:extent cx="5940425" cy="2308860"/>
-            <wp:effectExtent l="0" t="0" r="3175" b="0"/>
-            <wp:docPr id="28" name="Picture 28"/>
+          <wp:inline distT="0" distB="0" distL="0" distR="0" wp14:anchorId="69D57C80" wp14:editId="0ED3D705">
+            <wp:extent cx="5940425" cy="2720340"/>
+            <wp:effectExtent l="0" t="0" r="3175" b="3810"/>
+            <wp:docPr id="27" name="Picture 27"/>
             <wp:cNvGraphicFramePr>
               <a:graphicFrameLocks xmlns:a="http://schemas.openxmlformats.org/drawingml/2006/main" noChangeAspect="1"/>
             </wp:cNvGraphicFramePr>
@@ -12274,7 +13475,7 @@
                   <pic:spPr>
                     <a:xfrm>
                       <a:off x="0" y="0"/>
-                      <a:ext cx="5940425" cy="2308860"/>
+                      <a:ext cx="5940425" cy="2720340"/>
                     </a:xfrm>
                     <a:prstGeom prst="rect">
                       <a:avLst/>
@@ -12298,13 +13499,15 @@
       <w:r>
         <w:rPr>
           <w:rFonts w:ascii="Times New Roman" w:hAnsi="Times New Roman" w:cs="Times New Roman"/>
-          <w:sz w:val="28"/>
-        </w:rPr>
+          <w:noProof/>
+          <w:sz w:val="28"/>
+        </w:rPr>
+        <w:lastRenderedPageBreak/>
         <w:drawing>
-          <wp:inline distT="0" distB="0" distL="0" distR="0" wp14:anchorId="362555C3" wp14:editId="2A72C712">
-            <wp:extent cx="5940425" cy="1598930"/>
-            <wp:effectExtent l="0" t="0" r="3175" b="1270"/>
-            <wp:docPr id="29" name="Picture 29"/>
+          <wp:inline distT="0" distB="0" distL="0" distR="0" wp14:anchorId="0750399F" wp14:editId="657B0D8C">
+            <wp:extent cx="5940425" cy="2308860"/>
+            <wp:effectExtent l="0" t="0" r="3175" b="0"/>
+            <wp:docPr id="28" name="Picture 28"/>
             <wp:cNvGraphicFramePr>
               <a:graphicFrameLocks xmlns:a="http://schemas.openxmlformats.org/drawingml/2006/main" noChangeAspect="1"/>
             </wp:cNvGraphicFramePr>
@@ -12324,7 +13527,7 @@
                   <pic:spPr>
                     <a:xfrm>
                       <a:off x="0" y="0"/>
-                      <a:ext cx="5940425" cy="1598930"/>
+                      <a:ext cx="5940425" cy="2308860"/>
                     </a:xfrm>
                     <a:prstGeom prst="rect">
                       <a:avLst/>
@@ -12348,152 +13551,14 @@
       <w:r>
         <w:rPr>
           <w:rFonts w:ascii="Times New Roman" w:hAnsi="Times New Roman" w:cs="Times New Roman"/>
-          <w:sz w:val="28"/>
-        </w:rPr>
-        <w:t>Сортировка</w:t>
-      </w:r>
-      <w:r>
-        <w:rPr>
-          <w:rFonts w:ascii="Times New Roman" w:hAnsi="Times New Roman" w:cs="Times New Roman"/>
-          <w:sz w:val="28"/>
-        </w:rPr>
-        <w:t xml:space="preserve"> (</w:t>
-      </w:r>
-      <w:r>
-        <w:rPr>
-          <w:rFonts w:ascii="Times New Roman" w:hAnsi="Times New Roman" w:cs="Times New Roman"/>
-          <w:sz w:val="28"/>
-        </w:rPr>
-        <w:t xml:space="preserve">использовать в командах </w:t>
-      </w:r>
-      <w:r>
-        <w:rPr>
-          <w:rFonts w:ascii="Times New Roman" w:hAnsi="Times New Roman" w:cs="Times New Roman"/>
-          <w:sz w:val="28"/>
-          <w:lang w:val="en-GB"/>
-        </w:rPr>
-        <w:t>DESC</w:t>
-      </w:r>
-      <w:r>
-        <w:rPr>
-          <w:rFonts w:ascii="Times New Roman" w:hAnsi="Times New Roman" w:cs="Times New Roman"/>
-          <w:sz w:val="28"/>
-        </w:rPr>
-        <w:t>/</w:t>
-      </w:r>
-      <w:r>
-        <w:rPr>
-          <w:rFonts w:ascii="Times New Roman" w:hAnsi="Times New Roman" w:cs="Times New Roman"/>
-          <w:sz w:val="28"/>
-          <w:lang w:val="en-GB"/>
-        </w:rPr>
-        <w:t>ASC</w:t>
-      </w:r>
-      <w:r>
-        <w:rPr>
-          <w:rFonts w:ascii="Times New Roman" w:hAnsi="Times New Roman" w:cs="Times New Roman"/>
-          <w:sz w:val="28"/>
-        </w:rPr>
-        <w:t>)</w:t>
-      </w:r>
-      <w:r>
-        <w:rPr>
-          <w:rFonts w:ascii="Times New Roman" w:hAnsi="Times New Roman" w:cs="Times New Roman"/>
-          <w:sz w:val="28"/>
-        </w:rPr>
-        <w:t>:</w:t>
-      </w:r>
-    </w:p>
-    <w:p>
-      <w:pPr>
-        <w:pStyle w:val="ListParagraph"/>
-        <w:numPr>
-          <w:ilvl w:val="0"/>
-          <w:numId w:val="24"/>
-        </w:numPr>
-        <w:jc w:val="both"/>
-        <w:rPr>
-          <w:rFonts w:ascii="Times New Roman" w:hAnsi="Times New Roman" w:cs="Times New Roman"/>
-          <w:sz w:val="28"/>
-        </w:rPr>
-      </w:pPr>
-      <w:r>
-        <w:rPr>
-          <w:rFonts w:ascii="Times New Roman" w:hAnsi="Times New Roman" w:cs="Times New Roman"/>
-          <w:sz w:val="28"/>
-        </w:rPr>
-        <w:t>Обычная сортировка по столбцу (</w:t>
-      </w:r>
-      <w:r>
-        <w:rPr>
-          <w:rFonts w:ascii="Times New Roman" w:hAnsi="Times New Roman" w:cs="Times New Roman"/>
-          <w:sz w:val="28"/>
-          <w:lang w:val="en-GB"/>
-        </w:rPr>
-        <w:t>ORDER</w:t>
-      </w:r>
-      <w:r>
-        <w:rPr>
-          <w:rFonts w:ascii="Times New Roman" w:hAnsi="Times New Roman" w:cs="Times New Roman"/>
-          <w:sz w:val="28"/>
-        </w:rPr>
-        <w:t xml:space="preserve"> </w:t>
-      </w:r>
-      <w:r>
-        <w:rPr>
-          <w:rFonts w:ascii="Times New Roman" w:hAnsi="Times New Roman" w:cs="Times New Roman"/>
-          <w:sz w:val="28"/>
-          <w:lang w:val="en-GB"/>
-        </w:rPr>
-        <w:t>BY</w:t>
-      </w:r>
-      <w:r>
-        <w:rPr>
-          <w:rFonts w:ascii="Times New Roman" w:hAnsi="Times New Roman" w:cs="Times New Roman"/>
-          <w:sz w:val="28"/>
-        </w:rPr>
-        <w:t>)</w:t>
-      </w:r>
-    </w:p>
-    <w:p>
-      <w:pPr>
-        <w:pStyle w:val="ListParagraph"/>
-        <w:numPr>
-          <w:ilvl w:val="0"/>
-          <w:numId w:val="24"/>
-        </w:numPr>
-        <w:jc w:val="both"/>
-        <w:rPr>
-          <w:rFonts w:ascii="Times New Roman" w:hAnsi="Times New Roman" w:cs="Times New Roman"/>
-          <w:sz w:val="28"/>
-        </w:rPr>
-      </w:pPr>
-      <w:r>
-        <w:rPr>
-          <w:rFonts w:ascii="Times New Roman" w:hAnsi="Times New Roman" w:cs="Times New Roman"/>
-          <w:sz w:val="28"/>
-        </w:rPr>
-        <w:t>Сортировка по нескольким столбцам</w:t>
-      </w:r>
-    </w:p>
-    <w:p>
-      <w:pPr>
-        <w:jc w:val="both"/>
-        <w:rPr>
-          <w:rFonts w:ascii="Times New Roman" w:hAnsi="Times New Roman" w:cs="Times New Roman"/>
-          <w:sz w:val="28"/>
-        </w:rPr>
-      </w:pPr>
-      <w:r>
-        <w:rPr>
-          <w:rFonts w:ascii="Times New Roman" w:hAnsi="Times New Roman" w:cs="Times New Roman"/>
+          <w:noProof/>
           <w:sz w:val="28"/>
         </w:rPr>
         <w:drawing>
-          <wp:inline distT="0" distB="0" distL="0" distR="0" wp14:anchorId="26C98BB8" wp14:editId="177D3293">
-            <wp:extent cx="5940425" cy="2835910"/>
-            <wp:effectExtent l="0" t="0" r="3175" b="2540"/>
-            <wp:docPr id="30" name="Picture 30"/>
+          <wp:inline distT="0" distB="0" distL="0" distR="0" wp14:anchorId="362555C3" wp14:editId="2A72C712">
+            <wp:extent cx="5940425" cy="1598930"/>
+            <wp:effectExtent l="0" t="0" r="3175" b="1270"/>
+            <wp:docPr id="29" name="Picture 29"/>
             <wp:cNvGraphicFramePr>
               <a:graphicFrameLocks xmlns:a="http://schemas.openxmlformats.org/drawingml/2006/main" noChangeAspect="1"/>
             </wp:cNvGraphicFramePr>
@@ -12513,7 +13578,7 @@
                   <pic:spPr>
                     <a:xfrm>
                       <a:off x="0" y="0"/>
-                      <a:ext cx="5940425" cy="2835910"/>
+                      <a:ext cx="5940425" cy="1598930"/>
                     </a:xfrm>
                     <a:prstGeom prst="rect">
                       <a:avLst/>
@@ -12539,12 +13604,151 @@
           <w:rFonts w:ascii="Times New Roman" w:hAnsi="Times New Roman" w:cs="Times New Roman"/>
           <w:sz w:val="28"/>
         </w:rPr>
-        <w:lastRenderedPageBreak/>
+        <w:t>Сортировка</w:t>
+      </w:r>
+      <w:r>
+        <w:rPr>
+          <w:rFonts w:ascii="Times New Roman" w:hAnsi="Times New Roman" w:cs="Times New Roman"/>
+          <w:sz w:val="28"/>
+        </w:rPr>
+        <w:t xml:space="preserve"> (</w:t>
+      </w:r>
+      <w:r>
+        <w:rPr>
+          <w:rFonts w:ascii="Times New Roman" w:hAnsi="Times New Roman" w:cs="Times New Roman"/>
+          <w:sz w:val="28"/>
+        </w:rPr>
+        <w:t xml:space="preserve">использовать в командах </w:t>
+      </w:r>
+      <w:r>
+        <w:rPr>
+          <w:rFonts w:ascii="Times New Roman" w:hAnsi="Times New Roman" w:cs="Times New Roman"/>
+          <w:sz w:val="28"/>
+          <w:lang w:val="en-GB"/>
+        </w:rPr>
+        <w:t>DESC</w:t>
+      </w:r>
+      <w:r>
+        <w:rPr>
+          <w:rFonts w:ascii="Times New Roman" w:hAnsi="Times New Roman" w:cs="Times New Roman"/>
+          <w:sz w:val="28"/>
+        </w:rPr>
+        <w:t>/</w:t>
+      </w:r>
+      <w:r>
+        <w:rPr>
+          <w:rFonts w:ascii="Times New Roman" w:hAnsi="Times New Roman" w:cs="Times New Roman"/>
+          <w:sz w:val="28"/>
+          <w:lang w:val="en-GB"/>
+        </w:rPr>
+        <w:t>ASC</w:t>
+      </w:r>
+      <w:r>
+        <w:rPr>
+          <w:rFonts w:ascii="Times New Roman" w:hAnsi="Times New Roman" w:cs="Times New Roman"/>
+          <w:sz w:val="28"/>
+        </w:rPr>
+        <w:t>)</w:t>
+      </w:r>
+      <w:r>
+        <w:rPr>
+          <w:rFonts w:ascii="Times New Roman" w:hAnsi="Times New Roman" w:cs="Times New Roman"/>
+          <w:sz w:val="28"/>
+        </w:rPr>
+        <w:t>:</w:t>
+      </w:r>
+    </w:p>
+    <w:p>
+      <w:pPr>
+        <w:pStyle w:val="ListParagraph"/>
+        <w:numPr>
+          <w:ilvl w:val="0"/>
+          <w:numId w:val="24"/>
+        </w:numPr>
+        <w:jc w:val="both"/>
+        <w:rPr>
+          <w:rFonts w:ascii="Times New Roman" w:hAnsi="Times New Roman" w:cs="Times New Roman"/>
+          <w:sz w:val="28"/>
+        </w:rPr>
+      </w:pPr>
+      <w:r>
+        <w:rPr>
+          <w:rFonts w:ascii="Times New Roman" w:hAnsi="Times New Roman" w:cs="Times New Roman"/>
+          <w:sz w:val="28"/>
+        </w:rPr>
+        <w:t>Обычная сортировка по столбцу (</w:t>
+      </w:r>
+      <w:r>
+        <w:rPr>
+          <w:rFonts w:ascii="Times New Roman" w:hAnsi="Times New Roman" w:cs="Times New Roman"/>
+          <w:sz w:val="28"/>
+          <w:lang w:val="en-GB"/>
+        </w:rPr>
+        <w:t>ORDER</w:t>
+      </w:r>
+      <w:r>
+        <w:rPr>
+          <w:rFonts w:ascii="Times New Roman" w:hAnsi="Times New Roman" w:cs="Times New Roman"/>
+          <w:sz w:val="28"/>
+        </w:rPr>
+        <w:t xml:space="preserve"> </w:t>
+      </w:r>
+      <w:r>
+        <w:rPr>
+          <w:rFonts w:ascii="Times New Roman" w:hAnsi="Times New Roman" w:cs="Times New Roman"/>
+          <w:sz w:val="28"/>
+          <w:lang w:val="en-GB"/>
+        </w:rPr>
+        <w:t>BY</w:t>
+      </w:r>
+      <w:r>
+        <w:rPr>
+          <w:rFonts w:ascii="Times New Roman" w:hAnsi="Times New Roman" w:cs="Times New Roman"/>
+          <w:sz w:val="28"/>
+        </w:rPr>
+        <w:t>)</w:t>
+      </w:r>
+    </w:p>
+    <w:p>
+      <w:pPr>
+        <w:pStyle w:val="ListParagraph"/>
+        <w:numPr>
+          <w:ilvl w:val="0"/>
+          <w:numId w:val="24"/>
+        </w:numPr>
+        <w:jc w:val="both"/>
+        <w:rPr>
+          <w:rFonts w:ascii="Times New Roman" w:hAnsi="Times New Roman" w:cs="Times New Roman"/>
+          <w:sz w:val="28"/>
+        </w:rPr>
+      </w:pPr>
+      <w:r>
+        <w:rPr>
+          <w:rFonts w:ascii="Times New Roman" w:hAnsi="Times New Roman" w:cs="Times New Roman"/>
+          <w:sz w:val="28"/>
+        </w:rPr>
+        <w:t>Сортировка по нескольким столбцам</w:t>
+      </w:r>
+    </w:p>
+    <w:p>
+      <w:pPr>
+        <w:jc w:val="both"/>
+        <w:rPr>
+          <w:rFonts w:ascii="Times New Roman" w:hAnsi="Times New Roman" w:cs="Times New Roman"/>
+          <w:sz w:val="28"/>
+        </w:rPr>
+      </w:pPr>
+      <w:r>
+        <w:rPr>
+          <w:rFonts w:ascii="Times New Roman" w:hAnsi="Times New Roman" w:cs="Times New Roman"/>
+          <w:noProof/>
+          <w:sz w:val="28"/>
+        </w:rPr>
         <w:drawing>
-          <wp:inline distT="0" distB="0" distL="0" distR="0" wp14:anchorId="320BE125" wp14:editId="70DC592E">
-            <wp:extent cx="5940425" cy="2715260"/>
-            <wp:effectExtent l="0" t="0" r="3175" b="8890"/>
-            <wp:docPr id="31" name="Picture 31"/>
+          <wp:inline distT="0" distB="0" distL="0" distR="0" wp14:anchorId="26C98BB8" wp14:editId="177D3293">
+            <wp:extent cx="5940425" cy="2835910"/>
+            <wp:effectExtent l="0" t="0" r="3175" b="2540"/>
+            <wp:docPr id="30" name="Picture 30"/>
             <wp:cNvGraphicFramePr>
               <a:graphicFrameLocks xmlns:a="http://schemas.openxmlformats.org/drawingml/2006/main" noChangeAspect="1"/>
             </wp:cNvGraphicFramePr>
@@ -12564,7 +13768,7 @@
                   <pic:spPr>
                     <a:xfrm>
                       <a:off x="0" y="0"/>
-                      <a:ext cx="5940425" cy="2715260"/>
+                      <a:ext cx="5940425" cy="2835910"/>
                     </a:xfrm>
                     <a:prstGeom prst="rect">
                       <a:avLst/>
@@ -12588,267 +13792,15 @@
       <w:r>
         <w:rPr>
           <w:rFonts w:ascii="Times New Roman" w:hAnsi="Times New Roman" w:cs="Times New Roman"/>
-          <w:sz w:val="28"/>
-        </w:rPr>
-        <w:t>Фильтрация выводимых данных:</w:t>
-      </w:r>
-    </w:p>
-    <w:p>
-      <w:pPr>
-        <w:pStyle w:val="ListParagraph"/>
-        <w:numPr>
-          <w:ilvl w:val="0"/>
-          <w:numId w:val="25"/>
-        </w:numPr>
-        <w:jc w:val="both"/>
-        <w:rPr>
-          <w:rFonts w:ascii="Times New Roman" w:hAnsi="Times New Roman" w:cs="Times New Roman"/>
-          <w:sz w:val="28"/>
-        </w:rPr>
-      </w:pPr>
-      <w:r>
-        <w:rPr>
-          <w:rFonts w:ascii="Times New Roman" w:hAnsi="Times New Roman" w:cs="Times New Roman"/>
-          <w:sz w:val="28"/>
-        </w:rPr>
-        <w:t xml:space="preserve">Несколько условий в </w:t>
-      </w:r>
-      <w:r>
-        <w:rPr>
-          <w:rFonts w:ascii="Times New Roman" w:hAnsi="Times New Roman" w:cs="Times New Roman"/>
-          <w:sz w:val="28"/>
-          <w:lang w:val="en-GB"/>
-        </w:rPr>
-        <w:t>WHERE</w:t>
-      </w:r>
-      <w:r>
-        <w:rPr>
-          <w:rFonts w:ascii="Times New Roman" w:hAnsi="Times New Roman" w:cs="Times New Roman"/>
-          <w:sz w:val="28"/>
-        </w:rPr>
-        <w:t xml:space="preserve"> (использовать </w:t>
-      </w:r>
-      <w:r>
-        <w:rPr>
-          <w:rFonts w:ascii="Times New Roman" w:hAnsi="Times New Roman" w:cs="Times New Roman"/>
-          <w:sz w:val="28"/>
-          <w:lang w:val="en-GB"/>
-        </w:rPr>
-        <w:t>AND</w:t>
-      </w:r>
-      <w:r>
-        <w:rPr>
-          <w:rFonts w:ascii="Times New Roman" w:hAnsi="Times New Roman" w:cs="Times New Roman"/>
-          <w:sz w:val="28"/>
-        </w:rPr>
-        <w:t>/</w:t>
-      </w:r>
-      <w:r>
-        <w:rPr>
-          <w:rFonts w:ascii="Times New Roman" w:hAnsi="Times New Roman" w:cs="Times New Roman"/>
-          <w:sz w:val="28"/>
-          <w:lang w:val="en-GB"/>
-        </w:rPr>
-        <w:t>OR</w:t>
-      </w:r>
-      <w:r>
-        <w:rPr>
-          <w:rFonts w:ascii="Times New Roman" w:hAnsi="Times New Roman" w:cs="Times New Roman"/>
-          <w:sz w:val="28"/>
-        </w:rPr>
-        <w:t>)</w:t>
-      </w:r>
-    </w:p>
-    <w:p>
-      <w:pPr>
-        <w:pStyle w:val="ListParagraph"/>
-        <w:numPr>
-          <w:ilvl w:val="0"/>
-          <w:numId w:val="25"/>
-        </w:numPr>
-        <w:jc w:val="both"/>
-        <w:rPr>
-          <w:rFonts w:ascii="Times New Roman" w:hAnsi="Times New Roman" w:cs="Times New Roman"/>
-          <w:sz w:val="28"/>
-        </w:rPr>
-      </w:pPr>
-      <w:r>
-        <w:rPr>
-          <w:rFonts w:ascii="Times New Roman" w:hAnsi="Times New Roman" w:cs="Times New Roman"/>
-          <w:sz w:val="28"/>
-        </w:rPr>
-        <w:t>Фильтрация по конкретному значению столбца</w:t>
-      </w:r>
-    </w:p>
-    <w:p>
-      <w:pPr>
-        <w:pStyle w:val="ListParagraph"/>
-        <w:numPr>
-          <w:ilvl w:val="0"/>
-          <w:numId w:val="25"/>
-        </w:numPr>
-        <w:jc w:val="both"/>
-        <w:rPr>
-          <w:rFonts w:ascii="Times New Roman" w:hAnsi="Times New Roman" w:cs="Times New Roman"/>
-          <w:sz w:val="28"/>
-        </w:rPr>
-      </w:pPr>
-      <w:r>
-        <w:rPr>
-          <w:rFonts w:ascii="Times New Roman" w:hAnsi="Times New Roman" w:cs="Times New Roman"/>
-          <w:sz w:val="28"/>
-        </w:rPr>
-        <w:t>Проверка на неравенство</w:t>
-      </w:r>
-    </w:p>
-    <w:p>
-      <w:pPr>
-        <w:pStyle w:val="ListParagraph"/>
-        <w:numPr>
-          <w:ilvl w:val="0"/>
-          <w:numId w:val="25"/>
-        </w:numPr>
-        <w:jc w:val="both"/>
-        <w:rPr>
-          <w:rFonts w:ascii="Times New Roman" w:hAnsi="Times New Roman" w:cs="Times New Roman"/>
-          <w:sz w:val="28"/>
-        </w:rPr>
-      </w:pPr>
-      <w:r>
-        <w:rPr>
-          <w:rFonts w:ascii="Times New Roman" w:hAnsi="Times New Roman" w:cs="Times New Roman"/>
-          <w:sz w:val="28"/>
-        </w:rPr>
-        <w:t>С заданием диапазона, в котором должны быть значения</w:t>
-      </w:r>
-    </w:p>
-    <w:p>
-      <w:pPr>
-        <w:pStyle w:val="ListParagraph"/>
-        <w:numPr>
-          <w:ilvl w:val="0"/>
-          <w:numId w:val="25"/>
-        </w:numPr>
-        <w:jc w:val="both"/>
-        <w:rPr>
-          <w:rFonts w:ascii="Times New Roman" w:hAnsi="Times New Roman" w:cs="Times New Roman"/>
-          <w:sz w:val="28"/>
-        </w:rPr>
-      </w:pPr>
-      <w:r>
-        <w:rPr>
-          <w:rFonts w:ascii="Times New Roman" w:hAnsi="Times New Roman" w:cs="Times New Roman"/>
-          <w:sz w:val="28"/>
-        </w:rPr>
-        <w:t xml:space="preserve">С использованием оператора </w:t>
-      </w:r>
-      <w:r>
-        <w:rPr>
-          <w:rFonts w:ascii="Times New Roman" w:hAnsi="Times New Roman" w:cs="Times New Roman"/>
-          <w:sz w:val="28"/>
-          <w:lang w:val="en-GB"/>
-        </w:rPr>
-        <w:t>IN</w:t>
-      </w:r>
-      <w:r>
-        <w:rPr>
-          <w:rFonts w:ascii="Times New Roman" w:hAnsi="Times New Roman" w:cs="Times New Roman"/>
-          <w:sz w:val="28"/>
-        </w:rPr>
-        <w:t xml:space="preserve"> / </w:t>
-      </w:r>
-      <w:r>
-        <w:rPr>
-          <w:rFonts w:ascii="Times New Roman" w:hAnsi="Times New Roman" w:cs="Times New Roman"/>
-          <w:sz w:val="28"/>
-          <w:lang w:val="en-GB"/>
-        </w:rPr>
-        <w:t>NOT</w:t>
-      </w:r>
-      <w:r>
-        <w:rPr>
-          <w:rFonts w:ascii="Times New Roman" w:hAnsi="Times New Roman" w:cs="Times New Roman"/>
-          <w:sz w:val="28"/>
-        </w:rPr>
-        <w:t xml:space="preserve"> </w:t>
-      </w:r>
-      <w:r>
-        <w:rPr>
-          <w:rFonts w:ascii="Times New Roman" w:hAnsi="Times New Roman" w:cs="Times New Roman"/>
-          <w:sz w:val="28"/>
-          <w:lang w:val="en-GB"/>
-        </w:rPr>
-        <w:t>IN</w:t>
-      </w:r>
-    </w:p>
-    <w:p>
-      <w:pPr>
-        <w:pStyle w:val="ListParagraph"/>
-        <w:numPr>
-          <w:ilvl w:val="0"/>
-          <w:numId w:val="25"/>
-        </w:numPr>
-        <w:jc w:val="both"/>
-        <w:rPr>
-          <w:rFonts w:ascii="Times New Roman" w:hAnsi="Times New Roman" w:cs="Times New Roman"/>
-          <w:sz w:val="28"/>
-        </w:rPr>
-      </w:pPr>
-      <w:r>
-        <w:rPr>
-          <w:rFonts w:ascii="Times New Roman" w:hAnsi="Times New Roman" w:cs="Times New Roman"/>
-          <w:sz w:val="28"/>
-        </w:rPr>
-        <w:t xml:space="preserve">С использованием оператора </w:t>
-      </w:r>
-      <w:r>
-        <w:rPr>
-          <w:rFonts w:ascii="Times New Roman" w:hAnsi="Times New Roman" w:cs="Times New Roman"/>
-          <w:sz w:val="28"/>
-          <w:lang w:val="en-GB"/>
-        </w:rPr>
-        <w:t>LIKE</w:t>
-      </w:r>
-      <w:r>
-        <w:rPr>
-          <w:rFonts w:ascii="Times New Roman" w:hAnsi="Times New Roman" w:cs="Times New Roman"/>
-          <w:sz w:val="28"/>
-        </w:rPr>
-        <w:t xml:space="preserve">. </w:t>
-      </w:r>
-      <w:r>
-        <w:rPr>
-          <w:rFonts w:ascii="Times New Roman" w:hAnsi="Times New Roman" w:cs="Times New Roman"/>
-          <w:sz w:val="28"/>
-        </w:rPr>
-        <w:t xml:space="preserve">Использовать метасимволы </w:t>
-      </w:r>
-      <w:r>
-        <w:rPr>
-          <w:rFonts w:ascii="Times New Roman" w:hAnsi="Times New Roman" w:cs="Times New Roman"/>
-          <w:sz w:val="28"/>
-        </w:rPr>
-        <w:t>%, _, []</w:t>
-      </w:r>
-    </w:p>
-    <w:p>
-      <w:pPr>
-        <w:jc w:val="both"/>
-        <w:rPr>
-          <w:rFonts w:ascii="Times New Roman" w:hAnsi="Times New Roman" w:cs="Times New Roman"/>
-          <w:sz w:val="28"/>
-        </w:rPr>
-      </w:pPr>
-      <w:r>
-        <w:rPr>
-          <w:rFonts w:ascii="Times New Roman" w:hAnsi="Times New Roman" w:cs="Times New Roman"/>
-          <w:sz w:val="28"/>
-        </w:rPr>
+          <w:noProof/>
+          <w:sz w:val="28"/>
+        </w:rPr>
+        <w:lastRenderedPageBreak/>
         <w:drawing>
-          <wp:inline distT="0" distB="0" distL="0" distR="0" wp14:anchorId="653C518D" wp14:editId="49C915C6">
-            <wp:extent cx="5940425" cy="1280795"/>
-            <wp:effectExtent l="0" t="0" r="3175" b="0"/>
-            <wp:docPr id="32" name="Picture 32"/>
+          <wp:inline distT="0" distB="0" distL="0" distR="0" wp14:anchorId="320BE125" wp14:editId="70DC592E">
+            <wp:extent cx="5940425" cy="2715260"/>
+            <wp:effectExtent l="0" t="0" r="3175" b="8890"/>
+            <wp:docPr id="31" name="Picture 31"/>
             <wp:cNvGraphicFramePr>
               <a:graphicFrameLocks xmlns:a="http://schemas.openxmlformats.org/drawingml/2006/main" noChangeAspect="1"/>
             </wp:cNvGraphicFramePr>
@@ -12868,7 +13820,7 @@
                   <pic:spPr>
                     <a:xfrm>
                       <a:off x="0" y="0"/>
-                      <a:ext cx="5940425" cy="1280795"/>
+                      <a:ext cx="5940425" cy="2715260"/>
                     </a:xfrm>
                     <a:prstGeom prst="rect">
                       <a:avLst/>
@@ -12894,11 +13846,266 @@
           <w:rFonts w:ascii="Times New Roman" w:hAnsi="Times New Roman" w:cs="Times New Roman"/>
           <w:sz w:val="28"/>
         </w:rPr>
+        <w:t>Фильтрация выводимых данных:</w:t>
+      </w:r>
+    </w:p>
+    <w:p>
+      <w:pPr>
+        <w:pStyle w:val="ListParagraph"/>
+        <w:numPr>
+          <w:ilvl w:val="0"/>
+          <w:numId w:val="25"/>
+        </w:numPr>
+        <w:jc w:val="both"/>
+        <w:rPr>
+          <w:rFonts w:ascii="Times New Roman" w:hAnsi="Times New Roman" w:cs="Times New Roman"/>
+          <w:sz w:val="28"/>
+        </w:rPr>
+      </w:pPr>
+      <w:r>
+        <w:rPr>
+          <w:rFonts w:ascii="Times New Roman" w:hAnsi="Times New Roman" w:cs="Times New Roman"/>
+          <w:sz w:val="28"/>
+        </w:rPr>
+        <w:t xml:space="preserve">Несколько условий в </w:t>
+      </w:r>
+      <w:r>
+        <w:rPr>
+          <w:rFonts w:ascii="Times New Roman" w:hAnsi="Times New Roman" w:cs="Times New Roman"/>
+          <w:sz w:val="28"/>
+          <w:lang w:val="en-GB"/>
+        </w:rPr>
+        <w:t>WHERE</w:t>
+      </w:r>
+      <w:r>
+        <w:rPr>
+          <w:rFonts w:ascii="Times New Roman" w:hAnsi="Times New Roman" w:cs="Times New Roman"/>
+          <w:sz w:val="28"/>
+        </w:rPr>
+        <w:t xml:space="preserve"> (использовать </w:t>
+      </w:r>
+      <w:r>
+        <w:rPr>
+          <w:rFonts w:ascii="Times New Roman" w:hAnsi="Times New Roman" w:cs="Times New Roman"/>
+          <w:sz w:val="28"/>
+          <w:lang w:val="en-GB"/>
+        </w:rPr>
+        <w:t>AND</w:t>
+      </w:r>
+      <w:r>
+        <w:rPr>
+          <w:rFonts w:ascii="Times New Roman" w:hAnsi="Times New Roman" w:cs="Times New Roman"/>
+          <w:sz w:val="28"/>
+        </w:rPr>
+        <w:t>/</w:t>
+      </w:r>
+      <w:r>
+        <w:rPr>
+          <w:rFonts w:ascii="Times New Roman" w:hAnsi="Times New Roman" w:cs="Times New Roman"/>
+          <w:sz w:val="28"/>
+          <w:lang w:val="en-GB"/>
+        </w:rPr>
+        <w:t>OR</w:t>
+      </w:r>
+      <w:r>
+        <w:rPr>
+          <w:rFonts w:ascii="Times New Roman" w:hAnsi="Times New Roman" w:cs="Times New Roman"/>
+          <w:sz w:val="28"/>
+        </w:rPr>
+        <w:t>)</w:t>
+      </w:r>
+    </w:p>
+    <w:p>
+      <w:pPr>
+        <w:pStyle w:val="ListParagraph"/>
+        <w:numPr>
+          <w:ilvl w:val="0"/>
+          <w:numId w:val="25"/>
+        </w:numPr>
+        <w:jc w:val="both"/>
+        <w:rPr>
+          <w:rFonts w:ascii="Times New Roman" w:hAnsi="Times New Roman" w:cs="Times New Roman"/>
+          <w:sz w:val="28"/>
+        </w:rPr>
+      </w:pPr>
+      <w:r>
+        <w:rPr>
+          <w:rFonts w:ascii="Times New Roman" w:hAnsi="Times New Roman" w:cs="Times New Roman"/>
+          <w:sz w:val="28"/>
+        </w:rPr>
+        <w:t>Фильтрация по конкретному значению столбца</w:t>
+      </w:r>
+    </w:p>
+    <w:p>
+      <w:pPr>
+        <w:pStyle w:val="ListParagraph"/>
+        <w:numPr>
+          <w:ilvl w:val="0"/>
+          <w:numId w:val="25"/>
+        </w:numPr>
+        <w:jc w:val="both"/>
+        <w:rPr>
+          <w:rFonts w:ascii="Times New Roman" w:hAnsi="Times New Roman" w:cs="Times New Roman"/>
+          <w:sz w:val="28"/>
+        </w:rPr>
+      </w:pPr>
+      <w:r>
+        <w:rPr>
+          <w:rFonts w:ascii="Times New Roman" w:hAnsi="Times New Roman" w:cs="Times New Roman"/>
+          <w:sz w:val="28"/>
+        </w:rPr>
+        <w:t>Проверка на неравенство</w:t>
+      </w:r>
+    </w:p>
+    <w:p>
+      <w:pPr>
+        <w:pStyle w:val="ListParagraph"/>
+        <w:numPr>
+          <w:ilvl w:val="0"/>
+          <w:numId w:val="25"/>
+        </w:numPr>
+        <w:jc w:val="both"/>
+        <w:rPr>
+          <w:rFonts w:ascii="Times New Roman" w:hAnsi="Times New Roman" w:cs="Times New Roman"/>
+          <w:sz w:val="28"/>
+        </w:rPr>
+      </w:pPr>
+      <w:r>
+        <w:rPr>
+          <w:rFonts w:ascii="Times New Roman" w:hAnsi="Times New Roman" w:cs="Times New Roman"/>
+          <w:sz w:val="28"/>
+        </w:rPr>
+        <w:t>С заданием диапазона, в котором должны быть значения</w:t>
+      </w:r>
+    </w:p>
+    <w:p>
+      <w:pPr>
+        <w:pStyle w:val="ListParagraph"/>
+        <w:numPr>
+          <w:ilvl w:val="0"/>
+          <w:numId w:val="25"/>
+        </w:numPr>
+        <w:jc w:val="both"/>
+        <w:rPr>
+          <w:rFonts w:ascii="Times New Roman" w:hAnsi="Times New Roman" w:cs="Times New Roman"/>
+          <w:sz w:val="28"/>
+        </w:rPr>
+      </w:pPr>
+      <w:r>
+        <w:rPr>
+          <w:rFonts w:ascii="Times New Roman" w:hAnsi="Times New Roman" w:cs="Times New Roman"/>
+          <w:sz w:val="28"/>
+        </w:rPr>
+        <w:t xml:space="preserve">С использованием оператора </w:t>
+      </w:r>
+      <w:r>
+        <w:rPr>
+          <w:rFonts w:ascii="Times New Roman" w:hAnsi="Times New Roman" w:cs="Times New Roman"/>
+          <w:sz w:val="28"/>
+          <w:lang w:val="en-GB"/>
+        </w:rPr>
+        <w:t>IN</w:t>
+      </w:r>
+      <w:r>
+        <w:rPr>
+          <w:rFonts w:ascii="Times New Roman" w:hAnsi="Times New Roman" w:cs="Times New Roman"/>
+          <w:sz w:val="28"/>
+        </w:rPr>
+        <w:t xml:space="preserve"> / </w:t>
+      </w:r>
+      <w:r>
+        <w:rPr>
+          <w:rFonts w:ascii="Times New Roman" w:hAnsi="Times New Roman" w:cs="Times New Roman"/>
+          <w:sz w:val="28"/>
+          <w:lang w:val="en-GB"/>
+        </w:rPr>
+        <w:t>NOT</w:t>
+      </w:r>
+      <w:r>
+        <w:rPr>
+          <w:rFonts w:ascii="Times New Roman" w:hAnsi="Times New Roman" w:cs="Times New Roman"/>
+          <w:sz w:val="28"/>
+        </w:rPr>
+        <w:t xml:space="preserve"> </w:t>
+      </w:r>
+      <w:r>
+        <w:rPr>
+          <w:rFonts w:ascii="Times New Roman" w:hAnsi="Times New Roman" w:cs="Times New Roman"/>
+          <w:sz w:val="28"/>
+          <w:lang w:val="en-GB"/>
+        </w:rPr>
+        <w:t>IN</w:t>
+      </w:r>
+    </w:p>
+    <w:p>
+      <w:pPr>
+        <w:pStyle w:val="ListParagraph"/>
+        <w:numPr>
+          <w:ilvl w:val="0"/>
+          <w:numId w:val="25"/>
+        </w:numPr>
+        <w:jc w:val="both"/>
+        <w:rPr>
+          <w:rFonts w:ascii="Times New Roman" w:hAnsi="Times New Roman" w:cs="Times New Roman"/>
+          <w:sz w:val="28"/>
+        </w:rPr>
+      </w:pPr>
+      <w:r>
+        <w:rPr>
+          <w:rFonts w:ascii="Times New Roman" w:hAnsi="Times New Roman" w:cs="Times New Roman"/>
+          <w:sz w:val="28"/>
+        </w:rPr>
+        <w:t xml:space="preserve">С использованием оператора </w:t>
+      </w:r>
+      <w:r>
+        <w:rPr>
+          <w:rFonts w:ascii="Times New Roman" w:hAnsi="Times New Roman" w:cs="Times New Roman"/>
+          <w:sz w:val="28"/>
+          <w:lang w:val="en-GB"/>
+        </w:rPr>
+        <w:t>LIKE</w:t>
+      </w:r>
+      <w:r>
+        <w:rPr>
+          <w:rFonts w:ascii="Times New Roman" w:hAnsi="Times New Roman" w:cs="Times New Roman"/>
+          <w:sz w:val="28"/>
+        </w:rPr>
+        <w:t xml:space="preserve">. </w:t>
+      </w:r>
+      <w:r>
+        <w:rPr>
+          <w:rFonts w:ascii="Times New Roman" w:hAnsi="Times New Roman" w:cs="Times New Roman"/>
+          <w:sz w:val="28"/>
+        </w:rPr>
+        <w:t xml:space="preserve">Использовать метасимволы </w:t>
+      </w:r>
+      <w:r>
+        <w:rPr>
+          <w:rFonts w:ascii="Times New Roman" w:hAnsi="Times New Roman" w:cs="Times New Roman"/>
+          <w:sz w:val="28"/>
+        </w:rPr>
+        <w:t>%, _, []</w:t>
+      </w:r>
+    </w:p>
+    <w:p>
+      <w:pPr>
+        <w:jc w:val="both"/>
+        <w:rPr>
+          <w:rFonts w:ascii="Times New Roman" w:hAnsi="Times New Roman" w:cs="Times New Roman"/>
+          <w:sz w:val="28"/>
+        </w:rPr>
+      </w:pPr>
+      <w:r>
+        <w:rPr>
+          <w:rFonts w:ascii="Times New Roman" w:hAnsi="Times New Roman" w:cs="Times New Roman"/>
+          <w:noProof/>
+          <w:sz w:val="28"/>
+        </w:rPr>
         <w:drawing>
-          <wp:inline distT="0" distB="0" distL="0" distR="0" wp14:anchorId="7B23D921" wp14:editId="6A5C5311">
-            <wp:extent cx="5940425" cy="1352550"/>
+          <wp:inline distT="0" distB="0" distL="0" distR="0" wp14:anchorId="653C518D" wp14:editId="49C915C6">
+            <wp:extent cx="5940425" cy="1280795"/>
             <wp:effectExtent l="0" t="0" r="3175" b="0"/>
-            <wp:docPr id="33" name="Picture 33"/>
+            <wp:docPr id="32" name="Picture 32"/>
             <wp:cNvGraphicFramePr>
               <a:graphicFrameLocks xmlns:a="http://schemas.openxmlformats.org/drawingml/2006/main" noChangeAspect="1"/>
             </wp:cNvGraphicFramePr>
@@ -12918,7 +14125,7 @@
                   <pic:spPr>
                     <a:xfrm>
                       <a:off x="0" y="0"/>
-                      <a:ext cx="5940425" cy="1352550"/>
+                      <a:ext cx="5940425" cy="1280795"/>
                     </a:xfrm>
                     <a:prstGeom prst="rect">
                       <a:avLst/>
@@ -12942,14 +14149,14 @@
       <w:r>
         <w:rPr>
           <w:rFonts w:ascii="Times New Roman" w:hAnsi="Times New Roman" w:cs="Times New Roman"/>
-          <w:sz w:val="28"/>
-        </w:rPr>
-        <w:lastRenderedPageBreak/>
+          <w:noProof/>
+          <w:sz w:val="28"/>
+        </w:rPr>
         <w:drawing>
-          <wp:inline distT="0" distB="0" distL="0" distR="0" wp14:anchorId="4F75A888" wp14:editId="060EDE6A">
-            <wp:extent cx="5940425" cy="2669540"/>
+          <wp:inline distT="0" distB="0" distL="0" distR="0" wp14:anchorId="7B23D921" wp14:editId="6A5C5311">
+            <wp:extent cx="5940425" cy="1352550"/>
             <wp:effectExtent l="0" t="0" r="3175" b="0"/>
-            <wp:docPr id="34" name="Picture 34"/>
+            <wp:docPr id="33" name="Picture 33"/>
             <wp:cNvGraphicFramePr>
               <a:graphicFrameLocks xmlns:a="http://schemas.openxmlformats.org/drawingml/2006/main" noChangeAspect="1"/>
             </wp:cNvGraphicFramePr>
@@ -12969,7 +14176,7 @@
                   <pic:spPr>
                     <a:xfrm>
                       <a:off x="0" y="0"/>
-                      <a:ext cx="5940425" cy="2669540"/>
+                      <a:ext cx="5940425" cy="1352550"/>
                     </a:xfrm>
                     <a:prstGeom prst="rect">
                       <a:avLst/>
@@ -12993,13 +14200,15 @@
       <w:r>
         <w:rPr>
           <w:rFonts w:ascii="Times New Roman" w:hAnsi="Times New Roman" w:cs="Times New Roman"/>
-          <w:sz w:val="28"/>
-        </w:rPr>
+          <w:noProof/>
+          <w:sz w:val="28"/>
+        </w:rPr>
+        <w:lastRenderedPageBreak/>
         <w:drawing>
-          <wp:inline distT="0" distB="0" distL="0" distR="0" wp14:anchorId="6A38A5FD" wp14:editId="568FAFF5">
-            <wp:extent cx="5940425" cy="1732280"/>
-            <wp:effectExtent l="0" t="0" r="3175" b="1270"/>
-            <wp:docPr id="35" name="Picture 35"/>
+          <wp:inline distT="0" distB="0" distL="0" distR="0" wp14:anchorId="4F75A888" wp14:editId="060EDE6A">
+            <wp:extent cx="5940425" cy="2669540"/>
+            <wp:effectExtent l="0" t="0" r="3175" b="0"/>
+            <wp:docPr id="34" name="Picture 34"/>
             <wp:cNvGraphicFramePr>
               <a:graphicFrameLocks xmlns:a="http://schemas.openxmlformats.org/drawingml/2006/main" noChangeAspect="1"/>
             </wp:cNvGraphicFramePr>
@@ -13019,7 +14228,7 @@
                   <pic:spPr>
                     <a:xfrm>
                       <a:off x="0" y="0"/>
-                      <a:ext cx="5940425" cy="1732280"/>
+                      <a:ext cx="5940425" cy="2669540"/>
                     </a:xfrm>
                     <a:prstGeom prst="rect">
                       <a:avLst/>
@@ -13034,21 +14243,23 @@
     </w:p>
     <w:p>
       <w:pPr>
-        <w:rPr>
-          <w:rFonts w:ascii="Times New Roman" w:hAnsi="Times New Roman" w:cs="Times New Roman"/>
-          <w:sz w:val="28"/>
-        </w:rPr>
-      </w:pPr>
-      <w:r>
-        <w:rPr>
-          <w:rFonts w:ascii="Times New Roman" w:hAnsi="Times New Roman" w:cs="Times New Roman"/>
+        <w:jc w:val="both"/>
+        <w:rPr>
+          <w:rFonts w:ascii="Times New Roman" w:hAnsi="Times New Roman" w:cs="Times New Roman"/>
+          <w:sz w:val="28"/>
+        </w:rPr>
+      </w:pPr>
+      <w:r>
+        <w:rPr>
+          <w:rFonts w:ascii="Times New Roman" w:hAnsi="Times New Roman" w:cs="Times New Roman"/>
+          <w:noProof/>
           <w:sz w:val="28"/>
         </w:rPr>
         <w:drawing>
-          <wp:inline distT="0" distB="0" distL="0" distR="0" wp14:anchorId="77246C18" wp14:editId="749EF37B">
-            <wp:extent cx="5940425" cy="2748915"/>
-            <wp:effectExtent l="0" t="0" r="3175" b="0"/>
-            <wp:docPr id="36" name="Picture 36"/>
+          <wp:inline distT="0" distB="0" distL="0" distR="0" wp14:anchorId="6A38A5FD" wp14:editId="568FAFF5">
+            <wp:extent cx="5940425" cy="1732280"/>
+            <wp:effectExtent l="0" t="0" r="3175" b="1270"/>
+            <wp:docPr id="35" name="Picture 35"/>
             <wp:cNvGraphicFramePr>
               <a:graphicFrameLocks xmlns:a="http://schemas.openxmlformats.org/drawingml/2006/main" noChangeAspect="1"/>
             </wp:cNvGraphicFramePr>
@@ -13068,7 +14279,7 @@
                   <pic:spPr>
                     <a:xfrm>
                       <a:off x="0" y="0"/>
-                      <a:ext cx="5940425" cy="2748915"/>
+                      <a:ext cx="5940425" cy="1732280"/>
                     </a:xfrm>
                     <a:prstGeom prst="rect">
                       <a:avLst/>
@@ -13091,14 +14302,14 @@
       <w:r>
         <w:rPr>
           <w:rFonts w:ascii="Times New Roman" w:hAnsi="Times New Roman" w:cs="Times New Roman"/>
-          <w:sz w:val="28"/>
-        </w:rPr>
-        <w:lastRenderedPageBreak/>
+          <w:noProof/>
+          <w:sz w:val="28"/>
+        </w:rPr>
         <w:drawing>
-          <wp:inline distT="0" distB="0" distL="0" distR="0" wp14:anchorId="676D725E" wp14:editId="16DAF0B7">
-            <wp:extent cx="5940425" cy="3409315"/>
-            <wp:effectExtent l="0" t="0" r="3175" b="635"/>
-            <wp:docPr id="37" name="Picture 37"/>
+          <wp:inline distT="0" distB="0" distL="0" distR="0" wp14:anchorId="77246C18" wp14:editId="749EF37B">
+            <wp:extent cx="5940425" cy="2748915"/>
+            <wp:effectExtent l="0" t="0" r="3175" b="0"/>
+            <wp:docPr id="36" name="Picture 36"/>
             <wp:cNvGraphicFramePr>
               <a:graphicFrameLocks xmlns:a="http://schemas.openxmlformats.org/drawingml/2006/main" noChangeAspect="1"/>
             </wp:cNvGraphicFramePr>
@@ -13118,7 +14329,7 @@
                   <pic:spPr>
                     <a:xfrm>
                       <a:off x="0" y="0"/>
-                      <a:ext cx="5940425" cy="3409315"/>
+                      <a:ext cx="5940425" cy="2748915"/>
                     </a:xfrm>
                     <a:prstGeom prst="rect">
                       <a:avLst/>
@@ -13138,265 +14349,18 @@
           <w:sz w:val="28"/>
         </w:rPr>
       </w:pPr>
-    </w:p>
-    <w:p>
-      <w:pPr>
-        <w:pStyle w:val="ListParagraph"/>
-        <w:jc w:val="both"/>
-        <w:rPr>
-          <w:rFonts w:ascii="Times New Roman" w:hAnsi="Times New Roman" w:cs="Times New Roman"/>
-          <w:b/>
-          <w:sz w:val="28"/>
-        </w:rPr>
-      </w:pPr>
-      <w:r>
-        <w:rPr>
-          <w:rFonts w:ascii="Times New Roman" w:hAnsi="Times New Roman" w:cs="Times New Roman"/>
-          <w:b/>
-          <w:sz w:val="28"/>
-        </w:rPr>
-        <w:t>Часть 4</w:t>
-      </w:r>
-      <w:r>
-        <w:rPr>
-          <w:rFonts w:ascii="Times New Roman" w:hAnsi="Times New Roman" w:cs="Times New Roman"/>
-          <w:b/>
-          <w:sz w:val="28"/>
-        </w:rPr>
-        <w:t>.</w:t>
-      </w:r>
-      <w:r>
-        <w:rPr>
-          <w:rFonts w:ascii="Times New Roman" w:hAnsi="Times New Roman" w:cs="Times New Roman"/>
-          <w:b/>
-          <w:sz w:val="28"/>
-        </w:rPr>
-        <w:t xml:space="preserve"> Объединение таблиц. Агрегирующие функции. Группирование с фильтрацией</w:t>
-      </w:r>
-    </w:p>
-    <w:p>
-      <w:pPr>
-        <w:pStyle w:val="ListParagraph"/>
-        <w:jc w:val="both"/>
-        <w:rPr>
-          <w:rFonts w:ascii="Times New Roman" w:hAnsi="Times New Roman" w:cs="Times New Roman"/>
-          <w:sz w:val="28"/>
-        </w:rPr>
-      </w:pPr>
-    </w:p>
-    <w:p>
-      <w:pPr>
-        <w:pStyle w:val="ListParagraph"/>
-        <w:jc w:val="both"/>
-        <w:rPr>
-          <w:rFonts w:ascii="Times New Roman" w:hAnsi="Times New Roman" w:cs="Times New Roman"/>
-          <w:sz w:val="28"/>
-        </w:rPr>
-      </w:pPr>
-      <w:r>
-        <w:rPr>
-          <w:rFonts w:ascii="Times New Roman" w:hAnsi="Times New Roman" w:cs="Times New Roman"/>
-          <w:sz w:val="28"/>
-        </w:rPr>
-        <w:t>Задания:</w:t>
-      </w:r>
-    </w:p>
-    <w:p>
-      <w:pPr>
-        <w:pStyle w:val="ListParagraph"/>
-        <w:numPr>
-          <w:ilvl w:val="0"/>
-          <w:numId w:val="25"/>
-        </w:numPr>
-        <w:jc w:val="both"/>
-        <w:rPr>
-          <w:rFonts w:ascii="Times New Roman" w:hAnsi="Times New Roman" w:cs="Times New Roman"/>
-          <w:sz w:val="28"/>
-        </w:rPr>
-      </w:pPr>
-      <w:r>
-        <w:rPr>
-          <w:rFonts w:ascii="Times New Roman" w:hAnsi="Times New Roman" w:cs="Times New Roman"/>
-          <w:sz w:val="28"/>
-        </w:rPr>
-        <w:t xml:space="preserve">Для записей таблице </w:t>
-      </w:r>
-      <w:r>
-        <w:rPr>
-          <w:rFonts w:ascii="Times New Roman" w:hAnsi="Times New Roman" w:cs="Times New Roman"/>
-          <w:sz w:val="28"/>
-          <w:lang w:val="en-GB"/>
-        </w:rPr>
-        <w:t>orders</w:t>
-      </w:r>
-      <w:r>
-        <w:rPr>
-          <w:rFonts w:ascii="Times New Roman" w:hAnsi="Times New Roman" w:cs="Times New Roman"/>
-          <w:sz w:val="28"/>
-        </w:rPr>
-        <w:t xml:space="preserve"> </w:t>
-      </w:r>
-      <w:r>
-        <w:rPr>
-          <w:rFonts w:ascii="Times New Roman" w:hAnsi="Times New Roman" w:cs="Times New Roman"/>
-          <w:sz w:val="28"/>
-        </w:rPr>
-        <w:t xml:space="preserve">вставить посчитанные значения столбца </w:t>
-      </w:r>
-      <w:r>
-        <w:rPr>
-          <w:rFonts w:ascii="Times New Roman" w:hAnsi="Times New Roman" w:cs="Times New Roman"/>
-          <w:sz w:val="28"/>
-          <w:lang w:val="en-GB"/>
-        </w:rPr>
-        <w:t>total</w:t>
-      </w:r>
-      <w:r>
-        <w:rPr>
-          <w:rFonts w:ascii="Times New Roman" w:hAnsi="Times New Roman" w:cs="Times New Roman"/>
-          <w:sz w:val="28"/>
-        </w:rPr>
-        <w:t>_</w:t>
-      </w:r>
-      <w:r>
-        <w:rPr>
-          <w:rFonts w:ascii="Times New Roman" w:hAnsi="Times New Roman" w:cs="Times New Roman"/>
-          <w:sz w:val="28"/>
-          <w:lang w:val="en-GB"/>
-        </w:rPr>
-        <w:t>price</w:t>
-      </w:r>
-      <w:r>
-        <w:rPr>
-          <w:rFonts w:ascii="Times New Roman" w:hAnsi="Times New Roman" w:cs="Times New Roman"/>
-          <w:sz w:val="28"/>
-        </w:rPr>
-        <w:t xml:space="preserve"> </w:t>
-      </w:r>
-      <w:r>
-        <w:rPr>
-          <w:rFonts w:ascii="Times New Roman" w:hAnsi="Times New Roman" w:cs="Times New Roman"/>
-          <w:sz w:val="28"/>
-        </w:rPr>
-        <w:t xml:space="preserve">исходя из данных заказа. Данные заказа брать из смежных таблиц </w:t>
-      </w:r>
-      <w:r>
-        <w:rPr>
-          <w:rFonts w:ascii="Times New Roman" w:hAnsi="Times New Roman" w:cs="Times New Roman"/>
-          <w:sz w:val="28"/>
-          <w:lang w:val="en-GB"/>
-        </w:rPr>
-        <w:t>orders</w:t>
-      </w:r>
-      <w:r>
-        <w:rPr>
-          <w:rFonts w:ascii="Times New Roman" w:hAnsi="Times New Roman" w:cs="Times New Roman"/>
-          <w:sz w:val="28"/>
-        </w:rPr>
-        <w:t>_</w:t>
-      </w:r>
-      <w:r>
-        <w:rPr>
-          <w:rFonts w:ascii="Times New Roman" w:hAnsi="Times New Roman" w:cs="Times New Roman"/>
-          <w:sz w:val="28"/>
-          <w:lang w:val="en-GB"/>
-        </w:rPr>
-        <w:t>goods</w:t>
-      </w:r>
-      <w:r>
-        <w:rPr>
-          <w:rFonts w:ascii="Times New Roman" w:hAnsi="Times New Roman" w:cs="Times New Roman"/>
-          <w:sz w:val="28"/>
-        </w:rPr>
-        <w:t xml:space="preserve">, </w:t>
-      </w:r>
-      <w:r>
-        <w:rPr>
-          <w:rFonts w:ascii="Times New Roman" w:hAnsi="Times New Roman" w:cs="Times New Roman"/>
-          <w:sz w:val="28"/>
-          <w:lang w:val="en-GB"/>
-        </w:rPr>
-        <w:t>goods</w:t>
-      </w:r>
-      <w:r>
-        <w:rPr>
-          <w:rFonts w:ascii="Times New Roman" w:hAnsi="Times New Roman" w:cs="Times New Roman"/>
-          <w:sz w:val="28"/>
-        </w:rPr>
-        <w:t xml:space="preserve">. </w:t>
-      </w:r>
-      <w:r>
-        <w:rPr>
-          <w:rFonts w:ascii="Times New Roman" w:hAnsi="Times New Roman" w:cs="Times New Roman"/>
-          <w:sz w:val="28"/>
-        </w:rPr>
-        <w:t xml:space="preserve">В задании используются подзапросы, </w:t>
-      </w:r>
-      <w:r>
-        <w:rPr>
-          <w:rFonts w:ascii="Times New Roman" w:hAnsi="Times New Roman" w:cs="Times New Roman"/>
-          <w:sz w:val="28"/>
-          <w:lang w:val="en-GB"/>
-        </w:rPr>
-        <w:t>update</w:t>
-      </w:r>
-      <w:r>
-        <w:rPr>
-          <w:rFonts w:ascii="Times New Roman" w:hAnsi="Times New Roman" w:cs="Times New Roman"/>
-          <w:sz w:val="28"/>
-        </w:rPr>
-        <w:t xml:space="preserve">, </w:t>
-      </w:r>
-      <w:r>
-        <w:rPr>
-          <w:rFonts w:ascii="Times New Roman" w:hAnsi="Times New Roman" w:cs="Times New Roman"/>
-          <w:sz w:val="28"/>
-          <w:lang w:val="en-GB"/>
-        </w:rPr>
-        <w:t>join</w:t>
-      </w:r>
-      <w:r>
-        <w:rPr>
-          <w:rFonts w:ascii="Times New Roman" w:hAnsi="Times New Roman" w:cs="Times New Roman"/>
-          <w:sz w:val="28"/>
-        </w:rPr>
-        <w:t xml:space="preserve">, </w:t>
-      </w:r>
-      <w:r>
-        <w:rPr>
-          <w:rFonts w:ascii="Times New Roman" w:hAnsi="Times New Roman" w:cs="Times New Roman"/>
-          <w:sz w:val="28"/>
-          <w:lang w:val="en-GB"/>
-        </w:rPr>
-        <w:t>sum</w:t>
-      </w:r>
-      <w:r>
-        <w:rPr>
-          <w:rFonts w:ascii="Times New Roman" w:hAnsi="Times New Roman" w:cs="Times New Roman"/>
-          <w:sz w:val="28"/>
-        </w:rPr>
-        <w:t>.</w:t>
-      </w:r>
-    </w:p>
-    <w:p>
-      <w:pPr>
-        <w:ind w:left="360"/>
-        <w:jc w:val="both"/>
-        <w:rPr>
-          <w:rFonts w:ascii="Times New Roman" w:hAnsi="Times New Roman" w:cs="Times New Roman"/>
-          <w:sz w:val="28"/>
-        </w:rPr>
-      </w:pPr>
-      <w:r>
-        <w:rPr>
-          <w:rFonts w:ascii="Times New Roman" w:hAnsi="Times New Roman" w:cs="Times New Roman"/>
-          <w:sz w:val="28"/>
-        </w:rPr>
+      <w:r>
+        <w:rPr>
+          <w:rFonts w:ascii="Times New Roman" w:hAnsi="Times New Roman" w:cs="Times New Roman"/>
+          <w:noProof/>
+          <w:sz w:val="28"/>
+        </w:rPr>
+        <w:lastRenderedPageBreak/>
         <w:drawing>
-          <wp:inline distT="0" distB="0" distL="0" distR="0" wp14:anchorId="3116AF05" wp14:editId="37687DAA">
-            <wp:extent cx="5940425" cy="2238375"/>
-            <wp:effectExtent l="0" t="0" r="3175" b="9525"/>
-            <wp:docPr id="38" name="Picture 38"/>
+          <wp:inline distT="0" distB="0" distL="0" distR="0" wp14:anchorId="676D725E" wp14:editId="16DAF0B7">
+            <wp:extent cx="5940425" cy="3409315"/>
+            <wp:effectExtent l="0" t="0" r="3175" b="635"/>
+            <wp:docPr id="37" name="Picture 37"/>
             <wp:cNvGraphicFramePr>
               <a:graphicFrameLocks xmlns:a="http://schemas.openxmlformats.org/drawingml/2006/main" noChangeAspect="1"/>
             </wp:cNvGraphicFramePr>
@@ -13416,7 +14380,7 @@
                   <pic:spPr>
                     <a:xfrm>
                       <a:off x="0" y="0"/>
-                      <a:ext cx="5940425" cy="2238375"/>
+                      <a:ext cx="5940425" cy="3409315"/>
                     </a:xfrm>
                     <a:prstGeom prst="rect">
                       <a:avLst/>
@@ -13431,6 +14395,76 @@
     </w:p>
     <w:p>
       <w:pPr>
+        <w:rPr>
+          <w:rFonts w:ascii="Times New Roman" w:hAnsi="Times New Roman" w:cs="Times New Roman"/>
+          <w:sz w:val="28"/>
+        </w:rPr>
+      </w:pPr>
+    </w:p>
+    <w:p>
+      <w:pPr>
+        <w:pStyle w:val="ListParagraph"/>
+        <w:jc w:val="both"/>
+        <w:rPr>
+          <w:rFonts w:ascii="Times New Roman" w:hAnsi="Times New Roman" w:cs="Times New Roman"/>
+          <w:b/>
+          <w:sz w:val="28"/>
+        </w:rPr>
+      </w:pPr>
+      <w:r>
+        <w:rPr>
+          <w:rFonts w:ascii="Times New Roman" w:hAnsi="Times New Roman" w:cs="Times New Roman"/>
+          <w:b/>
+          <w:sz w:val="28"/>
+        </w:rPr>
+        <w:t>Часть 4</w:t>
+      </w:r>
+      <w:r>
+        <w:rPr>
+          <w:rFonts w:ascii="Times New Roman" w:hAnsi="Times New Roman" w:cs="Times New Roman"/>
+          <w:b/>
+          <w:sz w:val="28"/>
+        </w:rPr>
+        <w:t>.</w:t>
+      </w:r>
+      <w:r>
+        <w:rPr>
+          <w:rFonts w:ascii="Times New Roman" w:hAnsi="Times New Roman" w:cs="Times New Roman"/>
+          <w:b/>
+          <w:sz w:val="28"/>
+        </w:rPr>
+        <w:t xml:space="preserve"> Объединение таблиц. Агрегирующие функции. Группирование с фильтрацией</w:t>
+      </w:r>
+    </w:p>
+    <w:p>
+      <w:pPr>
+        <w:pStyle w:val="ListParagraph"/>
+        <w:jc w:val="both"/>
+        <w:rPr>
+          <w:rFonts w:ascii="Times New Roman" w:hAnsi="Times New Roman" w:cs="Times New Roman"/>
+          <w:sz w:val="28"/>
+        </w:rPr>
+      </w:pPr>
+    </w:p>
+    <w:p>
+      <w:pPr>
+        <w:pStyle w:val="ListParagraph"/>
+        <w:jc w:val="both"/>
+        <w:rPr>
+          <w:rFonts w:ascii="Times New Roman" w:hAnsi="Times New Roman" w:cs="Times New Roman"/>
+          <w:sz w:val="28"/>
+        </w:rPr>
+      </w:pPr>
+      <w:r>
+        <w:rPr>
+          <w:rFonts w:ascii="Times New Roman" w:hAnsi="Times New Roman" w:cs="Times New Roman"/>
+          <w:sz w:val="28"/>
+        </w:rPr>
+        <w:t>Задания:</w:t>
+      </w:r>
+    </w:p>
+    <w:p>
+      <w:pPr>
         <w:pStyle w:val="ListParagraph"/>
         <w:numPr>
           <w:ilvl w:val="0"/>
@@ -13447,7 +14481,163 @@
           <w:rFonts w:ascii="Times New Roman" w:hAnsi="Times New Roman" w:cs="Times New Roman"/>
           <w:sz w:val="28"/>
         </w:rPr>
-        <w:t>Определить, какой товар не покупали ни разу за все время? Вывести его название</w:t>
+        <w:t xml:space="preserve">Для записей таблице </w:t>
+      </w:r>
+      <w:r>
+        <w:rPr>
+          <w:rFonts w:ascii="Times New Roman" w:hAnsi="Times New Roman" w:cs="Times New Roman"/>
+          <w:sz w:val="28"/>
+          <w:lang w:val="en-GB"/>
+        </w:rPr>
+        <w:t>orders</w:t>
+      </w:r>
+      <w:r>
+        <w:rPr>
+          <w:rFonts w:ascii="Times New Roman" w:hAnsi="Times New Roman" w:cs="Times New Roman"/>
+          <w:sz w:val="28"/>
+        </w:rPr>
+        <w:t xml:space="preserve"> </w:t>
+      </w:r>
+      <w:r>
+        <w:rPr>
+          <w:rFonts w:ascii="Times New Roman" w:hAnsi="Times New Roman" w:cs="Times New Roman"/>
+          <w:sz w:val="28"/>
+        </w:rPr>
+        <w:t xml:space="preserve">вставить посчитанные значения столбца </w:t>
+      </w:r>
+      <w:r>
+        <w:rPr>
+          <w:rFonts w:ascii="Times New Roman" w:hAnsi="Times New Roman" w:cs="Times New Roman"/>
+          <w:sz w:val="28"/>
+          <w:lang w:val="en-GB"/>
+        </w:rPr>
+        <w:t>total</w:t>
+      </w:r>
+      <w:r>
+        <w:rPr>
+          <w:rFonts w:ascii="Times New Roman" w:hAnsi="Times New Roman" w:cs="Times New Roman"/>
+          <w:sz w:val="28"/>
+        </w:rPr>
+        <w:t>_</w:t>
+      </w:r>
+      <w:r>
+        <w:rPr>
+          <w:rFonts w:ascii="Times New Roman" w:hAnsi="Times New Roman" w:cs="Times New Roman"/>
+          <w:sz w:val="28"/>
+          <w:lang w:val="en-GB"/>
+        </w:rPr>
+        <w:t>price</w:t>
+      </w:r>
+      <w:r>
+        <w:rPr>
+          <w:rFonts w:ascii="Times New Roman" w:hAnsi="Times New Roman" w:cs="Times New Roman"/>
+          <w:sz w:val="28"/>
+        </w:rPr>
+        <w:t xml:space="preserve"> </w:t>
+      </w:r>
+      <w:r>
+        <w:rPr>
+          <w:rFonts w:ascii="Times New Roman" w:hAnsi="Times New Roman" w:cs="Times New Roman"/>
+          <w:sz w:val="28"/>
+        </w:rPr>
+        <w:t xml:space="preserve">исходя из данных заказа. Данные заказа брать из смежных таблиц </w:t>
+      </w:r>
+      <w:r>
+        <w:rPr>
+          <w:rFonts w:ascii="Times New Roman" w:hAnsi="Times New Roman" w:cs="Times New Roman"/>
+          <w:sz w:val="28"/>
+          <w:lang w:val="en-GB"/>
+        </w:rPr>
+        <w:t>orders</w:t>
+      </w:r>
+      <w:r>
+        <w:rPr>
+          <w:rFonts w:ascii="Times New Roman" w:hAnsi="Times New Roman" w:cs="Times New Roman"/>
+          <w:sz w:val="28"/>
+        </w:rPr>
+        <w:t>_</w:t>
+      </w:r>
+      <w:r>
+        <w:rPr>
+          <w:rFonts w:ascii="Times New Roman" w:hAnsi="Times New Roman" w:cs="Times New Roman"/>
+          <w:sz w:val="28"/>
+          <w:lang w:val="en-GB"/>
+        </w:rPr>
+        <w:t>goods</w:t>
+      </w:r>
+      <w:r>
+        <w:rPr>
+          <w:rFonts w:ascii="Times New Roman" w:hAnsi="Times New Roman" w:cs="Times New Roman"/>
+          <w:sz w:val="28"/>
+        </w:rPr>
+        <w:t xml:space="preserve">, </w:t>
+      </w:r>
+      <w:r>
+        <w:rPr>
+          <w:rFonts w:ascii="Times New Roman" w:hAnsi="Times New Roman" w:cs="Times New Roman"/>
+          <w:sz w:val="28"/>
+          <w:lang w:val="en-GB"/>
+        </w:rPr>
+        <w:t>goods</w:t>
+      </w:r>
+      <w:r>
+        <w:rPr>
+          <w:rFonts w:ascii="Times New Roman" w:hAnsi="Times New Roman" w:cs="Times New Roman"/>
+          <w:sz w:val="28"/>
+        </w:rPr>
+        <w:t xml:space="preserve">. </w:t>
+      </w:r>
+      <w:r>
+        <w:rPr>
+          <w:rFonts w:ascii="Times New Roman" w:hAnsi="Times New Roman" w:cs="Times New Roman"/>
+          <w:sz w:val="28"/>
+        </w:rPr>
+        <w:t xml:space="preserve">В задании используются подзапросы, </w:t>
+      </w:r>
+      <w:r>
+        <w:rPr>
+          <w:rFonts w:ascii="Times New Roman" w:hAnsi="Times New Roman" w:cs="Times New Roman"/>
+          <w:sz w:val="28"/>
+          <w:lang w:val="en-GB"/>
+        </w:rPr>
+        <w:t>update</w:t>
+      </w:r>
+      <w:r>
+        <w:rPr>
+          <w:rFonts w:ascii="Times New Roman" w:hAnsi="Times New Roman" w:cs="Times New Roman"/>
+          <w:sz w:val="28"/>
+        </w:rPr>
+        <w:t xml:space="preserve">, </w:t>
+      </w:r>
+      <w:r>
+        <w:rPr>
+          <w:rFonts w:ascii="Times New Roman" w:hAnsi="Times New Roman" w:cs="Times New Roman"/>
+          <w:sz w:val="28"/>
+          <w:lang w:val="en-GB"/>
+        </w:rPr>
+        <w:t>join</w:t>
+      </w:r>
+      <w:r>
+        <w:rPr>
+          <w:rFonts w:ascii="Times New Roman" w:hAnsi="Times New Roman" w:cs="Times New Roman"/>
+          <w:sz w:val="28"/>
+        </w:rPr>
+        <w:t xml:space="preserve">, </w:t>
+      </w:r>
+      <w:r>
+        <w:rPr>
+          <w:rFonts w:ascii="Times New Roman" w:hAnsi="Times New Roman" w:cs="Times New Roman"/>
+          <w:sz w:val="28"/>
+          <w:lang w:val="en-GB"/>
+        </w:rPr>
+        <w:t>sum</w:t>
+      </w:r>
+      <w:r>
+        <w:rPr>
+          <w:rFonts w:ascii="Times New Roman" w:hAnsi="Times New Roman" w:cs="Times New Roman"/>
+          <w:sz w:val="28"/>
+        </w:rPr>
+        <w:t>.</w:t>
       </w:r>
     </w:p>
     <w:p>
@@ -13462,14 +14652,14 @@
       <w:r>
         <w:rPr>
           <w:rFonts w:ascii="Times New Roman" w:hAnsi="Times New Roman" w:cs="Times New Roman"/>
-          <w:sz w:val="28"/>
-        </w:rPr>
-        <w:lastRenderedPageBreak/>
+          <w:noProof/>
+          <w:sz w:val="28"/>
+        </w:rPr>
         <w:drawing>
-          <wp:inline distT="0" distB="0" distL="0" distR="0" wp14:anchorId="13417F98" wp14:editId="192CC8A7">
-            <wp:extent cx="5940425" cy="2378710"/>
-            <wp:effectExtent l="0" t="0" r="3175" b="2540"/>
-            <wp:docPr id="40" name="Picture 40"/>
+          <wp:inline distT="0" distB="0" distL="0" distR="0" wp14:anchorId="3116AF05" wp14:editId="37687DAA">
+            <wp:extent cx="5940425" cy="2238375"/>
+            <wp:effectExtent l="0" t="0" r="3175" b="9525"/>
+            <wp:docPr id="38" name="Picture 38"/>
             <wp:cNvGraphicFramePr>
               <a:graphicFrameLocks xmlns:a="http://schemas.openxmlformats.org/drawingml/2006/main" noChangeAspect="1"/>
             </wp:cNvGraphicFramePr>
@@ -13489,7 +14679,7 @@
                   <pic:spPr>
                     <a:xfrm>
                       <a:off x="0" y="0"/>
-                      <a:ext cx="5940425" cy="2378710"/>
+                      <a:ext cx="5940425" cy="2238375"/>
                     </a:xfrm>
                     <a:prstGeom prst="rect">
                       <a:avLst/>
@@ -13520,7 +14710,7 @@
           <w:rFonts w:ascii="Times New Roman" w:hAnsi="Times New Roman" w:cs="Times New Roman"/>
           <w:sz w:val="28"/>
         </w:rPr>
-        <w:t>Какой сотрудник выполнил больше всех заказов? Вывести фамилию, имя, количество заказов</w:t>
+        <w:t>Определить, какой товар не покупали ни разу за все время? Вывести его название</w:t>
       </w:r>
     </w:p>
     <w:p>
@@ -13535,13 +14725,15 @@
       <w:r>
         <w:rPr>
           <w:rFonts w:ascii="Times New Roman" w:hAnsi="Times New Roman" w:cs="Times New Roman"/>
-          <w:sz w:val="28"/>
-        </w:rPr>
+          <w:noProof/>
+          <w:sz w:val="28"/>
+        </w:rPr>
+        <w:lastRenderedPageBreak/>
         <w:drawing>
-          <wp:inline distT="0" distB="0" distL="0" distR="0" wp14:anchorId="0524ABAC" wp14:editId="6B9D8966">
-            <wp:extent cx="5940425" cy="1557020"/>
-            <wp:effectExtent l="0" t="0" r="3175" b="5080"/>
-            <wp:docPr id="41" name="Picture 41"/>
+          <wp:inline distT="0" distB="0" distL="0" distR="0" wp14:anchorId="13417F98" wp14:editId="192CC8A7">
+            <wp:extent cx="5940425" cy="2378710"/>
+            <wp:effectExtent l="0" t="0" r="3175" b="2540"/>
+            <wp:docPr id="40" name="Picture 40"/>
             <wp:cNvGraphicFramePr>
               <a:graphicFrameLocks xmlns:a="http://schemas.openxmlformats.org/drawingml/2006/main" noChangeAspect="1"/>
             </wp:cNvGraphicFramePr>
@@ -13561,7 +14753,7 @@
                   <pic:spPr>
                     <a:xfrm>
                       <a:off x="0" y="0"/>
-                      <a:ext cx="5940425" cy="1557020"/>
+                      <a:ext cx="5940425" cy="2378710"/>
                     </a:xfrm>
                     <a:prstGeom prst="rect">
                       <a:avLst/>
@@ -13592,7 +14784,7 @@
           <w:rFonts w:ascii="Times New Roman" w:hAnsi="Times New Roman" w:cs="Times New Roman"/>
           <w:sz w:val="28"/>
         </w:rPr>
-        <w:t>Вывести среднюю сумму заказа за все время</w:t>
+        <w:t>Какой сотрудник выполнил больше всех заказов? Вывести фамилию, имя, количество заказов</w:t>
       </w:r>
     </w:p>
     <w:p>
@@ -13607,13 +14799,14 @@
       <w:r>
         <w:rPr>
           <w:rFonts w:ascii="Times New Roman" w:hAnsi="Times New Roman" w:cs="Times New Roman"/>
+          <w:noProof/>
           <w:sz w:val="28"/>
         </w:rPr>
         <w:drawing>
-          <wp:inline distT="0" distB="0" distL="0" distR="0" wp14:anchorId="1A294F02" wp14:editId="4F751112">
-            <wp:extent cx="5940425" cy="1231900"/>
-            <wp:effectExtent l="0" t="0" r="3175" b="6350"/>
-            <wp:docPr id="42" name="Picture 42"/>
+          <wp:inline distT="0" distB="0" distL="0" distR="0" wp14:anchorId="0524ABAC" wp14:editId="6B9D8966">
+            <wp:extent cx="5940425" cy="1557020"/>
+            <wp:effectExtent l="0" t="0" r="3175" b="5080"/>
+            <wp:docPr id="41" name="Picture 41"/>
             <wp:cNvGraphicFramePr>
               <a:graphicFrameLocks xmlns:a="http://schemas.openxmlformats.org/drawingml/2006/main" noChangeAspect="1"/>
             </wp:cNvGraphicFramePr>
@@ -13633,7 +14826,7 @@
                   <pic:spPr>
                     <a:xfrm>
                       <a:off x="0" y="0"/>
-                      <a:ext cx="5940425" cy="1231900"/>
+                      <a:ext cx="5940425" cy="1557020"/>
                     </a:xfrm>
                     <a:prstGeom prst="rect">
                       <a:avLst/>
@@ -13664,7 +14857,7 @@
           <w:rFonts w:ascii="Times New Roman" w:hAnsi="Times New Roman" w:cs="Times New Roman"/>
           <w:sz w:val="28"/>
         </w:rPr>
-        <w:t>Вывести среднюю сумму заказа за все время с разбивкой по месяцам</w:t>
+        <w:t>Вывести среднюю сумму заказа за все время</w:t>
       </w:r>
     </w:p>
     <w:p>
@@ -13679,14 +14872,14 @@
       <w:r>
         <w:rPr>
           <w:rFonts w:ascii="Times New Roman" w:hAnsi="Times New Roman" w:cs="Times New Roman"/>
-          <w:sz w:val="28"/>
-        </w:rPr>
-        <w:lastRenderedPageBreak/>
+          <w:noProof/>
+          <w:sz w:val="28"/>
+        </w:rPr>
         <w:drawing>
-          <wp:inline distT="0" distB="0" distL="0" distR="0" wp14:anchorId="0BEAA2F5" wp14:editId="3C1E5763">
-            <wp:extent cx="5940425" cy="3669665"/>
-            <wp:effectExtent l="0" t="0" r="3175" b="6985"/>
-            <wp:docPr id="43" name="Picture 43"/>
+          <wp:inline distT="0" distB="0" distL="0" distR="0" wp14:anchorId="1A294F02" wp14:editId="4F751112">
+            <wp:extent cx="5940425" cy="1231900"/>
+            <wp:effectExtent l="0" t="0" r="3175" b="6350"/>
+            <wp:docPr id="42" name="Picture 42"/>
             <wp:cNvGraphicFramePr>
               <a:graphicFrameLocks xmlns:a="http://schemas.openxmlformats.org/drawingml/2006/main" noChangeAspect="1"/>
             </wp:cNvGraphicFramePr>
@@ -13706,7 +14899,7 @@
                   <pic:spPr>
                     <a:xfrm>
                       <a:off x="0" y="0"/>
-                      <a:ext cx="5940425" cy="3669665"/>
+                      <a:ext cx="5940425" cy="1231900"/>
                     </a:xfrm>
                     <a:prstGeom prst="rect">
                       <a:avLst/>
@@ -13737,110 +14930,7 @@
           <w:rFonts w:ascii="Times New Roman" w:hAnsi="Times New Roman" w:cs="Times New Roman"/>
           <w:sz w:val="28"/>
         </w:rPr>
-        <w:t xml:space="preserve">Выбрать любой товар из таблицы </w:t>
-      </w:r>
-      <w:r>
-        <w:rPr>
-          <w:rFonts w:ascii="Times New Roman" w:hAnsi="Times New Roman" w:cs="Times New Roman"/>
-          <w:sz w:val="28"/>
-          <w:lang w:val="en-GB"/>
-        </w:rPr>
-        <w:t>goods</w:t>
-      </w:r>
-      <w:r>
-        <w:rPr>
-          <w:rFonts w:ascii="Times New Roman" w:hAnsi="Times New Roman" w:cs="Times New Roman"/>
-          <w:sz w:val="28"/>
-        </w:rPr>
-        <w:t xml:space="preserve"> (</w:t>
-      </w:r>
-      <w:r>
-        <w:rPr>
-          <w:rFonts w:ascii="Times New Roman" w:hAnsi="Times New Roman" w:cs="Times New Roman"/>
-          <w:sz w:val="28"/>
-        </w:rPr>
-        <w:t>за исключением товара из задания 2</w:t>
-      </w:r>
-      <w:r>
-        <w:rPr>
-          <w:rFonts w:ascii="Times New Roman" w:hAnsi="Times New Roman" w:cs="Times New Roman"/>
-          <w:sz w:val="28"/>
-        </w:rPr>
-        <w:t xml:space="preserve">). </w:t>
-      </w:r>
-      <w:r>
-        <w:rPr>
-          <w:rFonts w:ascii="Times New Roman" w:hAnsi="Times New Roman" w:cs="Times New Roman"/>
-          <w:sz w:val="28"/>
-        </w:rPr>
-        <w:t xml:space="preserve">Вывести рейтинг сотрудников по количеству </w:t>
-      </w:r>
-      <w:r>
-        <w:rPr>
-          <w:rFonts w:ascii="Times New Roman" w:hAnsi="Times New Roman" w:cs="Times New Roman"/>
-          <w:sz w:val="28"/>
-        </w:rPr>
-        <w:t xml:space="preserve">проданного товара, причем выводиться должны сотрудники, которые продали больше среднего по всем сотрудникам (подзапросы, </w:t>
-      </w:r>
-      <w:r>
-        <w:rPr>
-          <w:rFonts w:ascii="Times New Roman" w:hAnsi="Times New Roman" w:cs="Times New Roman"/>
-          <w:sz w:val="28"/>
-          <w:lang w:val="en-GB"/>
-        </w:rPr>
-        <w:t>ORDER</w:t>
-      </w:r>
-      <w:r>
-        <w:rPr>
-          <w:rFonts w:ascii="Times New Roman" w:hAnsi="Times New Roman" w:cs="Times New Roman"/>
-          <w:sz w:val="28"/>
-        </w:rPr>
-        <w:t xml:space="preserve">, </w:t>
-      </w:r>
-      <w:r>
-        <w:rPr>
-          <w:rFonts w:ascii="Times New Roman" w:hAnsi="Times New Roman" w:cs="Times New Roman"/>
-          <w:sz w:val="28"/>
-          <w:lang w:val="en-GB"/>
-        </w:rPr>
-        <w:t>GROUP</w:t>
-      </w:r>
-      <w:r>
-        <w:rPr>
-          <w:rFonts w:ascii="Times New Roman" w:hAnsi="Times New Roman" w:cs="Times New Roman"/>
-          <w:sz w:val="28"/>
-        </w:rPr>
-        <w:t xml:space="preserve"> </w:t>
-      </w:r>
-      <w:r>
-        <w:rPr>
-          <w:rFonts w:ascii="Times New Roman" w:hAnsi="Times New Roman" w:cs="Times New Roman"/>
-          <w:sz w:val="28"/>
-          <w:lang w:val="en-GB"/>
-        </w:rPr>
-        <w:t>BY</w:t>
-      </w:r>
-      <w:r>
-        <w:rPr>
-          <w:rFonts w:ascii="Times New Roman" w:hAnsi="Times New Roman" w:cs="Times New Roman"/>
-          <w:sz w:val="28"/>
-        </w:rPr>
-        <w:t xml:space="preserve">, </w:t>
-      </w:r>
-      <w:r>
-        <w:rPr>
-          <w:rFonts w:ascii="Times New Roman" w:hAnsi="Times New Roman" w:cs="Times New Roman"/>
-          <w:sz w:val="28"/>
-          <w:lang w:val="en-GB"/>
-        </w:rPr>
-        <w:t>HAVING</w:t>
-      </w:r>
-      <w:r>
-        <w:rPr>
-          <w:rFonts w:ascii="Times New Roman" w:hAnsi="Times New Roman" w:cs="Times New Roman"/>
-          <w:sz w:val="28"/>
-        </w:rPr>
-        <w:t>)</w:t>
+        <w:t>Вывести среднюю сумму заказа за все время с разбивкой по месяцам</w:t>
       </w:r>
     </w:p>
     <w:p>
@@ -13855,13 +14945,15 @@
       <w:r>
         <w:rPr>
           <w:rFonts w:ascii="Times New Roman" w:hAnsi="Times New Roman" w:cs="Times New Roman"/>
-          <w:sz w:val="28"/>
-        </w:rPr>
+          <w:noProof/>
+          <w:sz w:val="28"/>
+        </w:rPr>
+        <w:lastRenderedPageBreak/>
         <w:drawing>
-          <wp:inline distT="0" distB="0" distL="0" distR="0" wp14:anchorId="74644590" wp14:editId="14EA9CB9">
-            <wp:extent cx="5940425" cy="3173095"/>
-            <wp:effectExtent l="0" t="0" r="3175" b="8255"/>
-            <wp:docPr id="44" name="Picture 44"/>
+          <wp:inline distT="0" distB="0" distL="0" distR="0" wp14:anchorId="0BEAA2F5" wp14:editId="3C1E5763">
+            <wp:extent cx="5940425" cy="3669665"/>
+            <wp:effectExtent l="0" t="0" r="3175" b="6985"/>
+            <wp:docPr id="43" name="Picture 43"/>
             <wp:cNvGraphicFramePr>
               <a:graphicFrameLocks xmlns:a="http://schemas.openxmlformats.org/drawingml/2006/main" noChangeAspect="1"/>
             </wp:cNvGraphicFramePr>
@@ -13881,7 +14973,7 @@
                   <pic:spPr>
                     <a:xfrm>
                       <a:off x="0" y="0"/>
-                      <a:ext cx="5940425" cy="3173095"/>
+                      <a:ext cx="5940425" cy="3669665"/>
                     </a:xfrm>
                     <a:prstGeom prst="rect">
                       <a:avLst/>
@@ -13896,77 +14988,10 @@
     </w:p>
     <w:p>
       <w:pPr>
-        <w:rPr>
-          <w:rFonts w:ascii="Times New Roman" w:hAnsi="Times New Roman" w:cs="Times New Roman"/>
-          <w:sz w:val="28"/>
-        </w:rPr>
-      </w:pPr>
-      <w:r>
-        <w:rPr>
-          <w:rFonts w:ascii="Times New Roman" w:hAnsi="Times New Roman" w:cs="Times New Roman"/>
-          <w:sz w:val="28"/>
-        </w:rPr>
-        <w:br w:type="page"/>
-      </w:r>
-    </w:p>
-    <w:p>
-      <w:pPr>
-        <w:pStyle w:val="ListParagraph"/>
-        <w:jc w:val="both"/>
-        <w:rPr>
-          <w:rFonts w:ascii="Times New Roman" w:hAnsi="Times New Roman" w:cs="Times New Roman"/>
-          <w:b/>
-          <w:sz w:val="28"/>
-        </w:rPr>
-      </w:pPr>
-      <w:r>
-        <w:rPr>
-          <w:rFonts w:ascii="Times New Roman" w:hAnsi="Times New Roman" w:cs="Times New Roman"/>
-          <w:b/>
-          <w:sz w:val="28"/>
-        </w:rPr>
-        <w:lastRenderedPageBreak/>
-        <w:t>Часть 5</w:t>
-      </w:r>
-      <w:r>
-        <w:rPr>
-          <w:rFonts w:ascii="Times New Roman" w:hAnsi="Times New Roman" w:cs="Times New Roman"/>
-          <w:b/>
-          <w:sz w:val="28"/>
-        </w:rPr>
-        <w:t>.</w:t>
-      </w:r>
-      <w:r>
-        <w:rPr>
-          <w:rFonts w:ascii="Times New Roman" w:hAnsi="Times New Roman" w:cs="Times New Roman"/>
-          <w:b/>
-          <w:sz w:val="28"/>
-        </w:rPr>
-        <w:t xml:space="preserve"> Работа с транзакциями</w:t>
-      </w:r>
-    </w:p>
-    <w:p>
-      <w:pPr>
-        <w:jc w:val="both"/>
-        <w:rPr>
-          <w:rFonts w:ascii="Times New Roman" w:hAnsi="Times New Roman" w:cs="Times New Roman"/>
-          <w:sz w:val="28"/>
-        </w:rPr>
-      </w:pPr>
-      <w:r>
-        <w:rPr>
-          <w:rFonts w:ascii="Times New Roman" w:hAnsi="Times New Roman" w:cs="Times New Roman"/>
-          <w:sz w:val="28"/>
-        </w:rPr>
-        <w:t>Задания</w:t>
-      </w:r>
-    </w:p>
-    <w:p>
-      <w:pPr>
         <w:pStyle w:val="ListParagraph"/>
         <w:numPr>
           <w:ilvl w:val="0"/>
-          <w:numId w:val="26"/>
+          <w:numId w:val="25"/>
         </w:numPr>
         <w:jc w:val="both"/>
         <w:rPr>
@@ -13979,48 +15004,132 @@
           <w:rFonts w:ascii="Times New Roman" w:hAnsi="Times New Roman" w:cs="Times New Roman"/>
           <w:sz w:val="28"/>
         </w:rPr>
-        <w:t>Вывести переменные окружения, которые отвечают за настройки транзакций.</w:t>
-      </w:r>
-    </w:p>
-    <w:p>
-      <w:pPr>
-        <w:pStyle w:val="ListParagraph"/>
-        <w:jc w:val="both"/>
+        <w:t xml:space="preserve">Выбрать любой товар из таблицы </w:t>
+      </w:r>
+      <w:r>
         <w:rPr>
           <w:rFonts w:ascii="Times New Roman" w:hAnsi="Times New Roman" w:cs="Times New Roman"/>
           <w:sz w:val="28"/>
           <w:lang w:val="en-GB"/>
         </w:rPr>
-      </w:pPr>
+        <w:t>goods</w:t>
+      </w:r>
+      <w:r>
+        <w:rPr>
+          <w:rFonts w:ascii="Times New Roman" w:hAnsi="Times New Roman" w:cs="Times New Roman"/>
+          <w:sz w:val="28"/>
+        </w:rPr>
+        <w:t xml:space="preserve"> (</w:t>
+      </w:r>
+      <w:r>
+        <w:rPr>
+          <w:rFonts w:ascii="Times New Roman" w:hAnsi="Times New Roman" w:cs="Times New Roman"/>
+          <w:sz w:val="28"/>
+        </w:rPr>
+        <w:t>за исключением товара из задания 2</w:t>
+      </w:r>
+      <w:r>
+        <w:rPr>
+          <w:rFonts w:ascii="Times New Roman" w:hAnsi="Times New Roman" w:cs="Times New Roman"/>
+          <w:sz w:val="28"/>
+        </w:rPr>
+        <w:t xml:space="preserve">). </w:t>
+      </w:r>
+      <w:r>
+        <w:rPr>
+          <w:rFonts w:ascii="Times New Roman" w:hAnsi="Times New Roman" w:cs="Times New Roman"/>
+          <w:sz w:val="28"/>
+        </w:rPr>
+        <w:t xml:space="preserve">Вывести рейтинг сотрудников по количеству </w:t>
+      </w:r>
+      <w:r>
+        <w:rPr>
+          <w:rFonts w:ascii="Times New Roman" w:hAnsi="Times New Roman" w:cs="Times New Roman"/>
+          <w:sz w:val="28"/>
+        </w:rPr>
+        <w:t xml:space="preserve">проданного товара, причем выводиться должны сотрудники, которые продали больше среднего по всем сотрудникам (подзапросы, </w:t>
+      </w:r>
       <w:r>
         <w:rPr>
           <w:rFonts w:ascii="Times New Roman" w:hAnsi="Times New Roman" w:cs="Times New Roman"/>
           <w:sz w:val="28"/>
           <w:lang w:val="en-GB"/>
         </w:rPr>
-        <w:t>SHOW VARIABLES LIKE “%transaction%”</w:t>
-      </w:r>
-    </w:p>
-    <w:p>
-      <w:pPr>
-        <w:jc w:val="both"/>
+        <w:t>ORDER</w:t>
+      </w:r>
+      <w:r>
+        <w:rPr>
+          <w:rFonts w:ascii="Times New Roman" w:hAnsi="Times New Roman" w:cs="Times New Roman"/>
+          <w:sz w:val="28"/>
+        </w:rPr>
+        <w:t xml:space="preserve">, </w:t>
+      </w:r>
+      <w:r>
         <w:rPr>
           <w:rFonts w:ascii="Times New Roman" w:hAnsi="Times New Roman" w:cs="Times New Roman"/>
           <w:sz w:val="28"/>
           <w:lang w:val="en-GB"/>
         </w:rPr>
-      </w:pPr>
+        <w:t>GROUP</w:t>
+      </w:r>
+      <w:r>
+        <w:rPr>
+          <w:rFonts w:ascii="Times New Roman" w:hAnsi="Times New Roman" w:cs="Times New Roman"/>
+          <w:sz w:val="28"/>
+        </w:rPr>
+        <w:t xml:space="preserve"> </w:t>
+      </w:r>
       <w:r>
         <w:rPr>
           <w:rFonts w:ascii="Times New Roman" w:hAnsi="Times New Roman" w:cs="Times New Roman"/>
           <w:sz w:val="28"/>
           <w:lang w:val="en-GB"/>
         </w:rPr>
+        <w:t>BY</w:t>
+      </w:r>
+      <w:r>
+        <w:rPr>
+          <w:rFonts w:ascii="Times New Roman" w:hAnsi="Times New Roman" w:cs="Times New Roman"/>
+          <w:sz w:val="28"/>
+        </w:rPr>
+        <w:t xml:space="preserve">, </w:t>
+      </w:r>
+      <w:r>
+        <w:rPr>
+          <w:rFonts w:ascii="Times New Roman" w:hAnsi="Times New Roman" w:cs="Times New Roman"/>
+          <w:sz w:val="28"/>
+          <w:lang w:val="en-GB"/>
+        </w:rPr>
+        <w:t>HAVING</w:t>
+      </w:r>
+      <w:r>
+        <w:rPr>
+          <w:rFonts w:ascii="Times New Roman" w:hAnsi="Times New Roman" w:cs="Times New Roman"/>
+          <w:sz w:val="28"/>
+        </w:rPr>
+        <w:t>)</w:t>
+      </w:r>
+    </w:p>
+    <w:p>
+      <w:pPr>
+        <w:ind w:left="360"/>
+        <w:jc w:val="both"/>
+        <w:rPr>
+          <w:rFonts w:ascii="Times New Roman" w:hAnsi="Times New Roman" w:cs="Times New Roman"/>
+          <w:sz w:val="28"/>
+        </w:rPr>
+      </w:pPr>
+      <w:r>
+        <w:rPr>
+          <w:rFonts w:ascii="Times New Roman" w:hAnsi="Times New Roman" w:cs="Times New Roman"/>
+          <w:noProof/>
+          <w:sz w:val="28"/>
+        </w:rPr>
         <w:drawing>
-          <wp:inline distT="0" distB="0" distL="0" distR="0" wp14:anchorId="5B65CB2C" wp14:editId="4CA7C0F9">
-            <wp:extent cx="5940425" cy="2490470"/>
-            <wp:effectExtent l="0" t="0" r="3175" b="5080"/>
-            <wp:docPr id="45" name="Picture 45"/>
+          <wp:inline distT="0" distB="0" distL="0" distR="0" wp14:anchorId="74644590" wp14:editId="14EA9CB9">
+            <wp:extent cx="5940425" cy="3173095"/>
+            <wp:effectExtent l="0" t="0" r="3175" b="8255"/>
+            <wp:docPr id="44" name="Picture 44"/>
             <wp:cNvGraphicFramePr>
               <a:graphicFrameLocks xmlns:a="http://schemas.openxmlformats.org/drawingml/2006/main" noChangeAspect="1"/>
             </wp:cNvGraphicFramePr>
@@ -14040,7 +15149,7 @@
                   <pic:spPr>
                     <a:xfrm>
                       <a:off x="0" y="0"/>
-                      <a:ext cx="5940425" cy="2490470"/>
+                      <a:ext cx="5940425" cy="3173095"/>
                     </a:xfrm>
                     <a:prstGeom prst="rect">
                       <a:avLst/>
@@ -14055,6 +15164,73 @@
     </w:p>
     <w:p>
       <w:pPr>
+        <w:rPr>
+          <w:rFonts w:ascii="Times New Roman" w:hAnsi="Times New Roman" w:cs="Times New Roman"/>
+          <w:sz w:val="28"/>
+        </w:rPr>
+      </w:pPr>
+      <w:r>
+        <w:rPr>
+          <w:rFonts w:ascii="Times New Roman" w:hAnsi="Times New Roman" w:cs="Times New Roman"/>
+          <w:sz w:val="28"/>
+        </w:rPr>
+        <w:br w:type="page"/>
+      </w:r>
+    </w:p>
+    <w:p>
+      <w:pPr>
+        <w:pStyle w:val="ListParagraph"/>
+        <w:jc w:val="both"/>
+        <w:rPr>
+          <w:rFonts w:ascii="Times New Roman" w:hAnsi="Times New Roman" w:cs="Times New Roman"/>
+          <w:b/>
+          <w:sz w:val="28"/>
+        </w:rPr>
+      </w:pPr>
+      <w:r>
+        <w:rPr>
+          <w:rFonts w:ascii="Times New Roman" w:hAnsi="Times New Roman" w:cs="Times New Roman"/>
+          <w:b/>
+          <w:sz w:val="28"/>
+        </w:rPr>
+        <w:lastRenderedPageBreak/>
+        <w:t>Часть 5</w:t>
+      </w:r>
+      <w:r>
+        <w:rPr>
+          <w:rFonts w:ascii="Times New Roman" w:hAnsi="Times New Roman" w:cs="Times New Roman"/>
+          <w:b/>
+          <w:sz w:val="28"/>
+        </w:rPr>
+        <w:t>.</w:t>
+      </w:r>
+      <w:r>
+        <w:rPr>
+          <w:rFonts w:ascii="Times New Roman" w:hAnsi="Times New Roman" w:cs="Times New Roman"/>
+          <w:b/>
+          <w:sz w:val="28"/>
+        </w:rPr>
+        <w:t xml:space="preserve"> Работа с транзакциями</w:t>
+      </w:r>
+    </w:p>
+    <w:p>
+      <w:pPr>
+        <w:jc w:val="both"/>
+        <w:rPr>
+          <w:rFonts w:ascii="Times New Roman" w:hAnsi="Times New Roman" w:cs="Times New Roman"/>
+          <w:sz w:val="28"/>
+        </w:rPr>
+      </w:pPr>
+      <w:r>
+        <w:rPr>
+          <w:rFonts w:ascii="Times New Roman" w:hAnsi="Times New Roman" w:cs="Times New Roman"/>
+          <w:sz w:val="28"/>
+        </w:rPr>
+        <w:t>Задания</w:t>
+      </w:r>
+    </w:p>
+    <w:p>
+      <w:pPr>
         <w:pStyle w:val="ListParagraph"/>
         <w:numPr>
           <w:ilvl w:val="0"/>
@@ -14064,6 +15240,23 @@
         <w:rPr>
           <w:rFonts w:ascii="Times New Roman" w:hAnsi="Times New Roman" w:cs="Times New Roman"/>
           <w:sz w:val="28"/>
+        </w:rPr>
+      </w:pPr>
+      <w:r>
+        <w:rPr>
+          <w:rFonts w:ascii="Times New Roman" w:hAnsi="Times New Roman" w:cs="Times New Roman"/>
+          <w:sz w:val="28"/>
+        </w:rPr>
+        <w:t>Вывести переменные окружения, которые отвечают за настройки транзакций.</w:t>
+      </w:r>
+    </w:p>
+    <w:p>
+      <w:pPr>
+        <w:pStyle w:val="ListParagraph"/>
+        <w:jc w:val="both"/>
+        <w:rPr>
+          <w:rFonts w:ascii="Times New Roman" w:hAnsi="Times New Roman" w:cs="Times New Roman"/>
+          <w:sz w:val="28"/>
           <w:lang w:val="en-GB"/>
         </w:rPr>
       </w:pPr>
@@ -14071,183 +15264,32 @@
         <w:rPr>
           <w:rFonts w:ascii="Times New Roman" w:hAnsi="Times New Roman" w:cs="Times New Roman"/>
           <w:sz w:val="28"/>
-        </w:rPr>
-        <w:t>Попереключать</w:t>
-      </w:r>
-      <w:r>
-        <w:rPr>
-          <w:rFonts w:ascii="Times New Roman" w:hAnsi="Times New Roman" w:cs="Times New Roman"/>
-          <w:sz w:val="28"/>
-        </w:rPr>
-        <w:t xml:space="preserve"> </w:t>
-      </w:r>
-      <w:r>
-        <w:rPr>
-          <w:rFonts w:ascii="Times New Roman" w:hAnsi="Times New Roman" w:cs="Times New Roman"/>
-          <w:sz w:val="28"/>
-        </w:rPr>
-        <w:t>уровень</w:t>
-      </w:r>
-      <w:r>
-        <w:rPr>
-          <w:rFonts w:ascii="Times New Roman" w:hAnsi="Times New Roman" w:cs="Times New Roman"/>
-          <w:sz w:val="28"/>
-        </w:rPr>
-        <w:t xml:space="preserve"> </w:t>
-      </w:r>
-      <w:r>
-        <w:rPr>
-          <w:rFonts w:ascii="Times New Roman" w:hAnsi="Times New Roman" w:cs="Times New Roman"/>
-          <w:sz w:val="28"/>
-        </w:rPr>
-        <w:t>изоляции</w:t>
-      </w:r>
-      <w:r>
-        <w:rPr>
-          <w:rFonts w:ascii="Times New Roman" w:hAnsi="Times New Roman" w:cs="Times New Roman"/>
-          <w:sz w:val="28"/>
-        </w:rPr>
-        <w:t xml:space="preserve"> </w:t>
-      </w:r>
-      <w:r>
-        <w:rPr>
-          <w:rFonts w:ascii="Times New Roman" w:hAnsi="Times New Roman" w:cs="Times New Roman"/>
-          <w:sz w:val="28"/>
-        </w:rPr>
-        <w:t>транзакций</w:t>
-      </w:r>
-      <w:r>
-        <w:rPr>
-          <w:rFonts w:ascii="Times New Roman" w:hAnsi="Times New Roman" w:cs="Times New Roman"/>
-          <w:sz w:val="28"/>
-        </w:rPr>
-        <w:t xml:space="preserve"> </w:t>
-      </w:r>
-      <w:r>
-        <w:rPr>
-          <w:rFonts w:ascii="Times New Roman" w:hAnsi="Times New Roman" w:cs="Times New Roman"/>
-          <w:sz w:val="28"/>
-        </w:rPr>
-        <w:t>на</w:t>
-      </w:r>
-      <w:r>
-        <w:rPr>
-          <w:rFonts w:ascii="Times New Roman" w:hAnsi="Times New Roman" w:cs="Times New Roman"/>
-          <w:sz w:val="28"/>
-        </w:rPr>
-        <w:t xml:space="preserve"> </w:t>
-      </w:r>
-      <w:r>
-        <w:rPr>
-          <w:rFonts w:ascii="Times New Roman" w:hAnsi="Times New Roman" w:cs="Times New Roman"/>
-          <w:sz w:val="28"/>
-        </w:rPr>
-        <w:t>глобальном</w:t>
-      </w:r>
-      <w:r>
-        <w:rPr>
-          <w:rFonts w:ascii="Times New Roman" w:hAnsi="Times New Roman" w:cs="Times New Roman"/>
-          <w:sz w:val="28"/>
-        </w:rPr>
-        <w:t xml:space="preserve"> </w:t>
-      </w:r>
-      <w:r>
-        <w:rPr>
-          <w:rFonts w:ascii="Times New Roman" w:hAnsi="Times New Roman" w:cs="Times New Roman"/>
-          <w:sz w:val="28"/>
-        </w:rPr>
-        <w:t>и</w:t>
-      </w:r>
-      <w:r>
-        <w:rPr>
-          <w:rFonts w:ascii="Times New Roman" w:hAnsi="Times New Roman" w:cs="Times New Roman"/>
-          <w:sz w:val="28"/>
-        </w:rPr>
-        <w:t xml:space="preserve"> </w:t>
-      </w:r>
-      <w:r>
-        <w:rPr>
-          <w:rFonts w:ascii="Times New Roman" w:hAnsi="Times New Roman" w:cs="Times New Roman"/>
-          <w:sz w:val="28"/>
-        </w:rPr>
-        <w:t>сессионном</w:t>
-      </w:r>
-      <w:r>
-        <w:rPr>
-          <w:rFonts w:ascii="Times New Roman" w:hAnsi="Times New Roman" w:cs="Times New Roman"/>
-          <w:sz w:val="28"/>
-        </w:rPr>
-        <w:t xml:space="preserve"> </w:t>
-      </w:r>
-      <w:r>
-        <w:rPr>
-          <w:rFonts w:ascii="Times New Roman" w:hAnsi="Times New Roman" w:cs="Times New Roman"/>
-          <w:sz w:val="28"/>
-        </w:rPr>
-        <w:t>уровне</w:t>
-      </w:r>
-      <w:r>
-        <w:rPr>
-          <w:rFonts w:ascii="Times New Roman" w:hAnsi="Times New Roman" w:cs="Times New Roman"/>
-          <w:sz w:val="28"/>
-        </w:rPr>
-        <w:t xml:space="preserve">. </w:t>
-      </w:r>
-      <w:r>
-        <w:rPr>
-          <w:rFonts w:ascii="Times New Roman" w:hAnsi="Times New Roman" w:cs="Times New Roman"/>
-          <w:sz w:val="28"/>
-        </w:rPr>
-        <w:t>Проверить, изменение уровня изоляции можно через переменные окружения</w:t>
-      </w:r>
-    </w:p>
-    <w:p>
-      <w:pPr>
-        <w:pStyle w:val="ListParagraph"/>
-        <w:jc w:val="both"/>
-        <w:rPr>
-          <w:rFonts w:ascii="Times New Roman" w:hAnsi="Times New Roman" w:cs="Times New Roman"/>
-          <w:sz w:val="28"/>
-          <w:lang w:val="en-US"/>
-        </w:rPr>
-      </w:pPr>
-      <w:r>
-        <w:rPr>
-          <w:rFonts w:ascii="Times New Roman" w:hAnsi="Times New Roman" w:cs="Times New Roman"/>
-          <w:sz w:val="28"/>
           <w:lang w:val="en-GB"/>
         </w:rPr>
-        <w:t>SET [GLOBAL|SESSION] TRANSACTION ISOLATION LEVEL _____;</w:t>
-      </w:r>
-      <w:r>
-        <w:rPr>
-          <w:rFonts w:ascii="Times New Roman" w:hAnsi="Times New Roman" w:cs="Times New Roman"/>
-          <w:sz w:val="28"/>
-          <w:lang w:val="en-US"/>
-        </w:rPr>
-        <w:t xml:space="preserve"> </w:t>
-      </w:r>
-    </w:p>
-    <w:p>
-      <w:pPr>
-        <w:jc w:val="both"/>
-        <w:rPr>
-          <w:rFonts w:ascii="Times New Roman" w:hAnsi="Times New Roman" w:cs="Times New Roman"/>
-          <w:sz w:val="28"/>
-          <w:lang w:val="en-US"/>
-        </w:rPr>
-      </w:pPr>
-      <w:r>
-        <w:rPr>
-          <w:rFonts w:ascii="Times New Roman" w:hAnsi="Times New Roman" w:cs="Times New Roman"/>
-          <w:sz w:val="28"/>
-          <w:lang w:val="en-US"/>
+        <w:t>SHOW VARIABLES LIKE “%transaction%”</w:t>
+      </w:r>
+    </w:p>
+    <w:p>
+      <w:pPr>
+        <w:jc w:val="both"/>
+        <w:rPr>
+          <w:rFonts w:ascii="Times New Roman" w:hAnsi="Times New Roman" w:cs="Times New Roman"/>
+          <w:sz w:val="28"/>
+          <w:lang w:val="en-GB"/>
+        </w:rPr>
+      </w:pPr>
+      <w:r>
+        <w:rPr>
+          <w:rFonts w:ascii="Times New Roman" w:hAnsi="Times New Roman" w:cs="Times New Roman"/>
+          <w:noProof/>
+          <w:sz w:val="28"/>
+          <w:lang w:val="en-GB"/>
         </w:rPr>
         <w:drawing>
-          <wp:inline distT="0" distB="0" distL="0" distR="0" wp14:anchorId="4CC47205" wp14:editId="60DCECA5">
-            <wp:extent cx="5940425" cy="3432175"/>
-            <wp:effectExtent l="0" t="0" r="3175" b="0"/>
-            <wp:docPr id="46" name="Picture 46"/>
+          <wp:inline distT="0" distB="0" distL="0" distR="0" wp14:anchorId="5B65CB2C" wp14:editId="4CA7C0F9">
+            <wp:extent cx="5940425" cy="2490470"/>
+            <wp:effectExtent l="0" t="0" r="3175" b="5080"/>
+            <wp:docPr id="45" name="Picture 45"/>
             <wp:cNvGraphicFramePr>
               <a:graphicFrameLocks xmlns:a="http://schemas.openxmlformats.org/drawingml/2006/main" noChangeAspect="1"/>
             </wp:cNvGraphicFramePr>
@@ -14267,7 +15309,7 @@
                   <pic:spPr>
                     <a:xfrm>
                       <a:off x="0" y="0"/>
-                      <a:ext cx="5940425" cy="3432175"/>
+                      <a:ext cx="5940425" cy="2490470"/>
                     </a:xfrm>
                     <a:prstGeom prst="rect">
                       <a:avLst/>
@@ -14291,22 +15333,15 @@
         <w:rPr>
           <w:rFonts w:ascii="Times New Roman" w:hAnsi="Times New Roman" w:cs="Times New Roman"/>
           <w:sz w:val="28"/>
-        </w:rPr>
-      </w:pPr>
-      <w:r>
-        <w:rPr>
-          <w:rFonts w:ascii="Times New Roman" w:hAnsi="Times New Roman" w:cs="Times New Roman"/>
-          <w:sz w:val="28"/>
-        </w:rPr>
-        <w:t xml:space="preserve">Написать команду для выполнения транзакции на таблицах </w:t>
-      </w:r>
-      <w:r>
-        <w:rPr>
-          <w:rFonts w:ascii="Times New Roman" w:hAnsi="Times New Roman" w:cs="Times New Roman"/>
-          <w:sz w:val="28"/>
           <w:lang w:val="en-GB"/>
         </w:rPr>
-        <w:t>orders</w:t>
+      </w:pPr>
+      <w:r>
+        <w:rPr>
+          <w:rFonts w:ascii="Times New Roman" w:hAnsi="Times New Roman" w:cs="Times New Roman"/>
+          <w:sz w:val="28"/>
+        </w:rPr>
+        <w:t>Попереключать</w:t>
       </w:r>
       <w:r>
         <w:rPr>
@@ -14320,88 +15355,169 @@
           <w:rFonts w:ascii="Times New Roman" w:hAnsi="Times New Roman" w:cs="Times New Roman"/>
           <w:sz w:val="28"/>
         </w:rPr>
-        <w:t xml:space="preserve">и </w:t>
-      </w:r>
+        <w:t>уровень</w:t>
+      </w:r>
+      <w:r>
+        <w:rPr>
+          <w:rFonts w:ascii="Times New Roman" w:hAnsi="Times New Roman" w:cs="Times New Roman"/>
+          <w:sz w:val="28"/>
+        </w:rPr>
+        <w:t xml:space="preserve"> </w:t>
+      </w:r>
+      <w:r>
+        <w:rPr>
+          <w:rFonts w:ascii="Times New Roman" w:hAnsi="Times New Roman" w:cs="Times New Roman"/>
+          <w:sz w:val="28"/>
+        </w:rPr>
+        <w:t>изоляции</w:t>
+      </w:r>
+      <w:r>
+        <w:rPr>
+          <w:rFonts w:ascii="Times New Roman" w:hAnsi="Times New Roman" w:cs="Times New Roman"/>
+          <w:sz w:val="28"/>
+        </w:rPr>
+        <w:t xml:space="preserve"> </w:t>
+      </w:r>
+      <w:r>
+        <w:rPr>
+          <w:rFonts w:ascii="Times New Roman" w:hAnsi="Times New Roman" w:cs="Times New Roman"/>
+          <w:sz w:val="28"/>
+        </w:rPr>
+        <w:t>транзакций</w:t>
+      </w:r>
+      <w:r>
+        <w:rPr>
+          <w:rFonts w:ascii="Times New Roman" w:hAnsi="Times New Roman" w:cs="Times New Roman"/>
+          <w:sz w:val="28"/>
+        </w:rPr>
+        <w:t xml:space="preserve"> </w:t>
+      </w:r>
+      <w:r>
+        <w:rPr>
+          <w:rFonts w:ascii="Times New Roman" w:hAnsi="Times New Roman" w:cs="Times New Roman"/>
+          <w:sz w:val="28"/>
+        </w:rPr>
+        <w:t>на</w:t>
+      </w:r>
+      <w:r>
+        <w:rPr>
+          <w:rFonts w:ascii="Times New Roman" w:hAnsi="Times New Roman" w:cs="Times New Roman"/>
+          <w:sz w:val="28"/>
+        </w:rPr>
+        <w:t xml:space="preserve"> </w:t>
+      </w:r>
+      <w:r>
+        <w:rPr>
+          <w:rFonts w:ascii="Times New Roman" w:hAnsi="Times New Roman" w:cs="Times New Roman"/>
+          <w:sz w:val="28"/>
+        </w:rPr>
+        <w:t>глобальном</w:t>
+      </w:r>
+      <w:r>
+        <w:rPr>
+          <w:rFonts w:ascii="Times New Roman" w:hAnsi="Times New Roman" w:cs="Times New Roman"/>
+          <w:sz w:val="28"/>
+        </w:rPr>
+        <w:t xml:space="preserve"> </w:t>
+      </w:r>
+      <w:r>
+        <w:rPr>
+          <w:rFonts w:ascii="Times New Roman" w:hAnsi="Times New Roman" w:cs="Times New Roman"/>
+          <w:sz w:val="28"/>
+        </w:rPr>
+        <w:t>и</w:t>
+      </w:r>
+      <w:r>
+        <w:rPr>
+          <w:rFonts w:ascii="Times New Roman" w:hAnsi="Times New Roman" w:cs="Times New Roman"/>
+          <w:sz w:val="28"/>
+        </w:rPr>
+        <w:t xml:space="preserve"> </w:t>
+      </w:r>
+      <w:r>
+        <w:rPr>
+          <w:rFonts w:ascii="Times New Roman" w:hAnsi="Times New Roman" w:cs="Times New Roman"/>
+          <w:sz w:val="28"/>
+        </w:rPr>
+        <w:t>сессионном</w:t>
+      </w:r>
+      <w:r>
+        <w:rPr>
+          <w:rFonts w:ascii="Times New Roman" w:hAnsi="Times New Roman" w:cs="Times New Roman"/>
+          <w:sz w:val="28"/>
+        </w:rPr>
+        <w:t xml:space="preserve"> </w:t>
+      </w:r>
+      <w:r>
+        <w:rPr>
+          <w:rFonts w:ascii="Times New Roman" w:hAnsi="Times New Roman" w:cs="Times New Roman"/>
+          <w:sz w:val="28"/>
+        </w:rPr>
+        <w:t>уровне</w:t>
+      </w:r>
+      <w:r>
+        <w:rPr>
+          <w:rFonts w:ascii="Times New Roman" w:hAnsi="Times New Roman" w:cs="Times New Roman"/>
+          <w:sz w:val="28"/>
+        </w:rPr>
+        <w:t xml:space="preserve">. </w:t>
+      </w:r>
+      <w:r>
+        <w:rPr>
+          <w:rFonts w:ascii="Times New Roman" w:hAnsi="Times New Roman" w:cs="Times New Roman"/>
+          <w:sz w:val="28"/>
+        </w:rPr>
+        <w:t>Проверить, изменение уровня изоляции можно через переменные окружения</w:t>
+      </w:r>
+    </w:p>
+    <w:p>
+      <w:pPr>
+        <w:pStyle w:val="ListParagraph"/>
+        <w:jc w:val="both"/>
+        <w:rPr>
+          <w:rFonts w:ascii="Times New Roman" w:hAnsi="Times New Roman" w:cs="Times New Roman"/>
+          <w:sz w:val="28"/>
+          <w:lang w:val="en-US"/>
+        </w:rPr>
+      </w:pPr>
       <w:r>
         <w:rPr>
           <w:rFonts w:ascii="Times New Roman" w:hAnsi="Times New Roman" w:cs="Times New Roman"/>
           <w:sz w:val="28"/>
           <w:lang w:val="en-GB"/>
         </w:rPr>
-        <w:t>orders</w:t>
-      </w:r>
-      <w:r>
-        <w:rPr>
-          <w:rFonts w:ascii="Times New Roman" w:hAnsi="Times New Roman" w:cs="Times New Roman"/>
-          <w:sz w:val="28"/>
-        </w:rPr>
-        <w:t>_</w:t>
-      </w:r>
-      <w:r>
-        <w:rPr>
-          <w:rFonts w:ascii="Times New Roman" w:hAnsi="Times New Roman" w:cs="Times New Roman"/>
-          <w:sz w:val="28"/>
-          <w:lang w:val="en-GB"/>
-        </w:rPr>
-        <w:t>goods</w:t>
-      </w:r>
-      <w:r>
-        <w:rPr>
-          <w:rFonts w:ascii="Times New Roman" w:hAnsi="Times New Roman" w:cs="Times New Roman"/>
-          <w:sz w:val="28"/>
-        </w:rPr>
-        <w:t xml:space="preserve">. В рамках транзакции создать новый заказ и привязать к </w:t>
-      </w:r>
-      <w:r>
-        <w:rPr>
-          <w:rFonts w:ascii="Times New Roman" w:hAnsi="Times New Roman" w:cs="Times New Roman"/>
-          <w:sz w:val="28"/>
-        </w:rPr>
-        <w:lastRenderedPageBreak/>
-        <w:t xml:space="preserve">нему несколько товаров. После завершения транзакции с помощью </w:t>
-      </w:r>
-      <w:r>
-        <w:rPr>
-          <w:rFonts w:ascii="Times New Roman" w:hAnsi="Times New Roman" w:cs="Times New Roman"/>
-          <w:sz w:val="28"/>
-          <w:lang w:val="en-GB"/>
-        </w:rPr>
-        <w:t>SELECT</w:t>
-      </w:r>
-      <w:r>
-        <w:rPr>
-          <w:rFonts w:ascii="Times New Roman" w:hAnsi="Times New Roman" w:cs="Times New Roman"/>
-          <w:sz w:val="28"/>
+        <w:t>SET [GLOBAL|SESSION] TRANSACTION ISOLATION LEVEL _____;</w:t>
+      </w:r>
+      <w:r>
+        <w:rPr>
+          <w:rFonts w:ascii="Times New Roman" w:hAnsi="Times New Roman" w:cs="Times New Roman"/>
+          <w:sz w:val="28"/>
+          <w:lang w:val="en-US"/>
         </w:rPr>
         <w:t xml:space="preserve"> </w:t>
       </w:r>
-      <w:r>
-        <w:rPr>
-          <w:rFonts w:ascii="Times New Roman" w:hAnsi="Times New Roman" w:cs="Times New Roman"/>
-          <w:sz w:val="28"/>
-        </w:rPr>
-        <w:t>убедиться, что данные записались в БД.</w:t>
-      </w:r>
-    </w:p>
-    <w:p>
-      <w:pPr>
-        <w:ind w:left="360"/>
-        <w:jc w:val="both"/>
-        <w:rPr>
-          <w:rFonts w:ascii="Times New Roman" w:hAnsi="Times New Roman" w:cs="Times New Roman"/>
-          <w:sz w:val="28"/>
-        </w:rPr>
-      </w:pPr>
-      <w:r>
-        <w:rPr>
-          <w:rFonts w:ascii="Times New Roman" w:hAnsi="Times New Roman" w:cs="Times New Roman"/>
-          <w:sz w:val="28"/>
+    </w:p>
+    <w:p>
+      <w:pPr>
+        <w:jc w:val="both"/>
+        <w:rPr>
+          <w:rFonts w:ascii="Times New Roman" w:hAnsi="Times New Roman" w:cs="Times New Roman"/>
+          <w:sz w:val="28"/>
+          <w:lang w:val="en-US"/>
+        </w:rPr>
+      </w:pPr>
+      <w:r>
+        <w:rPr>
+          <w:rFonts w:ascii="Times New Roman" w:hAnsi="Times New Roman" w:cs="Times New Roman"/>
+          <w:noProof/>
+          <w:sz w:val="28"/>
+          <w:lang w:val="en-US"/>
         </w:rPr>
         <w:drawing>
-          <wp:inline distT="0" distB="0" distL="0" distR="0" wp14:anchorId="4A1A823B" wp14:editId="423885B4">
-            <wp:extent cx="5940425" cy="2526030"/>
-            <wp:effectExtent l="0" t="0" r="3175" b="7620"/>
-            <wp:docPr id="47" name="Picture 47"/>
+          <wp:inline distT="0" distB="0" distL="0" distR="0" wp14:anchorId="4CC47205" wp14:editId="60DCECA5">
+            <wp:extent cx="5940425" cy="3432175"/>
+            <wp:effectExtent l="0" t="0" r="3175" b="0"/>
+            <wp:docPr id="46" name="Picture 46"/>
             <wp:cNvGraphicFramePr>
               <a:graphicFrameLocks xmlns:a="http://schemas.openxmlformats.org/drawingml/2006/main" noChangeAspect="1"/>
             </wp:cNvGraphicFramePr>
@@ -14421,7 +15537,7 @@
                   <pic:spPr>
                     <a:xfrm>
                       <a:off x="0" y="0"/>
-                      <a:ext cx="5940425" cy="2526030"/>
+                      <a:ext cx="5940425" cy="3432175"/>
                     </a:xfrm>
                     <a:prstGeom prst="rect">
                       <a:avLst/>
@@ -14436,6 +15552,109 @@
     </w:p>
     <w:p>
       <w:pPr>
+        <w:pStyle w:val="ListParagraph"/>
+        <w:numPr>
+          <w:ilvl w:val="0"/>
+          <w:numId w:val="26"/>
+        </w:numPr>
+        <w:jc w:val="both"/>
+        <w:rPr>
+          <w:rFonts w:ascii="Times New Roman" w:hAnsi="Times New Roman" w:cs="Times New Roman"/>
+          <w:sz w:val="28"/>
+        </w:rPr>
+      </w:pPr>
+      <w:r>
+        <w:rPr>
+          <w:rFonts w:ascii="Times New Roman" w:hAnsi="Times New Roman" w:cs="Times New Roman"/>
+          <w:sz w:val="28"/>
+        </w:rPr>
+        <w:t xml:space="preserve">Написать команду для выполнения транзакции на таблицах </w:t>
+      </w:r>
+      <w:r>
+        <w:rPr>
+          <w:rFonts w:ascii="Times New Roman" w:hAnsi="Times New Roman" w:cs="Times New Roman"/>
+          <w:sz w:val="28"/>
+          <w:lang w:val="en-GB"/>
+        </w:rPr>
+        <w:t>orders</w:t>
+      </w:r>
+      <w:r>
+        <w:rPr>
+          <w:rFonts w:ascii="Times New Roman" w:hAnsi="Times New Roman" w:cs="Times New Roman"/>
+          <w:sz w:val="28"/>
+        </w:rPr>
+        <w:t xml:space="preserve"> </w:t>
+      </w:r>
+      <w:r>
+        <w:rPr>
+          <w:rFonts w:ascii="Times New Roman" w:hAnsi="Times New Roman" w:cs="Times New Roman"/>
+          <w:sz w:val="28"/>
+        </w:rPr>
+        <w:t xml:space="preserve">и </w:t>
+      </w:r>
+      <w:r>
+        <w:rPr>
+          <w:rFonts w:ascii="Times New Roman" w:hAnsi="Times New Roman" w:cs="Times New Roman"/>
+          <w:sz w:val="28"/>
+          <w:lang w:val="en-GB"/>
+        </w:rPr>
+        <w:t>orders</w:t>
+      </w:r>
+      <w:r>
+        <w:rPr>
+          <w:rFonts w:ascii="Times New Roman" w:hAnsi="Times New Roman" w:cs="Times New Roman"/>
+          <w:sz w:val="28"/>
+        </w:rPr>
+        <w:t>_</w:t>
+      </w:r>
+      <w:r>
+        <w:rPr>
+          <w:rFonts w:ascii="Times New Roman" w:hAnsi="Times New Roman" w:cs="Times New Roman"/>
+          <w:sz w:val="28"/>
+          <w:lang w:val="en-GB"/>
+        </w:rPr>
+        <w:t>goods</w:t>
+      </w:r>
+      <w:r>
+        <w:rPr>
+          <w:rFonts w:ascii="Times New Roman" w:hAnsi="Times New Roman" w:cs="Times New Roman"/>
+          <w:sz w:val="28"/>
+        </w:rPr>
+        <w:t xml:space="preserve">. В рамках транзакции создать новый заказ и привязать к </w:t>
+      </w:r>
+      <w:r>
+        <w:rPr>
+          <w:rFonts w:ascii="Times New Roman" w:hAnsi="Times New Roman" w:cs="Times New Roman"/>
+          <w:sz w:val="28"/>
+        </w:rPr>
+        <w:lastRenderedPageBreak/>
+        <w:t xml:space="preserve">нему несколько товаров. После завершения транзакции с помощью </w:t>
+      </w:r>
+      <w:r>
+        <w:rPr>
+          <w:rFonts w:ascii="Times New Roman" w:hAnsi="Times New Roman" w:cs="Times New Roman"/>
+          <w:sz w:val="28"/>
+          <w:lang w:val="en-GB"/>
+        </w:rPr>
+        <w:t>SELECT</w:t>
+      </w:r>
+      <w:r>
+        <w:rPr>
+          <w:rFonts w:ascii="Times New Roman" w:hAnsi="Times New Roman" w:cs="Times New Roman"/>
+          <w:sz w:val="28"/>
+        </w:rPr>
+        <w:t xml:space="preserve"> </w:t>
+      </w:r>
+      <w:r>
+        <w:rPr>
+          <w:rFonts w:ascii="Times New Roman" w:hAnsi="Times New Roman" w:cs="Times New Roman"/>
+          <w:sz w:val="28"/>
+        </w:rPr>
+        <w:t>убедиться, что данные записались в БД.</w:t>
+      </w:r>
+    </w:p>
+    <w:p>
+      <w:pPr>
         <w:ind w:left="360"/>
         <w:jc w:val="both"/>
         <w:rPr>
@@ -14446,13 +15665,14 @@
       <w:r>
         <w:rPr>
           <w:rFonts w:ascii="Times New Roman" w:hAnsi="Times New Roman" w:cs="Times New Roman"/>
+          <w:noProof/>
           <w:sz w:val="28"/>
         </w:rPr>
         <w:drawing>
-          <wp:inline distT="0" distB="0" distL="0" distR="0" wp14:anchorId="7A3E0134" wp14:editId="289C9A75">
-            <wp:extent cx="5940425" cy="2008505"/>
-            <wp:effectExtent l="0" t="0" r="3175" b="0"/>
-            <wp:docPr id="48" name="Picture 48"/>
+          <wp:inline distT="0" distB="0" distL="0" distR="0" wp14:anchorId="4A1A823B" wp14:editId="423885B4">
+            <wp:extent cx="5940425" cy="2526030"/>
+            <wp:effectExtent l="0" t="0" r="3175" b="7620"/>
+            <wp:docPr id="47" name="Picture 47"/>
             <wp:cNvGraphicFramePr>
               <a:graphicFrameLocks xmlns:a="http://schemas.openxmlformats.org/drawingml/2006/main" noChangeAspect="1"/>
             </wp:cNvGraphicFramePr>
@@ -14472,7 +15692,7 @@
                   <pic:spPr>
                     <a:xfrm>
                       <a:off x="0" y="0"/>
-                      <a:ext cx="5940425" cy="2008505"/>
+                      <a:ext cx="5940425" cy="2526030"/>
                     </a:xfrm>
                     <a:prstGeom prst="rect">
                       <a:avLst/>
@@ -14487,204 +15707,24 @@
     </w:p>
     <w:p>
       <w:pPr>
-        <w:pStyle w:val="ListParagraph"/>
-        <w:numPr>
-          <w:ilvl w:val="0"/>
-          <w:numId w:val="26"/>
-        </w:numPr>
-        <w:jc w:val="both"/>
-        <w:rPr>
-          <w:rFonts w:ascii="Times New Roman" w:hAnsi="Times New Roman" w:cs="Times New Roman"/>
-          <w:sz w:val="28"/>
-        </w:rPr>
-      </w:pPr>
-      <w:r>
-        <w:rPr>
-          <w:rFonts w:ascii="Times New Roman" w:hAnsi="Times New Roman" w:cs="Times New Roman"/>
-          <w:sz w:val="28"/>
-        </w:rPr>
-        <w:t xml:space="preserve">Написать транзакцию в ходе которой происходит ошибка. По аналогии с предыдущим заданием использовать таблицы </w:t>
-      </w:r>
-      <w:r>
-        <w:rPr>
-          <w:rFonts w:ascii="Times New Roman" w:hAnsi="Times New Roman" w:cs="Times New Roman"/>
-          <w:sz w:val="28"/>
-          <w:lang w:val="en-GB"/>
-        </w:rPr>
-        <w:t>orders</w:t>
-      </w:r>
-      <w:r>
-        <w:rPr>
-          <w:rFonts w:ascii="Times New Roman" w:hAnsi="Times New Roman" w:cs="Times New Roman"/>
-          <w:sz w:val="28"/>
-        </w:rPr>
-        <w:t xml:space="preserve">, </w:t>
-      </w:r>
-      <w:r>
-        <w:rPr>
-          <w:rFonts w:ascii="Times New Roman" w:hAnsi="Times New Roman" w:cs="Times New Roman"/>
-          <w:sz w:val="28"/>
-          <w:lang w:val="en-US"/>
-        </w:rPr>
-        <w:t>orders</w:t>
-      </w:r>
-      <w:r>
-        <w:rPr>
-          <w:rFonts w:ascii="Times New Roman" w:hAnsi="Times New Roman" w:cs="Times New Roman"/>
-          <w:sz w:val="28"/>
-        </w:rPr>
-        <w:t>_</w:t>
-      </w:r>
-      <w:r>
-        <w:rPr>
-          <w:rFonts w:ascii="Times New Roman" w:hAnsi="Times New Roman" w:cs="Times New Roman"/>
-          <w:sz w:val="28"/>
-          <w:lang w:val="en-US"/>
-        </w:rPr>
-        <w:t>goods</w:t>
-      </w:r>
-      <w:r>
-        <w:rPr>
-          <w:rFonts w:ascii="Times New Roman" w:hAnsi="Times New Roman" w:cs="Times New Roman"/>
-          <w:sz w:val="28"/>
-        </w:rPr>
-        <w:t xml:space="preserve">. Последняя команда вставки должна завершаться ошибкой (например, попытаться создать запись в </w:t>
-      </w:r>
-      <w:r>
-        <w:rPr>
-          <w:rFonts w:ascii="Times New Roman" w:hAnsi="Times New Roman" w:cs="Times New Roman"/>
-          <w:sz w:val="28"/>
-          <w:lang w:val="en-GB"/>
-        </w:rPr>
-        <w:t>orders</w:t>
-      </w:r>
-      <w:r>
-        <w:rPr>
-          <w:rFonts w:ascii="Times New Roman" w:hAnsi="Times New Roman" w:cs="Times New Roman"/>
-          <w:sz w:val="28"/>
-        </w:rPr>
-        <w:t>_</w:t>
-      </w:r>
-      <w:r>
-        <w:rPr>
-          <w:rFonts w:ascii="Times New Roman" w:hAnsi="Times New Roman" w:cs="Times New Roman"/>
-          <w:sz w:val="28"/>
-          <w:lang w:val="en-GB"/>
-        </w:rPr>
-        <w:t>goods</w:t>
-      </w:r>
-      <w:r>
-        <w:rPr>
-          <w:rFonts w:ascii="Times New Roman" w:hAnsi="Times New Roman" w:cs="Times New Roman"/>
-          <w:sz w:val="28"/>
-        </w:rPr>
-        <w:t xml:space="preserve">, в которой указан несуществующий товар). Выполнить </w:t>
-      </w:r>
-      <w:r>
-        <w:rPr>
-          <w:rFonts w:ascii="Times New Roman" w:hAnsi="Times New Roman" w:cs="Times New Roman"/>
-          <w:sz w:val="28"/>
-          <w:lang w:val="en-GB"/>
-        </w:rPr>
-        <w:t>SELECT</w:t>
-      </w:r>
-      <w:r>
-        <w:rPr>
-          <w:rFonts w:ascii="Times New Roman" w:hAnsi="Times New Roman" w:cs="Times New Roman"/>
-          <w:sz w:val="28"/>
-        </w:rPr>
-        <w:t xml:space="preserve"> после транзакции и убедиться, что ни одна запить, входящая в транзакцию не появилась в БД.</w:t>
-      </w:r>
-      <w:r>
-        <w:rPr>
-          <w:rFonts w:ascii="Times New Roman" w:hAnsi="Times New Roman" w:cs="Times New Roman"/>
-          <w:sz w:val="28"/>
-        </w:rPr>
-        <w:t xml:space="preserve"> </w:t>
-      </w:r>
-    </w:p>
-    <w:p>
-      <w:pPr>
-        <w:pStyle w:val="ListParagraph"/>
-        <w:jc w:val="both"/>
-        <w:rPr>
-          <w:rFonts w:ascii="Times New Roman" w:hAnsi="Times New Roman" w:cs="Times New Roman"/>
-          <w:b/>
-          <w:bCs/>
-          <w:color w:val="FF0000"/>
-          <w:sz w:val="28"/>
-        </w:rPr>
-      </w:pPr>
-      <w:r>
-        <w:rPr>
-          <w:rFonts w:ascii="Times New Roman" w:hAnsi="Times New Roman" w:cs="Times New Roman"/>
-          <w:b/>
-          <w:bCs/>
-          <w:color w:val="FF0000"/>
-          <w:sz w:val="28"/>
-        </w:rPr>
-        <w:t>Тут важно заметить, что вся транзакция не отвалилась, как я понял, в MySQL</w:t>
-      </w:r>
-      <w:r>
-        <w:rPr>
-          <w:rFonts w:ascii="Times New Roman" w:hAnsi="Times New Roman" w:cs="Times New Roman"/>
-          <w:b/>
-          <w:bCs/>
-          <w:color w:val="FF0000"/>
-          <w:sz w:val="28"/>
-        </w:rPr>
-        <w:t xml:space="preserve"> ошибка внутри транзакции не вызывает автоматический ROLLBACK всей транзакции</w:t>
-      </w:r>
-      <w:r>
-        <w:rPr>
-          <w:rFonts w:ascii="Times New Roman" w:hAnsi="Times New Roman" w:cs="Times New Roman"/>
-          <w:b/>
-          <w:bCs/>
-          <w:color w:val="FF0000"/>
-          <w:sz w:val="28"/>
-        </w:rPr>
-        <w:t>, о</w:t>
-      </w:r>
-      <w:r>
-        <w:rPr>
-          <w:rFonts w:ascii="Times New Roman" w:hAnsi="Times New Roman" w:cs="Times New Roman"/>
-          <w:b/>
-          <w:bCs/>
-          <w:color w:val="FF0000"/>
-          <w:sz w:val="28"/>
-        </w:rPr>
-        <w:t>ткатывается только неудавшаяся операция, а не весь блок.</w:t>
-      </w:r>
-      <w:r>
-        <w:rPr>
-          <w:rFonts w:ascii="Times New Roman" w:hAnsi="Times New Roman" w:cs="Times New Roman"/>
-          <w:b/>
-          <w:bCs/>
-          <w:color w:val="FF0000"/>
-          <w:sz w:val="28"/>
-        </w:rPr>
-        <w:t xml:space="preserve"> Ну и собственно валидные товары в транзакции прошли, не валидные не прошли.</w:t>
-      </w:r>
-    </w:p>
-    <w:p>
-      <w:pPr>
-        <w:jc w:val="both"/>
-        <w:rPr>
-          <w:rFonts w:ascii="Times New Roman" w:hAnsi="Times New Roman" w:cs="Times New Roman"/>
-          <w:sz w:val="28"/>
-        </w:rPr>
-      </w:pPr>
-      <w:r>
-        <w:rPr>
-          <w:rFonts w:ascii="Times New Roman" w:hAnsi="Times New Roman" w:cs="Times New Roman"/>
-          <w:sz w:val="28"/>
-        </w:rPr>
-        <w:lastRenderedPageBreak/>
+        <w:ind w:left="360"/>
+        <w:jc w:val="both"/>
+        <w:rPr>
+          <w:rFonts w:ascii="Times New Roman" w:hAnsi="Times New Roman" w:cs="Times New Roman"/>
+          <w:sz w:val="28"/>
+        </w:rPr>
+      </w:pPr>
+      <w:r>
+        <w:rPr>
+          <w:rFonts w:ascii="Times New Roman" w:hAnsi="Times New Roman" w:cs="Times New Roman"/>
+          <w:noProof/>
+          <w:sz w:val="28"/>
+        </w:rPr>
         <w:drawing>
-          <wp:inline distT="0" distB="0" distL="0" distR="0" wp14:anchorId="1182B0FC" wp14:editId="1A9FF6DE">
-            <wp:extent cx="5940425" cy="3032125"/>
+          <wp:inline distT="0" distB="0" distL="0" distR="0" wp14:anchorId="7A3E0134" wp14:editId="289C9A75">
+            <wp:extent cx="5940425" cy="2008505"/>
             <wp:effectExtent l="0" t="0" r="3175" b="0"/>
-            <wp:docPr id="49" name="Picture 49"/>
+            <wp:docPr id="48" name="Picture 48"/>
             <wp:cNvGraphicFramePr>
               <a:graphicFrameLocks xmlns:a="http://schemas.openxmlformats.org/drawingml/2006/main" noChangeAspect="1"/>
             </wp:cNvGraphicFramePr>
@@ -14704,6 +15744,215 @@
                   <pic:spPr>
                     <a:xfrm>
                       <a:off x="0" y="0"/>
+                      <a:ext cx="5940425" cy="2008505"/>
+                    </a:xfrm>
+                    <a:prstGeom prst="rect">
+                      <a:avLst/>
+                    </a:prstGeom>
+                  </pic:spPr>
+                </pic:pic>
+              </a:graphicData>
+            </a:graphic>
+          </wp:inline>
+        </w:drawing>
+      </w:r>
+    </w:p>
+    <w:p>
+      <w:pPr>
+        <w:pStyle w:val="ListParagraph"/>
+        <w:numPr>
+          <w:ilvl w:val="0"/>
+          <w:numId w:val="26"/>
+        </w:numPr>
+        <w:jc w:val="both"/>
+        <w:rPr>
+          <w:rFonts w:ascii="Times New Roman" w:hAnsi="Times New Roman" w:cs="Times New Roman"/>
+          <w:sz w:val="28"/>
+        </w:rPr>
+      </w:pPr>
+      <w:r>
+        <w:rPr>
+          <w:rFonts w:ascii="Times New Roman" w:hAnsi="Times New Roman" w:cs="Times New Roman"/>
+          <w:sz w:val="28"/>
+        </w:rPr>
+        <w:t xml:space="preserve">Написать </w:t>
+      </w:r>
+      <w:proofErr w:type="gramStart"/>
+      <w:r>
+        <w:rPr>
+          <w:rFonts w:ascii="Times New Roman" w:hAnsi="Times New Roman" w:cs="Times New Roman"/>
+          <w:sz w:val="28"/>
+        </w:rPr>
+        <w:t>транзакцию</w:t>
+      </w:r>
+      <w:proofErr w:type="gramEnd"/>
+      <w:r>
+        <w:rPr>
+          <w:rFonts w:ascii="Times New Roman" w:hAnsi="Times New Roman" w:cs="Times New Roman"/>
+          <w:sz w:val="28"/>
+        </w:rPr>
+        <w:t xml:space="preserve"> в ходе которой происходит ошибка. По аналогии с предыдущим заданием использовать таблицы </w:t>
+      </w:r>
+      <w:r>
+        <w:rPr>
+          <w:rFonts w:ascii="Times New Roman" w:hAnsi="Times New Roman" w:cs="Times New Roman"/>
+          <w:sz w:val="28"/>
+          <w:lang w:val="en-GB"/>
+        </w:rPr>
+        <w:t>orders</w:t>
+      </w:r>
+      <w:r>
+        <w:rPr>
+          <w:rFonts w:ascii="Times New Roman" w:hAnsi="Times New Roman" w:cs="Times New Roman"/>
+          <w:sz w:val="28"/>
+        </w:rPr>
+        <w:t xml:space="preserve">, </w:t>
+      </w:r>
+      <w:r>
+        <w:rPr>
+          <w:rFonts w:ascii="Times New Roman" w:hAnsi="Times New Roman" w:cs="Times New Roman"/>
+          <w:sz w:val="28"/>
+          <w:lang w:val="en-US"/>
+        </w:rPr>
+        <w:t>orders</w:t>
+      </w:r>
+      <w:r>
+        <w:rPr>
+          <w:rFonts w:ascii="Times New Roman" w:hAnsi="Times New Roman" w:cs="Times New Roman"/>
+          <w:sz w:val="28"/>
+        </w:rPr>
+        <w:t>_</w:t>
+      </w:r>
+      <w:r>
+        <w:rPr>
+          <w:rFonts w:ascii="Times New Roman" w:hAnsi="Times New Roman" w:cs="Times New Roman"/>
+          <w:sz w:val="28"/>
+          <w:lang w:val="en-US"/>
+        </w:rPr>
+        <w:t>goods</w:t>
+      </w:r>
+      <w:r>
+        <w:rPr>
+          <w:rFonts w:ascii="Times New Roman" w:hAnsi="Times New Roman" w:cs="Times New Roman"/>
+          <w:sz w:val="28"/>
+        </w:rPr>
+        <w:t xml:space="preserve">. Последняя команда вставки должна завершаться ошибкой (например, попытаться создать запись в </w:t>
+      </w:r>
+      <w:r>
+        <w:rPr>
+          <w:rFonts w:ascii="Times New Roman" w:hAnsi="Times New Roman" w:cs="Times New Roman"/>
+          <w:sz w:val="28"/>
+          <w:lang w:val="en-GB"/>
+        </w:rPr>
+        <w:t>orders</w:t>
+      </w:r>
+      <w:r>
+        <w:rPr>
+          <w:rFonts w:ascii="Times New Roman" w:hAnsi="Times New Roman" w:cs="Times New Roman"/>
+          <w:sz w:val="28"/>
+        </w:rPr>
+        <w:t>_</w:t>
+      </w:r>
+      <w:r>
+        <w:rPr>
+          <w:rFonts w:ascii="Times New Roman" w:hAnsi="Times New Roman" w:cs="Times New Roman"/>
+          <w:sz w:val="28"/>
+          <w:lang w:val="en-GB"/>
+        </w:rPr>
+        <w:t>goods</w:t>
+      </w:r>
+      <w:r>
+        <w:rPr>
+          <w:rFonts w:ascii="Times New Roman" w:hAnsi="Times New Roman" w:cs="Times New Roman"/>
+          <w:sz w:val="28"/>
+        </w:rPr>
+        <w:t xml:space="preserve">, в которой указан несуществующий товар). Выполнить </w:t>
+      </w:r>
+      <w:r>
+        <w:rPr>
+          <w:rFonts w:ascii="Times New Roman" w:hAnsi="Times New Roman" w:cs="Times New Roman"/>
+          <w:sz w:val="28"/>
+          <w:lang w:val="en-GB"/>
+        </w:rPr>
+        <w:t>SELECT</w:t>
+      </w:r>
+      <w:r>
+        <w:rPr>
+          <w:rFonts w:ascii="Times New Roman" w:hAnsi="Times New Roman" w:cs="Times New Roman"/>
+          <w:sz w:val="28"/>
+        </w:rPr>
+        <w:t xml:space="preserve"> после транзакции и убедиться, что ни одна запить, входящая в транзакцию не появилась в БД.</w:t>
+      </w:r>
+      <w:r>
+        <w:rPr>
+          <w:rFonts w:ascii="Times New Roman" w:hAnsi="Times New Roman" w:cs="Times New Roman"/>
+          <w:sz w:val="28"/>
+        </w:rPr>
+        <w:t xml:space="preserve"> </w:t>
+      </w:r>
+    </w:p>
+    <w:p>
+      <w:pPr>
+        <w:pStyle w:val="ListParagraph"/>
+        <w:jc w:val="both"/>
+        <w:rPr>
+          <w:rFonts w:ascii="Times New Roman" w:hAnsi="Times New Roman" w:cs="Times New Roman"/>
+          <w:b/>
+          <w:bCs/>
+          <w:color w:val="FF0000"/>
+          <w:sz w:val="28"/>
+        </w:rPr>
+      </w:pPr>
+      <w:r>
+        <w:rPr>
+          <w:rFonts w:ascii="Times New Roman" w:hAnsi="Times New Roman" w:cs="Times New Roman"/>
+          <w:b/>
+          <w:bCs/>
+          <w:color w:val="FF0000"/>
+          <w:sz w:val="28"/>
+        </w:rPr>
+        <w:t>Тут важно заметить, что вся транзакция не отвалилась, как я понял, в MySQL ошибка внутри транзакции не вызывает автоматический ROLLBACK всей транзакции, откатывается только неудавшаяся операция, а не весь блок. Ну и собственно валидные товары в транзакции прошли, не валидные не прошли.</w:t>
+      </w:r>
+    </w:p>
+    <w:p>
+      <w:pPr>
+        <w:jc w:val="both"/>
+        <w:rPr>
+          <w:rFonts w:ascii="Times New Roman" w:hAnsi="Times New Roman" w:cs="Times New Roman"/>
+          <w:sz w:val="28"/>
+        </w:rPr>
+      </w:pPr>
+      <w:r>
+        <w:rPr>
+          <w:rFonts w:ascii="Times New Roman" w:hAnsi="Times New Roman" w:cs="Times New Roman"/>
+          <w:noProof/>
+          <w:sz w:val="28"/>
+        </w:rPr>
+        <w:lastRenderedPageBreak/>
+        <w:drawing>
+          <wp:inline distT="0" distB="0" distL="0" distR="0" wp14:anchorId="1182B0FC" wp14:editId="1A9FF6DE">
+            <wp:extent cx="5940425" cy="3032125"/>
+            <wp:effectExtent l="0" t="0" r="3175" b="0"/>
+            <wp:docPr id="49" name="Picture 49"/>
+            <wp:cNvGraphicFramePr>
+              <a:graphicFrameLocks xmlns:a="http://schemas.openxmlformats.org/drawingml/2006/main" noChangeAspect="1"/>
+            </wp:cNvGraphicFramePr>
+            <a:graphic xmlns:a="http://schemas.openxmlformats.org/drawingml/2006/main">
+              <a:graphicData uri="http://schemas.openxmlformats.org/drawingml/2006/picture">
+                <pic:pic xmlns:pic="http://schemas.openxmlformats.org/drawingml/2006/picture">
+                  <pic:nvPicPr>
+                    <pic:cNvPr id="1" name=""/>
+                    <pic:cNvPicPr/>
+                  </pic:nvPicPr>
+                  <pic:blipFill>
+                    <a:blip r:embed="rId55"/>
+                    <a:stretch>
+                      <a:fillRect/>
+                    </a:stretch>
+                  </pic:blipFill>
+                  <pic:spPr>
+                    <a:xfrm>
+                      <a:off x="0" y="0"/>
                       <a:ext cx="5940425" cy="3032125"/>
                     </a:xfrm>
                     <a:prstGeom prst="rect">
@@ -14737,6 +15986,7 @@
         </w:rPr>
         <w:t xml:space="preserve">Задание на проверку влияния установленного уровня изоляции транзакций. Для выполнения задания потребуется открыть еще один терминал для работы с </w:t>
       </w:r>
+      <w:proofErr w:type="spellStart"/>
       <w:r>
         <w:rPr>
           <w:rFonts w:ascii="Times New Roman" w:hAnsi="Times New Roman" w:cs="Times New Roman"/>
@@ -14745,6 +15995,7 @@
         </w:rPr>
         <w:t>sql</w:t>
       </w:r>
+      <w:proofErr w:type="spellEnd"/>
       <w:r>
         <w:rPr>
           <w:rFonts w:ascii="Times New Roman" w:hAnsi="Times New Roman" w:cs="Times New Roman"/>
@@ -15161,25 +16412,44 @@
           <w:rFonts w:ascii="Times New Roman" w:hAnsi="Times New Roman" w:cs="Times New Roman"/>
           <w:sz w:val="28"/>
         </w:rPr>
-        <w:t>ращаются, т.к. были еще не заком</w:t>
-      </w:r>
-      <w:r>
-        <w:rPr>
-          <w:rFonts w:ascii="Times New Roman" w:hAnsi="Times New Roman" w:cs="Times New Roman"/>
-          <w:sz w:val="28"/>
-        </w:rPr>
-        <w:t>мичены в транзакции.</w:t>
-      </w:r>
-    </w:p>
-    <w:p>
-      <w:pPr>
-        <w:jc w:val="both"/>
-        <w:rPr>
-          <w:rFonts w:ascii="Times New Roman" w:hAnsi="Times New Roman" w:cs="Times New Roman"/>
-          <w:sz w:val="28"/>
-        </w:rPr>
-      </w:pPr>
-      <w:r>
+        <w:t xml:space="preserve">ращаются, т.к. были еще не </w:t>
+      </w:r>
+      <w:proofErr w:type="spellStart"/>
+      <w:r>
+        <w:rPr>
+          <w:rFonts w:ascii="Times New Roman" w:hAnsi="Times New Roman" w:cs="Times New Roman"/>
+          <w:sz w:val="28"/>
+        </w:rPr>
+        <w:t>заком</w:t>
+      </w:r>
+      <w:r>
+        <w:rPr>
+          <w:rFonts w:ascii="Times New Roman" w:hAnsi="Times New Roman" w:cs="Times New Roman"/>
+          <w:sz w:val="28"/>
+        </w:rPr>
+        <w:t>мичены</w:t>
+      </w:r>
+      <w:proofErr w:type="spellEnd"/>
+      <w:r>
+        <w:rPr>
+          <w:rFonts w:ascii="Times New Roman" w:hAnsi="Times New Roman" w:cs="Times New Roman"/>
+          <w:sz w:val="28"/>
+        </w:rPr>
+        <w:t xml:space="preserve"> в транзакции.</w:t>
+      </w:r>
+    </w:p>
+    <w:p>
+      <w:pPr>
+        <w:jc w:val="both"/>
+        <w:rPr>
+          <w:rFonts w:ascii="Times New Roman" w:hAnsi="Times New Roman" w:cs="Times New Roman"/>
+          <w:sz w:val="28"/>
+        </w:rPr>
+      </w:pPr>
+      <w:r>
+        <w:rPr>
+          <w:noProof/>
+        </w:rPr>
         <w:lastRenderedPageBreak/>
         <w:drawing>
           <wp:anchor distT="0" distB="0" distL="114300" distR="114300" simplePos="0" relativeHeight="251658240" behindDoc="0" locked="0" layoutInCell="1" allowOverlap="1" wp14:anchorId="7D2AE124" wp14:editId="782A800C">
@@ -15205,7 +16475,7 @@
                     <pic:cNvPicPr/>
                   </pic:nvPicPr>
                   <pic:blipFill>
-                    <a:blip r:embed="rId55" cstate="print">
+                    <a:blip r:embed="rId56" cstate="print">
                       <a:extLst>
                         <a:ext uri="{28A0092B-C50C-407E-A947-70E740481C1C}">
                           <a14:useLocalDpi xmlns:a14="http://schemas.microsoft.com/office/drawing/2010/main" val="0"/>

--- a/Lab_1/Тараканов лаб_1.docx
+++ b/Lab_1/Тараканов лаб_1.docx
@@ -242,7 +242,6 @@
         </w:rPr>
         <w:t xml:space="preserve">свободное ПР для создания различных диаграмм; консольное приложение с утилитой </w:t>
       </w:r>
-      <w:proofErr w:type="spellStart"/>
       <w:r>
         <w:rPr>
           <w:rFonts w:ascii="Times New Roman" w:hAnsi="Times New Roman" w:cs="Times New Roman"/>
@@ -251,7 +250,6 @@
         </w:rPr>
         <w:t>ssh</w:t>
       </w:r>
-      <w:proofErr w:type="spellEnd"/>
       <w:r>
         <w:rPr>
           <w:rFonts w:ascii="Times New Roman" w:hAnsi="Times New Roman" w:cs="Times New Roman"/>
@@ -279,33 +277,23 @@
           <w:rFonts w:ascii="Times New Roman" w:hAnsi="Times New Roman" w:cs="Times New Roman"/>
           <w:sz w:val="28"/>
         </w:rPr>
+        <w:t>, moba</w:t>
+      </w:r>
+      <w:r>
+        <w:rPr>
+          <w:rFonts w:ascii="Times New Roman" w:hAnsi="Times New Roman" w:cs="Times New Roman"/>
+          <w:sz w:val="28"/>
+          <w:lang w:val="en-US"/>
+        </w:rPr>
+        <w:t>Xterm</w:t>
+      </w:r>
+      <w:r>
+        <w:rPr>
+          <w:rFonts w:ascii="Times New Roman" w:hAnsi="Times New Roman" w:cs="Times New Roman"/>
+          <w:sz w:val="28"/>
+        </w:rPr>
         <w:t xml:space="preserve">, </w:t>
       </w:r>
-      <w:proofErr w:type="spellStart"/>
-      <w:r>
-        <w:rPr>
-          <w:rFonts w:ascii="Times New Roman" w:hAnsi="Times New Roman" w:cs="Times New Roman"/>
-          <w:sz w:val="28"/>
-        </w:rPr>
-        <w:t>moba</w:t>
-      </w:r>
-      <w:r>
-        <w:rPr>
-          <w:rFonts w:ascii="Times New Roman" w:hAnsi="Times New Roman" w:cs="Times New Roman"/>
-          <w:sz w:val="28"/>
-          <w:lang w:val="en-US"/>
-        </w:rPr>
-        <w:t>Xterm</w:t>
-      </w:r>
-      <w:proofErr w:type="spellEnd"/>
-      <w:r>
-        <w:rPr>
-          <w:rFonts w:ascii="Times New Roman" w:hAnsi="Times New Roman" w:cs="Times New Roman"/>
-          <w:sz w:val="28"/>
-        </w:rPr>
-        <w:t xml:space="preserve">, </w:t>
-      </w:r>
-      <w:proofErr w:type="spellStart"/>
       <w:r>
         <w:rPr>
           <w:rFonts w:ascii="Times New Roman" w:hAnsi="Times New Roman" w:cs="Times New Roman"/>
@@ -314,7 +302,6 @@
         </w:rPr>
         <w:t>gitbash</w:t>
       </w:r>
-      <w:proofErr w:type="spellEnd"/>
       <w:r>
         <w:rPr>
           <w:rFonts w:ascii="Times New Roman" w:hAnsi="Times New Roman" w:cs="Times New Roman"/>
@@ -1544,103 +1531,7 @@
           <w:rFonts w:ascii="Times New Roman" w:hAnsi="Times New Roman" w:cs="Times New Roman"/>
           <w:sz w:val="28"/>
         </w:rPr>
-        <w:t xml:space="preserve">ER-диаграммы — «родственники» схем структуры данных (DSD – </w:t>
-      </w:r>
-      <w:proofErr w:type="spellStart"/>
-      <w:r>
-        <w:rPr>
-          <w:rFonts w:ascii="Times New Roman" w:hAnsi="Times New Roman" w:cs="Times New Roman"/>
-          <w:sz w:val="28"/>
-        </w:rPr>
-        <w:t>data</w:t>
-      </w:r>
-      <w:proofErr w:type="spellEnd"/>
-      <w:r>
-        <w:rPr>
-          <w:rFonts w:ascii="Times New Roman" w:hAnsi="Times New Roman" w:cs="Times New Roman"/>
-          <w:sz w:val="28"/>
-        </w:rPr>
-        <w:t xml:space="preserve"> </w:t>
-      </w:r>
-      <w:proofErr w:type="spellStart"/>
-      <w:r>
-        <w:rPr>
-          <w:rFonts w:ascii="Times New Roman" w:hAnsi="Times New Roman" w:cs="Times New Roman"/>
-          <w:sz w:val="28"/>
-        </w:rPr>
-        <w:t>structure</w:t>
-      </w:r>
-      <w:proofErr w:type="spellEnd"/>
-      <w:r>
-        <w:rPr>
-          <w:rFonts w:ascii="Times New Roman" w:hAnsi="Times New Roman" w:cs="Times New Roman"/>
-          <w:sz w:val="28"/>
-        </w:rPr>
-        <w:t xml:space="preserve"> </w:t>
-      </w:r>
-      <w:proofErr w:type="spellStart"/>
-      <w:r>
-        <w:rPr>
-          <w:rFonts w:ascii="Times New Roman" w:hAnsi="Times New Roman" w:cs="Times New Roman"/>
-          <w:sz w:val="28"/>
-        </w:rPr>
-        <w:t>diagramm</w:t>
-      </w:r>
-      <w:proofErr w:type="spellEnd"/>
-      <w:r>
-        <w:rPr>
-          <w:rFonts w:ascii="Times New Roman" w:hAnsi="Times New Roman" w:cs="Times New Roman"/>
-          <w:sz w:val="28"/>
-        </w:rPr>
-        <w:t>), где вместо связей между самими сущностями отображаются отношения между элементами внутри них. ER-диаграммы часто используются в сочетании с диаграммами DFD (</w:t>
-      </w:r>
-      <w:proofErr w:type="spellStart"/>
-      <w:r>
-        <w:rPr>
-          <w:rFonts w:ascii="Times New Roman" w:hAnsi="Times New Roman" w:cs="Times New Roman"/>
-          <w:sz w:val="28"/>
-        </w:rPr>
-        <w:t>data</w:t>
-      </w:r>
-      <w:proofErr w:type="spellEnd"/>
-      <w:r>
-        <w:rPr>
-          <w:rFonts w:ascii="Times New Roman" w:hAnsi="Times New Roman" w:cs="Times New Roman"/>
-          <w:sz w:val="28"/>
-        </w:rPr>
-        <w:t xml:space="preserve"> </w:t>
-      </w:r>
-      <w:proofErr w:type="spellStart"/>
-      <w:r>
-        <w:rPr>
-          <w:rFonts w:ascii="Times New Roman" w:hAnsi="Times New Roman" w:cs="Times New Roman"/>
-          <w:sz w:val="28"/>
-        </w:rPr>
-        <w:t>flow</w:t>
-      </w:r>
-      <w:proofErr w:type="spellEnd"/>
-      <w:r>
-        <w:rPr>
-          <w:rFonts w:ascii="Times New Roman" w:hAnsi="Times New Roman" w:cs="Times New Roman"/>
-          <w:sz w:val="28"/>
-        </w:rPr>
-        <w:t xml:space="preserve"> </w:t>
-      </w:r>
-      <w:proofErr w:type="spellStart"/>
-      <w:r>
-        <w:rPr>
-          <w:rFonts w:ascii="Times New Roman" w:hAnsi="Times New Roman" w:cs="Times New Roman"/>
-          <w:sz w:val="28"/>
-        </w:rPr>
-        <w:t>diagramm</w:t>
-      </w:r>
-      <w:proofErr w:type="spellEnd"/>
-      <w:r>
-        <w:rPr>
-          <w:rFonts w:ascii="Times New Roman" w:hAnsi="Times New Roman" w:cs="Times New Roman"/>
-          <w:sz w:val="28"/>
-        </w:rPr>
-        <w:t>), которые схематично показывают движение потоков информации в рамках процесса или системы.</w:t>
+        <w:t>ER-диаграммы — «родственники» схем структуры данных (DSD – data structure diagramm), где вместо связей между самими сущностями отображаются отношения между элементами внутри них. ER-диаграммы часто используются в сочетании с диаграммами DFD (data flow diagramm), которые схематично показывают движение потоков информации в рамках процесса или системы.</w:t>
       </w:r>
     </w:p>
     <w:p>
@@ -1900,32 +1791,47 @@
           <w:szCs w:val="28"/>
         </w:rPr>
         <w:br/>
-        <w:t xml:space="preserve">Для </w:t>
-      </w:r>
-      <w:proofErr w:type="gramStart"/>
+        <w:t>Для того чтобы построить ER-диаграмму, можно использовать разные нотации. Три самые известные из них:</w:t>
+      </w:r>
       <w:r>
         <w:rPr>
           <w:rFonts w:ascii="Times New Roman" w:hAnsi="Times New Roman" w:cs="Times New Roman"/>
           <w:sz w:val="28"/>
           <w:szCs w:val="28"/>
         </w:rPr>
-        <w:t>того</w:t>
-      </w:r>
-      <w:proofErr w:type="gramEnd"/>
+        <w:br/>
+      </w:r>
       <w:r>
         <w:rPr>
           <w:rFonts w:ascii="Times New Roman" w:hAnsi="Times New Roman" w:cs="Times New Roman"/>
           <w:sz w:val="28"/>
           <w:szCs w:val="28"/>
         </w:rPr>
-        <w:t xml:space="preserve"> чтобы построить ER-диаграмму, можно использовать разные нотации. Три самые известные из них:</w:t>
-      </w:r>
-      <w:r>
-        <w:rPr>
-          <w:rFonts w:ascii="Times New Roman" w:hAnsi="Times New Roman" w:cs="Times New Roman"/>
+        <w:br/>
+      </w:r>
+      <w:r>
+        <w:rPr>
+          <w:rFonts w:ascii="Times New Roman" w:hAnsi="Times New Roman" w:cs="Times New Roman"/>
+          <w:b/>
           <w:sz w:val="28"/>
           <w:szCs w:val="28"/>
         </w:rPr>
+        <w:t>1. Нотация IDEF1X</w:t>
+      </w:r>
+      <w:r>
+        <w:rPr>
+          <w:rFonts w:ascii="Times New Roman" w:hAnsi="Times New Roman" w:cs="Times New Roman"/>
+          <w:sz w:val="28"/>
+          <w:szCs w:val="28"/>
+        </w:rPr>
+        <w:t>. Её относят к фундаментальным, но на практике давно не используют, потому что есть более удобные варианты.</w:t>
+      </w:r>
+      <w:r>
+        <w:rPr>
+          <w:rFonts w:ascii="Times New Roman" w:hAnsi="Times New Roman" w:cs="Times New Roman"/>
+          <w:sz w:val="28"/>
+          <w:szCs w:val="28"/>
+        </w:rPr>
         <w:br/>
       </w:r>
       <w:r>
@@ -1943,7 +1849,7 @@
           <w:sz w:val="28"/>
           <w:szCs w:val="28"/>
         </w:rPr>
-        <w:t>1. Нотация IDEF1X</w:t>
+        <w:t>2. Нотация Чена</w:t>
       </w:r>
       <w:r>
         <w:rPr>
@@ -1951,7 +1857,7 @@
           <w:sz w:val="28"/>
           <w:szCs w:val="28"/>
         </w:rPr>
-        <w:t>. Её относят к фундаментальным, но на практике давно не используют, потому что есть более удобные варианты.</w:t>
+        <w:t>. Классическая нотация, которая состоит из простых символов — прямоугольников, овалов и линий. Из-за этого нотацию часто используют для концептуальных моделей, которые презентуют заказчику. Человеку, который далёк от аналитики данных, проще разобраться в понятных диаграммах со знакомыми символами.</w:t>
       </w:r>
       <w:r>
         <w:rPr>
@@ -1976,7 +1882,7 @@
           <w:sz w:val="28"/>
           <w:szCs w:val="28"/>
         </w:rPr>
-        <w:t>2. Нотация Чена</w:t>
+        <w:t>3. Нотация Мартина</w:t>
       </w:r>
       <w:r>
         <w:rPr>
@@ -1984,76 +1890,7 @@
           <w:sz w:val="28"/>
           <w:szCs w:val="28"/>
         </w:rPr>
-        <w:t>. Классическая нотация, которая состоит из простых символов — прямоугольников, овалов и линий. Из-за этого нотацию часто используют для концептуальных моделей, которые презентуют заказчику. Человеку, который далёк от аналитики данных, проще разобраться в понятных диаграммах со знакомыми символами.</w:t>
-      </w:r>
-      <w:r>
-        <w:rPr>
-          <w:rFonts w:ascii="Times New Roman" w:hAnsi="Times New Roman" w:cs="Times New Roman"/>
-          <w:sz w:val="28"/>
-          <w:szCs w:val="28"/>
-        </w:rPr>
-        <w:br/>
-      </w:r>
-      <w:r>
-        <w:rPr>
-          <w:rFonts w:ascii="Times New Roman" w:hAnsi="Times New Roman" w:cs="Times New Roman"/>
-          <w:sz w:val="28"/>
-          <w:szCs w:val="28"/>
-        </w:rPr>
-        <w:br/>
-      </w:r>
-      <w:r>
-        <w:rPr>
-          <w:rFonts w:ascii="Times New Roman" w:hAnsi="Times New Roman" w:cs="Times New Roman"/>
-          <w:b/>
-          <w:sz w:val="28"/>
-          <w:szCs w:val="28"/>
-        </w:rPr>
-        <w:t>3. Нотация Мартина</w:t>
-      </w:r>
-      <w:r>
-        <w:rPr>
-          <w:rFonts w:ascii="Times New Roman" w:hAnsi="Times New Roman" w:cs="Times New Roman"/>
-          <w:sz w:val="28"/>
-          <w:szCs w:val="28"/>
-        </w:rPr>
-        <w:t xml:space="preserve">. Её ещё называют «воронья лапка» (от англ. </w:t>
-      </w:r>
-      <w:proofErr w:type="spellStart"/>
-      <w:r>
-        <w:rPr>
-          <w:rFonts w:ascii="Times New Roman" w:hAnsi="Times New Roman" w:cs="Times New Roman"/>
-          <w:sz w:val="28"/>
-          <w:szCs w:val="28"/>
-        </w:rPr>
-        <w:t>Crow's</w:t>
-      </w:r>
-      <w:proofErr w:type="spellEnd"/>
-      <w:r>
-        <w:rPr>
-          <w:rFonts w:ascii="Times New Roman" w:hAnsi="Times New Roman" w:cs="Times New Roman"/>
-          <w:sz w:val="28"/>
-          <w:szCs w:val="28"/>
-        </w:rPr>
-        <w:t xml:space="preserve"> </w:t>
-      </w:r>
-      <w:proofErr w:type="spellStart"/>
-      <w:r>
-        <w:rPr>
-          <w:rFonts w:ascii="Times New Roman" w:hAnsi="Times New Roman" w:cs="Times New Roman"/>
-          <w:sz w:val="28"/>
-          <w:szCs w:val="28"/>
-        </w:rPr>
-        <w:t>Foot</w:t>
-      </w:r>
-      <w:proofErr w:type="spellEnd"/>
-      <w:r>
-        <w:rPr>
-          <w:rFonts w:ascii="Times New Roman" w:hAnsi="Times New Roman" w:cs="Times New Roman"/>
-          <w:sz w:val="28"/>
-          <w:szCs w:val="28"/>
-        </w:rPr>
-        <w:t>). Она компактнее нотации Чена, поэтому её используют для построения ER-моделей логического уровня, когда нужно описать в модели все атрибуты сущностей.</w:t>
+        <w:t>. Её ещё называют «воронья лапка» (от англ. Crow's Foot). Она компактнее нотации Чена, поэтому её используют для построения ER-моделей логического уровня, когда нужно описать в модели все атрибуты сущностей.</w:t>
       </w:r>
       <w:r>
         <w:rPr>
@@ -2783,55 +2620,7 @@
           <w:rFonts w:ascii="Times New Roman" w:hAnsi="Times New Roman" w:cs="Times New Roman"/>
           <w:sz w:val="28"/>
         </w:rPr>
-        <w:t> (</w:t>
-      </w:r>
-      <w:proofErr w:type="spellStart"/>
-      <w:r>
-        <w:rPr>
-          <w:rFonts w:ascii="Times New Roman" w:hAnsi="Times New Roman" w:cs="Times New Roman"/>
-          <w:sz w:val="28"/>
-        </w:rPr>
-        <w:t>аббр</w:t>
-      </w:r>
-      <w:proofErr w:type="spellEnd"/>
-      <w:r>
-        <w:rPr>
-          <w:rFonts w:ascii="Times New Roman" w:hAnsi="Times New Roman" w:cs="Times New Roman"/>
-          <w:sz w:val="28"/>
-        </w:rPr>
-        <w:t>. от англ. </w:t>
-      </w:r>
-      <w:proofErr w:type="spellStart"/>
-      <w:r>
-        <w:rPr>
-          <w:rFonts w:ascii="Times New Roman" w:hAnsi="Times New Roman" w:cs="Times New Roman"/>
-          <w:sz w:val="28"/>
-        </w:rPr>
-        <w:t>Structured</w:t>
-      </w:r>
-      <w:proofErr w:type="spellEnd"/>
-      <w:r>
-        <w:rPr>
-          <w:rFonts w:ascii="Times New Roman" w:hAnsi="Times New Roman" w:cs="Times New Roman"/>
-          <w:sz w:val="28"/>
-        </w:rPr>
-        <w:t> </w:t>
-      </w:r>
-      <w:proofErr w:type="spellStart"/>
-      <w:r>
-        <w:rPr>
-          <w:rFonts w:ascii="Times New Roman" w:hAnsi="Times New Roman" w:cs="Times New Roman"/>
-          <w:sz w:val="28"/>
-        </w:rPr>
-        <w:t>Query</w:t>
-      </w:r>
-      <w:proofErr w:type="spellEnd"/>
-      <w:r>
-        <w:rPr>
-          <w:rFonts w:ascii="Times New Roman" w:hAnsi="Times New Roman" w:cs="Times New Roman"/>
-          <w:sz w:val="28"/>
-        </w:rPr>
-        <w:t> Language — «язык структурированных запросов») — декларативный язык программирования, применяемый для создания, модификации и управления данными в реляционной базе данных, управляемой соответствующей системой управления базами данных.</w:t>
+        <w:t> (аббр. от англ. Structured Query Language — «язык структурированных запросов») — декларативный язык программирования, применяемый для создания, модификации и управления данными в реляционной базе данных, управляемой соответствующей системой управления базами данных.</w:t>
       </w:r>
     </w:p>
     <w:p>
@@ -3188,23 +2977,7 @@
           <w:rFonts w:ascii="Times New Roman" w:hAnsi="Times New Roman" w:cs="Times New Roman"/>
           <w:sz w:val="28"/>
         </w:rPr>
-        <w:t xml:space="preserve">операторы манипуляции данными (Data </w:t>
-      </w:r>
-      <w:proofErr w:type="spellStart"/>
-      <w:r>
-        <w:rPr>
-          <w:rFonts w:ascii="Times New Roman" w:hAnsi="Times New Roman" w:cs="Times New Roman"/>
-          <w:sz w:val="28"/>
-        </w:rPr>
-        <w:t>Manipulation</w:t>
-      </w:r>
-      <w:proofErr w:type="spellEnd"/>
-      <w:r>
-        <w:rPr>
-          <w:rFonts w:ascii="Times New Roman" w:hAnsi="Times New Roman" w:cs="Times New Roman"/>
-          <w:sz w:val="28"/>
-        </w:rPr>
-        <w:t xml:space="preserve"> Language, DML):</w:t>
+        <w:t>операторы манипуляции данными (Data Manipulation Language, DML):</w:t>
       </w:r>
     </w:p>
     <w:p>
@@ -3383,23 +3156,7 @@
           <w:rFonts w:ascii="Times New Roman" w:hAnsi="Times New Roman" w:cs="Times New Roman"/>
           <w:sz w:val="28"/>
         </w:rPr>
-        <w:t>операторы управления транзакциями (</w:t>
-      </w:r>
-      <w:proofErr w:type="spellStart"/>
-      <w:r>
-        <w:rPr>
-          <w:rFonts w:ascii="Times New Roman" w:hAnsi="Times New Roman" w:cs="Times New Roman"/>
-          <w:sz w:val="28"/>
-        </w:rPr>
-        <w:t>Transaction</w:t>
-      </w:r>
-      <w:proofErr w:type="spellEnd"/>
-      <w:r>
-        <w:rPr>
-          <w:rFonts w:ascii="Times New Roman" w:hAnsi="Times New Roman" w:cs="Times New Roman"/>
-          <w:sz w:val="28"/>
-        </w:rPr>
-        <w:t xml:space="preserve"> Control Language, TCL):</w:t>
+        <w:t>операторы управления транзакциями (Transaction Control Language, TCL):</w:t>
       </w:r>
     </w:p>
     <w:p>
@@ -3710,7 +3467,6 @@
         </w:rPr>
         <w:t xml:space="preserve">Получите исходный файл </w:t>
       </w:r>
-      <w:proofErr w:type="spellStart"/>
       <w:r>
         <w:rPr>
           <w:rFonts w:ascii="Times New Roman" w:hAnsi="Times New Roman" w:cs="Times New Roman"/>
@@ -3719,7 +3475,6 @@
         </w:rPr>
         <w:t>drawio</w:t>
       </w:r>
-      <w:proofErr w:type="spellEnd"/>
       <w:r>
         <w:rPr>
           <w:rFonts w:ascii="Times New Roman" w:hAnsi="Times New Roman" w:cs="Times New Roman"/>
@@ -3776,6 +3531,32 @@
           <w:sz w:val="28"/>
         </w:rPr>
       </w:pPr>
+      <w:hyperlink r:id="rId13" w:history="1">
+        <w:r>
+          <w:rPr>
+            <w:rStyle w:val="Hyperlink"/>
+            <w:rFonts w:ascii="Times New Roman" w:hAnsi="Times New Roman" w:cs="Times New Roman"/>
+            <w:sz w:val="28"/>
+          </w:rPr>
+          <w:t>В хорошем каче</w:t>
+        </w:r>
+        <w:r>
+          <w:rPr>
+            <w:rStyle w:val="Hyperlink"/>
+            <w:rFonts w:ascii="Times New Roman" w:hAnsi="Times New Roman" w:cs="Times New Roman"/>
+            <w:sz w:val="28"/>
+          </w:rPr>
+          <w:t>с</w:t>
+        </w:r>
+        <w:r>
+          <w:rPr>
+            <w:rStyle w:val="Hyperlink"/>
+            <w:rFonts w:ascii="Times New Roman" w:hAnsi="Times New Roman" w:cs="Times New Roman"/>
+            <w:sz w:val="28"/>
+          </w:rPr>
+          <w:t>тве</w:t>
+        </w:r>
+      </w:hyperlink>
       <w:r>
         <w:rPr>
           <w:rFonts w:ascii="Times New Roman" w:hAnsi="Times New Roman" w:cs="Times New Roman"/>
@@ -3783,13 +3564,13 @@
           <w:sz w:val="28"/>
         </w:rPr>
         <w:drawing>
-          <wp:anchor distT="0" distB="0" distL="114300" distR="114300" simplePos="0" relativeHeight="251659264" behindDoc="0" locked="0" layoutInCell="1" allowOverlap="1" wp14:anchorId="1E02BB70" wp14:editId="0C64144C">
+          <wp:anchor distT="0" distB="0" distL="114300" distR="114300" simplePos="0" relativeHeight="251659264" behindDoc="0" locked="0" layoutInCell="1" allowOverlap="1" wp14:anchorId="1E02BB70" wp14:editId="11C101D6">
             <wp:simplePos x="0" y="0"/>
             <wp:positionH relativeFrom="column">
               <wp:posOffset>-903605</wp:posOffset>
             </wp:positionH>
             <wp:positionV relativeFrom="paragraph">
-              <wp:posOffset>323274</wp:posOffset>
+              <wp:posOffset>246803</wp:posOffset>
             </wp:positionV>
             <wp:extent cx="7239439" cy="967740"/>
             <wp:effectExtent l="0" t="0" r="0" b="3810"/>
@@ -3808,7 +3589,7 @@
                     </pic:cNvPicPr>
                   </pic:nvPicPr>
                   <pic:blipFill>
-                    <a:blip r:embed="rId13" cstate="print">
+                    <a:blip r:embed="rId14" cstate="print">
                       <a:extLst>
                         <a:ext uri="{28A0092B-C50C-407E-A947-70E740481C1C}">
                           <a14:useLocalDpi xmlns:a14="http://schemas.microsoft.com/office/drawing/2010/main" val="0"/>
@@ -3845,13 +3626,6 @@
           </wp:anchor>
         </w:drawing>
       </w:r>
-      <w:r>
-        <w:rPr>
-          <w:rFonts w:ascii="Times New Roman" w:hAnsi="Times New Roman" w:cs="Times New Roman"/>
-          <w:sz w:val="28"/>
-        </w:rPr>
-        <w:t>В хорошем качестве</w:t>
-      </w:r>
     </w:p>
     <w:p>
       <w:pPr>
@@ -3962,7 +3736,6 @@
         </w:rPr>
         <w:t xml:space="preserve">Для подключения к серверу используйте приложение </w:t>
       </w:r>
-      <w:proofErr w:type="spellStart"/>
       <w:r>
         <w:rPr>
           <w:rFonts w:ascii="Times New Roman" w:hAnsi="Times New Roman" w:cs="Times New Roman"/>
@@ -3971,7 +3744,6 @@
         </w:rPr>
         <w:t>MobaXTerm</w:t>
       </w:r>
-      <w:proofErr w:type="spellEnd"/>
     </w:p>
     <w:p>
       <w:pPr>
@@ -3998,7 +3770,6 @@
           <w:sz w:val="28"/>
         </w:rPr>
       </w:pPr>
-      <w:proofErr w:type="spellStart"/>
       <w:r>
         <w:rPr>
           <w:rFonts w:ascii="Times New Roman" w:hAnsi="Times New Roman" w:cs="Times New Roman"/>
@@ -4008,7 +3779,6 @@
         </w:rPr>
         <w:t>ssh</w:t>
       </w:r>
-      <w:proofErr w:type="spellEnd"/>
       <w:r>
         <w:rPr>
           <w:rFonts w:ascii="Times New Roman" w:hAnsi="Times New Roman" w:cs="Times New Roman"/>
@@ -4084,7 +3854,6 @@
         </w:rPr>
         <w:t xml:space="preserve">После входа на сервер необходимо подключиться к серверу </w:t>
       </w:r>
-      <w:proofErr w:type="spellStart"/>
       <w:r>
         <w:rPr>
           <w:rFonts w:ascii="Times New Roman" w:hAnsi="Times New Roman" w:cs="Times New Roman"/>
@@ -4093,7 +3862,6 @@
         </w:rPr>
         <w:t>MySql</w:t>
       </w:r>
-      <w:proofErr w:type="spellEnd"/>
       <w:r>
         <w:rPr>
           <w:rFonts w:ascii="Times New Roman" w:hAnsi="Times New Roman" w:cs="Times New Roman"/>
@@ -4111,7 +3879,6 @@
           <w:sz w:val="28"/>
         </w:rPr>
       </w:pPr>
-      <w:proofErr w:type="spellStart"/>
       <w:r>
         <w:rPr>
           <w:rFonts w:ascii="Times New Roman" w:hAnsi="Times New Roman" w:cs="Times New Roman"/>
@@ -4121,7 +3888,6 @@
         </w:rPr>
         <w:t>mysql</w:t>
       </w:r>
-      <w:proofErr w:type="spellEnd"/>
       <w:r>
         <w:rPr>
           <w:rFonts w:ascii="Times New Roman" w:hAnsi="Times New Roman" w:cs="Times New Roman"/>
@@ -4147,7 +3913,6 @@
         </w:rPr>
         <w:t xml:space="preserve"> </w:t>
       </w:r>
-      <w:proofErr w:type="spellStart"/>
       <w:r>
         <w:rPr>
           <w:rFonts w:ascii="Times New Roman" w:hAnsi="Times New Roman" w:cs="Times New Roman"/>
@@ -4157,7 +3922,6 @@
         </w:rPr>
         <w:t>rudn</w:t>
       </w:r>
-      <w:proofErr w:type="spellEnd"/>
       <w:r>
         <w:rPr>
           <w:rFonts w:ascii="Times New Roman" w:hAnsi="Times New Roman" w:cs="Times New Roman"/>
@@ -4241,7 +4005,6 @@
         </w:rPr>
         <w:t xml:space="preserve">После подключения к </w:t>
       </w:r>
-      <w:proofErr w:type="spellStart"/>
       <w:r>
         <w:rPr>
           <w:rFonts w:ascii="Times New Roman" w:hAnsi="Times New Roman" w:cs="Times New Roman"/>
@@ -4250,7 +4013,6 @@
         </w:rPr>
         <w:t>mysql</w:t>
       </w:r>
-      <w:proofErr w:type="spellEnd"/>
       <w:r>
         <w:rPr>
           <w:rFonts w:ascii="Times New Roman" w:hAnsi="Times New Roman" w:cs="Times New Roman"/>
@@ -4359,7 +4121,6 @@
         </w:rPr>
         <w:t xml:space="preserve"> </w:t>
       </w:r>
-      <w:proofErr w:type="spellStart"/>
       <w:r>
         <w:rPr>
           <w:rFonts w:ascii="Times New Roman" w:hAnsi="Times New Roman" w:cs="Times New Roman"/>
@@ -4368,7 +4129,6 @@
         </w:rPr>
         <w:t>database</w:t>
       </w:r>
-      <w:proofErr w:type="spellEnd"/>
       <w:r>
         <w:rPr>
           <w:rFonts w:ascii="Times New Roman" w:hAnsi="Times New Roman" w:cs="Times New Roman"/>
@@ -4421,7 +4181,6 @@
         </w:rPr>
         <w:t>=</w:t>
       </w:r>
-      <w:proofErr w:type="spellStart"/>
       <w:r>
         <w:rPr>
           <w:rFonts w:ascii="Times New Roman" w:hAnsi="Times New Roman" w:cs="Times New Roman"/>
@@ -4430,7 +4189,6 @@
         </w:rPr>
         <w:t>utf</w:t>
       </w:r>
-      <w:proofErr w:type="spellEnd"/>
       <w:r>
         <w:rPr>
           <w:rFonts w:ascii="Times New Roman" w:hAnsi="Times New Roman" w:cs="Times New Roman"/>
@@ -4468,7 +4226,6 @@
         </w:rPr>
         <w:t>=</w:t>
       </w:r>
-      <w:proofErr w:type="spellStart"/>
       <w:r>
         <w:rPr>
           <w:rFonts w:ascii="Times New Roman" w:hAnsi="Times New Roman" w:cs="Times New Roman"/>
@@ -4477,7 +4234,6 @@
         </w:rPr>
         <w:t>utf</w:t>
       </w:r>
-      <w:proofErr w:type="spellEnd"/>
       <w:r>
         <w:rPr>
           <w:rFonts w:ascii="Times New Roman" w:hAnsi="Times New Roman" w:cs="Times New Roman"/>
@@ -4649,7 +4405,6 @@
         </w:rPr>
         <w:t>_</w:t>
       </w:r>
-      <w:proofErr w:type="spellStart"/>
       <w:r>
         <w:rPr>
           <w:rFonts w:ascii="Times New Roman" w:hAnsi="Times New Roman" w:cs="Times New Roman"/>
@@ -4658,7 +4413,6 @@
         </w:rPr>
         <w:t>номерстудбилета</w:t>
       </w:r>
-      <w:proofErr w:type="spellEnd"/>
     </w:p>
     <w:p>
       <w:pPr>
@@ -4777,7 +4531,6 @@
         </w:rPr>
         <w:t>_</w:t>
       </w:r>
-      <w:proofErr w:type="spellStart"/>
       <w:r>
         <w:rPr>
           <w:rFonts w:ascii="Times New Roman" w:hAnsi="Times New Roman" w:cs="Times New Roman"/>
@@ -4786,7 +4539,6 @@
         </w:rPr>
         <w:t>номерстудбилета</w:t>
       </w:r>
-      <w:proofErr w:type="spellEnd"/>
       <w:r>
         <w:rPr>
           <w:rFonts w:ascii="Times New Roman" w:hAnsi="Times New Roman" w:cs="Times New Roman"/>
@@ -4837,46 +4589,6 @@
             <wp:extent cx="5940425" cy="2318385"/>
             <wp:effectExtent l="0" t="0" r="3175" b="5715"/>
             <wp:docPr id="6" name="Picture 6"/>
-            <wp:cNvGraphicFramePr>
-              <a:graphicFrameLocks xmlns:a="http://schemas.openxmlformats.org/drawingml/2006/main" noChangeAspect="1"/>
-            </wp:cNvGraphicFramePr>
-            <a:graphic xmlns:a="http://schemas.openxmlformats.org/drawingml/2006/main">
-              <a:graphicData uri="http://schemas.openxmlformats.org/drawingml/2006/picture">
-                <pic:pic xmlns:pic="http://schemas.openxmlformats.org/drawingml/2006/picture">
-                  <pic:nvPicPr>
-                    <pic:cNvPr id="1" name=""/>
-                    <pic:cNvPicPr/>
-                  </pic:nvPicPr>
-                  <pic:blipFill>
-                    <a:blip r:embed="rId14"/>
-                    <a:stretch>
-                      <a:fillRect/>
-                    </a:stretch>
-                  </pic:blipFill>
-                  <pic:spPr>
-                    <a:xfrm>
-                      <a:off x="0" y="0"/>
-                      <a:ext cx="5940425" cy="2318385"/>
-                    </a:xfrm>
-                    <a:prstGeom prst="rect">
-                      <a:avLst/>
-                    </a:prstGeom>
-                  </pic:spPr>
-                </pic:pic>
-              </a:graphicData>
-            </a:graphic>
-          </wp:inline>
-        </w:drawing>
-      </w:r>
-      <w:r>
-        <w:rPr>
-          <w:noProof/>
-        </w:rPr>
-        <w:drawing>
-          <wp:inline distT="0" distB="0" distL="0" distR="0" wp14:anchorId="338CC2BA" wp14:editId="13D76D91">
-            <wp:extent cx="5940425" cy="767080"/>
-            <wp:effectExtent l="0" t="0" r="3175" b="0"/>
-            <wp:docPr id="5" name="Picture 5"/>
             <wp:cNvGraphicFramePr>
               <a:graphicFrameLocks xmlns:a="http://schemas.openxmlformats.org/drawingml/2006/main" noChangeAspect="1"/>
             </wp:cNvGraphicFramePr>
@@ -4896,7 +4608,7 @@
                   <pic:spPr>
                     <a:xfrm>
                       <a:off x="0" y="0"/>
-                      <a:ext cx="5940425" cy="767080"/>
+                      <a:ext cx="5940425" cy="2318385"/>
                     </a:xfrm>
                     <a:prstGeom prst="rect">
                       <a:avLst/>
@@ -4908,28 +4620,15 @@
           </wp:inline>
         </w:drawing>
       </w:r>
-    </w:p>
-    <w:p>
-      <w:pPr>
-        <w:jc w:val="both"/>
-        <w:rPr>
-          <w:rFonts w:ascii="Times New Roman" w:hAnsi="Times New Roman" w:cs="Times New Roman"/>
-          <w:b/>
-          <w:sz w:val="28"/>
-        </w:rPr>
-      </w:pPr>
-      <w:r>
-        <w:rPr>
-          <w:rFonts w:ascii="Times New Roman" w:hAnsi="Times New Roman" w:cs="Times New Roman"/>
-          <w:b/>
+      <w:r>
+        <w:rPr>
           <w:noProof/>
-          <w:sz w:val="28"/>
         </w:rPr>
         <w:drawing>
-          <wp:inline distT="0" distB="0" distL="0" distR="0" wp14:anchorId="17A5158B" wp14:editId="09094E12">
-            <wp:extent cx="5940425" cy="919480"/>
+          <wp:inline distT="0" distB="0" distL="0" distR="0" wp14:anchorId="338CC2BA" wp14:editId="13D76D91">
+            <wp:extent cx="5940425" cy="767080"/>
             <wp:effectExtent l="0" t="0" r="3175" b="0"/>
-            <wp:docPr id="4" name="Picture 4"/>
+            <wp:docPr id="5" name="Picture 5"/>
             <wp:cNvGraphicFramePr>
               <a:graphicFrameLocks xmlns:a="http://schemas.openxmlformats.org/drawingml/2006/main" noChangeAspect="1"/>
             </wp:cNvGraphicFramePr>
@@ -4949,6 +4648,59 @@
                   <pic:spPr>
                     <a:xfrm>
                       <a:off x="0" y="0"/>
+                      <a:ext cx="5940425" cy="767080"/>
+                    </a:xfrm>
+                    <a:prstGeom prst="rect">
+                      <a:avLst/>
+                    </a:prstGeom>
+                  </pic:spPr>
+                </pic:pic>
+              </a:graphicData>
+            </a:graphic>
+          </wp:inline>
+        </w:drawing>
+      </w:r>
+    </w:p>
+    <w:p>
+      <w:pPr>
+        <w:jc w:val="both"/>
+        <w:rPr>
+          <w:rFonts w:ascii="Times New Roman" w:hAnsi="Times New Roman" w:cs="Times New Roman"/>
+          <w:b/>
+          <w:sz w:val="28"/>
+        </w:rPr>
+      </w:pPr>
+      <w:r>
+        <w:rPr>
+          <w:rFonts w:ascii="Times New Roman" w:hAnsi="Times New Roman" w:cs="Times New Roman"/>
+          <w:b/>
+          <w:noProof/>
+          <w:sz w:val="28"/>
+        </w:rPr>
+        <w:drawing>
+          <wp:inline distT="0" distB="0" distL="0" distR="0" wp14:anchorId="17A5158B" wp14:editId="09094E12">
+            <wp:extent cx="5940425" cy="919480"/>
+            <wp:effectExtent l="0" t="0" r="3175" b="0"/>
+            <wp:docPr id="4" name="Picture 4"/>
+            <wp:cNvGraphicFramePr>
+              <a:graphicFrameLocks xmlns:a="http://schemas.openxmlformats.org/drawingml/2006/main" noChangeAspect="1"/>
+            </wp:cNvGraphicFramePr>
+            <a:graphic xmlns:a="http://schemas.openxmlformats.org/drawingml/2006/main">
+              <a:graphicData uri="http://schemas.openxmlformats.org/drawingml/2006/picture">
+                <pic:pic xmlns:pic="http://schemas.openxmlformats.org/drawingml/2006/picture">
+                  <pic:nvPicPr>
+                    <pic:cNvPr id="1" name=""/>
+                    <pic:cNvPicPr/>
+                  </pic:nvPicPr>
+                  <pic:blipFill>
+                    <a:blip r:embed="rId17"/>
+                    <a:stretch>
+                      <a:fillRect/>
+                    </a:stretch>
+                  </pic:blipFill>
+                  <pic:spPr>
+                    <a:xfrm>
+                      <a:off x="0" y="0"/>
                       <a:ext cx="5940425" cy="919480"/>
                     </a:xfrm>
                     <a:prstGeom prst="rect">
@@ -5062,97 +4814,25 @@
           <w:lang w:val="en-US"/>
         </w:rPr>
         <w:br/>
-        <w:t xml:space="preserve">  `</w:t>
-      </w:r>
-      <w:proofErr w:type="spellStart"/>
+        <w:t xml:space="preserve">  `first_name` varchar(255) NOT NULL,</w:t>
+      </w:r>
       <w:r>
         <w:rPr>
           <w:rFonts w:ascii="Times New Roman" w:hAnsi="Times New Roman" w:cs="Times New Roman"/>
           <w:i/>
           <w:lang w:val="en-US"/>
         </w:rPr>
-        <w:t>first_name</w:t>
-      </w:r>
-      <w:proofErr w:type="spellEnd"/>
+        <w:br/>
+        <w:t xml:space="preserve">  `second_name` varchar(255) NOT NULL,</w:t>
+      </w:r>
       <w:r>
         <w:rPr>
           <w:rFonts w:ascii="Times New Roman" w:hAnsi="Times New Roman" w:cs="Times New Roman"/>
           <w:i/>
           <w:lang w:val="en-US"/>
         </w:rPr>
-        <w:t xml:space="preserve">` </w:t>
-      </w:r>
-      <w:proofErr w:type="gramStart"/>
-      <w:r>
-        <w:rPr>
-          <w:rFonts w:ascii="Times New Roman" w:hAnsi="Times New Roman" w:cs="Times New Roman"/>
-          <w:i/>
-          <w:lang w:val="en-US"/>
-        </w:rPr>
-        <w:t>varchar(</w:t>
-      </w:r>
-      <w:proofErr w:type="gramEnd"/>
-      <w:r>
-        <w:rPr>
-          <w:rFonts w:ascii="Times New Roman" w:hAnsi="Times New Roman" w:cs="Times New Roman"/>
-          <w:i/>
-          <w:lang w:val="en-US"/>
-        </w:rPr>
-        <w:t>255) NOT NULL,</w:t>
-      </w:r>
-      <w:r>
-        <w:rPr>
-          <w:rFonts w:ascii="Times New Roman" w:hAnsi="Times New Roman" w:cs="Times New Roman"/>
-          <w:i/>
-          <w:lang w:val="en-US"/>
-        </w:rPr>
         <w:br/>
-        <w:t xml:space="preserve">  `</w:t>
-      </w:r>
-      <w:proofErr w:type="spellStart"/>
-      <w:r>
-        <w:rPr>
-          <w:rFonts w:ascii="Times New Roman" w:hAnsi="Times New Roman" w:cs="Times New Roman"/>
-          <w:i/>
-          <w:lang w:val="en-US"/>
-        </w:rPr>
-        <w:t>second_name</w:t>
-      </w:r>
-      <w:proofErr w:type="spellEnd"/>
-      <w:r>
-        <w:rPr>
-          <w:rFonts w:ascii="Times New Roman" w:hAnsi="Times New Roman" w:cs="Times New Roman"/>
-          <w:i/>
-          <w:lang w:val="en-US"/>
-        </w:rPr>
-        <w:t>` varchar(255) NOT NULL,</w:t>
-      </w:r>
-      <w:r>
-        <w:rPr>
-          <w:rFonts w:ascii="Times New Roman" w:hAnsi="Times New Roman" w:cs="Times New Roman"/>
-          <w:i/>
-          <w:lang w:val="en-US"/>
-        </w:rPr>
-        <w:br/>
-        <w:t xml:space="preserve">  `</w:t>
-      </w:r>
-      <w:proofErr w:type="spellStart"/>
-      <w:r>
-        <w:rPr>
-          <w:rFonts w:ascii="Times New Roman" w:hAnsi="Times New Roman" w:cs="Times New Roman"/>
-          <w:i/>
-          <w:lang w:val="en-US"/>
-        </w:rPr>
-        <w:t>division_id</w:t>
-      </w:r>
-      <w:proofErr w:type="spellEnd"/>
-      <w:r>
-        <w:rPr>
-          <w:rFonts w:ascii="Times New Roman" w:hAnsi="Times New Roman" w:cs="Times New Roman"/>
-          <w:i/>
-          <w:lang w:val="en-US"/>
-        </w:rPr>
-        <w:t>` int DEFAULT NULL,</w:t>
+        <w:t xml:space="preserve">  `division_id` int DEFAULT NULL,</w:t>
       </w:r>
       <w:r>
         <w:rPr>
@@ -5179,25 +4859,7 @@
           <w:lang w:val="en-US"/>
         </w:rPr>
         <w:br/>
-        <w:t>) ENGINE=</w:t>
-      </w:r>
-      <w:proofErr w:type="spellStart"/>
-      <w:r>
-        <w:rPr>
-          <w:rFonts w:ascii="Times New Roman" w:hAnsi="Times New Roman" w:cs="Times New Roman"/>
-          <w:i/>
-          <w:lang w:val="en-US"/>
-        </w:rPr>
-        <w:t>InnoDB</w:t>
-      </w:r>
-      <w:proofErr w:type="spellEnd"/>
-      <w:r>
-        <w:rPr>
-          <w:rFonts w:ascii="Times New Roman" w:hAnsi="Times New Roman" w:cs="Times New Roman"/>
-          <w:i/>
-          <w:lang w:val="en-US"/>
-        </w:rPr>
-        <w:t xml:space="preserve"> DEFAULT CHARSET=utf8mb4 COLLATE=utf8mb4_0900_ai_ci;</w:t>
+        <w:t>) ENGINE=InnoDB DEFAULT CHARSET=utf8mb4 COLLATE=utf8mb4_0900_ai_ci;</w:t>
       </w:r>
     </w:p>
     <w:p>
@@ -5494,7 +5156,6 @@
         </w:rPr>
         <w:t xml:space="preserve">    `name` </w:t>
       </w:r>
-      <w:proofErr w:type="gramStart"/>
       <w:r>
         <w:rPr>
           <w:rFonts w:ascii="Courier New" w:eastAsia="Times New Roman" w:hAnsi="Courier New" w:cs="Courier New"/>
@@ -5514,7 +5175,6 @@
         </w:rPr>
         <w:t>(</w:t>
       </w:r>
-      <w:proofErr w:type="gramEnd"/>
       <w:r>
         <w:rPr>
           <w:rFonts w:ascii="Courier New" w:eastAsia="Times New Roman" w:hAnsi="Courier New" w:cs="Courier New"/>
@@ -5782,25 +5442,14 @@
         </w:rPr>
         <w:t>=</w:t>
       </w:r>
-      <w:proofErr w:type="spellStart"/>
-      <w:r>
-        <w:rPr>
-          <w:rFonts w:ascii="Courier New" w:eastAsia="Times New Roman" w:hAnsi="Courier New" w:cs="Courier New"/>
-          <w:sz w:val="20"/>
-          <w:szCs w:val="20"/>
-          <w:lang w:val="en-US"/>
-        </w:rPr>
-        <w:t>InnoDB</w:t>
-      </w:r>
-      <w:proofErr w:type="spellEnd"/>
-      <w:r>
-        <w:rPr>
-          <w:rFonts w:ascii="Courier New" w:eastAsia="Times New Roman" w:hAnsi="Courier New" w:cs="Courier New"/>
-          <w:sz w:val="20"/>
-          <w:szCs w:val="20"/>
-          <w:lang w:val="en-US"/>
-        </w:rPr>
-        <w:t xml:space="preserve"> </w:t>
+      <w:r>
+        <w:rPr>
+          <w:rFonts w:ascii="Courier New" w:eastAsia="Times New Roman" w:hAnsi="Courier New" w:cs="Courier New"/>
+          <w:sz w:val="20"/>
+          <w:szCs w:val="20"/>
+          <w:lang w:val="en-US"/>
+        </w:rPr>
+        <w:t xml:space="preserve">InnoDB </w:t>
       </w:r>
       <w:r>
         <w:rPr>
@@ -6152,7 +5801,6 @@
         </w:rPr>
         <w:t xml:space="preserve">    `name` </w:t>
       </w:r>
-      <w:proofErr w:type="gramStart"/>
       <w:r>
         <w:rPr>
           <w:rFonts w:ascii="Courier New" w:eastAsia="Times New Roman" w:hAnsi="Courier New" w:cs="Courier New"/>
@@ -6172,7 +5820,6 @@
         </w:rPr>
         <w:t>(</w:t>
       </w:r>
-      <w:proofErr w:type="gramEnd"/>
       <w:r>
         <w:rPr>
           <w:rFonts w:ascii="Courier New" w:eastAsia="Times New Roman" w:hAnsi="Courier New" w:cs="Courier New"/>
@@ -6270,27 +5917,7 @@
           <w:szCs w:val="20"/>
           <w:lang w:val="en-US"/>
         </w:rPr>
-        <w:t xml:space="preserve">    `</w:t>
-      </w:r>
-      <w:proofErr w:type="spellStart"/>
-      <w:r>
-        <w:rPr>
-          <w:rFonts w:ascii="Courier New" w:eastAsia="Times New Roman" w:hAnsi="Courier New" w:cs="Courier New"/>
-          <w:sz w:val="20"/>
-          <w:szCs w:val="20"/>
-          <w:lang w:val="en-US"/>
-        </w:rPr>
-        <w:t>salary_rate</w:t>
-      </w:r>
-      <w:proofErr w:type="spellEnd"/>
-      <w:r>
-        <w:rPr>
-          <w:rFonts w:ascii="Courier New" w:eastAsia="Times New Roman" w:hAnsi="Courier New" w:cs="Courier New"/>
-          <w:sz w:val="20"/>
-          <w:szCs w:val="20"/>
-          <w:lang w:val="en-US"/>
-        </w:rPr>
-        <w:t xml:space="preserve">` </w:t>
+        <w:t xml:space="preserve">    `salary_rate` </w:t>
       </w:r>
       <w:r>
         <w:rPr>
@@ -6469,27 +6096,7 @@
           <w:szCs w:val="20"/>
           <w:lang w:val="en-US"/>
         </w:rPr>
-        <w:t xml:space="preserve"> `</w:t>
-      </w:r>
-      <w:proofErr w:type="spellStart"/>
-      <w:r>
-        <w:rPr>
-          <w:rFonts w:ascii="Courier New" w:eastAsia="Times New Roman" w:hAnsi="Courier New" w:cs="Courier New"/>
-          <w:sz w:val="20"/>
-          <w:szCs w:val="20"/>
-          <w:lang w:val="en-US"/>
-        </w:rPr>
-        <w:t>chk_name_not_empty</w:t>
-      </w:r>
-      <w:proofErr w:type="spellEnd"/>
-      <w:r>
-        <w:rPr>
-          <w:rFonts w:ascii="Courier New" w:eastAsia="Times New Roman" w:hAnsi="Courier New" w:cs="Courier New"/>
-          <w:sz w:val="20"/>
-          <w:szCs w:val="20"/>
-          <w:lang w:val="en-US"/>
-        </w:rPr>
-        <w:t xml:space="preserve">` </w:t>
+        <w:t xml:space="preserve"> `chk_name_not_empty` </w:t>
       </w:r>
       <w:r>
         <w:rPr>
@@ -6607,27 +6214,7 @@
           <w:szCs w:val="20"/>
           <w:lang w:val="en-US"/>
         </w:rPr>
-        <w:t xml:space="preserve"> `</w:t>
-      </w:r>
-      <w:proofErr w:type="spellStart"/>
-      <w:r>
-        <w:rPr>
-          <w:rFonts w:ascii="Courier New" w:eastAsia="Times New Roman" w:hAnsi="Courier New" w:cs="Courier New"/>
-          <w:sz w:val="20"/>
-          <w:szCs w:val="20"/>
-          <w:lang w:val="en-US"/>
-        </w:rPr>
-        <w:t>chk_positive_salary</w:t>
-      </w:r>
-      <w:proofErr w:type="spellEnd"/>
-      <w:r>
-        <w:rPr>
-          <w:rFonts w:ascii="Courier New" w:eastAsia="Times New Roman" w:hAnsi="Courier New" w:cs="Courier New"/>
-          <w:sz w:val="20"/>
-          <w:szCs w:val="20"/>
-          <w:lang w:val="en-US"/>
-        </w:rPr>
-        <w:t xml:space="preserve">` </w:t>
+        <w:t xml:space="preserve"> `chk_positive_salary` </w:t>
       </w:r>
       <w:r>
         <w:rPr>
@@ -6648,27 +6235,7 @@
           <w:szCs w:val="20"/>
           <w:lang w:val="en-US"/>
         </w:rPr>
-        <w:t xml:space="preserve"> (`</w:t>
-      </w:r>
-      <w:proofErr w:type="spellStart"/>
-      <w:r>
-        <w:rPr>
-          <w:rFonts w:ascii="Courier New" w:eastAsia="Times New Roman" w:hAnsi="Courier New" w:cs="Courier New"/>
-          <w:sz w:val="20"/>
-          <w:szCs w:val="20"/>
-          <w:lang w:val="en-US"/>
-        </w:rPr>
-        <w:t>salary_rate</w:t>
-      </w:r>
-      <w:proofErr w:type="spellEnd"/>
-      <w:r>
-        <w:rPr>
-          <w:rFonts w:ascii="Courier New" w:eastAsia="Times New Roman" w:hAnsi="Courier New" w:cs="Courier New"/>
-          <w:sz w:val="20"/>
-          <w:szCs w:val="20"/>
-          <w:lang w:val="en-US"/>
-        </w:rPr>
-        <w:t xml:space="preserve">` </w:t>
+        <w:t xml:space="preserve"> (`salary_rate` </w:t>
       </w:r>
       <w:r>
         <w:rPr>
@@ -6756,25 +6323,14 @@
         </w:rPr>
         <w:t>=</w:t>
       </w:r>
-      <w:proofErr w:type="spellStart"/>
-      <w:r>
-        <w:rPr>
-          <w:rFonts w:ascii="Courier New" w:eastAsia="Times New Roman" w:hAnsi="Courier New" w:cs="Courier New"/>
-          <w:sz w:val="20"/>
-          <w:szCs w:val="20"/>
-          <w:lang w:val="en-US"/>
-        </w:rPr>
-        <w:t>InnoDB</w:t>
-      </w:r>
-      <w:proofErr w:type="spellEnd"/>
-      <w:r>
-        <w:rPr>
-          <w:rFonts w:ascii="Courier New" w:eastAsia="Times New Roman" w:hAnsi="Courier New" w:cs="Courier New"/>
-          <w:sz w:val="20"/>
-          <w:szCs w:val="20"/>
-          <w:lang w:val="en-US"/>
-        </w:rPr>
-        <w:t xml:space="preserve"> </w:t>
+      <w:r>
+        <w:rPr>
+          <w:rFonts w:ascii="Courier New" w:eastAsia="Times New Roman" w:hAnsi="Courier New" w:cs="Courier New"/>
+          <w:sz w:val="20"/>
+          <w:szCs w:val="20"/>
+          <w:lang w:val="en-US"/>
+        </w:rPr>
+        <w:t xml:space="preserve">InnoDB </w:t>
       </w:r>
       <w:r>
         <w:rPr>
@@ -7124,29 +6680,8 @@
           <w:szCs w:val="20"/>
           <w:lang w:val="en-US"/>
         </w:rPr>
-        <w:t xml:space="preserve">    `</w:t>
-      </w:r>
-      <w:proofErr w:type="spellStart"/>
-      <w:r>
-        <w:rPr>
-          <w:rFonts w:ascii="Courier New" w:eastAsia="Times New Roman" w:hAnsi="Courier New" w:cs="Courier New"/>
-          <w:sz w:val="20"/>
-          <w:szCs w:val="20"/>
-          <w:lang w:val="en-US"/>
-        </w:rPr>
-        <w:t>first_name</w:t>
-      </w:r>
-      <w:proofErr w:type="spellEnd"/>
-      <w:r>
-        <w:rPr>
-          <w:rFonts w:ascii="Courier New" w:eastAsia="Times New Roman" w:hAnsi="Courier New" w:cs="Courier New"/>
-          <w:sz w:val="20"/>
-          <w:szCs w:val="20"/>
-          <w:lang w:val="en-US"/>
-        </w:rPr>
-        <w:t xml:space="preserve">` </w:t>
-      </w:r>
-      <w:proofErr w:type="gramStart"/>
+        <w:t xml:space="preserve">    `first_name` </w:t>
+      </w:r>
       <w:r>
         <w:rPr>
           <w:rFonts w:ascii="Courier New" w:eastAsia="Times New Roman" w:hAnsi="Courier New" w:cs="Courier New"/>
@@ -7166,7 +6701,6 @@
         </w:rPr>
         <w:t>(</w:t>
       </w:r>
-      <w:proofErr w:type="gramEnd"/>
       <w:r>
         <w:rPr>
           <w:rFonts w:ascii="Courier New" w:eastAsia="Times New Roman" w:hAnsi="Courier New" w:cs="Courier New"/>
@@ -7266,7 +6800,6 @@
         </w:rPr>
         <w:t xml:space="preserve">    `</w:t>
       </w:r>
-      <w:proofErr w:type="spellStart"/>
       <w:r>
         <w:rPr>
           <w:rFonts w:ascii="Courier New" w:eastAsia="Times New Roman" w:hAnsi="Courier New" w:cs="Courier New"/>
@@ -7283,19 +6816,8 @@
           <w:szCs w:val="20"/>
           <w:lang w:val="en-US"/>
         </w:rPr>
-        <w:t>_name</w:t>
-      </w:r>
-      <w:proofErr w:type="spellEnd"/>
-      <w:r>
-        <w:rPr>
-          <w:rFonts w:ascii="Courier New" w:eastAsia="Times New Roman" w:hAnsi="Courier New" w:cs="Courier New"/>
-          <w:sz w:val="20"/>
-          <w:szCs w:val="20"/>
-          <w:lang w:val="en-US"/>
-        </w:rPr>
-        <w:t xml:space="preserve">` </w:t>
-      </w:r>
-      <w:proofErr w:type="gramStart"/>
+        <w:t xml:space="preserve">_name` </w:t>
+      </w:r>
       <w:r>
         <w:rPr>
           <w:rFonts w:ascii="Courier New" w:eastAsia="Times New Roman" w:hAnsi="Courier New" w:cs="Courier New"/>
@@ -7315,7 +6837,6 @@
         </w:rPr>
         <w:t>(</w:t>
       </w:r>
-      <w:proofErr w:type="gramEnd"/>
       <w:r>
         <w:rPr>
           <w:rFonts w:ascii="Courier New" w:eastAsia="Times New Roman" w:hAnsi="Courier New" w:cs="Courier New"/>
@@ -7413,27 +6934,7 @@
           <w:szCs w:val="20"/>
           <w:lang w:val="en-US"/>
         </w:rPr>
-        <w:t xml:space="preserve">    `</w:t>
-      </w:r>
-      <w:proofErr w:type="spellStart"/>
-      <w:r>
-        <w:rPr>
-          <w:rFonts w:ascii="Courier New" w:eastAsia="Times New Roman" w:hAnsi="Courier New" w:cs="Courier New"/>
-          <w:sz w:val="20"/>
-          <w:szCs w:val="20"/>
-          <w:lang w:val="en-US"/>
-        </w:rPr>
-        <w:t>position_id</w:t>
-      </w:r>
-      <w:proofErr w:type="spellEnd"/>
-      <w:r>
-        <w:rPr>
-          <w:rFonts w:ascii="Courier New" w:eastAsia="Times New Roman" w:hAnsi="Courier New" w:cs="Courier New"/>
-          <w:sz w:val="20"/>
-          <w:szCs w:val="20"/>
-          <w:lang w:val="en-US"/>
-        </w:rPr>
-        <w:t xml:space="preserve">` </w:t>
+        <w:t xml:space="preserve">    `position_id` </w:t>
       </w:r>
       <w:r>
         <w:rPr>
@@ -7612,27 +7113,7 @@
           <w:szCs w:val="20"/>
           <w:lang w:val="en-US"/>
         </w:rPr>
-        <w:t xml:space="preserve"> KEY (`</w:t>
-      </w:r>
-      <w:proofErr w:type="spellStart"/>
-      <w:r>
-        <w:rPr>
-          <w:rFonts w:ascii="Courier New" w:eastAsia="Times New Roman" w:hAnsi="Courier New" w:cs="Courier New"/>
-          <w:sz w:val="20"/>
-          <w:szCs w:val="20"/>
-          <w:lang w:val="en-US"/>
-        </w:rPr>
-        <w:t>position_id</w:t>
-      </w:r>
-      <w:proofErr w:type="spellEnd"/>
-      <w:r>
-        <w:rPr>
-          <w:rFonts w:ascii="Courier New" w:eastAsia="Times New Roman" w:hAnsi="Courier New" w:cs="Courier New"/>
-          <w:sz w:val="20"/>
-          <w:szCs w:val="20"/>
-          <w:lang w:val="en-US"/>
-        </w:rPr>
-        <w:t xml:space="preserve">`) </w:t>
+        <w:t xml:space="preserve"> KEY (`position_id`) </w:t>
       </w:r>
       <w:r>
         <w:rPr>
@@ -7703,25 +7184,14 @@
         </w:rPr>
         <w:t>=</w:t>
       </w:r>
-      <w:proofErr w:type="spellStart"/>
-      <w:r>
-        <w:rPr>
-          <w:rFonts w:ascii="Courier New" w:eastAsia="Times New Roman" w:hAnsi="Courier New" w:cs="Courier New"/>
-          <w:sz w:val="20"/>
-          <w:szCs w:val="20"/>
-          <w:lang w:val="en-US"/>
-        </w:rPr>
-        <w:t>InnoDB</w:t>
-      </w:r>
-      <w:proofErr w:type="spellEnd"/>
-      <w:r>
-        <w:rPr>
-          <w:rFonts w:ascii="Courier New" w:eastAsia="Times New Roman" w:hAnsi="Courier New" w:cs="Courier New"/>
-          <w:sz w:val="20"/>
-          <w:szCs w:val="20"/>
-          <w:lang w:val="en-US"/>
-        </w:rPr>
-        <w:t xml:space="preserve"> </w:t>
+      <w:r>
+        <w:rPr>
+          <w:rFonts w:ascii="Courier New" w:eastAsia="Times New Roman" w:hAnsi="Courier New" w:cs="Courier New"/>
+          <w:sz w:val="20"/>
+          <w:szCs w:val="20"/>
+          <w:lang w:val="en-US"/>
+        </w:rPr>
+        <w:t xml:space="preserve">InnoDB </w:t>
       </w:r>
       <w:r>
         <w:rPr>
@@ -7972,27 +7442,7 @@
           <w:szCs w:val="20"/>
           <w:lang w:val="en-US"/>
         </w:rPr>
-        <w:t xml:space="preserve">    `</w:t>
-      </w:r>
-      <w:proofErr w:type="spellStart"/>
-      <w:r>
-        <w:rPr>
-          <w:rFonts w:ascii="Courier New" w:eastAsia="Times New Roman" w:hAnsi="Courier New" w:cs="Courier New"/>
-          <w:sz w:val="20"/>
-          <w:szCs w:val="20"/>
-          <w:lang w:val="en-US"/>
-        </w:rPr>
-        <w:t>employee_id</w:t>
-      </w:r>
-      <w:proofErr w:type="spellEnd"/>
-      <w:r>
-        <w:rPr>
-          <w:rFonts w:ascii="Courier New" w:eastAsia="Times New Roman" w:hAnsi="Courier New" w:cs="Courier New"/>
-          <w:sz w:val="20"/>
-          <w:szCs w:val="20"/>
-          <w:lang w:val="en-US"/>
-        </w:rPr>
-        <w:t xml:space="preserve">` </w:t>
+        <w:t xml:space="preserve">    `employee_id` </w:t>
       </w:r>
       <w:r>
         <w:rPr>
@@ -8091,27 +7541,7 @@
           <w:szCs w:val="20"/>
           <w:lang w:val="en-US"/>
         </w:rPr>
-        <w:t xml:space="preserve">    `</w:t>
-      </w:r>
-      <w:proofErr w:type="spellStart"/>
-      <w:r>
-        <w:rPr>
-          <w:rFonts w:ascii="Courier New" w:eastAsia="Times New Roman" w:hAnsi="Courier New" w:cs="Courier New"/>
-          <w:sz w:val="20"/>
-          <w:szCs w:val="20"/>
-          <w:lang w:val="en-US"/>
-        </w:rPr>
-        <w:t>work_hours</w:t>
-      </w:r>
-      <w:proofErr w:type="spellEnd"/>
-      <w:r>
-        <w:rPr>
-          <w:rFonts w:ascii="Courier New" w:eastAsia="Times New Roman" w:hAnsi="Courier New" w:cs="Courier New"/>
-          <w:sz w:val="20"/>
-          <w:szCs w:val="20"/>
-          <w:lang w:val="en-US"/>
-        </w:rPr>
-        <w:t xml:space="preserve">` </w:t>
+        <w:t xml:space="preserve">    `work_hours` </w:t>
       </w:r>
       <w:r>
         <w:rPr>
@@ -8349,27 +7779,7 @@
           <w:szCs w:val="20"/>
           <w:lang w:val="en-US"/>
         </w:rPr>
-        <w:t xml:space="preserve"> KEY (`</w:t>
-      </w:r>
-      <w:proofErr w:type="spellStart"/>
-      <w:r>
-        <w:rPr>
-          <w:rFonts w:ascii="Courier New" w:eastAsia="Times New Roman" w:hAnsi="Courier New" w:cs="Courier New"/>
-          <w:sz w:val="20"/>
-          <w:szCs w:val="20"/>
-          <w:lang w:val="en-US"/>
-        </w:rPr>
-        <w:t>employee_id</w:t>
-      </w:r>
-      <w:proofErr w:type="spellEnd"/>
-      <w:r>
-        <w:rPr>
-          <w:rFonts w:ascii="Courier New" w:eastAsia="Times New Roman" w:hAnsi="Courier New" w:cs="Courier New"/>
-          <w:sz w:val="20"/>
-          <w:szCs w:val="20"/>
-          <w:lang w:val="en-US"/>
-        </w:rPr>
-        <w:t>`, `</w:t>
+        <w:t xml:space="preserve"> KEY (`employee_id`, `</w:t>
       </w:r>
       <w:r>
         <w:rPr>
@@ -8447,27 +7857,7 @@
           <w:szCs w:val="20"/>
           <w:lang w:val="en-US"/>
         </w:rPr>
-        <w:t xml:space="preserve"> KEY (`</w:t>
-      </w:r>
-      <w:proofErr w:type="spellStart"/>
-      <w:r>
-        <w:rPr>
-          <w:rFonts w:ascii="Courier New" w:eastAsia="Times New Roman" w:hAnsi="Courier New" w:cs="Courier New"/>
-          <w:sz w:val="20"/>
-          <w:szCs w:val="20"/>
-          <w:lang w:val="en-US"/>
-        </w:rPr>
-        <w:t>employee_id</w:t>
-      </w:r>
-      <w:proofErr w:type="spellEnd"/>
-      <w:r>
-        <w:rPr>
-          <w:rFonts w:ascii="Courier New" w:eastAsia="Times New Roman" w:hAnsi="Courier New" w:cs="Courier New"/>
-          <w:sz w:val="20"/>
-          <w:szCs w:val="20"/>
-          <w:lang w:val="en-US"/>
-        </w:rPr>
-        <w:t xml:space="preserve">`) </w:t>
+        <w:t xml:space="preserve"> KEY (`employee_id`) </w:t>
       </w:r>
       <w:r>
         <w:rPr>
@@ -8547,27 +7937,7 @@
           <w:szCs w:val="20"/>
           <w:lang w:val="en-US"/>
         </w:rPr>
-        <w:t xml:space="preserve"> `</w:t>
-      </w:r>
-      <w:proofErr w:type="spellStart"/>
-      <w:r>
-        <w:rPr>
-          <w:rFonts w:ascii="Courier New" w:eastAsia="Times New Roman" w:hAnsi="Courier New" w:cs="Courier New"/>
-          <w:sz w:val="20"/>
-          <w:szCs w:val="20"/>
-          <w:lang w:val="en-US"/>
-        </w:rPr>
-        <w:t>chk_work_time_limits</w:t>
-      </w:r>
-      <w:proofErr w:type="spellEnd"/>
-      <w:r>
-        <w:rPr>
-          <w:rFonts w:ascii="Courier New" w:eastAsia="Times New Roman" w:hAnsi="Courier New" w:cs="Courier New"/>
-          <w:sz w:val="20"/>
-          <w:szCs w:val="20"/>
-          <w:lang w:val="en-US"/>
-        </w:rPr>
-        <w:t xml:space="preserve">` </w:t>
+        <w:t xml:space="preserve"> `chk_work_time_limits` </w:t>
       </w:r>
       <w:r>
         <w:rPr>
@@ -8588,27 +7958,7 @@
           <w:szCs w:val="20"/>
           <w:lang w:val="en-US"/>
         </w:rPr>
-        <w:t xml:space="preserve"> (`</w:t>
-      </w:r>
-      <w:proofErr w:type="spellStart"/>
-      <w:r>
-        <w:rPr>
-          <w:rFonts w:ascii="Courier New" w:eastAsia="Times New Roman" w:hAnsi="Courier New" w:cs="Courier New"/>
-          <w:sz w:val="20"/>
-          <w:szCs w:val="20"/>
-          <w:lang w:val="en-US"/>
-        </w:rPr>
-        <w:t>work_hours</w:t>
-      </w:r>
-      <w:proofErr w:type="spellEnd"/>
-      <w:r>
-        <w:rPr>
-          <w:rFonts w:ascii="Courier New" w:eastAsia="Times New Roman" w:hAnsi="Courier New" w:cs="Courier New"/>
-          <w:sz w:val="20"/>
-          <w:szCs w:val="20"/>
-          <w:lang w:val="en-US"/>
-        </w:rPr>
-        <w:t xml:space="preserve">` </w:t>
+        <w:t xml:space="preserve"> (`work_hours` </w:t>
       </w:r>
       <w:r>
         <w:rPr>
@@ -8738,25 +8088,14 @@
         </w:rPr>
         <w:t>=</w:t>
       </w:r>
-      <w:proofErr w:type="spellStart"/>
-      <w:r>
-        <w:rPr>
-          <w:rFonts w:ascii="Courier New" w:eastAsia="Times New Roman" w:hAnsi="Courier New" w:cs="Courier New"/>
-          <w:sz w:val="20"/>
-          <w:szCs w:val="20"/>
-          <w:lang w:val="en-US"/>
-        </w:rPr>
-        <w:t>InnoDB</w:t>
-      </w:r>
-      <w:proofErr w:type="spellEnd"/>
-      <w:r>
-        <w:rPr>
-          <w:rFonts w:ascii="Courier New" w:eastAsia="Times New Roman" w:hAnsi="Courier New" w:cs="Courier New"/>
-          <w:sz w:val="20"/>
-          <w:szCs w:val="20"/>
-          <w:lang w:val="en-US"/>
-        </w:rPr>
-        <w:t xml:space="preserve"> </w:t>
+      <w:r>
+        <w:rPr>
+          <w:rFonts w:ascii="Courier New" w:eastAsia="Times New Roman" w:hAnsi="Courier New" w:cs="Courier New"/>
+          <w:sz w:val="20"/>
+          <w:szCs w:val="20"/>
+          <w:lang w:val="en-US"/>
+        </w:rPr>
+        <w:t xml:space="preserve">InnoDB </w:t>
       </w:r>
       <w:r>
         <w:rPr>
@@ -9085,27 +8424,7 @@
           <w:szCs w:val="20"/>
           <w:lang w:val="en-US"/>
         </w:rPr>
-        <w:t xml:space="preserve">    `</w:t>
-      </w:r>
-      <w:proofErr w:type="spellStart"/>
-      <w:r>
-        <w:rPr>
-          <w:rFonts w:ascii="Courier New" w:eastAsia="Times New Roman" w:hAnsi="Courier New" w:cs="Courier New"/>
-          <w:sz w:val="20"/>
-          <w:szCs w:val="20"/>
-          <w:lang w:val="en-US"/>
-        </w:rPr>
-        <w:t>employee_id</w:t>
-      </w:r>
-      <w:proofErr w:type="spellEnd"/>
-      <w:r>
-        <w:rPr>
-          <w:rFonts w:ascii="Courier New" w:eastAsia="Times New Roman" w:hAnsi="Courier New" w:cs="Courier New"/>
-          <w:sz w:val="20"/>
-          <w:szCs w:val="20"/>
-          <w:lang w:val="en-US"/>
-        </w:rPr>
-        <w:t xml:space="preserve">` </w:t>
+        <w:t xml:space="preserve">    `employee_id` </w:t>
       </w:r>
       <w:r>
         <w:rPr>
@@ -9204,27 +8523,7 @@
           <w:szCs w:val="20"/>
           <w:lang w:val="en-US"/>
         </w:rPr>
-        <w:t xml:space="preserve">    `</w:t>
-      </w:r>
-      <w:proofErr w:type="spellStart"/>
-      <w:r>
-        <w:rPr>
-          <w:rFonts w:ascii="Courier New" w:eastAsia="Times New Roman" w:hAnsi="Courier New" w:cs="Courier New"/>
-          <w:sz w:val="20"/>
-          <w:szCs w:val="20"/>
-          <w:lang w:val="en-US"/>
-        </w:rPr>
-        <w:t>total_price</w:t>
-      </w:r>
-      <w:proofErr w:type="spellEnd"/>
-      <w:r>
-        <w:rPr>
-          <w:rFonts w:ascii="Courier New" w:eastAsia="Times New Roman" w:hAnsi="Courier New" w:cs="Courier New"/>
-          <w:sz w:val="20"/>
-          <w:szCs w:val="20"/>
-          <w:lang w:val="en-US"/>
-        </w:rPr>
-        <w:t xml:space="preserve">` </w:t>
+        <w:t xml:space="preserve">    `total_price` </w:t>
       </w:r>
       <w:r>
         <w:rPr>
@@ -9323,27 +8622,7 @@
           <w:szCs w:val="20"/>
           <w:lang w:val="en-US"/>
         </w:rPr>
-        <w:t xml:space="preserve">    `</w:t>
-      </w:r>
-      <w:proofErr w:type="spellStart"/>
-      <w:r>
-        <w:rPr>
-          <w:rFonts w:ascii="Courier New" w:eastAsia="Times New Roman" w:hAnsi="Courier New" w:cs="Courier New"/>
-          <w:sz w:val="20"/>
-          <w:szCs w:val="20"/>
-          <w:lang w:val="en-US"/>
-        </w:rPr>
-        <w:t>date_time</w:t>
-      </w:r>
-      <w:proofErr w:type="spellEnd"/>
-      <w:r>
-        <w:rPr>
-          <w:rFonts w:ascii="Courier New" w:eastAsia="Times New Roman" w:hAnsi="Courier New" w:cs="Courier New"/>
-          <w:sz w:val="20"/>
-          <w:szCs w:val="20"/>
-          <w:lang w:val="en-US"/>
-        </w:rPr>
-        <w:t xml:space="preserve">` datetime </w:t>
+        <w:t xml:space="preserve">    `date_time` datetime </w:t>
       </w:r>
       <w:r>
         <w:rPr>
@@ -9406,27 +8685,7 @@
           <w:szCs w:val="20"/>
           <w:lang w:val="en-US"/>
         </w:rPr>
-        <w:t xml:space="preserve"> </w:t>
-      </w:r>
-      <w:proofErr w:type="gramStart"/>
-      <w:r>
-        <w:rPr>
-          <w:rFonts w:ascii="Courier New" w:eastAsia="Times New Roman" w:hAnsi="Courier New" w:cs="Courier New"/>
-          <w:sz w:val="20"/>
-          <w:szCs w:val="20"/>
-          <w:lang w:val="en-US"/>
-        </w:rPr>
-        <w:t>NOW(</w:t>
-      </w:r>
-      <w:proofErr w:type="gramEnd"/>
-      <w:r>
-        <w:rPr>
-          <w:rFonts w:ascii="Courier New" w:eastAsia="Times New Roman" w:hAnsi="Courier New" w:cs="Courier New"/>
-          <w:sz w:val="20"/>
-          <w:szCs w:val="20"/>
-          <w:lang w:val="en-US"/>
-        </w:rPr>
-        <w:t>),</w:t>
+        <w:t xml:space="preserve"> NOW(),</w:t>
       </w:r>
     </w:p>
     <w:p>
@@ -9485,27 +8744,7 @@
           <w:szCs w:val="20"/>
           <w:lang w:val="en-US"/>
         </w:rPr>
-        <w:t xml:space="preserve"> `</w:t>
-      </w:r>
-      <w:proofErr w:type="spellStart"/>
-      <w:r>
-        <w:rPr>
-          <w:rFonts w:ascii="Courier New" w:eastAsia="Times New Roman" w:hAnsi="Courier New" w:cs="Courier New"/>
-          <w:sz w:val="20"/>
-          <w:szCs w:val="20"/>
-          <w:lang w:val="en-US"/>
-        </w:rPr>
-        <w:t>fk_orders_employee</w:t>
-      </w:r>
-      <w:proofErr w:type="spellEnd"/>
-      <w:r>
-        <w:rPr>
-          <w:rFonts w:ascii="Courier New" w:eastAsia="Times New Roman" w:hAnsi="Courier New" w:cs="Courier New"/>
-          <w:sz w:val="20"/>
-          <w:szCs w:val="20"/>
-          <w:lang w:val="en-US"/>
-        </w:rPr>
-        <w:t xml:space="preserve">` </w:t>
+        <w:t xml:space="preserve"> `fk_orders_employee` </w:t>
       </w:r>
       <w:r>
         <w:rPr>
@@ -9526,27 +8765,7 @@
           <w:szCs w:val="20"/>
           <w:lang w:val="en-US"/>
         </w:rPr>
-        <w:t xml:space="preserve"> KEY (`</w:t>
-      </w:r>
-      <w:proofErr w:type="spellStart"/>
-      <w:r>
-        <w:rPr>
-          <w:rFonts w:ascii="Courier New" w:eastAsia="Times New Roman" w:hAnsi="Courier New" w:cs="Courier New"/>
-          <w:sz w:val="20"/>
-          <w:szCs w:val="20"/>
-          <w:lang w:val="en-US"/>
-        </w:rPr>
-        <w:t>employee_id</w:t>
-      </w:r>
-      <w:proofErr w:type="spellEnd"/>
-      <w:r>
-        <w:rPr>
-          <w:rFonts w:ascii="Courier New" w:eastAsia="Times New Roman" w:hAnsi="Courier New" w:cs="Courier New"/>
-          <w:sz w:val="20"/>
-          <w:szCs w:val="20"/>
-          <w:lang w:val="en-US"/>
-        </w:rPr>
-        <w:t xml:space="preserve">`) </w:t>
+        <w:t xml:space="preserve"> KEY (`employee_id`) </w:t>
       </w:r>
       <w:r>
         <w:rPr>
@@ -9626,27 +8845,7 @@
           <w:szCs w:val="20"/>
           <w:lang w:val="en-US"/>
         </w:rPr>
-        <w:t xml:space="preserve"> `</w:t>
-      </w:r>
-      <w:proofErr w:type="spellStart"/>
-      <w:r>
-        <w:rPr>
-          <w:rFonts w:ascii="Courier New" w:eastAsia="Times New Roman" w:hAnsi="Courier New" w:cs="Courier New"/>
-          <w:sz w:val="20"/>
-          <w:szCs w:val="20"/>
-          <w:lang w:val="en-US"/>
-        </w:rPr>
-        <w:t>chk_total_price</w:t>
-      </w:r>
-      <w:proofErr w:type="spellEnd"/>
-      <w:r>
-        <w:rPr>
-          <w:rFonts w:ascii="Courier New" w:eastAsia="Times New Roman" w:hAnsi="Courier New" w:cs="Courier New"/>
-          <w:sz w:val="20"/>
-          <w:szCs w:val="20"/>
-          <w:lang w:val="en-US"/>
-        </w:rPr>
-        <w:t xml:space="preserve">` </w:t>
+        <w:t xml:space="preserve"> `chk_total_price` </w:t>
       </w:r>
       <w:r>
         <w:rPr>
@@ -9667,27 +8866,7 @@
           <w:szCs w:val="20"/>
           <w:lang w:val="en-US"/>
         </w:rPr>
-        <w:t xml:space="preserve"> (`</w:t>
-      </w:r>
-      <w:proofErr w:type="spellStart"/>
-      <w:r>
-        <w:rPr>
-          <w:rFonts w:ascii="Courier New" w:eastAsia="Times New Roman" w:hAnsi="Courier New" w:cs="Courier New"/>
-          <w:sz w:val="20"/>
-          <w:szCs w:val="20"/>
-          <w:lang w:val="en-US"/>
-        </w:rPr>
-        <w:t>total_price</w:t>
-      </w:r>
-      <w:proofErr w:type="spellEnd"/>
-      <w:r>
-        <w:rPr>
-          <w:rFonts w:ascii="Courier New" w:eastAsia="Times New Roman" w:hAnsi="Courier New" w:cs="Courier New"/>
-          <w:sz w:val="20"/>
-          <w:szCs w:val="20"/>
-          <w:lang w:val="en-US"/>
-        </w:rPr>
-        <w:t xml:space="preserve">` </w:t>
+        <w:t xml:space="preserve"> (`total_price` </w:t>
       </w:r>
       <w:r>
         <w:rPr>
@@ -9775,25 +8954,14 @@
         </w:rPr>
         <w:t>=</w:t>
       </w:r>
-      <w:proofErr w:type="spellStart"/>
-      <w:r>
-        <w:rPr>
-          <w:rFonts w:ascii="Courier New" w:eastAsia="Times New Roman" w:hAnsi="Courier New" w:cs="Courier New"/>
-          <w:sz w:val="20"/>
-          <w:szCs w:val="20"/>
-          <w:lang w:val="en-US"/>
-        </w:rPr>
-        <w:t>InnoDB</w:t>
-      </w:r>
-      <w:proofErr w:type="spellEnd"/>
-      <w:r>
-        <w:rPr>
-          <w:rFonts w:ascii="Courier New" w:eastAsia="Times New Roman" w:hAnsi="Courier New" w:cs="Courier New"/>
-          <w:sz w:val="20"/>
-          <w:szCs w:val="20"/>
-          <w:lang w:val="en-US"/>
-        </w:rPr>
-        <w:t xml:space="preserve"> </w:t>
+      <w:r>
+        <w:rPr>
+          <w:rFonts w:ascii="Courier New" w:eastAsia="Times New Roman" w:hAnsi="Courier New" w:cs="Courier New"/>
+          <w:sz w:val="20"/>
+          <w:szCs w:val="20"/>
+          <w:lang w:val="en-US"/>
+        </w:rPr>
+        <w:t xml:space="preserve">InnoDB </w:t>
       </w:r>
       <w:r>
         <w:rPr>
@@ -10006,27 +9174,7 @@
           <w:szCs w:val="20"/>
           <w:lang w:val="en-US"/>
         </w:rPr>
-        <w:t xml:space="preserve"> `</w:t>
-      </w:r>
-      <w:proofErr w:type="spellStart"/>
-      <w:r>
-        <w:rPr>
-          <w:rFonts w:ascii="Courier New" w:eastAsia="Times New Roman" w:hAnsi="Courier New" w:cs="Courier New"/>
-          <w:sz w:val="20"/>
-          <w:szCs w:val="20"/>
-          <w:lang w:val="en-US"/>
-        </w:rPr>
-        <w:t>orders_goods</w:t>
-      </w:r>
-      <w:proofErr w:type="spellEnd"/>
-      <w:r>
-        <w:rPr>
-          <w:rFonts w:ascii="Courier New" w:eastAsia="Times New Roman" w:hAnsi="Courier New" w:cs="Courier New"/>
-          <w:sz w:val="20"/>
-          <w:szCs w:val="20"/>
-          <w:lang w:val="en-US"/>
-        </w:rPr>
-        <w:t>` (</w:t>
+        <w:t xml:space="preserve"> `orders_goods` (</w:t>
       </w:r>
     </w:p>
     <w:p>
@@ -10064,27 +9212,7 @@
           <w:szCs w:val="20"/>
           <w:lang w:val="en-US"/>
         </w:rPr>
-        <w:t xml:space="preserve">    `</w:t>
-      </w:r>
-      <w:proofErr w:type="spellStart"/>
-      <w:r>
-        <w:rPr>
-          <w:rFonts w:ascii="Courier New" w:eastAsia="Times New Roman" w:hAnsi="Courier New" w:cs="Courier New"/>
-          <w:sz w:val="20"/>
-          <w:szCs w:val="20"/>
-          <w:lang w:val="en-US"/>
-        </w:rPr>
-        <w:t>order_id</w:t>
-      </w:r>
-      <w:proofErr w:type="spellEnd"/>
-      <w:r>
-        <w:rPr>
-          <w:rFonts w:ascii="Courier New" w:eastAsia="Times New Roman" w:hAnsi="Courier New" w:cs="Courier New"/>
-          <w:sz w:val="20"/>
-          <w:szCs w:val="20"/>
-          <w:lang w:val="en-US"/>
-        </w:rPr>
-        <w:t xml:space="preserve">` </w:t>
+        <w:t xml:space="preserve">    `order_id` </w:t>
       </w:r>
       <w:r>
         <w:rPr>
@@ -10183,27 +9311,7 @@
           <w:szCs w:val="20"/>
           <w:lang w:val="en-US"/>
         </w:rPr>
-        <w:t xml:space="preserve">    `</w:t>
-      </w:r>
-      <w:proofErr w:type="spellStart"/>
-      <w:r>
-        <w:rPr>
-          <w:rFonts w:ascii="Courier New" w:eastAsia="Times New Roman" w:hAnsi="Courier New" w:cs="Courier New"/>
-          <w:sz w:val="20"/>
-          <w:szCs w:val="20"/>
-          <w:lang w:val="en-US"/>
-        </w:rPr>
-        <w:t>good_id</w:t>
-      </w:r>
-      <w:proofErr w:type="spellEnd"/>
-      <w:r>
-        <w:rPr>
-          <w:rFonts w:ascii="Courier New" w:eastAsia="Times New Roman" w:hAnsi="Courier New" w:cs="Courier New"/>
-          <w:sz w:val="20"/>
-          <w:szCs w:val="20"/>
-          <w:lang w:val="en-US"/>
-        </w:rPr>
-        <w:t xml:space="preserve">` </w:t>
+        <w:t xml:space="preserve">    `good_id` </w:t>
       </w:r>
       <w:r>
         <w:rPr>
@@ -10462,47 +9570,7 @@
           <w:szCs w:val="20"/>
           <w:lang w:val="en-US"/>
         </w:rPr>
-        <w:t xml:space="preserve"> KEY (`</w:t>
-      </w:r>
-      <w:proofErr w:type="spellStart"/>
-      <w:r>
-        <w:rPr>
-          <w:rFonts w:ascii="Courier New" w:eastAsia="Times New Roman" w:hAnsi="Courier New" w:cs="Courier New"/>
-          <w:sz w:val="20"/>
-          <w:szCs w:val="20"/>
-          <w:lang w:val="en-US"/>
-        </w:rPr>
-        <w:t>order_id</w:t>
-      </w:r>
-      <w:proofErr w:type="spellEnd"/>
-      <w:r>
-        <w:rPr>
-          <w:rFonts w:ascii="Courier New" w:eastAsia="Times New Roman" w:hAnsi="Courier New" w:cs="Courier New"/>
-          <w:sz w:val="20"/>
-          <w:szCs w:val="20"/>
-          <w:lang w:val="en-US"/>
-        </w:rPr>
-        <w:t>`, `</w:t>
-      </w:r>
-      <w:proofErr w:type="spellStart"/>
-      <w:r>
-        <w:rPr>
-          <w:rFonts w:ascii="Courier New" w:eastAsia="Times New Roman" w:hAnsi="Courier New" w:cs="Courier New"/>
-          <w:sz w:val="20"/>
-          <w:szCs w:val="20"/>
-          <w:lang w:val="en-US"/>
-        </w:rPr>
-        <w:t>good_id</w:t>
-      </w:r>
-      <w:proofErr w:type="spellEnd"/>
-      <w:r>
-        <w:rPr>
-          <w:rFonts w:ascii="Courier New" w:eastAsia="Times New Roman" w:hAnsi="Courier New" w:cs="Courier New"/>
-          <w:sz w:val="20"/>
-          <w:szCs w:val="20"/>
-          <w:lang w:val="en-US"/>
-        </w:rPr>
-        <w:t>`),</w:t>
+        <w:t xml:space="preserve"> KEY (`order_id`, `good_id`),</w:t>
       </w:r>
     </w:p>
     <w:p>
@@ -10561,27 +9629,7 @@
           <w:szCs w:val="20"/>
           <w:lang w:val="en-US"/>
         </w:rPr>
-        <w:t xml:space="preserve"> KEY (`</w:t>
-      </w:r>
-      <w:proofErr w:type="spellStart"/>
-      <w:r>
-        <w:rPr>
-          <w:rFonts w:ascii="Courier New" w:eastAsia="Times New Roman" w:hAnsi="Courier New" w:cs="Courier New"/>
-          <w:sz w:val="20"/>
-          <w:szCs w:val="20"/>
-          <w:lang w:val="en-US"/>
-        </w:rPr>
-        <w:t>order_id</w:t>
-      </w:r>
-      <w:proofErr w:type="spellEnd"/>
-      <w:r>
-        <w:rPr>
-          <w:rFonts w:ascii="Courier New" w:eastAsia="Times New Roman" w:hAnsi="Courier New" w:cs="Courier New"/>
-          <w:sz w:val="20"/>
-          <w:szCs w:val="20"/>
-          <w:lang w:val="en-US"/>
-        </w:rPr>
-        <w:t xml:space="preserve">`) </w:t>
+        <w:t xml:space="preserve"> KEY (`order_id`) </w:t>
       </w:r>
       <w:r>
         <w:rPr>
@@ -10661,27 +9709,7 @@
           <w:szCs w:val="20"/>
           <w:lang w:val="en-US"/>
         </w:rPr>
-        <w:t xml:space="preserve"> KEY (`</w:t>
-      </w:r>
-      <w:proofErr w:type="spellStart"/>
-      <w:r>
-        <w:rPr>
-          <w:rFonts w:ascii="Courier New" w:eastAsia="Times New Roman" w:hAnsi="Courier New" w:cs="Courier New"/>
-          <w:sz w:val="20"/>
-          <w:szCs w:val="20"/>
-          <w:lang w:val="en-US"/>
-        </w:rPr>
-        <w:t>good_id</w:t>
-      </w:r>
-      <w:proofErr w:type="spellEnd"/>
-      <w:r>
-        <w:rPr>
-          <w:rFonts w:ascii="Courier New" w:eastAsia="Times New Roman" w:hAnsi="Courier New" w:cs="Courier New"/>
-          <w:sz w:val="20"/>
-          <w:szCs w:val="20"/>
-          <w:lang w:val="en-US"/>
-        </w:rPr>
-        <w:t xml:space="preserve">`) </w:t>
+        <w:t xml:space="preserve"> KEY (`good_id`) </w:t>
       </w:r>
       <w:r>
         <w:rPr>
@@ -10761,27 +9789,7 @@
           <w:szCs w:val="20"/>
           <w:lang w:val="en-US"/>
         </w:rPr>
-        <w:t xml:space="preserve"> `</w:t>
-      </w:r>
-      <w:proofErr w:type="spellStart"/>
-      <w:r>
-        <w:rPr>
-          <w:rFonts w:ascii="Courier New" w:eastAsia="Times New Roman" w:hAnsi="Courier New" w:cs="Courier New"/>
-          <w:sz w:val="20"/>
-          <w:szCs w:val="20"/>
-          <w:lang w:val="en-US"/>
-        </w:rPr>
-        <w:t>chk_quantity_positive</w:t>
-      </w:r>
-      <w:proofErr w:type="spellEnd"/>
-      <w:r>
-        <w:rPr>
-          <w:rFonts w:ascii="Courier New" w:eastAsia="Times New Roman" w:hAnsi="Courier New" w:cs="Courier New"/>
-          <w:sz w:val="20"/>
-          <w:szCs w:val="20"/>
-          <w:lang w:val="en-US"/>
-        </w:rPr>
-        <w:t xml:space="preserve">` </w:t>
+        <w:t xml:space="preserve"> `chk_quantity_positive` </w:t>
       </w:r>
       <w:r>
         <w:rPr>
@@ -10890,25 +9898,14 @@
         </w:rPr>
         <w:t>=</w:t>
       </w:r>
-      <w:proofErr w:type="spellStart"/>
-      <w:r>
-        <w:rPr>
-          <w:rFonts w:ascii="Courier New" w:eastAsia="Times New Roman" w:hAnsi="Courier New" w:cs="Courier New"/>
-          <w:sz w:val="20"/>
-          <w:szCs w:val="20"/>
-          <w:lang w:val="en-US"/>
-        </w:rPr>
-        <w:t>InnoDB</w:t>
-      </w:r>
-      <w:proofErr w:type="spellEnd"/>
-      <w:r>
-        <w:rPr>
-          <w:rFonts w:ascii="Courier New" w:eastAsia="Times New Roman" w:hAnsi="Courier New" w:cs="Courier New"/>
-          <w:sz w:val="20"/>
-          <w:szCs w:val="20"/>
-          <w:lang w:val="en-US"/>
-        </w:rPr>
-        <w:t xml:space="preserve"> </w:t>
+      <w:r>
+        <w:rPr>
+          <w:rFonts w:ascii="Courier New" w:eastAsia="Times New Roman" w:hAnsi="Courier New" w:cs="Courier New"/>
+          <w:sz w:val="20"/>
+          <w:szCs w:val="20"/>
+          <w:lang w:val="en-US"/>
+        </w:rPr>
+        <w:t xml:space="preserve">InnoDB </w:t>
       </w:r>
       <w:r>
         <w:rPr>
@@ -11222,18 +10219,16 @@
           <w:i/>
           <w:lang w:val="en-US"/>
         </w:rPr>
-        <w:t>` ADD CONSTRAINT `</w:t>
-      </w:r>
-      <w:proofErr w:type="spellStart"/>
+        <w:t>` ADD CONSTRAINT `fk-</w:t>
+      </w:r>
       <w:r>
         <w:rPr>
           <w:rFonts w:ascii="Times New Roman" w:hAnsi="Times New Roman" w:cs="Times New Roman"/>
           <w:i/>
           <w:lang w:val="en-US"/>
         </w:rPr>
-        <w:t>fk</w:t>
-      </w:r>
-      <w:proofErr w:type="spellEnd"/>
+        <w:t>employee</w:t>
+      </w:r>
       <w:r>
         <w:rPr>
           <w:rFonts w:ascii="Times New Roman" w:hAnsi="Times New Roman" w:cs="Times New Roman"/>
@@ -11248,7 +10243,7 @@
           <w:i/>
           <w:lang w:val="en-US"/>
         </w:rPr>
-        <w:t>employee</w:t>
+        <w:t>position</w:t>
       </w:r>
       <w:r>
         <w:rPr>
@@ -11256,7 +10251,7 @@
           <w:i/>
           <w:lang w:val="en-US"/>
         </w:rPr>
-        <w:t>-</w:t>
+        <w:t>` FOREIGN KEY (`</w:t>
       </w:r>
       <w:r>
         <w:rPr>
@@ -11272,16 +10267,15 @@
           <w:i/>
           <w:lang w:val="en-US"/>
         </w:rPr>
-        <w:t>` FOREIGN KEY (`</w:t>
-      </w:r>
-      <w:proofErr w:type="spellStart"/>
+        <w:t>_id`) REFERENCES `</w:t>
+      </w:r>
       <w:r>
         <w:rPr>
           <w:rFonts w:ascii="Times New Roman" w:hAnsi="Times New Roman" w:cs="Times New Roman"/>
           <w:i/>
           <w:lang w:val="en-US"/>
         </w:rPr>
-        <w:t>position</w:t>
+        <w:t>positions</w:t>
       </w:r>
       <w:r>
         <w:rPr>
@@ -11289,16 +10283,15 @@
           <w:i/>
           <w:lang w:val="en-US"/>
         </w:rPr>
-        <w:t>_id</w:t>
-      </w:r>
-      <w:proofErr w:type="spellEnd"/>
+        <w:t xml:space="preserve">` (`id`) ON DELETE </w:t>
+      </w:r>
       <w:r>
         <w:rPr>
           <w:rFonts w:ascii="Times New Roman" w:hAnsi="Times New Roman" w:cs="Times New Roman"/>
           <w:i/>
           <w:lang w:val="en-US"/>
         </w:rPr>
-        <w:t>`) REFERENCES `</w:t>
+        <w:t>SET</w:t>
       </w:r>
       <w:r>
         <w:rPr>
@@ -11306,7 +10299,7 @@
           <w:i/>
           <w:lang w:val="en-US"/>
         </w:rPr>
-        <w:t>positions</w:t>
+        <w:t xml:space="preserve"> NULL</w:t>
       </w:r>
       <w:r>
         <w:rPr>
@@ -11314,40 +10307,16 @@
           <w:i/>
           <w:lang w:val="en-US"/>
         </w:rPr>
-        <w:t xml:space="preserve">` (`id`) ON DELETE </w:t>
-      </w:r>
-      <w:r>
+        <w:t xml:space="preserve"> ON UPDATE CASCADE;</w:t>
+      </w:r>
+    </w:p>
+    <w:p>
+      <w:pPr>
         <w:rPr>
           <w:rFonts w:ascii="Times New Roman" w:hAnsi="Times New Roman" w:cs="Times New Roman"/>
           <w:i/>
           <w:lang w:val="en-US"/>
         </w:rPr>
-        <w:t>SET</w:t>
-      </w:r>
-      <w:r>
-        <w:rPr>
-          <w:rFonts w:ascii="Times New Roman" w:hAnsi="Times New Roman" w:cs="Times New Roman"/>
-          <w:i/>
-          <w:lang w:val="en-US"/>
-        </w:rPr>
-        <w:t xml:space="preserve"> NULL</w:t>
-      </w:r>
-      <w:r>
-        <w:rPr>
-          <w:rFonts w:ascii="Times New Roman" w:hAnsi="Times New Roman" w:cs="Times New Roman"/>
-          <w:i/>
-          <w:lang w:val="en-US"/>
-        </w:rPr>
-        <w:t xml:space="preserve"> ON UPDATE CASCADE;</w:t>
-      </w:r>
-    </w:p>
-    <w:p>
-      <w:pPr>
-        <w:rPr>
-          <w:rFonts w:ascii="Times New Roman" w:hAnsi="Times New Roman" w:cs="Times New Roman"/>
-          <w:i/>
-          <w:lang w:val="en-US"/>
-        </w:rPr>
       </w:pPr>
     </w:p>
     <w:p>
@@ -11444,52 +10413,24 @@
           <w:sz w:val="28"/>
           <w:lang w:val="en-GB"/>
         </w:rPr>
-        <w:t xml:space="preserve">orders – </w:t>
-      </w:r>
-      <w:proofErr w:type="spellStart"/>
-      <w:r>
+        <w:t>orders – orders_goods (on delete cascade on update cascade)</w:t>
+      </w:r>
+    </w:p>
+    <w:p>
+      <w:pPr>
         <w:rPr>
           <w:rFonts w:ascii="Times New Roman" w:hAnsi="Times New Roman" w:cs="Times New Roman"/>
           <w:sz w:val="28"/>
           <w:lang w:val="en-GB"/>
         </w:rPr>
-        <w:t>orders_goods</w:t>
-      </w:r>
-      <w:proofErr w:type="spellEnd"/>
+      </w:pPr>
       <w:r>
         <w:rPr>
           <w:rFonts w:ascii="Times New Roman" w:hAnsi="Times New Roman" w:cs="Times New Roman"/>
           <w:sz w:val="28"/>
           <w:lang w:val="en-GB"/>
         </w:rPr>
-        <w:t xml:space="preserve"> (on delete cascade on update cascade)</w:t>
-      </w:r>
-    </w:p>
-    <w:p>
-      <w:pPr>
-        <w:rPr>
-          <w:rFonts w:ascii="Times New Roman" w:hAnsi="Times New Roman" w:cs="Times New Roman"/>
-          <w:sz w:val="28"/>
-          <w:lang w:val="en-GB"/>
-        </w:rPr>
-      </w:pPr>
-      <w:proofErr w:type="spellStart"/>
-      <w:r>
-        <w:rPr>
-          <w:rFonts w:ascii="Times New Roman" w:hAnsi="Times New Roman" w:cs="Times New Roman"/>
-          <w:sz w:val="28"/>
-          <w:lang w:val="en-GB"/>
-        </w:rPr>
-        <w:t>orders_goods</w:t>
-      </w:r>
-      <w:proofErr w:type="spellEnd"/>
-      <w:r>
-        <w:rPr>
-          <w:rFonts w:ascii="Times New Roman" w:hAnsi="Times New Roman" w:cs="Times New Roman"/>
-          <w:sz w:val="28"/>
-          <w:lang w:val="en-GB"/>
-        </w:rPr>
-        <w:t xml:space="preserve"> – goods (on delete restrict on update cascade)</w:t>
+        <w:t>orders_goods – goods (on delete restrict on update cascade)</w:t>
       </w:r>
     </w:p>
     <w:p>
@@ -11563,58 +10504,6 @@
             <wp:extent cx="5940425" cy="1032510"/>
             <wp:effectExtent l="0" t="0" r="3175" b="0"/>
             <wp:docPr id="8" name="Picture 8"/>
-            <wp:cNvGraphicFramePr>
-              <a:graphicFrameLocks xmlns:a="http://schemas.openxmlformats.org/drawingml/2006/main" noChangeAspect="1"/>
-            </wp:cNvGraphicFramePr>
-            <a:graphic xmlns:a="http://schemas.openxmlformats.org/drawingml/2006/main">
-              <a:graphicData uri="http://schemas.openxmlformats.org/drawingml/2006/picture">
-                <pic:pic xmlns:pic="http://schemas.openxmlformats.org/drawingml/2006/picture">
-                  <pic:nvPicPr>
-                    <pic:cNvPr id="1" name=""/>
-                    <pic:cNvPicPr/>
-                  </pic:nvPicPr>
-                  <pic:blipFill>
-                    <a:blip r:embed="rId17"/>
-                    <a:stretch>
-                      <a:fillRect/>
-                    </a:stretch>
-                  </pic:blipFill>
-                  <pic:spPr>
-                    <a:xfrm>
-                      <a:off x="0" y="0"/>
-                      <a:ext cx="5940425" cy="1032510"/>
-                    </a:xfrm>
-                    <a:prstGeom prst="rect">
-                      <a:avLst/>
-                    </a:prstGeom>
-                  </pic:spPr>
-                </pic:pic>
-              </a:graphicData>
-            </a:graphic>
-          </wp:inline>
-        </w:drawing>
-      </w:r>
-    </w:p>
-    <w:p>
-      <w:pPr>
-        <w:rPr>
-          <w:rFonts w:ascii="Times New Roman" w:hAnsi="Times New Roman" w:cs="Times New Roman"/>
-          <w:b/>
-          <w:sz w:val="28"/>
-        </w:rPr>
-      </w:pPr>
-      <w:r>
-        <w:rPr>
-          <w:rFonts w:ascii="Times New Roman" w:hAnsi="Times New Roman" w:cs="Times New Roman"/>
-          <w:b/>
-          <w:noProof/>
-          <w:sz w:val="28"/>
-        </w:rPr>
-        <w:drawing>
-          <wp:inline distT="0" distB="0" distL="0" distR="0" wp14:anchorId="0399EE09" wp14:editId="76532A99">
-            <wp:extent cx="5940425" cy="767080"/>
-            <wp:effectExtent l="0" t="0" r="3175" b="0"/>
-            <wp:docPr id="9" name="Picture 9"/>
             <wp:cNvGraphicFramePr>
               <a:graphicFrameLocks xmlns:a="http://schemas.openxmlformats.org/drawingml/2006/main" noChangeAspect="1"/>
             </wp:cNvGraphicFramePr>
@@ -11634,7 +10523,7 @@
                   <pic:spPr>
                     <a:xfrm>
                       <a:off x="0" y="0"/>
-                      <a:ext cx="5940425" cy="767080"/>
+                      <a:ext cx="5940425" cy="1032510"/>
                     </a:xfrm>
                     <a:prstGeom prst="rect">
                       <a:avLst/>
@@ -11657,13 +10546,16 @@
       </w:pPr>
       <w:r>
         <w:rPr>
+          <w:rFonts w:ascii="Times New Roman" w:hAnsi="Times New Roman" w:cs="Times New Roman"/>
+          <w:b/>
           <w:noProof/>
+          <w:sz w:val="28"/>
         </w:rPr>
         <w:drawing>
-          <wp:inline distT="0" distB="0" distL="0" distR="0" wp14:anchorId="169E7320" wp14:editId="5181E1D4">
-            <wp:extent cx="5940425" cy="885825"/>
-            <wp:effectExtent l="0" t="0" r="3175" b="9525"/>
-            <wp:docPr id="10" name="Picture 10"/>
+          <wp:inline distT="0" distB="0" distL="0" distR="0" wp14:anchorId="0399EE09" wp14:editId="76532A99">
+            <wp:extent cx="5940425" cy="767080"/>
+            <wp:effectExtent l="0" t="0" r="3175" b="0"/>
+            <wp:docPr id="9" name="Picture 9"/>
             <wp:cNvGraphicFramePr>
               <a:graphicFrameLocks xmlns:a="http://schemas.openxmlformats.org/drawingml/2006/main" noChangeAspect="1"/>
             </wp:cNvGraphicFramePr>
@@ -11683,7 +10575,7 @@
                   <pic:spPr>
                     <a:xfrm>
                       <a:off x="0" y="0"/>
-                      <a:ext cx="5940425" cy="885825"/>
+                      <a:ext cx="5940425" cy="767080"/>
                     </a:xfrm>
                     <a:prstGeom prst="rect">
                       <a:avLst/>
@@ -11708,12 +10600,11 @@
         <w:rPr>
           <w:noProof/>
         </w:rPr>
-        <w:lastRenderedPageBreak/>
         <w:drawing>
-          <wp:inline distT="0" distB="0" distL="0" distR="0" wp14:anchorId="33E1541B" wp14:editId="30642B9A">
-            <wp:extent cx="5940425" cy="824230"/>
-            <wp:effectExtent l="0" t="0" r="3175" b="0"/>
-            <wp:docPr id="11" name="Picture 11"/>
+          <wp:inline distT="0" distB="0" distL="0" distR="0" wp14:anchorId="169E7320" wp14:editId="5181E1D4">
+            <wp:extent cx="5940425" cy="885825"/>
+            <wp:effectExtent l="0" t="0" r="3175" b="9525"/>
+            <wp:docPr id="10" name="Picture 10"/>
             <wp:cNvGraphicFramePr>
               <a:graphicFrameLocks xmlns:a="http://schemas.openxmlformats.org/drawingml/2006/main" noChangeAspect="1"/>
             </wp:cNvGraphicFramePr>
@@ -11733,7 +10624,7 @@
                   <pic:spPr>
                     <a:xfrm>
                       <a:off x="0" y="0"/>
-                      <a:ext cx="5940425" cy="824230"/>
+                      <a:ext cx="5940425" cy="885825"/>
                     </a:xfrm>
                     <a:prstGeom prst="rect">
                       <a:avLst/>
@@ -11756,16 +10647,14 @@
       </w:pPr>
       <w:r>
         <w:rPr>
-          <w:rFonts w:ascii="Times New Roman" w:hAnsi="Times New Roman" w:cs="Times New Roman"/>
-          <w:b/>
           <w:noProof/>
-          <w:sz w:val="28"/>
-        </w:rPr>
+        </w:rPr>
+        <w:lastRenderedPageBreak/>
         <w:drawing>
-          <wp:inline distT="0" distB="0" distL="0" distR="0" wp14:anchorId="18ADCDA8" wp14:editId="603FA443">
-            <wp:extent cx="5940425" cy="950595"/>
-            <wp:effectExtent l="0" t="0" r="3175" b="1905"/>
-            <wp:docPr id="12" name="Picture 12"/>
+          <wp:inline distT="0" distB="0" distL="0" distR="0" wp14:anchorId="33E1541B" wp14:editId="30642B9A">
+            <wp:extent cx="5940425" cy="824230"/>
+            <wp:effectExtent l="0" t="0" r="3175" b="0"/>
+            <wp:docPr id="11" name="Picture 11"/>
             <wp:cNvGraphicFramePr>
               <a:graphicFrameLocks xmlns:a="http://schemas.openxmlformats.org/drawingml/2006/main" noChangeAspect="1"/>
             </wp:cNvGraphicFramePr>
@@ -11785,7 +10674,7 @@
                   <pic:spPr>
                     <a:xfrm>
                       <a:off x="0" y="0"/>
-                      <a:ext cx="5940425" cy="950595"/>
+                      <a:ext cx="5940425" cy="824230"/>
                     </a:xfrm>
                     <a:prstGeom prst="rect">
                       <a:avLst/>
@@ -11797,221 +10686,27 @@
           </wp:inline>
         </w:drawing>
       </w:r>
-      <w:r>
-        <w:rPr>
-          <w:rFonts w:ascii="Times New Roman" w:hAnsi="Times New Roman" w:cs="Times New Roman"/>
-          <w:b/>
-          <w:sz w:val="28"/>
-        </w:rPr>
-        <w:br w:type="page"/>
-      </w:r>
-    </w:p>
-    <w:p>
-      <w:pPr>
-        <w:jc w:val="both"/>
-        <w:rPr>
-          <w:rFonts w:ascii="Times New Roman" w:hAnsi="Times New Roman" w:cs="Times New Roman"/>
-          <w:b/>
-          <w:sz w:val="28"/>
-        </w:rPr>
-      </w:pPr>
-      <w:r>
-        <w:rPr>
-          <w:rFonts w:ascii="Times New Roman" w:hAnsi="Times New Roman" w:cs="Times New Roman"/>
-          <w:b/>
-          <w:sz w:val="28"/>
-        </w:rPr>
-        <w:lastRenderedPageBreak/>
-        <w:t>Часть 2.</w:t>
-      </w:r>
-    </w:p>
-    <w:p>
-      <w:pPr>
-        <w:jc w:val="both"/>
-        <w:rPr>
-          <w:rFonts w:ascii="Times New Roman" w:hAnsi="Times New Roman" w:cs="Times New Roman"/>
-          <w:b/>
-          <w:sz w:val="28"/>
-        </w:rPr>
-      </w:pPr>
-      <w:r>
-        <w:rPr>
-          <w:rFonts w:ascii="Times New Roman" w:hAnsi="Times New Roman" w:cs="Times New Roman"/>
-          <w:b/>
-          <w:sz w:val="28"/>
-        </w:rPr>
-        <w:t>2.5 Проверка на наличие ограничений (</w:t>
-      </w:r>
-      <w:r>
-        <w:rPr>
-          <w:rFonts w:ascii="Times New Roman" w:hAnsi="Times New Roman" w:cs="Times New Roman"/>
-          <w:b/>
-          <w:sz w:val="28"/>
-          <w:lang w:val="en-GB"/>
-        </w:rPr>
-        <w:t>constraints</w:t>
-      </w:r>
-      <w:r>
-        <w:rPr>
-          <w:rFonts w:ascii="Times New Roman" w:hAnsi="Times New Roman" w:cs="Times New Roman"/>
-          <w:b/>
-          <w:sz w:val="28"/>
-        </w:rPr>
-        <w:t>)</w:t>
-      </w:r>
-      <w:r>
-        <w:rPr>
-          <w:rFonts w:ascii="Times New Roman" w:hAnsi="Times New Roman" w:cs="Times New Roman"/>
-          <w:b/>
-          <w:sz w:val="28"/>
-        </w:rPr>
-        <w:t xml:space="preserve"> </w:t>
-      </w:r>
-      <w:r>
-        <w:rPr>
-          <w:rFonts w:ascii="Times New Roman" w:hAnsi="Times New Roman" w:cs="Times New Roman"/>
-          <w:b/>
-          <w:sz w:val="28"/>
-        </w:rPr>
-        <w:t>в таблице</w:t>
-      </w:r>
-    </w:p>
-    <w:p>
-      <w:pPr>
-        <w:jc w:val="both"/>
-        <w:rPr>
-          <w:rFonts w:ascii="Times New Roman" w:hAnsi="Times New Roman" w:cs="Times New Roman"/>
-          <w:sz w:val="28"/>
-        </w:rPr>
-      </w:pPr>
-      <w:r>
-        <w:rPr>
-          <w:rFonts w:ascii="Times New Roman" w:hAnsi="Times New Roman" w:cs="Times New Roman"/>
-          <w:sz w:val="28"/>
-        </w:rPr>
-        <w:t xml:space="preserve">С помощью команды </w:t>
-      </w:r>
-      <w:r>
-        <w:rPr>
-          <w:rFonts w:ascii="Times New Roman" w:hAnsi="Times New Roman" w:cs="Times New Roman"/>
-          <w:i/>
-          <w:sz w:val="28"/>
-          <w:lang w:val="en-GB"/>
-        </w:rPr>
-        <w:t>SHOW</w:t>
-      </w:r>
-      <w:r>
-        <w:rPr>
-          <w:rFonts w:ascii="Times New Roman" w:hAnsi="Times New Roman" w:cs="Times New Roman"/>
-          <w:i/>
-          <w:sz w:val="28"/>
-        </w:rPr>
-        <w:t xml:space="preserve"> </w:t>
-      </w:r>
-      <w:r>
-        <w:rPr>
-          <w:rFonts w:ascii="Times New Roman" w:hAnsi="Times New Roman" w:cs="Times New Roman"/>
-          <w:i/>
-          <w:sz w:val="28"/>
-          <w:lang w:val="en-GB"/>
-        </w:rPr>
-        <w:t>CREATE</w:t>
-      </w:r>
-      <w:r>
-        <w:rPr>
-          <w:rFonts w:ascii="Times New Roman" w:hAnsi="Times New Roman" w:cs="Times New Roman"/>
-          <w:i/>
-          <w:sz w:val="28"/>
-        </w:rPr>
-        <w:t xml:space="preserve"> </w:t>
-      </w:r>
-      <w:r>
-        <w:rPr>
-          <w:rFonts w:ascii="Times New Roman" w:hAnsi="Times New Roman" w:cs="Times New Roman"/>
-          <w:i/>
-          <w:sz w:val="28"/>
-          <w:lang w:val="en-GB"/>
-        </w:rPr>
-        <w:t>TABLE</w:t>
-      </w:r>
-      <w:r>
-        <w:rPr>
-          <w:rFonts w:ascii="Times New Roman" w:hAnsi="Times New Roman" w:cs="Times New Roman"/>
-          <w:i/>
-          <w:sz w:val="28"/>
-        </w:rPr>
-        <w:t xml:space="preserve"> `</w:t>
-      </w:r>
-      <w:proofErr w:type="spellStart"/>
-      <w:r>
-        <w:rPr>
-          <w:rFonts w:ascii="Times New Roman" w:hAnsi="Times New Roman" w:cs="Times New Roman"/>
-          <w:i/>
-          <w:sz w:val="28"/>
-        </w:rPr>
-        <w:t>имя_таблицы</w:t>
-      </w:r>
-      <w:proofErr w:type="spellEnd"/>
-      <w:r>
-        <w:rPr>
-          <w:rFonts w:ascii="Times New Roman" w:hAnsi="Times New Roman" w:cs="Times New Roman"/>
-          <w:i/>
-          <w:sz w:val="28"/>
-        </w:rPr>
-        <w:t>`</w:t>
-      </w:r>
-      <w:r>
-        <w:rPr>
-          <w:rFonts w:ascii="Times New Roman" w:hAnsi="Times New Roman" w:cs="Times New Roman"/>
-          <w:i/>
-          <w:sz w:val="28"/>
-        </w:rPr>
-        <w:t xml:space="preserve"> </w:t>
-      </w:r>
-      <w:r>
-        <w:rPr>
-          <w:rFonts w:ascii="Times New Roman" w:hAnsi="Times New Roman" w:cs="Times New Roman"/>
-          <w:sz w:val="28"/>
-        </w:rPr>
-        <w:t>можно посмотреть структуру таблицы и ее ограничения. Выполнить эту команду для всех таблиц в базе данных.</w:t>
-      </w:r>
-    </w:p>
-    <w:p>
-      <w:pPr>
-        <w:jc w:val="both"/>
-        <w:rPr>
-          <w:rFonts w:ascii="Times New Roman" w:hAnsi="Times New Roman" w:cs="Times New Roman"/>
-          <w:b/>
-          <w:sz w:val="28"/>
-        </w:rPr>
-      </w:pPr>
-      <w:r>
-        <w:rPr>
-          <w:rFonts w:ascii="Times New Roman" w:hAnsi="Times New Roman" w:cs="Times New Roman"/>
-          <w:b/>
-          <w:sz w:val="28"/>
-        </w:rPr>
-        <w:t>Решение/команды:</w:t>
-      </w:r>
-    </w:p>
-    <w:p>
-      <w:pPr>
-        <w:rPr>
-          <w:rFonts w:ascii="Times New Roman" w:hAnsi="Times New Roman" w:cs="Times New Roman"/>
-          <w:sz w:val="28"/>
-        </w:rPr>
-      </w:pPr>
-      <w:r>
-        <w:rPr>
-          <w:rFonts w:ascii="Times New Roman" w:hAnsi="Times New Roman" w:cs="Times New Roman"/>
+    </w:p>
+    <w:p>
+      <w:pPr>
+        <w:rPr>
+          <w:rFonts w:ascii="Times New Roman" w:hAnsi="Times New Roman" w:cs="Times New Roman"/>
+          <w:b/>
+          <w:sz w:val="28"/>
+        </w:rPr>
+      </w:pPr>
+      <w:r>
+        <w:rPr>
+          <w:rFonts w:ascii="Times New Roman" w:hAnsi="Times New Roman" w:cs="Times New Roman"/>
+          <w:b/>
           <w:noProof/>
           <w:sz w:val="28"/>
         </w:rPr>
         <w:drawing>
-          <wp:inline distT="0" distB="0" distL="0" distR="0" wp14:anchorId="5CD82453" wp14:editId="0DC344A0">
-            <wp:extent cx="5940425" cy="1729105"/>
-            <wp:effectExtent l="0" t="0" r="3175" b="4445"/>
-            <wp:docPr id="13" name="Picture 13"/>
+          <wp:inline distT="0" distB="0" distL="0" distR="0" wp14:anchorId="18ADCDA8" wp14:editId="603FA443">
+            <wp:extent cx="5940425" cy="950595"/>
+            <wp:effectExtent l="0" t="0" r="3175" b="1905"/>
+            <wp:docPr id="12" name="Picture 12"/>
             <wp:cNvGraphicFramePr>
               <a:graphicFrameLocks xmlns:a="http://schemas.openxmlformats.org/drawingml/2006/main" noChangeAspect="1"/>
             </wp:cNvGraphicFramePr>
@@ -12031,7 +10726,7 @@
                   <pic:spPr>
                     <a:xfrm>
                       <a:off x="0" y="0"/>
-                      <a:ext cx="5940425" cy="1729105"/>
+                      <a:ext cx="5940425" cy="950595"/>
                     </a:xfrm>
                     <a:prstGeom prst="rect">
                       <a:avLst/>
@@ -12043,23 +10738,203 @@
           </wp:inline>
         </w:drawing>
       </w:r>
-    </w:p>
-    <w:p>
-      <w:pPr>
-        <w:rPr>
-          <w:rFonts w:ascii="Times New Roman" w:hAnsi="Times New Roman" w:cs="Times New Roman"/>
-          <w:sz w:val="28"/>
-        </w:rPr>
-      </w:pPr>
-      <w:r>
-        <w:rPr>
+      <w:r>
+        <w:rPr>
+          <w:rFonts w:ascii="Times New Roman" w:hAnsi="Times New Roman" w:cs="Times New Roman"/>
+          <w:b/>
+          <w:sz w:val="28"/>
+        </w:rPr>
+        <w:br w:type="page"/>
+      </w:r>
+    </w:p>
+    <w:p>
+      <w:pPr>
+        <w:jc w:val="both"/>
+        <w:rPr>
+          <w:rFonts w:ascii="Times New Roman" w:hAnsi="Times New Roman" w:cs="Times New Roman"/>
+          <w:b/>
+          <w:sz w:val="28"/>
+        </w:rPr>
+      </w:pPr>
+      <w:r>
+        <w:rPr>
+          <w:rFonts w:ascii="Times New Roman" w:hAnsi="Times New Roman" w:cs="Times New Roman"/>
+          <w:b/>
+          <w:sz w:val="28"/>
+        </w:rPr>
+        <w:lastRenderedPageBreak/>
+        <w:t>Часть 2.</w:t>
+      </w:r>
+    </w:p>
+    <w:p>
+      <w:pPr>
+        <w:jc w:val="both"/>
+        <w:rPr>
+          <w:rFonts w:ascii="Times New Roman" w:hAnsi="Times New Roman" w:cs="Times New Roman"/>
+          <w:b/>
+          <w:sz w:val="28"/>
+        </w:rPr>
+      </w:pPr>
+      <w:r>
+        <w:rPr>
+          <w:rFonts w:ascii="Times New Roman" w:hAnsi="Times New Roman" w:cs="Times New Roman"/>
+          <w:b/>
+          <w:sz w:val="28"/>
+        </w:rPr>
+        <w:t>2.5 Проверка на наличие ограничений (</w:t>
+      </w:r>
+      <w:r>
+        <w:rPr>
+          <w:rFonts w:ascii="Times New Roman" w:hAnsi="Times New Roman" w:cs="Times New Roman"/>
+          <w:b/>
+          <w:sz w:val="28"/>
+          <w:lang w:val="en-GB"/>
+        </w:rPr>
+        <w:t>constraints</w:t>
+      </w:r>
+      <w:r>
+        <w:rPr>
+          <w:rFonts w:ascii="Times New Roman" w:hAnsi="Times New Roman" w:cs="Times New Roman"/>
+          <w:b/>
+          <w:sz w:val="28"/>
+        </w:rPr>
+        <w:t>)</w:t>
+      </w:r>
+      <w:r>
+        <w:rPr>
+          <w:rFonts w:ascii="Times New Roman" w:hAnsi="Times New Roman" w:cs="Times New Roman"/>
+          <w:b/>
+          <w:sz w:val="28"/>
+        </w:rPr>
+        <w:t xml:space="preserve"> </w:t>
+      </w:r>
+      <w:r>
+        <w:rPr>
+          <w:rFonts w:ascii="Times New Roman" w:hAnsi="Times New Roman" w:cs="Times New Roman"/>
+          <w:b/>
+          <w:sz w:val="28"/>
+        </w:rPr>
+        <w:t>в таблице</w:t>
+      </w:r>
+    </w:p>
+    <w:p>
+      <w:pPr>
+        <w:jc w:val="both"/>
+        <w:rPr>
+          <w:rFonts w:ascii="Times New Roman" w:hAnsi="Times New Roman" w:cs="Times New Roman"/>
+          <w:sz w:val="28"/>
+        </w:rPr>
+      </w:pPr>
+      <w:r>
+        <w:rPr>
+          <w:rFonts w:ascii="Times New Roman" w:hAnsi="Times New Roman" w:cs="Times New Roman"/>
+          <w:sz w:val="28"/>
+        </w:rPr>
+        <w:t xml:space="preserve">С помощью команды </w:t>
+      </w:r>
+      <w:r>
+        <w:rPr>
+          <w:rFonts w:ascii="Times New Roman" w:hAnsi="Times New Roman" w:cs="Times New Roman"/>
+          <w:i/>
+          <w:sz w:val="28"/>
+          <w:lang w:val="en-GB"/>
+        </w:rPr>
+        <w:t>SHOW</w:t>
+      </w:r>
+      <w:r>
+        <w:rPr>
+          <w:rFonts w:ascii="Times New Roman" w:hAnsi="Times New Roman" w:cs="Times New Roman"/>
+          <w:i/>
+          <w:sz w:val="28"/>
+        </w:rPr>
+        <w:t xml:space="preserve"> </w:t>
+      </w:r>
+      <w:r>
+        <w:rPr>
+          <w:rFonts w:ascii="Times New Roman" w:hAnsi="Times New Roman" w:cs="Times New Roman"/>
+          <w:i/>
+          <w:sz w:val="28"/>
+          <w:lang w:val="en-GB"/>
+        </w:rPr>
+        <w:t>CREATE</w:t>
+      </w:r>
+      <w:r>
+        <w:rPr>
+          <w:rFonts w:ascii="Times New Roman" w:hAnsi="Times New Roman" w:cs="Times New Roman"/>
+          <w:i/>
+          <w:sz w:val="28"/>
+        </w:rPr>
+        <w:t xml:space="preserve"> </w:t>
+      </w:r>
+      <w:r>
+        <w:rPr>
+          <w:rFonts w:ascii="Times New Roman" w:hAnsi="Times New Roman" w:cs="Times New Roman"/>
+          <w:i/>
+          <w:sz w:val="28"/>
+          <w:lang w:val="en-GB"/>
+        </w:rPr>
+        <w:t>TABLE</w:t>
+      </w:r>
+      <w:r>
+        <w:rPr>
+          <w:rFonts w:ascii="Times New Roman" w:hAnsi="Times New Roman" w:cs="Times New Roman"/>
+          <w:i/>
+          <w:sz w:val="28"/>
+        </w:rPr>
+        <w:t xml:space="preserve"> `имя_таблицы`</w:t>
+      </w:r>
+      <w:r>
+        <w:rPr>
+          <w:rFonts w:ascii="Times New Roman" w:hAnsi="Times New Roman" w:cs="Times New Roman"/>
+          <w:i/>
+          <w:sz w:val="28"/>
+        </w:rPr>
+        <w:t xml:space="preserve"> </w:t>
+      </w:r>
+      <w:r>
+        <w:rPr>
+          <w:rFonts w:ascii="Times New Roman" w:hAnsi="Times New Roman" w:cs="Times New Roman"/>
+          <w:sz w:val="28"/>
+        </w:rPr>
+        <w:t>можно посмотреть структуру таблицы и ее ограничения. Выполнить эту команду для всех таблиц в базе данных.</w:t>
+      </w:r>
+    </w:p>
+    <w:p>
+      <w:pPr>
+        <w:jc w:val="both"/>
+        <w:rPr>
+          <w:rFonts w:ascii="Times New Roman" w:hAnsi="Times New Roman" w:cs="Times New Roman"/>
+          <w:b/>
+          <w:sz w:val="28"/>
+        </w:rPr>
+      </w:pPr>
+      <w:r>
+        <w:rPr>
+          <w:rFonts w:ascii="Times New Roman" w:hAnsi="Times New Roman" w:cs="Times New Roman"/>
+          <w:b/>
+          <w:sz w:val="28"/>
+        </w:rPr>
+        <w:t>Решение/команды:</w:t>
+      </w:r>
+    </w:p>
+    <w:p>
+      <w:pPr>
+        <w:rPr>
+          <w:rFonts w:ascii="Times New Roman" w:hAnsi="Times New Roman" w:cs="Times New Roman"/>
+          <w:sz w:val="28"/>
+        </w:rPr>
+      </w:pPr>
+      <w:r>
+        <w:rPr>
+          <w:rFonts w:ascii="Times New Roman" w:hAnsi="Times New Roman" w:cs="Times New Roman"/>
           <w:noProof/>
+          <w:sz w:val="28"/>
         </w:rPr>
         <w:drawing>
-          <wp:inline distT="0" distB="0" distL="0" distR="0" wp14:anchorId="3BBF557F" wp14:editId="631AE005">
-            <wp:extent cx="5940425" cy="2009775"/>
-            <wp:effectExtent l="0" t="0" r="3175" b="9525"/>
-            <wp:docPr id="14" name="Picture 14"/>
+          <wp:inline distT="0" distB="0" distL="0" distR="0" wp14:anchorId="5CD82453" wp14:editId="0DC344A0">
+            <wp:extent cx="5940425" cy="1729105"/>
+            <wp:effectExtent l="0" t="0" r="3175" b="4445"/>
+            <wp:docPr id="13" name="Picture 13"/>
             <wp:cNvGraphicFramePr>
               <a:graphicFrameLocks xmlns:a="http://schemas.openxmlformats.org/drawingml/2006/main" noChangeAspect="1"/>
             </wp:cNvGraphicFramePr>
@@ -12079,7 +10954,7 @@
                   <pic:spPr>
                     <a:xfrm>
                       <a:off x="0" y="0"/>
-                      <a:ext cx="5940425" cy="2009775"/>
+                      <a:ext cx="5940425" cy="1729105"/>
                     </a:xfrm>
                     <a:prstGeom prst="rect">
                       <a:avLst/>
@@ -12097,20 +10972,17 @@
         <w:rPr>
           <w:rFonts w:ascii="Times New Roman" w:hAnsi="Times New Roman" w:cs="Times New Roman"/>
           <w:sz w:val="28"/>
-          <w:lang w:val="en-US"/>
-        </w:rPr>
-      </w:pPr>
-      <w:r>
-        <w:rPr>
-          <w:rFonts w:ascii="Times New Roman" w:hAnsi="Times New Roman" w:cs="Times New Roman"/>
+        </w:rPr>
+      </w:pPr>
+      <w:r>
+        <w:rPr>
           <w:noProof/>
-          <w:sz w:val="28"/>
         </w:rPr>
         <w:drawing>
-          <wp:inline distT="0" distB="0" distL="0" distR="0" wp14:anchorId="03677EA1" wp14:editId="57F909AA">
-            <wp:extent cx="5940425" cy="2853690"/>
-            <wp:effectExtent l="0" t="0" r="3175" b="3810"/>
-            <wp:docPr id="23" name="Picture 23"/>
+          <wp:inline distT="0" distB="0" distL="0" distR="0" wp14:anchorId="3BBF557F" wp14:editId="631AE005">
+            <wp:extent cx="5940425" cy="2009775"/>
+            <wp:effectExtent l="0" t="0" r="3175" b="9525"/>
+            <wp:docPr id="14" name="Picture 14"/>
             <wp:cNvGraphicFramePr>
               <a:graphicFrameLocks xmlns:a="http://schemas.openxmlformats.org/drawingml/2006/main" noChangeAspect="1"/>
             </wp:cNvGraphicFramePr>
@@ -12130,7 +11002,7 @@
                   <pic:spPr>
                     <a:xfrm>
                       <a:off x="0" y="0"/>
-                      <a:ext cx="5940425" cy="2853690"/>
+                      <a:ext cx="5940425" cy="2009775"/>
                     </a:xfrm>
                     <a:prstGeom prst="rect">
                       <a:avLst/>
@@ -12148,6 +11020,7 @@
         <w:rPr>
           <w:rFonts w:ascii="Times New Roman" w:hAnsi="Times New Roman" w:cs="Times New Roman"/>
           <w:sz w:val="28"/>
+          <w:lang w:val="en-US"/>
         </w:rPr>
       </w:pPr>
       <w:r>
@@ -12156,12 +11029,11 @@
           <w:noProof/>
           <w:sz w:val="28"/>
         </w:rPr>
-        <w:lastRenderedPageBreak/>
         <w:drawing>
-          <wp:inline distT="0" distB="0" distL="0" distR="0" wp14:anchorId="52B28644" wp14:editId="365205E4">
-            <wp:extent cx="5940425" cy="3115310"/>
-            <wp:effectExtent l="0" t="0" r="3175" b="8890"/>
-            <wp:docPr id="17" name="Picture 17"/>
+          <wp:inline distT="0" distB="0" distL="0" distR="0" wp14:anchorId="03677EA1" wp14:editId="57F909AA">
+            <wp:extent cx="5940425" cy="2853690"/>
+            <wp:effectExtent l="0" t="0" r="3175" b="3810"/>
+            <wp:docPr id="23" name="Picture 23"/>
             <wp:cNvGraphicFramePr>
               <a:graphicFrameLocks xmlns:a="http://schemas.openxmlformats.org/drawingml/2006/main" noChangeAspect="1"/>
             </wp:cNvGraphicFramePr>
@@ -12181,7 +11053,7 @@
                   <pic:spPr>
                     <a:xfrm>
                       <a:off x="0" y="0"/>
-                      <a:ext cx="5940425" cy="3115310"/>
+                      <a:ext cx="5940425" cy="2853690"/>
                     </a:xfrm>
                     <a:prstGeom prst="rect">
                       <a:avLst/>
@@ -12207,11 +11079,12 @@
           <w:noProof/>
           <w:sz w:val="28"/>
         </w:rPr>
+        <w:lastRenderedPageBreak/>
         <w:drawing>
-          <wp:inline distT="0" distB="0" distL="0" distR="0" wp14:anchorId="173AD341" wp14:editId="26FC1235">
-            <wp:extent cx="5940425" cy="3208020"/>
-            <wp:effectExtent l="0" t="0" r="3175" b="0"/>
-            <wp:docPr id="18" name="Picture 18"/>
+          <wp:inline distT="0" distB="0" distL="0" distR="0" wp14:anchorId="52B28644" wp14:editId="365205E4">
+            <wp:extent cx="5940425" cy="3115310"/>
+            <wp:effectExtent l="0" t="0" r="3175" b="8890"/>
+            <wp:docPr id="17" name="Picture 17"/>
             <wp:cNvGraphicFramePr>
               <a:graphicFrameLocks xmlns:a="http://schemas.openxmlformats.org/drawingml/2006/main" noChangeAspect="1"/>
             </wp:cNvGraphicFramePr>
@@ -12231,7 +11104,7 @@
                   <pic:spPr>
                     <a:xfrm>
                       <a:off x="0" y="0"/>
-                      <a:ext cx="5940425" cy="3208020"/>
+                      <a:ext cx="5940425" cy="3115310"/>
                     </a:xfrm>
                     <a:prstGeom prst="rect">
                       <a:avLst/>
@@ -12246,157 +11119,9 @@
     </w:p>
     <w:p>
       <w:pPr>
-        <w:jc w:val="both"/>
-        <w:rPr>
-          <w:rFonts w:ascii="Times New Roman" w:hAnsi="Times New Roman" w:cs="Times New Roman"/>
-          <w:b/>
-          <w:sz w:val="28"/>
-        </w:rPr>
-      </w:pPr>
-      <w:r>
-        <w:rPr>
-          <w:rFonts w:ascii="Times New Roman" w:hAnsi="Times New Roman" w:cs="Times New Roman"/>
-          <w:b/>
-          <w:sz w:val="28"/>
-        </w:rPr>
-        <w:t>2.6 Вставка записей в таблицу, нарушающих ограничения</w:t>
-      </w:r>
-    </w:p>
-    <w:p>
-      <w:pPr>
-        <w:jc w:val="both"/>
-        <w:rPr>
-          <w:rFonts w:ascii="Times New Roman" w:hAnsi="Times New Roman" w:cs="Times New Roman"/>
-          <w:sz w:val="28"/>
-        </w:rPr>
-      </w:pPr>
-      <w:r>
-        <w:rPr>
-          <w:rFonts w:ascii="Times New Roman" w:hAnsi="Times New Roman" w:cs="Times New Roman"/>
-          <w:sz w:val="28"/>
-        </w:rPr>
-        <w:t xml:space="preserve">На таблице </w:t>
-      </w:r>
-      <w:r>
-        <w:rPr>
-          <w:rFonts w:ascii="Times New Roman" w:hAnsi="Times New Roman" w:cs="Times New Roman"/>
-          <w:sz w:val="28"/>
-        </w:rPr>
-        <w:t>`</w:t>
-      </w:r>
-      <w:r>
-        <w:rPr>
-          <w:rFonts w:ascii="Times New Roman" w:hAnsi="Times New Roman" w:cs="Times New Roman"/>
-          <w:sz w:val="28"/>
-          <w:lang w:val="en-GB"/>
-        </w:rPr>
-        <w:t>goods</w:t>
-      </w:r>
-      <w:r>
-        <w:rPr>
-          <w:rFonts w:ascii="Times New Roman" w:hAnsi="Times New Roman" w:cs="Times New Roman"/>
-          <w:sz w:val="28"/>
-        </w:rPr>
-        <w:t xml:space="preserve">` </w:t>
-      </w:r>
-      <w:r>
-        <w:rPr>
-          <w:rFonts w:ascii="Times New Roman" w:hAnsi="Times New Roman" w:cs="Times New Roman"/>
-          <w:sz w:val="28"/>
-        </w:rPr>
-        <w:t>выполнить команды вставки значений (</w:t>
-      </w:r>
-      <w:r>
-        <w:rPr>
-          <w:rFonts w:ascii="Times New Roman" w:hAnsi="Times New Roman" w:cs="Times New Roman"/>
-          <w:sz w:val="28"/>
-          <w:lang w:val="en-GB"/>
-        </w:rPr>
-        <w:t>INSERT</w:t>
-      </w:r>
-      <w:r>
-        <w:rPr>
-          <w:rFonts w:ascii="Times New Roman" w:hAnsi="Times New Roman" w:cs="Times New Roman"/>
-          <w:sz w:val="28"/>
-        </w:rPr>
-        <w:t xml:space="preserve"> </w:t>
-      </w:r>
-      <w:r>
-        <w:rPr>
-          <w:rFonts w:ascii="Times New Roman" w:hAnsi="Times New Roman" w:cs="Times New Roman"/>
-          <w:sz w:val="28"/>
-          <w:lang w:val="en-GB"/>
-        </w:rPr>
-        <w:t>INTO</w:t>
-      </w:r>
-      <w:r>
-        <w:rPr>
-          <w:rFonts w:ascii="Times New Roman" w:hAnsi="Times New Roman" w:cs="Times New Roman"/>
-          <w:sz w:val="28"/>
-        </w:rPr>
-        <w:t xml:space="preserve"> …</w:t>
-      </w:r>
-      <w:r>
-        <w:rPr>
-          <w:rFonts w:ascii="Times New Roman" w:hAnsi="Times New Roman" w:cs="Times New Roman"/>
-          <w:sz w:val="28"/>
-        </w:rPr>
-        <w:t>), которые нарушают установленные ограничения на таблицу.</w:t>
-      </w:r>
-      <w:r>
-        <w:rPr>
-          <w:rFonts w:ascii="Times New Roman" w:hAnsi="Times New Roman" w:cs="Times New Roman"/>
-          <w:sz w:val="28"/>
-        </w:rPr>
-        <w:t xml:space="preserve"> </w:t>
-      </w:r>
-      <w:proofErr w:type="spellStart"/>
-      <w:r>
-        <w:rPr>
-          <w:rFonts w:ascii="Times New Roman" w:hAnsi="Times New Roman" w:cs="Times New Roman"/>
-          <w:sz w:val="28"/>
-        </w:rPr>
-        <w:t>Т.о</w:t>
-      </w:r>
-      <w:proofErr w:type="spellEnd"/>
-      <w:r>
-        <w:rPr>
-          <w:rFonts w:ascii="Times New Roman" w:hAnsi="Times New Roman" w:cs="Times New Roman"/>
-          <w:sz w:val="28"/>
-        </w:rPr>
-        <w:t>. все операции должны быть завершены неудачно</w:t>
-      </w:r>
-    </w:p>
-    <w:p>
-      <w:pPr>
-        <w:pStyle w:val="ListParagraph"/>
-        <w:numPr>
-          <w:ilvl w:val="0"/>
-          <w:numId w:val="21"/>
-        </w:numPr>
-        <w:jc w:val="both"/>
-        <w:rPr>
-          <w:rFonts w:ascii="Times New Roman" w:hAnsi="Times New Roman" w:cs="Times New Roman"/>
-          <w:sz w:val="28"/>
-          <w:lang w:val="en-GB"/>
-        </w:rPr>
-      </w:pPr>
-      <w:r>
-        <w:rPr>
-          <w:rFonts w:ascii="Times New Roman" w:hAnsi="Times New Roman" w:cs="Times New Roman"/>
-          <w:sz w:val="28"/>
-          <w:lang w:val="en-GB"/>
-        </w:rPr>
-        <w:t>price &lt; 0</w:t>
-      </w:r>
-    </w:p>
-    <w:p>
-      <w:pPr>
-        <w:jc w:val="both"/>
-        <w:rPr>
-          <w:rFonts w:ascii="Times New Roman" w:hAnsi="Times New Roman" w:cs="Times New Roman"/>
-          <w:sz w:val="28"/>
-          <w:lang w:val="en-GB"/>
+        <w:rPr>
+          <w:rFonts w:ascii="Times New Roman" w:hAnsi="Times New Roman" w:cs="Times New Roman"/>
+          <w:sz w:val="28"/>
         </w:rPr>
       </w:pPr>
       <w:r>
@@ -12404,13 +11129,12 @@
           <w:rFonts w:ascii="Times New Roman" w:hAnsi="Times New Roman" w:cs="Times New Roman"/>
           <w:noProof/>
           <w:sz w:val="28"/>
-          <w:lang w:val="en-GB"/>
         </w:rPr>
         <w:drawing>
-          <wp:inline distT="0" distB="0" distL="0" distR="0" wp14:anchorId="52BB5A53" wp14:editId="68B5E2A8">
-            <wp:extent cx="5940425" cy="577215"/>
+          <wp:inline distT="0" distB="0" distL="0" distR="0" wp14:anchorId="173AD341" wp14:editId="26FC1235">
+            <wp:extent cx="5940425" cy="3208020"/>
             <wp:effectExtent l="0" t="0" r="3175" b="0"/>
-            <wp:docPr id="19" name="Picture 19"/>
+            <wp:docPr id="18" name="Picture 18"/>
             <wp:cNvGraphicFramePr>
               <a:graphicFrameLocks xmlns:a="http://schemas.openxmlformats.org/drawingml/2006/main" noChangeAspect="1"/>
             </wp:cNvGraphicFramePr>
@@ -12430,7 +11154,7 @@
                   <pic:spPr>
                     <a:xfrm>
                       <a:off x="0" y="0"/>
-                      <a:ext cx="5940425" cy="577215"/>
+                      <a:ext cx="5940425" cy="3208020"/>
                     </a:xfrm>
                     <a:prstGeom prst="rect">
                       <a:avLst/>
@@ -12445,6 +11169,113 @@
     </w:p>
     <w:p>
       <w:pPr>
+        <w:jc w:val="both"/>
+        <w:rPr>
+          <w:rFonts w:ascii="Times New Roman" w:hAnsi="Times New Roman" w:cs="Times New Roman"/>
+          <w:b/>
+          <w:sz w:val="28"/>
+        </w:rPr>
+      </w:pPr>
+      <w:r>
+        <w:rPr>
+          <w:rFonts w:ascii="Times New Roman" w:hAnsi="Times New Roman" w:cs="Times New Roman"/>
+          <w:b/>
+          <w:sz w:val="28"/>
+        </w:rPr>
+        <w:t>2.6 Вставка записей в таблицу, нарушающих ограничения</w:t>
+      </w:r>
+    </w:p>
+    <w:p>
+      <w:pPr>
+        <w:jc w:val="both"/>
+        <w:rPr>
+          <w:rFonts w:ascii="Times New Roman" w:hAnsi="Times New Roman" w:cs="Times New Roman"/>
+          <w:sz w:val="28"/>
+        </w:rPr>
+      </w:pPr>
+      <w:r>
+        <w:rPr>
+          <w:rFonts w:ascii="Times New Roman" w:hAnsi="Times New Roman" w:cs="Times New Roman"/>
+          <w:sz w:val="28"/>
+        </w:rPr>
+        <w:t xml:space="preserve">На таблице </w:t>
+      </w:r>
+      <w:r>
+        <w:rPr>
+          <w:rFonts w:ascii="Times New Roman" w:hAnsi="Times New Roman" w:cs="Times New Roman"/>
+          <w:sz w:val="28"/>
+        </w:rPr>
+        <w:t>`</w:t>
+      </w:r>
+      <w:r>
+        <w:rPr>
+          <w:rFonts w:ascii="Times New Roman" w:hAnsi="Times New Roman" w:cs="Times New Roman"/>
+          <w:sz w:val="28"/>
+          <w:lang w:val="en-GB"/>
+        </w:rPr>
+        <w:t>goods</w:t>
+      </w:r>
+      <w:r>
+        <w:rPr>
+          <w:rFonts w:ascii="Times New Roman" w:hAnsi="Times New Roman" w:cs="Times New Roman"/>
+          <w:sz w:val="28"/>
+        </w:rPr>
+        <w:t xml:space="preserve">` </w:t>
+      </w:r>
+      <w:r>
+        <w:rPr>
+          <w:rFonts w:ascii="Times New Roman" w:hAnsi="Times New Roman" w:cs="Times New Roman"/>
+          <w:sz w:val="28"/>
+        </w:rPr>
+        <w:t>выполнить команды вставки значений (</w:t>
+      </w:r>
+      <w:r>
+        <w:rPr>
+          <w:rFonts w:ascii="Times New Roman" w:hAnsi="Times New Roman" w:cs="Times New Roman"/>
+          <w:sz w:val="28"/>
+          <w:lang w:val="en-GB"/>
+        </w:rPr>
+        <w:t>INSERT</w:t>
+      </w:r>
+      <w:r>
+        <w:rPr>
+          <w:rFonts w:ascii="Times New Roman" w:hAnsi="Times New Roman" w:cs="Times New Roman"/>
+          <w:sz w:val="28"/>
+        </w:rPr>
+        <w:t xml:space="preserve"> </w:t>
+      </w:r>
+      <w:r>
+        <w:rPr>
+          <w:rFonts w:ascii="Times New Roman" w:hAnsi="Times New Roman" w:cs="Times New Roman"/>
+          <w:sz w:val="28"/>
+          <w:lang w:val="en-GB"/>
+        </w:rPr>
+        <w:t>INTO</w:t>
+      </w:r>
+      <w:r>
+        <w:rPr>
+          <w:rFonts w:ascii="Times New Roman" w:hAnsi="Times New Roman" w:cs="Times New Roman"/>
+          <w:sz w:val="28"/>
+        </w:rPr>
+        <w:t xml:space="preserve"> …</w:t>
+      </w:r>
+      <w:r>
+        <w:rPr>
+          <w:rFonts w:ascii="Times New Roman" w:hAnsi="Times New Roman" w:cs="Times New Roman"/>
+          <w:sz w:val="28"/>
+        </w:rPr>
+        <w:t>), которые нарушают установленные ограничения на таблицу.</w:t>
+      </w:r>
+      <w:r>
+        <w:rPr>
+          <w:rFonts w:ascii="Times New Roman" w:hAnsi="Times New Roman" w:cs="Times New Roman"/>
+          <w:sz w:val="28"/>
+        </w:rPr>
+        <w:t xml:space="preserve"> Т.о. все операции должны быть завершены неудачно</w:t>
+      </w:r>
+    </w:p>
+    <w:p>
+      <w:pPr>
         <w:pStyle w:val="ListParagraph"/>
         <w:numPr>
           <w:ilvl w:val="0"/>
@@ -12461,16 +11292,9 @@
         <w:rPr>
           <w:rFonts w:ascii="Times New Roman" w:hAnsi="Times New Roman" w:cs="Times New Roman"/>
           <w:sz w:val="28"/>
-        </w:rPr>
-        <w:t xml:space="preserve">Не передан </w:t>
-      </w:r>
-      <w:r>
-        <w:rPr>
-          <w:rFonts w:ascii="Times New Roman" w:hAnsi="Times New Roman" w:cs="Times New Roman"/>
-          <w:sz w:val="28"/>
           <w:lang w:val="en-GB"/>
         </w:rPr>
-        <w:t>price</w:t>
+        <w:t>price &lt; 0</w:t>
       </w:r>
     </w:p>
     <w:p>
@@ -12489,12 +11313,11 @@
           <w:sz w:val="28"/>
           <w:lang w:val="en-GB"/>
         </w:rPr>
-        <w:lastRenderedPageBreak/>
         <w:drawing>
-          <wp:inline distT="0" distB="0" distL="0" distR="0" wp14:anchorId="4C3D53DC" wp14:editId="30BB39FE">
-            <wp:extent cx="5940425" cy="337820"/>
-            <wp:effectExtent l="0" t="0" r="3175" b="5080"/>
-            <wp:docPr id="20" name="Picture 20"/>
+          <wp:inline distT="0" distB="0" distL="0" distR="0" wp14:anchorId="52BB5A53" wp14:editId="68B5E2A8">
+            <wp:extent cx="5940425" cy="577215"/>
+            <wp:effectExtent l="0" t="0" r="3175" b="0"/>
+            <wp:docPr id="19" name="Picture 19"/>
             <wp:cNvGraphicFramePr>
               <a:graphicFrameLocks xmlns:a="http://schemas.openxmlformats.org/drawingml/2006/main" noChangeAspect="1"/>
             </wp:cNvGraphicFramePr>
@@ -12514,7 +11337,7 @@
                   <pic:spPr>
                     <a:xfrm>
                       <a:off x="0" y="0"/>
-                      <a:ext cx="5940425" cy="337820"/>
+                      <a:ext cx="5940425" cy="577215"/>
                     </a:xfrm>
                     <a:prstGeom prst="rect">
                       <a:avLst/>
@@ -12545,25 +11368,25 @@
         <w:rPr>
           <w:rFonts w:ascii="Times New Roman" w:hAnsi="Times New Roman" w:cs="Times New Roman"/>
           <w:sz w:val="28"/>
+        </w:rPr>
+        <w:t xml:space="preserve">Не передан </w:t>
+      </w:r>
+      <w:r>
+        <w:rPr>
+          <w:rFonts w:ascii="Times New Roman" w:hAnsi="Times New Roman" w:cs="Times New Roman"/>
+          <w:sz w:val="28"/>
           <w:lang w:val="en-GB"/>
         </w:rPr>
-        <w:t xml:space="preserve">name </w:t>
-      </w:r>
-      <w:r>
-        <w:rPr>
-          <w:rFonts w:ascii="Times New Roman" w:hAnsi="Times New Roman" w:cs="Times New Roman"/>
-          <w:sz w:val="28"/>
-        </w:rPr>
-        <w:t>не уникален</w:t>
-      </w:r>
-    </w:p>
-    <w:p>
-      <w:pPr>
-        <w:jc w:val="both"/>
-        <w:rPr>
-          <w:rFonts w:ascii="Times New Roman" w:hAnsi="Times New Roman" w:cs="Times New Roman"/>
-          <w:sz w:val="28"/>
-          <w:lang w:val="en-US"/>
+        <w:t>price</w:t>
+      </w:r>
+    </w:p>
+    <w:p>
+      <w:pPr>
+        <w:jc w:val="both"/>
+        <w:rPr>
+          <w:rFonts w:ascii="Times New Roman" w:hAnsi="Times New Roman" w:cs="Times New Roman"/>
+          <w:sz w:val="28"/>
+          <w:lang w:val="en-GB"/>
         </w:rPr>
       </w:pPr>
       <w:r>
@@ -12573,11 +11396,12 @@
           <w:sz w:val="28"/>
           <w:lang w:val="en-GB"/>
         </w:rPr>
+        <w:lastRenderedPageBreak/>
         <w:drawing>
-          <wp:inline distT="0" distB="0" distL="0" distR="0" wp14:anchorId="30EC9700" wp14:editId="1FBE95F0">
-            <wp:extent cx="5940425" cy="975995"/>
-            <wp:effectExtent l="0" t="0" r="3175" b="0"/>
-            <wp:docPr id="21" name="Picture 21"/>
+          <wp:inline distT="0" distB="0" distL="0" distR="0" wp14:anchorId="4C3D53DC" wp14:editId="30BB39FE">
+            <wp:extent cx="5940425" cy="337820"/>
+            <wp:effectExtent l="0" t="0" r="3175" b="5080"/>
+            <wp:docPr id="20" name="Picture 20"/>
             <wp:cNvGraphicFramePr>
               <a:graphicFrameLocks xmlns:a="http://schemas.openxmlformats.org/drawingml/2006/main" noChangeAspect="1"/>
             </wp:cNvGraphicFramePr>
@@ -12597,7 +11421,7 @@
                   <pic:spPr>
                     <a:xfrm>
                       <a:off x="0" y="0"/>
-                      <a:ext cx="5940425" cy="975995"/>
+                      <a:ext cx="5940425" cy="337820"/>
                     </a:xfrm>
                     <a:prstGeom prst="rect">
                       <a:avLst/>
@@ -12630,42 +11454,37 @@
           <w:sz w:val="28"/>
           <w:lang w:val="en-GB"/>
         </w:rPr>
-        <w:t xml:space="preserve">name – </w:t>
-      </w:r>
-      <w:r>
-        <w:rPr>
-          <w:rFonts w:ascii="Times New Roman" w:hAnsi="Times New Roman" w:cs="Times New Roman"/>
-          <w:sz w:val="28"/>
-        </w:rPr>
-        <w:t xml:space="preserve">пустая строка </w:t>
-      </w:r>
-      <w:r>
-        <w:rPr>
-          <w:rFonts w:ascii="Times New Roman" w:hAnsi="Times New Roman" w:cs="Times New Roman"/>
+        <w:t xml:space="preserve">name </w:t>
+      </w:r>
+      <w:r>
+        <w:rPr>
+          <w:rFonts w:ascii="Times New Roman" w:hAnsi="Times New Roman" w:cs="Times New Roman"/>
+          <w:sz w:val="28"/>
+        </w:rPr>
+        <w:t>не уникален</w:t>
+      </w:r>
+    </w:p>
+    <w:p>
+      <w:pPr>
+        <w:jc w:val="both"/>
+        <w:rPr>
+          <w:rFonts w:ascii="Times New Roman" w:hAnsi="Times New Roman" w:cs="Times New Roman"/>
+          <w:sz w:val="28"/>
+          <w:lang w:val="en-US"/>
+        </w:rPr>
+      </w:pPr>
+      <w:r>
+        <w:rPr>
+          <w:rFonts w:ascii="Times New Roman" w:hAnsi="Times New Roman" w:cs="Times New Roman"/>
+          <w:noProof/>
           <w:sz w:val="28"/>
           <w:lang w:val="en-GB"/>
         </w:rPr>
-        <w:t>“”</w:t>
-      </w:r>
-    </w:p>
-    <w:p>
-      <w:pPr>
-        <w:rPr>
-          <w:rFonts w:ascii="Times New Roman" w:hAnsi="Times New Roman" w:cs="Times New Roman"/>
-          <w:sz w:val="28"/>
-        </w:rPr>
-      </w:pPr>
-      <w:r>
-        <w:rPr>
-          <w:rFonts w:ascii="Times New Roman" w:hAnsi="Times New Roman" w:cs="Times New Roman"/>
-          <w:noProof/>
-          <w:sz w:val="28"/>
-        </w:rPr>
         <w:drawing>
-          <wp:inline distT="0" distB="0" distL="0" distR="0" wp14:anchorId="710093D5" wp14:editId="4E6E93A6">
-            <wp:extent cx="5940425" cy="709295"/>
+          <wp:inline distT="0" distB="0" distL="0" distR="0" wp14:anchorId="30EC9700" wp14:editId="1FBE95F0">
+            <wp:extent cx="5940425" cy="975995"/>
             <wp:effectExtent l="0" t="0" r="3175" b="0"/>
-            <wp:docPr id="22" name="Picture 22"/>
+            <wp:docPr id="21" name="Picture 21"/>
             <wp:cNvGraphicFramePr>
               <a:graphicFrameLocks xmlns:a="http://schemas.openxmlformats.org/drawingml/2006/main" noChangeAspect="1"/>
             </wp:cNvGraphicFramePr>
@@ -12685,7 +11504,7 @@
                   <pic:spPr>
                     <a:xfrm>
                       <a:off x="0" y="0"/>
-                      <a:ext cx="5940425" cy="709295"/>
+                      <a:ext cx="5940425" cy="975995"/>
                     </a:xfrm>
                     <a:prstGeom prst="rect">
                       <a:avLst/>
@@ -12700,200 +11519,44 @@
     </w:p>
     <w:p>
       <w:pPr>
-        <w:rPr>
-          <w:rFonts w:ascii="Times New Roman" w:hAnsi="Times New Roman" w:cs="Times New Roman"/>
-          <w:sz w:val="28"/>
-        </w:rPr>
-      </w:pPr>
-    </w:p>
-    <w:p>
-      <w:pPr>
-        <w:jc w:val="both"/>
-        <w:rPr>
-          <w:rFonts w:ascii="Times New Roman" w:hAnsi="Times New Roman" w:cs="Times New Roman"/>
-          <w:b/>
-          <w:sz w:val="28"/>
-        </w:rPr>
-      </w:pPr>
-      <w:r>
-        <w:rPr>
-          <w:rFonts w:ascii="Times New Roman" w:hAnsi="Times New Roman" w:cs="Times New Roman"/>
-          <w:b/>
-          <w:sz w:val="28"/>
-        </w:rPr>
-        <w:t>2.</w:t>
-      </w:r>
-      <w:r>
-        <w:rPr>
-          <w:rFonts w:ascii="Times New Roman" w:hAnsi="Times New Roman" w:cs="Times New Roman"/>
-          <w:b/>
-          <w:sz w:val="28"/>
-        </w:rPr>
-        <w:t>7</w:t>
-      </w:r>
-      <w:r>
-        <w:rPr>
-          <w:rFonts w:ascii="Times New Roman" w:hAnsi="Times New Roman" w:cs="Times New Roman"/>
-          <w:b/>
-          <w:sz w:val="28"/>
-        </w:rPr>
-        <w:t xml:space="preserve"> Проверка работы ограничений на внешние ключи</w:t>
-      </w:r>
-    </w:p>
-    <w:p>
-      <w:pPr>
-        <w:jc w:val="both"/>
-        <w:rPr>
-          <w:rFonts w:ascii="Times New Roman" w:hAnsi="Times New Roman" w:cs="Times New Roman"/>
-          <w:sz w:val="28"/>
-        </w:rPr>
-      </w:pPr>
-      <w:r>
-        <w:rPr>
-          <w:rFonts w:ascii="Times New Roman" w:hAnsi="Times New Roman" w:cs="Times New Roman"/>
-          <w:b/>
-          <w:sz w:val="28"/>
-        </w:rPr>
-        <w:t>Внимание!</w:t>
-      </w:r>
-      <w:r>
-        <w:rPr>
-          <w:rFonts w:ascii="Times New Roman" w:hAnsi="Times New Roman" w:cs="Times New Roman"/>
-          <w:sz w:val="28"/>
-        </w:rPr>
-        <w:t xml:space="preserve"> Перед выполнением данного задания необходимо заполнить базу данных. Попросите преподавателя выполнить данную процедуру.</w:t>
-      </w:r>
-    </w:p>
-    <w:p>
-      <w:pPr>
-        <w:jc w:val="both"/>
-        <w:rPr>
-          <w:rFonts w:ascii="Times New Roman" w:hAnsi="Times New Roman" w:cs="Times New Roman"/>
-          <w:sz w:val="28"/>
-        </w:rPr>
-      </w:pPr>
-    </w:p>
-    <w:p>
-      <w:pPr>
-        <w:jc w:val="both"/>
-        <w:rPr>
-          <w:rFonts w:ascii="Times New Roman" w:hAnsi="Times New Roman" w:cs="Times New Roman"/>
-          <w:sz w:val="28"/>
-        </w:rPr>
-      </w:pPr>
-      <w:r>
-        <w:rPr>
-          <w:rFonts w:ascii="Times New Roman" w:hAnsi="Times New Roman" w:cs="Times New Roman"/>
-          <w:sz w:val="28"/>
-        </w:rPr>
-        <w:t>При</w:t>
-      </w:r>
-      <w:r>
-        <w:rPr>
-          <w:rFonts w:ascii="Times New Roman" w:hAnsi="Times New Roman" w:cs="Times New Roman"/>
-          <w:sz w:val="28"/>
-        </w:rPr>
-        <w:t xml:space="preserve"> наличии ограничений на внешние ключи операции удаления и обновления в связанных таблицах могут быть произведены </w:t>
-      </w:r>
-      <w:proofErr w:type="spellStart"/>
-      <w:r>
-        <w:rPr>
-          <w:rFonts w:ascii="Times New Roman" w:hAnsi="Times New Roman" w:cs="Times New Roman"/>
-          <w:sz w:val="28"/>
-        </w:rPr>
-        <w:t>каскадно</w:t>
-      </w:r>
-      <w:proofErr w:type="spellEnd"/>
-      <w:r>
-        <w:rPr>
-          <w:rFonts w:ascii="Times New Roman" w:hAnsi="Times New Roman" w:cs="Times New Roman"/>
-          <w:sz w:val="28"/>
-        </w:rPr>
-        <w:t xml:space="preserve"> или же запрещены. </w:t>
-      </w:r>
-    </w:p>
-    <w:p>
-      <w:pPr>
         <w:pStyle w:val="ListParagraph"/>
         <w:numPr>
           <w:ilvl w:val="0"/>
-          <w:numId w:val="22"/>
+          <w:numId w:val="21"/>
         </w:numPr>
         <w:jc w:val="both"/>
         <w:rPr>
           <w:rFonts w:ascii="Times New Roman" w:hAnsi="Times New Roman" w:cs="Times New Roman"/>
           <w:sz w:val="28"/>
-        </w:rPr>
-      </w:pPr>
-      <w:r>
-        <w:rPr>
-          <w:rFonts w:ascii="Times New Roman" w:hAnsi="Times New Roman" w:cs="Times New Roman"/>
-          <w:sz w:val="28"/>
-        </w:rPr>
-        <w:t xml:space="preserve">На примере таблицы </w:t>
-      </w:r>
-      <w:r>
-        <w:rPr>
-          <w:rFonts w:ascii="Times New Roman" w:hAnsi="Times New Roman" w:cs="Times New Roman"/>
-          <w:sz w:val="28"/>
           <w:lang w:val="en-GB"/>
         </w:rPr>
-        <w:t>employees</w:t>
-      </w:r>
-      <w:r>
-        <w:rPr>
-          <w:rFonts w:ascii="Times New Roman" w:hAnsi="Times New Roman" w:cs="Times New Roman"/>
-          <w:sz w:val="28"/>
-        </w:rPr>
-        <w:t xml:space="preserve"> </w:t>
-      </w:r>
-      <w:r>
-        <w:rPr>
-          <w:rFonts w:ascii="Times New Roman" w:hAnsi="Times New Roman" w:cs="Times New Roman"/>
-          <w:sz w:val="28"/>
-        </w:rPr>
-        <w:t xml:space="preserve">и </w:t>
-      </w:r>
+      </w:pPr>
       <w:r>
         <w:rPr>
           <w:rFonts w:ascii="Times New Roman" w:hAnsi="Times New Roman" w:cs="Times New Roman"/>
           <w:sz w:val="28"/>
           <w:lang w:val="en-GB"/>
         </w:rPr>
-        <w:t>schedule</w:t>
-      </w:r>
-      <w:r>
-        <w:rPr>
-          <w:rFonts w:ascii="Times New Roman" w:hAnsi="Times New Roman" w:cs="Times New Roman"/>
-          <w:sz w:val="28"/>
-        </w:rPr>
-        <w:t xml:space="preserve"> </w:t>
-      </w:r>
-      <w:r>
-        <w:rPr>
-          <w:rFonts w:ascii="Times New Roman" w:hAnsi="Times New Roman" w:cs="Times New Roman"/>
-          <w:sz w:val="28"/>
-        </w:rPr>
-        <w:t>–</w:t>
-      </w:r>
-      <w:r>
-        <w:rPr>
-          <w:rFonts w:ascii="Times New Roman" w:hAnsi="Times New Roman" w:cs="Times New Roman"/>
-          <w:sz w:val="28"/>
-        </w:rPr>
-        <w:t xml:space="preserve"> </w:t>
-      </w:r>
-      <w:r>
-        <w:rPr>
-          <w:rFonts w:ascii="Times New Roman" w:hAnsi="Times New Roman" w:cs="Times New Roman"/>
-          <w:sz w:val="28"/>
-        </w:rPr>
-        <w:t>попробовать удалить сотрудника, у которого есть расписание. Операция должна завершиться неудачей</w:t>
-      </w:r>
-    </w:p>
-    <w:p>
-      <w:pPr>
-        <w:jc w:val="both"/>
+        <w:t xml:space="preserve">name – </w:t>
+      </w:r>
+      <w:r>
+        <w:rPr>
+          <w:rFonts w:ascii="Times New Roman" w:hAnsi="Times New Roman" w:cs="Times New Roman"/>
+          <w:sz w:val="28"/>
+        </w:rPr>
+        <w:t xml:space="preserve">пустая строка </w:t>
+      </w:r>
+      <w:r>
+        <w:rPr>
+          <w:rFonts w:ascii="Times New Roman" w:hAnsi="Times New Roman" w:cs="Times New Roman"/>
+          <w:sz w:val="28"/>
+          <w:lang w:val="en-GB"/>
+        </w:rPr>
+        <w:t>“”</w:t>
+      </w:r>
+    </w:p>
+    <w:p>
+      <w:pPr>
         <w:rPr>
           <w:rFonts w:ascii="Times New Roman" w:hAnsi="Times New Roman" w:cs="Times New Roman"/>
           <w:sz w:val="28"/>
@@ -12906,10 +11569,10 @@
           <w:sz w:val="28"/>
         </w:rPr>
         <w:drawing>
-          <wp:inline distT="0" distB="0" distL="0" distR="0" wp14:anchorId="646EE1CC" wp14:editId="65A7BF38">
-            <wp:extent cx="5940425" cy="1461770"/>
-            <wp:effectExtent l="0" t="0" r="3175" b="5080"/>
-            <wp:docPr id="24" name="Picture 24"/>
+          <wp:inline distT="0" distB="0" distL="0" distR="0" wp14:anchorId="710093D5" wp14:editId="4E6E93A6">
+            <wp:extent cx="5940425" cy="709295"/>
+            <wp:effectExtent l="0" t="0" r="3175" b="0"/>
+            <wp:docPr id="22" name="Picture 22"/>
             <wp:cNvGraphicFramePr>
               <a:graphicFrameLocks xmlns:a="http://schemas.openxmlformats.org/drawingml/2006/main" noChangeAspect="1"/>
             </wp:cNvGraphicFramePr>
@@ -12929,7 +11592,7 @@
                   <pic:spPr>
                     <a:xfrm>
                       <a:off x="0" y="0"/>
-                      <a:ext cx="5940425" cy="1461770"/>
+                      <a:ext cx="5940425" cy="709295"/>
                     </a:xfrm>
                     <a:prstGeom prst="rect">
                       <a:avLst/>
@@ -12944,6 +11607,104 @@
     </w:p>
     <w:p>
       <w:pPr>
+        <w:rPr>
+          <w:rFonts w:ascii="Times New Roman" w:hAnsi="Times New Roman" w:cs="Times New Roman"/>
+          <w:sz w:val="28"/>
+        </w:rPr>
+      </w:pPr>
+    </w:p>
+    <w:p>
+      <w:pPr>
+        <w:jc w:val="both"/>
+        <w:rPr>
+          <w:rFonts w:ascii="Times New Roman" w:hAnsi="Times New Roman" w:cs="Times New Roman"/>
+          <w:b/>
+          <w:sz w:val="28"/>
+        </w:rPr>
+      </w:pPr>
+      <w:r>
+        <w:rPr>
+          <w:rFonts w:ascii="Times New Roman" w:hAnsi="Times New Roman" w:cs="Times New Roman"/>
+          <w:b/>
+          <w:sz w:val="28"/>
+        </w:rPr>
+        <w:t>2.</w:t>
+      </w:r>
+      <w:r>
+        <w:rPr>
+          <w:rFonts w:ascii="Times New Roman" w:hAnsi="Times New Roman" w:cs="Times New Roman"/>
+          <w:b/>
+          <w:sz w:val="28"/>
+        </w:rPr>
+        <w:t>7</w:t>
+      </w:r>
+      <w:r>
+        <w:rPr>
+          <w:rFonts w:ascii="Times New Roman" w:hAnsi="Times New Roman" w:cs="Times New Roman"/>
+          <w:b/>
+          <w:sz w:val="28"/>
+        </w:rPr>
+        <w:t xml:space="preserve"> Проверка работы ограничений на внешние ключи</w:t>
+      </w:r>
+    </w:p>
+    <w:p>
+      <w:pPr>
+        <w:jc w:val="both"/>
+        <w:rPr>
+          <w:rFonts w:ascii="Times New Roman" w:hAnsi="Times New Roman" w:cs="Times New Roman"/>
+          <w:sz w:val="28"/>
+        </w:rPr>
+      </w:pPr>
+      <w:r>
+        <w:rPr>
+          <w:rFonts w:ascii="Times New Roman" w:hAnsi="Times New Roman" w:cs="Times New Roman"/>
+          <w:b/>
+          <w:sz w:val="28"/>
+        </w:rPr>
+        <w:t>Внимание!</w:t>
+      </w:r>
+      <w:r>
+        <w:rPr>
+          <w:rFonts w:ascii="Times New Roman" w:hAnsi="Times New Roman" w:cs="Times New Roman"/>
+          <w:sz w:val="28"/>
+        </w:rPr>
+        <w:t xml:space="preserve"> Перед выполнением данного задания необходимо заполнить базу данных. Попросите преподавателя выполнить данную процедуру.</w:t>
+      </w:r>
+    </w:p>
+    <w:p>
+      <w:pPr>
+        <w:jc w:val="both"/>
+        <w:rPr>
+          <w:rFonts w:ascii="Times New Roman" w:hAnsi="Times New Roman" w:cs="Times New Roman"/>
+          <w:sz w:val="28"/>
+        </w:rPr>
+      </w:pPr>
+    </w:p>
+    <w:p>
+      <w:pPr>
+        <w:jc w:val="both"/>
+        <w:rPr>
+          <w:rFonts w:ascii="Times New Roman" w:hAnsi="Times New Roman" w:cs="Times New Roman"/>
+          <w:sz w:val="28"/>
+        </w:rPr>
+      </w:pPr>
+      <w:r>
+        <w:rPr>
+          <w:rFonts w:ascii="Times New Roman" w:hAnsi="Times New Roman" w:cs="Times New Roman"/>
+          <w:sz w:val="28"/>
+        </w:rPr>
+        <w:t>При</w:t>
+      </w:r>
+      <w:r>
+        <w:rPr>
+          <w:rFonts w:ascii="Times New Roman" w:hAnsi="Times New Roman" w:cs="Times New Roman"/>
+          <w:sz w:val="28"/>
+        </w:rPr>
+        <w:t xml:space="preserve"> наличии ограничений на внешние ключи операции удаления и обновления в связанных таблицах могут быть произведены каскадно или же запрещены. </w:t>
+      </w:r>
+    </w:p>
+    <w:p>
+      <w:pPr>
         <w:pStyle w:val="ListParagraph"/>
         <w:numPr>
           <w:ilvl w:val="0"/>
@@ -12960,7 +11721,7 @@
           <w:rFonts w:ascii="Times New Roman" w:hAnsi="Times New Roman" w:cs="Times New Roman"/>
           <w:sz w:val="28"/>
         </w:rPr>
-        <w:t xml:space="preserve">На примере таблиц </w:t>
+        <w:t xml:space="preserve">На примере таблицы </w:t>
       </w:r>
       <w:r>
         <w:rPr>
@@ -12968,7 +11729,7 @@
           <w:sz w:val="28"/>
           <w:lang w:val="en-GB"/>
         </w:rPr>
-        <w:t>orders</w:t>
+        <w:t>employees</w:t>
       </w:r>
       <w:r>
         <w:rPr>
@@ -12990,44 +11751,7 @@
           <w:sz w:val="28"/>
           <w:lang w:val="en-GB"/>
         </w:rPr>
-        <w:t>orders</w:t>
-      </w:r>
-      <w:r>
-        <w:rPr>
-          <w:rFonts w:ascii="Times New Roman" w:hAnsi="Times New Roman" w:cs="Times New Roman"/>
-          <w:sz w:val="28"/>
-        </w:rPr>
-        <w:t>_</w:t>
-      </w:r>
-      <w:r>
-        <w:rPr>
-          <w:rFonts w:ascii="Times New Roman" w:hAnsi="Times New Roman" w:cs="Times New Roman"/>
-          <w:sz w:val="28"/>
-          <w:lang w:val="en-GB"/>
-        </w:rPr>
-        <w:t>goods</w:t>
-      </w:r>
-      <w:r>
-        <w:rPr>
-          <w:rFonts w:ascii="Times New Roman" w:hAnsi="Times New Roman" w:cs="Times New Roman"/>
-          <w:sz w:val="28"/>
-        </w:rPr>
-        <w:t xml:space="preserve">: </w:t>
-      </w:r>
-      <w:r>
-        <w:rPr>
-          <w:rFonts w:ascii="Times New Roman" w:hAnsi="Times New Roman" w:cs="Times New Roman"/>
-          <w:sz w:val="28"/>
-        </w:rPr>
-        <w:t xml:space="preserve">попробовать удалить запись из таблицы </w:t>
-      </w:r>
-      <w:r>
-        <w:rPr>
-          <w:rFonts w:ascii="Times New Roman" w:hAnsi="Times New Roman" w:cs="Times New Roman"/>
-          <w:sz w:val="28"/>
-          <w:lang w:val="en-GB"/>
-        </w:rPr>
-        <w:t>orders</w:t>
+        <w:t>schedule</w:t>
       </w:r>
       <w:r>
         <w:rPr>
@@ -13040,9 +11764,8 @@
         <w:rPr>
           <w:rFonts w:ascii="Times New Roman" w:hAnsi="Times New Roman" w:cs="Times New Roman"/>
           <w:sz w:val="28"/>
-          <w:lang w:val="en-US"/>
-        </w:rPr>
-        <w:t>c</w:t>
+        </w:rPr>
+        <w:t>–</w:t>
       </w:r>
       <w:r>
         <w:rPr>
@@ -13056,146 +11779,28 @@
           <w:rFonts w:ascii="Times New Roman" w:hAnsi="Times New Roman" w:cs="Times New Roman"/>
           <w:sz w:val="28"/>
         </w:rPr>
-        <w:t xml:space="preserve">любым </w:t>
-      </w:r>
-      <w:r>
-        <w:rPr>
-          <w:rFonts w:ascii="Times New Roman" w:hAnsi="Times New Roman" w:cs="Times New Roman"/>
-          <w:sz w:val="28"/>
-          <w:lang w:val="en-GB"/>
-        </w:rPr>
-        <w:t>id</w:t>
-      </w:r>
-      <w:r>
-        <w:rPr>
-          <w:rFonts w:ascii="Times New Roman" w:hAnsi="Times New Roman" w:cs="Times New Roman"/>
-          <w:sz w:val="28"/>
-        </w:rPr>
-        <w:t xml:space="preserve">. </w:t>
-      </w:r>
-      <w:r>
-        <w:rPr>
-          <w:rFonts w:ascii="Times New Roman" w:hAnsi="Times New Roman" w:cs="Times New Roman"/>
-          <w:sz w:val="28"/>
-        </w:rPr>
-        <w:t xml:space="preserve">Проверить, что в таблице </w:t>
-      </w:r>
-      <w:r>
-        <w:rPr>
-          <w:rFonts w:ascii="Times New Roman" w:hAnsi="Times New Roman" w:cs="Times New Roman"/>
-          <w:sz w:val="28"/>
-          <w:lang w:val="en-GB"/>
-        </w:rPr>
-        <w:t>orders</w:t>
-      </w:r>
-      <w:r>
-        <w:rPr>
-          <w:rFonts w:ascii="Times New Roman" w:hAnsi="Times New Roman" w:cs="Times New Roman"/>
-          <w:sz w:val="28"/>
-        </w:rPr>
-        <w:t>_</w:t>
-      </w:r>
-      <w:r>
-        <w:rPr>
-          <w:rFonts w:ascii="Times New Roman" w:hAnsi="Times New Roman" w:cs="Times New Roman"/>
-          <w:sz w:val="28"/>
-          <w:lang w:val="en-GB"/>
-        </w:rPr>
-        <w:t>goods</w:t>
-      </w:r>
-      <w:r>
-        <w:rPr>
-          <w:rFonts w:ascii="Times New Roman" w:hAnsi="Times New Roman" w:cs="Times New Roman"/>
-          <w:sz w:val="28"/>
-        </w:rPr>
-        <w:t xml:space="preserve"> </w:t>
-      </w:r>
-      <w:proofErr w:type="spellStart"/>
-      <w:r>
-        <w:rPr>
-          <w:rFonts w:ascii="Times New Roman" w:hAnsi="Times New Roman" w:cs="Times New Roman"/>
-          <w:sz w:val="28"/>
-        </w:rPr>
-        <w:t>каскадно</w:t>
-      </w:r>
-      <w:proofErr w:type="spellEnd"/>
-      <w:r>
-        <w:rPr>
-          <w:rFonts w:ascii="Times New Roman" w:hAnsi="Times New Roman" w:cs="Times New Roman"/>
-          <w:sz w:val="28"/>
-        </w:rPr>
-        <w:t xml:space="preserve"> удалились записи</w:t>
-      </w:r>
-      <w:r>
-        <w:rPr>
-          <w:rFonts w:ascii="Times New Roman" w:hAnsi="Times New Roman" w:cs="Times New Roman"/>
-          <w:sz w:val="28"/>
-        </w:rPr>
-        <w:t>,</w:t>
-      </w:r>
-      <w:r>
-        <w:rPr>
-          <w:rFonts w:ascii="Times New Roman" w:hAnsi="Times New Roman" w:cs="Times New Roman"/>
-          <w:sz w:val="28"/>
-        </w:rPr>
-        <w:t xml:space="preserve"> у которых был </w:t>
-      </w:r>
-      <w:r>
-        <w:rPr>
-          <w:rFonts w:ascii="Times New Roman" w:hAnsi="Times New Roman" w:cs="Times New Roman"/>
-          <w:sz w:val="28"/>
-          <w:lang w:val="en-GB"/>
-        </w:rPr>
-        <w:t>order</w:t>
-      </w:r>
-      <w:r>
-        <w:rPr>
-          <w:rFonts w:ascii="Times New Roman" w:hAnsi="Times New Roman" w:cs="Times New Roman"/>
-          <w:sz w:val="28"/>
-        </w:rPr>
-        <w:t>_</w:t>
-      </w:r>
-      <w:r>
-        <w:rPr>
-          <w:rFonts w:ascii="Times New Roman" w:hAnsi="Times New Roman" w:cs="Times New Roman"/>
-          <w:sz w:val="28"/>
-          <w:lang w:val="en-GB"/>
-        </w:rPr>
-        <w:t>id</w:t>
-      </w:r>
-      <w:r>
-        <w:rPr>
-          <w:rFonts w:ascii="Times New Roman" w:hAnsi="Times New Roman" w:cs="Times New Roman"/>
-          <w:sz w:val="28"/>
-        </w:rPr>
-        <w:t xml:space="preserve"> = </w:t>
-      </w:r>
-      <w:r>
-        <w:rPr>
-          <w:rFonts w:ascii="Times New Roman" w:hAnsi="Times New Roman" w:cs="Times New Roman"/>
-          <w:sz w:val="28"/>
-          <w:lang w:val="en-GB"/>
-        </w:rPr>
-        <w:t>id</w:t>
-      </w:r>
-    </w:p>
-    <w:p>
-      <w:pPr>
-        <w:rPr>
-          <w:rFonts w:ascii="Times New Roman" w:hAnsi="Times New Roman" w:cs="Times New Roman"/>
-          <w:sz w:val="28"/>
-        </w:rPr>
-      </w:pPr>
-      <w:r>
-        <w:rPr>
+        <w:t>попробовать удалить сотрудника, у которого есть расписание. Операция должна завершиться неудачей</w:t>
+      </w:r>
+    </w:p>
+    <w:p>
+      <w:pPr>
+        <w:jc w:val="both"/>
+        <w:rPr>
+          <w:rFonts w:ascii="Times New Roman" w:hAnsi="Times New Roman" w:cs="Times New Roman"/>
+          <w:sz w:val="28"/>
+        </w:rPr>
+      </w:pPr>
+      <w:r>
+        <w:rPr>
+          <w:rFonts w:ascii="Times New Roman" w:hAnsi="Times New Roman" w:cs="Times New Roman"/>
           <w:noProof/>
-        </w:rPr>
-        <w:lastRenderedPageBreak/>
+          <w:sz w:val="28"/>
+        </w:rPr>
         <w:drawing>
-          <wp:inline distT="0" distB="0" distL="0" distR="0" wp14:anchorId="38FFB3E7" wp14:editId="085626B3">
-            <wp:extent cx="5940425" cy="2646680"/>
-            <wp:effectExtent l="0" t="0" r="3175" b="1270"/>
-            <wp:docPr id="25" name="Picture 25"/>
+          <wp:inline distT="0" distB="0" distL="0" distR="0" wp14:anchorId="646EE1CC" wp14:editId="65A7BF38">
+            <wp:extent cx="5940425" cy="1461770"/>
+            <wp:effectExtent l="0" t="0" r="3175" b="5080"/>
+            <wp:docPr id="24" name="Picture 24"/>
             <wp:cNvGraphicFramePr>
               <a:graphicFrameLocks xmlns:a="http://schemas.openxmlformats.org/drawingml/2006/main" noChangeAspect="1"/>
             </wp:cNvGraphicFramePr>
@@ -13215,7 +11820,7 @@
                   <pic:spPr>
                     <a:xfrm>
                       <a:off x="0" y="0"/>
-                      <a:ext cx="5940425" cy="2646680"/>
+                      <a:ext cx="5940425" cy="1461770"/>
                     </a:xfrm>
                     <a:prstGeom prst="rect">
                       <a:avLst/>
@@ -13227,185 +11832,252 @@
           </wp:inline>
         </w:drawing>
       </w:r>
-      <w:r>
-        <w:rPr>
-          <w:rFonts w:ascii="Times New Roman" w:hAnsi="Times New Roman" w:cs="Times New Roman"/>
-          <w:sz w:val="28"/>
-        </w:rPr>
-        <w:br w:type="page"/>
-      </w:r>
-    </w:p>
-    <w:p>
-      <w:pPr>
-        <w:pStyle w:val="ListParagraph"/>
-        <w:jc w:val="both"/>
-        <w:rPr>
-          <w:rFonts w:ascii="Times New Roman" w:hAnsi="Times New Roman" w:cs="Times New Roman"/>
-          <w:b/>
-          <w:sz w:val="28"/>
-        </w:rPr>
-      </w:pPr>
-      <w:r>
-        <w:rPr>
-          <w:rFonts w:ascii="Times New Roman" w:hAnsi="Times New Roman" w:cs="Times New Roman"/>
-          <w:b/>
-          <w:sz w:val="28"/>
-        </w:rPr>
-        <w:lastRenderedPageBreak/>
-        <w:t>Часть 3.</w:t>
-      </w:r>
-      <w:r>
-        <w:rPr>
-          <w:rFonts w:ascii="Times New Roman" w:hAnsi="Times New Roman" w:cs="Times New Roman"/>
-          <w:b/>
-          <w:sz w:val="28"/>
-        </w:rPr>
-        <w:t xml:space="preserve"> Работа с данными в базе</w:t>
-      </w:r>
-    </w:p>
-    <w:p>
-      <w:pPr>
-        <w:rPr>
-          <w:rFonts w:ascii="Times New Roman" w:hAnsi="Times New Roman" w:cs="Times New Roman"/>
-          <w:sz w:val="28"/>
-        </w:rPr>
-      </w:pPr>
-      <w:r>
-        <w:rPr>
-          <w:rFonts w:ascii="Times New Roman" w:hAnsi="Times New Roman" w:cs="Times New Roman"/>
-          <w:sz w:val="28"/>
-        </w:rPr>
-        <w:t>Выполнить команды, которые выполняют указанные ниже условия</w:t>
-      </w:r>
-    </w:p>
-    <w:p>
-      <w:pPr>
-        <w:rPr>
-          <w:rFonts w:ascii="Times New Roman" w:hAnsi="Times New Roman" w:cs="Times New Roman"/>
-          <w:sz w:val="28"/>
-        </w:rPr>
-      </w:pPr>
-    </w:p>
-    <w:p>
-      <w:pPr>
-        <w:rPr>
-          <w:rFonts w:ascii="Times New Roman" w:hAnsi="Times New Roman" w:cs="Times New Roman"/>
-          <w:sz w:val="28"/>
-        </w:rPr>
-      </w:pPr>
-      <w:r>
-        <w:rPr>
-          <w:rFonts w:ascii="Times New Roman" w:hAnsi="Times New Roman" w:cs="Times New Roman"/>
-          <w:sz w:val="28"/>
-        </w:rPr>
-        <w:t>Извлечение данных</w:t>
-      </w:r>
-      <w:r>
-        <w:rPr>
-          <w:rFonts w:ascii="Times New Roman" w:hAnsi="Times New Roman" w:cs="Times New Roman"/>
-          <w:sz w:val="28"/>
-        </w:rPr>
-        <w:t>:</w:t>
-      </w:r>
     </w:p>
     <w:p>
       <w:pPr>
         <w:pStyle w:val="ListParagraph"/>
         <w:numPr>
           <w:ilvl w:val="0"/>
-          <w:numId w:val="23"/>
+          <w:numId w:val="22"/>
         </w:numPr>
-        <w:rPr>
-          <w:rFonts w:ascii="Times New Roman" w:hAnsi="Times New Roman" w:cs="Times New Roman"/>
-          <w:sz w:val="28"/>
-        </w:rPr>
-      </w:pPr>
-      <w:r>
-        <w:rPr>
-          <w:rFonts w:ascii="Times New Roman" w:hAnsi="Times New Roman" w:cs="Times New Roman"/>
-          <w:sz w:val="28"/>
-        </w:rPr>
-        <w:t>Без указания столбцов (все столбцы)</w:t>
-      </w:r>
-    </w:p>
-    <w:p>
-      <w:pPr>
-        <w:pStyle w:val="ListParagraph"/>
-        <w:numPr>
-          <w:ilvl w:val="0"/>
-          <w:numId w:val="23"/>
-        </w:numPr>
-        <w:rPr>
-          <w:rFonts w:ascii="Times New Roman" w:hAnsi="Times New Roman" w:cs="Times New Roman"/>
-          <w:sz w:val="28"/>
-        </w:rPr>
-      </w:pPr>
-      <w:r>
-        <w:rPr>
-          <w:rFonts w:ascii="Times New Roman" w:hAnsi="Times New Roman" w:cs="Times New Roman"/>
-          <w:sz w:val="28"/>
-        </w:rPr>
-        <w:t>С указанием конкретных столбцов</w:t>
-      </w:r>
-    </w:p>
-    <w:p>
-      <w:pPr>
-        <w:pStyle w:val="ListParagraph"/>
-        <w:numPr>
-          <w:ilvl w:val="0"/>
-          <w:numId w:val="23"/>
-        </w:numPr>
-        <w:rPr>
-          <w:rFonts w:ascii="Times New Roman" w:hAnsi="Times New Roman" w:cs="Times New Roman"/>
-          <w:sz w:val="28"/>
-        </w:rPr>
-      </w:pPr>
-      <w:r>
-        <w:rPr>
-          <w:rFonts w:ascii="Times New Roman" w:hAnsi="Times New Roman" w:cs="Times New Roman"/>
-          <w:sz w:val="28"/>
-        </w:rPr>
-        <w:t>С выводом уникальных значений (DISTINCT)</w:t>
-      </w:r>
-    </w:p>
-    <w:p>
-      <w:pPr>
-        <w:pStyle w:val="ListParagraph"/>
-        <w:numPr>
-          <w:ilvl w:val="0"/>
-          <w:numId w:val="23"/>
-        </w:numPr>
-        <w:rPr>
-          <w:rFonts w:ascii="Times New Roman" w:hAnsi="Times New Roman" w:cs="Times New Roman"/>
-          <w:sz w:val="28"/>
-        </w:rPr>
-      </w:pPr>
-      <w:r>
-        <w:rPr>
-          <w:rFonts w:ascii="Times New Roman" w:hAnsi="Times New Roman" w:cs="Times New Roman"/>
-          <w:sz w:val="28"/>
-        </w:rPr>
-        <w:t>С ограничением количества выводимых записей (LIMIT)</w:t>
-      </w:r>
-    </w:p>
-    <w:p>
-      <w:pPr>
-        <w:rPr>
-          <w:rFonts w:ascii="Times New Roman" w:hAnsi="Times New Roman" w:cs="Times New Roman"/>
-          <w:sz w:val="28"/>
-        </w:rPr>
-      </w:pPr>
-      <w:r>
-        <w:rPr>
-          <w:rFonts w:ascii="Times New Roman" w:hAnsi="Times New Roman" w:cs="Times New Roman"/>
+        <w:jc w:val="both"/>
+        <w:rPr>
+          <w:rFonts w:ascii="Times New Roman" w:hAnsi="Times New Roman" w:cs="Times New Roman"/>
+          <w:sz w:val="28"/>
+        </w:rPr>
+      </w:pPr>
+      <w:r>
+        <w:rPr>
+          <w:rFonts w:ascii="Times New Roman" w:hAnsi="Times New Roman" w:cs="Times New Roman"/>
+          <w:sz w:val="28"/>
+        </w:rPr>
+        <w:t xml:space="preserve">На примере таблиц </w:t>
+      </w:r>
+      <w:r>
+        <w:rPr>
+          <w:rFonts w:ascii="Times New Roman" w:hAnsi="Times New Roman" w:cs="Times New Roman"/>
+          <w:sz w:val="28"/>
+          <w:lang w:val="en-GB"/>
+        </w:rPr>
+        <w:t>orders</w:t>
+      </w:r>
+      <w:r>
+        <w:rPr>
+          <w:rFonts w:ascii="Times New Roman" w:hAnsi="Times New Roman" w:cs="Times New Roman"/>
+          <w:sz w:val="28"/>
+        </w:rPr>
+        <w:t xml:space="preserve"> </w:t>
+      </w:r>
+      <w:r>
+        <w:rPr>
+          <w:rFonts w:ascii="Times New Roman" w:hAnsi="Times New Roman" w:cs="Times New Roman"/>
+          <w:sz w:val="28"/>
+        </w:rPr>
+        <w:t xml:space="preserve">и </w:t>
+      </w:r>
+      <w:r>
+        <w:rPr>
+          <w:rFonts w:ascii="Times New Roman" w:hAnsi="Times New Roman" w:cs="Times New Roman"/>
+          <w:sz w:val="28"/>
+          <w:lang w:val="en-GB"/>
+        </w:rPr>
+        <w:t>orders</w:t>
+      </w:r>
+      <w:r>
+        <w:rPr>
+          <w:rFonts w:ascii="Times New Roman" w:hAnsi="Times New Roman" w:cs="Times New Roman"/>
+          <w:sz w:val="28"/>
+        </w:rPr>
+        <w:t>_</w:t>
+      </w:r>
+      <w:r>
+        <w:rPr>
+          <w:rFonts w:ascii="Times New Roman" w:hAnsi="Times New Roman" w:cs="Times New Roman"/>
+          <w:sz w:val="28"/>
+          <w:lang w:val="en-GB"/>
+        </w:rPr>
+        <w:t>goods</w:t>
+      </w:r>
+      <w:r>
+        <w:rPr>
+          <w:rFonts w:ascii="Times New Roman" w:hAnsi="Times New Roman" w:cs="Times New Roman"/>
+          <w:sz w:val="28"/>
+        </w:rPr>
+        <w:t xml:space="preserve">: </w:t>
+      </w:r>
+      <w:r>
+        <w:rPr>
+          <w:rFonts w:ascii="Times New Roman" w:hAnsi="Times New Roman" w:cs="Times New Roman"/>
+          <w:sz w:val="28"/>
+        </w:rPr>
+        <w:t xml:space="preserve">попробовать удалить запись из таблицы </w:t>
+      </w:r>
+      <w:r>
+        <w:rPr>
+          <w:rFonts w:ascii="Times New Roman" w:hAnsi="Times New Roman" w:cs="Times New Roman"/>
+          <w:sz w:val="28"/>
+          <w:lang w:val="en-GB"/>
+        </w:rPr>
+        <w:t>orders</w:t>
+      </w:r>
+      <w:r>
+        <w:rPr>
+          <w:rFonts w:ascii="Times New Roman" w:hAnsi="Times New Roman" w:cs="Times New Roman"/>
+          <w:sz w:val="28"/>
+        </w:rPr>
+        <w:t xml:space="preserve"> </w:t>
+      </w:r>
+      <w:r>
+        <w:rPr>
+          <w:rFonts w:ascii="Times New Roman" w:hAnsi="Times New Roman" w:cs="Times New Roman"/>
+          <w:sz w:val="28"/>
+          <w:lang w:val="en-US"/>
+        </w:rPr>
+        <w:t>c</w:t>
+      </w:r>
+      <w:r>
+        <w:rPr>
+          <w:rFonts w:ascii="Times New Roman" w:hAnsi="Times New Roman" w:cs="Times New Roman"/>
+          <w:sz w:val="28"/>
+        </w:rPr>
+        <w:t xml:space="preserve"> </w:t>
+      </w:r>
+      <w:r>
+        <w:rPr>
+          <w:rFonts w:ascii="Times New Roman" w:hAnsi="Times New Roman" w:cs="Times New Roman"/>
+          <w:sz w:val="28"/>
+        </w:rPr>
+        <w:t xml:space="preserve">любым </w:t>
+      </w:r>
+      <w:r>
+        <w:rPr>
+          <w:rFonts w:ascii="Times New Roman" w:hAnsi="Times New Roman" w:cs="Times New Roman"/>
+          <w:sz w:val="28"/>
+          <w:lang w:val="en-GB"/>
+        </w:rPr>
+        <w:t>id</w:t>
+      </w:r>
+      <w:r>
+        <w:rPr>
+          <w:rFonts w:ascii="Times New Roman" w:hAnsi="Times New Roman" w:cs="Times New Roman"/>
+          <w:sz w:val="28"/>
+        </w:rPr>
+        <w:t xml:space="preserve">. </w:t>
+      </w:r>
+      <w:r>
+        <w:rPr>
+          <w:rFonts w:ascii="Times New Roman" w:hAnsi="Times New Roman" w:cs="Times New Roman"/>
+          <w:sz w:val="28"/>
+        </w:rPr>
+        <w:t xml:space="preserve">Проверить, что в таблице </w:t>
+      </w:r>
+      <w:r>
+        <w:rPr>
+          <w:rFonts w:ascii="Times New Roman" w:hAnsi="Times New Roman" w:cs="Times New Roman"/>
+          <w:sz w:val="28"/>
+          <w:lang w:val="en-GB"/>
+        </w:rPr>
+        <w:t>orders</w:t>
+      </w:r>
+      <w:r>
+        <w:rPr>
+          <w:rFonts w:ascii="Times New Roman" w:hAnsi="Times New Roman" w:cs="Times New Roman"/>
+          <w:sz w:val="28"/>
+        </w:rPr>
+        <w:t>_</w:t>
+      </w:r>
+      <w:r>
+        <w:rPr>
+          <w:rFonts w:ascii="Times New Roman" w:hAnsi="Times New Roman" w:cs="Times New Roman"/>
+          <w:sz w:val="28"/>
+          <w:lang w:val="en-GB"/>
+        </w:rPr>
+        <w:t>goods</w:t>
+      </w:r>
+      <w:r>
+        <w:rPr>
+          <w:rFonts w:ascii="Times New Roman" w:hAnsi="Times New Roman" w:cs="Times New Roman"/>
+          <w:sz w:val="28"/>
+        </w:rPr>
+        <w:t xml:space="preserve"> </w:t>
+      </w:r>
+      <w:r>
+        <w:rPr>
+          <w:rFonts w:ascii="Times New Roman" w:hAnsi="Times New Roman" w:cs="Times New Roman"/>
+          <w:sz w:val="28"/>
+        </w:rPr>
+        <w:t>каскадно удалились записи</w:t>
+      </w:r>
+      <w:r>
+        <w:rPr>
+          <w:rFonts w:ascii="Times New Roman" w:hAnsi="Times New Roman" w:cs="Times New Roman"/>
+          <w:sz w:val="28"/>
+        </w:rPr>
+        <w:t>,</w:t>
+      </w:r>
+      <w:r>
+        <w:rPr>
+          <w:rFonts w:ascii="Times New Roman" w:hAnsi="Times New Roman" w:cs="Times New Roman"/>
+          <w:sz w:val="28"/>
+        </w:rPr>
+        <w:t xml:space="preserve"> у которых был </w:t>
+      </w:r>
+      <w:r>
+        <w:rPr>
+          <w:rFonts w:ascii="Times New Roman" w:hAnsi="Times New Roman" w:cs="Times New Roman"/>
+          <w:sz w:val="28"/>
+          <w:lang w:val="en-GB"/>
+        </w:rPr>
+        <w:t>order</w:t>
+      </w:r>
+      <w:r>
+        <w:rPr>
+          <w:rFonts w:ascii="Times New Roman" w:hAnsi="Times New Roman" w:cs="Times New Roman"/>
+          <w:sz w:val="28"/>
+        </w:rPr>
+        <w:t>_</w:t>
+      </w:r>
+      <w:r>
+        <w:rPr>
+          <w:rFonts w:ascii="Times New Roman" w:hAnsi="Times New Roman" w:cs="Times New Roman"/>
+          <w:sz w:val="28"/>
+          <w:lang w:val="en-GB"/>
+        </w:rPr>
+        <w:t>id</w:t>
+      </w:r>
+      <w:r>
+        <w:rPr>
+          <w:rFonts w:ascii="Times New Roman" w:hAnsi="Times New Roman" w:cs="Times New Roman"/>
+          <w:sz w:val="28"/>
+        </w:rPr>
+        <w:t xml:space="preserve"> = </w:t>
+      </w:r>
+      <w:r>
+        <w:rPr>
+          <w:rFonts w:ascii="Times New Roman" w:hAnsi="Times New Roman" w:cs="Times New Roman"/>
+          <w:sz w:val="28"/>
+          <w:lang w:val="en-GB"/>
+        </w:rPr>
+        <w:t>id</w:t>
+      </w:r>
+    </w:p>
+    <w:p>
+      <w:pPr>
+        <w:rPr>
+          <w:rFonts w:ascii="Times New Roman" w:hAnsi="Times New Roman" w:cs="Times New Roman"/>
+          <w:sz w:val="28"/>
+        </w:rPr>
+      </w:pPr>
+      <w:r>
+        <w:rPr>
           <w:noProof/>
-          <w:sz w:val="28"/>
-        </w:rPr>
+        </w:rPr>
+        <w:lastRenderedPageBreak/>
         <w:drawing>
-          <wp:inline distT="0" distB="0" distL="0" distR="0" wp14:anchorId="69413854" wp14:editId="1B4F4A5B">
-            <wp:extent cx="5940425" cy="2762250"/>
-            <wp:effectExtent l="0" t="0" r="3175" b="0"/>
-            <wp:docPr id="26" name="Picture 26"/>
+          <wp:inline distT="0" distB="0" distL="0" distR="0" wp14:anchorId="38FFB3E7" wp14:editId="085626B3">
+            <wp:extent cx="5940425" cy="2646680"/>
+            <wp:effectExtent l="0" t="0" r="3175" b="1270"/>
+            <wp:docPr id="25" name="Picture 25"/>
             <wp:cNvGraphicFramePr>
               <a:graphicFrameLocks xmlns:a="http://schemas.openxmlformats.org/drawingml/2006/main" noChangeAspect="1"/>
             </wp:cNvGraphicFramePr>
@@ -13425,7 +12097,7 @@
                   <pic:spPr>
                     <a:xfrm>
                       <a:off x="0" y="0"/>
-                      <a:ext cx="5940425" cy="2762250"/>
+                      <a:ext cx="5940425" cy="2646680"/>
                     </a:xfrm>
                     <a:prstGeom prst="rect">
                       <a:avLst/>
@@ -13437,6 +12109,166 @@
           </wp:inline>
         </w:drawing>
       </w:r>
+      <w:r>
+        <w:rPr>
+          <w:rFonts w:ascii="Times New Roman" w:hAnsi="Times New Roman" w:cs="Times New Roman"/>
+          <w:sz w:val="28"/>
+        </w:rPr>
+        <w:br w:type="page"/>
+      </w:r>
+    </w:p>
+    <w:p>
+      <w:pPr>
+        <w:pStyle w:val="ListParagraph"/>
+        <w:jc w:val="both"/>
+        <w:rPr>
+          <w:rFonts w:ascii="Times New Roman" w:hAnsi="Times New Roman" w:cs="Times New Roman"/>
+          <w:b/>
+          <w:sz w:val="28"/>
+        </w:rPr>
+      </w:pPr>
+      <w:r>
+        <w:rPr>
+          <w:rFonts w:ascii="Times New Roman" w:hAnsi="Times New Roman" w:cs="Times New Roman"/>
+          <w:b/>
+          <w:sz w:val="28"/>
+        </w:rPr>
+        <w:lastRenderedPageBreak/>
+        <w:t>Часть 3.</w:t>
+      </w:r>
+      <w:r>
+        <w:rPr>
+          <w:rFonts w:ascii="Times New Roman" w:hAnsi="Times New Roman" w:cs="Times New Roman"/>
+          <w:b/>
+          <w:sz w:val="28"/>
+        </w:rPr>
+        <w:t xml:space="preserve"> Работа с данными в базе</w:t>
+      </w:r>
+    </w:p>
+    <w:p>
+      <w:pPr>
+        <w:rPr>
+          <w:rFonts w:ascii="Times New Roman" w:hAnsi="Times New Roman" w:cs="Times New Roman"/>
+          <w:sz w:val="28"/>
+        </w:rPr>
+      </w:pPr>
+      <w:r>
+        <w:rPr>
+          <w:rFonts w:ascii="Times New Roman" w:hAnsi="Times New Roman" w:cs="Times New Roman"/>
+          <w:sz w:val="28"/>
+        </w:rPr>
+        <w:t>Выполнить команды, которые выполняют указанные ниже условия</w:t>
+      </w:r>
+    </w:p>
+    <w:p>
+      <w:pPr>
+        <w:rPr>
+          <w:rFonts w:ascii="Times New Roman" w:hAnsi="Times New Roman" w:cs="Times New Roman"/>
+          <w:sz w:val="28"/>
+        </w:rPr>
+      </w:pPr>
+    </w:p>
+    <w:p>
+      <w:pPr>
+        <w:rPr>
+          <w:rFonts w:ascii="Times New Roman" w:hAnsi="Times New Roman" w:cs="Times New Roman"/>
+          <w:sz w:val="28"/>
+        </w:rPr>
+      </w:pPr>
+      <w:r>
+        <w:rPr>
+          <w:rFonts w:ascii="Times New Roman" w:hAnsi="Times New Roman" w:cs="Times New Roman"/>
+          <w:sz w:val="28"/>
+        </w:rPr>
+        <w:t>Извлечение данных</w:t>
+      </w:r>
+      <w:r>
+        <w:rPr>
+          <w:rFonts w:ascii="Times New Roman" w:hAnsi="Times New Roman" w:cs="Times New Roman"/>
+          <w:sz w:val="28"/>
+        </w:rPr>
+        <w:t>:</w:t>
+      </w:r>
+    </w:p>
+    <w:p>
+      <w:pPr>
+        <w:pStyle w:val="ListParagraph"/>
+        <w:numPr>
+          <w:ilvl w:val="0"/>
+          <w:numId w:val="23"/>
+        </w:numPr>
+        <w:rPr>
+          <w:rFonts w:ascii="Times New Roman" w:hAnsi="Times New Roman" w:cs="Times New Roman"/>
+          <w:sz w:val="28"/>
+        </w:rPr>
+      </w:pPr>
+      <w:r>
+        <w:rPr>
+          <w:rFonts w:ascii="Times New Roman" w:hAnsi="Times New Roman" w:cs="Times New Roman"/>
+          <w:sz w:val="28"/>
+        </w:rPr>
+        <w:t>Без указания столбцов (все столбцы)</w:t>
+      </w:r>
+    </w:p>
+    <w:p>
+      <w:pPr>
+        <w:pStyle w:val="ListParagraph"/>
+        <w:numPr>
+          <w:ilvl w:val="0"/>
+          <w:numId w:val="23"/>
+        </w:numPr>
+        <w:rPr>
+          <w:rFonts w:ascii="Times New Roman" w:hAnsi="Times New Roman" w:cs="Times New Roman"/>
+          <w:sz w:val="28"/>
+        </w:rPr>
+      </w:pPr>
+      <w:r>
+        <w:rPr>
+          <w:rFonts w:ascii="Times New Roman" w:hAnsi="Times New Roman" w:cs="Times New Roman"/>
+          <w:sz w:val="28"/>
+        </w:rPr>
+        <w:t>С указанием конкретных столбцов</w:t>
+      </w:r>
+    </w:p>
+    <w:p>
+      <w:pPr>
+        <w:pStyle w:val="ListParagraph"/>
+        <w:numPr>
+          <w:ilvl w:val="0"/>
+          <w:numId w:val="23"/>
+        </w:numPr>
+        <w:rPr>
+          <w:rFonts w:ascii="Times New Roman" w:hAnsi="Times New Roman" w:cs="Times New Roman"/>
+          <w:sz w:val="28"/>
+        </w:rPr>
+      </w:pPr>
+      <w:r>
+        <w:rPr>
+          <w:rFonts w:ascii="Times New Roman" w:hAnsi="Times New Roman" w:cs="Times New Roman"/>
+          <w:sz w:val="28"/>
+        </w:rPr>
+        <w:t>С выводом уникальных значений (DISTINCT)</w:t>
+      </w:r>
+    </w:p>
+    <w:p>
+      <w:pPr>
+        <w:pStyle w:val="ListParagraph"/>
+        <w:numPr>
+          <w:ilvl w:val="0"/>
+          <w:numId w:val="23"/>
+        </w:numPr>
+        <w:rPr>
+          <w:rFonts w:ascii="Times New Roman" w:hAnsi="Times New Roman" w:cs="Times New Roman"/>
+          <w:sz w:val="28"/>
+        </w:rPr>
+      </w:pPr>
+      <w:r>
+        <w:rPr>
+          <w:rFonts w:ascii="Times New Roman" w:hAnsi="Times New Roman" w:cs="Times New Roman"/>
+          <w:sz w:val="28"/>
+        </w:rPr>
+        <w:t>С ограничением количества выводимых записей (LIMIT)</w:t>
+      </w:r>
     </w:p>
     <w:p>
       <w:pPr>
@@ -13452,10 +12284,10 @@
           <w:sz w:val="28"/>
         </w:rPr>
         <w:drawing>
-          <wp:inline distT="0" distB="0" distL="0" distR="0" wp14:anchorId="69D57C80" wp14:editId="0ED3D705">
-            <wp:extent cx="5940425" cy="2720340"/>
-            <wp:effectExtent l="0" t="0" r="3175" b="3810"/>
-            <wp:docPr id="27" name="Picture 27"/>
+          <wp:inline distT="0" distB="0" distL="0" distR="0" wp14:anchorId="69413854" wp14:editId="1B4F4A5B">
+            <wp:extent cx="5940425" cy="2762250"/>
+            <wp:effectExtent l="0" t="0" r="3175" b="0"/>
+            <wp:docPr id="26" name="Picture 26"/>
             <wp:cNvGraphicFramePr>
               <a:graphicFrameLocks xmlns:a="http://schemas.openxmlformats.org/drawingml/2006/main" noChangeAspect="1"/>
             </wp:cNvGraphicFramePr>
@@ -13475,7 +12307,7 @@
                   <pic:spPr>
                     <a:xfrm>
                       <a:off x="0" y="0"/>
-                      <a:ext cx="5940425" cy="2720340"/>
+                      <a:ext cx="5940425" cy="2762250"/>
                     </a:xfrm>
                     <a:prstGeom prst="rect">
                       <a:avLst/>
@@ -13490,7 +12322,6 @@
     </w:p>
     <w:p>
       <w:pPr>
-        <w:jc w:val="both"/>
         <w:rPr>
           <w:rFonts w:ascii="Times New Roman" w:hAnsi="Times New Roman" w:cs="Times New Roman"/>
           <w:sz w:val="28"/>
@@ -13502,12 +12333,11 @@
           <w:noProof/>
           <w:sz w:val="28"/>
         </w:rPr>
-        <w:lastRenderedPageBreak/>
         <w:drawing>
-          <wp:inline distT="0" distB="0" distL="0" distR="0" wp14:anchorId="0750399F" wp14:editId="657B0D8C">
-            <wp:extent cx="5940425" cy="2308860"/>
-            <wp:effectExtent l="0" t="0" r="3175" b="0"/>
-            <wp:docPr id="28" name="Picture 28"/>
+          <wp:inline distT="0" distB="0" distL="0" distR="0" wp14:anchorId="69D57C80" wp14:editId="0ED3D705">
+            <wp:extent cx="5940425" cy="2720340"/>
+            <wp:effectExtent l="0" t="0" r="3175" b="3810"/>
+            <wp:docPr id="27" name="Picture 27"/>
             <wp:cNvGraphicFramePr>
               <a:graphicFrameLocks xmlns:a="http://schemas.openxmlformats.org/drawingml/2006/main" noChangeAspect="1"/>
             </wp:cNvGraphicFramePr>
@@ -13527,7 +12357,7 @@
                   <pic:spPr>
                     <a:xfrm>
                       <a:off x="0" y="0"/>
-                      <a:ext cx="5940425" cy="2308860"/>
+                      <a:ext cx="5940425" cy="2720340"/>
                     </a:xfrm>
                     <a:prstGeom prst="rect">
                       <a:avLst/>
@@ -13554,11 +12384,12 @@
           <w:noProof/>
           <w:sz w:val="28"/>
         </w:rPr>
+        <w:lastRenderedPageBreak/>
         <w:drawing>
-          <wp:inline distT="0" distB="0" distL="0" distR="0" wp14:anchorId="362555C3" wp14:editId="2A72C712">
-            <wp:extent cx="5940425" cy="1598930"/>
-            <wp:effectExtent l="0" t="0" r="3175" b="1270"/>
-            <wp:docPr id="29" name="Picture 29"/>
+          <wp:inline distT="0" distB="0" distL="0" distR="0" wp14:anchorId="0750399F" wp14:editId="657B0D8C">
+            <wp:extent cx="5940425" cy="2308860"/>
+            <wp:effectExtent l="0" t="0" r="3175" b="0"/>
+            <wp:docPr id="28" name="Picture 28"/>
             <wp:cNvGraphicFramePr>
               <a:graphicFrameLocks xmlns:a="http://schemas.openxmlformats.org/drawingml/2006/main" noChangeAspect="1"/>
             </wp:cNvGraphicFramePr>
@@ -13578,7 +12409,7 @@
                   <pic:spPr>
                     <a:xfrm>
                       <a:off x="0" y="0"/>
-                      <a:ext cx="5940425" cy="1598930"/>
+                      <a:ext cx="5940425" cy="2308860"/>
                     </a:xfrm>
                     <a:prstGeom prst="rect">
                       <a:avLst/>
@@ -13602,153 +12433,14 @@
       <w:r>
         <w:rPr>
           <w:rFonts w:ascii="Times New Roman" w:hAnsi="Times New Roman" w:cs="Times New Roman"/>
-          <w:sz w:val="28"/>
-        </w:rPr>
-        <w:t>Сортировка</w:t>
-      </w:r>
-      <w:r>
-        <w:rPr>
-          <w:rFonts w:ascii="Times New Roman" w:hAnsi="Times New Roman" w:cs="Times New Roman"/>
-          <w:sz w:val="28"/>
-        </w:rPr>
-        <w:t xml:space="preserve"> (</w:t>
-      </w:r>
-      <w:r>
-        <w:rPr>
-          <w:rFonts w:ascii="Times New Roman" w:hAnsi="Times New Roman" w:cs="Times New Roman"/>
-          <w:sz w:val="28"/>
-        </w:rPr>
-        <w:t xml:space="preserve">использовать в командах </w:t>
-      </w:r>
-      <w:r>
-        <w:rPr>
-          <w:rFonts w:ascii="Times New Roman" w:hAnsi="Times New Roman" w:cs="Times New Roman"/>
-          <w:sz w:val="28"/>
-          <w:lang w:val="en-GB"/>
-        </w:rPr>
-        <w:t>DESC</w:t>
-      </w:r>
-      <w:r>
-        <w:rPr>
-          <w:rFonts w:ascii="Times New Roman" w:hAnsi="Times New Roman" w:cs="Times New Roman"/>
-          <w:sz w:val="28"/>
-        </w:rPr>
-        <w:t>/</w:t>
-      </w:r>
-      <w:r>
-        <w:rPr>
-          <w:rFonts w:ascii="Times New Roman" w:hAnsi="Times New Roman" w:cs="Times New Roman"/>
-          <w:sz w:val="28"/>
-          <w:lang w:val="en-GB"/>
-        </w:rPr>
-        <w:t>ASC</w:t>
-      </w:r>
-      <w:r>
-        <w:rPr>
-          <w:rFonts w:ascii="Times New Roman" w:hAnsi="Times New Roman" w:cs="Times New Roman"/>
-          <w:sz w:val="28"/>
-        </w:rPr>
-        <w:t>)</w:t>
-      </w:r>
-      <w:r>
-        <w:rPr>
-          <w:rFonts w:ascii="Times New Roman" w:hAnsi="Times New Roman" w:cs="Times New Roman"/>
-          <w:sz w:val="28"/>
-        </w:rPr>
-        <w:t>:</w:t>
-      </w:r>
-    </w:p>
-    <w:p>
-      <w:pPr>
-        <w:pStyle w:val="ListParagraph"/>
-        <w:numPr>
-          <w:ilvl w:val="0"/>
-          <w:numId w:val="24"/>
-        </w:numPr>
-        <w:jc w:val="both"/>
-        <w:rPr>
-          <w:rFonts w:ascii="Times New Roman" w:hAnsi="Times New Roman" w:cs="Times New Roman"/>
-          <w:sz w:val="28"/>
-        </w:rPr>
-      </w:pPr>
-      <w:r>
-        <w:rPr>
-          <w:rFonts w:ascii="Times New Roman" w:hAnsi="Times New Roman" w:cs="Times New Roman"/>
-          <w:sz w:val="28"/>
-        </w:rPr>
-        <w:t>Обычная сортировка по столбцу (</w:t>
-      </w:r>
-      <w:r>
-        <w:rPr>
-          <w:rFonts w:ascii="Times New Roman" w:hAnsi="Times New Roman" w:cs="Times New Roman"/>
-          <w:sz w:val="28"/>
-          <w:lang w:val="en-GB"/>
-        </w:rPr>
-        <w:t>ORDER</w:t>
-      </w:r>
-      <w:r>
-        <w:rPr>
-          <w:rFonts w:ascii="Times New Roman" w:hAnsi="Times New Roman" w:cs="Times New Roman"/>
-          <w:sz w:val="28"/>
-        </w:rPr>
-        <w:t xml:space="preserve"> </w:t>
-      </w:r>
-      <w:r>
-        <w:rPr>
-          <w:rFonts w:ascii="Times New Roman" w:hAnsi="Times New Roman" w:cs="Times New Roman"/>
-          <w:sz w:val="28"/>
-          <w:lang w:val="en-GB"/>
-        </w:rPr>
-        <w:t>BY</w:t>
-      </w:r>
-      <w:r>
-        <w:rPr>
-          <w:rFonts w:ascii="Times New Roman" w:hAnsi="Times New Roman" w:cs="Times New Roman"/>
-          <w:sz w:val="28"/>
-        </w:rPr>
-        <w:t>)</w:t>
-      </w:r>
-    </w:p>
-    <w:p>
-      <w:pPr>
-        <w:pStyle w:val="ListParagraph"/>
-        <w:numPr>
-          <w:ilvl w:val="0"/>
-          <w:numId w:val="24"/>
-        </w:numPr>
-        <w:jc w:val="both"/>
-        <w:rPr>
-          <w:rFonts w:ascii="Times New Roman" w:hAnsi="Times New Roman" w:cs="Times New Roman"/>
-          <w:sz w:val="28"/>
-        </w:rPr>
-      </w:pPr>
-      <w:r>
-        <w:rPr>
-          <w:rFonts w:ascii="Times New Roman" w:hAnsi="Times New Roman" w:cs="Times New Roman"/>
-          <w:sz w:val="28"/>
-        </w:rPr>
-        <w:t>Сортировка по нескольким столбцам</w:t>
-      </w:r>
-    </w:p>
-    <w:p>
-      <w:pPr>
-        <w:jc w:val="both"/>
-        <w:rPr>
-          <w:rFonts w:ascii="Times New Roman" w:hAnsi="Times New Roman" w:cs="Times New Roman"/>
-          <w:sz w:val="28"/>
-        </w:rPr>
-      </w:pPr>
-      <w:r>
-        <w:rPr>
-          <w:rFonts w:ascii="Times New Roman" w:hAnsi="Times New Roman" w:cs="Times New Roman"/>
           <w:noProof/>
           <w:sz w:val="28"/>
         </w:rPr>
         <w:drawing>
-          <wp:inline distT="0" distB="0" distL="0" distR="0" wp14:anchorId="26C98BB8" wp14:editId="177D3293">
-            <wp:extent cx="5940425" cy="2835910"/>
-            <wp:effectExtent l="0" t="0" r="3175" b="2540"/>
-            <wp:docPr id="30" name="Picture 30"/>
+          <wp:inline distT="0" distB="0" distL="0" distR="0" wp14:anchorId="362555C3" wp14:editId="2A72C712">
+            <wp:extent cx="5940425" cy="1598930"/>
+            <wp:effectExtent l="0" t="0" r="3175" b="1270"/>
+            <wp:docPr id="29" name="Picture 29"/>
             <wp:cNvGraphicFramePr>
               <a:graphicFrameLocks xmlns:a="http://schemas.openxmlformats.org/drawingml/2006/main" noChangeAspect="1"/>
             </wp:cNvGraphicFramePr>
@@ -13768,7 +12460,7 @@
                   <pic:spPr>
                     <a:xfrm>
                       <a:off x="0" y="0"/>
-                      <a:ext cx="5940425" cy="2835910"/>
+                      <a:ext cx="5940425" cy="1598930"/>
                     </a:xfrm>
                     <a:prstGeom prst="rect">
                       <a:avLst/>
@@ -13792,15 +12484,153 @@
       <w:r>
         <w:rPr>
           <w:rFonts w:ascii="Times New Roman" w:hAnsi="Times New Roman" w:cs="Times New Roman"/>
+          <w:sz w:val="28"/>
+        </w:rPr>
+        <w:t>Сортировка</w:t>
+      </w:r>
+      <w:r>
+        <w:rPr>
+          <w:rFonts w:ascii="Times New Roman" w:hAnsi="Times New Roman" w:cs="Times New Roman"/>
+          <w:sz w:val="28"/>
+        </w:rPr>
+        <w:t xml:space="preserve"> (</w:t>
+      </w:r>
+      <w:r>
+        <w:rPr>
+          <w:rFonts w:ascii="Times New Roman" w:hAnsi="Times New Roman" w:cs="Times New Roman"/>
+          <w:sz w:val="28"/>
+        </w:rPr>
+        <w:t xml:space="preserve">использовать в командах </w:t>
+      </w:r>
+      <w:r>
+        <w:rPr>
+          <w:rFonts w:ascii="Times New Roman" w:hAnsi="Times New Roman" w:cs="Times New Roman"/>
+          <w:sz w:val="28"/>
+          <w:lang w:val="en-GB"/>
+        </w:rPr>
+        <w:t>DESC</w:t>
+      </w:r>
+      <w:r>
+        <w:rPr>
+          <w:rFonts w:ascii="Times New Roman" w:hAnsi="Times New Roman" w:cs="Times New Roman"/>
+          <w:sz w:val="28"/>
+        </w:rPr>
+        <w:t>/</w:t>
+      </w:r>
+      <w:r>
+        <w:rPr>
+          <w:rFonts w:ascii="Times New Roman" w:hAnsi="Times New Roman" w:cs="Times New Roman"/>
+          <w:sz w:val="28"/>
+          <w:lang w:val="en-GB"/>
+        </w:rPr>
+        <w:t>ASC</w:t>
+      </w:r>
+      <w:r>
+        <w:rPr>
+          <w:rFonts w:ascii="Times New Roman" w:hAnsi="Times New Roman" w:cs="Times New Roman"/>
+          <w:sz w:val="28"/>
+        </w:rPr>
+        <w:t>)</w:t>
+      </w:r>
+      <w:r>
+        <w:rPr>
+          <w:rFonts w:ascii="Times New Roman" w:hAnsi="Times New Roman" w:cs="Times New Roman"/>
+          <w:sz w:val="28"/>
+        </w:rPr>
+        <w:t>:</w:t>
+      </w:r>
+    </w:p>
+    <w:p>
+      <w:pPr>
+        <w:pStyle w:val="ListParagraph"/>
+        <w:numPr>
+          <w:ilvl w:val="0"/>
+          <w:numId w:val="24"/>
+        </w:numPr>
+        <w:jc w:val="both"/>
+        <w:rPr>
+          <w:rFonts w:ascii="Times New Roman" w:hAnsi="Times New Roman" w:cs="Times New Roman"/>
+          <w:sz w:val="28"/>
+        </w:rPr>
+      </w:pPr>
+      <w:r>
+        <w:rPr>
+          <w:rFonts w:ascii="Times New Roman" w:hAnsi="Times New Roman" w:cs="Times New Roman"/>
+          <w:sz w:val="28"/>
+        </w:rPr>
+        <w:t>Обычная сортировка по столбцу (</w:t>
+      </w:r>
+      <w:r>
+        <w:rPr>
+          <w:rFonts w:ascii="Times New Roman" w:hAnsi="Times New Roman" w:cs="Times New Roman"/>
+          <w:sz w:val="28"/>
+          <w:lang w:val="en-GB"/>
+        </w:rPr>
+        <w:t>ORDER</w:t>
+      </w:r>
+      <w:r>
+        <w:rPr>
+          <w:rFonts w:ascii="Times New Roman" w:hAnsi="Times New Roman" w:cs="Times New Roman"/>
+          <w:sz w:val="28"/>
+        </w:rPr>
+        <w:t xml:space="preserve"> </w:t>
+      </w:r>
+      <w:r>
+        <w:rPr>
+          <w:rFonts w:ascii="Times New Roman" w:hAnsi="Times New Roman" w:cs="Times New Roman"/>
+          <w:sz w:val="28"/>
+          <w:lang w:val="en-GB"/>
+        </w:rPr>
+        <w:t>BY</w:t>
+      </w:r>
+      <w:r>
+        <w:rPr>
+          <w:rFonts w:ascii="Times New Roman" w:hAnsi="Times New Roman" w:cs="Times New Roman"/>
+          <w:sz w:val="28"/>
+        </w:rPr>
+        <w:t>)</w:t>
+      </w:r>
+    </w:p>
+    <w:p>
+      <w:pPr>
+        <w:pStyle w:val="ListParagraph"/>
+        <w:numPr>
+          <w:ilvl w:val="0"/>
+          <w:numId w:val="24"/>
+        </w:numPr>
+        <w:jc w:val="both"/>
+        <w:rPr>
+          <w:rFonts w:ascii="Times New Roman" w:hAnsi="Times New Roman" w:cs="Times New Roman"/>
+          <w:sz w:val="28"/>
+        </w:rPr>
+      </w:pPr>
+      <w:r>
+        <w:rPr>
+          <w:rFonts w:ascii="Times New Roman" w:hAnsi="Times New Roman" w:cs="Times New Roman"/>
+          <w:sz w:val="28"/>
+        </w:rPr>
+        <w:t>Сортировка по нескольким столбцам</w:t>
+      </w:r>
+    </w:p>
+    <w:p>
+      <w:pPr>
+        <w:jc w:val="both"/>
+        <w:rPr>
+          <w:rFonts w:ascii="Times New Roman" w:hAnsi="Times New Roman" w:cs="Times New Roman"/>
+          <w:sz w:val="28"/>
+        </w:rPr>
+      </w:pPr>
+      <w:r>
+        <w:rPr>
+          <w:rFonts w:ascii="Times New Roman" w:hAnsi="Times New Roman" w:cs="Times New Roman"/>
           <w:noProof/>
           <w:sz w:val="28"/>
         </w:rPr>
-        <w:lastRenderedPageBreak/>
         <w:drawing>
-          <wp:inline distT="0" distB="0" distL="0" distR="0" wp14:anchorId="320BE125" wp14:editId="70DC592E">
-            <wp:extent cx="5940425" cy="2715260"/>
-            <wp:effectExtent l="0" t="0" r="3175" b="8890"/>
-            <wp:docPr id="31" name="Picture 31"/>
+          <wp:inline distT="0" distB="0" distL="0" distR="0" wp14:anchorId="26C98BB8" wp14:editId="177D3293">
+            <wp:extent cx="5940425" cy="2835910"/>
+            <wp:effectExtent l="0" t="0" r="3175" b="2540"/>
+            <wp:docPr id="30" name="Picture 30"/>
             <wp:cNvGraphicFramePr>
               <a:graphicFrameLocks xmlns:a="http://schemas.openxmlformats.org/drawingml/2006/main" noChangeAspect="1"/>
             </wp:cNvGraphicFramePr>
@@ -13820,7 +12650,7 @@
                   <pic:spPr>
                     <a:xfrm>
                       <a:off x="0" y="0"/>
-                      <a:ext cx="5940425" cy="2715260"/>
+                      <a:ext cx="5940425" cy="2835910"/>
                     </a:xfrm>
                     <a:prstGeom prst="rect">
                       <a:avLst/>
@@ -13844,268 +12674,15 @@
       <w:r>
         <w:rPr>
           <w:rFonts w:ascii="Times New Roman" w:hAnsi="Times New Roman" w:cs="Times New Roman"/>
-          <w:sz w:val="28"/>
-        </w:rPr>
-        <w:t>Фильтрация выводимых данных:</w:t>
-      </w:r>
-    </w:p>
-    <w:p>
-      <w:pPr>
-        <w:pStyle w:val="ListParagraph"/>
-        <w:numPr>
-          <w:ilvl w:val="0"/>
-          <w:numId w:val="25"/>
-        </w:numPr>
-        <w:jc w:val="both"/>
-        <w:rPr>
-          <w:rFonts w:ascii="Times New Roman" w:hAnsi="Times New Roman" w:cs="Times New Roman"/>
-          <w:sz w:val="28"/>
-        </w:rPr>
-      </w:pPr>
-      <w:r>
-        <w:rPr>
-          <w:rFonts w:ascii="Times New Roman" w:hAnsi="Times New Roman" w:cs="Times New Roman"/>
-          <w:sz w:val="28"/>
-        </w:rPr>
-        <w:t xml:space="preserve">Несколько условий в </w:t>
-      </w:r>
-      <w:r>
-        <w:rPr>
-          <w:rFonts w:ascii="Times New Roman" w:hAnsi="Times New Roman" w:cs="Times New Roman"/>
-          <w:sz w:val="28"/>
-          <w:lang w:val="en-GB"/>
-        </w:rPr>
-        <w:t>WHERE</w:t>
-      </w:r>
-      <w:r>
-        <w:rPr>
-          <w:rFonts w:ascii="Times New Roman" w:hAnsi="Times New Roman" w:cs="Times New Roman"/>
-          <w:sz w:val="28"/>
-        </w:rPr>
-        <w:t xml:space="preserve"> (использовать </w:t>
-      </w:r>
-      <w:r>
-        <w:rPr>
-          <w:rFonts w:ascii="Times New Roman" w:hAnsi="Times New Roman" w:cs="Times New Roman"/>
-          <w:sz w:val="28"/>
-          <w:lang w:val="en-GB"/>
-        </w:rPr>
-        <w:t>AND</w:t>
-      </w:r>
-      <w:r>
-        <w:rPr>
-          <w:rFonts w:ascii="Times New Roman" w:hAnsi="Times New Roman" w:cs="Times New Roman"/>
-          <w:sz w:val="28"/>
-        </w:rPr>
-        <w:t>/</w:t>
-      </w:r>
-      <w:r>
-        <w:rPr>
-          <w:rFonts w:ascii="Times New Roman" w:hAnsi="Times New Roman" w:cs="Times New Roman"/>
-          <w:sz w:val="28"/>
-          <w:lang w:val="en-GB"/>
-        </w:rPr>
-        <w:t>OR</w:t>
-      </w:r>
-      <w:r>
-        <w:rPr>
-          <w:rFonts w:ascii="Times New Roman" w:hAnsi="Times New Roman" w:cs="Times New Roman"/>
-          <w:sz w:val="28"/>
-        </w:rPr>
-        <w:t>)</w:t>
-      </w:r>
-    </w:p>
-    <w:p>
-      <w:pPr>
-        <w:pStyle w:val="ListParagraph"/>
-        <w:numPr>
-          <w:ilvl w:val="0"/>
-          <w:numId w:val="25"/>
-        </w:numPr>
-        <w:jc w:val="both"/>
-        <w:rPr>
-          <w:rFonts w:ascii="Times New Roman" w:hAnsi="Times New Roman" w:cs="Times New Roman"/>
-          <w:sz w:val="28"/>
-        </w:rPr>
-      </w:pPr>
-      <w:r>
-        <w:rPr>
-          <w:rFonts w:ascii="Times New Roman" w:hAnsi="Times New Roman" w:cs="Times New Roman"/>
-          <w:sz w:val="28"/>
-        </w:rPr>
-        <w:t>Фильтрация по конкретному значению столбца</w:t>
-      </w:r>
-    </w:p>
-    <w:p>
-      <w:pPr>
-        <w:pStyle w:val="ListParagraph"/>
-        <w:numPr>
-          <w:ilvl w:val="0"/>
-          <w:numId w:val="25"/>
-        </w:numPr>
-        <w:jc w:val="both"/>
-        <w:rPr>
-          <w:rFonts w:ascii="Times New Roman" w:hAnsi="Times New Roman" w:cs="Times New Roman"/>
-          <w:sz w:val="28"/>
-        </w:rPr>
-      </w:pPr>
-      <w:r>
-        <w:rPr>
-          <w:rFonts w:ascii="Times New Roman" w:hAnsi="Times New Roman" w:cs="Times New Roman"/>
-          <w:sz w:val="28"/>
-        </w:rPr>
-        <w:t>Проверка на неравенство</w:t>
-      </w:r>
-    </w:p>
-    <w:p>
-      <w:pPr>
-        <w:pStyle w:val="ListParagraph"/>
-        <w:numPr>
-          <w:ilvl w:val="0"/>
-          <w:numId w:val="25"/>
-        </w:numPr>
-        <w:jc w:val="both"/>
-        <w:rPr>
-          <w:rFonts w:ascii="Times New Roman" w:hAnsi="Times New Roman" w:cs="Times New Roman"/>
-          <w:sz w:val="28"/>
-        </w:rPr>
-      </w:pPr>
-      <w:r>
-        <w:rPr>
-          <w:rFonts w:ascii="Times New Roman" w:hAnsi="Times New Roman" w:cs="Times New Roman"/>
-          <w:sz w:val="28"/>
-        </w:rPr>
-        <w:t>С заданием диапазона, в котором должны быть значения</w:t>
-      </w:r>
-    </w:p>
-    <w:p>
-      <w:pPr>
-        <w:pStyle w:val="ListParagraph"/>
-        <w:numPr>
-          <w:ilvl w:val="0"/>
-          <w:numId w:val="25"/>
-        </w:numPr>
-        <w:jc w:val="both"/>
-        <w:rPr>
-          <w:rFonts w:ascii="Times New Roman" w:hAnsi="Times New Roman" w:cs="Times New Roman"/>
-          <w:sz w:val="28"/>
-        </w:rPr>
-      </w:pPr>
-      <w:r>
-        <w:rPr>
-          <w:rFonts w:ascii="Times New Roman" w:hAnsi="Times New Roman" w:cs="Times New Roman"/>
-          <w:sz w:val="28"/>
-        </w:rPr>
-        <w:t xml:space="preserve">С использованием оператора </w:t>
-      </w:r>
-      <w:r>
-        <w:rPr>
-          <w:rFonts w:ascii="Times New Roman" w:hAnsi="Times New Roman" w:cs="Times New Roman"/>
-          <w:sz w:val="28"/>
-          <w:lang w:val="en-GB"/>
-        </w:rPr>
-        <w:t>IN</w:t>
-      </w:r>
-      <w:r>
-        <w:rPr>
-          <w:rFonts w:ascii="Times New Roman" w:hAnsi="Times New Roman" w:cs="Times New Roman"/>
-          <w:sz w:val="28"/>
-        </w:rPr>
-        <w:t xml:space="preserve"> / </w:t>
-      </w:r>
-      <w:r>
-        <w:rPr>
-          <w:rFonts w:ascii="Times New Roman" w:hAnsi="Times New Roman" w:cs="Times New Roman"/>
-          <w:sz w:val="28"/>
-          <w:lang w:val="en-GB"/>
-        </w:rPr>
-        <w:t>NOT</w:t>
-      </w:r>
-      <w:r>
-        <w:rPr>
-          <w:rFonts w:ascii="Times New Roman" w:hAnsi="Times New Roman" w:cs="Times New Roman"/>
-          <w:sz w:val="28"/>
-        </w:rPr>
-        <w:t xml:space="preserve"> </w:t>
-      </w:r>
-      <w:r>
-        <w:rPr>
-          <w:rFonts w:ascii="Times New Roman" w:hAnsi="Times New Roman" w:cs="Times New Roman"/>
-          <w:sz w:val="28"/>
-          <w:lang w:val="en-GB"/>
-        </w:rPr>
-        <w:t>IN</w:t>
-      </w:r>
-    </w:p>
-    <w:p>
-      <w:pPr>
-        <w:pStyle w:val="ListParagraph"/>
-        <w:numPr>
-          <w:ilvl w:val="0"/>
-          <w:numId w:val="25"/>
-        </w:numPr>
-        <w:jc w:val="both"/>
-        <w:rPr>
-          <w:rFonts w:ascii="Times New Roman" w:hAnsi="Times New Roman" w:cs="Times New Roman"/>
-          <w:sz w:val="28"/>
-        </w:rPr>
-      </w:pPr>
-      <w:r>
-        <w:rPr>
-          <w:rFonts w:ascii="Times New Roman" w:hAnsi="Times New Roman" w:cs="Times New Roman"/>
-          <w:sz w:val="28"/>
-        </w:rPr>
-        <w:t xml:space="preserve">С использованием оператора </w:t>
-      </w:r>
-      <w:r>
-        <w:rPr>
-          <w:rFonts w:ascii="Times New Roman" w:hAnsi="Times New Roman" w:cs="Times New Roman"/>
-          <w:sz w:val="28"/>
-          <w:lang w:val="en-GB"/>
-        </w:rPr>
-        <w:t>LIKE</w:t>
-      </w:r>
-      <w:r>
-        <w:rPr>
-          <w:rFonts w:ascii="Times New Roman" w:hAnsi="Times New Roman" w:cs="Times New Roman"/>
-          <w:sz w:val="28"/>
-        </w:rPr>
-        <w:t xml:space="preserve">. </w:t>
-      </w:r>
-      <w:r>
-        <w:rPr>
-          <w:rFonts w:ascii="Times New Roman" w:hAnsi="Times New Roman" w:cs="Times New Roman"/>
-          <w:sz w:val="28"/>
-        </w:rPr>
-        <w:t xml:space="preserve">Использовать метасимволы </w:t>
-      </w:r>
-      <w:r>
-        <w:rPr>
-          <w:rFonts w:ascii="Times New Roman" w:hAnsi="Times New Roman" w:cs="Times New Roman"/>
-          <w:sz w:val="28"/>
-        </w:rPr>
-        <w:t>%, _, []</w:t>
-      </w:r>
-    </w:p>
-    <w:p>
-      <w:pPr>
-        <w:jc w:val="both"/>
-        <w:rPr>
-          <w:rFonts w:ascii="Times New Roman" w:hAnsi="Times New Roman" w:cs="Times New Roman"/>
-          <w:sz w:val="28"/>
-        </w:rPr>
-      </w:pPr>
-      <w:r>
-        <w:rPr>
-          <w:rFonts w:ascii="Times New Roman" w:hAnsi="Times New Roman" w:cs="Times New Roman"/>
           <w:noProof/>
           <w:sz w:val="28"/>
         </w:rPr>
+        <w:lastRenderedPageBreak/>
         <w:drawing>
-          <wp:inline distT="0" distB="0" distL="0" distR="0" wp14:anchorId="653C518D" wp14:editId="49C915C6">
-            <wp:extent cx="5940425" cy="1280795"/>
-            <wp:effectExtent l="0" t="0" r="3175" b="0"/>
-            <wp:docPr id="32" name="Picture 32"/>
+          <wp:inline distT="0" distB="0" distL="0" distR="0" wp14:anchorId="320BE125" wp14:editId="70DC592E">
+            <wp:extent cx="5940425" cy="2715260"/>
+            <wp:effectExtent l="0" t="0" r="3175" b="8890"/>
+            <wp:docPr id="31" name="Picture 31"/>
             <wp:cNvGraphicFramePr>
               <a:graphicFrameLocks xmlns:a="http://schemas.openxmlformats.org/drawingml/2006/main" noChangeAspect="1"/>
             </wp:cNvGraphicFramePr>
@@ -14125,7 +12702,7 @@
                   <pic:spPr>
                     <a:xfrm>
                       <a:off x="0" y="0"/>
-                      <a:ext cx="5940425" cy="1280795"/>
+                      <a:ext cx="5940425" cy="2715260"/>
                     </a:xfrm>
                     <a:prstGeom prst="rect">
                       <a:avLst/>
@@ -14149,14 +12726,268 @@
       <w:r>
         <w:rPr>
           <w:rFonts w:ascii="Times New Roman" w:hAnsi="Times New Roman" w:cs="Times New Roman"/>
+          <w:sz w:val="28"/>
+        </w:rPr>
+        <w:t>Фильтрация выводимых данных:</w:t>
+      </w:r>
+    </w:p>
+    <w:p>
+      <w:pPr>
+        <w:pStyle w:val="ListParagraph"/>
+        <w:numPr>
+          <w:ilvl w:val="0"/>
+          <w:numId w:val="25"/>
+        </w:numPr>
+        <w:jc w:val="both"/>
+        <w:rPr>
+          <w:rFonts w:ascii="Times New Roman" w:hAnsi="Times New Roman" w:cs="Times New Roman"/>
+          <w:sz w:val="28"/>
+        </w:rPr>
+      </w:pPr>
+      <w:r>
+        <w:rPr>
+          <w:rFonts w:ascii="Times New Roman" w:hAnsi="Times New Roman" w:cs="Times New Roman"/>
+          <w:sz w:val="28"/>
+        </w:rPr>
+        <w:t xml:space="preserve">Несколько условий в </w:t>
+      </w:r>
+      <w:r>
+        <w:rPr>
+          <w:rFonts w:ascii="Times New Roman" w:hAnsi="Times New Roman" w:cs="Times New Roman"/>
+          <w:sz w:val="28"/>
+          <w:lang w:val="en-GB"/>
+        </w:rPr>
+        <w:t>WHERE</w:t>
+      </w:r>
+      <w:r>
+        <w:rPr>
+          <w:rFonts w:ascii="Times New Roman" w:hAnsi="Times New Roman" w:cs="Times New Roman"/>
+          <w:sz w:val="28"/>
+        </w:rPr>
+        <w:t xml:space="preserve"> (использовать </w:t>
+      </w:r>
+      <w:r>
+        <w:rPr>
+          <w:rFonts w:ascii="Times New Roman" w:hAnsi="Times New Roman" w:cs="Times New Roman"/>
+          <w:sz w:val="28"/>
+          <w:lang w:val="en-GB"/>
+        </w:rPr>
+        <w:t>AND</w:t>
+      </w:r>
+      <w:r>
+        <w:rPr>
+          <w:rFonts w:ascii="Times New Roman" w:hAnsi="Times New Roman" w:cs="Times New Roman"/>
+          <w:sz w:val="28"/>
+        </w:rPr>
+        <w:t>/</w:t>
+      </w:r>
+      <w:r>
+        <w:rPr>
+          <w:rFonts w:ascii="Times New Roman" w:hAnsi="Times New Roman" w:cs="Times New Roman"/>
+          <w:sz w:val="28"/>
+          <w:lang w:val="en-GB"/>
+        </w:rPr>
+        <w:t>OR</w:t>
+      </w:r>
+      <w:r>
+        <w:rPr>
+          <w:rFonts w:ascii="Times New Roman" w:hAnsi="Times New Roman" w:cs="Times New Roman"/>
+          <w:sz w:val="28"/>
+        </w:rPr>
+        <w:t>)</w:t>
+      </w:r>
+    </w:p>
+    <w:p>
+      <w:pPr>
+        <w:pStyle w:val="ListParagraph"/>
+        <w:numPr>
+          <w:ilvl w:val="0"/>
+          <w:numId w:val="25"/>
+        </w:numPr>
+        <w:jc w:val="both"/>
+        <w:rPr>
+          <w:rFonts w:ascii="Times New Roman" w:hAnsi="Times New Roman" w:cs="Times New Roman"/>
+          <w:sz w:val="28"/>
+        </w:rPr>
+      </w:pPr>
+      <w:r>
+        <w:rPr>
+          <w:rFonts w:ascii="Times New Roman" w:hAnsi="Times New Roman" w:cs="Times New Roman"/>
+          <w:sz w:val="28"/>
+        </w:rPr>
+        <w:t>Фильтрация по конкретному значению столбца</w:t>
+      </w:r>
+    </w:p>
+    <w:p>
+      <w:pPr>
+        <w:pStyle w:val="ListParagraph"/>
+        <w:numPr>
+          <w:ilvl w:val="0"/>
+          <w:numId w:val="25"/>
+        </w:numPr>
+        <w:jc w:val="both"/>
+        <w:rPr>
+          <w:rFonts w:ascii="Times New Roman" w:hAnsi="Times New Roman" w:cs="Times New Roman"/>
+          <w:sz w:val="28"/>
+        </w:rPr>
+      </w:pPr>
+      <w:r>
+        <w:rPr>
+          <w:rFonts w:ascii="Times New Roman" w:hAnsi="Times New Roman" w:cs="Times New Roman"/>
+          <w:sz w:val="28"/>
+        </w:rPr>
+        <w:t>Проверка на неравенство</w:t>
+      </w:r>
+    </w:p>
+    <w:p>
+      <w:pPr>
+        <w:pStyle w:val="ListParagraph"/>
+        <w:numPr>
+          <w:ilvl w:val="0"/>
+          <w:numId w:val="25"/>
+        </w:numPr>
+        <w:jc w:val="both"/>
+        <w:rPr>
+          <w:rFonts w:ascii="Times New Roman" w:hAnsi="Times New Roman" w:cs="Times New Roman"/>
+          <w:sz w:val="28"/>
+        </w:rPr>
+      </w:pPr>
+      <w:r>
+        <w:rPr>
+          <w:rFonts w:ascii="Times New Roman" w:hAnsi="Times New Roman" w:cs="Times New Roman"/>
+          <w:sz w:val="28"/>
+        </w:rPr>
+        <w:t>С заданием диапазона, в котором должны быть значения</w:t>
+      </w:r>
+    </w:p>
+    <w:p>
+      <w:pPr>
+        <w:pStyle w:val="ListParagraph"/>
+        <w:numPr>
+          <w:ilvl w:val="0"/>
+          <w:numId w:val="25"/>
+        </w:numPr>
+        <w:jc w:val="both"/>
+        <w:rPr>
+          <w:rFonts w:ascii="Times New Roman" w:hAnsi="Times New Roman" w:cs="Times New Roman"/>
+          <w:sz w:val="28"/>
+        </w:rPr>
+      </w:pPr>
+      <w:r>
+        <w:rPr>
+          <w:rFonts w:ascii="Times New Roman" w:hAnsi="Times New Roman" w:cs="Times New Roman"/>
+          <w:sz w:val="28"/>
+        </w:rPr>
+        <w:t xml:space="preserve">С использованием оператора </w:t>
+      </w:r>
+      <w:r>
+        <w:rPr>
+          <w:rFonts w:ascii="Times New Roman" w:hAnsi="Times New Roman" w:cs="Times New Roman"/>
+          <w:sz w:val="28"/>
+          <w:lang w:val="en-GB"/>
+        </w:rPr>
+        <w:t>IN</w:t>
+      </w:r>
+      <w:r>
+        <w:rPr>
+          <w:rFonts w:ascii="Times New Roman" w:hAnsi="Times New Roman" w:cs="Times New Roman"/>
+          <w:sz w:val="28"/>
+        </w:rPr>
+        <w:t xml:space="preserve"> / </w:t>
+      </w:r>
+      <w:r>
+        <w:rPr>
+          <w:rFonts w:ascii="Times New Roman" w:hAnsi="Times New Roman" w:cs="Times New Roman"/>
+          <w:sz w:val="28"/>
+          <w:lang w:val="en-GB"/>
+        </w:rPr>
+        <w:t>NOT</w:t>
+      </w:r>
+      <w:r>
+        <w:rPr>
+          <w:rFonts w:ascii="Times New Roman" w:hAnsi="Times New Roman" w:cs="Times New Roman"/>
+          <w:sz w:val="28"/>
+        </w:rPr>
+        <w:t xml:space="preserve"> </w:t>
+      </w:r>
+      <w:r>
+        <w:rPr>
+          <w:rFonts w:ascii="Times New Roman" w:hAnsi="Times New Roman" w:cs="Times New Roman"/>
+          <w:sz w:val="28"/>
+          <w:lang w:val="en-GB"/>
+        </w:rPr>
+        <w:t>IN</w:t>
+      </w:r>
+    </w:p>
+    <w:p>
+      <w:pPr>
+        <w:pStyle w:val="ListParagraph"/>
+        <w:numPr>
+          <w:ilvl w:val="0"/>
+          <w:numId w:val="25"/>
+        </w:numPr>
+        <w:jc w:val="both"/>
+        <w:rPr>
+          <w:rFonts w:ascii="Times New Roman" w:hAnsi="Times New Roman" w:cs="Times New Roman"/>
+          <w:sz w:val="28"/>
+        </w:rPr>
+      </w:pPr>
+      <w:r>
+        <w:rPr>
+          <w:rFonts w:ascii="Times New Roman" w:hAnsi="Times New Roman" w:cs="Times New Roman"/>
+          <w:sz w:val="28"/>
+        </w:rPr>
+        <w:t xml:space="preserve">С использованием оператора </w:t>
+      </w:r>
+      <w:r>
+        <w:rPr>
+          <w:rFonts w:ascii="Times New Roman" w:hAnsi="Times New Roman" w:cs="Times New Roman"/>
+          <w:sz w:val="28"/>
+          <w:lang w:val="en-GB"/>
+        </w:rPr>
+        <w:t>LIKE</w:t>
+      </w:r>
+      <w:r>
+        <w:rPr>
+          <w:rFonts w:ascii="Times New Roman" w:hAnsi="Times New Roman" w:cs="Times New Roman"/>
+          <w:sz w:val="28"/>
+        </w:rPr>
+        <w:t xml:space="preserve">. </w:t>
+      </w:r>
+      <w:r>
+        <w:rPr>
+          <w:rFonts w:ascii="Times New Roman" w:hAnsi="Times New Roman" w:cs="Times New Roman"/>
+          <w:sz w:val="28"/>
+        </w:rPr>
+        <w:t xml:space="preserve">Использовать метасимволы </w:t>
+      </w:r>
+      <w:r>
+        <w:rPr>
+          <w:rFonts w:ascii="Times New Roman" w:hAnsi="Times New Roman" w:cs="Times New Roman"/>
+          <w:sz w:val="28"/>
+        </w:rPr>
+        <w:t>%, _, []</w:t>
+      </w:r>
+    </w:p>
+    <w:p>
+      <w:pPr>
+        <w:jc w:val="both"/>
+        <w:rPr>
+          <w:rFonts w:ascii="Times New Roman" w:hAnsi="Times New Roman" w:cs="Times New Roman"/>
+          <w:sz w:val="28"/>
+        </w:rPr>
+      </w:pPr>
+      <w:r>
+        <w:rPr>
+          <w:rFonts w:ascii="Times New Roman" w:hAnsi="Times New Roman" w:cs="Times New Roman"/>
           <w:noProof/>
           <w:sz w:val="28"/>
         </w:rPr>
         <w:drawing>
-          <wp:inline distT="0" distB="0" distL="0" distR="0" wp14:anchorId="7B23D921" wp14:editId="6A5C5311">
-            <wp:extent cx="5940425" cy="1352550"/>
+          <wp:inline distT="0" distB="0" distL="0" distR="0" wp14:anchorId="653C518D" wp14:editId="49C915C6">
+            <wp:extent cx="5940425" cy="1280795"/>
             <wp:effectExtent l="0" t="0" r="3175" b="0"/>
-            <wp:docPr id="33" name="Picture 33"/>
+            <wp:docPr id="32" name="Picture 32"/>
             <wp:cNvGraphicFramePr>
               <a:graphicFrameLocks xmlns:a="http://schemas.openxmlformats.org/drawingml/2006/main" noChangeAspect="1"/>
             </wp:cNvGraphicFramePr>
@@ -14176,7 +13007,7 @@
                   <pic:spPr>
                     <a:xfrm>
                       <a:off x="0" y="0"/>
-                      <a:ext cx="5940425" cy="1352550"/>
+                      <a:ext cx="5940425" cy="1280795"/>
                     </a:xfrm>
                     <a:prstGeom prst="rect">
                       <a:avLst/>
@@ -14203,12 +13034,11 @@
           <w:noProof/>
           <w:sz w:val="28"/>
         </w:rPr>
-        <w:lastRenderedPageBreak/>
         <w:drawing>
-          <wp:inline distT="0" distB="0" distL="0" distR="0" wp14:anchorId="4F75A888" wp14:editId="060EDE6A">
-            <wp:extent cx="5940425" cy="2669540"/>
+          <wp:inline distT="0" distB="0" distL="0" distR="0" wp14:anchorId="7B23D921" wp14:editId="6A5C5311">
+            <wp:extent cx="5940425" cy="1352550"/>
             <wp:effectExtent l="0" t="0" r="3175" b="0"/>
-            <wp:docPr id="34" name="Picture 34"/>
+            <wp:docPr id="33" name="Picture 33"/>
             <wp:cNvGraphicFramePr>
               <a:graphicFrameLocks xmlns:a="http://schemas.openxmlformats.org/drawingml/2006/main" noChangeAspect="1"/>
             </wp:cNvGraphicFramePr>
@@ -14228,7 +13058,7 @@
                   <pic:spPr>
                     <a:xfrm>
                       <a:off x="0" y="0"/>
-                      <a:ext cx="5940425" cy="2669540"/>
+                      <a:ext cx="5940425" cy="1352550"/>
                     </a:xfrm>
                     <a:prstGeom prst="rect">
                       <a:avLst/>
@@ -14255,11 +13085,12 @@
           <w:noProof/>
           <w:sz w:val="28"/>
         </w:rPr>
+        <w:lastRenderedPageBreak/>
         <w:drawing>
-          <wp:inline distT="0" distB="0" distL="0" distR="0" wp14:anchorId="6A38A5FD" wp14:editId="568FAFF5">
-            <wp:extent cx="5940425" cy="1732280"/>
-            <wp:effectExtent l="0" t="0" r="3175" b="1270"/>
-            <wp:docPr id="35" name="Picture 35"/>
+          <wp:inline distT="0" distB="0" distL="0" distR="0" wp14:anchorId="4F75A888" wp14:editId="060EDE6A">
+            <wp:extent cx="5940425" cy="2669540"/>
+            <wp:effectExtent l="0" t="0" r="3175" b="0"/>
+            <wp:docPr id="34" name="Picture 34"/>
             <wp:cNvGraphicFramePr>
               <a:graphicFrameLocks xmlns:a="http://schemas.openxmlformats.org/drawingml/2006/main" noChangeAspect="1"/>
             </wp:cNvGraphicFramePr>
@@ -14279,7 +13110,7 @@
                   <pic:spPr>
                     <a:xfrm>
                       <a:off x="0" y="0"/>
-                      <a:ext cx="5940425" cy="1732280"/>
+                      <a:ext cx="5940425" cy="2669540"/>
                     </a:xfrm>
                     <a:prstGeom prst="rect">
                       <a:avLst/>
@@ -14294,6 +13125,7 @@
     </w:p>
     <w:p>
       <w:pPr>
+        <w:jc w:val="both"/>
         <w:rPr>
           <w:rFonts w:ascii="Times New Roman" w:hAnsi="Times New Roman" w:cs="Times New Roman"/>
           <w:sz w:val="28"/>
@@ -14306,10 +13138,10 @@
           <w:sz w:val="28"/>
         </w:rPr>
         <w:drawing>
-          <wp:inline distT="0" distB="0" distL="0" distR="0" wp14:anchorId="77246C18" wp14:editId="749EF37B">
-            <wp:extent cx="5940425" cy="2748915"/>
-            <wp:effectExtent l="0" t="0" r="3175" b="0"/>
-            <wp:docPr id="36" name="Picture 36"/>
+          <wp:inline distT="0" distB="0" distL="0" distR="0" wp14:anchorId="6A38A5FD" wp14:editId="568FAFF5">
+            <wp:extent cx="5940425" cy="1732280"/>
+            <wp:effectExtent l="0" t="0" r="3175" b="1270"/>
+            <wp:docPr id="35" name="Picture 35"/>
             <wp:cNvGraphicFramePr>
               <a:graphicFrameLocks xmlns:a="http://schemas.openxmlformats.org/drawingml/2006/main" noChangeAspect="1"/>
             </wp:cNvGraphicFramePr>
@@ -14329,7 +13161,7 @@
                   <pic:spPr>
                     <a:xfrm>
                       <a:off x="0" y="0"/>
-                      <a:ext cx="5940425" cy="2748915"/>
+                      <a:ext cx="5940425" cy="1732280"/>
                     </a:xfrm>
                     <a:prstGeom prst="rect">
                       <a:avLst/>
@@ -14355,12 +13187,11 @@
           <w:noProof/>
           <w:sz w:val="28"/>
         </w:rPr>
-        <w:lastRenderedPageBreak/>
         <w:drawing>
-          <wp:inline distT="0" distB="0" distL="0" distR="0" wp14:anchorId="676D725E" wp14:editId="16DAF0B7">
-            <wp:extent cx="5940425" cy="3409315"/>
-            <wp:effectExtent l="0" t="0" r="3175" b="635"/>
-            <wp:docPr id="37" name="Picture 37"/>
+          <wp:inline distT="0" distB="0" distL="0" distR="0" wp14:anchorId="77246C18" wp14:editId="749EF37B">
+            <wp:extent cx="5940425" cy="2748915"/>
+            <wp:effectExtent l="0" t="0" r="3175" b="0"/>
+            <wp:docPr id="36" name="Picture 36"/>
             <wp:cNvGraphicFramePr>
               <a:graphicFrameLocks xmlns:a="http://schemas.openxmlformats.org/drawingml/2006/main" noChangeAspect="1"/>
             </wp:cNvGraphicFramePr>
@@ -14380,7 +13211,7 @@
                   <pic:spPr>
                     <a:xfrm>
                       <a:off x="0" y="0"/>
-                      <a:ext cx="5940425" cy="3409315"/>
+                      <a:ext cx="5940425" cy="2748915"/>
                     </a:xfrm>
                     <a:prstGeom prst="rect">
                       <a:avLst/>
@@ -14400,266 +13231,18 @@
           <w:sz w:val="28"/>
         </w:rPr>
       </w:pPr>
-    </w:p>
-    <w:p>
-      <w:pPr>
-        <w:pStyle w:val="ListParagraph"/>
-        <w:jc w:val="both"/>
-        <w:rPr>
-          <w:rFonts w:ascii="Times New Roman" w:hAnsi="Times New Roman" w:cs="Times New Roman"/>
-          <w:b/>
-          <w:sz w:val="28"/>
-        </w:rPr>
-      </w:pPr>
-      <w:r>
-        <w:rPr>
-          <w:rFonts w:ascii="Times New Roman" w:hAnsi="Times New Roman" w:cs="Times New Roman"/>
-          <w:b/>
-          <w:sz w:val="28"/>
-        </w:rPr>
-        <w:t>Часть 4</w:t>
-      </w:r>
-      <w:r>
-        <w:rPr>
-          <w:rFonts w:ascii="Times New Roman" w:hAnsi="Times New Roman" w:cs="Times New Roman"/>
-          <w:b/>
-          <w:sz w:val="28"/>
-        </w:rPr>
-        <w:t>.</w:t>
-      </w:r>
-      <w:r>
-        <w:rPr>
-          <w:rFonts w:ascii="Times New Roman" w:hAnsi="Times New Roman" w:cs="Times New Roman"/>
-          <w:b/>
-          <w:sz w:val="28"/>
-        </w:rPr>
-        <w:t xml:space="preserve"> Объединение таблиц. Агрегирующие функции. Группирование с фильтрацией</w:t>
-      </w:r>
-    </w:p>
-    <w:p>
-      <w:pPr>
-        <w:pStyle w:val="ListParagraph"/>
-        <w:jc w:val="both"/>
-        <w:rPr>
-          <w:rFonts w:ascii="Times New Roman" w:hAnsi="Times New Roman" w:cs="Times New Roman"/>
-          <w:sz w:val="28"/>
-        </w:rPr>
-      </w:pPr>
-    </w:p>
-    <w:p>
-      <w:pPr>
-        <w:pStyle w:val="ListParagraph"/>
-        <w:jc w:val="both"/>
-        <w:rPr>
-          <w:rFonts w:ascii="Times New Roman" w:hAnsi="Times New Roman" w:cs="Times New Roman"/>
-          <w:sz w:val="28"/>
-        </w:rPr>
-      </w:pPr>
-      <w:r>
-        <w:rPr>
-          <w:rFonts w:ascii="Times New Roman" w:hAnsi="Times New Roman" w:cs="Times New Roman"/>
-          <w:sz w:val="28"/>
-        </w:rPr>
-        <w:t>Задания:</w:t>
-      </w:r>
-    </w:p>
-    <w:p>
-      <w:pPr>
-        <w:pStyle w:val="ListParagraph"/>
-        <w:numPr>
-          <w:ilvl w:val="0"/>
-          <w:numId w:val="25"/>
-        </w:numPr>
-        <w:jc w:val="both"/>
-        <w:rPr>
-          <w:rFonts w:ascii="Times New Roman" w:hAnsi="Times New Roman" w:cs="Times New Roman"/>
-          <w:sz w:val="28"/>
-        </w:rPr>
-      </w:pPr>
-      <w:r>
-        <w:rPr>
-          <w:rFonts w:ascii="Times New Roman" w:hAnsi="Times New Roman" w:cs="Times New Roman"/>
-          <w:sz w:val="28"/>
-        </w:rPr>
-        <w:t xml:space="preserve">Для записей таблице </w:t>
-      </w:r>
-      <w:r>
-        <w:rPr>
-          <w:rFonts w:ascii="Times New Roman" w:hAnsi="Times New Roman" w:cs="Times New Roman"/>
-          <w:sz w:val="28"/>
-          <w:lang w:val="en-GB"/>
-        </w:rPr>
-        <w:t>orders</w:t>
-      </w:r>
-      <w:r>
-        <w:rPr>
-          <w:rFonts w:ascii="Times New Roman" w:hAnsi="Times New Roman" w:cs="Times New Roman"/>
-          <w:sz w:val="28"/>
-        </w:rPr>
-        <w:t xml:space="preserve"> </w:t>
-      </w:r>
-      <w:r>
-        <w:rPr>
-          <w:rFonts w:ascii="Times New Roman" w:hAnsi="Times New Roman" w:cs="Times New Roman"/>
-          <w:sz w:val="28"/>
-        </w:rPr>
-        <w:t xml:space="preserve">вставить посчитанные значения столбца </w:t>
-      </w:r>
-      <w:r>
-        <w:rPr>
-          <w:rFonts w:ascii="Times New Roman" w:hAnsi="Times New Roman" w:cs="Times New Roman"/>
-          <w:sz w:val="28"/>
-          <w:lang w:val="en-GB"/>
-        </w:rPr>
-        <w:t>total</w:t>
-      </w:r>
-      <w:r>
-        <w:rPr>
-          <w:rFonts w:ascii="Times New Roman" w:hAnsi="Times New Roman" w:cs="Times New Roman"/>
-          <w:sz w:val="28"/>
-        </w:rPr>
-        <w:t>_</w:t>
-      </w:r>
-      <w:r>
-        <w:rPr>
-          <w:rFonts w:ascii="Times New Roman" w:hAnsi="Times New Roman" w:cs="Times New Roman"/>
-          <w:sz w:val="28"/>
-          <w:lang w:val="en-GB"/>
-        </w:rPr>
-        <w:t>price</w:t>
-      </w:r>
-      <w:r>
-        <w:rPr>
-          <w:rFonts w:ascii="Times New Roman" w:hAnsi="Times New Roman" w:cs="Times New Roman"/>
-          <w:sz w:val="28"/>
-        </w:rPr>
-        <w:t xml:space="preserve"> </w:t>
-      </w:r>
-      <w:r>
-        <w:rPr>
-          <w:rFonts w:ascii="Times New Roman" w:hAnsi="Times New Roman" w:cs="Times New Roman"/>
-          <w:sz w:val="28"/>
-        </w:rPr>
-        <w:t xml:space="preserve">исходя из данных заказа. Данные заказа брать из смежных таблиц </w:t>
-      </w:r>
-      <w:r>
-        <w:rPr>
-          <w:rFonts w:ascii="Times New Roman" w:hAnsi="Times New Roman" w:cs="Times New Roman"/>
-          <w:sz w:val="28"/>
-          <w:lang w:val="en-GB"/>
-        </w:rPr>
-        <w:t>orders</w:t>
-      </w:r>
-      <w:r>
-        <w:rPr>
-          <w:rFonts w:ascii="Times New Roman" w:hAnsi="Times New Roman" w:cs="Times New Roman"/>
-          <w:sz w:val="28"/>
-        </w:rPr>
-        <w:t>_</w:t>
-      </w:r>
-      <w:r>
-        <w:rPr>
-          <w:rFonts w:ascii="Times New Roman" w:hAnsi="Times New Roman" w:cs="Times New Roman"/>
-          <w:sz w:val="28"/>
-          <w:lang w:val="en-GB"/>
-        </w:rPr>
-        <w:t>goods</w:t>
-      </w:r>
-      <w:r>
-        <w:rPr>
-          <w:rFonts w:ascii="Times New Roman" w:hAnsi="Times New Roman" w:cs="Times New Roman"/>
-          <w:sz w:val="28"/>
-        </w:rPr>
-        <w:t xml:space="preserve">, </w:t>
-      </w:r>
-      <w:r>
-        <w:rPr>
-          <w:rFonts w:ascii="Times New Roman" w:hAnsi="Times New Roman" w:cs="Times New Roman"/>
-          <w:sz w:val="28"/>
-          <w:lang w:val="en-GB"/>
-        </w:rPr>
-        <w:t>goods</w:t>
-      </w:r>
-      <w:r>
-        <w:rPr>
-          <w:rFonts w:ascii="Times New Roman" w:hAnsi="Times New Roman" w:cs="Times New Roman"/>
-          <w:sz w:val="28"/>
-        </w:rPr>
-        <w:t xml:space="preserve">. </w:t>
-      </w:r>
-      <w:r>
-        <w:rPr>
-          <w:rFonts w:ascii="Times New Roman" w:hAnsi="Times New Roman" w:cs="Times New Roman"/>
-          <w:sz w:val="28"/>
-        </w:rPr>
-        <w:t xml:space="preserve">В задании используются подзапросы, </w:t>
-      </w:r>
-      <w:r>
-        <w:rPr>
-          <w:rFonts w:ascii="Times New Roman" w:hAnsi="Times New Roman" w:cs="Times New Roman"/>
-          <w:sz w:val="28"/>
-          <w:lang w:val="en-GB"/>
-        </w:rPr>
-        <w:t>update</w:t>
-      </w:r>
-      <w:r>
-        <w:rPr>
-          <w:rFonts w:ascii="Times New Roman" w:hAnsi="Times New Roman" w:cs="Times New Roman"/>
-          <w:sz w:val="28"/>
-        </w:rPr>
-        <w:t xml:space="preserve">, </w:t>
-      </w:r>
-      <w:r>
-        <w:rPr>
-          <w:rFonts w:ascii="Times New Roman" w:hAnsi="Times New Roman" w:cs="Times New Roman"/>
-          <w:sz w:val="28"/>
-          <w:lang w:val="en-GB"/>
-        </w:rPr>
-        <w:t>join</w:t>
-      </w:r>
-      <w:r>
-        <w:rPr>
-          <w:rFonts w:ascii="Times New Roman" w:hAnsi="Times New Roman" w:cs="Times New Roman"/>
-          <w:sz w:val="28"/>
-        </w:rPr>
-        <w:t xml:space="preserve">, </w:t>
-      </w:r>
-      <w:r>
-        <w:rPr>
-          <w:rFonts w:ascii="Times New Roman" w:hAnsi="Times New Roman" w:cs="Times New Roman"/>
-          <w:sz w:val="28"/>
-          <w:lang w:val="en-GB"/>
-        </w:rPr>
-        <w:t>sum</w:t>
-      </w:r>
-      <w:r>
-        <w:rPr>
-          <w:rFonts w:ascii="Times New Roman" w:hAnsi="Times New Roman" w:cs="Times New Roman"/>
-          <w:sz w:val="28"/>
-        </w:rPr>
-        <w:t>.</w:t>
-      </w:r>
-    </w:p>
-    <w:p>
-      <w:pPr>
-        <w:ind w:left="360"/>
-        <w:jc w:val="both"/>
-        <w:rPr>
-          <w:rFonts w:ascii="Times New Roman" w:hAnsi="Times New Roman" w:cs="Times New Roman"/>
-          <w:sz w:val="28"/>
-        </w:rPr>
-      </w:pPr>
       <w:r>
         <w:rPr>
           <w:rFonts w:ascii="Times New Roman" w:hAnsi="Times New Roman" w:cs="Times New Roman"/>
           <w:noProof/>
           <w:sz w:val="28"/>
         </w:rPr>
+        <w:lastRenderedPageBreak/>
         <w:drawing>
-          <wp:inline distT="0" distB="0" distL="0" distR="0" wp14:anchorId="3116AF05" wp14:editId="37687DAA">
-            <wp:extent cx="5940425" cy="2238375"/>
-            <wp:effectExtent l="0" t="0" r="3175" b="9525"/>
-            <wp:docPr id="38" name="Picture 38"/>
+          <wp:inline distT="0" distB="0" distL="0" distR="0" wp14:anchorId="676D725E" wp14:editId="16DAF0B7">
+            <wp:extent cx="5940425" cy="3409315"/>
+            <wp:effectExtent l="0" t="0" r="3175" b="635"/>
+            <wp:docPr id="37" name="Picture 37"/>
             <wp:cNvGraphicFramePr>
               <a:graphicFrameLocks xmlns:a="http://schemas.openxmlformats.org/drawingml/2006/main" noChangeAspect="1"/>
             </wp:cNvGraphicFramePr>
@@ -14679,7 +13262,7 @@
                   <pic:spPr>
                     <a:xfrm>
                       <a:off x="0" y="0"/>
-                      <a:ext cx="5940425" cy="2238375"/>
+                      <a:ext cx="5940425" cy="3409315"/>
                     </a:xfrm>
                     <a:prstGeom prst="rect">
                       <a:avLst/>
@@ -14694,6 +13277,76 @@
     </w:p>
     <w:p>
       <w:pPr>
+        <w:rPr>
+          <w:rFonts w:ascii="Times New Roman" w:hAnsi="Times New Roman" w:cs="Times New Roman"/>
+          <w:sz w:val="28"/>
+        </w:rPr>
+      </w:pPr>
+    </w:p>
+    <w:p>
+      <w:pPr>
+        <w:pStyle w:val="ListParagraph"/>
+        <w:jc w:val="both"/>
+        <w:rPr>
+          <w:rFonts w:ascii="Times New Roman" w:hAnsi="Times New Roman" w:cs="Times New Roman"/>
+          <w:b/>
+          <w:sz w:val="28"/>
+        </w:rPr>
+      </w:pPr>
+      <w:r>
+        <w:rPr>
+          <w:rFonts w:ascii="Times New Roman" w:hAnsi="Times New Roman" w:cs="Times New Roman"/>
+          <w:b/>
+          <w:sz w:val="28"/>
+        </w:rPr>
+        <w:t>Часть 4</w:t>
+      </w:r>
+      <w:r>
+        <w:rPr>
+          <w:rFonts w:ascii="Times New Roman" w:hAnsi="Times New Roman" w:cs="Times New Roman"/>
+          <w:b/>
+          <w:sz w:val="28"/>
+        </w:rPr>
+        <w:t>.</w:t>
+      </w:r>
+      <w:r>
+        <w:rPr>
+          <w:rFonts w:ascii="Times New Roman" w:hAnsi="Times New Roman" w:cs="Times New Roman"/>
+          <w:b/>
+          <w:sz w:val="28"/>
+        </w:rPr>
+        <w:t xml:space="preserve"> Объединение таблиц. Агрегирующие функции. Группирование с фильтрацией</w:t>
+      </w:r>
+    </w:p>
+    <w:p>
+      <w:pPr>
+        <w:pStyle w:val="ListParagraph"/>
+        <w:jc w:val="both"/>
+        <w:rPr>
+          <w:rFonts w:ascii="Times New Roman" w:hAnsi="Times New Roman" w:cs="Times New Roman"/>
+          <w:sz w:val="28"/>
+        </w:rPr>
+      </w:pPr>
+    </w:p>
+    <w:p>
+      <w:pPr>
+        <w:pStyle w:val="ListParagraph"/>
+        <w:jc w:val="both"/>
+        <w:rPr>
+          <w:rFonts w:ascii="Times New Roman" w:hAnsi="Times New Roman" w:cs="Times New Roman"/>
+          <w:sz w:val="28"/>
+        </w:rPr>
+      </w:pPr>
+      <w:r>
+        <w:rPr>
+          <w:rFonts w:ascii="Times New Roman" w:hAnsi="Times New Roman" w:cs="Times New Roman"/>
+          <w:sz w:val="28"/>
+        </w:rPr>
+        <w:t>Задания:</w:t>
+      </w:r>
+    </w:p>
+    <w:p>
+      <w:pPr>
         <w:pStyle w:val="ListParagraph"/>
         <w:numPr>
           <w:ilvl w:val="0"/>
@@ -14710,7 +13363,163 @@
           <w:rFonts w:ascii="Times New Roman" w:hAnsi="Times New Roman" w:cs="Times New Roman"/>
           <w:sz w:val="28"/>
         </w:rPr>
-        <w:t>Определить, какой товар не покупали ни разу за все время? Вывести его название</w:t>
+        <w:t xml:space="preserve">Для записей таблице </w:t>
+      </w:r>
+      <w:r>
+        <w:rPr>
+          <w:rFonts w:ascii="Times New Roman" w:hAnsi="Times New Roman" w:cs="Times New Roman"/>
+          <w:sz w:val="28"/>
+          <w:lang w:val="en-GB"/>
+        </w:rPr>
+        <w:t>orders</w:t>
+      </w:r>
+      <w:r>
+        <w:rPr>
+          <w:rFonts w:ascii="Times New Roman" w:hAnsi="Times New Roman" w:cs="Times New Roman"/>
+          <w:sz w:val="28"/>
+        </w:rPr>
+        <w:t xml:space="preserve"> </w:t>
+      </w:r>
+      <w:r>
+        <w:rPr>
+          <w:rFonts w:ascii="Times New Roman" w:hAnsi="Times New Roman" w:cs="Times New Roman"/>
+          <w:sz w:val="28"/>
+        </w:rPr>
+        <w:t xml:space="preserve">вставить посчитанные значения столбца </w:t>
+      </w:r>
+      <w:r>
+        <w:rPr>
+          <w:rFonts w:ascii="Times New Roman" w:hAnsi="Times New Roman" w:cs="Times New Roman"/>
+          <w:sz w:val="28"/>
+          <w:lang w:val="en-GB"/>
+        </w:rPr>
+        <w:t>total</w:t>
+      </w:r>
+      <w:r>
+        <w:rPr>
+          <w:rFonts w:ascii="Times New Roman" w:hAnsi="Times New Roman" w:cs="Times New Roman"/>
+          <w:sz w:val="28"/>
+        </w:rPr>
+        <w:t>_</w:t>
+      </w:r>
+      <w:r>
+        <w:rPr>
+          <w:rFonts w:ascii="Times New Roman" w:hAnsi="Times New Roman" w:cs="Times New Roman"/>
+          <w:sz w:val="28"/>
+          <w:lang w:val="en-GB"/>
+        </w:rPr>
+        <w:t>price</w:t>
+      </w:r>
+      <w:r>
+        <w:rPr>
+          <w:rFonts w:ascii="Times New Roman" w:hAnsi="Times New Roman" w:cs="Times New Roman"/>
+          <w:sz w:val="28"/>
+        </w:rPr>
+        <w:t xml:space="preserve"> </w:t>
+      </w:r>
+      <w:r>
+        <w:rPr>
+          <w:rFonts w:ascii="Times New Roman" w:hAnsi="Times New Roman" w:cs="Times New Roman"/>
+          <w:sz w:val="28"/>
+        </w:rPr>
+        <w:t xml:space="preserve">исходя из данных заказа. Данные заказа брать из смежных таблиц </w:t>
+      </w:r>
+      <w:r>
+        <w:rPr>
+          <w:rFonts w:ascii="Times New Roman" w:hAnsi="Times New Roman" w:cs="Times New Roman"/>
+          <w:sz w:val="28"/>
+          <w:lang w:val="en-GB"/>
+        </w:rPr>
+        <w:t>orders</w:t>
+      </w:r>
+      <w:r>
+        <w:rPr>
+          <w:rFonts w:ascii="Times New Roman" w:hAnsi="Times New Roman" w:cs="Times New Roman"/>
+          <w:sz w:val="28"/>
+        </w:rPr>
+        <w:t>_</w:t>
+      </w:r>
+      <w:r>
+        <w:rPr>
+          <w:rFonts w:ascii="Times New Roman" w:hAnsi="Times New Roman" w:cs="Times New Roman"/>
+          <w:sz w:val="28"/>
+          <w:lang w:val="en-GB"/>
+        </w:rPr>
+        <w:t>goods</w:t>
+      </w:r>
+      <w:r>
+        <w:rPr>
+          <w:rFonts w:ascii="Times New Roman" w:hAnsi="Times New Roman" w:cs="Times New Roman"/>
+          <w:sz w:val="28"/>
+        </w:rPr>
+        <w:t xml:space="preserve">, </w:t>
+      </w:r>
+      <w:r>
+        <w:rPr>
+          <w:rFonts w:ascii="Times New Roman" w:hAnsi="Times New Roman" w:cs="Times New Roman"/>
+          <w:sz w:val="28"/>
+          <w:lang w:val="en-GB"/>
+        </w:rPr>
+        <w:t>goods</w:t>
+      </w:r>
+      <w:r>
+        <w:rPr>
+          <w:rFonts w:ascii="Times New Roman" w:hAnsi="Times New Roman" w:cs="Times New Roman"/>
+          <w:sz w:val="28"/>
+        </w:rPr>
+        <w:t xml:space="preserve">. </w:t>
+      </w:r>
+      <w:r>
+        <w:rPr>
+          <w:rFonts w:ascii="Times New Roman" w:hAnsi="Times New Roman" w:cs="Times New Roman"/>
+          <w:sz w:val="28"/>
+        </w:rPr>
+        <w:t xml:space="preserve">В задании используются подзапросы, </w:t>
+      </w:r>
+      <w:r>
+        <w:rPr>
+          <w:rFonts w:ascii="Times New Roman" w:hAnsi="Times New Roman" w:cs="Times New Roman"/>
+          <w:sz w:val="28"/>
+          <w:lang w:val="en-GB"/>
+        </w:rPr>
+        <w:t>update</w:t>
+      </w:r>
+      <w:r>
+        <w:rPr>
+          <w:rFonts w:ascii="Times New Roman" w:hAnsi="Times New Roman" w:cs="Times New Roman"/>
+          <w:sz w:val="28"/>
+        </w:rPr>
+        <w:t xml:space="preserve">, </w:t>
+      </w:r>
+      <w:r>
+        <w:rPr>
+          <w:rFonts w:ascii="Times New Roman" w:hAnsi="Times New Roman" w:cs="Times New Roman"/>
+          <w:sz w:val="28"/>
+          <w:lang w:val="en-GB"/>
+        </w:rPr>
+        <w:t>join</w:t>
+      </w:r>
+      <w:r>
+        <w:rPr>
+          <w:rFonts w:ascii="Times New Roman" w:hAnsi="Times New Roman" w:cs="Times New Roman"/>
+          <w:sz w:val="28"/>
+        </w:rPr>
+        <w:t xml:space="preserve">, </w:t>
+      </w:r>
+      <w:r>
+        <w:rPr>
+          <w:rFonts w:ascii="Times New Roman" w:hAnsi="Times New Roman" w:cs="Times New Roman"/>
+          <w:sz w:val="28"/>
+          <w:lang w:val="en-GB"/>
+        </w:rPr>
+        <w:t>sum</w:t>
+      </w:r>
+      <w:r>
+        <w:rPr>
+          <w:rFonts w:ascii="Times New Roman" w:hAnsi="Times New Roman" w:cs="Times New Roman"/>
+          <w:sz w:val="28"/>
+        </w:rPr>
+        <w:t>.</w:t>
       </w:r>
     </w:p>
     <w:p>
@@ -14728,12 +13537,11 @@
           <w:noProof/>
           <w:sz w:val="28"/>
         </w:rPr>
-        <w:lastRenderedPageBreak/>
         <w:drawing>
-          <wp:inline distT="0" distB="0" distL="0" distR="0" wp14:anchorId="13417F98" wp14:editId="192CC8A7">
-            <wp:extent cx="5940425" cy="2378710"/>
-            <wp:effectExtent l="0" t="0" r="3175" b="2540"/>
-            <wp:docPr id="40" name="Picture 40"/>
+          <wp:inline distT="0" distB="0" distL="0" distR="0" wp14:anchorId="3116AF05" wp14:editId="37687DAA">
+            <wp:extent cx="5940425" cy="2238375"/>
+            <wp:effectExtent l="0" t="0" r="3175" b="9525"/>
+            <wp:docPr id="38" name="Picture 38"/>
             <wp:cNvGraphicFramePr>
               <a:graphicFrameLocks xmlns:a="http://schemas.openxmlformats.org/drawingml/2006/main" noChangeAspect="1"/>
             </wp:cNvGraphicFramePr>
@@ -14753,7 +13561,7 @@
                   <pic:spPr>
                     <a:xfrm>
                       <a:off x="0" y="0"/>
-                      <a:ext cx="5940425" cy="2378710"/>
+                      <a:ext cx="5940425" cy="2238375"/>
                     </a:xfrm>
                     <a:prstGeom prst="rect">
                       <a:avLst/>
@@ -14784,7 +13592,7 @@
           <w:rFonts w:ascii="Times New Roman" w:hAnsi="Times New Roman" w:cs="Times New Roman"/>
           <w:sz w:val="28"/>
         </w:rPr>
-        <w:t>Какой сотрудник выполнил больше всех заказов? Вывести фамилию, имя, количество заказов</w:t>
+        <w:t>Определить, какой товар не покупали ни разу за все время? Вывести его название</w:t>
       </w:r>
     </w:p>
     <w:p>
@@ -14802,11 +13610,12 @@
           <w:noProof/>
           <w:sz w:val="28"/>
         </w:rPr>
+        <w:lastRenderedPageBreak/>
         <w:drawing>
-          <wp:inline distT="0" distB="0" distL="0" distR="0" wp14:anchorId="0524ABAC" wp14:editId="6B9D8966">
-            <wp:extent cx="5940425" cy="1557020"/>
-            <wp:effectExtent l="0" t="0" r="3175" b="5080"/>
-            <wp:docPr id="41" name="Picture 41"/>
+          <wp:inline distT="0" distB="0" distL="0" distR="0" wp14:anchorId="13417F98" wp14:editId="192CC8A7">
+            <wp:extent cx="5940425" cy="2378710"/>
+            <wp:effectExtent l="0" t="0" r="3175" b="2540"/>
+            <wp:docPr id="40" name="Picture 40"/>
             <wp:cNvGraphicFramePr>
               <a:graphicFrameLocks xmlns:a="http://schemas.openxmlformats.org/drawingml/2006/main" noChangeAspect="1"/>
             </wp:cNvGraphicFramePr>
@@ -14826,7 +13635,7 @@
                   <pic:spPr>
                     <a:xfrm>
                       <a:off x="0" y="0"/>
-                      <a:ext cx="5940425" cy="1557020"/>
+                      <a:ext cx="5940425" cy="2378710"/>
                     </a:xfrm>
                     <a:prstGeom prst="rect">
                       <a:avLst/>
@@ -14857,7 +13666,7 @@
           <w:rFonts w:ascii="Times New Roman" w:hAnsi="Times New Roman" w:cs="Times New Roman"/>
           <w:sz w:val="28"/>
         </w:rPr>
-        <w:t>Вывести среднюю сумму заказа за все время</w:t>
+        <w:t>Какой сотрудник выполнил больше всех заказов? Вывести фамилию, имя, количество заказов</w:t>
       </w:r>
     </w:p>
     <w:p>
@@ -14876,10 +13685,10 @@
           <w:sz w:val="28"/>
         </w:rPr>
         <w:drawing>
-          <wp:inline distT="0" distB="0" distL="0" distR="0" wp14:anchorId="1A294F02" wp14:editId="4F751112">
-            <wp:extent cx="5940425" cy="1231900"/>
-            <wp:effectExtent l="0" t="0" r="3175" b="6350"/>
-            <wp:docPr id="42" name="Picture 42"/>
+          <wp:inline distT="0" distB="0" distL="0" distR="0" wp14:anchorId="0524ABAC" wp14:editId="6B9D8966">
+            <wp:extent cx="5940425" cy="1557020"/>
+            <wp:effectExtent l="0" t="0" r="3175" b="5080"/>
+            <wp:docPr id="41" name="Picture 41"/>
             <wp:cNvGraphicFramePr>
               <a:graphicFrameLocks xmlns:a="http://schemas.openxmlformats.org/drawingml/2006/main" noChangeAspect="1"/>
             </wp:cNvGraphicFramePr>
@@ -14899,7 +13708,7 @@
                   <pic:spPr>
                     <a:xfrm>
                       <a:off x="0" y="0"/>
-                      <a:ext cx="5940425" cy="1231900"/>
+                      <a:ext cx="5940425" cy="1557020"/>
                     </a:xfrm>
                     <a:prstGeom prst="rect">
                       <a:avLst/>
@@ -14930,7 +13739,7 @@
           <w:rFonts w:ascii="Times New Roman" w:hAnsi="Times New Roman" w:cs="Times New Roman"/>
           <w:sz w:val="28"/>
         </w:rPr>
-        <w:t>Вывести среднюю сумму заказа за все время с разбивкой по месяцам</w:t>
+        <w:t>Вывести среднюю сумму заказа за все время</w:t>
       </w:r>
     </w:p>
     <w:p>
@@ -14948,12 +13757,11 @@
           <w:noProof/>
           <w:sz w:val="28"/>
         </w:rPr>
-        <w:lastRenderedPageBreak/>
         <w:drawing>
-          <wp:inline distT="0" distB="0" distL="0" distR="0" wp14:anchorId="0BEAA2F5" wp14:editId="3C1E5763">
-            <wp:extent cx="5940425" cy="3669665"/>
-            <wp:effectExtent l="0" t="0" r="3175" b="6985"/>
-            <wp:docPr id="43" name="Picture 43"/>
+          <wp:inline distT="0" distB="0" distL="0" distR="0" wp14:anchorId="1A294F02" wp14:editId="4F751112">
+            <wp:extent cx="5940425" cy="1231900"/>
+            <wp:effectExtent l="0" t="0" r="3175" b="6350"/>
+            <wp:docPr id="42" name="Picture 42"/>
             <wp:cNvGraphicFramePr>
               <a:graphicFrameLocks xmlns:a="http://schemas.openxmlformats.org/drawingml/2006/main" noChangeAspect="1"/>
             </wp:cNvGraphicFramePr>
@@ -14973,7 +13781,7 @@
                   <pic:spPr>
                     <a:xfrm>
                       <a:off x="0" y="0"/>
-                      <a:ext cx="5940425" cy="3669665"/>
+                      <a:ext cx="5940425" cy="1231900"/>
                     </a:xfrm>
                     <a:prstGeom prst="rect">
                       <a:avLst/>
@@ -15004,110 +13812,7 @@
           <w:rFonts w:ascii="Times New Roman" w:hAnsi="Times New Roman" w:cs="Times New Roman"/>
           <w:sz w:val="28"/>
         </w:rPr>
-        <w:t xml:space="preserve">Выбрать любой товар из таблицы </w:t>
-      </w:r>
-      <w:r>
-        <w:rPr>
-          <w:rFonts w:ascii="Times New Roman" w:hAnsi="Times New Roman" w:cs="Times New Roman"/>
-          <w:sz w:val="28"/>
-          <w:lang w:val="en-GB"/>
-        </w:rPr>
-        <w:t>goods</w:t>
-      </w:r>
-      <w:r>
-        <w:rPr>
-          <w:rFonts w:ascii="Times New Roman" w:hAnsi="Times New Roman" w:cs="Times New Roman"/>
-          <w:sz w:val="28"/>
-        </w:rPr>
-        <w:t xml:space="preserve"> (</w:t>
-      </w:r>
-      <w:r>
-        <w:rPr>
-          <w:rFonts w:ascii="Times New Roman" w:hAnsi="Times New Roman" w:cs="Times New Roman"/>
-          <w:sz w:val="28"/>
-        </w:rPr>
-        <w:t>за исключением товара из задания 2</w:t>
-      </w:r>
-      <w:r>
-        <w:rPr>
-          <w:rFonts w:ascii="Times New Roman" w:hAnsi="Times New Roman" w:cs="Times New Roman"/>
-          <w:sz w:val="28"/>
-        </w:rPr>
-        <w:t xml:space="preserve">). </w:t>
-      </w:r>
-      <w:r>
-        <w:rPr>
-          <w:rFonts w:ascii="Times New Roman" w:hAnsi="Times New Roman" w:cs="Times New Roman"/>
-          <w:sz w:val="28"/>
-        </w:rPr>
-        <w:t xml:space="preserve">Вывести рейтинг сотрудников по количеству </w:t>
-      </w:r>
-      <w:r>
-        <w:rPr>
-          <w:rFonts w:ascii="Times New Roman" w:hAnsi="Times New Roman" w:cs="Times New Roman"/>
-          <w:sz w:val="28"/>
-        </w:rPr>
-        <w:t xml:space="preserve">проданного товара, причем выводиться должны сотрудники, которые продали больше среднего по всем сотрудникам (подзапросы, </w:t>
-      </w:r>
-      <w:r>
-        <w:rPr>
-          <w:rFonts w:ascii="Times New Roman" w:hAnsi="Times New Roman" w:cs="Times New Roman"/>
-          <w:sz w:val="28"/>
-          <w:lang w:val="en-GB"/>
-        </w:rPr>
-        <w:t>ORDER</w:t>
-      </w:r>
-      <w:r>
-        <w:rPr>
-          <w:rFonts w:ascii="Times New Roman" w:hAnsi="Times New Roman" w:cs="Times New Roman"/>
-          <w:sz w:val="28"/>
-        </w:rPr>
-        <w:t xml:space="preserve">, </w:t>
-      </w:r>
-      <w:r>
-        <w:rPr>
-          <w:rFonts w:ascii="Times New Roman" w:hAnsi="Times New Roman" w:cs="Times New Roman"/>
-          <w:sz w:val="28"/>
-          <w:lang w:val="en-GB"/>
-        </w:rPr>
-        <w:t>GROUP</w:t>
-      </w:r>
-      <w:r>
-        <w:rPr>
-          <w:rFonts w:ascii="Times New Roman" w:hAnsi="Times New Roman" w:cs="Times New Roman"/>
-          <w:sz w:val="28"/>
-        </w:rPr>
-        <w:t xml:space="preserve"> </w:t>
-      </w:r>
-      <w:r>
-        <w:rPr>
-          <w:rFonts w:ascii="Times New Roman" w:hAnsi="Times New Roman" w:cs="Times New Roman"/>
-          <w:sz w:val="28"/>
-          <w:lang w:val="en-GB"/>
-        </w:rPr>
-        <w:t>BY</w:t>
-      </w:r>
-      <w:r>
-        <w:rPr>
-          <w:rFonts w:ascii="Times New Roman" w:hAnsi="Times New Roman" w:cs="Times New Roman"/>
-          <w:sz w:val="28"/>
-        </w:rPr>
-        <w:t xml:space="preserve">, </w:t>
-      </w:r>
-      <w:r>
-        <w:rPr>
-          <w:rFonts w:ascii="Times New Roman" w:hAnsi="Times New Roman" w:cs="Times New Roman"/>
-          <w:sz w:val="28"/>
-          <w:lang w:val="en-GB"/>
-        </w:rPr>
-        <w:t>HAVING</w:t>
-      </w:r>
-      <w:r>
-        <w:rPr>
-          <w:rFonts w:ascii="Times New Roman" w:hAnsi="Times New Roman" w:cs="Times New Roman"/>
-          <w:sz w:val="28"/>
-        </w:rPr>
-        <w:t>)</w:t>
+        <w:t>Вывести среднюю сумму заказа за все время с разбивкой по месяцам</w:t>
       </w:r>
     </w:p>
     <w:p>
@@ -15125,11 +13830,12 @@
           <w:noProof/>
           <w:sz w:val="28"/>
         </w:rPr>
+        <w:lastRenderedPageBreak/>
         <w:drawing>
-          <wp:inline distT="0" distB="0" distL="0" distR="0" wp14:anchorId="74644590" wp14:editId="14EA9CB9">
-            <wp:extent cx="5940425" cy="3173095"/>
-            <wp:effectExtent l="0" t="0" r="3175" b="8255"/>
-            <wp:docPr id="44" name="Picture 44"/>
+          <wp:inline distT="0" distB="0" distL="0" distR="0" wp14:anchorId="0BEAA2F5" wp14:editId="3C1E5763">
+            <wp:extent cx="5940425" cy="3669665"/>
+            <wp:effectExtent l="0" t="0" r="3175" b="6985"/>
+            <wp:docPr id="43" name="Picture 43"/>
             <wp:cNvGraphicFramePr>
               <a:graphicFrameLocks xmlns:a="http://schemas.openxmlformats.org/drawingml/2006/main" noChangeAspect="1"/>
             </wp:cNvGraphicFramePr>
@@ -15149,7 +13855,7 @@
                   <pic:spPr>
                     <a:xfrm>
                       <a:off x="0" y="0"/>
-                      <a:ext cx="5940425" cy="3173095"/>
+                      <a:ext cx="5940425" cy="3669665"/>
                     </a:xfrm>
                     <a:prstGeom prst="rect">
                       <a:avLst/>
@@ -15164,77 +13870,10 @@
     </w:p>
     <w:p>
       <w:pPr>
-        <w:rPr>
-          <w:rFonts w:ascii="Times New Roman" w:hAnsi="Times New Roman" w:cs="Times New Roman"/>
-          <w:sz w:val="28"/>
-        </w:rPr>
-      </w:pPr>
-      <w:r>
-        <w:rPr>
-          <w:rFonts w:ascii="Times New Roman" w:hAnsi="Times New Roman" w:cs="Times New Roman"/>
-          <w:sz w:val="28"/>
-        </w:rPr>
-        <w:br w:type="page"/>
-      </w:r>
-    </w:p>
-    <w:p>
-      <w:pPr>
-        <w:pStyle w:val="ListParagraph"/>
-        <w:jc w:val="both"/>
-        <w:rPr>
-          <w:rFonts w:ascii="Times New Roman" w:hAnsi="Times New Roman" w:cs="Times New Roman"/>
-          <w:b/>
-          <w:sz w:val="28"/>
-        </w:rPr>
-      </w:pPr>
-      <w:r>
-        <w:rPr>
-          <w:rFonts w:ascii="Times New Roman" w:hAnsi="Times New Roman" w:cs="Times New Roman"/>
-          <w:b/>
-          <w:sz w:val="28"/>
-        </w:rPr>
-        <w:lastRenderedPageBreak/>
-        <w:t>Часть 5</w:t>
-      </w:r>
-      <w:r>
-        <w:rPr>
-          <w:rFonts w:ascii="Times New Roman" w:hAnsi="Times New Roman" w:cs="Times New Roman"/>
-          <w:b/>
-          <w:sz w:val="28"/>
-        </w:rPr>
-        <w:t>.</w:t>
-      </w:r>
-      <w:r>
-        <w:rPr>
-          <w:rFonts w:ascii="Times New Roman" w:hAnsi="Times New Roman" w:cs="Times New Roman"/>
-          <w:b/>
-          <w:sz w:val="28"/>
-        </w:rPr>
-        <w:t xml:space="preserve"> Работа с транзакциями</w:t>
-      </w:r>
-    </w:p>
-    <w:p>
-      <w:pPr>
-        <w:jc w:val="both"/>
-        <w:rPr>
-          <w:rFonts w:ascii="Times New Roman" w:hAnsi="Times New Roman" w:cs="Times New Roman"/>
-          <w:sz w:val="28"/>
-        </w:rPr>
-      </w:pPr>
-      <w:r>
-        <w:rPr>
-          <w:rFonts w:ascii="Times New Roman" w:hAnsi="Times New Roman" w:cs="Times New Roman"/>
-          <w:sz w:val="28"/>
-        </w:rPr>
-        <w:t>Задания</w:t>
-      </w:r>
-    </w:p>
-    <w:p>
-      <w:pPr>
         <w:pStyle w:val="ListParagraph"/>
         <w:numPr>
           <w:ilvl w:val="0"/>
-          <w:numId w:val="26"/>
+          <w:numId w:val="25"/>
         </w:numPr>
         <w:jc w:val="both"/>
         <w:rPr>
@@ -15247,49 +13886,132 @@
           <w:rFonts w:ascii="Times New Roman" w:hAnsi="Times New Roman" w:cs="Times New Roman"/>
           <w:sz w:val="28"/>
         </w:rPr>
-        <w:t>Вывести переменные окружения, которые отвечают за настройки транзакций.</w:t>
-      </w:r>
-    </w:p>
-    <w:p>
-      <w:pPr>
-        <w:pStyle w:val="ListParagraph"/>
-        <w:jc w:val="both"/>
+        <w:t xml:space="preserve">Выбрать любой товар из таблицы </w:t>
+      </w:r>
+      <w:r>
         <w:rPr>
           <w:rFonts w:ascii="Times New Roman" w:hAnsi="Times New Roman" w:cs="Times New Roman"/>
           <w:sz w:val="28"/>
           <w:lang w:val="en-GB"/>
         </w:rPr>
-      </w:pPr>
+        <w:t>goods</w:t>
+      </w:r>
+      <w:r>
+        <w:rPr>
+          <w:rFonts w:ascii="Times New Roman" w:hAnsi="Times New Roman" w:cs="Times New Roman"/>
+          <w:sz w:val="28"/>
+        </w:rPr>
+        <w:t xml:space="preserve"> (</w:t>
+      </w:r>
+      <w:r>
+        <w:rPr>
+          <w:rFonts w:ascii="Times New Roman" w:hAnsi="Times New Roman" w:cs="Times New Roman"/>
+          <w:sz w:val="28"/>
+        </w:rPr>
+        <w:t>за исключением товара из задания 2</w:t>
+      </w:r>
+      <w:r>
+        <w:rPr>
+          <w:rFonts w:ascii="Times New Roman" w:hAnsi="Times New Roman" w:cs="Times New Roman"/>
+          <w:sz w:val="28"/>
+        </w:rPr>
+        <w:t xml:space="preserve">). </w:t>
+      </w:r>
+      <w:r>
+        <w:rPr>
+          <w:rFonts w:ascii="Times New Roman" w:hAnsi="Times New Roman" w:cs="Times New Roman"/>
+          <w:sz w:val="28"/>
+        </w:rPr>
+        <w:t xml:space="preserve">Вывести рейтинг сотрудников по количеству </w:t>
+      </w:r>
+      <w:r>
+        <w:rPr>
+          <w:rFonts w:ascii="Times New Roman" w:hAnsi="Times New Roman" w:cs="Times New Roman"/>
+          <w:sz w:val="28"/>
+        </w:rPr>
+        <w:t xml:space="preserve">проданного товара, причем выводиться должны сотрудники, которые продали больше среднего по всем сотрудникам (подзапросы, </w:t>
+      </w:r>
       <w:r>
         <w:rPr>
           <w:rFonts w:ascii="Times New Roman" w:hAnsi="Times New Roman" w:cs="Times New Roman"/>
           <w:sz w:val="28"/>
           <w:lang w:val="en-GB"/>
         </w:rPr>
-        <w:t>SHOW VARIABLES LIKE “%transaction%”</w:t>
-      </w:r>
-    </w:p>
-    <w:p>
-      <w:pPr>
-        <w:jc w:val="both"/>
+        <w:t>ORDER</w:t>
+      </w:r>
+      <w:r>
+        <w:rPr>
+          <w:rFonts w:ascii="Times New Roman" w:hAnsi="Times New Roman" w:cs="Times New Roman"/>
+          <w:sz w:val="28"/>
+        </w:rPr>
+        <w:t xml:space="preserve">, </w:t>
+      </w:r>
+      <w:r>
         <w:rPr>
           <w:rFonts w:ascii="Times New Roman" w:hAnsi="Times New Roman" w:cs="Times New Roman"/>
           <w:sz w:val="28"/>
           <w:lang w:val="en-GB"/>
         </w:rPr>
+        <w:t>GROUP</w:t>
+      </w:r>
+      <w:r>
+        <w:rPr>
+          <w:rFonts w:ascii="Times New Roman" w:hAnsi="Times New Roman" w:cs="Times New Roman"/>
+          <w:sz w:val="28"/>
+        </w:rPr>
+        <w:t xml:space="preserve"> </w:t>
+      </w:r>
+      <w:r>
+        <w:rPr>
+          <w:rFonts w:ascii="Times New Roman" w:hAnsi="Times New Roman" w:cs="Times New Roman"/>
+          <w:sz w:val="28"/>
+          <w:lang w:val="en-GB"/>
+        </w:rPr>
+        <w:t>BY</w:t>
+      </w:r>
+      <w:r>
+        <w:rPr>
+          <w:rFonts w:ascii="Times New Roman" w:hAnsi="Times New Roman" w:cs="Times New Roman"/>
+          <w:sz w:val="28"/>
+        </w:rPr>
+        <w:t xml:space="preserve">, </w:t>
+      </w:r>
+      <w:r>
+        <w:rPr>
+          <w:rFonts w:ascii="Times New Roman" w:hAnsi="Times New Roman" w:cs="Times New Roman"/>
+          <w:sz w:val="28"/>
+          <w:lang w:val="en-GB"/>
+        </w:rPr>
+        <w:t>HAVING</w:t>
+      </w:r>
+      <w:r>
+        <w:rPr>
+          <w:rFonts w:ascii="Times New Roman" w:hAnsi="Times New Roman" w:cs="Times New Roman"/>
+          <w:sz w:val="28"/>
+        </w:rPr>
+        <w:t>)</w:t>
+      </w:r>
+    </w:p>
+    <w:p>
+      <w:pPr>
+        <w:ind w:left="360"/>
+        <w:jc w:val="both"/>
+        <w:rPr>
+          <w:rFonts w:ascii="Times New Roman" w:hAnsi="Times New Roman" w:cs="Times New Roman"/>
+          <w:sz w:val="28"/>
+        </w:rPr>
       </w:pPr>
       <w:r>
         <w:rPr>
           <w:rFonts w:ascii="Times New Roman" w:hAnsi="Times New Roman" w:cs="Times New Roman"/>
           <w:noProof/>
           <w:sz w:val="28"/>
-          <w:lang w:val="en-GB"/>
         </w:rPr>
         <w:drawing>
-          <wp:inline distT="0" distB="0" distL="0" distR="0" wp14:anchorId="5B65CB2C" wp14:editId="4CA7C0F9">
-            <wp:extent cx="5940425" cy="2490470"/>
-            <wp:effectExtent l="0" t="0" r="3175" b="5080"/>
-            <wp:docPr id="45" name="Picture 45"/>
+          <wp:inline distT="0" distB="0" distL="0" distR="0" wp14:anchorId="74644590" wp14:editId="14EA9CB9">
+            <wp:extent cx="5940425" cy="3173095"/>
+            <wp:effectExtent l="0" t="0" r="3175" b="8255"/>
+            <wp:docPr id="44" name="Picture 44"/>
             <wp:cNvGraphicFramePr>
               <a:graphicFrameLocks xmlns:a="http://schemas.openxmlformats.org/drawingml/2006/main" noChangeAspect="1"/>
             </wp:cNvGraphicFramePr>
@@ -15309,7 +14031,7 @@
                   <pic:spPr>
                     <a:xfrm>
                       <a:off x="0" y="0"/>
-                      <a:ext cx="5940425" cy="2490470"/>
+                      <a:ext cx="5940425" cy="3173095"/>
                     </a:xfrm>
                     <a:prstGeom prst="rect">
                       <a:avLst/>
@@ -15324,6 +14046,73 @@
     </w:p>
     <w:p>
       <w:pPr>
+        <w:rPr>
+          <w:rFonts w:ascii="Times New Roman" w:hAnsi="Times New Roman" w:cs="Times New Roman"/>
+          <w:sz w:val="28"/>
+        </w:rPr>
+      </w:pPr>
+      <w:r>
+        <w:rPr>
+          <w:rFonts w:ascii="Times New Roman" w:hAnsi="Times New Roman" w:cs="Times New Roman"/>
+          <w:sz w:val="28"/>
+        </w:rPr>
+        <w:br w:type="page"/>
+      </w:r>
+    </w:p>
+    <w:p>
+      <w:pPr>
+        <w:pStyle w:val="ListParagraph"/>
+        <w:jc w:val="both"/>
+        <w:rPr>
+          <w:rFonts w:ascii="Times New Roman" w:hAnsi="Times New Roman" w:cs="Times New Roman"/>
+          <w:b/>
+          <w:sz w:val="28"/>
+        </w:rPr>
+      </w:pPr>
+      <w:r>
+        <w:rPr>
+          <w:rFonts w:ascii="Times New Roman" w:hAnsi="Times New Roman" w:cs="Times New Roman"/>
+          <w:b/>
+          <w:sz w:val="28"/>
+        </w:rPr>
+        <w:lastRenderedPageBreak/>
+        <w:t>Часть 5</w:t>
+      </w:r>
+      <w:r>
+        <w:rPr>
+          <w:rFonts w:ascii="Times New Roman" w:hAnsi="Times New Roman" w:cs="Times New Roman"/>
+          <w:b/>
+          <w:sz w:val="28"/>
+        </w:rPr>
+        <w:t>.</w:t>
+      </w:r>
+      <w:r>
+        <w:rPr>
+          <w:rFonts w:ascii="Times New Roman" w:hAnsi="Times New Roman" w:cs="Times New Roman"/>
+          <w:b/>
+          <w:sz w:val="28"/>
+        </w:rPr>
+        <w:t xml:space="preserve"> Работа с транзакциями</w:t>
+      </w:r>
+    </w:p>
+    <w:p>
+      <w:pPr>
+        <w:jc w:val="both"/>
+        <w:rPr>
+          <w:rFonts w:ascii="Times New Roman" w:hAnsi="Times New Roman" w:cs="Times New Roman"/>
+          <w:sz w:val="28"/>
+        </w:rPr>
+      </w:pPr>
+      <w:r>
+        <w:rPr>
+          <w:rFonts w:ascii="Times New Roman" w:hAnsi="Times New Roman" w:cs="Times New Roman"/>
+          <w:sz w:val="28"/>
+        </w:rPr>
+        <w:t>Задания</w:t>
+      </w:r>
+    </w:p>
+    <w:p>
+      <w:pPr>
         <w:pStyle w:val="ListParagraph"/>
         <w:numPr>
           <w:ilvl w:val="0"/>
@@ -15333,6 +14122,23 @@
         <w:rPr>
           <w:rFonts w:ascii="Times New Roman" w:hAnsi="Times New Roman" w:cs="Times New Roman"/>
           <w:sz w:val="28"/>
+        </w:rPr>
+      </w:pPr>
+      <w:r>
+        <w:rPr>
+          <w:rFonts w:ascii="Times New Roman" w:hAnsi="Times New Roman" w:cs="Times New Roman"/>
+          <w:sz w:val="28"/>
+        </w:rPr>
+        <w:t>Вывести переменные окружения, которые отвечают за настройки транзакций.</w:t>
+      </w:r>
+    </w:p>
+    <w:p>
+      <w:pPr>
+        <w:pStyle w:val="ListParagraph"/>
+        <w:jc w:val="both"/>
+        <w:rPr>
+          <w:rFonts w:ascii="Times New Roman" w:hAnsi="Times New Roman" w:cs="Times New Roman"/>
+          <w:sz w:val="28"/>
           <w:lang w:val="en-GB"/>
         </w:rPr>
       </w:pPr>
@@ -15340,170 +14146,18 @@
         <w:rPr>
           <w:rFonts w:ascii="Times New Roman" w:hAnsi="Times New Roman" w:cs="Times New Roman"/>
           <w:sz w:val="28"/>
-        </w:rPr>
-        <w:t>Попереключать</w:t>
-      </w:r>
-      <w:r>
-        <w:rPr>
-          <w:rFonts w:ascii="Times New Roman" w:hAnsi="Times New Roman" w:cs="Times New Roman"/>
-          <w:sz w:val="28"/>
-        </w:rPr>
-        <w:t xml:space="preserve"> </w:t>
-      </w:r>
-      <w:r>
-        <w:rPr>
-          <w:rFonts w:ascii="Times New Roman" w:hAnsi="Times New Roman" w:cs="Times New Roman"/>
-          <w:sz w:val="28"/>
-        </w:rPr>
-        <w:t>уровень</w:t>
-      </w:r>
-      <w:r>
-        <w:rPr>
-          <w:rFonts w:ascii="Times New Roman" w:hAnsi="Times New Roman" w:cs="Times New Roman"/>
-          <w:sz w:val="28"/>
-        </w:rPr>
-        <w:t xml:space="preserve"> </w:t>
-      </w:r>
-      <w:r>
-        <w:rPr>
-          <w:rFonts w:ascii="Times New Roman" w:hAnsi="Times New Roman" w:cs="Times New Roman"/>
-          <w:sz w:val="28"/>
-        </w:rPr>
-        <w:t>изоляции</w:t>
-      </w:r>
-      <w:r>
-        <w:rPr>
-          <w:rFonts w:ascii="Times New Roman" w:hAnsi="Times New Roman" w:cs="Times New Roman"/>
-          <w:sz w:val="28"/>
-        </w:rPr>
-        <w:t xml:space="preserve"> </w:t>
-      </w:r>
-      <w:r>
-        <w:rPr>
-          <w:rFonts w:ascii="Times New Roman" w:hAnsi="Times New Roman" w:cs="Times New Roman"/>
-          <w:sz w:val="28"/>
-        </w:rPr>
-        <w:t>транзакций</w:t>
-      </w:r>
-      <w:r>
-        <w:rPr>
-          <w:rFonts w:ascii="Times New Roman" w:hAnsi="Times New Roman" w:cs="Times New Roman"/>
-          <w:sz w:val="28"/>
-        </w:rPr>
-        <w:t xml:space="preserve"> </w:t>
-      </w:r>
-      <w:r>
-        <w:rPr>
-          <w:rFonts w:ascii="Times New Roman" w:hAnsi="Times New Roman" w:cs="Times New Roman"/>
-          <w:sz w:val="28"/>
-        </w:rPr>
-        <w:t>на</w:t>
-      </w:r>
-      <w:r>
-        <w:rPr>
-          <w:rFonts w:ascii="Times New Roman" w:hAnsi="Times New Roman" w:cs="Times New Roman"/>
-          <w:sz w:val="28"/>
-        </w:rPr>
-        <w:t xml:space="preserve"> </w:t>
-      </w:r>
-      <w:r>
-        <w:rPr>
-          <w:rFonts w:ascii="Times New Roman" w:hAnsi="Times New Roman" w:cs="Times New Roman"/>
-          <w:sz w:val="28"/>
-        </w:rPr>
-        <w:t>глобальном</w:t>
-      </w:r>
-      <w:r>
-        <w:rPr>
-          <w:rFonts w:ascii="Times New Roman" w:hAnsi="Times New Roman" w:cs="Times New Roman"/>
-          <w:sz w:val="28"/>
-        </w:rPr>
-        <w:t xml:space="preserve"> </w:t>
-      </w:r>
-      <w:r>
-        <w:rPr>
-          <w:rFonts w:ascii="Times New Roman" w:hAnsi="Times New Roman" w:cs="Times New Roman"/>
-          <w:sz w:val="28"/>
-        </w:rPr>
-        <w:t>и</w:t>
-      </w:r>
-      <w:r>
-        <w:rPr>
-          <w:rFonts w:ascii="Times New Roman" w:hAnsi="Times New Roman" w:cs="Times New Roman"/>
-          <w:sz w:val="28"/>
-        </w:rPr>
-        <w:t xml:space="preserve"> </w:t>
-      </w:r>
-      <w:r>
-        <w:rPr>
-          <w:rFonts w:ascii="Times New Roman" w:hAnsi="Times New Roman" w:cs="Times New Roman"/>
-          <w:sz w:val="28"/>
-        </w:rPr>
-        <w:t>сессионном</w:t>
-      </w:r>
-      <w:r>
-        <w:rPr>
-          <w:rFonts w:ascii="Times New Roman" w:hAnsi="Times New Roman" w:cs="Times New Roman"/>
-          <w:sz w:val="28"/>
-        </w:rPr>
-        <w:t xml:space="preserve"> </w:t>
-      </w:r>
-      <w:r>
-        <w:rPr>
-          <w:rFonts w:ascii="Times New Roman" w:hAnsi="Times New Roman" w:cs="Times New Roman"/>
-          <w:sz w:val="28"/>
-        </w:rPr>
-        <w:t>уровне</w:t>
-      </w:r>
-      <w:r>
-        <w:rPr>
-          <w:rFonts w:ascii="Times New Roman" w:hAnsi="Times New Roman" w:cs="Times New Roman"/>
-          <w:sz w:val="28"/>
-        </w:rPr>
-        <w:t xml:space="preserve">. </w:t>
-      </w:r>
-      <w:r>
-        <w:rPr>
-          <w:rFonts w:ascii="Times New Roman" w:hAnsi="Times New Roman" w:cs="Times New Roman"/>
-          <w:sz w:val="28"/>
-        </w:rPr>
-        <w:t>Проверить, изменение уровня изоляции можно через переменные окружения</w:t>
-      </w:r>
-    </w:p>
-    <w:p>
-      <w:pPr>
-        <w:pStyle w:val="ListParagraph"/>
-        <w:jc w:val="both"/>
-        <w:rPr>
-          <w:rFonts w:ascii="Times New Roman" w:hAnsi="Times New Roman" w:cs="Times New Roman"/>
-          <w:sz w:val="28"/>
-          <w:lang w:val="en-US"/>
-        </w:rPr>
-      </w:pPr>
-      <w:r>
-        <w:rPr>
-          <w:rFonts w:ascii="Times New Roman" w:hAnsi="Times New Roman" w:cs="Times New Roman"/>
-          <w:sz w:val="28"/>
           <w:lang w:val="en-GB"/>
         </w:rPr>
-        <w:t>SET [GLOBAL|SESSION] TRANSACTION ISOLATION LEVEL _____;</w:t>
-      </w:r>
-      <w:r>
-        <w:rPr>
-          <w:rFonts w:ascii="Times New Roman" w:hAnsi="Times New Roman" w:cs="Times New Roman"/>
-          <w:sz w:val="28"/>
-          <w:lang w:val="en-US"/>
-        </w:rPr>
-        <w:t xml:space="preserve"> </w:t>
-      </w:r>
-    </w:p>
-    <w:p>
-      <w:pPr>
-        <w:jc w:val="both"/>
-        <w:rPr>
-          <w:rFonts w:ascii="Times New Roman" w:hAnsi="Times New Roman" w:cs="Times New Roman"/>
-          <w:sz w:val="28"/>
-          <w:lang w:val="en-US"/>
+        <w:t>SHOW VARIABLES LIKE “%transaction%”</w:t>
+      </w:r>
+    </w:p>
+    <w:p>
+      <w:pPr>
+        <w:jc w:val="both"/>
+        <w:rPr>
+          <w:rFonts w:ascii="Times New Roman" w:hAnsi="Times New Roman" w:cs="Times New Roman"/>
+          <w:sz w:val="28"/>
+          <w:lang w:val="en-GB"/>
         </w:rPr>
       </w:pPr>
       <w:r>
@@ -15511,13 +14165,13 @@
           <w:rFonts w:ascii="Times New Roman" w:hAnsi="Times New Roman" w:cs="Times New Roman"/>
           <w:noProof/>
           <w:sz w:val="28"/>
-          <w:lang w:val="en-US"/>
+          <w:lang w:val="en-GB"/>
         </w:rPr>
         <w:drawing>
-          <wp:inline distT="0" distB="0" distL="0" distR="0" wp14:anchorId="4CC47205" wp14:editId="60DCECA5">
-            <wp:extent cx="5940425" cy="3432175"/>
-            <wp:effectExtent l="0" t="0" r="3175" b="0"/>
-            <wp:docPr id="46" name="Picture 46"/>
+          <wp:inline distT="0" distB="0" distL="0" distR="0" wp14:anchorId="5B65CB2C" wp14:editId="4CA7C0F9">
+            <wp:extent cx="5940425" cy="2490470"/>
+            <wp:effectExtent l="0" t="0" r="3175" b="5080"/>
+            <wp:docPr id="45" name="Picture 45"/>
             <wp:cNvGraphicFramePr>
               <a:graphicFrameLocks xmlns:a="http://schemas.openxmlformats.org/drawingml/2006/main" noChangeAspect="1"/>
             </wp:cNvGraphicFramePr>
@@ -15537,7 +14191,7 @@
                   <pic:spPr>
                     <a:xfrm>
                       <a:off x="0" y="0"/>
-                      <a:ext cx="5940425" cy="3432175"/>
+                      <a:ext cx="5940425" cy="2490470"/>
                     </a:xfrm>
                     <a:prstGeom prst="rect">
                       <a:avLst/>
@@ -15561,22 +14215,15 @@
         <w:rPr>
           <w:rFonts w:ascii="Times New Roman" w:hAnsi="Times New Roman" w:cs="Times New Roman"/>
           <w:sz w:val="28"/>
-        </w:rPr>
-      </w:pPr>
-      <w:r>
-        <w:rPr>
-          <w:rFonts w:ascii="Times New Roman" w:hAnsi="Times New Roman" w:cs="Times New Roman"/>
-          <w:sz w:val="28"/>
-        </w:rPr>
-        <w:t xml:space="preserve">Написать команду для выполнения транзакции на таблицах </w:t>
-      </w:r>
-      <w:r>
-        <w:rPr>
-          <w:rFonts w:ascii="Times New Roman" w:hAnsi="Times New Roman" w:cs="Times New Roman"/>
-          <w:sz w:val="28"/>
           <w:lang w:val="en-GB"/>
         </w:rPr>
-        <w:t>orders</w:t>
+      </w:pPr>
+      <w:r>
+        <w:rPr>
+          <w:rFonts w:ascii="Times New Roman" w:hAnsi="Times New Roman" w:cs="Times New Roman"/>
+          <w:sz w:val="28"/>
+        </w:rPr>
+        <w:t>Попереключать</w:t>
       </w:r>
       <w:r>
         <w:rPr>
@@ -15590,76 +14237,155 @@
           <w:rFonts w:ascii="Times New Roman" w:hAnsi="Times New Roman" w:cs="Times New Roman"/>
           <w:sz w:val="28"/>
         </w:rPr>
-        <w:t xml:space="preserve">и </w:t>
-      </w:r>
+        <w:t>уровень</w:t>
+      </w:r>
+      <w:r>
+        <w:rPr>
+          <w:rFonts w:ascii="Times New Roman" w:hAnsi="Times New Roman" w:cs="Times New Roman"/>
+          <w:sz w:val="28"/>
+        </w:rPr>
+        <w:t xml:space="preserve"> </w:t>
+      </w:r>
+      <w:r>
+        <w:rPr>
+          <w:rFonts w:ascii="Times New Roman" w:hAnsi="Times New Roman" w:cs="Times New Roman"/>
+          <w:sz w:val="28"/>
+        </w:rPr>
+        <w:t>изоляции</w:t>
+      </w:r>
+      <w:r>
+        <w:rPr>
+          <w:rFonts w:ascii="Times New Roman" w:hAnsi="Times New Roman" w:cs="Times New Roman"/>
+          <w:sz w:val="28"/>
+        </w:rPr>
+        <w:t xml:space="preserve"> </w:t>
+      </w:r>
+      <w:r>
+        <w:rPr>
+          <w:rFonts w:ascii="Times New Roman" w:hAnsi="Times New Roman" w:cs="Times New Roman"/>
+          <w:sz w:val="28"/>
+        </w:rPr>
+        <w:t>транзакций</w:t>
+      </w:r>
+      <w:r>
+        <w:rPr>
+          <w:rFonts w:ascii="Times New Roman" w:hAnsi="Times New Roman" w:cs="Times New Roman"/>
+          <w:sz w:val="28"/>
+        </w:rPr>
+        <w:t xml:space="preserve"> </w:t>
+      </w:r>
+      <w:r>
+        <w:rPr>
+          <w:rFonts w:ascii="Times New Roman" w:hAnsi="Times New Roman" w:cs="Times New Roman"/>
+          <w:sz w:val="28"/>
+        </w:rPr>
+        <w:t>на</w:t>
+      </w:r>
+      <w:r>
+        <w:rPr>
+          <w:rFonts w:ascii="Times New Roman" w:hAnsi="Times New Roman" w:cs="Times New Roman"/>
+          <w:sz w:val="28"/>
+        </w:rPr>
+        <w:t xml:space="preserve"> </w:t>
+      </w:r>
+      <w:r>
+        <w:rPr>
+          <w:rFonts w:ascii="Times New Roman" w:hAnsi="Times New Roman" w:cs="Times New Roman"/>
+          <w:sz w:val="28"/>
+        </w:rPr>
+        <w:t>глобальном</w:t>
+      </w:r>
+      <w:r>
+        <w:rPr>
+          <w:rFonts w:ascii="Times New Roman" w:hAnsi="Times New Roman" w:cs="Times New Roman"/>
+          <w:sz w:val="28"/>
+        </w:rPr>
+        <w:t xml:space="preserve"> </w:t>
+      </w:r>
+      <w:r>
+        <w:rPr>
+          <w:rFonts w:ascii="Times New Roman" w:hAnsi="Times New Roman" w:cs="Times New Roman"/>
+          <w:sz w:val="28"/>
+        </w:rPr>
+        <w:t>и</w:t>
+      </w:r>
+      <w:r>
+        <w:rPr>
+          <w:rFonts w:ascii="Times New Roman" w:hAnsi="Times New Roman" w:cs="Times New Roman"/>
+          <w:sz w:val="28"/>
+        </w:rPr>
+        <w:t xml:space="preserve"> </w:t>
+      </w:r>
+      <w:r>
+        <w:rPr>
+          <w:rFonts w:ascii="Times New Roman" w:hAnsi="Times New Roman" w:cs="Times New Roman"/>
+          <w:sz w:val="28"/>
+        </w:rPr>
+        <w:t>сессионном</w:t>
+      </w:r>
+      <w:r>
+        <w:rPr>
+          <w:rFonts w:ascii="Times New Roman" w:hAnsi="Times New Roman" w:cs="Times New Roman"/>
+          <w:sz w:val="28"/>
+        </w:rPr>
+        <w:t xml:space="preserve"> </w:t>
+      </w:r>
+      <w:r>
+        <w:rPr>
+          <w:rFonts w:ascii="Times New Roman" w:hAnsi="Times New Roman" w:cs="Times New Roman"/>
+          <w:sz w:val="28"/>
+        </w:rPr>
+        <w:t>уровне</w:t>
+      </w:r>
+      <w:r>
+        <w:rPr>
+          <w:rFonts w:ascii="Times New Roman" w:hAnsi="Times New Roman" w:cs="Times New Roman"/>
+          <w:sz w:val="28"/>
+        </w:rPr>
+        <w:t xml:space="preserve">. </w:t>
+      </w:r>
+      <w:r>
+        <w:rPr>
+          <w:rFonts w:ascii="Times New Roman" w:hAnsi="Times New Roman" w:cs="Times New Roman"/>
+          <w:sz w:val="28"/>
+        </w:rPr>
+        <w:t>Проверить, изменение уровня изоляции можно через переменные окружения</w:t>
+      </w:r>
+    </w:p>
+    <w:p>
+      <w:pPr>
+        <w:pStyle w:val="ListParagraph"/>
+        <w:jc w:val="both"/>
+        <w:rPr>
+          <w:rFonts w:ascii="Times New Roman" w:hAnsi="Times New Roman" w:cs="Times New Roman"/>
+          <w:sz w:val="28"/>
+          <w:lang w:val="en-US"/>
+        </w:rPr>
+      </w:pPr>
       <w:r>
         <w:rPr>
           <w:rFonts w:ascii="Times New Roman" w:hAnsi="Times New Roman" w:cs="Times New Roman"/>
           <w:sz w:val="28"/>
           <w:lang w:val="en-GB"/>
         </w:rPr>
-        <w:t>orders</w:t>
-      </w:r>
-      <w:r>
-        <w:rPr>
-          <w:rFonts w:ascii="Times New Roman" w:hAnsi="Times New Roman" w:cs="Times New Roman"/>
-          <w:sz w:val="28"/>
-        </w:rPr>
-        <w:t>_</w:t>
-      </w:r>
-      <w:r>
-        <w:rPr>
-          <w:rFonts w:ascii="Times New Roman" w:hAnsi="Times New Roman" w:cs="Times New Roman"/>
-          <w:sz w:val="28"/>
-          <w:lang w:val="en-GB"/>
-        </w:rPr>
-        <w:t>goods</w:t>
-      </w:r>
-      <w:r>
-        <w:rPr>
-          <w:rFonts w:ascii="Times New Roman" w:hAnsi="Times New Roman" w:cs="Times New Roman"/>
-          <w:sz w:val="28"/>
-        </w:rPr>
-        <w:t xml:space="preserve">. В рамках транзакции создать новый заказ и привязать к </w:t>
-      </w:r>
-      <w:r>
-        <w:rPr>
-          <w:rFonts w:ascii="Times New Roman" w:hAnsi="Times New Roman" w:cs="Times New Roman"/>
-          <w:sz w:val="28"/>
-        </w:rPr>
-        <w:lastRenderedPageBreak/>
-        <w:t xml:space="preserve">нему несколько товаров. После завершения транзакции с помощью </w:t>
-      </w:r>
-      <w:r>
-        <w:rPr>
-          <w:rFonts w:ascii="Times New Roman" w:hAnsi="Times New Roman" w:cs="Times New Roman"/>
-          <w:sz w:val="28"/>
-          <w:lang w:val="en-GB"/>
-        </w:rPr>
-        <w:t>SELECT</w:t>
-      </w:r>
-      <w:r>
-        <w:rPr>
-          <w:rFonts w:ascii="Times New Roman" w:hAnsi="Times New Roman" w:cs="Times New Roman"/>
-          <w:sz w:val="28"/>
+        <w:t>SET [GLOBAL|SESSION] TRANSACTION ISOLATION LEVEL _____;</w:t>
+      </w:r>
+      <w:r>
+        <w:rPr>
+          <w:rFonts w:ascii="Times New Roman" w:hAnsi="Times New Roman" w:cs="Times New Roman"/>
+          <w:sz w:val="28"/>
+          <w:lang w:val="en-US"/>
         </w:rPr>
         <w:t xml:space="preserve"> </w:t>
       </w:r>
-      <w:r>
-        <w:rPr>
-          <w:rFonts w:ascii="Times New Roman" w:hAnsi="Times New Roman" w:cs="Times New Roman"/>
-          <w:sz w:val="28"/>
-        </w:rPr>
-        <w:t>убедиться, что данные записались в БД.</w:t>
-      </w:r>
-    </w:p>
-    <w:p>
-      <w:pPr>
-        <w:ind w:left="360"/>
-        <w:jc w:val="both"/>
-        <w:rPr>
-          <w:rFonts w:ascii="Times New Roman" w:hAnsi="Times New Roman" w:cs="Times New Roman"/>
-          <w:sz w:val="28"/>
+    </w:p>
+    <w:p>
+      <w:pPr>
+        <w:jc w:val="both"/>
+        <w:rPr>
+          <w:rFonts w:ascii="Times New Roman" w:hAnsi="Times New Roman" w:cs="Times New Roman"/>
+          <w:sz w:val="28"/>
+          <w:lang w:val="en-US"/>
         </w:rPr>
       </w:pPr>
       <w:r>
@@ -15667,12 +14393,13 @@
           <w:rFonts w:ascii="Times New Roman" w:hAnsi="Times New Roman" w:cs="Times New Roman"/>
           <w:noProof/>
           <w:sz w:val="28"/>
+          <w:lang w:val="en-US"/>
         </w:rPr>
         <w:drawing>
-          <wp:inline distT="0" distB="0" distL="0" distR="0" wp14:anchorId="4A1A823B" wp14:editId="423885B4">
-            <wp:extent cx="5940425" cy="2526030"/>
-            <wp:effectExtent l="0" t="0" r="3175" b="7620"/>
-            <wp:docPr id="47" name="Picture 47"/>
+          <wp:inline distT="0" distB="0" distL="0" distR="0" wp14:anchorId="4CC47205" wp14:editId="60DCECA5">
+            <wp:extent cx="5940425" cy="3432175"/>
+            <wp:effectExtent l="0" t="0" r="3175" b="0"/>
+            <wp:docPr id="46" name="Picture 46"/>
             <wp:cNvGraphicFramePr>
               <a:graphicFrameLocks xmlns:a="http://schemas.openxmlformats.org/drawingml/2006/main" noChangeAspect="1"/>
             </wp:cNvGraphicFramePr>
@@ -15692,7 +14419,7 @@
                   <pic:spPr>
                     <a:xfrm>
                       <a:off x="0" y="0"/>
-                      <a:ext cx="5940425" cy="2526030"/>
+                      <a:ext cx="5940425" cy="3432175"/>
                     </a:xfrm>
                     <a:prstGeom prst="rect">
                       <a:avLst/>
@@ -15707,6 +14434,109 @@
     </w:p>
     <w:p>
       <w:pPr>
+        <w:pStyle w:val="ListParagraph"/>
+        <w:numPr>
+          <w:ilvl w:val="0"/>
+          <w:numId w:val="26"/>
+        </w:numPr>
+        <w:jc w:val="both"/>
+        <w:rPr>
+          <w:rFonts w:ascii="Times New Roman" w:hAnsi="Times New Roman" w:cs="Times New Roman"/>
+          <w:sz w:val="28"/>
+        </w:rPr>
+      </w:pPr>
+      <w:r>
+        <w:rPr>
+          <w:rFonts w:ascii="Times New Roman" w:hAnsi="Times New Roman" w:cs="Times New Roman"/>
+          <w:sz w:val="28"/>
+        </w:rPr>
+        <w:t xml:space="preserve">Написать команду для выполнения транзакции на таблицах </w:t>
+      </w:r>
+      <w:r>
+        <w:rPr>
+          <w:rFonts w:ascii="Times New Roman" w:hAnsi="Times New Roman" w:cs="Times New Roman"/>
+          <w:sz w:val="28"/>
+          <w:lang w:val="en-GB"/>
+        </w:rPr>
+        <w:t>orders</w:t>
+      </w:r>
+      <w:r>
+        <w:rPr>
+          <w:rFonts w:ascii="Times New Roman" w:hAnsi="Times New Roman" w:cs="Times New Roman"/>
+          <w:sz w:val="28"/>
+        </w:rPr>
+        <w:t xml:space="preserve"> </w:t>
+      </w:r>
+      <w:r>
+        <w:rPr>
+          <w:rFonts w:ascii="Times New Roman" w:hAnsi="Times New Roman" w:cs="Times New Roman"/>
+          <w:sz w:val="28"/>
+        </w:rPr>
+        <w:t xml:space="preserve">и </w:t>
+      </w:r>
+      <w:r>
+        <w:rPr>
+          <w:rFonts w:ascii="Times New Roman" w:hAnsi="Times New Roman" w:cs="Times New Roman"/>
+          <w:sz w:val="28"/>
+          <w:lang w:val="en-GB"/>
+        </w:rPr>
+        <w:t>orders</w:t>
+      </w:r>
+      <w:r>
+        <w:rPr>
+          <w:rFonts w:ascii="Times New Roman" w:hAnsi="Times New Roman" w:cs="Times New Roman"/>
+          <w:sz w:val="28"/>
+        </w:rPr>
+        <w:t>_</w:t>
+      </w:r>
+      <w:r>
+        <w:rPr>
+          <w:rFonts w:ascii="Times New Roman" w:hAnsi="Times New Roman" w:cs="Times New Roman"/>
+          <w:sz w:val="28"/>
+          <w:lang w:val="en-GB"/>
+        </w:rPr>
+        <w:t>goods</w:t>
+      </w:r>
+      <w:r>
+        <w:rPr>
+          <w:rFonts w:ascii="Times New Roman" w:hAnsi="Times New Roman" w:cs="Times New Roman"/>
+          <w:sz w:val="28"/>
+        </w:rPr>
+        <w:t xml:space="preserve">. В рамках транзакции создать новый заказ и привязать к </w:t>
+      </w:r>
+      <w:r>
+        <w:rPr>
+          <w:rFonts w:ascii="Times New Roman" w:hAnsi="Times New Roman" w:cs="Times New Roman"/>
+          <w:sz w:val="28"/>
+        </w:rPr>
+        <w:lastRenderedPageBreak/>
+        <w:t xml:space="preserve">нему несколько товаров. После завершения транзакции с помощью </w:t>
+      </w:r>
+      <w:r>
+        <w:rPr>
+          <w:rFonts w:ascii="Times New Roman" w:hAnsi="Times New Roman" w:cs="Times New Roman"/>
+          <w:sz w:val="28"/>
+          <w:lang w:val="en-GB"/>
+        </w:rPr>
+        <w:t>SELECT</w:t>
+      </w:r>
+      <w:r>
+        <w:rPr>
+          <w:rFonts w:ascii="Times New Roman" w:hAnsi="Times New Roman" w:cs="Times New Roman"/>
+          <w:sz w:val="28"/>
+        </w:rPr>
+        <w:t xml:space="preserve"> </w:t>
+      </w:r>
+      <w:r>
+        <w:rPr>
+          <w:rFonts w:ascii="Times New Roman" w:hAnsi="Times New Roman" w:cs="Times New Roman"/>
+          <w:sz w:val="28"/>
+        </w:rPr>
+        <w:t>убедиться, что данные записались в БД.</w:t>
+      </w:r>
+    </w:p>
+    <w:p>
+      <w:pPr>
         <w:ind w:left="360"/>
         <w:jc w:val="both"/>
         <w:rPr>
@@ -15721,10 +14551,10 @@
           <w:sz w:val="28"/>
         </w:rPr>
         <w:drawing>
-          <wp:inline distT="0" distB="0" distL="0" distR="0" wp14:anchorId="7A3E0134" wp14:editId="289C9A75">
-            <wp:extent cx="5940425" cy="2008505"/>
-            <wp:effectExtent l="0" t="0" r="3175" b="0"/>
-            <wp:docPr id="48" name="Picture 48"/>
+          <wp:inline distT="0" distB="0" distL="0" distR="0" wp14:anchorId="4A1A823B" wp14:editId="423885B4">
+            <wp:extent cx="5940425" cy="2526030"/>
+            <wp:effectExtent l="0" t="0" r="3175" b="7620"/>
+            <wp:docPr id="47" name="Picture 47"/>
             <wp:cNvGraphicFramePr>
               <a:graphicFrameLocks xmlns:a="http://schemas.openxmlformats.org/drawingml/2006/main" noChangeAspect="1"/>
             </wp:cNvGraphicFramePr>
@@ -15744,7 +14574,7 @@
                   <pic:spPr>
                     <a:xfrm>
                       <a:off x="0" y="0"/>
-                      <a:ext cx="5940425" cy="2008505"/>
+                      <a:ext cx="5940425" cy="2526030"/>
                     </a:xfrm>
                     <a:prstGeom prst="rect">
                       <a:avLst/>
@@ -15759,163 +14589,7 @@
     </w:p>
     <w:p>
       <w:pPr>
-        <w:pStyle w:val="ListParagraph"/>
-        <w:numPr>
-          <w:ilvl w:val="0"/>
-          <w:numId w:val="26"/>
-        </w:numPr>
-        <w:jc w:val="both"/>
-        <w:rPr>
-          <w:rFonts w:ascii="Times New Roman" w:hAnsi="Times New Roman" w:cs="Times New Roman"/>
-          <w:sz w:val="28"/>
-        </w:rPr>
-      </w:pPr>
-      <w:r>
-        <w:rPr>
-          <w:rFonts w:ascii="Times New Roman" w:hAnsi="Times New Roman" w:cs="Times New Roman"/>
-          <w:sz w:val="28"/>
-        </w:rPr>
-        <w:t xml:space="preserve">Написать </w:t>
-      </w:r>
-      <w:proofErr w:type="gramStart"/>
-      <w:r>
-        <w:rPr>
-          <w:rFonts w:ascii="Times New Roman" w:hAnsi="Times New Roman" w:cs="Times New Roman"/>
-          <w:sz w:val="28"/>
-        </w:rPr>
-        <w:t>транзакцию</w:t>
-      </w:r>
-      <w:proofErr w:type="gramEnd"/>
-      <w:r>
-        <w:rPr>
-          <w:rFonts w:ascii="Times New Roman" w:hAnsi="Times New Roman" w:cs="Times New Roman"/>
-          <w:sz w:val="28"/>
-        </w:rPr>
-        <w:t xml:space="preserve"> в ходе которой происходит ошибка. По аналогии с предыдущим заданием использовать таблицы </w:t>
-      </w:r>
-      <w:r>
-        <w:rPr>
-          <w:rFonts w:ascii="Times New Roman" w:hAnsi="Times New Roman" w:cs="Times New Roman"/>
-          <w:sz w:val="28"/>
-          <w:lang w:val="en-GB"/>
-        </w:rPr>
-        <w:t>orders</w:t>
-      </w:r>
-      <w:r>
-        <w:rPr>
-          <w:rFonts w:ascii="Times New Roman" w:hAnsi="Times New Roman" w:cs="Times New Roman"/>
-          <w:sz w:val="28"/>
-        </w:rPr>
-        <w:t xml:space="preserve">, </w:t>
-      </w:r>
-      <w:r>
-        <w:rPr>
-          <w:rFonts w:ascii="Times New Roman" w:hAnsi="Times New Roman" w:cs="Times New Roman"/>
-          <w:sz w:val="28"/>
-          <w:lang w:val="en-US"/>
-        </w:rPr>
-        <w:t>orders</w:t>
-      </w:r>
-      <w:r>
-        <w:rPr>
-          <w:rFonts w:ascii="Times New Roman" w:hAnsi="Times New Roman" w:cs="Times New Roman"/>
-          <w:sz w:val="28"/>
-        </w:rPr>
-        <w:t>_</w:t>
-      </w:r>
-      <w:r>
-        <w:rPr>
-          <w:rFonts w:ascii="Times New Roman" w:hAnsi="Times New Roman" w:cs="Times New Roman"/>
-          <w:sz w:val="28"/>
-          <w:lang w:val="en-US"/>
-        </w:rPr>
-        <w:t>goods</w:t>
-      </w:r>
-      <w:r>
-        <w:rPr>
-          <w:rFonts w:ascii="Times New Roman" w:hAnsi="Times New Roman" w:cs="Times New Roman"/>
-          <w:sz w:val="28"/>
-        </w:rPr>
-        <w:t xml:space="preserve">. Последняя команда вставки должна завершаться ошибкой (например, попытаться создать запись в </w:t>
-      </w:r>
-      <w:r>
-        <w:rPr>
-          <w:rFonts w:ascii="Times New Roman" w:hAnsi="Times New Roman" w:cs="Times New Roman"/>
-          <w:sz w:val="28"/>
-          <w:lang w:val="en-GB"/>
-        </w:rPr>
-        <w:t>orders</w:t>
-      </w:r>
-      <w:r>
-        <w:rPr>
-          <w:rFonts w:ascii="Times New Roman" w:hAnsi="Times New Roman" w:cs="Times New Roman"/>
-          <w:sz w:val="28"/>
-        </w:rPr>
-        <w:t>_</w:t>
-      </w:r>
-      <w:r>
-        <w:rPr>
-          <w:rFonts w:ascii="Times New Roman" w:hAnsi="Times New Roman" w:cs="Times New Roman"/>
-          <w:sz w:val="28"/>
-          <w:lang w:val="en-GB"/>
-        </w:rPr>
-        <w:t>goods</w:t>
-      </w:r>
-      <w:r>
-        <w:rPr>
-          <w:rFonts w:ascii="Times New Roman" w:hAnsi="Times New Roman" w:cs="Times New Roman"/>
-          <w:sz w:val="28"/>
-        </w:rPr>
-        <w:t xml:space="preserve">, в которой указан несуществующий товар). Выполнить </w:t>
-      </w:r>
-      <w:r>
-        <w:rPr>
-          <w:rFonts w:ascii="Times New Roman" w:hAnsi="Times New Roman" w:cs="Times New Roman"/>
-          <w:sz w:val="28"/>
-          <w:lang w:val="en-GB"/>
-        </w:rPr>
-        <w:t>SELECT</w:t>
-      </w:r>
-      <w:r>
-        <w:rPr>
-          <w:rFonts w:ascii="Times New Roman" w:hAnsi="Times New Roman" w:cs="Times New Roman"/>
-          <w:sz w:val="28"/>
-        </w:rPr>
-        <w:t xml:space="preserve"> после транзакции и убедиться, что ни одна запить, входящая в транзакцию не появилась в БД.</w:t>
-      </w:r>
-      <w:r>
-        <w:rPr>
-          <w:rFonts w:ascii="Times New Roman" w:hAnsi="Times New Roman" w:cs="Times New Roman"/>
-          <w:sz w:val="28"/>
-        </w:rPr>
-        <w:t xml:space="preserve"> </w:t>
-      </w:r>
-    </w:p>
-    <w:p>
-      <w:pPr>
-        <w:pStyle w:val="ListParagraph"/>
-        <w:jc w:val="both"/>
-        <w:rPr>
-          <w:rFonts w:ascii="Times New Roman" w:hAnsi="Times New Roman" w:cs="Times New Roman"/>
-          <w:b/>
-          <w:bCs/>
-          <w:color w:val="FF0000"/>
-          <w:sz w:val="28"/>
-        </w:rPr>
-      </w:pPr>
-      <w:r>
-        <w:rPr>
-          <w:rFonts w:ascii="Times New Roman" w:hAnsi="Times New Roman" w:cs="Times New Roman"/>
-          <w:b/>
-          <w:bCs/>
-          <w:color w:val="FF0000"/>
-          <w:sz w:val="28"/>
-        </w:rPr>
-        <w:t>Тут важно заметить, что вся транзакция не отвалилась, как я понял, в MySQL ошибка внутри транзакции не вызывает автоматический ROLLBACK всей транзакции, откатывается только неудавшаяся операция, а не весь блок. Ну и собственно валидные товары в транзакции прошли, не валидные не прошли.</w:t>
-      </w:r>
-    </w:p>
-    <w:p>
-      <w:pPr>
+        <w:ind w:left="360"/>
         <w:jc w:val="both"/>
         <w:rPr>
           <w:rFonts w:ascii="Times New Roman" w:hAnsi="Times New Roman" w:cs="Times New Roman"/>
@@ -15928,12 +14602,11 @@
           <w:noProof/>
           <w:sz w:val="28"/>
         </w:rPr>
-        <w:lastRenderedPageBreak/>
         <w:drawing>
-          <wp:inline distT="0" distB="0" distL="0" distR="0" wp14:anchorId="1182B0FC" wp14:editId="1A9FF6DE">
-            <wp:extent cx="5940425" cy="3032125"/>
+          <wp:inline distT="0" distB="0" distL="0" distR="0" wp14:anchorId="7A3E0134" wp14:editId="289C9A75">
+            <wp:extent cx="5940425" cy="2008505"/>
             <wp:effectExtent l="0" t="0" r="3175" b="0"/>
-            <wp:docPr id="49" name="Picture 49"/>
+            <wp:docPr id="48" name="Picture 48"/>
             <wp:cNvGraphicFramePr>
               <a:graphicFrameLocks xmlns:a="http://schemas.openxmlformats.org/drawingml/2006/main" noChangeAspect="1"/>
             </wp:cNvGraphicFramePr>
@@ -15953,6 +14626,199 @@
                   <pic:spPr>
                     <a:xfrm>
                       <a:off x="0" y="0"/>
+                      <a:ext cx="5940425" cy="2008505"/>
+                    </a:xfrm>
+                    <a:prstGeom prst="rect">
+                      <a:avLst/>
+                    </a:prstGeom>
+                  </pic:spPr>
+                </pic:pic>
+              </a:graphicData>
+            </a:graphic>
+          </wp:inline>
+        </w:drawing>
+      </w:r>
+    </w:p>
+    <w:p>
+      <w:pPr>
+        <w:pStyle w:val="ListParagraph"/>
+        <w:numPr>
+          <w:ilvl w:val="0"/>
+          <w:numId w:val="26"/>
+        </w:numPr>
+        <w:jc w:val="both"/>
+        <w:rPr>
+          <w:rFonts w:ascii="Times New Roman" w:hAnsi="Times New Roman" w:cs="Times New Roman"/>
+          <w:sz w:val="28"/>
+        </w:rPr>
+      </w:pPr>
+      <w:r>
+        <w:rPr>
+          <w:rFonts w:ascii="Times New Roman" w:hAnsi="Times New Roman" w:cs="Times New Roman"/>
+          <w:sz w:val="28"/>
+        </w:rPr>
+        <w:t xml:space="preserve">Написать транзакцию в ходе которой происходит ошибка. По аналогии с предыдущим заданием использовать таблицы </w:t>
+      </w:r>
+      <w:r>
+        <w:rPr>
+          <w:rFonts w:ascii="Times New Roman" w:hAnsi="Times New Roman" w:cs="Times New Roman"/>
+          <w:sz w:val="28"/>
+          <w:lang w:val="en-GB"/>
+        </w:rPr>
+        <w:t>orders</w:t>
+      </w:r>
+      <w:r>
+        <w:rPr>
+          <w:rFonts w:ascii="Times New Roman" w:hAnsi="Times New Roman" w:cs="Times New Roman"/>
+          <w:sz w:val="28"/>
+        </w:rPr>
+        <w:t xml:space="preserve">, </w:t>
+      </w:r>
+      <w:r>
+        <w:rPr>
+          <w:rFonts w:ascii="Times New Roman" w:hAnsi="Times New Roman" w:cs="Times New Roman"/>
+          <w:sz w:val="28"/>
+          <w:lang w:val="en-US"/>
+        </w:rPr>
+        <w:t>orders</w:t>
+      </w:r>
+      <w:r>
+        <w:rPr>
+          <w:rFonts w:ascii="Times New Roman" w:hAnsi="Times New Roman" w:cs="Times New Roman"/>
+          <w:sz w:val="28"/>
+        </w:rPr>
+        <w:t>_</w:t>
+      </w:r>
+      <w:r>
+        <w:rPr>
+          <w:rFonts w:ascii="Times New Roman" w:hAnsi="Times New Roman" w:cs="Times New Roman"/>
+          <w:sz w:val="28"/>
+          <w:lang w:val="en-US"/>
+        </w:rPr>
+        <w:t>goods</w:t>
+      </w:r>
+      <w:r>
+        <w:rPr>
+          <w:rFonts w:ascii="Times New Roman" w:hAnsi="Times New Roman" w:cs="Times New Roman"/>
+          <w:sz w:val="28"/>
+        </w:rPr>
+        <w:t xml:space="preserve">. Последняя команда вставки должна завершаться ошибкой (например, попытаться создать запись в </w:t>
+      </w:r>
+      <w:r>
+        <w:rPr>
+          <w:rFonts w:ascii="Times New Roman" w:hAnsi="Times New Roman" w:cs="Times New Roman"/>
+          <w:sz w:val="28"/>
+          <w:lang w:val="en-GB"/>
+        </w:rPr>
+        <w:t>orders</w:t>
+      </w:r>
+      <w:r>
+        <w:rPr>
+          <w:rFonts w:ascii="Times New Roman" w:hAnsi="Times New Roman" w:cs="Times New Roman"/>
+          <w:sz w:val="28"/>
+        </w:rPr>
+        <w:t>_</w:t>
+      </w:r>
+      <w:r>
+        <w:rPr>
+          <w:rFonts w:ascii="Times New Roman" w:hAnsi="Times New Roman" w:cs="Times New Roman"/>
+          <w:sz w:val="28"/>
+          <w:lang w:val="en-GB"/>
+        </w:rPr>
+        <w:t>goods</w:t>
+      </w:r>
+      <w:r>
+        <w:rPr>
+          <w:rFonts w:ascii="Times New Roman" w:hAnsi="Times New Roman" w:cs="Times New Roman"/>
+          <w:sz w:val="28"/>
+        </w:rPr>
+        <w:t xml:space="preserve">, в которой указан несуществующий товар). Выполнить </w:t>
+      </w:r>
+      <w:r>
+        <w:rPr>
+          <w:rFonts w:ascii="Times New Roman" w:hAnsi="Times New Roman" w:cs="Times New Roman"/>
+          <w:sz w:val="28"/>
+          <w:lang w:val="en-GB"/>
+        </w:rPr>
+        <w:t>SELECT</w:t>
+      </w:r>
+      <w:r>
+        <w:rPr>
+          <w:rFonts w:ascii="Times New Roman" w:hAnsi="Times New Roman" w:cs="Times New Roman"/>
+          <w:sz w:val="28"/>
+        </w:rPr>
+        <w:t xml:space="preserve"> после транзакции и убедиться, что ни одна запить, входящая в транзакцию не появилась в БД.</w:t>
+      </w:r>
+      <w:r>
+        <w:rPr>
+          <w:rFonts w:ascii="Times New Roman" w:hAnsi="Times New Roman" w:cs="Times New Roman"/>
+          <w:sz w:val="28"/>
+        </w:rPr>
+        <w:t xml:space="preserve"> </w:t>
+      </w:r>
+    </w:p>
+    <w:p>
+      <w:pPr>
+        <w:pStyle w:val="ListParagraph"/>
+        <w:jc w:val="both"/>
+        <w:rPr>
+          <w:rFonts w:ascii="Times New Roman" w:hAnsi="Times New Roman" w:cs="Times New Roman"/>
+          <w:b/>
+          <w:bCs/>
+          <w:color w:val="FF0000"/>
+          <w:sz w:val="28"/>
+        </w:rPr>
+      </w:pPr>
+      <w:r>
+        <w:rPr>
+          <w:rFonts w:ascii="Times New Roman" w:hAnsi="Times New Roman" w:cs="Times New Roman"/>
+          <w:b/>
+          <w:bCs/>
+          <w:color w:val="FF0000"/>
+          <w:sz w:val="28"/>
+        </w:rPr>
+        <w:t>Тут важно заметить, что вся транзакция не отвалилась, как я понял, в MySQL ошибка внутри транзакции не вызывает автоматический ROLLBACK всей транзакции, откатывается только неудавшаяся операция, а не весь блок. Ну и собственно валидные товары в транзакции прошли, не валидные не прошли.</w:t>
+      </w:r>
+    </w:p>
+    <w:p>
+      <w:pPr>
+        <w:jc w:val="both"/>
+        <w:rPr>
+          <w:rFonts w:ascii="Times New Roman" w:hAnsi="Times New Roman" w:cs="Times New Roman"/>
+          <w:sz w:val="28"/>
+        </w:rPr>
+      </w:pPr>
+      <w:r>
+        <w:rPr>
+          <w:rFonts w:ascii="Times New Roman" w:hAnsi="Times New Roman" w:cs="Times New Roman"/>
+          <w:noProof/>
+          <w:sz w:val="28"/>
+        </w:rPr>
+        <w:lastRenderedPageBreak/>
+        <w:drawing>
+          <wp:inline distT="0" distB="0" distL="0" distR="0" wp14:anchorId="1182B0FC" wp14:editId="1A9FF6DE">
+            <wp:extent cx="5940425" cy="3032125"/>
+            <wp:effectExtent l="0" t="0" r="3175" b="0"/>
+            <wp:docPr id="49" name="Picture 49"/>
+            <wp:cNvGraphicFramePr>
+              <a:graphicFrameLocks xmlns:a="http://schemas.openxmlformats.org/drawingml/2006/main" noChangeAspect="1"/>
+            </wp:cNvGraphicFramePr>
+            <a:graphic xmlns:a="http://schemas.openxmlformats.org/drawingml/2006/main">
+              <a:graphicData uri="http://schemas.openxmlformats.org/drawingml/2006/picture">
+                <pic:pic xmlns:pic="http://schemas.openxmlformats.org/drawingml/2006/picture">
+                  <pic:nvPicPr>
+                    <pic:cNvPr id="1" name=""/>
+                    <pic:cNvPicPr/>
+                  </pic:nvPicPr>
+                  <pic:blipFill>
+                    <a:blip r:embed="rId56"/>
+                    <a:stretch>
+                      <a:fillRect/>
+                    </a:stretch>
+                  </pic:blipFill>
+                  <pic:spPr>
+                    <a:xfrm>
+                      <a:off x="0" y="0"/>
                       <a:ext cx="5940425" cy="3032125"/>
                     </a:xfrm>
                     <a:prstGeom prst="rect">
@@ -15986,7 +14852,6 @@
         </w:rPr>
         <w:t xml:space="preserve">Задание на проверку влияния установленного уровня изоляции транзакций. Для выполнения задания потребуется открыть еще один терминал для работы с </w:t>
       </w:r>
-      <w:proofErr w:type="spellStart"/>
       <w:r>
         <w:rPr>
           <w:rFonts w:ascii="Times New Roman" w:hAnsi="Times New Roman" w:cs="Times New Roman"/>
@@ -15995,7 +14860,6 @@
         </w:rPr>
         <w:t>sql</w:t>
       </w:r>
-      <w:proofErr w:type="spellEnd"/>
       <w:r>
         <w:rPr>
           <w:rFonts w:ascii="Times New Roman" w:hAnsi="Times New Roman" w:cs="Times New Roman"/>
@@ -16412,30 +15276,14 @@
           <w:rFonts w:ascii="Times New Roman" w:hAnsi="Times New Roman" w:cs="Times New Roman"/>
           <w:sz w:val="28"/>
         </w:rPr>
-        <w:t xml:space="preserve">ращаются, т.к. были еще не </w:t>
-      </w:r>
-      <w:proofErr w:type="spellStart"/>
-      <w:r>
-        <w:rPr>
-          <w:rFonts w:ascii="Times New Roman" w:hAnsi="Times New Roman" w:cs="Times New Roman"/>
-          <w:sz w:val="28"/>
-        </w:rPr>
-        <w:t>заком</w:t>
-      </w:r>
-      <w:r>
-        <w:rPr>
-          <w:rFonts w:ascii="Times New Roman" w:hAnsi="Times New Roman" w:cs="Times New Roman"/>
-          <w:sz w:val="28"/>
-        </w:rPr>
-        <w:t>мичены</w:t>
-      </w:r>
-      <w:proofErr w:type="spellEnd"/>
-      <w:r>
-        <w:rPr>
-          <w:rFonts w:ascii="Times New Roman" w:hAnsi="Times New Roman" w:cs="Times New Roman"/>
-          <w:sz w:val="28"/>
-        </w:rPr>
-        <w:t xml:space="preserve"> в транзакции.</w:t>
+        <w:t>ращаются, т.к. были еще не заком</w:t>
+      </w:r>
+      <w:r>
+        <w:rPr>
+          <w:rFonts w:ascii="Times New Roman" w:hAnsi="Times New Roman" w:cs="Times New Roman"/>
+          <w:sz w:val="28"/>
+        </w:rPr>
+        <w:t>мичены в транзакции.</w:t>
       </w:r>
     </w:p>
     <w:p>
@@ -16475,7 +15323,7 @@
                     <pic:cNvPicPr/>
                   </pic:nvPicPr>
                   <pic:blipFill>
-                    <a:blip r:embed="rId56" cstate="print">
+                    <a:blip r:embed="rId57" cstate="print">
                       <a:extLst>
                         <a:ext uri="{28A0092B-C50C-407E-A947-70E740481C1C}">
                           <a14:useLocalDpi xmlns:a14="http://schemas.microsoft.com/office/drawing/2010/main" val="0"/>
@@ -20330,6 +19178,18 @@
       <w:szCs w:val="20"/>
     </w:rPr>
   </w:style>
+  <w:style w:type="character" w:styleId="UnresolvedMention">
+    <w:name w:val="Unresolved Mention"/>
+    <w:basedOn w:val="DefaultParagraphFont"/>
+    <w:uiPriority w:val="99"/>
+    <w:semiHidden/>
+    <w:unhideWhenUsed/>
+    <w:rsid w:val="00B113C4"/>
+    <w:rPr>
+      <w:color w:val="605E5C"/>
+      <w:shd w:val="clear" w:color="auto" w:fill="E1DFDD"/>
+    </w:rPr>
+  </w:style>
 </w:styles>
 </file>
 
